--- a/KAZA_MSME_Investment_Readiness_Assessment.docx
+++ b/KAZA_MSME_Investment_Readiness_Assessment.docx
@@ -171,7 +171,7 @@
             </w:rPr>
             <w:fldChar w:fldCharType="separate"/>
           </w:r>
-          <w:hyperlink w:anchor="__RefHeading___Toc2903_2470420549">
+          <w:hyperlink w:anchor="__RefHeading___Toc2930_616069264">
             <w:r>
               <w:rPr>
                 <w:rStyle w:val="IndexLink"/>
@@ -191,7 +191,7 @@
             </w:tabs>
             <w:rPr/>
           </w:pPr>
-          <w:hyperlink w:anchor="__RefHeading___Toc2905_2470420549">
+          <w:hyperlink w:anchor="__RefHeading___Toc2932_616069264">
             <w:r>
               <w:rPr>
                 <w:rStyle w:val="IndexLink"/>
@@ -211,7 +211,7 @@
             </w:tabs>
             <w:rPr/>
           </w:pPr>
-          <w:hyperlink w:anchor="__RefHeading___Toc2907_2470420549">
+          <w:hyperlink w:anchor="__RefHeading___Toc2934_616069264">
             <w:r>
               <w:rPr>
                 <w:rStyle w:val="IndexLink"/>
@@ -231,7 +231,7 @@
             </w:tabs>
             <w:rPr/>
           </w:pPr>
-          <w:hyperlink w:anchor="__RefHeading___Toc2909_2470420549">
+          <w:hyperlink w:anchor="__RefHeading___Toc2936_616069264">
             <w:r>
               <w:rPr>
                 <w:rStyle w:val="IndexLink"/>
@@ -251,7 +251,7 @@
             </w:tabs>
             <w:rPr/>
           </w:pPr>
-          <w:hyperlink w:anchor="__RefHeading___Toc2911_2470420549">
+          <w:hyperlink w:anchor="__RefHeading___Toc2938_616069264">
             <w:r>
               <w:rPr>
                 <w:rStyle w:val="IndexLink"/>
@@ -271,7 +271,7 @@
             </w:tabs>
             <w:rPr/>
           </w:pPr>
-          <w:hyperlink w:anchor="__RefHeading___Toc2913_2470420549">
+          <w:hyperlink w:anchor="__RefHeading___Toc2940_616069264">
             <w:r>
               <w:rPr>
                 <w:rStyle w:val="IndexLink"/>
@@ -291,7 +291,7 @@
             </w:tabs>
             <w:rPr/>
           </w:pPr>
-          <w:hyperlink w:anchor="__RefHeading___Toc2915_2470420549">
+          <w:hyperlink w:anchor="__RefHeading___Toc2942_616069264">
             <w:r>
               <w:rPr>
                 <w:rStyle w:val="IndexLink"/>
@@ -311,7 +311,7 @@
             </w:tabs>
             <w:rPr/>
           </w:pPr>
-          <w:hyperlink w:anchor="__RefHeading___Toc2917_2470420549">
+          <w:hyperlink w:anchor="__RefHeading___Toc2944_616069264">
             <w:r>
               <w:rPr>
                 <w:rStyle w:val="IndexLink"/>
@@ -331,7 +331,7 @@
             </w:tabs>
             <w:rPr/>
           </w:pPr>
-          <w:hyperlink w:anchor="__RefHeading___Toc2919_2470420549">
+          <w:hyperlink w:anchor="__RefHeading___Toc2946_616069264">
             <w:r>
               <w:rPr>
                 <w:rStyle w:val="IndexLink"/>
@@ -351,7 +351,7 @@
             </w:tabs>
             <w:rPr/>
           </w:pPr>
-          <w:hyperlink w:anchor="__RefHeading___Toc2921_2470420549">
+          <w:hyperlink w:anchor="__RefHeading___Toc2948_616069264">
             <w:r>
               <w:rPr>
                 <w:rStyle w:val="IndexLink"/>
@@ -371,7 +371,7 @@
             </w:tabs>
             <w:rPr/>
           </w:pPr>
-          <w:hyperlink w:anchor="__RefHeading___Toc2923_2470420549">
+          <w:hyperlink w:anchor="__RefHeading___Toc2950_616069264">
             <w:r>
               <w:rPr>
                 <w:rStyle w:val="IndexLink"/>
@@ -391,7 +391,7 @@
             </w:tabs>
             <w:rPr/>
           </w:pPr>
-          <w:hyperlink w:anchor="__RefHeading___Toc2925_2470420549">
+          <w:hyperlink w:anchor="__RefHeading___Toc2952_616069264">
             <w:r>
               <w:rPr>
                 <w:rStyle w:val="IndexLink"/>
@@ -411,7 +411,7 @@
             </w:tabs>
             <w:rPr/>
           </w:pPr>
-          <w:hyperlink w:anchor="__RefHeading___Toc2927_2470420549">
+          <w:hyperlink w:anchor="__RefHeading___Toc2954_616069264">
             <w:r>
               <w:rPr>
                 <w:rStyle w:val="IndexLink"/>
@@ -431,7 +431,7 @@
             </w:tabs>
             <w:rPr/>
           </w:pPr>
-          <w:hyperlink w:anchor="__RefHeading___Toc2929_2470420549">
+          <w:hyperlink w:anchor="__RefHeading___Toc2956_616069264">
             <w:r>
               <w:rPr>
                 <w:rStyle w:val="IndexLink"/>
@@ -451,7 +451,7 @@
             </w:tabs>
             <w:rPr/>
           </w:pPr>
-          <w:hyperlink w:anchor="__RefHeading___Toc2931_2470420549">
+          <w:hyperlink w:anchor="__RefHeading___Toc2958_616069264">
             <w:r>
               <w:rPr>
                 <w:rStyle w:val="IndexLink"/>
@@ -471,7 +471,7 @@
             </w:tabs>
             <w:rPr/>
           </w:pPr>
-          <w:hyperlink w:anchor="__RefHeading___Toc2933_2470420549">
+          <w:hyperlink w:anchor="__RefHeading___Toc2960_616069264">
             <w:r>
               <w:rPr>
                 <w:rStyle w:val="IndexLink"/>
@@ -491,7 +491,7 @@
             </w:tabs>
             <w:rPr/>
           </w:pPr>
-          <w:hyperlink w:anchor="__RefHeading___Toc2935_2470420549">
+          <w:hyperlink w:anchor="__RefHeading___Toc2962_616069264">
             <w:r>
               <w:rPr>
                 <w:rStyle w:val="IndexLink"/>
@@ -511,7 +511,7 @@
             </w:tabs>
             <w:rPr/>
           </w:pPr>
-          <w:hyperlink w:anchor="__RefHeading___Toc2937_2470420549">
+          <w:hyperlink w:anchor="__RefHeading___Toc2964_616069264">
             <w:r>
               <w:rPr>
                 <w:rStyle w:val="IndexLink"/>
@@ -531,7 +531,7 @@
             </w:tabs>
             <w:rPr/>
           </w:pPr>
-          <w:hyperlink w:anchor="__RefHeading___Toc2939_2470420549">
+          <w:hyperlink w:anchor="__RefHeading___Toc2966_616069264">
             <w:r>
               <w:rPr>
                 <w:rStyle w:val="IndexLink"/>
@@ -551,7 +551,7 @@
             </w:tabs>
             <w:rPr/>
           </w:pPr>
-          <w:hyperlink w:anchor="__RefHeading___Toc2941_2470420549">
+          <w:hyperlink w:anchor="__RefHeading___Toc2968_616069264">
             <w:r>
               <w:rPr>
                 <w:rStyle w:val="IndexLink"/>
@@ -571,7 +571,7 @@
             </w:tabs>
             <w:rPr/>
           </w:pPr>
-          <w:hyperlink w:anchor="__RefHeading___Toc2943_2470420549">
+          <w:hyperlink w:anchor="__RefHeading___Toc2970_616069264">
             <w:r>
               <w:rPr>
                 <w:rStyle w:val="IndexLink"/>
@@ -591,7 +591,7 @@
             </w:tabs>
             <w:rPr/>
           </w:pPr>
-          <w:hyperlink w:anchor="__RefHeading___Toc2945_2470420549">
+          <w:hyperlink w:anchor="__RefHeading___Toc2972_616069264">
             <w:r>
               <w:rPr>
                 <w:rStyle w:val="IndexLink"/>
@@ -611,7 +611,7 @@
             </w:tabs>
             <w:rPr/>
           </w:pPr>
-          <w:hyperlink w:anchor="__RefHeading___Toc2947_2470420549">
+          <w:hyperlink w:anchor="__RefHeading___Toc2974_616069264">
             <w:r>
               <w:rPr>
                 <w:rStyle w:val="IndexLink"/>
@@ -631,7 +631,7 @@
             </w:tabs>
             <w:rPr/>
           </w:pPr>
-          <w:hyperlink w:anchor="__RefHeading___Toc2949_2470420549">
+          <w:hyperlink w:anchor="__RefHeading___Toc2976_616069264">
             <w:r>
               <w:rPr>
                 <w:rStyle w:val="IndexLink"/>
@@ -651,7 +651,7 @@
             </w:tabs>
             <w:rPr/>
           </w:pPr>
-          <w:hyperlink w:anchor="__RefHeading___Toc2951_2470420549">
+          <w:hyperlink w:anchor="__RefHeading___Toc2978_616069264">
             <w:r>
               <w:rPr>
                 <w:rStyle w:val="IndexLink"/>
@@ -671,7 +671,7 @@
             </w:tabs>
             <w:rPr/>
           </w:pPr>
-          <w:hyperlink w:anchor="__RefHeading___Toc2953_2470420549">
+          <w:hyperlink w:anchor="__RefHeading___Toc2980_616069264">
             <w:r>
               <w:rPr>
                 <w:rStyle w:val="IndexLink"/>
@@ -691,7 +691,7 @@
             </w:tabs>
             <w:rPr/>
           </w:pPr>
-          <w:hyperlink w:anchor="__RefHeading___Toc2955_2470420549">
+          <w:hyperlink w:anchor="__RefHeading___Toc2982_616069264">
             <w:r>
               <w:rPr>
                 <w:rStyle w:val="IndexLink"/>
@@ -711,7 +711,7 @@
             </w:tabs>
             <w:rPr/>
           </w:pPr>
-          <w:hyperlink w:anchor="__RefHeading___Toc2957_2470420549">
+          <w:hyperlink w:anchor="__RefHeading___Toc2984_616069264">
             <w:r>
               <w:rPr>
                 <w:rStyle w:val="IndexLink"/>
@@ -731,7 +731,7 @@
             </w:tabs>
             <w:rPr/>
           </w:pPr>
-          <w:hyperlink w:anchor="__RefHeading___Toc2959_2470420549">
+          <w:hyperlink w:anchor="__RefHeading___Toc2986_616069264">
             <w:r>
               <w:rPr>
                 <w:rStyle w:val="IndexLink"/>
@@ -751,7 +751,7 @@
             </w:tabs>
             <w:rPr/>
           </w:pPr>
-          <w:hyperlink w:anchor="__RefHeading___Toc2961_2470420549">
+          <w:hyperlink w:anchor="__RefHeading___Toc2988_616069264">
             <w:r>
               <w:rPr>
                 <w:rStyle w:val="IndexLink"/>
@@ -771,7 +771,7 @@
             </w:tabs>
             <w:rPr/>
           </w:pPr>
-          <w:hyperlink w:anchor="__RefHeading___Toc2963_2470420549">
+          <w:hyperlink w:anchor="__RefHeading___Toc2990_616069264">
             <w:r>
               <w:rPr>
                 <w:rStyle w:val="IndexLink"/>
@@ -791,7 +791,7 @@
             </w:tabs>
             <w:rPr/>
           </w:pPr>
-          <w:hyperlink w:anchor="__RefHeading___Toc2965_2470420549">
+          <w:hyperlink w:anchor="__RefHeading___Toc2992_616069264">
             <w:r>
               <w:rPr>
                 <w:rStyle w:val="IndexLink"/>
@@ -811,7 +811,7 @@
             </w:tabs>
             <w:rPr/>
           </w:pPr>
-          <w:hyperlink w:anchor="__RefHeading___Toc2967_2470420549">
+          <w:hyperlink w:anchor="__RefHeading___Toc2994_616069264">
             <w:r>
               <w:rPr>
                 <w:rStyle w:val="IndexLink"/>
@@ -831,7 +831,7 @@
             </w:tabs>
             <w:rPr/>
           </w:pPr>
-          <w:hyperlink w:anchor="__RefHeading___Toc2969_2470420549">
+          <w:hyperlink w:anchor="__RefHeading___Toc2996_616069264">
             <w:r>
               <w:rPr>
                 <w:rStyle w:val="IndexLink"/>
@@ -851,7 +851,7 @@
             </w:tabs>
             <w:rPr/>
           </w:pPr>
-          <w:hyperlink w:anchor="__RefHeading___Toc2971_2470420549">
+          <w:hyperlink w:anchor="__RefHeading___Toc2998_616069264">
             <w:r>
               <w:rPr>
                 <w:rStyle w:val="IndexLink"/>
@@ -871,7 +871,7 @@
             </w:tabs>
             <w:rPr/>
           </w:pPr>
-          <w:hyperlink w:anchor="__RefHeading___Toc2973_2470420549">
+          <w:hyperlink w:anchor="__RefHeading___Toc3000_616069264">
             <w:r>
               <w:rPr>
                 <w:rStyle w:val="IndexLink"/>
@@ -891,7 +891,7 @@
             </w:tabs>
             <w:rPr/>
           </w:pPr>
-          <w:hyperlink w:anchor="__RefHeading___Toc2975_2470420549">
+          <w:hyperlink w:anchor="__RefHeading___Toc3002_616069264">
             <w:r>
               <w:rPr>
                 <w:rStyle w:val="IndexLink"/>
@@ -911,7 +911,7 @@
             </w:tabs>
             <w:rPr/>
           </w:pPr>
-          <w:hyperlink w:anchor="__RefHeading___Toc2977_2470420549">
+          <w:hyperlink w:anchor="__RefHeading___Toc3004_616069264">
             <w:r>
               <w:rPr>
                 <w:rStyle w:val="IndexLink"/>
@@ -931,7 +931,7 @@
             </w:tabs>
             <w:rPr/>
           </w:pPr>
-          <w:hyperlink w:anchor="__RefHeading___Toc2979_2470420549">
+          <w:hyperlink w:anchor="__RefHeading___Toc3006_616069264">
             <w:r>
               <w:rPr>
                 <w:rStyle w:val="IndexLink"/>
@@ -951,7 +951,7 @@
             </w:tabs>
             <w:rPr/>
           </w:pPr>
-          <w:hyperlink w:anchor="__RefHeading___Toc2981_2470420549">
+          <w:hyperlink w:anchor="__RefHeading___Toc3008_616069264">
             <w:r>
               <w:rPr>
                 <w:rStyle w:val="IndexLink"/>
@@ -971,7 +971,7 @@
             </w:tabs>
             <w:rPr/>
           </w:pPr>
-          <w:hyperlink w:anchor="__RefHeading___Toc2983_2470420549">
+          <w:hyperlink w:anchor="__RefHeading___Toc3010_616069264">
             <w:r>
               <w:rPr>
                 <w:rStyle w:val="IndexLink"/>
@@ -991,7 +991,7 @@
             </w:tabs>
             <w:rPr/>
           </w:pPr>
-          <w:hyperlink w:anchor="__RefHeading___Toc2985_2470420549">
+          <w:hyperlink w:anchor="__RefHeading___Toc3012_616069264">
             <w:r>
               <w:rPr>
                 <w:rStyle w:val="IndexLink"/>
@@ -1011,7 +1011,7 @@
             </w:tabs>
             <w:rPr/>
           </w:pPr>
-          <w:hyperlink w:anchor="__RefHeading___Toc2987_2470420549">
+          <w:hyperlink w:anchor="__RefHeading___Toc3014_616069264">
             <w:r>
               <w:rPr>
                 <w:rStyle w:val="IndexLink"/>
@@ -1031,7 +1031,7 @@
             </w:tabs>
             <w:rPr/>
           </w:pPr>
-          <w:hyperlink w:anchor="__RefHeading___Toc2989_2470420549">
+          <w:hyperlink w:anchor="__RefHeading___Toc3016_616069264">
             <w:r>
               <w:rPr>
                 <w:rStyle w:val="IndexLink"/>
@@ -1051,7 +1051,7 @@
             </w:tabs>
             <w:rPr/>
           </w:pPr>
-          <w:hyperlink w:anchor="__RefHeading___Toc2991_2470420549">
+          <w:hyperlink w:anchor="__RefHeading___Toc3018_616069264">
             <w:r>
               <w:rPr>
                 <w:rStyle w:val="IndexLink"/>
@@ -1071,7 +1071,7 @@
             </w:tabs>
             <w:rPr/>
           </w:pPr>
-          <w:hyperlink w:anchor="__RefHeading___Toc2993_2470420549">
+          <w:hyperlink w:anchor="__RefHeading___Toc3020_616069264">
             <w:r>
               <w:rPr>
                 <w:rStyle w:val="IndexLink"/>
@@ -1091,7 +1091,7 @@
             </w:tabs>
             <w:rPr/>
           </w:pPr>
-          <w:hyperlink w:anchor="__RefHeading___Toc2995_2470420549">
+          <w:hyperlink w:anchor="__RefHeading___Toc3022_616069264">
             <w:r>
               <w:rPr>
                 <w:rStyle w:val="IndexLink"/>
@@ -1111,7 +1111,7 @@
             </w:tabs>
             <w:rPr/>
           </w:pPr>
-          <w:hyperlink w:anchor="__RefHeading___Toc2997_2470420549">
+          <w:hyperlink w:anchor="__RefHeading___Toc3024_616069264">
             <w:r>
               <w:rPr>
                 <w:rStyle w:val="IndexLink"/>
@@ -1131,7 +1131,7 @@
             </w:tabs>
             <w:rPr/>
           </w:pPr>
-          <w:hyperlink w:anchor="__RefHeading___Toc2999_2470420549">
+          <w:hyperlink w:anchor="__RefHeading___Toc3026_616069264">
             <w:r>
               <w:rPr>
                 <w:rStyle w:val="IndexLink"/>
@@ -4512,7 +4512,7 @@
       <w:r>
         <w:br w:type="page"/>
       </w:r>
-      <w:bookmarkStart w:id="0" w:name="__RefHeading___Toc2903_2470420549"/>
+      <w:bookmarkStart w:id="0" w:name="__RefHeading___Toc2930_616069264"/>
       <w:bookmarkEnd w:id="0"/>
       <w:r>
         <w:rPr/>
@@ -4828,7 +4828,7 @@
         <w:spacing w:before="0" w:after="240"/>
         <w:rPr/>
       </w:pPr>
-      <w:bookmarkStart w:id="1" w:name="__RefHeading___Toc2905_2470420549"/>
+      <w:bookmarkStart w:id="1" w:name="__RefHeading___Toc2932_616069264"/>
       <w:bookmarkEnd w:id="1"/>
       <w:r>
         <w:rPr/>
@@ -4840,7 +4840,7 @@
         <w:pStyle w:val="Heading2"/>
         <w:rPr/>
       </w:pPr>
-      <w:bookmarkStart w:id="2" w:name="__RefHeading___Toc2907_2470420549"/>
+      <w:bookmarkStart w:id="2" w:name="__RefHeading___Toc2934_616069264"/>
       <w:bookmarkEnd w:id="2"/>
       <w:r>
         <w:rPr/>
@@ -4968,7 +4968,7 @@
         <w:pStyle w:val="Heading2"/>
         <w:rPr/>
       </w:pPr>
-      <w:bookmarkStart w:id="3" w:name="__RefHeading___Toc2909_2470420549"/>
+      <w:bookmarkStart w:id="3" w:name="__RefHeading___Toc2936_616069264"/>
       <w:bookmarkEnd w:id="3"/>
       <w:r>
         <w:rPr/>
@@ -5470,7 +5470,7 @@
         <w:pStyle w:val="Heading2"/>
         <w:rPr/>
       </w:pPr>
-      <w:bookmarkStart w:id="4" w:name="__RefHeading___Toc2911_2470420549"/>
+      <w:bookmarkStart w:id="4" w:name="__RefHeading___Toc2938_616069264"/>
       <w:bookmarkEnd w:id="4"/>
       <w:r>
         <w:rPr/>
@@ -6420,7 +6420,7 @@
         <w:pStyle w:val="Heading2"/>
         <w:rPr/>
       </w:pPr>
-      <w:bookmarkStart w:id="5" w:name="__RefHeading___Toc2913_2470420549"/>
+      <w:bookmarkStart w:id="5" w:name="__RefHeading___Toc2940_616069264"/>
       <w:bookmarkEnd w:id="5"/>
       <w:r>
         <w:rPr/>
@@ -6541,7 +6541,7 @@
         <w:spacing w:before="0" w:after="240"/>
         <w:rPr/>
       </w:pPr>
-      <w:bookmarkStart w:id="6" w:name="__RefHeading___Toc2915_2470420549"/>
+      <w:bookmarkStart w:id="6" w:name="__RefHeading___Toc2942_616069264"/>
       <w:bookmarkEnd w:id="6"/>
       <w:r>
         <w:rPr/>
@@ -6553,7 +6553,7 @@
         <w:pStyle w:val="Heading2"/>
         <w:rPr/>
       </w:pPr>
-      <w:bookmarkStart w:id="7" w:name="__RefHeading___Toc2917_2470420549"/>
+      <w:bookmarkStart w:id="7" w:name="__RefHeading___Toc2944_616069264"/>
       <w:bookmarkEnd w:id="7"/>
       <w:r>
         <w:rPr/>
@@ -6815,7 +6815,7 @@
         <w:pStyle w:val="Heading2"/>
         <w:rPr/>
       </w:pPr>
-      <w:bookmarkStart w:id="8" w:name="__RefHeading___Toc2919_2470420549"/>
+      <w:bookmarkStart w:id="8" w:name="__RefHeading___Toc2946_616069264"/>
       <w:bookmarkEnd w:id="8"/>
       <w:r>
         <w:rPr/>
@@ -7401,7 +7401,7 @@
         <w:spacing w:before="0" w:after="240"/>
         <w:rPr/>
       </w:pPr>
-      <w:bookmarkStart w:id="9" w:name="__RefHeading___Toc2921_2470420549"/>
+      <w:bookmarkStart w:id="9" w:name="__RefHeading___Toc2948_616069264"/>
       <w:bookmarkEnd w:id="9"/>
       <w:r>
         <w:rPr/>
@@ -7413,7 +7413,7 @@
         <w:pStyle w:val="Heading2"/>
         <w:rPr/>
       </w:pPr>
-      <w:bookmarkStart w:id="10" w:name="__RefHeading___Toc2923_2470420549"/>
+      <w:bookmarkStart w:id="10" w:name="__RefHeading___Toc2950_616069264"/>
       <w:bookmarkEnd w:id="10"/>
       <w:r>
         <w:rPr/>
@@ -7541,7 +7541,7 @@
         <w:pStyle w:val="Heading2"/>
         <w:rPr/>
       </w:pPr>
-      <w:bookmarkStart w:id="11" w:name="__RefHeading___Toc2925_2470420549"/>
+      <w:bookmarkStart w:id="11" w:name="__RefHeading___Toc2952_616069264"/>
       <w:bookmarkEnd w:id="11"/>
       <w:r>
         <w:rPr/>
@@ -7722,7 +7722,7 @@
         <w:spacing w:before="0" w:after="240"/>
         <w:rPr/>
       </w:pPr>
-      <w:bookmarkStart w:id="12" w:name="__RefHeading___Toc2927_2470420549"/>
+      <w:bookmarkStart w:id="12" w:name="__RefHeading___Toc2954_616069264"/>
       <w:bookmarkEnd w:id="12"/>
       <w:r>
         <w:rPr/>
@@ -7734,7 +7734,7 @@
         <w:pStyle w:val="Heading2"/>
         <w:rPr/>
       </w:pPr>
-      <w:bookmarkStart w:id="13" w:name="__RefHeading___Toc2929_2470420549"/>
+      <w:bookmarkStart w:id="13" w:name="__RefHeading___Toc2956_616069264"/>
       <w:bookmarkEnd w:id="13"/>
       <w:r>
         <w:rPr/>
@@ -7862,7 +7862,7 @@
         <w:pStyle w:val="Heading2"/>
         <w:rPr/>
       </w:pPr>
-      <w:bookmarkStart w:id="14" w:name="__RefHeading___Toc2931_2470420549"/>
+      <w:bookmarkStart w:id="14" w:name="__RefHeading___Toc2958_616069264"/>
       <w:bookmarkEnd w:id="14"/>
       <w:r>
         <w:rPr/>
@@ -7941,7 +7941,7 @@
         <w:pStyle w:val="Heading2"/>
         <w:rPr/>
       </w:pPr>
-      <w:bookmarkStart w:id="15" w:name="__RefHeading___Toc2933_2470420549"/>
+      <w:bookmarkStart w:id="15" w:name="__RefHeading___Toc2960_616069264"/>
       <w:bookmarkEnd w:id="15"/>
       <w:r>
         <w:rPr/>
@@ -8070,7 +8070,7 @@
         <w:pStyle w:val="Heading2"/>
         <w:rPr/>
       </w:pPr>
-      <w:bookmarkStart w:id="16" w:name="__RefHeading___Toc2935_2470420549"/>
+      <w:bookmarkStart w:id="16" w:name="__RefHeading___Toc2962_616069264"/>
       <w:bookmarkEnd w:id="16"/>
       <w:r>
         <w:rPr/>
@@ -10035,7 +10035,7 @@
         <w:spacing w:before="0" w:after="240"/>
         <w:rPr/>
       </w:pPr>
-      <w:bookmarkStart w:id="17" w:name="__RefHeading___Toc2937_2470420549"/>
+      <w:bookmarkStart w:id="17" w:name="__RefHeading___Toc2964_616069264"/>
       <w:bookmarkEnd w:id="17"/>
       <w:r>
         <w:rPr/>
@@ -10047,7 +10047,7 @@
         <w:pStyle w:val="Heading2"/>
         <w:rPr/>
       </w:pPr>
-      <w:bookmarkStart w:id="18" w:name="__RefHeading___Toc2939_2470420549"/>
+      <w:bookmarkStart w:id="18" w:name="__RefHeading___Toc2966_616069264"/>
       <w:bookmarkEnd w:id="18"/>
       <w:r>
         <w:rPr/>
@@ -10070,7 +10070,7 @@
         <w:pStyle w:val="Heading2"/>
         <w:rPr/>
       </w:pPr>
-      <w:bookmarkStart w:id="19" w:name="__RefHeading___Toc2941_2470420549"/>
+      <w:bookmarkStart w:id="19" w:name="__RefHeading___Toc2968_616069264"/>
       <w:bookmarkEnd w:id="19"/>
       <w:r>
         <w:rPr/>
@@ -10227,7 +10227,7 @@
         <w:pStyle w:val="Heading2"/>
         <w:rPr/>
       </w:pPr>
-      <w:bookmarkStart w:id="20" w:name="__RefHeading___Toc2943_2470420549"/>
+      <w:bookmarkStart w:id="20" w:name="__RefHeading___Toc2970_616069264"/>
       <w:bookmarkEnd w:id="20"/>
       <w:r>
         <w:rPr/>
@@ -10344,7 +10344,7 @@
         <w:pStyle w:val="Heading2"/>
         <w:rPr/>
       </w:pPr>
-      <w:bookmarkStart w:id="21" w:name="__RefHeading___Toc2945_2470420549"/>
+      <w:bookmarkStart w:id="21" w:name="__RefHeading___Toc2972_616069264"/>
       <w:bookmarkEnd w:id="21"/>
       <w:r>
         <w:rPr/>
@@ -11229,7 +11229,7 @@
         <w:spacing w:before="0" w:after="240"/>
         <w:rPr/>
       </w:pPr>
-      <w:bookmarkStart w:id="22" w:name="__RefHeading___Toc2947_2470420549"/>
+      <w:bookmarkStart w:id="22" w:name="__RefHeading___Toc2974_616069264"/>
       <w:bookmarkEnd w:id="22"/>
       <w:r>
         <w:rPr/>
@@ -11252,7 +11252,7 @@
         <w:pStyle w:val="Heading2"/>
         <w:rPr/>
       </w:pPr>
-      <w:bookmarkStart w:id="23" w:name="__RefHeading___Toc2949_2470420549"/>
+      <w:bookmarkStart w:id="23" w:name="__RefHeading___Toc2976_616069264"/>
       <w:bookmarkEnd w:id="23"/>
       <w:r>
         <w:rPr/>
@@ -12482,7 +12482,7 @@
         <w:pStyle w:val="Heading2"/>
         <w:rPr/>
       </w:pPr>
-      <w:bookmarkStart w:id="24" w:name="__RefHeading___Toc2951_2470420549"/>
+      <w:bookmarkStart w:id="24" w:name="__RefHeading___Toc2978_616069264"/>
       <w:bookmarkEnd w:id="24"/>
       <w:r>
         <w:rPr/>
@@ -12652,7 +12652,7 @@
         <w:pStyle w:val="Heading2"/>
         <w:rPr/>
       </w:pPr>
-      <w:bookmarkStart w:id="25" w:name="__RefHeading___Toc2953_2470420549"/>
+      <w:bookmarkStart w:id="25" w:name="__RefHeading___Toc2980_616069264"/>
       <w:bookmarkEnd w:id="25"/>
       <w:r>
         <w:rPr/>
@@ -13623,7 +13623,7 @@
         <w:spacing w:before="0" w:after="240"/>
         <w:rPr/>
       </w:pPr>
-      <w:bookmarkStart w:id="26" w:name="__RefHeading___Toc2955_2470420549"/>
+      <w:bookmarkStart w:id="26" w:name="__RefHeading___Toc2982_616069264"/>
       <w:bookmarkEnd w:id="26"/>
       <w:r>
         <w:rPr/>
@@ -13646,7 +13646,7 @@
         <w:pStyle w:val="Heading2"/>
         <w:rPr/>
       </w:pPr>
-      <w:bookmarkStart w:id="27" w:name="__RefHeading___Toc2957_2470420549"/>
+      <w:bookmarkStart w:id="27" w:name="__RefHeading___Toc2984_616069264"/>
       <w:bookmarkEnd w:id="27"/>
       <w:r>
         <w:rPr/>
@@ -16581,7 +16581,7 @@
         <w:pStyle w:val="Heading2"/>
         <w:rPr/>
       </w:pPr>
-      <w:bookmarkStart w:id="28" w:name="__RefHeading___Toc2959_2470420549"/>
+      <w:bookmarkStart w:id="28" w:name="__RefHeading___Toc2986_616069264"/>
       <w:bookmarkEnd w:id="28"/>
       <w:r>
         <w:rPr/>
@@ -16825,7 +16825,7 @@
         <w:pStyle w:val="Heading2"/>
         <w:rPr/>
       </w:pPr>
-      <w:bookmarkStart w:id="29" w:name="__RefHeading___Toc2961_2470420549"/>
+      <w:bookmarkStart w:id="29" w:name="__RefHeading___Toc2988_616069264"/>
       <w:bookmarkEnd w:id="29"/>
       <w:r>
         <w:rPr/>
@@ -18275,7 +18275,7 @@
         <w:pStyle w:val="Heading2"/>
         <w:rPr/>
       </w:pPr>
-      <w:bookmarkStart w:id="30" w:name="__RefHeading___Toc2963_2470420549"/>
+      <w:bookmarkStart w:id="30" w:name="__RefHeading___Toc2990_616069264"/>
       <w:bookmarkEnd w:id="30"/>
       <w:r>
         <w:rPr/>
@@ -18361,7 +18361,7 @@
         <w:spacing w:before="0" w:after="240"/>
         <w:rPr/>
       </w:pPr>
-      <w:bookmarkStart w:id="31" w:name="__RefHeading___Toc2965_2470420549"/>
+      <w:bookmarkStart w:id="31" w:name="__RefHeading___Toc2992_616069264"/>
       <w:bookmarkEnd w:id="31"/>
       <w:r>
         <w:rPr/>
@@ -18373,7 +18373,7 @@
         <w:pStyle w:val="Heading2"/>
         <w:rPr/>
       </w:pPr>
-      <w:bookmarkStart w:id="32" w:name="__RefHeading___Toc2967_2470420549"/>
+      <w:bookmarkStart w:id="32" w:name="__RefHeading___Toc2994_616069264"/>
       <w:bookmarkEnd w:id="32"/>
       <w:r>
         <w:rPr/>
@@ -19338,7 +19338,7 @@
         <w:pStyle w:val="Heading2"/>
         <w:rPr/>
       </w:pPr>
-      <w:bookmarkStart w:id="33" w:name="__RefHeading___Toc2969_2470420549"/>
+      <w:bookmarkStart w:id="33" w:name="__RefHeading___Toc2996_616069264"/>
       <w:bookmarkEnd w:id="33"/>
       <w:r>
         <w:rPr/>
@@ -20368,7 +20368,7 @@
         <w:pStyle w:val="Heading2"/>
         <w:rPr/>
       </w:pPr>
-      <w:bookmarkStart w:id="34" w:name="__RefHeading___Toc2971_2470420549"/>
+      <w:bookmarkStart w:id="34" w:name="__RefHeading___Toc2998_616069264"/>
       <w:bookmarkEnd w:id="34"/>
       <w:r>
         <w:rPr/>
@@ -21297,7 +21297,7 @@
         <w:spacing w:before="0" w:after="240"/>
         <w:rPr/>
       </w:pPr>
-      <w:bookmarkStart w:id="35" w:name="__RefHeading___Toc2973_2470420549"/>
+      <w:bookmarkStart w:id="35" w:name="__RefHeading___Toc3000_616069264"/>
       <w:bookmarkEnd w:id="35"/>
       <w:r>
         <w:rPr/>
@@ -21312,7 +21312,7 @@
       </w:pPr>
       <w:r>
         <w:rPr/>
-        <w:t>The evidence contains few enterprise cases, and most rest on single interviews. The models below show investment potential and are relevant to women or youth. Where the evidence does not state who leads the enterprise, the table says so.</w:t>
+        <w:t>The evidence contains few enterprise cases, and most rest on single interviews. The models below show investment potential and are relevant to women or youth. The model type column classifies each case by organisational form, value chain and value chain node (Section 2.2). Where the evidence does not state who leads the enterprise, the table says so.</w:t>
       </w:r>
     </w:p>
     <w:p>
@@ -21356,10 +21356,11 @@
         </w:tblCellMar>
       </w:tblPr>
       <w:tblGrid>
-        <w:gridCol w:w="1899"/>
-        <w:gridCol w:w="2700"/>
-        <w:gridCol w:w="1801"/>
-        <w:gridCol w:w="2625"/>
+        <w:gridCol w:w="1600"/>
+        <w:gridCol w:w="1500"/>
+        <w:gridCol w:w="2400"/>
+        <w:gridCol w:w="1498"/>
+        <w:gridCol w:w="2028"/>
       </w:tblGrid>
       <w:tr>
         <w:trPr>
@@ -21367,7 +21368,7 @@
         </w:trPr>
         <w:tc>
           <w:tcPr>
-            <w:tcW w:w="1899" w:type="dxa"/>
+            <w:tcW w:w="1600" w:type="dxa"/>
             <w:tcBorders>
               <w:top w:val="single" w:sz="4" w:space="0" w:color="B7C4BB"/>
               <w:left w:val="single" w:sz="4" w:space="0" w:color="B7C4BB"/>
@@ -21396,7 +21397,7 @@
         </w:tc>
         <w:tc>
           <w:tcPr>
-            <w:tcW w:w="2700" w:type="dxa"/>
+            <w:tcW w:w="1500" w:type="dxa"/>
             <w:tcBorders>
               <w:top w:val="single" w:sz="4" w:space="0" w:color="B7C4BB"/>
               <w:left w:val="single" w:sz="4" w:space="0" w:color="B7C4BB"/>
@@ -21419,13 +21420,13 @@
                 <w:sz w:val="18"/>
                 <w:szCs w:val="18"/>
               </w:rPr>
-              <w:t>Evidence</w:t>
-            </w:r>
-          </w:p>
-        </w:tc>
-        <w:tc>
-          <w:tcPr>
-            <w:tcW w:w="1801" w:type="dxa"/>
+              <w:t>Model type</w:t>
+            </w:r>
+          </w:p>
+        </w:tc>
+        <w:tc>
+          <w:tcPr>
+            <w:tcW w:w="2400" w:type="dxa"/>
             <w:tcBorders>
               <w:top w:val="single" w:sz="4" w:space="0" w:color="B7C4BB"/>
               <w:left w:val="single" w:sz="4" w:space="0" w:color="B7C4BB"/>
@@ -21448,13 +21449,42 @@
                 <w:sz w:val="18"/>
                 <w:szCs w:val="18"/>
               </w:rPr>
+              <w:t>Evidence</w:t>
+            </w:r>
+          </w:p>
+        </w:tc>
+        <w:tc>
+          <w:tcPr>
+            <w:tcW w:w="1498" w:type="dxa"/>
+            <w:tcBorders>
+              <w:top w:val="single" w:sz="4" w:space="0" w:color="B7C4BB"/>
+              <w:left w:val="single" w:sz="4" w:space="0" w:color="B7C4BB"/>
+              <w:bottom w:val="single" w:sz="4" w:space="0" w:color="B7C4BB"/>
+              <w:right w:val="single" w:sz="4" w:space="0" w:color="B7C4BB"/>
+            </w:tcBorders>
+            <w:shd w:color="auto" w:fill="1F5135" w:val="clear"/>
+          </w:tcPr>
+          <w:p>
+            <w:pPr>
+              <w:pStyle w:val="Normal"/>
+              <w:spacing w:lineRule="exact" w:line="252" w:before="0" w:after="0"/>
+              <w:rPr/>
+            </w:pPr>
+            <w:r>
+              <w:rPr>
+                <w:b/>
+                <w:bCs/>
+                <w:color w:val="FFFFFF"/>
+                <w:sz w:val="18"/>
+                <w:szCs w:val="18"/>
+              </w:rPr>
               <w:t>Investment potential</w:t>
             </w:r>
           </w:p>
         </w:tc>
         <w:tc>
           <w:tcPr>
-            <w:tcW w:w="2625" w:type="dxa"/>
+            <w:tcW w:w="2028" w:type="dxa"/>
             <w:tcBorders>
               <w:top w:val="single" w:sz="4" w:space="0" w:color="B7C4BB"/>
               <w:left w:val="single" w:sz="4" w:space="0" w:color="B7C4BB"/>
@@ -21488,7 +21518,7 @@
         </w:trPr>
         <w:tc>
           <w:tcPr>
-            <w:tcW w:w="1899" w:type="dxa"/>
+            <w:tcW w:w="1600" w:type="dxa"/>
             <w:tcBorders>
               <w:top w:val="single" w:sz="4" w:space="0" w:color="B7C4BB"/>
               <w:left w:val="single" w:sz="4" w:space="0" w:color="B7C4BB"/>
@@ -21513,7 +21543,32 @@
         </w:tc>
         <w:tc>
           <w:tcPr>
-            <w:tcW w:w="2700" w:type="dxa"/>
+            <w:tcW w:w="1500" w:type="dxa"/>
+            <w:tcBorders>
+              <w:top w:val="single" w:sz="4" w:space="0" w:color="B7C4BB"/>
+              <w:left w:val="single" w:sz="4" w:space="0" w:color="B7C4BB"/>
+              <w:bottom w:val="single" w:sz="4" w:space="0" w:color="B7C4BB"/>
+              <w:right w:val="single" w:sz="4" w:space="0" w:color="B7C4BB"/>
+            </w:tcBorders>
+          </w:tcPr>
+          <w:p>
+            <w:pPr>
+              <w:pStyle w:val="Normal"/>
+              <w:spacing w:lineRule="exact" w:line="252" w:before="0" w:after="0"/>
+              <w:rPr/>
+            </w:pPr>
+            <w:r>
+              <w:rPr>
+                <w:sz w:val="18"/>
+                <w:szCs w:val="18"/>
+              </w:rPr>
+              <w:t>Women-led producer and processing cooperative (nature-positive products; node B)</w:t>
+            </w:r>
+          </w:p>
+        </w:tc>
+        <w:tc>
+          <w:tcPr>
+            <w:tcW w:w="2400" w:type="dxa"/>
             <w:tcBorders>
               <w:top w:val="single" w:sz="4" w:space="0" w:color="B7C4BB"/>
               <w:left w:val="single" w:sz="4" w:space="0" w:color="B7C4BB"/>
@@ -21538,7 +21593,7 @@
         </w:tc>
         <w:tc>
           <w:tcPr>
-            <w:tcW w:w="1801" w:type="dxa"/>
+            <w:tcW w:w="1498" w:type="dxa"/>
             <w:tcBorders>
               <w:top w:val="single" w:sz="4" w:space="0" w:color="B7C4BB"/>
               <w:left w:val="single" w:sz="4" w:space="0" w:color="B7C4BB"/>
@@ -21563,7 +21618,7 @@
         </w:tc>
         <w:tc>
           <w:tcPr>
-            <w:tcW w:w="2625" w:type="dxa"/>
+            <w:tcW w:w="2028" w:type="dxa"/>
             <w:tcBorders>
               <w:top w:val="single" w:sz="4" w:space="0" w:color="B7C4BB"/>
               <w:left w:val="single" w:sz="4" w:space="0" w:color="B7C4BB"/>
@@ -21593,7 +21648,7 @@
         </w:trPr>
         <w:tc>
           <w:tcPr>
-            <w:tcW w:w="1899" w:type="dxa"/>
+            <w:tcW w:w="1600" w:type="dxa"/>
             <w:tcBorders>
               <w:top w:val="single" w:sz="4" w:space="0" w:color="B7C4BB"/>
               <w:left w:val="single" w:sz="4" w:space="0" w:color="B7C4BB"/>
@@ -21618,7 +21673,32 @@
         </w:tc>
         <w:tc>
           <w:tcPr>
-            <w:tcW w:w="2700" w:type="dxa"/>
+            <w:tcW w:w="1500" w:type="dxa"/>
+            <w:tcBorders>
+              <w:top w:val="single" w:sz="4" w:space="0" w:color="B7C4BB"/>
+              <w:left w:val="single" w:sz="4" w:space="0" w:color="B7C4BB"/>
+              <w:bottom w:val="single" w:sz="4" w:space="0" w:color="B7C4BB"/>
+              <w:right w:val="single" w:sz="4" w:space="0" w:color="B7C4BB"/>
+            </w:tcBorders>
+          </w:tcPr>
+          <w:p>
+            <w:pPr>
+              <w:pStyle w:val="Normal"/>
+              <w:spacing w:lineRule="exact" w:line="252" w:before="0" w:after="0"/>
+              <w:rPr/>
+            </w:pPr>
+            <w:r>
+              <w:rPr>
+                <w:sz w:val="18"/>
+                <w:szCs w:val="18"/>
+              </w:rPr>
+              <w:t>Artisan aggregation hub (crafts; node B)</w:t>
+            </w:r>
+          </w:p>
+        </w:tc>
+        <w:tc>
+          <w:tcPr>
+            <w:tcW w:w="2400" w:type="dxa"/>
             <w:tcBorders>
               <w:top w:val="single" w:sz="4" w:space="0" w:color="B7C4BB"/>
               <w:left w:val="single" w:sz="4" w:space="0" w:color="B7C4BB"/>
@@ -21643,7 +21723,7 @@
         </w:tc>
         <w:tc>
           <w:tcPr>
-            <w:tcW w:w="1801" w:type="dxa"/>
+            <w:tcW w:w="1498" w:type="dxa"/>
             <w:tcBorders>
               <w:top w:val="single" w:sz="4" w:space="0" w:color="B7C4BB"/>
               <w:left w:val="single" w:sz="4" w:space="0" w:color="B7C4BB"/>
@@ -21668,7 +21748,7 @@
         </w:tc>
         <w:tc>
           <w:tcPr>
-            <w:tcW w:w="2625" w:type="dxa"/>
+            <w:tcW w:w="2028" w:type="dxa"/>
             <w:tcBorders>
               <w:top w:val="single" w:sz="4" w:space="0" w:color="B7C4BB"/>
               <w:left w:val="single" w:sz="4" w:space="0" w:color="B7C4BB"/>
@@ -21698,7 +21778,7 @@
         </w:trPr>
         <w:tc>
           <w:tcPr>
-            <w:tcW w:w="1899" w:type="dxa"/>
+            <w:tcW w:w="1600" w:type="dxa"/>
             <w:tcBorders>
               <w:top w:val="single" w:sz="4" w:space="0" w:color="B7C4BB"/>
               <w:left w:val="single" w:sz="4" w:space="0" w:color="B7C4BB"/>
@@ -21723,7 +21803,32 @@
         </w:tc>
         <w:tc>
           <w:tcPr>
-            <w:tcW w:w="2700" w:type="dxa"/>
+            <w:tcW w:w="1500" w:type="dxa"/>
+            <w:tcBorders>
+              <w:top w:val="single" w:sz="4" w:space="0" w:color="B7C4BB"/>
+              <w:left w:val="single" w:sz="4" w:space="0" w:color="B7C4BB"/>
+              <w:bottom w:val="single" w:sz="4" w:space="0" w:color="B7C4BB"/>
+              <w:right w:val="single" w:sz="4" w:space="0" w:color="B7C4BB"/>
+            </w:tcBorders>
+          </w:tcPr>
+          <w:p>
+            <w:pPr>
+              <w:pStyle w:val="Normal"/>
+              <w:spacing w:lineRule="exact" w:line="252" w:before="0" w:after="0"/>
+              <w:rPr/>
+            </w:pPr>
+            <w:r>
+              <w:rPr>
+                <w:sz w:val="18"/>
+                <w:szCs w:val="18"/>
+              </w:rPr>
+              <w:t>Community conservation enterprise cluster (nature-positive products; nodes A-B)</w:t>
+            </w:r>
+          </w:p>
+        </w:tc>
+        <w:tc>
+          <w:tcPr>
+            <w:tcW w:w="2400" w:type="dxa"/>
             <w:tcBorders>
               <w:top w:val="single" w:sz="4" w:space="0" w:color="B7C4BB"/>
               <w:left w:val="single" w:sz="4" w:space="0" w:color="B7C4BB"/>
@@ -21748,7 +21853,7 @@
         </w:tc>
         <w:tc>
           <w:tcPr>
-            <w:tcW w:w="1801" w:type="dxa"/>
+            <w:tcW w:w="1498" w:type="dxa"/>
             <w:tcBorders>
               <w:top w:val="single" w:sz="4" w:space="0" w:color="B7C4BB"/>
               <w:left w:val="single" w:sz="4" w:space="0" w:color="B7C4BB"/>
@@ -21773,7 +21878,7 @@
         </w:tc>
         <w:tc>
           <w:tcPr>
-            <w:tcW w:w="2625" w:type="dxa"/>
+            <w:tcW w:w="2028" w:type="dxa"/>
             <w:tcBorders>
               <w:top w:val="single" w:sz="4" w:space="0" w:color="B7C4BB"/>
               <w:left w:val="single" w:sz="4" w:space="0" w:color="B7C4BB"/>
@@ -21803,7 +21908,7 @@
         </w:trPr>
         <w:tc>
           <w:tcPr>
-            <w:tcW w:w="1899" w:type="dxa"/>
+            <w:tcW w:w="1600" w:type="dxa"/>
             <w:tcBorders>
               <w:top w:val="single" w:sz="4" w:space="0" w:color="B7C4BB"/>
               <w:left w:val="single" w:sz="4" w:space="0" w:color="B7C4BB"/>
@@ -21828,7 +21933,32 @@
         </w:tc>
         <w:tc>
           <w:tcPr>
-            <w:tcW w:w="2700" w:type="dxa"/>
+            <w:tcW w:w="1500" w:type="dxa"/>
+            <w:tcBorders>
+              <w:top w:val="single" w:sz="4" w:space="0" w:color="B7C4BB"/>
+              <w:left w:val="single" w:sz="4" w:space="0" w:color="B7C4BB"/>
+              <w:bottom w:val="single" w:sz="4" w:space="0" w:color="B7C4BB"/>
+              <w:right w:val="single" w:sz="4" w:space="0" w:color="B7C4BB"/>
+            </w:tcBorders>
+          </w:tcPr>
+          <w:p>
+            <w:pPr>
+              <w:pStyle w:val="Normal"/>
+              <w:spacing w:lineRule="exact" w:line="252" w:before="0" w:after="0"/>
+              <w:rPr/>
+            </w:pPr>
+            <w:r>
+              <w:rPr>
+                <w:sz w:val="18"/>
+                <w:szCs w:val="18"/>
+              </w:rPr>
+              <w:t>Community-trust social enterprise (waste and circular economy; nodes B, E)</w:t>
+            </w:r>
+          </w:p>
+        </w:tc>
+        <w:tc>
+          <w:tcPr>
+            <w:tcW w:w="2400" w:type="dxa"/>
             <w:tcBorders>
               <w:top w:val="single" w:sz="4" w:space="0" w:color="B7C4BB"/>
               <w:left w:val="single" w:sz="4" w:space="0" w:color="B7C4BB"/>
@@ -21853,7 +21983,7 @@
         </w:tc>
         <w:tc>
           <w:tcPr>
-            <w:tcW w:w="1801" w:type="dxa"/>
+            <w:tcW w:w="1498" w:type="dxa"/>
             <w:tcBorders>
               <w:top w:val="single" w:sz="4" w:space="0" w:color="B7C4BB"/>
               <w:left w:val="single" w:sz="4" w:space="0" w:color="B7C4BB"/>
@@ -21878,7 +22008,7 @@
         </w:tc>
         <w:tc>
           <w:tcPr>
-            <w:tcW w:w="2625" w:type="dxa"/>
+            <w:tcW w:w="2028" w:type="dxa"/>
             <w:tcBorders>
               <w:top w:val="single" w:sz="4" w:space="0" w:color="B7C4BB"/>
               <w:left w:val="single" w:sz="4" w:space="0" w:color="B7C4BB"/>
@@ -21908,7 +22038,7 @@
         </w:trPr>
         <w:tc>
           <w:tcPr>
-            <w:tcW w:w="1899" w:type="dxa"/>
+            <w:tcW w:w="1600" w:type="dxa"/>
             <w:tcBorders>
               <w:top w:val="single" w:sz="4" w:space="0" w:color="B7C4BB"/>
               <w:left w:val="single" w:sz="4" w:space="0" w:color="B7C4BB"/>
@@ -21933,7 +22063,32 @@
         </w:tc>
         <w:tc>
           <w:tcPr>
-            <w:tcW w:w="2700" w:type="dxa"/>
+            <w:tcW w:w="1500" w:type="dxa"/>
+            <w:tcBorders>
+              <w:top w:val="single" w:sz="4" w:space="0" w:color="B7C4BB"/>
+              <w:left w:val="single" w:sz="4" w:space="0" w:color="B7C4BB"/>
+              <w:bottom w:val="single" w:sz="4" w:space="0" w:color="B7C4BB"/>
+              <w:right w:val="single" w:sz="4" w:space="0" w:color="B7C4BB"/>
+            </w:tcBorders>
+          </w:tcPr>
+          <w:p>
+            <w:pPr>
+              <w:pStyle w:val="Normal"/>
+              <w:spacing w:lineRule="exact" w:line="252" w:before="0" w:after="0"/>
+              <w:rPr/>
+            </w:pPr>
+            <w:r>
+              <w:rPr>
+                <w:sz w:val="18"/>
+                <w:szCs w:val="18"/>
+              </w:rPr>
+              <w:t>Conservancy-linked benefit-sharing enterprise (honey; nodes A, E)</w:t>
+            </w:r>
+          </w:p>
+        </w:tc>
+        <w:tc>
+          <w:tcPr>
+            <w:tcW w:w="2400" w:type="dxa"/>
             <w:tcBorders>
               <w:top w:val="single" w:sz="4" w:space="0" w:color="B7C4BB"/>
               <w:left w:val="single" w:sz="4" w:space="0" w:color="B7C4BB"/>
@@ -21958,7 +22113,7 @@
         </w:tc>
         <w:tc>
           <w:tcPr>
-            <w:tcW w:w="1801" w:type="dxa"/>
+            <w:tcW w:w="1498" w:type="dxa"/>
             <w:tcBorders>
               <w:top w:val="single" w:sz="4" w:space="0" w:color="B7C4BB"/>
               <w:left w:val="single" w:sz="4" w:space="0" w:color="B7C4BB"/>
@@ -21983,7 +22138,7 @@
         </w:tc>
         <w:tc>
           <w:tcPr>
-            <w:tcW w:w="2625" w:type="dxa"/>
+            <w:tcW w:w="2028" w:type="dxa"/>
             <w:tcBorders>
               <w:top w:val="single" w:sz="4" w:space="0" w:color="B7C4BB"/>
               <w:left w:val="single" w:sz="4" w:space="0" w:color="B7C4BB"/>
@@ -22013,7 +22168,7 @@
         </w:trPr>
         <w:tc>
           <w:tcPr>
-            <w:tcW w:w="1899" w:type="dxa"/>
+            <w:tcW w:w="1600" w:type="dxa"/>
             <w:tcBorders>
               <w:top w:val="single" w:sz="4" w:space="0" w:color="B7C4BB"/>
               <w:left w:val="single" w:sz="4" w:space="0" w:color="B7C4BB"/>
@@ -22038,7 +22193,32 @@
         </w:tc>
         <w:tc>
           <w:tcPr>
-            <w:tcW w:w="2700" w:type="dxa"/>
+            <w:tcW w:w="1500" w:type="dxa"/>
+            <w:tcBorders>
+              <w:top w:val="single" w:sz="4" w:space="0" w:color="B7C4BB"/>
+              <w:left w:val="single" w:sz="4" w:space="0" w:color="B7C4BB"/>
+              <w:bottom w:val="single" w:sz="4" w:space="0" w:color="B7C4BB"/>
+              <w:right w:val="single" w:sz="4" w:space="0" w:color="B7C4BB"/>
+            </w:tcBorders>
+          </w:tcPr>
+          <w:p>
+            <w:pPr>
+              <w:pStyle w:val="Normal"/>
+              <w:spacing w:lineRule="exact" w:line="252" w:before="0" w:after="0"/>
+              <w:rPr/>
+            </w:pPr>
+            <w:r>
+              <w:rPr>
+                <w:sz w:val="18"/>
+                <w:szCs w:val="18"/>
+              </w:rPr>
+              <w:t>Producer cooperative supplying anchors under contract (food; nodes A-C)</w:t>
+            </w:r>
+          </w:p>
+        </w:tc>
+        <w:tc>
+          <w:tcPr>
+            <w:tcW w:w="2400" w:type="dxa"/>
             <w:tcBorders>
               <w:top w:val="single" w:sz="4" w:space="0" w:color="B7C4BB"/>
               <w:left w:val="single" w:sz="4" w:space="0" w:color="B7C4BB"/>
@@ -22063,7 +22243,7 @@
         </w:tc>
         <w:tc>
           <w:tcPr>
-            <w:tcW w:w="1801" w:type="dxa"/>
+            <w:tcW w:w="1498" w:type="dxa"/>
             <w:tcBorders>
               <w:top w:val="single" w:sz="4" w:space="0" w:color="B7C4BB"/>
               <w:left w:val="single" w:sz="4" w:space="0" w:color="B7C4BB"/>
@@ -22088,7 +22268,7 @@
         </w:tc>
         <w:tc>
           <w:tcPr>
-            <w:tcW w:w="2625" w:type="dxa"/>
+            <w:tcW w:w="2028" w:type="dxa"/>
             <w:tcBorders>
               <w:top w:val="single" w:sz="4" w:space="0" w:color="B7C4BB"/>
               <w:left w:val="single" w:sz="4" w:space="0" w:color="B7C4BB"/>
@@ -22118,7 +22298,7 @@
         </w:trPr>
         <w:tc>
           <w:tcPr>
-            <w:tcW w:w="1899" w:type="dxa"/>
+            <w:tcW w:w="1600" w:type="dxa"/>
             <w:tcBorders>
               <w:top w:val="single" w:sz="4" w:space="0" w:color="B7C4BB"/>
               <w:left w:val="single" w:sz="4" w:space="0" w:color="B7C4BB"/>
@@ -22143,7 +22323,32 @@
         </w:tc>
         <w:tc>
           <w:tcPr>
-            <w:tcW w:w="2700" w:type="dxa"/>
+            <w:tcW w:w="1500" w:type="dxa"/>
+            <w:tcBorders>
+              <w:top w:val="single" w:sz="4" w:space="0" w:color="B7C4BB"/>
+              <w:left w:val="single" w:sz="4" w:space="0" w:color="B7C4BB"/>
+              <w:bottom w:val="single" w:sz="4" w:space="0" w:color="B7C4BB"/>
+              <w:right w:val="single" w:sz="4" w:space="0" w:color="B7C4BB"/>
+            </w:tcBorders>
+          </w:tcPr>
+          <w:p>
+            <w:pPr>
+              <w:pStyle w:val="Normal"/>
+              <w:spacing w:lineRule="exact" w:line="252" w:before="0" w:after="0"/>
+              <w:rPr/>
+            </w:pPr>
+            <w:r>
+              <w:rPr>
+                <w:sz w:val="18"/>
+                <w:szCs w:val="18"/>
+              </w:rPr>
+              <w:t>Anchor-led supplier development programme (several chains; node C)</w:t>
+            </w:r>
+          </w:p>
+        </w:tc>
+        <w:tc>
+          <w:tcPr>
+            <w:tcW w:w="2400" w:type="dxa"/>
             <w:tcBorders>
               <w:top w:val="single" w:sz="4" w:space="0" w:color="B7C4BB"/>
               <w:left w:val="single" w:sz="4" w:space="0" w:color="B7C4BB"/>
@@ -22168,7 +22373,7 @@
         </w:tc>
         <w:tc>
           <w:tcPr>
-            <w:tcW w:w="1801" w:type="dxa"/>
+            <w:tcW w:w="1498" w:type="dxa"/>
             <w:tcBorders>
               <w:top w:val="single" w:sz="4" w:space="0" w:color="B7C4BB"/>
               <w:left w:val="single" w:sz="4" w:space="0" w:color="B7C4BB"/>
@@ -22193,7 +22398,7 @@
         </w:tc>
         <w:tc>
           <w:tcPr>
-            <w:tcW w:w="2625" w:type="dxa"/>
+            <w:tcW w:w="2028" w:type="dxa"/>
             <w:tcBorders>
               <w:top w:val="single" w:sz="4" w:space="0" w:color="B7C4BB"/>
               <w:left w:val="single" w:sz="4" w:space="0" w:color="B7C4BB"/>
@@ -22223,7 +22428,7 @@
         </w:trPr>
         <w:tc>
           <w:tcPr>
-            <w:tcW w:w="1899" w:type="dxa"/>
+            <w:tcW w:w="1600" w:type="dxa"/>
             <w:tcBorders>
               <w:top w:val="single" w:sz="4" w:space="0" w:color="B7C4BB"/>
               <w:left w:val="single" w:sz="4" w:space="0" w:color="B7C4BB"/>
@@ -22248,7 +22453,32 @@
         </w:tc>
         <w:tc>
           <w:tcPr>
-            <w:tcW w:w="2700" w:type="dxa"/>
+            <w:tcW w:w="1500" w:type="dxa"/>
+            <w:tcBorders>
+              <w:top w:val="single" w:sz="4" w:space="0" w:color="B7C4BB"/>
+              <w:left w:val="single" w:sz="4" w:space="0" w:color="B7C4BB"/>
+              <w:bottom w:val="single" w:sz="4" w:space="0" w:color="B7C4BB"/>
+              <w:right w:val="single" w:sz="4" w:space="0" w:color="B7C4BB"/>
+            </w:tcBorders>
+          </w:tcPr>
+          <w:p>
+            <w:pPr>
+              <w:pStyle w:val="Normal"/>
+              <w:spacing w:lineRule="exact" w:line="252" w:before="0" w:after="0"/>
+              <w:rPr/>
+            </w:pPr>
+            <w:r>
+              <w:rPr>
+                <w:sz w:val="18"/>
+                <w:szCs w:val="18"/>
+              </w:rPr>
+              <w:t>Owner-operator service micro-enterprise (guiding and transport; node D)</w:t>
+            </w:r>
+          </w:p>
+        </w:tc>
+        <w:tc>
+          <w:tcPr>
+            <w:tcW w:w="2400" w:type="dxa"/>
             <w:tcBorders>
               <w:top w:val="single" w:sz="4" w:space="0" w:color="B7C4BB"/>
               <w:left w:val="single" w:sz="4" w:space="0" w:color="B7C4BB"/>
@@ -22273,7 +22503,7 @@
         </w:tc>
         <w:tc>
           <w:tcPr>
-            <w:tcW w:w="1801" w:type="dxa"/>
+            <w:tcW w:w="1498" w:type="dxa"/>
             <w:tcBorders>
               <w:top w:val="single" w:sz="4" w:space="0" w:color="B7C4BB"/>
               <w:left w:val="single" w:sz="4" w:space="0" w:color="B7C4BB"/>
@@ -22298,7 +22528,7 @@
         </w:tc>
         <w:tc>
           <w:tcPr>
-            <w:tcW w:w="2625" w:type="dxa"/>
+            <w:tcW w:w="2028" w:type="dxa"/>
             <w:tcBorders>
               <w:top w:val="single" w:sz="4" w:space="0" w:color="B7C4BB"/>
               <w:left w:val="single" w:sz="4" w:space="0" w:color="B7C4BB"/>
@@ -22353,7 +22583,7 @@
         <w:spacing w:before="0" w:after="240"/>
         <w:rPr/>
       </w:pPr>
-      <w:bookmarkStart w:id="36" w:name="__RefHeading___Toc2975_2470420549"/>
+      <w:bookmarkStart w:id="36" w:name="__RefHeading___Toc3002_616069264"/>
       <w:bookmarkEnd w:id="36"/>
       <w:r>
         <w:rPr/>
@@ -22365,7 +22595,7 @@
         <w:pStyle w:val="Heading2"/>
         <w:rPr/>
       </w:pPr>
-      <w:bookmarkStart w:id="37" w:name="__RefHeading___Toc2977_2470420549"/>
+      <w:bookmarkStart w:id="37" w:name="__RefHeading___Toc3004_616069264"/>
       <w:bookmarkEnd w:id="37"/>
       <w:r>
         <w:rPr/>
@@ -22986,7 +23216,7 @@
         <w:pStyle w:val="Heading2"/>
         <w:rPr/>
       </w:pPr>
-      <w:bookmarkStart w:id="38" w:name="__RefHeading___Toc2979_2470420549"/>
+      <w:bookmarkStart w:id="38" w:name="__RefHeading___Toc3006_616069264"/>
       <w:bookmarkEnd w:id="38"/>
       <w:r>
         <w:rPr/>
@@ -23166,7 +23396,7 @@
         <w:pStyle w:val="Heading2"/>
         <w:rPr/>
       </w:pPr>
-      <w:bookmarkStart w:id="39" w:name="__RefHeading___Toc2981_2470420549"/>
+      <w:bookmarkStart w:id="39" w:name="__RefHeading___Toc3008_616069264"/>
       <w:bookmarkEnd w:id="39"/>
       <w:r>
         <w:rPr/>
@@ -23304,7 +23534,7 @@
         <w:pStyle w:val="Heading2"/>
         <w:rPr/>
       </w:pPr>
-      <w:bookmarkStart w:id="40" w:name="__RefHeading___Toc2983_2470420549"/>
+      <w:bookmarkStart w:id="40" w:name="__RefHeading___Toc3010_616069264"/>
       <w:bookmarkEnd w:id="40"/>
       <w:r>
         <w:rPr/>
@@ -23820,7 +24050,7 @@
         <w:pStyle w:val="Heading2"/>
         <w:rPr/>
       </w:pPr>
-      <w:bookmarkStart w:id="41" w:name="__RefHeading___Toc2985_2470420549"/>
+      <w:bookmarkStart w:id="41" w:name="__RefHeading___Toc3012_616069264"/>
       <w:bookmarkEnd w:id="41"/>
       <w:r>
         <w:rPr/>
@@ -24707,7 +24937,7 @@
         <w:pStyle w:val="Heading2"/>
         <w:rPr/>
       </w:pPr>
-      <w:bookmarkStart w:id="42" w:name="__RefHeading___Toc2987_2470420549"/>
+      <w:bookmarkStart w:id="42" w:name="__RefHeading___Toc3014_616069264"/>
       <w:bookmarkEnd w:id="42"/>
       <w:r>
         <w:rPr/>
@@ -24857,7 +25087,7 @@
         <w:pStyle w:val="Heading2"/>
         <w:rPr/>
       </w:pPr>
-      <w:bookmarkStart w:id="43" w:name="__RefHeading___Toc2989_2470420549"/>
+      <w:bookmarkStart w:id="43" w:name="__RefHeading___Toc3016_616069264"/>
       <w:bookmarkEnd w:id="43"/>
       <w:r>
         <w:rPr/>
@@ -24985,7 +25215,7 @@
         <w:pStyle w:val="Heading2"/>
         <w:rPr/>
       </w:pPr>
-      <w:bookmarkStart w:id="44" w:name="__RefHeading___Toc2991_2470420549"/>
+      <w:bookmarkStart w:id="44" w:name="__RefHeading___Toc3018_616069264"/>
       <w:bookmarkEnd w:id="44"/>
       <w:r>
         <w:rPr/>
@@ -25092,7 +25322,7 @@
         <w:pStyle w:val="Heading2"/>
         <w:rPr/>
       </w:pPr>
-      <w:bookmarkStart w:id="45" w:name="__RefHeading___Toc2993_2470420549"/>
+      <w:bookmarkStart w:id="45" w:name="__RefHeading___Toc3020_616069264"/>
       <w:bookmarkEnd w:id="45"/>
       <w:r>
         <w:rPr/>
@@ -25234,7 +25464,7 @@
         <w:spacing w:before="0" w:after="240"/>
         <w:rPr/>
       </w:pPr>
-      <w:bookmarkStart w:id="46" w:name="__RefHeading___Toc2995_2470420549"/>
+      <w:bookmarkStart w:id="46" w:name="__RefHeading___Toc3022_616069264"/>
       <w:bookmarkEnd w:id="46"/>
       <w:r>
         <w:rPr/>
@@ -26358,7 +26588,7 @@
         <w:spacing w:before="0" w:after="240"/>
         <w:rPr/>
       </w:pPr>
-      <w:bookmarkStart w:id="47" w:name="__RefHeading___Toc2997_2470420549"/>
+      <w:bookmarkStart w:id="47" w:name="__RefHeading___Toc3024_616069264"/>
       <w:bookmarkEnd w:id="47"/>
       <w:r>
         <w:rPr/>
@@ -26998,7 +27228,7 @@
         <w:spacing w:before="0" w:after="240"/>
         <w:rPr/>
       </w:pPr>
-      <w:bookmarkStart w:id="48" w:name="__RefHeading___Toc2999_2470420549"/>
+      <w:bookmarkStart w:id="48" w:name="__RefHeading___Toc3026_616069264"/>
       <w:bookmarkEnd w:id="48"/>
       <w:r>
         <w:rPr/>

--- a/KAZA_MSME_Investment_Readiness_Assessment.docx
+++ b/KAZA_MSME_Investment_Readiness_Assessment.docx
@@ -171,7 +171,7 @@
             </w:rPr>
             <w:fldChar w:fldCharType="separate"/>
           </w:r>
-          <w:hyperlink w:anchor="__RefHeading___Toc2930_616069264">
+          <w:hyperlink w:anchor="__RefHeading___Toc2943_3770744645">
             <w:r>
               <w:rPr>
                 <w:rStyle w:val="IndexLink"/>
@@ -191,7 +191,7 @@
             </w:tabs>
             <w:rPr/>
           </w:pPr>
-          <w:hyperlink w:anchor="__RefHeading___Toc2932_616069264">
+          <w:hyperlink w:anchor="__RefHeading___Toc2945_3770744645">
             <w:r>
               <w:rPr>
                 <w:rStyle w:val="IndexLink"/>
@@ -211,7 +211,7 @@
             </w:tabs>
             <w:rPr/>
           </w:pPr>
-          <w:hyperlink w:anchor="__RefHeading___Toc2934_616069264">
+          <w:hyperlink w:anchor="__RefHeading___Toc2947_3770744645">
             <w:r>
               <w:rPr>
                 <w:rStyle w:val="IndexLink"/>
@@ -231,7 +231,7 @@
             </w:tabs>
             <w:rPr/>
           </w:pPr>
-          <w:hyperlink w:anchor="__RefHeading___Toc2936_616069264">
+          <w:hyperlink w:anchor="__RefHeading___Toc2949_3770744645">
             <w:r>
               <w:rPr>
                 <w:rStyle w:val="IndexLink"/>
@@ -251,7 +251,7 @@
             </w:tabs>
             <w:rPr/>
           </w:pPr>
-          <w:hyperlink w:anchor="__RefHeading___Toc2938_616069264">
+          <w:hyperlink w:anchor="__RefHeading___Toc2951_3770744645">
             <w:r>
               <w:rPr>
                 <w:rStyle w:val="IndexLink"/>
@@ -271,7 +271,7 @@
             </w:tabs>
             <w:rPr/>
           </w:pPr>
-          <w:hyperlink w:anchor="__RefHeading___Toc2940_616069264">
+          <w:hyperlink w:anchor="__RefHeading___Toc2953_3770744645">
             <w:r>
               <w:rPr>
                 <w:rStyle w:val="IndexLink"/>
@@ -291,7 +291,7 @@
             </w:tabs>
             <w:rPr/>
           </w:pPr>
-          <w:hyperlink w:anchor="__RefHeading___Toc2942_616069264">
+          <w:hyperlink w:anchor="__RefHeading___Toc2955_3770744645">
             <w:r>
               <w:rPr>
                 <w:rStyle w:val="IndexLink"/>
@@ -311,7 +311,7 @@
             </w:tabs>
             <w:rPr/>
           </w:pPr>
-          <w:hyperlink w:anchor="__RefHeading___Toc2944_616069264">
+          <w:hyperlink w:anchor="__RefHeading___Toc2957_3770744645">
             <w:r>
               <w:rPr>
                 <w:rStyle w:val="IndexLink"/>
@@ -331,7 +331,7 @@
             </w:tabs>
             <w:rPr/>
           </w:pPr>
-          <w:hyperlink w:anchor="__RefHeading___Toc2946_616069264">
+          <w:hyperlink w:anchor="__RefHeading___Toc2959_3770744645">
             <w:r>
               <w:rPr>
                 <w:rStyle w:val="IndexLink"/>
@@ -351,7 +351,7 @@
             </w:tabs>
             <w:rPr/>
           </w:pPr>
-          <w:hyperlink w:anchor="__RefHeading___Toc2948_616069264">
+          <w:hyperlink w:anchor="__RefHeading___Toc2961_3770744645">
             <w:r>
               <w:rPr>
                 <w:rStyle w:val="IndexLink"/>
@@ -371,7 +371,7 @@
             </w:tabs>
             <w:rPr/>
           </w:pPr>
-          <w:hyperlink w:anchor="__RefHeading___Toc2950_616069264">
+          <w:hyperlink w:anchor="__RefHeading___Toc2963_3770744645">
             <w:r>
               <w:rPr>
                 <w:rStyle w:val="IndexLink"/>
@@ -391,7 +391,7 @@
             </w:tabs>
             <w:rPr/>
           </w:pPr>
-          <w:hyperlink w:anchor="__RefHeading___Toc2952_616069264">
+          <w:hyperlink w:anchor="__RefHeading___Toc2965_3770744645">
             <w:r>
               <w:rPr>
                 <w:rStyle w:val="IndexLink"/>
@@ -411,7 +411,7 @@
             </w:tabs>
             <w:rPr/>
           </w:pPr>
-          <w:hyperlink w:anchor="__RefHeading___Toc2954_616069264">
+          <w:hyperlink w:anchor="__RefHeading___Toc2967_3770744645">
             <w:r>
               <w:rPr>
                 <w:rStyle w:val="IndexLink"/>
@@ -431,7 +431,7 @@
             </w:tabs>
             <w:rPr/>
           </w:pPr>
-          <w:hyperlink w:anchor="__RefHeading___Toc2956_616069264">
+          <w:hyperlink w:anchor="__RefHeading___Toc2969_3770744645">
             <w:r>
               <w:rPr>
                 <w:rStyle w:val="IndexLink"/>
@@ -451,7 +451,7 @@
             </w:tabs>
             <w:rPr/>
           </w:pPr>
-          <w:hyperlink w:anchor="__RefHeading___Toc2958_616069264">
+          <w:hyperlink w:anchor="__RefHeading___Toc2971_3770744645">
             <w:r>
               <w:rPr>
                 <w:rStyle w:val="IndexLink"/>
@@ -471,7 +471,7 @@
             </w:tabs>
             <w:rPr/>
           </w:pPr>
-          <w:hyperlink w:anchor="__RefHeading___Toc2960_616069264">
+          <w:hyperlink w:anchor="__RefHeading___Toc2973_3770744645">
             <w:r>
               <w:rPr>
                 <w:rStyle w:val="IndexLink"/>
@@ -491,7 +491,7 @@
             </w:tabs>
             <w:rPr/>
           </w:pPr>
-          <w:hyperlink w:anchor="__RefHeading___Toc2962_616069264">
+          <w:hyperlink w:anchor="__RefHeading___Toc2975_3770744645">
             <w:r>
               <w:rPr>
                 <w:rStyle w:val="IndexLink"/>
@@ -511,7 +511,7 @@
             </w:tabs>
             <w:rPr/>
           </w:pPr>
-          <w:hyperlink w:anchor="__RefHeading___Toc2964_616069264">
+          <w:hyperlink w:anchor="__RefHeading___Toc2977_3770744645">
             <w:r>
               <w:rPr>
                 <w:rStyle w:val="IndexLink"/>
@@ -531,7 +531,7 @@
             </w:tabs>
             <w:rPr/>
           </w:pPr>
-          <w:hyperlink w:anchor="__RefHeading___Toc2966_616069264">
+          <w:hyperlink w:anchor="__RefHeading___Toc2979_3770744645">
             <w:r>
               <w:rPr>
                 <w:rStyle w:val="IndexLink"/>
@@ -551,7 +551,7 @@
             </w:tabs>
             <w:rPr/>
           </w:pPr>
-          <w:hyperlink w:anchor="__RefHeading___Toc2968_616069264">
+          <w:hyperlink w:anchor="__RefHeading___Toc2981_3770744645">
             <w:r>
               <w:rPr>
                 <w:rStyle w:val="IndexLink"/>
@@ -571,7 +571,7 @@
             </w:tabs>
             <w:rPr/>
           </w:pPr>
-          <w:hyperlink w:anchor="__RefHeading___Toc2970_616069264">
+          <w:hyperlink w:anchor="__RefHeading___Toc2983_3770744645">
             <w:r>
               <w:rPr>
                 <w:rStyle w:val="IndexLink"/>
@@ -591,7 +591,7 @@
             </w:tabs>
             <w:rPr/>
           </w:pPr>
-          <w:hyperlink w:anchor="__RefHeading___Toc2972_616069264">
+          <w:hyperlink w:anchor="__RefHeading___Toc2985_3770744645">
             <w:r>
               <w:rPr>
                 <w:rStyle w:val="IndexLink"/>
@@ -611,7 +611,7 @@
             </w:tabs>
             <w:rPr/>
           </w:pPr>
-          <w:hyperlink w:anchor="__RefHeading___Toc2974_616069264">
+          <w:hyperlink w:anchor="__RefHeading___Toc2987_3770744645">
             <w:r>
               <w:rPr>
                 <w:rStyle w:val="IndexLink"/>
@@ -631,7 +631,7 @@
             </w:tabs>
             <w:rPr/>
           </w:pPr>
-          <w:hyperlink w:anchor="__RefHeading___Toc2976_616069264">
+          <w:hyperlink w:anchor="__RefHeading___Toc2989_3770744645">
             <w:r>
               <w:rPr>
                 <w:rStyle w:val="IndexLink"/>
@@ -651,7 +651,7 @@
             </w:tabs>
             <w:rPr/>
           </w:pPr>
-          <w:hyperlink w:anchor="__RefHeading___Toc2978_616069264">
+          <w:hyperlink w:anchor="__RefHeading___Toc2991_3770744645">
             <w:r>
               <w:rPr>
                 <w:rStyle w:val="IndexLink"/>
@@ -671,7 +671,7 @@
             </w:tabs>
             <w:rPr/>
           </w:pPr>
-          <w:hyperlink w:anchor="__RefHeading___Toc2980_616069264">
+          <w:hyperlink w:anchor="__RefHeading___Toc2993_3770744645">
             <w:r>
               <w:rPr>
                 <w:rStyle w:val="IndexLink"/>
@@ -691,14 +691,14 @@
             </w:tabs>
             <w:rPr/>
           </w:pPr>
-          <w:hyperlink w:anchor="__RefHeading___Toc2982_616069264">
+          <w:hyperlink w:anchor="__RefHeading___Toc2995_3770744645">
             <w:r>
               <w:rPr>
                 <w:rStyle w:val="IndexLink"/>
               </w:rPr>
               <w:t>7. Enabling Environment</w:t>
               <w:tab/>
-              <w:t>24</w:t>
+              <w:t>25</w:t>
             </w:r>
           </w:hyperlink>
         </w:p>
@@ -711,14 +711,14 @@
             </w:tabs>
             <w:rPr/>
           </w:pPr>
-          <w:hyperlink w:anchor="__RefHeading___Toc2984_616069264">
+          <w:hyperlink w:anchor="__RefHeading___Toc2997_3770744645">
             <w:r>
               <w:rPr>
                 <w:rStyle w:val="IndexLink"/>
               </w:rPr>
               <w:t>7.1 National and Regional Regulatory Frameworks</w:t>
               <w:tab/>
-              <w:t>24</w:t>
+              <w:t>25</w:t>
             </w:r>
           </w:hyperlink>
         </w:p>
@@ -731,14 +731,14 @@
             </w:tabs>
             <w:rPr/>
           </w:pPr>
-          <w:hyperlink w:anchor="__RefHeading___Toc2986_616069264">
+          <w:hyperlink w:anchor="__RefHeading___Toc2999_3770744645">
             <w:r>
               <w:rPr>
                 <w:rStyle w:val="IndexLink"/>
               </w:rPr>
               <w:t>7.2 Market Access and Linkages with Larger Operators</w:t>
               <w:tab/>
-              <w:t>28</w:t>
+              <w:t>29</w:t>
             </w:r>
           </w:hyperlink>
         </w:p>
@@ -751,14 +751,14 @@
             </w:tabs>
             <w:rPr/>
           </w:pPr>
-          <w:hyperlink w:anchor="__RefHeading___Toc2988_616069264">
+          <w:hyperlink w:anchor="__RefHeading___Toc3001_3770744645">
             <w:r>
               <w:rPr>
                 <w:rStyle w:val="IndexLink"/>
               </w:rPr>
               <w:t>7.3 Business Development Services</w:t>
               <w:tab/>
-              <w:t>30</w:t>
+              <w:t>31</w:t>
             </w:r>
           </w:hyperlink>
         </w:p>
@@ -771,14 +771,14 @@
             </w:tabs>
             <w:rPr/>
           </w:pPr>
-          <w:hyperlink w:anchor="__RefHeading___Toc2990_616069264">
+          <w:hyperlink w:anchor="__RefHeading___Toc3003_3770744645">
             <w:r>
               <w:rPr>
                 <w:rStyle w:val="IndexLink"/>
               </w:rPr>
               <w:t>7.4 Policy Conditions</w:t>
               <w:tab/>
-              <w:t>32</w:t>
+              <w:t>33</w:t>
             </w:r>
           </w:hyperlink>
         </w:p>
@@ -791,14 +791,14 @@
             </w:tabs>
             <w:rPr/>
           </w:pPr>
-          <w:hyperlink w:anchor="__RefHeading___Toc2992_616069264">
+          <w:hyperlink w:anchor="__RefHeading___Toc3005_3770744645">
             <w:r>
               <w:rPr>
                 <w:rStyle w:val="IndexLink"/>
               </w:rPr>
               <w:t>8. Readiness for Financial Products</w:t>
               <w:tab/>
-              <w:t>34</w:t>
+              <w:t>35</w:t>
             </w:r>
           </w:hyperlink>
         </w:p>
@@ -811,14 +811,14 @@
             </w:tabs>
             <w:rPr/>
           </w:pPr>
-          <w:hyperlink w:anchor="__RefHeading___Toc2994_616069264">
+          <w:hyperlink w:anchor="__RefHeading___Toc3007_3770744645">
             <w:r>
               <w:rPr>
                 <w:rStyle w:val="IndexLink"/>
               </w:rPr>
               <w:t>8.1 The Effect of Seasonality on Debt</w:t>
               <w:tab/>
-              <w:t>34</w:t>
+              <w:t>35</w:t>
             </w:r>
           </w:hyperlink>
         </w:p>
@@ -831,14 +831,14 @@
             </w:tabs>
             <w:rPr/>
           </w:pPr>
-          <w:hyperlink w:anchor="__RefHeading___Toc2996_616069264">
+          <w:hyperlink w:anchor="__RefHeading___Toc3009_3770744645">
             <w:r>
               <w:rPr>
                 <w:rStyle w:val="IndexLink"/>
               </w:rPr>
               <w:t>8.2 MSME Readiness by Product</w:t>
               <w:tab/>
-              <w:t>34</w:t>
+              <w:t>35</w:t>
             </w:r>
           </w:hyperlink>
         </w:p>
@@ -851,14 +851,14 @@
             </w:tabs>
             <w:rPr/>
           </w:pPr>
-          <w:hyperlink w:anchor="__RefHeading___Toc2998_616069264">
+          <w:hyperlink w:anchor="__RefHeading___Toc3011_3770744645">
             <w:r>
               <w:rPr>
                 <w:rStyle w:val="IndexLink"/>
               </w:rPr>
               <w:t>8.3 Financial Institution Readiness by Product</w:t>
               <w:tab/>
-              <w:t>35</w:t>
+              <w:t>36</w:t>
             </w:r>
           </w:hyperlink>
         </w:p>
@@ -871,14 +871,14 @@
             </w:tabs>
             <w:rPr/>
           </w:pPr>
-          <w:hyperlink w:anchor="__RefHeading___Toc3000_616069264">
+          <w:hyperlink w:anchor="__RefHeading___Toc3013_3770744645">
             <w:r>
               <w:rPr>
                 <w:rStyle w:val="IndexLink"/>
               </w:rPr>
               <w:t>9. Scalable Women- and Youth-Led Models</w:t>
               <w:tab/>
-              <w:t>37</w:t>
+              <w:t>38</w:t>
             </w:r>
           </w:hyperlink>
         </w:p>
@@ -891,14 +891,14 @@
             </w:tabs>
             <w:rPr/>
           </w:pPr>
-          <w:hyperlink w:anchor="__RefHeading___Toc3002_616069264">
+          <w:hyperlink w:anchor="__RefHeading___Toc3015_3770744645">
             <w:r>
               <w:rPr>
                 <w:rStyle w:val="IndexLink"/>
               </w:rPr>
               <w:t>10. Recommended Capacity-Building Interventions</w:t>
               <w:tab/>
-              <w:t>39</w:t>
+              <w:t>40</w:t>
             </w:r>
           </w:hyperlink>
         </w:p>
@@ -911,14 +911,14 @@
             </w:tabs>
             <w:rPr/>
           </w:pPr>
-          <w:hyperlink w:anchor="__RefHeading___Toc3004_616069264">
+          <w:hyperlink w:anchor="__RefHeading___Toc3017_3770744645">
             <w:r>
               <w:rPr>
                 <w:rStyle w:val="IndexLink"/>
               </w:rPr>
               <w:t>10.1 A Tiered Readiness Pathway</w:t>
               <w:tab/>
-              <w:t>39</w:t>
+              <w:t>40</w:t>
             </w:r>
           </w:hyperlink>
         </w:p>
@@ -931,14 +931,14 @@
             </w:tabs>
             <w:rPr/>
           </w:pPr>
-          <w:hyperlink w:anchor="__RefHeading___Toc3006_616069264">
+          <w:hyperlink w:anchor="__RefHeading___Toc3019_3770744645">
             <w:r>
               <w:rPr>
                 <w:rStyle w:val="IndexLink"/>
               </w:rPr>
               <w:t>10.2 Gender-Transformative Approaches</w:t>
               <w:tab/>
-              <w:t>39</w:t>
+              <w:t>40</w:t>
             </w:r>
           </w:hyperlink>
         </w:p>
@@ -951,14 +951,14 @@
             </w:tabs>
             <w:rPr/>
           </w:pPr>
-          <w:hyperlink w:anchor="__RefHeading___Toc3008_616069264">
+          <w:hyperlink w:anchor="__RefHeading___Toc3021_3770744645">
             <w:r>
               <w:rPr>
                 <w:rStyle w:val="IndexLink"/>
               </w:rPr>
               <w:t>10.3 Youth-Focused Incubation</w:t>
               <w:tab/>
-              <w:t>40</w:t>
+              <w:t>41</w:t>
             </w:r>
           </w:hyperlink>
         </w:p>
@@ -971,14 +971,14 @@
             </w:tabs>
             <w:rPr/>
           </w:pPr>
-          <w:hyperlink w:anchor="__RefHeading___Toc3010_616069264">
+          <w:hyperlink w:anchor="__RefHeading___Toc3023_3770744645">
             <w:r>
               <w:rPr>
                 <w:rStyle w:val="IndexLink"/>
               </w:rPr>
               <w:t>10.4 Blended Support Packages</w:t>
               <w:tab/>
-              <w:t>40</w:t>
+              <w:t>41</w:t>
             </w:r>
           </w:hyperlink>
         </w:p>
@@ -991,14 +991,14 @@
             </w:tabs>
             <w:rPr/>
           </w:pPr>
-          <w:hyperlink w:anchor="__RefHeading___Toc3012_616069264">
+          <w:hyperlink w:anchor="__RefHeading___Toc3025_3770744645">
             <w:r>
               <w:rPr>
                 <w:rStyle w:val="IndexLink"/>
               </w:rPr>
               <w:t>10.5 BSO Strengthening</w:t>
               <w:tab/>
-              <w:t>40</w:t>
+              <w:t>41</w:t>
             </w:r>
           </w:hyperlink>
         </w:p>
@@ -1011,14 +1011,14 @@
             </w:tabs>
             <w:rPr/>
           </w:pPr>
-          <w:hyperlink w:anchor="__RefHeading___Toc3014_616069264">
+          <w:hyperlink w:anchor="__RefHeading___Toc3027_3770744645">
             <w:r>
               <w:rPr>
                 <w:rStyle w:val="IndexLink"/>
               </w:rPr>
               <w:t>10.6 Financial Institution Strengthening</w:t>
               <w:tab/>
-              <w:t>41</w:t>
+              <w:t>42</w:t>
             </w:r>
           </w:hyperlink>
         </w:p>
@@ -1031,14 +1031,14 @@
             </w:tabs>
             <w:rPr/>
           </w:pPr>
-          <w:hyperlink w:anchor="__RefHeading___Toc3016_616069264">
+          <w:hyperlink w:anchor="__RefHeading___Toc3029_3770744645">
             <w:r>
               <w:rPr>
                 <w:rStyle w:val="IndexLink"/>
               </w:rPr>
               <w:t>10.7 Enabling Environment and Market Linkage Actions</w:t>
               <w:tab/>
-              <w:t>42</w:t>
+              <w:t>43</w:t>
             </w:r>
           </w:hyperlink>
         </w:p>
@@ -1051,14 +1051,14 @@
             </w:tabs>
             <w:rPr/>
           </w:pPr>
-          <w:hyperlink w:anchor="__RefHeading___Toc3018_616069264">
+          <w:hyperlink w:anchor="__RefHeading___Toc3031_3770744645">
             <w:r>
               <w:rPr>
                 <w:rStyle w:val="IndexLink"/>
               </w:rPr>
               <w:t>10.8 Pathways to Financing</w:t>
               <w:tab/>
-              <w:t>42</w:t>
+              <w:t>43</w:t>
             </w:r>
           </w:hyperlink>
         </w:p>
@@ -1071,14 +1071,14 @@
             </w:tabs>
             <w:rPr/>
           </w:pPr>
-          <w:hyperlink w:anchor="__RefHeading___Toc3020_616069264">
+          <w:hyperlink w:anchor="__RefHeading___Toc3033_3770744645">
             <w:r>
               <w:rPr>
                 <w:rStyle w:val="IndexLink"/>
               </w:rPr>
               <w:t>10.9 Priorities and Next Steps</w:t>
               <w:tab/>
-              <w:t>42</w:t>
+              <w:t>43</w:t>
             </w:r>
           </w:hyperlink>
         </w:p>
@@ -1091,14 +1091,14 @@
             </w:tabs>
             <w:rPr/>
           </w:pPr>
-          <w:hyperlink w:anchor="__RefHeading___Toc3022_616069264">
+          <w:hyperlink w:anchor="__RefHeading___Toc3035_3770744645">
             <w:r>
               <w:rPr>
                 <w:rStyle w:val="IndexLink"/>
               </w:rPr>
               <w:t>Annex A: Evidence Map</w:t>
               <w:tab/>
-              <w:t>44</w:t>
+              <w:t>45</w:t>
             </w:r>
           </w:hyperlink>
         </w:p>
@@ -1111,14 +1111,14 @@
             </w:tabs>
             <w:rPr/>
           </w:pPr>
-          <w:hyperlink w:anchor="__RefHeading___Toc3024_616069264">
+          <w:hyperlink w:anchor="__RefHeading___Toc3037_3770744645">
             <w:r>
               <w:rPr>
                 <w:rStyle w:val="IndexLink"/>
               </w:rPr>
               <w:t>Annex B: Closing the Gender and Age Data Gap</w:t>
               <w:tab/>
-              <w:t>45</w:t>
+              <w:t>46</w:t>
             </w:r>
           </w:hyperlink>
         </w:p>
@@ -1131,14 +1131,14 @@
             </w:tabs>
             <w:rPr/>
           </w:pPr>
-          <w:hyperlink w:anchor="__RefHeading___Toc3026_616069264">
+          <w:hyperlink w:anchor="__RefHeading___Toc3039_3770744645">
             <w:r>
               <w:rPr>
                 <w:rStyle w:val="IndexLink"/>
               </w:rPr>
               <w:t>References</w:t>
               <w:tab/>
-              <w:t>46</w:t>
+              <w:t>47</w:t>
             </w:r>
           </w:hyperlink>
           <w:r>
@@ -3466,7 +3466,7 @@
                 <w:sz w:val="18"/>
                 <w:szCs w:val="18"/>
               </w:rPr>
-              <w:t>NIPDB</w:t>
+              <w:t>NEET</w:t>
             </w:r>
           </w:p>
         </w:tc>
@@ -3491,7 +3491,7 @@
                 <w:sz w:val="18"/>
                 <w:szCs w:val="18"/>
               </w:rPr>
-              <w:t>Namibia Investment Promotion and Development Board</w:t>
+              <w:t>Not in employment, education or training</w:t>
             </w:r>
           </w:p>
         </w:tc>
@@ -3519,7 +3519,7 @@
                 <w:sz w:val="18"/>
                 <w:szCs w:val="18"/>
               </w:rPr>
-              <w:t>NTB</w:t>
+              <w:t>NIPDB</w:t>
             </w:r>
           </w:p>
         </w:tc>
@@ -3544,7 +3544,7 @@
                 <w:sz w:val="18"/>
                 <w:szCs w:val="18"/>
               </w:rPr>
-              <w:t>Namibia Tourism Board</w:t>
+              <w:t>Namibia Investment Promotion and Development Board</w:t>
             </w:r>
           </w:p>
         </w:tc>
@@ -3572,7 +3572,7 @@
                 <w:sz w:val="18"/>
                 <w:szCs w:val="18"/>
               </w:rPr>
-              <w:t>OSISC</w:t>
+              <w:t>NTB</w:t>
             </w:r>
           </w:p>
         </w:tc>
@@ -3597,7 +3597,7 @@
                 <w:sz w:val="18"/>
                 <w:szCs w:val="18"/>
               </w:rPr>
-              <w:t>One Stop Investment Services Centre (ZIDA, Zimbabwe)</w:t>
+              <w:t>Namibia Tourism Board</w:t>
             </w:r>
           </w:p>
         </w:tc>
@@ -3625,7 +3625,7 @@
                 <w:sz w:val="18"/>
                 <w:szCs w:val="18"/>
               </w:rPr>
-              <w:t>R-NBT</w:t>
+              <w:t>OSISC</w:t>
             </w:r>
           </w:p>
         </w:tc>
@@ -3650,7 +3650,7 @@
                 <w:sz w:val="18"/>
                 <w:szCs w:val="18"/>
               </w:rPr>
-              <w:t>Regenerative nature-based tourism</w:t>
+              <w:t>One Stop Investment Services Centre (ZIDA, Zimbabwe)</w:t>
             </w:r>
           </w:p>
         </w:tc>
@@ -3678,7 +3678,7 @@
                 <w:sz w:val="18"/>
                 <w:szCs w:val="18"/>
               </w:rPr>
-              <w:t>SADC</w:t>
+              <w:t>R-NBT</w:t>
             </w:r>
           </w:p>
         </w:tc>
@@ -3703,7 +3703,7 @@
                 <w:sz w:val="18"/>
                 <w:szCs w:val="18"/>
               </w:rPr>
-              <w:t>Southern African Development Community</w:t>
+              <w:t>Regenerative nature-based tourism</w:t>
             </w:r>
           </w:p>
         </w:tc>
@@ -3731,7 +3731,7 @@
                 <w:sz w:val="18"/>
                 <w:szCs w:val="18"/>
               </w:rPr>
-              <w:t>SMEDCO</w:t>
+              <w:t>SADC</w:t>
             </w:r>
           </w:p>
         </w:tc>
@@ -3756,7 +3756,7 @@
                 <w:sz w:val="18"/>
                 <w:szCs w:val="18"/>
               </w:rPr>
-              <w:t>Small and Medium Enterprises Development Corporation (Zimbabwe)</w:t>
+              <w:t>Southern African Development Community</w:t>
             </w:r>
           </w:p>
         </w:tc>
@@ -3784,7 +3784,7 @@
                 <w:sz w:val="18"/>
                 <w:szCs w:val="18"/>
               </w:rPr>
-              <w:t>STR</w:t>
+              <w:t>SMEDCO</w:t>
             </w:r>
           </w:p>
         </w:tc>
@@ -3809,7 +3809,7 @@
                 <w:sz w:val="18"/>
                 <w:szCs w:val="18"/>
               </w:rPr>
-              <w:t>Simplified Trade Regime</w:t>
+              <w:t>Small and Medium Enterprises Development Corporation (Zimbabwe)</w:t>
             </w:r>
           </w:p>
         </w:tc>
@@ -3837,7 +3837,7 @@
                 <w:sz w:val="18"/>
                 <w:szCs w:val="18"/>
               </w:rPr>
-              <w:t>TA</w:t>
+              <w:t>STR</w:t>
             </w:r>
           </w:p>
         </w:tc>
@@ -3862,7 +3862,7 @@
                 <w:sz w:val="18"/>
                 <w:szCs w:val="18"/>
               </w:rPr>
-              <w:t>Technical assistance</w:t>
+              <w:t>Simplified Trade Regime</w:t>
             </w:r>
           </w:p>
         </w:tc>
@@ -3890,7 +3890,7 @@
                 <w:sz w:val="18"/>
                 <w:szCs w:val="18"/>
               </w:rPr>
-              <w:t>TBCZ</w:t>
+              <w:t>TA</w:t>
             </w:r>
           </w:p>
         </w:tc>
@@ -3915,7 +3915,7 @@
                 <w:sz w:val="18"/>
                 <w:szCs w:val="18"/>
               </w:rPr>
-              <w:t>Tourism Business Council of Zimbabwe</w:t>
+              <w:t>Technical assistance</w:t>
             </w:r>
           </w:p>
         </w:tc>
@@ -3943,7 +3943,7 @@
                 <w:sz w:val="18"/>
                 <w:szCs w:val="18"/>
               </w:rPr>
-              <w:t>TCZ</w:t>
+              <w:t>TBCZ</w:t>
             </w:r>
           </w:p>
         </w:tc>
@@ -3968,7 +3968,7 @@
                 <w:sz w:val="18"/>
                 <w:szCs w:val="18"/>
               </w:rPr>
-              <w:t>Tourism Council of Zambia</w:t>
+              <w:t>Tourism Business Council of Zimbabwe</w:t>
             </w:r>
           </w:p>
         </w:tc>
@@ -3996,7 +3996,7 @@
                 <w:sz w:val="18"/>
                 <w:szCs w:val="18"/>
               </w:rPr>
-              <w:t>VSLA</w:t>
+              <w:t>TCZ</w:t>
             </w:r>
           </w:p>
         </w:tc>
@@ -4021,7 +4021,7 @@
                 <w:sz w:val="18"/>
                 <w:szCs w:val="18"/>
               </w:rPr>
-              <w:t>Village savings and loan association</w:t>
+              <w:t>Tourism Council of Zambia</w:t>
             </w:r>
           </w:p>
         </w:tc>
@@ -4049,7 +4049,7 @@
                 <w:sz w:val="18"/>
                 <w:szCs w:val="18"/>
               </w:rPr>
-              <w:t>WIBA</w:t>
+              <w:t>VSLA</w:t>
             </w:r>
           </w:p>
         </w:tc>
@@ -4074,7 +4074,7 @@
                 <w:sz w:val="18"/>
                 <w:szCs w:val="18"/>
               </w:rPr>
-              <w:t>Women in Business Association (Botswana)</w:t>
+              <w:t>Village savings and loan association</w:t>
             </w:r>
           </w:p>
         </w:tc>
@@ -4102,7 +4102,7 @@
                 <w:sz w:val="18"/>
                 <w:szCs w:val="18"/>
               </w:rPr>
-              <w:t>YDF</w:t>
+              <w:t>WIBA</w:t>
             </w:r>
           </w:p>
         </w:tc>
@@ -4127,7 +4127,7 @@
                 <w:sz w:val="18"/>
                 <w:szCs w:val="18"/>
               </w:rPr>
-              <w:t>Youth Development Fund (Botswana)</w:t>
+              <w:t>Women in Business Association (Botswana)</w:t>
             </w:r>
           </w:p>
         </w:tc>
@@ -4155,7 +4155,7 @@
                 <w:sz w:val="18"/>
                 <w:szCs w:val="18"/>
               </w:rPr>
-              <w:t>ZCGS</w:t>
+              <w:t>YDF</w:t>
             </w:r>
           </w:p>
         </w:tc>
@@ -4180,7 +4180,7 @@
                 <w:sz w:val="18"/>
                 <w:szCs w:val="18"/>
               </w:rPr>
-              <w:t>Zambia Credit Guarantee Scheme</w:t>
+              <w:t>Youth Development Fund (Botswana)</w:t>
             </w:r>
           </w:p>
         </w:tc>
@@ -4208,7 +4208,7 @@
                 <w:sz w:val="18"/>
                 <w:szCs w:val="18"/>
               </w:rPr>
-              <w:t>ZCSMBA</w:t>
+              <w:t>ZCGS</w:t>
             </w:r>
           </w:p>
         </w:tc>
@@ -4233,7 +4233,7 @@
                 <w:sz w:val="18"/>
                 <w:szCs w:val="18"/>
               </w:rPr>
-              <w:t>Zambia Chamber of Small and Medium Business Associations</w:t>
+              <w:t>Zambia Credit Guarantee Scheme</w:t>
             </w:r>
           </w:p>
         </w:tc>
@@ -4261,7 +4261,7 @@
                 <w:sz w:val="18"/>
                 <w:szCs w:val="18"/>
               </w:rPr>
-              <w:t>ZDA</w:t>
+              <w:t>ZCSMBA</w:t>
             </w:r>
           </w:p>
         </w:tc>
@@ -4286,7 +4286,7 @@
                 <w:sz w:val="18"/>
                 <w:szCs w:val="18"/>
               </w:rPr>
-              <w:t>Zambia Development Agency</w:t>
+              <w:t>Zambia Chamber of Small and Medium Business Associations</w:t>
             </w:r>
           </w:p>
         </w:tc>
@@ -4314,7 +4314,7 @@
                 <w:sz w:val="18"/>
                 <w:szCs w:val="18"/>
               </w:rPr>
-              <w:t>ZEEX</w:t>
+              <w:t>ZDA</w:t>
             </w:r>
           </w:p>
         </w:tc>
@@ -4339,7 +4339,7 @@
                 <w:sz w:val="18"/>
                 <w:szCs w:val="18"/>
               </w:rPr>
-              <w:t>Zimbabwe Entrepreneurship Exchange (planned)</w:t>
+              <w:t>Zambia Development Agency</w:t>
             </w:r>
           </w:p>
         </w:tc>
@@ -4367,7 +4367,7 @@
                 <w:sz w:val="18"/>
                 <w:szCs w:val="18"/>
               </w:rPr>
-              <w:t>ZIDA</w:t>
+              <w:t>ZEEX</w:t>
             </w:r>
           </w:p>
         </w:tc>
@@ -4392,7 +4392,7 @@
                 <w:sz w:val="18"/>
                 <w:szCs w:val="18"/>
               </w:rPr>
-              <w:t>Zimbabwe Investment and Development Agency</w:t>
+              <w:t>Zimbabwe Entrepreneurship Exchange</w:t>
             </w:r>
           </w:p>
         </w:tc>
@@ -4420,7 +4420,7 @@
                 <w:sz w:val="18"/>
                 <w:szCs w:val="18"/>
               </w:rPr>
-              <w:t>ZIMRA</w:t>
+              <w:t>ZIDA</w:t>
             </w:r>
           </w:p>
         </w:tc>
@@ -4445,7 +4445,7 @@
                 <w:sz w:val="18"/>
                 <w:szCs w:val="18"/>
               </w:rPr>
-              <w:t>Zimbabwe Revenue Authority</w:t>
+              <w:t>Zimbabwe Investment and Development Agency</w:t>
             </w:r>
           </w:p>
         </w:tc>
@@ -4473,6 +4473,59 @@
                 <w:sz w:val="18"/>
                 <w:szCs w:val="18"/>
               </w:rPr>
+              <w:t>ZIMRA</w:t>
+            </w:r>
+          </w:p>
+        </w:tc>
+        <w:tc>
+          <w:tcPr>
+            <w:tcW w:w="7025" w:type="dxa"/>
+            <w:tcBorders>
+              <w:top w:val="single" w:sz="4" w:space="0" w:color="B7C4BB"/>
+              <w:left w:val="single" w:sz="4" w:space="0" w:color="B7C4BB"/>
+              <w:bottom w:val="single" w:sz="4" w:space="0" w:color="B7C4BB"/>
+              <w:right w:val="single" w:sz="4" w:space="0" w:color="B7C4BB"/>
+            </w:tcBorders>
+          </w:tcPr>
+          <w:p>
+            <w:pPr>
+              <w:pStyle w:val="Normal"/>
+              <w:spacing w:lineRule="exact" w:line="252" w:before="0" w:after="0"/>
+              <w:rPr/>
+            </w:pPr>
+            <w:r>
+              <w:rPr>
+                <w:sz w:val="18"/>
+                <w:szCs w:val="18"/>
+              </w:rPr>
+              <w:t>Zimbabwe Revenue Authority</w:t>
+            </w:r>
+          </w:p>
+        </w:tc>
+      </w:tr>
+      <w:tr>
+        <w:trPr/>
+        <w:tc>
+          <w:tcPr>
+            <w:tcW w:w="2000" w:type="dxa"/>
+            <w:tcBorders>
+              <w:top w:val="single" w:sz="4" w:space="0" w:color="B7C4BB"/>
+              <w:left w:val="single" w:sz="4" w:space="0" w:color="B7C4BB"/>
+              <w:bottom w:val="single" w:sz="4" w:space="0" w:color="B7C4BB"/>
+              <w:right w:val="single" w:sz="4" w:space="0" w:color="B7C4BB"/>
+            </w:tcBorders>
+          </w:tcPr>
+          <w:p>
+            <w:pPr>
+              <w:pStyle w:val="Normal"/>
+              <w:spacing w:lineRule="exact" w:line="252" w:before="0" w:after="0"/>
+              <w:rPr/>
+            </w:pPr>
+            <w:r>
+              <w:rPr>
+                <w:sz w:val="18"/>
+                <w:szCs w:val="18"/>
+              </w:rPr>
               <w:t>ZMW</w:t>
             </w:r>
           </w:p>
@@ -4512,7 +4565,7 @@
       <w:r>
         <w:br w:type="page"/>
       </w:r>
-      <w:bookmarkStart w:id="0" w:name="__RefHeading___Toc2930_616069264"/>
+      <w:bookmarkStart w:id="0" w:name="__RefHeading___Toc2943_3770744645"/>
       <w:bookmarkEnd w:id="0"/>
       <w:r>
         <w:rPr/>
@@ -4705,7 +4758,7 @@
       </w:r>
       <w:r>
         <w:rPr/>
-        <w:t xml:space="preserve"> In the World Bank's last Doing Business rankings (Doing Business 2020), Zambia (85th of 190) and Botswana (87th) were the easiest of the five KAZA states in which to do business, followed by Namibia (104th), Zimbabwe (140th) and Angola (177th). The weaknesses that matter most for R-NBT MSMEs are shared: all five states ranked 117th or lower for starting a business, four of the five ranked 138th or lower for trading across borders, and contract enforcement was slow and costly everywhere except Namibia. Zambia's 4th place for getting credit shows that the legal basis for movable-asset and receivables lending exists in at least one state. Sector rules add to this: citizen reservation in Botswana, Zambia and Zimbabwe protects MSME space in transport, crafts and retail but limits outside capital, and Zimbabwe expanded its reserved sectors in 2025. Since 2020, online business registration (Botswana, Angola), one-stop investment centres (Zimbabwe) and risk-based licensing (Zambia) have eased formalisation, but implementation is uneven and Namibia's online registration system was reported not to be working in 2025.</w:t>
+        <w:t xml:space="preserve"> In the World Bank's last Doing Business rankings (Doing Business 2020), Zambia (85th of 190) and Botswana (87th) were the easiest of the five KAZA states in which to do business, followed by Namibia (104th), Zimbabwe (140th) and Angola (177th). The weaknesses that matter most for R-NBT MSMEs are shared: all five states ranked 117th or lower for starting a business, four of the five ranked 138th or lower for trading across borders, and contract enforcement was slow and costly everywhere except Namibia. Zambia's 4th place for getting credit shows that the legal basis for movable-asset and receivables lending exists in at least one state. Sector rules add to this: citizen reservation in Botswana, Zambia and Zimbabwe protects MSME space in transport, crafts and retail but limits outside capital, and Zimbabwe widened its reserved sectors in 2025. Online company registration (Botswana, Angola) and one-stop investment centres (Zimbabwe) have eased formalisation since 2020, but implementation is uneven, and Namibia's online registration system was reported not to be working in 2025.</w:t>
       </w:r>
     </w:p>
     <w:p>
@@ -4723,7 +4776,7 @@
       </w:r>
       <w:r>
         <w:rPr/>
-        <w:t xml:space="preserve"> Evidence beyond the Macro Diagnostic confirms that anchor operators can and do buy locally when suppliers are ready. Wilderness Botswana reports that more than 80% of its procurement by value comes from Botswana-based suppliers, and its supplier development programme raised annual contract value with citizen suppliers from BWP 6.3 million to BWP 15 million. In Livingstone, hotels have contracted smallholder farmers, including a women's mushroom farm, to supply produce. Earlier research in the Okavango Delta and Livingstone shows how much value leaks out of the region when supply chains are not local. Cross-border supply is held back by limited adoption of the KAZA Univisa and by low use of the COMESA Simplified Trade Regime.</w:t>
+        <w:t xml:space="preserve"> Evidence beyond the Macro Diagnostic confirms that anchor operators can and do buy locally when suppliers are ready. Wilderness in Botswana reports that more than 80% of its procurement by value comes from Botswana-based suppliers. Its local supplier expo led to more than BWP 6.2 million of new contracts for citizen-owned businesses in its first year, and its suppliers can borrow from Stanbic Bank against their Wilderness contracts. In Livingstone, a hotel buys produce directly from smallholder farmers, and a women's mushroom farm sells most of its produce to hotels under long-term contracts. Research on the Okavango Delta shows how much value leaks out of the region when supply chains are not local. Cross-border supply is held back by limited adoption of the KAZA Univisa and by a simplified trade regime for small traders that covers only Zambia and Zimbabwe.</w:t>
       </w:r>
     </w:p>
     <w:p>
@@ -4741,7 +4794,7 @@
       </w:r>
       <w:r>
         <w:rPr/>
-        <w:t xml:space="preserve"> Each state has a lead public BSO (INAPEM in Angola, LEA in Botswana, NIPDB in Namibia, ZDA and CEEC in Zambia, SMEDCO in Zimbabwe), supported by chambers, tourism associations and conservation NGOs. Several new programmes could serve as entry points: NIPDB's High Potential Pool, the ZDA-CEEC agreement on financial and non-financial services, SMEDCO's MSME hubs and its planned entrepreneurship exchange with the Zimbabwe Stock Exchange, the national incubator network INAPEM is building, and the Wilderness-LEA supplier-development partnership. None yet offers a tourism supplier-development service at scale in the KAZA hubs.</w:t>
+        <w:t xml:space="preserve"> Each state has a lead public BSO (INAPEM in Angola, LEA in Botswana, NIPDB in Namibia, ZDA and CEEC in Zambia, SMEDCO in Zimbabwe), supported by chambers, tourism associations and conservation NGOs. Several programmes could serve as entry points: NIPDB's High Potential Pool and SME fund, the ZDA-CEEC agreement on financial and non-financial services, SMEDCO's infrastructure programme and its partnership with the Zimbabwe Stock Exchange, the national incubator network INAPEM is building, and the Wilderness-LEA partnership. None yet offers a tourism supplier-development service at scale in the KAZA hubs.</w:t>
       </w:r>
     </w:p>
     <w:p>
@@ -4759,7 +4812,7 @@
       </w:r>
       <w:r>
         <w:rPr/>
-        <w:t xml:space="preserve"> The primary evidence used for this draft does not disaggregate MSME data by gender or age. Secondary national surveys indicate that women own a large share of MSMEs (more than 60% in Zimbabwe) and are concentrated in micro, informal and lower-margin activities such as crafts and food, while young people face very high unemployment and enter tourism mainly through guiding, transport and services. The clearest women-led model with investment potential in the evidence is a Zambian women's forest-products cooperative that supplies Livingstone hotels and has unsolicited export interest. All gender and age findings are flagged as indicative and should be confirmed through a disaggregated MSME survey in the next phase.</w:t>
+        <w:t xml:space="preserve"> The primary evidence used for this draft does not disaggregate MSME data by gender or age. Secondary sources indicate that women own or lead more than 60% of MSMEs in Zimbabwe and Zambia and that most women-owned businesses are informal, while young people face very high rates of being out of work, education or training and enter tourism mainly through guiding, transport and services. The clearest women-led model with investment potential in the evidence is a Zambian women's forest-products cooperative that supplies Livingstone hotels and has unsolicited export interest. All gender and age findings are flagged as indicative and should be confirmed through a disaggregated MSME survey in the next phase.</w:t>
       </w:r>
     </w:p>
     <w:p>
@@ -4828,7 +4881,7 @@
         <w:spacing w:before="0" w:after="240"/>
         <w:rPr/>
       </w:pPr>
-      <w:bookmarkStart w:id="1" w:name="__RefHeading___Toc2932_616069264"/>
+      <w:bookmarkStart w:id="1" w:name="__RefHeading___Toc2945_3770744645"/>
       <w:bookmarkEnd w:id="1"/>
       <w:r>
         <w:rPr/>
@@ -4840,7 +4893,7 @@
         <w:pStyle w:val="Heading2"/>
         <w:rPr/>
       </w:pPr>
-      <w:bookmarkStart w:id="2" w:name="__RefHeading___Toc2934_616069264"/>
+      <w:bookmarkStart w:id="2" w:name="__RefHeading___Toc2947_3770744645"/>
       <w:bookmarkEnd w:id="2"/>
       <w:r>
         <w:rPr/>
@@ -4968,7 +5021,7 @@
         <w:pStyle w:val="Heading2"/>
         <w:rPr/>
       </w:pPr>
-      <w:bookmarkStart w:id="3" w:name="__RefHeading___Toc2936_616069264"/>
+      <w:bookmarkStart w:id="3" w:name="__RefHeading___Toc2949_3770744645"/>
       <w:bookmarkEnd w:id="3"/>
       <w:r>
         <w:rPr/>
@@ -5388,7 +5441,7 @@
                 <w:sz w:val="18"/>
                 <w:szCs w:val="18"/>
               </w:rPr>
-              <w:t>Secondary national, sector and company data (FinScope MSME surveys, World Bank and AFI studies, labour force data, operator impact reports, academic studies, agency and press reports)</w:t>
+              <w:t>Secondary national, sector and company data (FinScope MSME surveys, World Bank, AFI and UN Women studies, census labour data, operator reports, academic studies, agency and press reports)</w:t>
             </w:r>
           </w:p>
         </w:tc>
@@ -5438,7 +5491,7 @@
                 <w:sz w:val="18"/>
                 <w:szCs w:val="18"/>
               </w:rPr>
-              <w:t>Not specific to KAZA in most cases; operator figures are self-reported; figures to be checked against full source documents before publication</w:t>
+              <w:t>Not specific to KAZA in most cases; operator figures are self-reported; each figure is attributed to its source</w:t>
             </w:r>
           </w:p>
         </w:tc>
@@ -5470,7 +5523,7 @@
         <w:pStyle w:val="Heading2"/>
         <w:rPr/>
       </w:pPr>
-      <w:bookmarkStart w:id="4" w:name="__RefHeading___Toc2938_616069264"/>
+      <w:bookmarkStart w:id="4" w:name="__RefHeading___Toc2951_3770744645"/>
       <w:bookmarkEnd w:id="4"/>
       <w:r>
         <w:rPr/>
@@ -5485,7 +5538,7 @@
       </w:pPr>
       <w:r>
         <w:rPr/>
-        <w:t>Investment readiness is assessed across six dimensions. Each is rated Low, Medium or High for the typical MSME in a value chain or node:</w:t>
+        <w:t>Investment readiness is assessed across six dimensions, each rated Low, Medium or High for the typical MSME in a value chain or node:</w:t>
       </w:r>
     </w:p>
     <w:p>
@@ -6420,7 +6473,7 @@
         <w:pStyle w:val="Heading2"/>
         <w:rPr/>
       </w:pPr>
-      <w:bookmarkStart w:id="5" w:name="__RefHeading___Toc2940_616069264"/>
+      <w:bookmarkStart w:id="5" w:name="__RefHeading___Toc2953_3770744645"/>
       <w:bookmarkEnd w:id="5"/>
       <w:r>
         <w:rPr/>
@@ -6508,7 +6561,7 @@
       </w:r>
       <w:r>
         <w:rPr/>
-        <w:t xml:space="preserve"> Doing Business 2020 is the last edition of the series, which the World Bank discontinued in 2021 after data irregularities were found in earlier editions. Its successor, B-READY, did not yet cover all five KAZA states in its 2025 edition. Doing Business rankings are used here only to compare the five states with each other and to identify which regulatory procedures weigh most on MSMEs.</w:t>
+        <w:t xml:space="preserve"> Doing Business 2020 is the last edition of the series, which the World Bank discontinued in 2021 after data irregularities were found in earlier editions. Its successor, B-READY, covered 101 economies in its 2025 interim edition and will cover 164 by the end of 2026, but country results for all five KAZA states were not available for this draft. Doing Business rankings are used here only to compare the five states and to identify which regulatory procedures weigh most on MSMEs.</w:t>
       </w:r>
     </w:p>
     <w:p>
@@ -6541,7 +6594,7 @@
         <w:spacing w:before="0" w:after="240"/>
         <w:rPr/>
       </w:pPr>
-      <w:bookmarkStart w:id="6" w:name="__RefHeading___Toc2942_616069264"/>
+      <w:bookmarkStart w:id="6" w:name="__RefHeading___Toc2955_3770744645"/>
       <w:bookmarkEnd w:id="6"/>
       <w:r>
         <w:rPr/>
@@ -6553,7 +6606,7 @@
         <w:pStyle w:val="Heading2"/>
         <w:rPr/>
       </w:pPr>
-      <w:bookmarkStart w:id="7" w:name="__RefHeading___Toc2944_616069264"/>
+      <w:bookmarkStart w:id="7" w:name="__RefHeading___Toc2957_3770744645"/>
       <w:bookmarkEnd w:id="7"/>
       <w:r>
         <w:rPr/>
@@ -6815,7 +6868,7 @@
         <w:pStyle w:val="Heading2"/>
         <w:rPr/>
       </w:pPr>
-      <w:bookmarkStart w:id="8" w:name="__RefHeading___Toc2946_616069264"/>
+      <w:bookmarkStart w:id="8" w:name="__RefHeading___Toc2959_3770744645"/>
       <w:bookmarkEnd w:id="8"/>
       <w:r>
         <w:rPr/>
@@ -7401,7 +7454,7 @@
         <w:spacing w:before="0" w:after="240"/>
         <w:rPr/>
       </w:pPr>
-      <w:bookmarkStart w:id="9" w:name="__RefHeading___Toc2948_616069264"/>
+      <w:bookmarkStart w:id="9" w:name="__RefHeading___Toc2961_3770744645"/>
       <w:bookmarkEnd w:id="9"/>
       <w:r>
         <w:rPr/>
@@ -7413,7 +7466,7 @@
         <w:pStyle w:val="Heading2"/>
         <w:rPr/>
       </w:pPr>
-      <w:bookmarkStart w:id="10" w:name="__RefHeading___Toc2950_616069264"/>
+      <w:bookmarkStart w:id="10" w:name="__RefHeading___Toc2963_3770744645"/>
       <w:bookmarkEnd w:id="10"/>
       <w:r>
         <w:rPr/>
@@ -7541,7 +7594,7 @@
         <w:pStyle w:val="Heading2"/>
         <w:rPr/>
       </w:pPr>
-      <w:bookmarkStart w:id="11" w:name="__RefHeading___Toc2952_616069264"/>
+      <w:bookmarkStart w:id="11" w:name="__RefHeading___Toc2965_3770744645"/>
       <w:bookmarkEnd w:id="11"/>
       <w:r>
         <w:rPr/>
@@ -7722,7 +7775,7 @@
         <w:spacing w:before="0" w:after="240"/>
         <w:rPr/>
       </w:pPr>
-      <w:bookmarkStart w:id="12" w:name="__RefHeading___Toc2954_616069264"/>
+      <w:bookmarkStart w:id="12" w:name="__RefHeading___Toc2967_3770744645"/>
       <w:bookmarkEnd w:id="12"/>
       <w:r>
         <w:rPr/>
@@ -7734,7 +7787,7 @@
         <w:pStyle w:val="Heading2"/>
         <w:rPr/>
       </w:pPr>
-      <w:bookmarkStart w:id="13" w:name="__RefHeading___Toc2956_616069264"/>
+      <w:bookmarkStart w:id="13" w:name="__RefHeading___Toc2969_3770744645"/>
       <w:bookmarkEnd w:id="13"/>
       <w:r>
         <w:rPr/>
@@ -7808,11 +7861,11 @@
           <w:b/>
           <w:bCs/>
         </w:rPr>
-        <w:t>Low savings and thin buffers.</w:t>
-      </w:r>
-      <w:r>
-        <w:rPr/>
-        <w:t xml:space="preserve"> In Zimbabwe, 60% of MSME owners report that they do not save (FinScope MSME Zimbabwe 2022). Low-season cash shortfalls are therefore met by cutting activity, informal borrowing or drawing on household income.</w:t>
+        <w:t>Thin buffers.</w:t>
+      </w:r>
+      <w:r>
+        <w:rPr/>
+        <w:t xml:space="preserve"> Savings are falling in at least one state: the Reserve Bank of Zimbabwe reports that the share of Zimbabwean adults who save fell from about 47% in 2014 to 36% in 2022 (Chipika, citing FinScope). Low-season cash shortfalls are therefore met by cutting activity, informal borrowing or drawing on household income.</w:t>
       </w:r>
     </w:p>
     <w:p>
@@ -7862,7 +7915,7 @@
         <w:pStyle w:val="Heading2"/>
         <w:rPr/>
       </w:pPr>
-      <w:bookmarkStart w:id="14" w:name="__RefHeading___Toc2958_616069264"/>
+      <w:bookmarkStart w:id="14" w:name="__RefHeading___Toc2971_3770744645"/>
       <w:bookmarkEnd w:id="14"/>
       <w:r>
         <w:rPr/>
@@ -7877,7 +7930,7 @@
       </w:pPr>
       <w:r>
         <w:rPr/>
-        <w:t>The Macro Diagnostic does not report record-keeping practice directly. National surveys suggest it is weak: in Zimbabwe's 2012 FinScope MSME survey, 49% of MSME owners kept no financial records and only 8% kept up-to-date accounts. The Financial Landscape Analysis notes that limited records, informality and weak credit histories are a common barrier across all five states, and that Botswana's LEA supports tourism enterprises in record keeping. For R-NBT MSMEs the practical issues are:</w:t>
+        <w:t>The Macro Diagnostic does not report record-keeping practice directly. National surveys suggest it is weak. In Zimbabwe's 2012 FinScope MSME survey, 49% of MSME owners kept no financial records and only 8% kept up-to-date accounts (FinMark Trust), and the 2022 survey found that only 17% always keep records, while 37% do so sometimes (FinScope MSME Zimbabwe 2022). The Financial Landscape Analysis notes that limited records, informality and weak credit histories are a common barrier across all five states, and that Botswana's LEA supports tourism enterprises in record keeping. For R-NBT MSMEs the practical issues are:</w:t>
       </w:r>
     </w:p>
     <w:p>
@@ -7919,7 +7972,7 @@
       </w:pPr>
       <w:r>
         <w:rPr/>
-        <w:t>Mobile-money and card payments create a digital trail, but women-owned SMEs in Zambia received only 6% of sales through mobile money in one World Bank study, so the trail is still thin.</w:t>
+        <w:t>Mobile-money and card payments create a digital trail, but women-owned SMEs in Zambia received only 6% of their sales through mobile money in a World Bank survey (World Bank, 2021), so the trail is still thin.</w:t>
       </w:r>
     </w:p>
     <w:p>
@@ -7941,7 +7994,7 @@
         <w:pStyle w:val="Heading2"/>
         <w:rPr/>
       </w:pPr>
-      <w:bookmarkStart w:id="15" w:name="__RefHeading___Toc2960_616069264"/>
+      <w:bookmarkStart w:id="15" w:name="__RefHeading___Toc2973_3770744645"/>
       <w:bookmarkEnd w:id="15"/>
       <w:r>
         <w:rPr/>
@@ -7956,7 +8009,7 @@
       </w:pPr>
       <w:r>
         <w:rPr/>
-        <w:t>Informality is the norm in the priority chains. The FinScope MSME Zimbabwe 2022 survey reports that about 86% of MSMEs are informal. Namibia has an estimated 34,000 MSMEs, of which about 15,000 are formally registered (World Bank). Zambia has not conducted a national MSME survey since 2004, so the size of its informal segment cannot be estimated reliably (AFI). Section 7.1 shows that the cost and time of formalising are themselves part of the explanation: all five states ranked in the bottom half of the world for starting a business in Doing Business 2020.</w:t>
+        <w:t>Informality is the norm in the priority chains. In Zimbabwe, only about one in seven MSMEs is registered or licensed (FinScope MSME Zimbabwe 2022). In Namibia, the World Bank estimates that some 34,000 MSMEs operate, of which about 15,000 are formally registered (World Bank, 2024). In Botswana, micro-enterprises make up about 91% of the estimated 138,000 MSMEs (FinScope MSME Botswana 2024). Section 7.1 shows that the cost and time of formalising are themselves part of the explanation: all five states ranked in the bottom half of the world for starting a business in Doing Business 2020.</w:t>
       </w:r>
     </w:p>
     <w:p>
@@ -8070,7 +8123,7 @@
         <w:pStyle w:val="Heading2"/>
         <w:rPr/>
       </w:pPr>
-      <w:bookmarkStart w:id="16" w:name="__RefHeading___Toc2962_616069264"/>
+      <w:bookmarkStart w:id="16" w:name="__RefHeading___Toc2975_3770744645"/>
       <w:bookmarkEnd w:id="16"/>
       <w:r>
         <w:rPr/>
@@ -8085,7 +8138,7 @@
       </w:pPr>
       <w:r>
         <w:rPr/>
-        <w:t>The table below rates the typical MSME in each chain on the six readiness dimensions. Ratings are the author's assessment from the evidence above and should be validated.</w:t>
+        <w:t>The typical MSME in each chain is rated below on the six readiness dimensions. The ratings are the author's assessment from the evidence above and should be validated.</w:t>
       </w:r>
     </w:p>
     <w:p>
@@ -10035,7 +10088,7 @@
         <w:spacing w:before="0" w:after="240"/>
         <w:rPr/>
       </w:pPr>
-      <w:bookmarkStart w:id="17" w:name="__RefHeading___Toc2964_616069264"/>
+      <w:bookmarkStart w:id="17" w:name="__RefHeading___Toc2977_3770744645"/>
       <w:bookmarkEnd w:id="17"/>
       <w:r>
         <w:rPr/>
@@ -10047,7 +10100,7 @@
         <w:pStyle w:val="Heading2"/>
         <w:rPr/>
       </w:pPr>
-      <w:bookmarkStart w:id="18" w:name="__RefHeading___Toc2966_616069264"/>
+      <w:bookmarkStart w:id="18" w:name="__RefHeading___Toc2979_3770744645"/>
       <w:bookmarkEnd w:id="18"/>
       <w:r>
         <w:rPr/>
@@ -10070,7 +10123,7 @@
         <w:pStyle w:val="Heading2"/>
         <w:rPr/>
       </w:pPr>
-      <w:bookmarkStart w:id="19" w:name="__RefHeading___Toc2968_616069264"/>
+      <w:bookmarkStart w:id="19" w:name="__RefHeading___Toc2981_3770744645"/>
       <w:bookmarkEnd w:id="19"/>
       <w:r>
         <w:rPr/>
@@ -10102,11 +10155,11 @@
           <w:b/>
           <w:bCs/>
         </w:rPr>
-        <w:t>Women own a large share of MSMEs but are concentrated at the micro end.</w:t>
-      </w:r>
-      <w:r>
-        <w:rPr/>
-        <w:t xml:space="preserve"> Women own more than 60% of MSMEs in Zimbabwe (FinScope MSME 2022, as reported by the Reserve Bank of Zimbabwe). Regional FinScope surveys consistently find women concentrated in micro, informal enterprises.</w:t>
+        <w:t>Women own or lead most MSMEs in at least two states.</w:t>
+      </w:r>
+      <w:r>
+        <w:rPr/>
+        <w:t xml:space="preserve"> Women-owned MSMEs account for more than 60% of all MSMEs in Zimbabwe (Chipika, citing FinScope MSME 2022), and a Bank of Zambia official reports that more than 60% of Zambia's MSMEs are now women-led (AFI).</w:t>
       </w:r>
     </w:p>
     <w:p>
@@ -10123,11 +10176,11 @@
           <w:b/>
           <w:bCs/>
         </w:rPr>
-        <w:t>Women are not always less formal.</w:t>
-      </w:r>
-      <w:r>
-        <w:rPr/>
-        <w:t xml:space="preserve"> In Botswana, 56% of female business owners run formal businesses compared with 51% of male owners (FinScope MSME Botswana 2024). Formality alone does not explain the gender gap in finance.</w:t>
+        <w:t>Most women-owned businesses are informal.</w:t>
+      </w:r>
+      <w:r>
+        <w:rPr/>
+        <w:t xml:space="preserve"> In a 2025 UN Women survey of 582 women-owned MSMEs across ten provinces of Zimbabwe, 64% were unregistered and 68% were individually owned (UN Women, 2025).</w:t>
       </w:r>
     </w:p>
     <w:p>
@@ -10144,11 +10197,11 @@
           <w:b/>
           <w:bCs/>
         </w:rPr>
-        <w:t>Women borrow less from banks and more from groups.</w:t>
-      </w:r>
-      <w:r>
-        <w:rPr/>
-        <w:t xml:space="preserve"> In Zimbabwe, only 22% of women-led MSMEs with bank accounts had applied for a commercial loan, falling to 8% in rural areas (African Journal of Inclusive Societies). In Zambia, women SME owners most often cite high interest rates (36%) as a barrier and turn to friends, family, moneylenders and community groups (World Bank W-SME study). Savings groups are where most women's enterprise finance happens.</w:t>
+        <w:t>Women's enterprises face a large finance gap.</w:t>
+      </w:r>
+      <w:r>
+        <w:rPr/>
+        <w:t xml:space="preserve"> AFI's Zambia case study puts the MSME financing gap at about 17% of GDP, of which the share attributable to women-owned enterprises is about USD 657 million (AFI, 2024). Savings groups are where most women's enterprise finance happens. Policy responses are emerging, such as Zimbabwe's Collateral Registry System, launched in November 2022 to allow movable assets to be used as security (Chipika).</w:t>
       </w:r>
     </w:p>
     <w:p>
@@ -10201,7 +10254,7 @@
       </w:pPr>
       <w:r>
         <w:rPr/>
-        <w:t>Women are also prominent in small-scale cross-border trade, which links producers on either side of the Zambia-Zimbabwe border: in 2013 more than half of the traders using the COMESA Simplified Trade Regime were women (COMESA). This is relevant to food and craft supply along the Victoria Falls corridor.</w:t>
+        <w:t>Women are also prominent in small-scale cross-border trade, which links producers on either side of the Zambia-Zimbabwe border: by 2013, 5,926 of the roughly 10,970 traders using the COMESA Simplified Trade Regime were women (COMESA, 2016). This is relevant to food and craft supply along the Victoria Falls corridor.</w:t>
       </w:r>
     </w:p>
     <w:p>
@@ -10227,7 +10280,7 @@
         <w:pStyle w:val="Heading2"/>
         <w:rPr/>
       </w:pPr>
-      <w:bookmarkStart w:id="20" w:name="__RefHeading___Toc2970_616069264"/>
+      <w:bookmarkStart w:id="20" w:name="__RefHeading___Toc2983_3770744645"/>
       <w:bookmarkEnd w:id="20"/>
       <w:r>
         <w:rPr/>
@@ -10248,11 +10301,11 @@
           <w:b/>
           <w:bCs/>
         </w:rPr>
-        <w:t>Youth unemployment is high.</w:t>
-      </w:r>
-      <w:r>
-        <w:rPr/>
-        <w:t xml:space="preserve"> In Namibia, 41.9% of 15 to 24 year olds are not in employment, education or training (Labour Force Survey 2023). Youth unemployment is similarly a priority in all five states.</w:t>
+        <w:t>Many young people are out of work and education.</w:t>
+      </w:r>
+      <w:r>
+        <w:rPr/>
+        <w:t xml:space="preserve"> In Namibia, 41.9% of young people aged 15 to 34 are not in employment, education or training (Namibia Statistics Agency, 2023 census labour force report). Youth unemployment is similarly a priority in all five states.</w:t>
       </w:r>
     </w:p>
     <w:p>
@@ -10344,7 +10397,7 @@
         <w:pStyle w:val="Heading2"/>
         <w:rPr/>
       </w:pPr>
-      <w:bookmarkStart w:id="21" w:name="__RefHeading___Toc2972_616069264"/>
+      <w:bookmarkStart w:id="21" w:name="__RefHeading___Toc2985_3770744645"/>
       <w:bookmarkEnd w:id="21"/>
       <w:r>
         <w:rPr/>
@@ -10359,7 +10412,7 @@
       </w:pPr>
       <w:r>
         <w:rPr/>
-        <w:t>Node is the strongest predictor of readiness in the evidence. The table below summarises how readiness and finance needs vary by node.</w:t>
+        <w:t>Node is the strongest predictor of readiness in the evidence. Readiness and finance needs vary by node as follows.</w:t>
       </w:r>
     </w:p>
     <w:p>
@@ -11229,7 +11282,7 @@
         <w:spacing w:before="0" w:after="240"/>
         <w:rPr/>
       </w:pPr>
-      <w:bookmarkStart w:id="22" w:name="__RefHeading___Toc2974_616069264"/>
+      <w:bookmarkStart w:id="22" w:name="__RefHeading___Toc2987_3770744645"/>
       <w:bookmarkEnd w:id="22"/>
       <w:r>
         <w:rPr/>
@@ -11252,7 +11305,7 @@
         <w:pStyle w:val="Heading2"/>
         <w:rPr/>
       </w:pPr>
-      <w:bookmarkStart w:id="23" w:name="__RefHeading___Toc2976_616069264"/>
+      <w:bookmarkStart w:id="23" w:name="__RefHeading___Toc2989_3770744645"/>
       <w:bookmarkEnd w:id="23"/>
       <w:r>
         <w:rPr/>
@@ -11456,7 +11509,7 @@
       </w:pPr>
       <w:r>
         <w:rPr/>
-        <w:t>The priority gaps differ by chain. The table below links the main gaps in each priority chain to the interventions recommended in Chapter 10 and to the partners best placed to deliver them.</w:t>
+        <w:t>The priority gaps differ by chain. The main gaps in each priority chain are linked below to the interventions recommended in Chapter 10 and to the partners best placed to deliver them.</w:t>
       </w:r>
     </w:p>
     <w:p>
@@ -12461,7 +12514,7 @@
                 <w:sz w:val="18"/>
                 <w:szCs w:val="18"/>
               </w:rPr>
-              <w:t>BTO, NTB, ZTA (Zimbabwe), NACSO, CAMPFIRE Association</w:t>
+              <w:t>BTO, NTB, Zimbabwe Tourism Authority, NACSO, CAMPFIRE Association</w:t>
             </w:r>
           </w:p>
         </w:tc>
@@ -12482,7 +12535,7 @@
         <w:pStyle w:val="Heading2"/>
         <w:rPr/>
       </w:pPr>
-      <w:bookmarkStart w:id="24" w:name="__RefHeading___Toc2978_616069264"/>
+      <w:bookmarkStart w:id="24" w:name="__RefHeading___Toc2991_3770744645"/>
       <w:bookmarkEnd w:id="24"/>
       <w:r>
         <w:rPr/>
@@ -12560,7 +12613,7 @@
       </w:r>
       <w:r>
         <w:rPr/>
-        <w:t xml:space="preserve"> Services are concentrated in capitals; outreach to Kasane, Maun, Katima Mulilo, Rundu, Livingstone, Hwange and Cuando Cubango is thin. LEA's planned new offices, for example, are not in the KAZA hubs, and INAPEM's decentralised incubation has started in Huíla rather than in Cuando Cubango (Section 7.3).</w:t>
+        <w:t xml:space="preserve"> Services are concentrated in capitals; outreach to Kasane, Maun, Katima Mulilo, Rundu, Livingstone, Hwange and Cuando Cubango is thin. INAPEM's first decentralised incubation programme, for example, is in Huíla province rather than Cuando Cubango (Section 7.3).</w:t>
       </w:r>
     </w:p>
     <w:p>
@@ -12581,7 +12634,7 @@
       </w:r>
       <w:r>
         <w:rPr/>
-        <w:t xml:space="preserve"> Several lead BSOs are being restructured or refunded: the long-pending LEA-CEDA merger in Botswana, the reset of CEEC funding in Zambia, and BIPA's delayed online registration system in Namibia. This makes it harder for BSOs to commit to multi-year supplier-development programmes.</w:t>
+        <w:t xml:space="preserve"> Some lead agencies are being restructured or are rebuilding systems. Botswana has long-standing plans to rationalise parastatals with overlapping mandates, which unions have questioned (Business Weekly, 2026), and Namibia's BIPA is still procuring a new online registration system (Section 7.1). This makes it harder for BSOs to commit to multi-year supplier-development programmes.</w:t>
       </w:r>
     </w:p>
     <w:p>
@@ -12652,7 +12705,7 @@
         <w:pStyle w:val="Heading2"/>
         <w:rPr/>
       </w:pPr>
-      <w:bookmarkStart w:id="25" w:name="__RefHeading___Toc2980_616069264"/>
+      <w:bookmarkStart w:id="25" w:name="__RefHeading___Toc2993_3770744645"/>
       <w:bookmarkEnd w:id="25"/>
       <w:r>
         <w:rPr/>
@@ -12719,7 +12772,7 @@
       </w:r>
       <w:r>
         <w:rPr/>
-        <w:t xml:space="preserve"> using purchase orders, receivables, movable-asset registries, mobile-money data and savings-group records in credit assessment. Zambia's 4th-place ranking for getting credit in Doing Business 2020 shows that the legal tools exist there; the gap is their use for small borrowers. In Angola, which ranked 185th, lenders have few such tools and need contractual workarounds such as payment routing through the anchor buyer.</w:t>
+        <w:t xml:space="preserve"> using purchase orders, receivables, movable-asset registries, mobile-money data and savings-group records in credit assessment. Zambia's 4th-place ranking for getting credit in Doing Business 2020 shows that the legal tools exist there; Zimbabwe launched a collateral registry for movable assets in 2022, and Botswana's CIPA is developing a National Collateral Registry for SME credit. The gap is lenders' use of these tools for small borrowers. In Angola, which ranked 185th for getting credit, lenders have few such tools and need contractual workarounds such as payment routing through the anchor buyer.</w:t>
       </w:r>
     </w:p>
     <w:p>
@@ -13623,7 +13676,7 @@
         <w:spacing w:before="0" w:after="240"/>
         <w:rPr/>
       </w:pPr>
-      <w:bookmarkStart w:id="26" w:name="__RefHeading___Toc2982_616069264"/>
+      <w:bookmarkStart w:id="26" w:name="__RefHeading___Toc2995_3770744645"/>
       <w:bookmarkEnd w:id="26"/>
       <w:r>
         <w:rPr/>
@@ -13646,7 +13699,7 @@
         <w:pStyle w:val="Heading2"/>
         <w:rPr/>
       </w:pPr>
-      <w:bookmarkStart w:id="27" w:name="__RefHeading___Toc2984_616069264"/>
+      <w:bookmarkStart w:id="27" w:name="__RefHeading___Toc2997_3770744645"/>
       <w:bookmarkEnd w:id="27"/>
       <w:r>
         <w:rPr/>
@@ -15625,7 +15678,7 @@
       </w:pPr>
       <w:r>
         <w:rPr/>
-        <w:t>Source: World Bank, Doing Business 2020 economy profiles and rankings. Topic ranks were transcribed from the published profiles and should be checked against the original documents before publication; n.a. means the rank could not be confirmed.</w:t>
+        <w:t>Source: World Bank, Doing Business 2020 report and economy profiles. Topic ranks were transcribed from the published profiles; the overall ranks and scores are confirmed in the World Bank's published rankings.</w:t>
       </w:r>
     </w:p>
     <w:p>
@@ -15657,7 +15710,7 @@
       </w:r>
       <w:r>
         <w:rPr/>
-        <w:t xml:space="preserve"> All five states ranked 117th or lower for starting a business. Registering a company took about 8.5 days in Zambia, 27 days and 9 procedures in Zimbabwe, 36 days and 8 procedures in Angola, and 54 days and 10 procedures in Namibia; Namibia's Auditor-General reported an average of 66 days around the same period. In Botswana, company registration could be completed online in a day, but tax registration took about 30 days. For a micro-enterprise earning most of its income in a five-month season, a registration process that takes one to two months has a real opportunity cost. This supports treating formalisation as a milestone tied to a contract (Section 4.3) and offering hands-on help with procedures.</w:t>
+        <w:t xml:space="preserve"> All five states ranked 117th or lower for starting a business. Registering a company took about 8.5 days in Zambia, 27 days and 9 procedures in Zimbabwe, 36 days and 8 procedures in Angola, and 54 days and 10 procedures in Namibia. In Botswana in 2020, company registration could be completed online in a day, but tax registration took about 30 days; later US government reports put tax registration at about a week (US Department of State, 2020 and 2026). For a micro-enterprise earning most of its income in a five-month season, a registration process that takes one to two months has a real opportunity cost. This supports treating formalisation as a milestone tied to a contract (Section 4.3) and offering hands-on help with procedures.</w:t>
       </w:r>
     </w:p>
     <w:p>
@@ -15699,7 +15752,7 @@
       </w:r>
       <w:r>
         <w:rPr/>
-        <w:t xml:space="preserve"> Enforcing a commercial contract through the courts took about 660 days in Botswana (137th) and 410 days at a cost of 83% of the claim in Zimbabwe (169th); Angola ranked 186th and Zambia 130th. Only Namibia (64th) ranked in the top half. Contract-backed supplier finance in KAZA therefore cannot rely on court enforcement. It needs tripartite agreements in which the anchor buyer pays the lender directly, short payment cycles and repeat relationships that make default costly.</w:t>
+        <w:t xml:space="preserve"> Enforcing a commercial contract through the courts took about 660 days in Botswana (137th) and 410 days at a cost of 83% of the claim in Zimbabwe (169th); Angola ranked 186th and Zambia 130th. Only Namibia (64th) ranked in the top half. Contract-backed supplier finance in KAZA therefore cannot rely on court enforcement. It needs arrangements in which the anchor buyer pays the lender directly, as in the Wilderness-Stanbic facility, where suppliers cede their right to receive payment from Wilderness to the bank (Mmegi, 2025).</w:t>
       </w:r>
     </w:p>
     <w:p>
@@ -15780,7 +15833,7 @@
       </w:r>
       <w:r>
         <w:rPr/>
-        <w:t xml:space="preserve"> (177th) had the weakest business environment of the five, with bottom-ten rankings for getting credit and enforcing contracts and no functioning insolvency practice (score of zero). Government has tried to simplify entry: the Balcão Único do Empreendedor (BUE), created in 2012 as a one-stop shop for micro, small and medium enterprises, was followed in 2019 by an online company-registration service designed to form companies in about two days, and the government has planned to integrate tax, social security and trade registration into the platform. INAPEM certification is a prerequisite for access to public credit lines and tax benefits and is required by commercial banks for loan applications. Sector rules cap foreign shareholding at 49% in road passenger transport and 50% in road freight (MD p. 26). For Cuando Cubango, the binding constraints are a thin enterprise base, distance from Luanda-based services, and the fact that guiding and logistics for Angolan sites accrue in Namibia (MD p. 118-119).</w:t>
+        <w:t xml:space="preserve"> (177th) had the weakest business environment of the five, with bottom-ten rankings for getting credit and enforcing contracts. Government has tried to simplify entry: Presidential Decree 40/12 created the Balcão Único do Empreendedor (BUE) in 2012 to simplify the formation and licensing of micro and small enterprises and bring informal activity into the formal economy, and by 2021 a new platform at the Guiché Único da Empresa allowed a company to be created online or in person in about an hour when documents were in order (Ver Angola, 2021). INAPEM certification gives access to tax benefits, and banks ask for the certificate when a company applies for finance (AllAfrica, 2026). Sector rules cap foreign shareholding at 49% in road passenger transport and 50% in road freight (MD p. 26). For Cuando Cubango, the binding constraints are a thin enterprise base, distance from Luanda-based services, and the fact that guiding and logistics for Angolan sites accrue in Namibia (MD p. 118-119).</w:t>
       </w:r>
     </w:p>
     <w:p>
@@ -15798,7 +15851,7 @@
       </w:r>
       <w:r>
         <w:rPr/>
-        <w:t xml:space="preserve"> (87th) combined good rankings for construction permits (44th), trading across borders (55th) and paying taxes (59th) with weak rankings for starting a business (159th), getting electricity (139th) and enforcing contracts (137th). Since 2019 the Companies and Intellectual Property Authority (CIPA) has run an online business registration system, which the 2026 budget debate credits with faster turnaround times. Botswana was included in the World Bank's Business Ready (B-READY) 2025 report, which, as reported to Parliament, recognised strong legal frameworks and CIPA's digital front door but flagged insolvency, tax compliance and dispute resolution as areas needing attention. Sector rules are the most protective of citizen MSMEs in the region: fresh-produce and general-dealer licences, guesthouses and touristic transfer companies are reserved for citizens (MD p. 31-34), about 35 service sectors are restricted to citizens according to the US Commercial Service, and the Economic Inclusion Act 2021, in force since April 2022, promotes localisation and sub-contracting to citizen-owned enterprises. These rules create protected demand for citizen suppliers but close processing, distribution and transport to outside equity.</w:t>
+        <w:t xml:space="preserve"> (87th) combined good rankings for construction permits (44th), trading across borders (55th) and paying taxes (59th) with weak rankings for starting a business (159th), getting electricity (139th) and enforcing contracts (137th). The Companies and Intellectual Property Authority (CIPA) runs an online business registration system, which the Ministry of Trade and Entrepreneurship credits with faster turnaround times. Its 2026/27 budget speech also reported that the World Bank's B-READY 2025 report recognised Botswana's strong legal frameworks and CIPA's digital front door, but flagged insolvency, tax compliance, dispute resolution and market competition as areas needing attention; it announced a home-grown company registration system and a National Collateral Registry to improve SME access to credit (Ministry of Trade and Entrepreneurship, 2026). Sector rules are the most protective of citizen MSMEs in the region: fresh-produce and general-dealer licences, guesthouses and touristic transfer companies are reserved for citizens (MD p. 31-34), Botswana law reserves 35 service sectors for citizens (US International Trade Administration), and the Economic Inclusion Act 2021, in force since April 2022, provides for the participation of targeted citizens in the economy, including through procurement and licensing. These rules create protected demand for citizen suppliers but close processing, distribution and transport to outside equity.</w:t>
       </w:r>
     </w:p>
     <w:p>
@@ -15816,7 +15869,7 @@
       </w:r>
       <w:r>
         <w:rPr/>
-        <w:t xml:space="preserve"> (104th) ranked well for getting electricity (76th) and enforcing contracts (64th), the best of the five states, but poorly for starting a business (165th) and registering property (173rd). Formalisation remains the weak point: the Business and Intellectual Property Authority (BIPA) is procuring a new integrated online registration system, but its existing online system was reported not to be working in 2025, and BIPA has announced large-scale de-registration of companies that fail to file beneficial-ownership information. Namibia was a new entrant in the B-READY 2025 sample. In tourism, Namibia has a mature conservancy JV framework but low MSME value capture (MD p. 37, 40), and the introduction of visa-on-arrival fees for visitors from 31 countries in April 2025 has affected demand (Section 7.2).</w:t>
+        <w:t xml:space="preserve"> (104th) ranked well for getting electricity (76th) and enforcing contracts (64th), the best of the five states, but poorly for starting a business (165th) and registering property (173rd). Formalisation remains the weak point. In June 2024 the Business and Intellectual Property Authority (BIPA) said it was procuring an integrated online registration system expected within 18 to 24 months (The Brief, 2024); in May 2025 the responsible minister said the existing online system was not working (The Namibian, 2025); and in August 2025 BIPA announced that it would de-register about 1,000 non-compliant companies a month (The Brief, 2025). Namibia was among the new economies covered by the B-READY 2025 report (Ecofin, 2026). In tourism, Namibia has a mature conservancy JV framework but low MSME value capture (MD p. 37, 40), and the end of visa-free travel for 31 countries in April 2025 has affected demand from Europe (Section 7.2).</w:t>
       </w:r>
     </w:p>
     <w:p>
@@ -15834,7 +15887,7 @@
       </w:r>
       <w:r>
         <w:rPr/>
-        <w:t xml:space="preserve"> (85th) had the best overall ranking and strong scores for getting credit (4th) and paying taxes (17th), but weak ones for trading across borders (155th), registering property (149th) and enforcing contracts (130th). Licensing is the main recurring burden: a World Bank review found that more than a quarter of Zambian firms cite licensing as a major constraint, nearly double the regional average. The Business Regulatory Review Agency (BRRA) adopted risk-based guidelines in 2023 to focus licensing and inspections on higher-risk activities, and after a 2025 benchmarking visit to Mauritius it has said it will explore a single omnibus licence for tourism. Road service licences require at least 25% Zambian membership and all-Zambian directors unless the applicant holds a ZDA licence (MD p. 44), which favours local transport MSMEs.</w:t>
+        <w:t xml:space="preserve"> (85th) had the best overall ranking and strong scores for getting credit (4th) and paying taxes (17th), but weak ones for trading across borders (155th), registering property (149th) and enforcing contracts (130th). Licensing is the main recurring burden: more than a quarter of Zambian firms cite business licensing and permits as a major obstacle, nearly double the regional average, and Zambia is moving to risk-based regulation with World Bank support (World Bank, 2024). After a 2025 benchmarking mission to Mauritius, the Business Regulatory Review Agency (BRRA) began talks with the Ministry of Tourism and the Zambia Tourism Agency on adopting omnibus licensing, in which one licence covers several activities, for the accommodation sub-sector (Zambia Monitor, 2025). Road service licences require at least 25% Zambian membership and all-Zambian directors unless the applicant holds a ZDA licence (MD p. 44), which favours local transport MSMEs.</w:t>
       </w:r>
     </w:p>
     <w:p>
@@ -15852,7 +15905,7 @@
       </w:r>
       <w:r>
         <w:rPr/>
-        <w:t xml:space="preserve"> (140th) was among the World Bank's top 20 improvers in Doing Business 2020, rising 15 places after five reforms, including an improved online name search and lower municipal licence fees for new businesses, a deeds-registry tracking system and a new reorganisation procedure for insolvent firms. It still ranked low for starting a business (167th), getting electricity (167th), paying taxes (146th) and enforcing contracts (169th). The Zimbabwe Investment and Development Agency (ZIDA) runs a One Stop Investment Services Centre covering company registration, tax registration and clearance and licensing, and signed an agreement with ZIMRA in January 2024 to integrate electronic services. Ownership rules have tightened: in 2018 the indigenisation law was narrowed to reserved sectors that included passenger transport and the marketing and distribution of local arts and crafts, and Statutory Instrument 215 of 2025 expanded the reserved list to 14 sectors and requires foreign-owned businesses in them to transfer a controlling 75% stake to citizens within three years. This protects MSME space in transport and crafts but deters foreign joint-venture capital in those chains.</w:t>
+        <w:t xml:space="preserve"> (140th) rose 15 places in Doing Business 2020 and was among the World Bank's top 20 improvers, with reforms in five areas; improvements in starting a business, including lower business licensing fees in Harare, were the main driver (World Bank, 2019; The Herald). It still ranked low for starting a business (167th), getting electricity (167th), paying taxes (146th) and enforcing contracts (169th). The Zimbabwe Investment and Development Agency (ZIDA) runs a One Stop Investment Services Centre, and in January 2024 ZIDA and ZIMRA signed a memorandum of understanding to integrate their electronic and investor services (ZIMRA, 2024). Ownership rules have tightened. In 2018 the indigenisation law was narrowed to a list of sectors reserved for citizens that included passenger transport and the provision, marketing and distribution of local arts and crafts (Veritas, 2018). Statutory Instrument 215 of 2025 then set new rules for foreign participation in reserved sectors; press reports describe 14 reserved sectors and a requirement for foreign-owned businesses in them to transfer a 75% controlling stake to citizens within three years, although reports differ on the details (ZimLII; Daily News, 2025; Business Times, 2026). This protects MSME space in transport and crafts but deters foreign joint-venture capital in those chains.</w:t>
       </w:r>
     </w:p>
     <w:p>
@@ -15873,7 +15926,7 @@
       </w:pPr>
       <w:r>
         <w:rPr/>
-        <w:t>Regulation also shapes which MSMEs can exist in each chain and who can invest in them. The table below combines the Macro Diagnostic's findings with the later rules described above.</w:t>
+        <w:t>Regulation also shapes which MSMEs can exist in each chain and who can invest in them. The Macro Diagnostic's findings and the later rules described above combine as follows.</w:t>
       </w:r>
     </w:p>
     <w:p>
@@ -16063,7 +16116,7 @@
                 <w:sz w:val="18"/>
                 <w:szCs w:val="18"/>
               </w:rPr>
-              <w:t>Fresh-produce and general-dealer retail licences reserved for citizens; small-scale food and beverage manufacturing closed to foreign shareholding (MD p. 31). Foreign equity banned in touristic transfer companies (MD p. 32, 34). Guesthouses citizen-reserved (MD p. 34). Economic Inclusion Act 2021 promotes localisation and sub-contracting to citizen-owned enterprises</w:t>
+              <w:t>Fresh-produce and general-dealer retail licences reserved for citizens; small-scale food and beverage manufacturing closed to foreign shareholding (MD p. 31). Foreign equity banned in touristic transfer companies (MD p. 32, 34). Guesthouses citizen-reserved (MD p. 34). Economic Inclusion Act 2021 promotes participation of targeted citizens</w:t>
             </w:r>
           </w:p>
         </w:tc>
@@ -16143,7 +16196,7 @@
                 <w:sz w:val="18"/>
                 <w:szCs w:val="18"/>
               </w:rPr>
-              <w:t>Road service licences require at least 25% Zambian membership and all-Zambian directors unless the applicant holds a ZDA licence (MD p. 44). Multiple licences per activity; risk-based licensing and a tourism omnibus licence under consideration</w:t>
+              <w:t>Road service licences require at least 25% Zambian membership and all-Zambian directors unless the applicant holds a ZDA licence (MD p. 44). Licensing burden high; omnibus licensing for accommodation under discussion</w:t>
             </w:r>
           </w:p>
         </w:tc>
@@ -16223,7 +16276,7 @@
                 <w:sz w:val="18"/>
                 <w:szCs w:val="18"/>
               </w:rPr>
-              <w:t>Foreign shareholding capped at 49% in road passenger transport and 50% in road freight (MD p. 26). INAPEM certification needed for public credit lines and bank loans</w:t>
+              <w:t>Foreign shareholding capped at 49% in road passenger transport and 50% in road freight (MD p. 26). INAPEM certification requested by banks for loans</w:t>
             </w:r>
           </w:p>
         </w:tc>
@@ -16303,7 +16356,7 @@
                 <w:sz w:val="18"/>
                 <w:szCs w:val="18"/>
               </w:rPr>
-              <w:t>Withholding tax of 30% on payments to suppliers without tax clearance (MD p. 74; operator-reported). Reserved sectors for citizens include passenger transport and local arts and crafts marketing; SI 215 of 2025 expanded the list and requires 75% local ownership within three years</w:t>
+              <w:t>Withholding tax of 30% on payments to suppliers without tax clearance (MD p. 74; operator-reported). Reserved sectors for citizens include passenger transport and local arts and crafts; SI 215 of 2025 tightened rules on foreign participation</w:t>
             </w:r>
           </w:p>
         </w:tc>
@@ -16383,7 +16436,7 @@
                 <w:sz w:val="18"/>
                 <w:szCs w:val="18"/>
               </w:rPr>
-              <w:t>Conservancy JV framework; visa-on-arrival fees for 31 countries since April 2025 shifting some demand to Kasane/Chobe (MD p. 117-118); slow company registration</w:t>
+              <w:t>Conservancy JV framework; end of visa-free travel for 31 countries in April 2025, with demand shifting (MD p. 117-118); slow company registration</w:t>
             </w:r>
           </w:p>
         </w:tc>
@@ -16463,7 +16516,7 @@
                 <w:sz w:val="18"/>
                 <w:szCs w:val="18"/>
               </w:rPr>
-              <w:t>KAZA Univisa issued only by Zambia and Zimbabwe; COMESA Simplified Trade Regime covers Zambia and Zimbabwe only; cross-border supply chains less evidenced than visitor flows (MD p. 117-118)</w:t>
+              <w:t>KAZA Univisa operates for Zambia and Zimbabwe only; COMESA Simplified Trade Regime covers Zambia and Zimbabwe only; cross-border supply chains less evidenced than visitor flows (MD p. 117-118)</w:t>
             </w:r>
           </w:p>
         </w:tc>
@@ -16533,7 +16586,7 @@
       </w:r>
       <w:r>
         <w:rPr/>
-        <w:t>, a single visa for Zambia and Zimbabwe valid for up to 30 days, which also covers day trips into Botswana through Kazungula, is in operation; at the 2024 KAZA summit in Livingstone the five Partner States pledged to broaden its use and Botswana announced its adoption, but no source yet confirms that Botswana or Namibia issue it. Multi-country itineraries, which favour guiding, transfer and activity MSMEs along the Victoria Falls-Chobe corridor, therefore remain more costly to sell than they need to be.</w:t>
+        <w:t xml:space="preserve"> is used in Zambia and Zimbabwe and covers day trips into Botswana through Kazungula. At the KAZA heads of state summit in Livingstone in 2024, the five Partner States agreed in principle to broaden its use, and Botswana's Vice President said Botswana would fully adopt it, but no implementation date was given (TimesLIVE, 2024). Multi-country itineraries, which favour guiding, transfer and activity MSMEs along the Victoria Falls-Chobe corridor, therefore remain more costly to sell than they need to be.</w:t>
       </w:r>
     </w:p>
     <w:p>
@@ -16555,7 +16608,7 @@
       </w:r>
       <w:r>
         <w:rPr/>
-        <w:t xml:space="preserve"> (STR) allows traders to move consignments below a value threshold (USD 2,000 per consignment under the COMESA rule, although ZIMRA has published a USD 1,000 limit) across borders with simplified documents and duty-free treatment for goods on a common list. It applies between Zambia and Zimbabwe, both COMESA members, but not to Botswana, Namibia or Angola, for which SADC has been developing its own simplified regime. Uptake has been low. Simplified regimes and the one-stop border post at Kazungula could allow women traders and small producers to supply lodges across borders, but this depends on awareness, border-staff practice and a common SADC threshold.</w:t>
+        <w:t xml:space="preserve"> (STR) allows traders to move small consignments across borders with simplified documents. The COMESA threshold is USD 2,000 per consignment, adopted in 2014 and recommended to be maintained in a 2025 review (COMESA, 2025), but Zimbabwe has applied a lower limit because of exchange-control rules (ZIMRA). The STR applies between Zambia and Zimbabwe, both COMESA members, but not to Botswana, Namibia or Angola. Uptake has been low. A simplified regime that also covered the other KAZA states, together with awareness and border-staff practice at the Kazungula one-stop border post, could help women traders and small producers supply lodges across borders.</w:t>
       </w:r>
     </w:p>
     <w:p>
@@ -16573,7 +16626,7 @@
       </w:r>
       <w:r>
         <w:rPr/>
-        <w:t xml:space="preserve"> Regulation in KAZA is not the main reason MSMEs are not investment-ready, but it raises the cost of every step on the readiness pathway: registration takes weeks, tax clearance is costly in Zimbabwe, contracts cannot be relied on in court, and cross-border sourcing is hard. Programmes should therefore (i) help MSMEs through registration and tax clearance when a contract requires it, using one-stop centres where they work; (ii) design supplier finance around anchor-buyer payment routing rather than court enforcement; (iii) use Zambia's movable-collateral framework as a model for the others; and (iv) work with the KAZA Secretariat on Univisa adoption and a simplified regime for small cross-border suppliers.</w:t>
+        <w:t xml:space="preserve"> Regulation in KAZA is not the main reason MSMEs are not investment-ready, but it raises the cost of every step on the readiness pathway: registration takes weeks, tax clearance is costly in Zimbabwe, contracts cannot be relied on in court, and cross-border sourcing is hard. Programmes should therefore (i) help MSMEs through registration and tax clearance when a contract requires it, using one-stop centres where they work; (ii) design supplier finance around anchor-buyer payment routing rather than court enforcement; (iii) use Zambia's movable-collateral framework, Zimbabwe's collateral registry and Botswana's planned National Collateral Registry for small-supplier lending; and (iv) work with the KAZA Secretariat on Univisa adoption and a simplified regime for small cross-border suppliers.</w:t>
       </w:r>
     </w:p>
     <w:p>
@@ -16581,7 +16634,7 @@
         <w:pStyle w:val="Heading2"/>
         <w:rPr/>
       </w:pPr>
-      <w:bookmarkStart w:id="28" w:name="__RefHeading___Toc2986_616069264"/>
+      <w:bookmarkStart w:id="28" w:name="__RefHeading___Toc2999_3770744645"/>
       <w:bookmarkEnd w:id="28"/>
       <w:r>
         <w:rPr/>
@@ -16617,7 +16670,7 @@
       </w:pPr>
       <w:r>
         <w:rPr/>
-        <w:t>Visitor demand has largely recovered from the pandemic, but it is volatile and policy-sensitive. Namibia recorded about 1.3 million international arrivals in 2025, around 7% fewer than in 2024, after it introduced visa-on-arrival fees of N$1,600 for visitors from 31 countries in April 2025; the industry federation has been cautious in attributing the fall to the visa change, and hotel occupancy in August 2025 matched 2024 levels. Zimbabwe received 751,483 international arrivals in the first half of 2024, up 27% on the previous year, with tourism receipts estimated at USD 493 million for 2024. Botswana recorded between about 390,000 and 420,000 international arrivals a quarter in the second to fourth quarters of 2024 (Statistics Botswana). For MSMEs, the lesson is that demand is large enough to support local supply chains but can shift between neighbouring destinations quickly, as the Macro Diagnostic observes for Namibia and Kasane/Chobe (MD p. 117-118). Suppliers with several buyers, or buyers in more than one destination, are more resilient.</w:t>
+        <w:t>Visitor demand has largely recovered from the pandemic, but it is volatile and policy-sensitive. Namibia received 1,345,168 international visitors in 2025, 6.9% fewer than the 1,444,174 recorded in 2024, while tourist arrivals alone fell by 3.2% (The Namibian, 2026). European tourist arrivals fell by 21%, a drop the tourism ministry linked both to the April 2025 change in visa policy and to safety concerns (The Namibian, 2026). Visitors from non-African countries now pay N$1,600 for a visa on arrival, which the tourism federation FENATA describes as one of the highest fees in the region, and operators reported delays and inconsistent implementation in the first months (Tourism Update, 2025). In Zimbabwe, international arrivals rose by 27% to 751,483 in the first half of 2024, and tourism receipts, including domestic spending, reached an estimated USD 493 million in that half-year (Equity Axis, 2025, citing UN Tourism). Botswana recorded between 391,264 and 421,744 international tourist arrivals a quarter in the second to fourth quarters of 2024, about three-quarters of them from SADC countries (Statistics Botswana, 2026). For MSMEs, the lesson is that demand is large enough to support local supply chains but can shift between neighbouring destinations quickly, as the Macro Diagnostic observes for Namibia and Kasane/Chobe (MD p. 117-118). Suppliers with several buyers, or buyers in more than one destination, are more resilient.</w:t>
       </w:r>
     </w:p>
     <w:p>
@@ -16645,7 +16698,7 @@
       </w:r>
       <w:r>
         <w:rPr/>
-        <w:t xml:space="preserve"> is the best-documented case of anchor-led local procurement in KAZA. Its 2025 impact report states that more than 80% of its procurement by value came from Botswana-based suppliers, about BWP 292 million in the 2024-25 financial year, and its 2026 report puts the share at more than 86% when aviation, which must source parts internationally, is excluded. Local procurement is not the same as MSME procurement, however. Through a supplier development programme launched with a Local Supplier Expo in 2024, which attracted more than 110 citizen-owned enterprises, 68 businesses joined, 37 were supplying and 18 were under development, and annual contract value through the programme rose from BWP 6.3 million to BWP 15 million. That is roughly 5% of the company's local purchases, which shows both that small citizen suppliers can be brought into a large operator's supply chain and how much room remains. The programme is now linked to finance through the 2025 Wilderness-Stanbic contract-backed facility and to BDS through the 2026 Wilderness-LEA memorandum of understanding (Financial Landscape Analysis).</w:t>
+        <w:t xml:space="preserve"> is the best-documented case of anchor-led local procurement in KAZA. It reports buying about BWP 292 million a year from Botswana-registered businesses, more than 80% of its procurement by value (Daily News, 2025), and its 2026 impact report puts the share at more than 86% when aviation, which must source parts internationally, is excluded (ATTA, 2026). Local procurement is not the same as MSME procurement, however. Wilderness's first Local Supplier Expo in Maun in 2024 hosted 110 local vendors and led to more than BWP 6.2 million of new contracts for citizen-owned businesses, a figure that had passed BWP 8 million by mid-2025 (Daily News, 2025), and 68 businesses have joined its supplier development programme (Mmegi, 2026). New contracts of this size are equivalent to about 3% of the company's annual local purchases, which shows both that small citizen suppliers can be brought into a large operator's supply chain and how much room remains. The programme is linked to finance through a 2025 memorandum with Stanbic Bank Botswana, under which Stanbic lends to SMMEs holding Wilderness supply contracts without traditional collateral and is repaid from contract payments that the suppliers cede to the bank (Mmegi, 2025), and to BDS through a 2026 memorandum with LEA that launched a Citizen Economic Empowerment Programme (Mmegi, 2026).</w:t>
       </w:r>
     </w:p>
     <w:p>
@@ -16663,7 +16716,7 @@
       </w:r>
       <w:r>
         <w:rPr/>
-        <w:t xml:space="preserve"> buys food, beverages, construction materials and other products from Namibian suppliers and supports small enterprises near its lodges. Its curio shops and online store carry goods by local artisans and women's associations, and at one recently opened lodge it reports that 82% of the items on display were locally crafted and selected by its procurement team. This is a useful counterpoint to the finding that about 80% of lodge décor in the Kavango and Zambezi regions is imported (MD p. 70): where an operator builds local sourcing into design and procurement from the start, local suppliers can meet lodge specifications.</w:t>
+        <w:t xml:space="preserve"> supports Namibian-owned suppliers and wholesalers and diversifies its supplier base by supporting small enterprises near its lodges (Gondwana Collection). At its Etosha King Nehale lodge, more than 80% of the items in the curio shop are locally crafted (Gondwana Collection). This is a useful counterpoint to the finding that about 80% of lodge décor in the Kavango and Zambezi regions is imported (MD p. 70): where an operator builds local sourcing into design and procurement from the start, local suppliers can meet lodge specifications.</w:t>
       </w:r>
     </w:p>
     <w:p>
@@ -16681,7 +16734,7 @@
       </w:r>
       <w:r>
         <w:rPr/>
-        <w:t xml:space="preserve"> have brought smallholder farmers into their supply chains. The operator of the Royal Livingstone and AVANI Victoria Falls hotels reports that local smallholders who once sold at roadside stands now sell most of their produce to hotels under long-term contracts, and that the hotels invested in the Maramba Women's Mushroom Farm. A University of Pretoria study of tourism-agriculture linkages in Livingstone found that local procurement is the dominant channel and includes smallholders, but that supply, demand and marketing constraints limit how deeply smallholders are integrated. These findings mirror the Macro Diagnostic's evidence from Hwange (MD p. 75).</w:t>
+        <w:t xml:space="preserve"> have brought smallholder farmers into their supply chains. The Royal Livingstone hotel runs a fortnightly smallholder farmers' market at which it buys crops directly from local smallholders, who previously relied on roadside sales and middlemen, and it helped save the Maramba Women's Mushroom Farm, whose members now sell most of their produce to local hotels and resorts under long-term contracts (Anantara, operator-reported). A University of Pretoria doctoral study of tourism-agriculture linkages in Livingstone found that local procurement is the dominant channel and includes smallholders, but that supply, demand and marketing constraints limit how deeply smallholders are integrated (Nsanzya, University of Pretoria). These findings mirror the Macro Diagnostic's evidence from Hwange (MD p. 75).</w:t>
       </w:r>
     </w:p>
     <w:p>
@@ -16702,7 +16755,7 @@
       </w:pPr>
       <w:r>
         <w:rPr/>
-        <w:t>Earlier research shows what is at stake. Studies of the Okavango Delta described an enclave tourism economy in which foreign ownership led to revenue being repatriated and in which weak links with domestic agriculture limited tourism's effect on rural poverty (Mbaiwa, 2005). In 2016 Botswana's tourism ministry told Parliament that 30-40% of the revenue from holidays booked through foreign operators remained in the source countries. ODI's value-chain studies of tourism destinations found that the share of destination revenue reaching poor households ranged from about 5% to more than 25%, and used value-chain analysis to find where interventions in supply chains, crafts and excursions could raise it. The priority chains identified in this assessment are therefore also the main levers for local value capture.</w:t>
+        <w:t>Earlier research shows what is at stake. A study of the Okavango Delta found that foreign ownership of tourism facilities led to revenue being repatriated, that expatriates dominated management, and that weak links with the domestic economy, particularly agriculture, limited tourism's contribution to rural development (Mbaiwa, 2005). The problem persists: Botswana's tourism ministry has said it is reviewing the Tourism Act to require tourists to pay in full in Botswana, in local currency, because of revenue repatriation, and is finalising a Tourism Leakages Study (Daily News). ODI's value-chain studies of tourism destinations found that the share of destination revenue reaching poor households ranged from about 5% to more than 25% depending on context (Ashley and Mitchell, 2007). The priority chains identified in this assessment are the main levers for raising that share in KAZA.</w:t>
       </w:r>
     </w:p>
     <w:p>
@@ -16825,7 +16878,7 @@
         <w:pStyle w:val="Heading2"/>
         <w:rPr/>
       </w:pPr>
-      <w:bookmarkStart w:id="29" w:name="__RefHeading___Toc2988_616069264"/>
+      <w:bookmarkStart w:id="29" w:name="__RefHeading___Toc3001_3770744645"/>
       <w:bookmarkEnd w:id="29"/>
       <w:r>
         <w:rPr/>
@@ -16868,7 +16921,7 @@
       </w:r>
       <w:r>
         <w:rPr/>
-        <w:t xml:space="preserve"> (Instituto Nacional de Apoio às Micro, Pequenas e Médias Empresas) is the lead public BSO. It certifies MSMEs, which gives access to tax benefits and public credit lines and is required by banks for loan applications; in Benguela province alone it certified more than 3,500 micro, small and medium enterprises in 2025. It also provides training and business-plan support and is building a national network of incubators with Spanish cooperation support (FIIAPP) running to 2028; its first decentralised incubation programme, Tuendi, is in Huíla province. The EU-funded Envolver project (2019-2024), implemented with Portugal's IAPMEI, qualified 2,384 MSMEs and trained 574 financial-institution staff and 376 mentors, and its successor, Envolver+, runs to 2028. Other BSOs include the one-stop </w:t>
+        <w:t xml:space="preserve"> (Instituto Nacional de Apoio às Micro, Pequenas e Médias Empresas) is the lead public BSO. It certifies MSMEs, which gives access to tax benefits and is requested by banks for loan applications; in Benguela province alone it certified 3,595 enterprises in 2025, of which 3,137 were micro, 321 small and 137 medium (AllAfrica, 2026). It also provides training and business-plan support. The EU-funded Envolver project (2019-2024) qualified 2,384 MSMEs and trained 574 financial-institution staff and 376 mentors, and its successor, Envolver+, an EU twinning project led by Portugal's IAPMEI with Spain and Germany, is helping INAPEM to create and manage a national network of certified incubators between September 2025 and June 2028 with a budget of EUR 2.5 million (Ver Angola, 2025; FIIAPP). INAPEM's first decentralised incubation programme, Tuendi, started in Huíla province (Forbes África Lusófona, 2025). Other BSOs include the one-stop </w:t>
       </w:r>
       <w:r>
         <w:rPr>
@@ -16879,7 +16932,7 @@
       </w:r>
       <w:r>
         <w:rPr/>
-        <w:t xml:space="preserve"> for registration, </w:t>
+        <w:t xml:space="preserve"> and Guiché Único da Empresa for registration, </w:t>
       </w:r>
       <w:r>
         <w:rPr>
@@ -16912,7 +16965,7 @@
       </w:r>
       <w:r>
         <w:rPr/>
-        <w:t>, the conservation area authority and NGOs such as The HALO Trust and the National Geographic Okavango Wilderness Project are more present than enterprise BSOs. No tourism-specific BDS was identified in the KAZA area.</w:t>
+        <w:t>, the conservation area authority and NGOs such as The HALO Trust and the National Geographic Okavango Wilderness Project are more present than enterprise BSOs (Financial Landscape Analysis). No tourism-specific BDS was identified in the KAZA area.</w:t>
       </w:r>
     </w:p>
     <w:p>
@@ -16944,7 +16997,7 @@
       </w:r>
       <w:r>
         <w:rPr/>
-        <w:t xml:space="preserve"> is the lead BSO for citizen MSMEs, providing business development, mentoring, incubation and supplier-readiness support, including record-keeping support to tourism enterprises. Its 2026 memorandum of understanding with Wilderness to bring citizen businesses into lodge supply chains is the most direct tourism supplier-development partnership in KAZA. LEA's capacity has been reduced by restructuring, its planned new offices are outside the KAZA hubs, and its merger with </w:t>
+        <w:t xml:space="preserve"> is the lead BSO for citizen MSMEs, providing business development, mentoring and supplier-readiness support, including record-keeping support to tourism enterprises (Financial Landscape Analysis). Its 2026 memorandum of understanding with Wilderness, which launched a Citizen Economic Empowerment Programme to bring more citizen-owned businesses into the company's supply chain, is the most direct tourism supplier-development partnership in KAZA (Mmegi, 2026). </w:t>
       </w:r>
       <w:r>
         <w:rPr>
@@ -16955,73 +17008,193 @@
       </w:r>
       <w:r>
         <w:rPr/>
-        <w:t xml:space="preserve"> has been pending since at least 2023; in the meantime the two agencies have agreed that desk officers can operate from each other's offices where one lacks a local presence. </w:t>
+        <w:t xml:space="preserve"> provides citizen enterprise finance with post-loan mentoring. The </w:t>
       </w:r>
       <w:r>
         <w:rPr>
           <w:b/>
           <w:bCs/>
         </w:rPr>
-        <w:t>CEDA</w:t>
-      </w:r>
-      <w:r>
-        <w:rPr/>
-        <w:t xml:space="preserve"> offers post-loan mentoring alongside finance. The </w:t>
+        <w:t>Botswana Tourism Organisation (BTO)</w:t>
+      </w:r>
+      <w:r>
+        <w:rPr/>
+        <w:t xml:space="preserve"> supports grading, product development and citizen tourism enterprise. </w:t>
       </w:r>
       <w:r>
         <w:rPr>
           <w:b/>
           <w:bCs/>
         </w:rPr>
-        <w:t>Botswana Tourism Organisation (BTO)</w:t>
-      </w:r>
-      <w:r>
-        <w:rPr/>
-        <w:t xml:space="preserve"> supports grading, product development and citizen tourism enterprise. </w:t>
+        <w:t>HATAB</w:t>
+      </w:r>
+      <w:r>
+        <w:rPr/>
+        <w:t xml:space="preserve"> represents the hospitality industry and has a partnership with Stanbic Bank Botswana to advance tourism, </w:t>
       </w:r>
       <w:r>
         <w:rPr>
           <w:b/>
           <w:bCs/>
         </w:rPr>
-        <w:t>HATAB</w:t>
-      </w:r>
-      <w:r>
-        <w:rPr/>
-        <w:t xml:space="preserve"> represents the hospitality industry and has a partnership with Stanbic Bank Botswana to advance tourism, </w:t>
+        <w:t>WIBA</w:t>
+      </w:r>
+      <w:r>
+        <w:rPr/>
+        <w:t xml:space="preserve"> supports women entrepreneurs, and the </w:t>
       </w:r>
       <w:r>
         <w:rPr>
           <w:b/>
           <w:bCs/>
         </w:rPr>
-        <w:t>WIBA</w:t>
-      </w:r>
-      <w:r>
-        <w:rPr/>
-        <w:t xml:space="preserve"> supports women entrepreneurs, and the </w:t>
+        <w:t>Botswana Guides Association</w:t>
+      </w:r>
+      <w:r>
+        <w:rPr/>
+        <w:t xml:space="preserve"> and </w:t>
       </w:r>
       <w:r>
         <w:rPr>
           <w:b/>
           <w:bCs/>
         </w:rPr>
-        <w:t>Botswana Guides Association</w:t>
-      </w:r>
-      <w:r>
-        <w:rPr/>
-        <w:t xml:space="preserve"> and </w:t>
+        <w:t>BOCOBONET</w:t>
+      </w:r>
+      <w:r>
+        <w:rPr/>
+        <w:t xml:space="preserve"> represent guides and community trusts (Financial Landscape Analysis). Private anchor programmes, notably Wilderness's supplier development programme and Local Supplier Expo, now act as BSOs in their own right (Section 7.2).</w:t>
+      </w:r>
+    </w:p>
+    <w:p>
+      <w:pPr>
+        <w:pStyle w:val="Heading3"/>
+        <w:rPr/>
+      </w:pPr>
+      <w:r>
+        <w:rPr/>
+        <w:t>Namibia</w:t>
+      </w:r>
+    </w:p>
+    <w:p>
+      <w:pPr>
+        <w:pStyle w:val="Normal"/>
+        <w:jc w:val="both"/>
+        <w:rPr/>
+      </w:pPr>
+      <w:r>
+        <w:rPr/>
+        <w:t xml:space="preserve">The </w:t>
       </w:r>
       <w:r>
         <w:rPr>
           <w:b/>
           <w:bCs/>
         </w:rPr>
-        <w:t>BOCOBONET</w:t>
-      </w:r>
-      <w:r>
-        <w:rPr/>
-        <w:t xml:space="preserve"> represent guides and community trusts. Private anchor programmes, notably Wilderness's supplier development programme, now act as BSOs in their own right.</w:t>
+        <w:t>Namibia Investment Promotion and Development Board (NIPDB)</w:t>
+      </w:r>
+      <w:r>
+        <w:rPr/>
+        <w:t xml:space="preserve"> is the national coordinator of MSME development across sectors (NIPDB). Its K2G High Potential Pool supports export-ready micro and small businesses with at least 51% Namibian ownership for 36 months; NIPDB does not lend or give grants itself, but partner banks pledged N$300,000 to the pool in 2023 (NIPDB). With the National Planning Commission and GIZ, NIPDB also runs an N$18 million SME fund financed by the German development ministry, which offers grants of N$50,000 to N$100,000 with pitch coaching and business advice and gives priority to youth-owned (aged 18 to 34) and women-owned businesses, social enterprises and cooperatives (The Namibian). </w:t>
+      </w:r>
+      <w:r>
+        <w:rPr>
+          <w:b/>
+          <w:bCs/>
+        </w:rPr>
+        <w:t>BIPA</w:t>
+      </w:r>
+      <w:r>
+        <w:rPr/>
+        <w:t xml:space="preserve"> handles registration (Section 7.1). The </w:t>
+      </w:r>
+      <w:r>
+        <w:rPr>
+          <w:b/>
+          <w:bCs/>
+        </w:rPr>
+        <w:t>Namibia Chamber of Commerce and Industry</w:t>
+      </w:r>
+      <w:r>
+        <w:rPr/>
+        <w:t xml:space="preserve"> has branches in the Zambezi and Kavango regions, and the </w:t>
+      </w:r>
+      <w:r>
+        <w:rPr>
+          <w:b/>
+          <w:bCs/>
+        </w:rPr>
+        <w:t>Namibia Tourism Board</w:t>
+      </w:r>
+      <w:r>
+        <w:rPr/>
+        <w:t xml:space="preserve">, </w:t>
+      </w:r>
+      <w:r>
+        <w:rPr>
+          <w:b/>
+          <w:bCs/>
+        </w:rPr>
+        <w:t>FENATA</w:t>
+      </w:r>
+      <w:r>
+        <w:rPr/>
+        <w:t xml:space="preserve">, </w:t>
+      </w:r>
+      <w:r>
+        <w:rPr>
+          <w:b/>
+          <w:bCs/>
+        </w:rPr>
+        <w:t>HAN</w:t>
+      </w:r>
+      <w:r>
+        <w:rPr/>
+        <w:t xml:space="preserve"> and the Tour and Safari Association represent and register tourism businesses. For community enterprise, </w:t>
+      </w:r>
+      <w:r>
+        <w:rPr>
+          <w:b/>
+          <w:bCs/>
+        </w:rPr>
+        <w:t>NACSO</w:t>
+      </w:r>
+      <w:r>
+        <w:rPr/>
+        <w:t xml:space="preserve">, </w:t>
+      </w:r>
+      <w:r>
+        <w:rPr>
+          <w:b/>
+          <w:bCs/>
+        </w:rPr>
+        <w:t>IRDNC</w:t>
+      </w:r>
+      <w:r>
+        <w:rPr/>
+        <w:t xml:space="preserve"> and the </w:t>
+      </w:r>
+      <w:r>
+        <w:rPr>
+          <w:b/>
+          <w:bCs/>
+        </w:rPr>
+        <w:t>Namibia Nature Foundation</w:t>
+      </w:r>
+      <w:r>
+        <w:rPr/>
+        <w:t xml:space="preserve"> have long supported conservancies in the Zambezi and Kavango regions, and the </w:t>
+      </w:r>
+      <w:r>
+        <w:rPr>
+          <w:b/>
+          <w:bCs/>
+        </w:rPr>
+        <w:t>Development Bank of Namibia</w:t>
+      </w:r>
+      <w:r>
+        <w:rPr/>
+        <w:t xml:space="preserve"> combines tourism finance with advisory support (Financial Landscape Analysis). NIPDB's programmes are national and not tourism-specific, so a KAZA supplier-development service would need to be built with the conservancy support organisations and lodge operators.</w:t>
       </w:r>
     </w:p>
     <w:p>
@@ -17031,7 +17204,7 @@
       </w:pPr>
       <w:r>
         <w:rPr/>
-        <w:t>Namibia</w:t>
+        <w:t>Zambia</w:t>
       </w:r>
     </w:p>
     <w:p>
@@ -17049,317 +17222,186 @@
           <w:b/>
           <w:bCs/>
         </w:rPr>
-        <w:t>Namibia Investment Promotion and Development Board (NIPDB)</w:t>
-      </w:r>
-      <w:r>
-        <w:rPr/>
-        <w:t xml:space="preserve"> is the national coordinator of MSME development across sectors. Its High Potential Pool, sponsored by Nedbank, gives about 60 selected MSMEs a 36-month package of support, and it administers an SME support fund with the National Planning Commission and GIZ, financed by the German government, for enterprises with at least 51% Namibian ownership. </w:t>
+        <w:t>Zambia Development Agency (ZDA)</w:t>
+      </w:r>
+      <w:r>
+        <w:rPr/>
+        <w:t xml:space="preserve"> promotes MSME development and investment, and the </w:t>
       </w:r>
       <w:r>
         <w:rPr>
           <w:b/>
           <w:bCs/>
         </w:rPr>
-        <w:t>BIPA</w:t>
-      </w:r>
-      <w:r>
-        <w:rPr/>
-        <w:t xml:space="preserve"> handles registration. The </w:t>
+        <w:t>Citizens Economic Empowerment Commission (CEEC)</w:t>
+      </w:r>
+      <w:r>
+        <w:rPr/>
+        <w:t xml:space="preserve"> provides concessional finance. The two have signed an agreement to provide SMEs with both financial and non-financial business development services, enrol high-potential businesses in entrepreneurship programmes and link funded SMEs and cooperatives to supermarkets and regional markets such as COMESA (Zambia Monitor). The </w:t>
       </w:r>
       <w:r>
         <w:rPr>
           <w:b/>
           <w:bCs/>
         </w:rPr>
-        <w:t>Namibia Chamber of Commerce and Industry</w:t>
-      </w:r>
-      <w:r>
-        <w:rPr/>
-        <w:t xml:space="preserve"> has branches in the Zambezi and Kavango regions, and the </w:t>
+        <w:t>Ministry of Small and Medium Enterprise Development</w:t>
+      </w:r>
+      <w:r>
+        <w:rPr/>
+        <w:t xml:space="preserve"> sets MSME policy, the </w:t>
       </w:r>
       <w:r>
         <w:rPr>
           <w:b/>
           <w:bCs/>
         </w:rPr>
-        <w:t>Namibia Tourism Board</w:t>
-      </w:r>
-      <w:r>
-        <w:rPr/>
-        <w:t xml:space="preserve">, </w:t>
+        <w:t>BRRA</w:t>
+      </w:r>
+      <w:r>
+        <w:rPr/>
+        <w:t xml:space="preserve"> leads licensing reform, and the </w:t>
       </w:r>
       <w:r>
         <w:rPr>
           <w:b/>
           <w:bCs/>
         </w:rPr>
-        <w:t>FENATA</w:t>
-      </w:r>
-      <w:r>
-        <w:rPr/>
-        <w:t xml:space="preserve">, </w:t>
+        <w:t>Zambia Chamber of Small and Medium Business Associations</w:t>
+      </w:r>
+      <w:r>
+        <w:rPr/>
+        <w:t xml:space="preserve"> represents MSMEs. In tourism, the </w:t>
       </w:r>
       <w:r>
         <w:rPr>
           <w:b/>
           <w:bCs/>
         </w:rPr>
-        <w:t>HAN</w:t>
-      </w:r>
-      <w:r>
-        <w:rPr/>
-        <w:t xml:space="preserve"> and the Tour and Safari Association represent and register tourism businesses. For community enterprise, </w:t>
+        <w:t>Tourism Council of Zambia</w:t>
+      </w:r>
+      <w:r>
+        <w:rPr/>
+        <w:t xml:space="preserve"> and the </w:t>
       </w:r>
       <w:r>
         <w:rPr>
           <w:b/>
           <w:bCs/>
         </w:rPr>
-        <w:t>NACSO</w:t>
-      </w:r>
-      <w:r>
-        <w:rPr/>
-        <w:t xml:space="preserve">, </w:t>
+        <w:t>Livingstone Tourism Association</w:t>
+      </w:r>
+      <w:r>
+        <w:rPr/>
+        <w:t xml:space="preserve"> represent operators, and the </w:t>
       </w:r>
       <w:r>
         <w:rPr>
           <w:b/>
           <w:bCs/>
         </w:rPr>
-        <w:t>IRDNC</w:t>
-      </w:r>
-      <w:r>
-        <w:rPr/>
-        <w:t xml:space="preserve"> and the </w:t>
+        <w:t>Hotel and Tourism Training Institute</w:t>
+      </w:r>
+      <w:r>
+        <w:rPr/>
+        <w:t xml:space="preserve"> and Livingstone's tourism university provide skills (Financial Landscape Analysis). Youth-focused BDS is emerging: in June 2025, UNDP and the Ministry of Youth, Sport and Arts launched a programme, implemented by BongoHive, to support 200 youth-led MSMEs in Livingstone, Kitwe and Lusaka, with grants for the five best performers in a regional pitch competition (UNDP Zambia, 2025). </w:t>
       </w:r>
       <w:r>
         <w:rPr>
           <w:b/>
           <w:bCs/>
         </w:rPr>
-        <w:t>Namibia Nature Foundation</w:t>
-      </w:r>
-      <w:r>
-        <w:rPr/>
-        <w:t xml:space="preserve"> have long supported conservancies in the Zambezi and Kavango regions, and the </w:t>
+        <w:t>Peace Parks Foundation</w:t>
+      </w:r>
+      <w:r>
+        <w:rPr/>
+        <w:t xml:space="preserve"> supports community enterprise around Simalaha and Sioma Ngwezi.</w:t>
+      </w:r>
+    </w:p>
+    <w:p>
+      <w:pPr>
+        <w:pStyle w:val="Heading3"/>
+        <w:rPr/>
+      </w:pPr>
+      <w:r>
+        <w:rPr/>
+        <w:t>Zimbabwe</w:t>
+      </w:r>
+    </w:p>
+    <w:p>
+      <w:pPr>
+        <w:pStyle w:val="Normal"/>
+        <w:jc w:val="both"/>
+        <w:rPr/>
+      </w:pPr>
+      <w:r>
+        <w:rPr/>
+        <w:t xml:space="preserve">The </w:t>
       </w:r>
       <w:r>
         <w:rPr>
           <w:b/>
           <w:bCs/>
         </w:rPr>
-        <w:t>Development Bank of Namibia</w:t>
-      </w:r>
-      <w:r>
-        <w:rPr/>
-        <w:t xml:space="preserve"> combines tourism finance with advisory support. Private operators such as Gondwana run their own local procurement. NIPDB's programmes are national and not tourism-specific, so a KAZA supplier-development service would need to be built with the conservancy support organisations and lodge operators.</w:t>
-      </w:r>
-    </w:p>
-    <w:p>
-      <w:pPr>
-        <w:pStyle w:val="Heading3"/>
-        <w:rPr/>
-      </w:pPr>
-      <w:r>
-        <w:rPr/>
-        <w:t>Zambia</w:t>
-      </w:r>
-    </w:p>
-    <w:p>
-      <w:pPr>
-        <w:pStyle w:val="Normal"/>
-        <w:jc w:val="both"/>
-        <w:rPr/>
-      </w:pPr>
-      <w:r>
-        <w:rPr/>
-        <w:t xml:space="preserve">The </w:t>
+        <w:t>Small and Medium Enterprises Development Corporation (SMEDCO)</w:t>
+      </w:r>
+      <w:r>
+        <w:rPr/>
+        <w:t xml:space="preserve">, a state development finance institution, combines lending with capacity building for MSMEs and cooperatives. It is rolling out a USD 15 million programme to build commercial and industrial facilities for small businesses in key economic centres (Business Times), and it has signed a memorandum of understanding with the Zimbabwe Stock Exchange to help SMEs prepare for the new Zimbabwe Entrepreneurship Exchange (ZEEX), including support for formalisation, governance and investment readiness (Newsday, 2026). </w:t>
       </w:r>
       <w:r>
         <w:rPr>
           <w:b/>
           <w:bCs/>
         </w:rPr>
-        <w:t>Zambia Development Agency (ZDA)</w:t>
-      </w:r>
-      <w:r>
-        <w:rPr/>
-        <w:t xml:space="preserve"> promotes MSME development and investment, and the </w:t>
+        <w:t>ZIDA</w:t>
+      </w:r>
+      <w:r>
+        <w:rPr/>
+        <w:t xml:space="preserve">'s one-stop centre handles investor registration, tax and licensing services (Section 7.1). </w:t>
       </w:r>
       <w:r>
         <w:rPr>
           <w:b/>
           <w:bCs/>
         </w:rPr>
-        <w:t>Citizens Economic Empowerment Commission (CEEC)</w:t>
-      </w:r>
-      <w:r>
-        <w:rPr/>
-        <w:t xml:space="preserve"> provides concessional finance. The two have agreed to combine CEEC's finance with ZDA's non-financial BDS, enrol high-potential businesses in entrepreneurship programmes and link funded SMEs and cooperatives to supermarkets and regional markets such as COMESA. CEEC funding is being reset under a new framework, and pending applications were halted while it is introduced. The </w:t>
+        <w:t>ZimTrade</w:t>
+      </w:r>
+      <w:r>
+        <w:rPr/>
+        <w:t xml:space="preserve"> supports market linkages and exports, and the </w:t>
       </w:r>
       <w:r>
         <w:rPr>
           <w:b/>
           <w:bCs/>
         </w:rPr>
-        <w:t>Ministry of Small and Medium Enterprise Development</w:t>
-      </w:r>
-      <w:r>
-        <w:rPr/>
-        <w:t xml:space="preserve"> sets MSME policy, the </w:t>
+        <w:t>Zimbabwe Tourism Authority</w:t>
+      </w:r>
+      <w:r>
+        <w:rPr/>
+        <w:t xml:space="preserve"> registers and grades tourism businesses. The </w:t>
       </w:r>
       <w:r>
         <w:rPr>
           <w:b/>
           <w:bCs/>
         </w:rPr>
-        <w:t>BRRA</w:t>
-      </w:r>
-      <w:r>
-        <w:rPr/>
-        <w:t xml:space="preserve"> leads licensing reform, and the </w:t>
+        <w:t>Tourism Business Council of Zimbabwe</w:t>
+      </w:r>
+      <w:r>
+        <w:rPr/>
+        <w:t xml:space="preserve">, the Hospitality Association of Zimbabwe and guiding and safari associations represent operators, and the </w:t>
       </w:r>
       <w:r>
         <w:rPr>
           <w:b/>
           <w:bCs/>
         </w:rPr>
-        <w:t>Zambia Chamber of Small and Medium Business Associations</w:t>
-      </w:r>
-      <w:r>
-        <w:rPr/>
-        <w:t xml:space="preserve"> represents MSMEs. In tourism, the </w:t>
-      </w:r>
-      <w:r>
-        <w:rPr>
-          <w:b/>
-          <w:bCs/>
-        </w:rPr>
-        <w:t>Tourism Council of Zambia</w:t>
-      </w:r>
-      <w:r>
-        <w:rPr/>
-        <w:t xml:space="preserve"> and the </w:t>
-      </w:r>
-      <w:r>
-        <w:rPr>
-          <w:b/>
-          <w:bCs/>
-        </w:rPr>
-        <w:t>Livingstone Tourism Association</w:t>
-      </w:r>
-      <w:r>
-        <w:rPr/>
-        <w:t xml:space="preserve"> represent operators, and the </w:t>
-      </w:r>
-      <w:r>
-        <w:rPr>
-          <w:b/>
-          <w:bCs/>
-        </w:rPr>
-        <w:t>Hotel and Tourism Training Institute</w:t>
-      </w:r>
-      <w:r>
-        <w:rPr/>
-        <w:t xml:space="preserve"> and Livingstone's tourism university provide skills. Youth-focused BDS is emerging: in June 2025, UNDP and the Ministry of Youth launched a programme to train 200 youth-led MSMEs in Livingstone, Kitwe and Lusaka. </w:t>
-      </w:r>
-      <w:r>
-        <w:rPr>
-          <w:b/>
-          <w:bCs/>
-        </w:rPr>
-        <w:t>Peace Parks Foundation</w:t>
-      </w:r>
-      <w:r>
-        <w:rPr/>
-        <w:t xml:space="preserve"> supports community enterprise around Simalaha and Sioma Ngwezi.</w:t>
-      </w:r>
-    </w:p>
-    <w:p>
-      <w:pPr>
-        <w:pStyle w:val="Heading3"/>
-        <w:rPr/>
-      </w:pPr>
-      <w:r>
-        <w:rPr/>
-        <w:t>Zimbabwe</w:t>
-      </w:r>
-    </w:p>
-    <w:p>
-      <w:pPr>
-        <w:pStyle w:val="Normal"/>
-        <w:jc w:val="both"/>
-        <w:rPr/>
-      </w:pPr>
-      <w:r>
-        <w:rPr/>
-        <w:t xml:space="preserve">The </w:t>
-      </w:r>
-      <w:r>
-        <w:rPr>
-          <w:b/>
-          <w:bCs/>
-        </w:rPr>
-        <w:t>Small and Medium Enterprises Development Corporation (SMEDCO)</w:t>
-      </w:r>
-      <w:r>
-        <w:rPr/>
-        <w:t xml:space="preserve">, under the Ministry of Women Affairs, Community, Small and Medium Enterprises Development, combines lending with capacity building for MSMEs and cooperatives. It is investing USD 15 million in modern MSME hubs and provincial business centres, with the first hub due in late 2026, and has signed an agreement with the Zimbabwe Stock Exchange to develop a Zimbabwe Entrepreneurship Exchange (ZEEX) that would support formalisation, governance and investment readiness. </w:t>
-      </w:r>
-      <w:r>
-        <w:rPr>
-          <w:b/>
-          <w:bCs/>
-        </w:rPr>
-        <w:t>ZIDA</w:t>
-      </w:r>
-      <w:r>
-        <w:rPr/>
-        <w:t xml:space="preserve">'s one-stop centre handles registration, tax clearance and licensing. </w:t>
-      </w:r>
-      <w:r>
-        <w:rPr>
-          <w:b/>
-          <w:bCs/>
-        </w:rPr>
-        <w:t>ZimTrade</w:t>
-      </w:r>
-      <w:r>
-        <w:rPr/>
-        <w:t xml:space="preserve"> supports market linkages and exports, and the </w:t>
-      </w:r>
-      <w:r>
-        <w:rPr>
-          <w:b/>
-          <w:bCs/>
-        </w:rPr>
-        <w:t>Zimbabwe Tourism Authority</w:t>
-      </w:r>
-      <w:r>
-        <w:rPr/>
-        <w:t xml:space="preserve"> registers and grades tourism businesses. The </w:t>
-      </w:r>
-      <w:r>
-        <w:rPr>
-          <w:b/>
-          <w:bCs/>
-        </w:rPr>
-        <w:t>Tourism Business Council of Zimbabwe</w:t>
-      </w:r>
-      <w:r>
-        <w:rPr/>
-        <w:t xml:space="preserve">, the Hospitality Association of Zimbabwe and guiding and safari associations represent operators, and the </w:t>
-      </w:r>
-      <w:r>
-        <w:rPr>
-          <w:b/>
-          <w:bCs/>
-        </w:rPr>
         <w:t>CAMPFIRE Association</w:t>
       </w:r>
       <w:r>
         <w:rPr/>
-        <w:t xml:space="preserve"> represents communities in CAMPFIRE districts such as Hwange and Binga. Earlier destination programmes offered marketing training and mentoring to SMEs in Victoria Falls. Women- and youth-focused finance comes from the Zimbabwe Women's Microfinance Bank and EmpowerBank.</w:t>
+        <w:t xml:space="preserve"> represents communities in CAMPFIRE districts such as Hwange and Binga. Women- and youth-focused finance comes from the Zimbabwe Women's Microfinance Bank and EmpowerBank (Financial Landscape Analysis).</w:t>
       </w:r>
     </w:p>
     <w:p>
@@ -17691,7 +17733,7 @@
                 <w:sz w:val="18"/>
                 <w:szCs w:val="18"/>
               </w:rPr>
-              <w:t>Low (provincial delegation; no tourism BDS)</w:t>
+              <w:t>Low (no tourism BDS identified)</w:t>
             </w:r>
           </w:p>
         </w:tc>
@@ -17821,7 +17863,7 @@
                 <w:sz w:val="18"/>
                 <w:szCs w:val="18"/>
               </w:rPr>
-              <w:t>Medium (Maun, Kasane); capacity reduced</w:t>
+              <w:t>Medium (Maun, Kasane)</w:t>
             </w:r>
           </w:p>
         </w:tc>
@@ -18186,7 +18228,7 @@
                 <w:sz w:val="18"/>
                 <w:szCs w:val="18"/>
               </w:rPr>
-              <w:t>Lending and capacity building, MSME hubs, one-stop registration, export linkages</w:t>
+              <w:t>Lending and capacity building, MSME infrastructure, one-stop registration, export linkages</w:t>
             </w:r>
           </w:p>
         </w:tc>
@@ -18267,7 +18309,7 @@
       </w:r>
       <w:r>
         <w:rPr/>
-        <w:t xml:space="preserve"> The main BSOs serve Tiers 0 to 2 with generic services. None offers a tourism supplier-development service at scale in the KAZA hubs, and only the Wilderness-LEA partnership in Botswana links BDS to a specific anchor's procurement. The most promising entry points are programmes that already combine BDS with finance or market access: the ZDA-CEEC agreement, SMEDCO's hubs and ZEEX, NIPDB's High Potential Pool and SME fund, INAPEM's incubator network and the anchor supplier programmes. Strengthening these, rather than creating new BSOs, is the approach recommended in Section 10.5.</w:t>
+        <w:t xml:space="preserve"> The main BSOs serve Tiers 0 to 2 with generic services. None offers a tourism supplier-development service at scale in the KAZA hubs, and only the Wilderness-LEA partnership in Botswana links BDS to a specific anchor's procurement. The most promising entry points are programmes that already combine BDS with finance or market access: the ZDA-CEEC agreement, SMEDCO's programmes and its partnership with the stock exchange, NIPDB's High Potential Pool and SME fund, INAPEM's incubator network and the anchor supplier programmes. Strengthening these, rather than creating new BSOs, is the approach recommended in Section 10.5.</w:t>
       </w:r>
     </w:p>
     <w:p>
@@ -18275,7 +18317,7 @@
         <w:pStyle w:val="Heading2"/>
         <w:rPr/>
       </w:pPr>
-      <w:bookmarkStart w:id="30" w:name="__RefHeading___Toc2990_616069264"/>
+      <w:bookmarkStart w:id="30" w:name="__RefHeading___Toc3003_3770744645"/>
       <w:bookmarkEnd w:id="30"/>
       <w:r>
         <w:rPr/>
@@ -18293,7 +18335,7 @@
       </w:pPr>
       <w:r>
         <w:rPr/>
-        <w:t>Citizen-empowerment policies in Botswana and Zambia provide concessional finance (CEDA, YDF, CEEC) that suits Tier 1 and 2 MSMEs if adapted to seasonality. Both are under fiscal pressure: Botswana's diamond-revenue slump has constrained public financiers' liquidity, and CEEC funding is being reset (Financial Landscape Analysis; Section 7.3).</w:t>
+        <w:t>Citizen-empowerment policies in Botswana and Zambia provide concessional finance (CEDA, YDF, CEEC) that suits Tier 1 and 2 MSMEs if adapted to seasonality. In Botswana, the diamond-revenue slump has constrained public financiers' liquidity (Financial Landscape Analysis).</w:t>
       </w:r>
     </w:p>
     <w:p>
@@ -18361,7 +18403,7 @@
         <w:spacing w:before="0" w:after="240"/>
         <w:rPr/>
       </w:pPr>
-      <w:bookmarkStart w:id="31" w:name="__RefHeading___Toc2992_616069264"/>
+      <w:bookmarkStart w:id="31" w:name="__RefHeading___Toc3005_3770744645"/>
       <w:bookmarkEnd w:id="31"/>
       <w:r>
         <w:rPr/>
@@ -18373,7 +18415,7 @@
         <w:pStyle w:val="Heading2"/>
         <w:rPr/>
       </w:pPr>
-      <w:bookmarkStart w:id="32" w:name="__RefHeading___Toc2994_616069264"/>
+      <w:bookmarkStart w:id="32" w:name="__RefHeading___Toc3007_3770744645"/>
       <w:bookmarkEnd w:id="32"/>
       <w:r>
         <w:rPr/>
@@ -19338,7 +19380,7 @@
         <w:pStyle w:val="Heading2"/>
         <w:rPr/>
       </w:pPr>
-      <w:bookmarkStart w:id="33" w:name="__RefHeading___Toc2996_616069264"/>
+      <w:bookmarkStart w:id="33" w:name="__RefHeading___Toc3009_3770744645"/>
       <w:bookmarkEnd w:id="33"/>
       <w:r>
         <w:rPr/>
@@ -20368,7 +20410,7 @@
         <w:pStyle w:val="Heading2"/>
         <w:rPr/>
       </w:pPr>
-      <w:bookmarkStart w:id="34" w:name="__RefHeading___Toc2998_616069264"/>
+      <w:bookmarkStart w:id="34" w:name="__RefHeading___Toc3011_3770744645"/>
       <w:bookmarkEnd w:id="34"/>
       <w:r>
         <w:rPr/>
@@ -20642,7 +20684,7 @@
                 <w:sz w:val="18"/>
                 <w:szCs w:val="18"/>
               </w:rPr>
-              <w:t>Replication of the Wilderness-Stanbic model; standard tripartite contract templates with direct payment to the lender; anchor commitment</w:t>
+              <w:t>Replication of the Wilderness-Stanbic model; standard tripartite contract templates with payment ceded to the lender; anchor commitment</w:t>
             </w:r>
           </w:p>
         </w:tc>
@@ -21222,7 +21264,7 @@
                 <w:sz w:val="18"/>
                 <w:szCs w:val="18"/>
               </w:rPr>
-              <w:t>BDC, CEDA Venture Capital, impact investors; planned ZEEX in Zimbabwe</w:t>
+              <w:t>BDC, CEDA Venture Capital, impact investors; ZEEX in Zimbabwe</w:t>
             </w:r>
           </w:p>
         </w:tc>
@@ -21297,7 +21339,7 @@
         <w:spacing w:before="0" w:after="240"/>
         <w:rPr/>
       </w:pPr>
-      <w:bookmarkStart w:id="35" w:name="__RefHeading___Toc3000_616069264"/>
+      <w:bookmarkStart w:id="35" w:name="__RefHeading___Toc3013_3770744645"/>
       <w:bookmarkEnd w:id="35"/>
       <w:r>
         <w:rPr/>
@@ -21312,7 +21354,7 @@
       </w:pPr>
       <w:r>
         <w:rPr/>
-        <w:t>The evidence contains few enterprise cases, and most rest on single interviews. The models below show investment potential and are relevant to women or youth. The model type column classifies each case by organisational form, value chain and value chain node (Section 2.2). Where the evidence does not state who leads the enterprise, the table says so.</w:t>
+        <w:t>The evidence contains few enterprise cases, and most rest on single interviews. The models below show investment potential and are relevant to women or youth. Each is classified by model type, meaning its organisational form, value chain and value chain node (Section 2.2). Where the evidence does not state who leads the enterprise, this is noted.</w:t>
       </w:r>
     </w:p>
     <w:p>
@@ -22237,7 +22279,7 @@
                 <w:sz w:val="18"/>
                 <w:szCs w:val="18"/>
               </w:rPr>
-              <w:t>Named clearest near-term opportunity; aggregation would give volume and bargaining power (MD p. 68, 75). In Livingstone, hotels buy most of their smallholder suppliers' produce under long-term contracts and invested in the Maramba Women's Mushroom Farm (operator-reported)</w:t>
+              <w:t>Named clearest near-term opportunity; aggregation would give volume and bargaining power (MD p. 68, 75). In Livingstone, a hotel buys directly from smallholders, and a women's mushroom farm sells most of its produce to hotels under long-term contracts (operator-reported)</w:t>
             </w:r>
           </w:p>
         </w:tc>
@@ -22367,7 +22409,7 @@
                 <w:sz w:val="18"/>
                 <w:szCs w:val="18"/>
               </w:rPr>
-              <w:t>Wilderness programme: 68 businesses enrolled, 37 supplying; annual contract value up from BWP 6.3 million to BWP 15 million; linked to Stanbic contract finance and LEA support</w:t>
+              <w:t>Wilderness programme: 68 businesses enrolled; more than BWP 6.2 million of new contracts for citizen-owned businesses after the 2024 expo, passing BWP 8 million by mid-2025; linked to Stanbic contract finance and LEA support</w:t>
             </w:r>
           </w:p>
         </w:tc>
@@ -22583,7 +22625,7 @@
         <w:spacing w:before="0" w:after="240"/>
         <w:rPr/>
       </w:pPr>
-      <w:bookmarkStart w:id="36" w:name="__RefHeading___Toc3002_616069264"/>
+      <w:bookmarkStart w:id="36" w:name="__RefHeading___Toc3015_3770744645"/>
       <w:bookmarkEnd w:id="36"/>
       <w:r>
         <w:rPr/>
@@ -22595,7 +22637,7 @@
         <w:pStyle w:val="Heading2"/>
         <w:rPr/>
       </w:pPr>
-      <w:bookmarkStart w:id="37" w:name="__RefHeading___Toc3004_616069264"/>
+      <w:bookmarkStart w:id="37" w:name="__RefHeading___Toc3017_3770744645"/>
       <w:bookmarkEnd w:id="37"/>
       <w:r>
         <w:rPr/>
@@ -23216,7 +23258,7 @@
         <w:pStyle w:val="Heading2"/>
         <w:rPr/>
       </w:pPr>
-      <w:bookmarkStart w:id="38" w:name="__RefHeading___Toc3006_616069264"/>
+      <w:bookmarkStart w:id="38" w:name="__RefHeading___Toc3019_3770744645"/>
       <w:bookmarkEnd w:id="38"/>
       <w:r>
         <w:rPr/>
@@ -23396,7 +23438,7 @@
         <w:pStyle w:val="Heading2"/>
         <w:rPr/>
       </w:pPr>
-      <w:bookmarkStart w:id="39" w:name="__RefHeading___Toc3008_616069264"/>
+      <w:bookmarkStart w:id="39" w:name="__RefHeading___Toc3021_3770744645"/>
       <w:bookmarkEnd w:id="39"/>
       <w:r>
         <w:rPr/>
@@ -23421,7 +23463,7 @@
       </w:r>
       <w:r>
         <w:rPr/>
-        <w:t xml:space="preserve"> in two or three priority hubs (for example Kasane, Livingstone-Victoria Falls and Katima Mulilo), run with BSOs and training institutions and, where possible, hosted in existing facilities such as SMEDCO's planned hubs or INAPEM's incubator network.</w:t>
+        <w:t xml:space="preserve"> in two or three priority hubs (for example Kasane, Livingstone-Victoria Falls and Katima Mulilo), run with BSOs and training institutions and, where possible, linked to existing initiatives such as SMEDCO's facilities or INAPEM's incubator network.</w:t>
       </w:r>
     </w:p>
     <w:p>
@@ -23526,7 +23568,7 @@
       </w:r>
       <w:r>
         <w:rPr/>
-        <w:t>, such as UNDP's youth-led MSME programme in Livingstone, to avoid duplication.</w:t>
+        <w:t>, such as the UNDP youth-led MSME programme in Livingstone and the youth priority in Namibia's SME fund, to avoid duplication.</w:t>
       </w:r>
     </w:p>
     <w:p>
@@ -23534,7 +23576,7 @@
         <w:pStyle w:val="Heading2"/>
         <w:rPr/>
       </w:pPr>
-      <w:bookmarkStart w:id="40" w:name="__RefHeading___Toc3010_616069264"/>
+      <w:bookmarkStart w:id="40" w:name="__RefHeading___Toc3023_3770744645"/>
       <w:bookmarkEnd w:id="40"/>
       <w:r>
         <w:rPr/>
@@ -23794,7 +23836,7 @@
                 <w:sz w:val="18"/>
                 <w:szCs w:val="18"/>
               </w:rPr>
-              <w:t>Supplier development TA; contract-backed working capital with direct payment to the lender; partial guarantee; anchor payment-term commitment</w:t>
+              <w:t>Supplier development TA; contract-backed working capital with payment ceded to the lender; partial guarantee; anchor payment-term commitment</w:t>
             </w:r>
           </w:p>
         </w:tc>
@@ -24050,7 +24092,7 @@
         <w:pStyle w:val="Heading2"/>
         <w:rPr/>
       </w:pPr>
-      <w:bookmarkStart w:id="41" w:name="__RefHeading___Toc3012_616069264"/>
+      <w:bookmarkStart w:id="41" w:name="__RefHeading___Toc3025_3770744645"/>
       <w:bookmarkEnd w:id="41"/>
       <w:r>
         <w:rPr/>
@@ -24226,7 +24268,7 @@
       </w:pPr>
       <w:r>
         <w:rPr/>
-        <w:t>The programme should work through existing BSOs rather than create new ones. The table below proposes a lead BSO and a first strengthening focus in each country, based on Section 7.3.</w:t>
+        <w:t>The programme should work through existing BSOs rather than create new ones. A lead BSO and a first strengthening focus are proposed for each country, based on Section 7.3.</w:t>
       </w:r>
     </w:p>
     <w:p>
@@ -24601,7 +24643,7 @@
                 <w:sz w:val="18"/>
                 <w:szCs w:val="18"/>
               </w:rPr>
-              <w:t>Wilderness-LEA MoU; LEA-CEDA collaboration framework</w:t>
+              <w:t>Wilderness-LEA MoU; Wilderness-Stanbic facility</w:t>
             </w:r>
           </w:p>
         </w:tc>
@@ -24786,7 +24828,7 @@
                 <w:sz w:val="18"/>
                 <w:szCs w:val="18"/>
               </w:rPr>
-              <w:t>Tourism supplier development in Livingstone; seasonal terms in CEEC products under the new framework; youth incubation</w:t>
+              <w:t>Tourism supplier development in Livingstone; seasonal terms in CEEC products; youth incubation</w:t>
             </w:r>
           </w:p>
         </w:tc>
@@ -24916,7 +24958,7 @@
                 <w:sz w:val="18"/>
                 <w:szCs w:val="18"/>
               </w:rPr>
-              <w:t>SMEDCO hubs and ZEEX</w:t>
+              <w:t>SMEDCO programmes and ZSE partnership</w:t>
             </w:r>
           </w:p>
         </w:tc>
@@ -24937,7 +24979,7 @@
         <w:pStyle w:val="Heading2"/>
         <w:rPr/>
       </w:pPr>
-      <w:bookmarkStart w:id="42" w:name="__RefHeading___Toc3014_616069264"/>
+      <w:bookmarkStart w:id="42" w:name="__RefHeading___Toc3027_3770744645"/>
       <w:bookmarkEnd w:id="42"/>
       <w:r>
         <w:rPr/>
@@ -25008,7 +25050,7 @@
       </w:r>
       <w:r>
         <w:rPr/>
-        <w:t xml:space="preserve"> (MSME supplier, anchor buyer and lender) with direct payment to the lender, to reduce reliance on slow court enforcement.</w:t>
+        <w:t xml:space="preserve"> (MSME supplier, anchor buyer and lender) in which payment is ceded to the lender, following the Wilderness-Stanbic example, to reduce reliance on slow court enforcement.</w:t>
       </w:r>
     </w:p>
     <w:p>
@@ -25087,7 +25129,7 @@
         <w:pStyle w:val="Heading2"/>
         <w:rPr/>
       </w:pPr>
-      <w:bookmarkStart w:id="43" w:name="__RefHeading___Toc3016_616069264"/>
+      <w:bookmarkStart w:id="43" w:name="__RefHeading___Toc3029_3770744645"/>
       <w:bookmarkEnd w:id="43"/>
       <w:r>
         <w:rPr/>
@@ -25123,7 +25165,7 @@
       </w:r>
       <w:r>
         <w:rPr/>
-        <w:t xml:space="preserve"> Fund BSO advisers to take MSMEs through registration and tax clearance when a contract requires it, using CIPA's online system in Botswana, ZIDA's one-stop centre in Zimbabwe and the BUE in Angola.</w:t>
+        <w:t xml:space="preserve"> Fund BSO advisers to take MSMEs through registration and tax clearance when a contract requires it, using CIPA's online system in Botswana, ZIDA's one-stop centre in Zimbabwe and the BUE and Guiché Único in Angola.</w:t>
       </w:r>
     </w:p>
     <w:p>
@@ -25144,7 +25186,7 @@
       </w:r>
       <w:r>
         <w:rPr/>
-        <w:t xml:space="preserve"> Use national validation workshops to raise specific issues with regulators: a simplified tax-clearance route for micro-suppliers in Zimbabwe, a tourism omnibus licence in Zambia (already under consideration by the BRRA), faster registration in Namibia, and seasonal terms in public finance schemes.</w:t>
+        <w:t xml:space="preserve"> Use national validation workshops to raise specific issues with regulators: a simplified tax-clearance route for micro-suppliers in Zimbabwe, omnibus licensing for tourism in Zambia (already under discussion between the BRRA, the Ministry of Tourism and the Zambia Tourism Agency), faster registration in Namibia, and seasonal terms in public finance schemes.</w:t>
       </w:r>
     </w:p>
     <w:p>
@@ -25186,7 +25228,7 @@
       </w:r>
       <w:r>
         <w:rPr/>
-        <w:t xml:space="preserve"> Support the KAZA Secretariat on Univisa adoption by Botswana and Namibia, and pilot a simplified procedure for small consignments from MSME suppliers across the Kazungula and Victoria Falls borders.</w:t>
+        <w:t xml:space="preserve"> Support the KAZA Secretariat in implementing the 2024 commitment to broaden the Univisa, and pilot a simplified procedure for small consignments from MSME suppliers across the Kazungula and Victoria Falls borders.</w:t>
       </w:r>
     </w:p>
     <w:p>
@@ -25207,7 +25249,7 @@
       </w:r>
       <w:r>
         <w:rPr/>
-        <w:t xml:space="preserve"> Replace the Doing Business 2020 benchmarks with B-READY data as the World Bank extends coverage to all five states, and add KAZA-hub measures of registration and licensing time to the destination baselines.</w:t>
+        <w:t xml:space="preserve"> Replace the Doing Business 2020 benchmarks with B-READY data as the World Bank extends coverage to 164 economies by the end of 2026, and add KAZA-hub measures of registration and licensing time to the destination baselines.</w:t>
       </w:r>
     </w:p>
     <w:p>
@@ -25215,7 +25257,7 @@
         <w:pStyle w:val="Heading2"/>
         <w:rPr/>
       </w:pPr>
-      <w:bookmarkStart w:id="44" w:name="__RefHeading___Toc3018_616069264"/>
+      <w:bookmarkStart w:id="44" w:name="__RefHeading___Toc3031_3770744645"/>
       <w:bookmarkEnd w:id="44"/>
       <w:r>
         <w:rPr/>
@@ -25322,7 +25364,7 @@
         <w:pStyle w:val="Heading2"/>
         <w:rPr/>
       </w:pPr>
-      <w:bookmarkStart w:id="45" w:name="__RefHeading___Toc3020_616069264"/>
+      <w:bookmarkStart w:id="45" w:name="__RefHeading___Toc3033_3770744645"/>
       <w:bookmarkEnd w:id="45"/>
       <w:r>
         <w:rPr/>
@@ -25464,11 +25506,22 @@
         <w:spacing w:before="0" w:after="240"/>
         <w:rPr/>
       </w:pPr>
-      <w:bookmarkStart w:id="46" w:name="__RefHeading___Toc3022_616069264"/>
+      <w:bookmarkStart w:id="46" w:name="__RefHeading___Toc3035_3770744645"/>
       <w:bookmarkEnd w:id="46"/>
       <w:r>
         <w:rPr/>
         <w:t>Annex A: Evidence Map</w:t>
+      </w:r>
+    </w:p>
+    <w:p>
+      <w:pPr>
+        <w:pStyle w:val="Normal"/>
+        <w:jc w:val="both"/>
+        <w:rPr/>
+      </w:pPr>
+      <w:r>
+        <w:rPr/>
+        <w:t>The Macro Diagnostic sections used in this assessment are listed below by topic.</w:t>
       </w:r>
     </w:p>
     <w:p>
@@ -26588,7 +26641,7 @@
         <w:spacing w:before="0" w:after="240"/>
         <w:rPr/>
       </w:pPr>
-      <w:bookmarkStart w:id="47" w:name="__RefHeading___Toc3024_616069264"/>
+      <w:bookmarkStart w:id="47" w:name="__RefHeading___Toc3037_3770744645"/>
       <w:bookmarkEnd w:id="47"/>
       <w:r>
         <w:rPr/>
@@ -27228,7 +27281,7 @@
         <w:spacing w:before="0" w:after="240"/>
         <w:rPr/>
       </w:pPr>
-      <w:bookmarkStart w:id="48" w:name="__RefHeading___Toc3026_616069264"/>
+      <w:bookmarkStart w:id="48" w:name="__RefHeading___Toc3039_3770744645"/>
       <w:bookmarkEnd w:id="48"/>
       <w:r>
         <w:rPr/>
@@ -27249,7 +27302,7 @@
           <w:sz w:val="20"/>
           <w:szCs w:val="20"/>
         </w:rPr>
-        <w:t>Web sources were accessed in October 2026. Secondary figures were taken from published summaries, agency and company reports and press coverage, and should be checked against the full source documents before publication.</w:t>
+        <w:t>Each web source below was checked in October 2026 to confirm that it exists at the address given and contains the information attributed to it. Figures reported by companies, agencies and the press are attributed to those sources in the text. Unpublished project documents are marked as such.</w:t>
       </w:r>
     </w:p>
     <w:p>
@@ -27264,7 +27317,7 @@
           <w:sz w:val="20"/>
           <w:szCs w:val="20"/>
         </w:rPr>
-        <w:t>African Journal of Inclusive Societies (n.d.). Financial Inclusion in Zimbabwe: Re-imagining Prospects for Inclusive Stakeholder Involvement and National Development. https://www.si-ajis.org/articles/financial-inclusion-in-zimbabwe-re-imagining-prospects-for-inclusive-stakeholder-involvement-and-national-development/</w:t>
+        <w:t>AllAfrica (2026). Angola: Over 3,000 Micro and Small Companies Certified in 2025 in Benguela (ANGOP). https://allafrica.com/stories/202602030395.html</w:t>
       </w:r>
     </w:p>
     <w:p>
@@ -27279,7 +27332,7 @@
           <w:sz w:val="20"/>
           <w:szCs w:val="20"/>
         </w:rPr>
-        <w:t>AllAfrica (2026). Angola: Over 3,000 micro and small companies certified in 2025 in Benguela. https://allafrica.com/stories/202602030395.html</w:t>
+        <w:t>Alliance for Financial Inclusion (2024). Zambia: Increasing Women's Financial Inclusion and Closing the Women's SME Credit Gap through Enabling Financial Policy and Regulation. https://www.afi-global.org/wp-content/uploads/2024/10/Zambia-Increasing-Womens-Financial-Inclusion-and-Closing-the-Womens-SME-Credit-Gap-Through-Enabling-Financial-Policy-and-Regulation.pdf</w:t>
       </w:r>
     </w:p>
     <w:p>
@@ -27294,7 +27347,7 @@
           <w:sz w:val="20"/>
           <w:szCs w:val="20"/>
         </w:rPr>
-        <w:t>Alliance for Financial Inclusion (2024). Zambia: Increasing Women's Financial Inclusion and Closing the Women's SME Credit Gap through Enabling Financial Policy and Regulation. https://www.afi-global.org/wp-content/uploads/2024/10/Zambia-Increasing-Womens-Financial-Inclusion-and-Closing-the-Womens-SME-Credit-Gap-Through-Enabling-Financial-Policy-and-Regulation.pdf</w:t>
+        <w:t>Alliance for Financial Inclusion (n.d.). Women are leading Zambia's MSME sector: here's how it happened. https://afi-global.org/opinion/women-are-leading-zambias-msme-sector-heres-how-it-happened/</w:t>
       </w:r>
     </w:p>
     <w:p>
@@ -27309,7 +27362,7 @@
           <w:sz w:val="20"/>
           <w:szCs w:val="20"/>
         </w:rPr>
-        <w:t>Alliance for Financial Inclusion (n.d.). Regional Joint Learning Program on Women-led MSMEs: opening remarks by Deputy Governor Dr J. T. Chipika. https://afi-global.org/speeches/regional-joint-learning-program-on-developing-and-implementing-financial-inclusion-policies-and-regulations-for-women-led-msmes-opening-remarks-by-deputy-governor-dr-j-t-chipika/</w:t>
+        <w:t>Anantara Hotels (n.d.). Changing the World, One Jar of Peanut Butter at a Time (Royal Livingstone smallholder sourcing). https://www.anantara.com/en/blog/zambia-csr-project</w:t>
       </w:r>
     </w:p>
     <w:p>
@@ -27324,7 +27377,7 @@
           <w:sz w:val="20"/>
           <w:szCs w:val="20"/>
         </w:rPr>
-        <w:t>Anantara Hotels (n.d.). Changing the World, One Jar of Peanut Butter at a Time (Royal Livingstone and AVANI Victoria Falls community sourcing). https://www.anantara.com/en/blog/zambia-csr-project</w:t>
+        <w:t>Ashley, C. and Mitchell, J. (2007). Assessing how tourism revenues reach the poor. ODI Briefing Paper. https://odi.org/en/publications/assessing-how-tourism-revenues-reach-the-poor/</w:t>
       </w:r>
     </w:p>
     <w:p>
@@ -27339,7 +27392,7 @@
           <w:sz w:val="20"/>
           <w:szCs w:val="20"/>
         </w:rPr>
-        <w:t>Ashley, C. and Mitchell, J. (ODI) (2007). Assessing how tourism revenues reach the poor. ODI Briefing Paper. https://odi.org/en/publications/assessing-how-tourism-revenues-reach-the-poor/</w:t>
+        <w:t>ATTA (2026). Wilderness Botswana Impact Report Highlights Four Decades of Conservation Tourism Value. https://atta.travel/resource/wilderness-botswana-impact-report-highlights-four-decades-of-conservation-tourism-value.html</w:t>
       </w:r>
     </w:p>
     <w:p>
@@ -27354,7 +27407,7 @@
           <w:sz w:val="20"/>
           <w:szCs w:val="20"/>
         </w:rPr>
-        <w:t>Botswana Daily News (BOPA) (2016). Tourism revenue leakages (report on parliamentary answer). https://dailynews.gov.bw/news-detail/27287</w:t>
+        <w:t>Business Times (2026). Unpacking SI 215 of 2025: Foreign participation in reserved sectors. https://businesstimes.co.zw/unpacking-si-215-of-2025-foreign-participation-in-reserved-sectors/</w:t>
       </w:r>
     </w:p>
     <w:p>
@@ -27369,7 +27422,7 @@
           <w:sz w:val="20"/>
           <w:szCs w:val="20"/>
         </w:rPr>
-        <w:t>Botswana Daily News (BOPA) (n.d.). Report of parliamentary answer on the LEA-CEDA collaboration framework and pending merger. https://dailynews.gov.bw</w:t>
+        <w:t>Business Times (n.d.). SMEDCO rolls out US$15m to unlock SME growth. https://businesstimes.co.zw/smedco-rolls-out-us15m-to-unlock-sme-growth/</w:t>
       </w:r>
     </w:p>
     <w:p>
@@ -27384,7 +27437,7 @@
           <w:sz w:val="20"/>
           <w:szCs w:val="20"/>
         </w:rPr>
-        <w:t>Business Times Zimbabwe (2026). SMEDCO rolls out US$15m to unlock SME growth. https://businesstimes.co.zw/smedco-rolls-out-us15m-to-unlock-sme-growth/</w:t>
+        <w:t>Business Weekly (2026). BLLAHWU raises red flags over planned merger of parastatals. https://businessweekly.co.bw/news/bllahwu-raises-red-flags-over-planned-merger-of-parastatals</w:t>
       </w:r>
     </w:p>
     <w:p>
@@ -27399,7 +27452,7 @@
           <w:sz w:val="20"/>
           <w:szCs w:val="20"/>
         </w:rPr>
-        <w:t>Business Weekly (2026). Wilderness Botswana channels billions into local economy through conservation tourism. https://businessweekly.co.bw/news/wilderness-botswana-channels-billions-into-local-economy-through-conservation-tourism</w:t>
+        <w:t>Chipika, J. T. (n.d.). Opening remarks by the Deputy Governor, Reserve Bank of Zimbabwe, at the Regional Joint Learning Program on Developing and Implementing Financial Inclusion Policies and Regulations for Women-led MSMEs. Alliance for Financial Inclusion. https://afi-global.org/speeches/regional-joint-learning-program-on-developing-and-implementing-financial-inclusion-policies-and-regulations-for-women-led-msmes-opening-remarks-by-deputy-governor-dr-j-t-chipika/</w:t>
       </w:r>
     </w:p>
     <w:p>
@@ -27414,7 +27467,7 @@
           <w:sz w:val="20"/>
           <w:szCs w:val="20"/>
         </w:rPr>
-        <w:t>COMESA (2016). Presentation on the COMESA Simplified Trade Regime (L. Othieno), UNCTAD. https://unctad.org/meetings/en/Presentation/ditc-ted-10.05.16-oceans-comesa-lawrence othieno.pdf</w:t>
+        <w:t>COMESA (2016). Presentation on the COMESA Simplified Trade Regime (L. Othieno), UNCTAD meeting, 10 May 2016. https://unctad.org/meetings/en/Presentation/ditc-ted-10.05.16-oceans-comesa-lawrence%20othieno.pdf</w:t>
       </w:r>
     </w:p>
     <w:p>
@@ -27429,7 +27482,7 @@
           <w:sz w:val="20"/>
           <w:szCs w:val="20"/>
         </w:rPr>
-        <w:t>COMESA (2025). Current threshold for the Simplified Trade Regime. https://www.comesa.int/wp-content/uploads/2025/09/CURRENT-THRESHOLD-FOR-THE-SIMPLIFIED-TRADE-REGIME-STR1.pdf</w:t>
+        <w:t>COMESA (2025). Current threshold for the Simplified Trade Regime (STR). https://www.comesa.int/wp-content/uploads/2025/09/CURRENT-THRESHOLD-FOR-THE-SIMPLIFIED-TRADE-REGIME-STR1.pdf</w:t>
       </w:r>
     </w:p>
     <w:p>
@@ -27444,7 +27497,7 @@
           <w:sz w:val="20"/>
           <w:szCs w:val="20"/>
         </w:rPr>
-        <w:t>Ecofin Agency (2026). Rwanda Tops Africa in World Bank's Business Ready 2025 Ranking. https://www.ecofinagency.com/news/0801-51811-rwanda-tops-africa-in-world-bank-s-business-ready-2025-ranking</w:t>
+        <w:t>Daily News (Botswana) (2025). Report on the second Okavango Wilderness Safaris Local Suppliers' Expo, Maun (edition of 30 June 2025). https://dailynews.gov.bw/common_up/dailynews/dailynews_pdf/30-06-2025_16-22-03_1751293323_dailynews_pdf.pdf</w:t>
       </w:r>
     </w:p>
     <w:p>
@@ -27459,7 +27512,7 @@
           <w:sz w:val="20"/>
           <w:szCs w:val="20"/>
         </w:rPr>
-        <w:t>Equity Axis (2025). Zimbabwe welcomes over 750,000 tourists in H1 2024, tourism receipts edge half a billion. https://equityaxis.net/post/18316/2025/3/zimbabwe-welcomes-over-750-000-tourists-in-h1-2024-tourism-receipts-edges-half-a-billion</w:t>
+        <w:t>Daily News (Botswana) (n.d.). Review of Tourism Act to minimise revenue leakages. https://dailynews.gov.bw/news-detail/83542</w:t>
       </w:r>
     </w:p>
     <w:p>
@@ -27474,7 +27527,7 @@
           <w:sz w:val="20"/>
           <w:szCs w:val="20"/>
         </w:rPr>
-        <w:t>European Union (2026). Regenerative Nature Based Tourism Development: action document. https://www.eeas.europa.eu/sites/default/files/2026/documents/Regenerative%20Nature%20Based%20Tourism%20Development_0.pdf</w:t>
+        <w:t>Daily News (South Africa) (2025). New Zimbabwean laws reserve 14 key sectors for local ownership. https://dailynews.co.za/news/2025-12-16-new-zimbabwean-laws-reserve-14-key-sectors-for-local-ownership/</w:t>
       </w:r>
     </w:p>
     <w:p>
@@ -27489,7 +27542,7 @@
           <w:sz w:val="20"/>
           <w:szCs w:val="20"/>
         </w:rPr>
-        <w:t>FIIAPP (2025). Support for MSMEs and the establishment and operationalisation of the national network of incubators in Angola. https://www.fiap.gob.es/en/proyectos_fiiapp/support-for-msmes-micro-small-and-medium-sized-enterprises-and-the-establishment-and-operationalization-of-the-national-network-of-incubators-in-angola/</w:t>
+        <w:t>Ecofin Agency (2026). Rwanda Tops Africa in World Bank's Business Ready 2025 Ranking. https://www.ecofinagency.com/news/0801-51811-rwanda-tops-africa-in-world-bank-s-business-ready-2025-ranking</w:t>
       </w:r>
     </w:p>
     <w:p>
@@ -27504,7 +27557,7 @@
           <w:sz w:val="20"/>
           <w:szCs w:val="20"/>
         </w:rPr>
-        <w:t>FinMark Trust (2022). FinScope MSME Survey Zimbabwe 2022: Topline Findings. https://finmark.org.za/Publications/FinScope_MSME_Survey_Zimbabwe2022_findings.pdf</w:t>
+        <w:t>Equity Axis (2025). Zimbabwe welcomes over 750,000 tourists in H1 2024, tourism receipts edge half a billion. https://equityaxis.net/post/18316/2025/3/zimbabwe-welcomes-over-750-000-tourists-in-h1-2024-tourism-receipts-edges-half-a-billion</w:t>
       </w:r>
     </w:p>
     <w:p>
@@ -27519,7 +27572,7 @@
           <w:sz w:val="20"/>
           <w:szCs w:val="20"/>
         </w:rPr>
-        <w:t>FinMark Trust (2025). FinScope MSME Survey Botswana 2024: Pocket Guide. https://finmark.org.za/Publications/2024_Pocket_Guide_FinScope_Botswana_MSME.pdf</w:t>
+        <w:t>European Union (2026). Regenerative Nature Based Tourism Development: action document. https://www.eeas.europa.eu/sites/default/files/2026/documents/Regenerative%20Nature%20Based%20Tourism%20Development_0.pdf</w:t>
       </w:r>
     </w:p>
     <w:p>
@@ -27534,7 +27587,7 @@
           <w:sz w:val="20"/>
           <w:szCs w:val="20"/>
         </w:rPr>
-        <w:t>Forbes África Lusófona (2025). INAPEM aposta no fomento de mais talentos no sector das tecnologias em Angola (Tuendi programme). https://forbesafricalusofona.com/?p=157887</w:t>
+        <w:t>FIIAPP (2025). Support for MSMEs and the establishment and operationalisation of the national network of incubators in Angola (ENVOLVER+). https://www.fiap.gob.es/en/proyectos_fiiapp/support-for-msmes-micro-small-and-medium-sized-enterprises-and-the-establishment-and-operationalization-of-the-national-network-of-incubators-in-angola/</w:t>
       </w:r>
     </w:p>
     <w:p>
@@ -27549,7 +27602,7 @@
           <w:sz w:val="20"/>
           <w:szCs w:val="20"/>
         </w:rPr>
-        <w:t>GIZ (2026). Regenerative Tourism: Investing in Nature and Local Economies across KAZA. https://www.giz.de/en/regions/africa/sadc-botswana/news/regenerative-tourism-investing-nature-and-local-economies-across-kaza</w:t>
+        <w:t>FinMark Trust (2013). FinScope MSME Survey Zimbabwe 2012 (brochure). https://finmark.org.za/system/documents/files/000/000/448/original/FinScope_Zimbabwe_Broch13FNL.pdf</w:t>
       </w:r>
     </w:p>
     <w:p>
@@ -27564,7 +27617,7 @@
           <w:sz w:val="20"/>
           <w:szCs w:val="20"/>
         </w:rPr>
-        <w:t>Gondwana Collection Namibia (n.d.). Our partners; and Etosha King Nehale: unique through the love of detail. https://gondwana-collection.com/en/about-us/our-partners</w:t>
+        <w:t>FinMark Trust (2022). FinScope MSME Survey Zimbabwe 2022: Topline Findings. https://finmark.org.za/Publications/FinScope_MSME_Survey_Zimbabwe2022_findings.pdf</w:t>
       </w:r>
     </w:p>
     <w:p>
@@ -27579,7 +27632,7 @@
           <w:sz w:val="20"/>
           <w:szCs w:val="20"/>
         </w:rPr>
-        <w:t>Government of Angola (2012). Decreto Presidencial n.º 40/12, de 13 de Março (Balcão Único do Empreendedor). https://lex.ao/docs/presidente-da-republica/2012/decreto-presidencial-n-o-40-12-de-13-de-marco/</w:t>
+        <w:t>FinMark Trust (2025). FinScope MSME Survey Botswana 2024: Pocket Guide. https://finmark.org.za/Publications/2024_Pocket_Guide_FinScope_Botswana_MSME.pdf</w:t>
       </w:r>
     </w:p>
     <w:p>
@@ -27594,7 +27647,7 @@
           <w:sz w:val="20"/>
           <w:szCs w:val="20"/>
         </w:rPr>
-        <w:t>Government of Botswana (2021). Economic Inclusion Act (Act No. 26 of 2021). https://botswanalaws.com/consolidated-statutes/principle-legislation/economic-inclusion-act</w:t>
+        <w:t>Forbes África Lusófona (2025). INAPEM aposta no fomento de mais talentos no sector das tecnologias em Angola. https://forbesafricalusofona.com/inapem-aposta-no-fomento-de-mais-talentos-no-sector-das-tecnologias-em-angola/</w:t>
       </w:r>
     </w:p>
     <w:p>
@@ -27609,7 +27662,7 @@
           <w:sz w:val="20"/>
           <w:szCs w:val="20"/>
         </w:rPr>
-        <w:t>Herald, The (2019). Zim among World Bank top performers. https://www.heraldonline.co.zw/zim-among-world-bank-top-performers-2/</w:t>
+        <w:t>GIZ (2026). Regenerative Tourism: Investing in Nature and Local Economies across KAZA. https://www.giz.de/en/regions/africa/sadc-botswana/news/regenerative-tourism-investing-nature-and-local-economies-across-kaza</w:t>
       </w:r>
     </w:p>
     <w:p>
@@ -27624,7 +27677,7 @@
           <w:sz w:val="20"/>
           <w:szCs w:val="20"/>
         </w:rPr>
-        <w:t>ITWeb Africa (2019). Botswana pushes ahead with online business registration system. https://itweb.africa/content/KPNG878KVQav4mwD</w:t>
+        <w:t>Gondwana Collection Namibia (n.d.). Etosha King Nehale: Where Architecture Preserves a Kingdom. https://gondwana-collection.com/blog/etosha-king-nehale-where-architecture-preserves-a-kingdom</w:t>
       </w:r>
     </w:p>
     <w:p>
@@ -27639,7 +27692,7 @@
           <w:sz w:val="20"/>
           <w:szCs w:val="20"/>
         </w:rPr>
-        <w:t>KAZA Financial Landscape Analysis: Access to Finance for R-NBT MSMEs in the KAZA TFCA (Final Draft for Validation, October 2026).</w:t>
+        <w:t>Gondwana Collection Namibia (n.d.). Partners to Gondwana. https://gondwana-collection.com/en/about-us/our-partners</w:t>
       </w:r>
     </w:p>
     <w:p>
@@ -27654,7 +27707,7 @@
           <w:sz w:val="20"/>
           <w:szCs w:val="20"/>
         </w:rPr>
-        <w:t>Mbaiwa, J. E. (2005). Enclave tourism and its socio-economic impacts in the Okavango Delta, Botswana. Tourism Management 26(2), 157-172.</w:t>
+        <w:t>Government of Angola (2012). Decreto Presidencial n.º 40/12, de 13 de Março (Balcão Único do Empreendedor). https://lex.ao/docs/presidente-da-republica/2012/decreto-presidencial-n-o-40-12-de-13-de-marco/</w:t>
       </w:r>
     </w:p>
     <w:p>
@@ -27669,7 +27722,7 @@
           <w:sz w:val="20"/>
           <w:szCs w:val="20"/>
         </w:rPr>
-        <w:t>Ministry of Trade and Entrepreneurship, Botswana (2026). Committee of Supply Speech, 16 February 2026. https://www.parliament.gov.bw/documents/Committee-of-Supply-Speech--16-02-2026--Ministry-of-Trade---Entrepreneurship-Version-6--final_07_19_44_27_07_2026.pdf</w:t>
+        <w:t>Government of Botswana (2021). Economic Inclusion Act (Act No. 26 of 2021). https://botswanalaws.com/consolidated-statutes/principle-legislation/economic-inclusion-act</w:t>
       </w:r>
     </w:p>
     <w:p>
@@ -27684,7 +27737,7 @@
           <w:sz w:val="20"/>
           <w:szCs w:val="20"/>
         </w:rPr>
-        <w:t>Mmegi (2026). Wilderness, LEA herald new era for citizen participation in tourism. https://www.mmegi.bw/ampArticle/123339</w:t>
+        <w:t>Government of Zimbabwe (2025). Indigenisation and Economic Empowerment (Foreign Participation in Reserved Sectors) Regulations, 2025 (SI 215 of 2025). ZimLII. https://zimlii.org/akn/zw/act/si/2025/215/eng@2025-12-11</w:t>
       </w:r>
     </w:p>
     <w:p>
@@ -27699,7 +27752,7 @@
           <w:sz w:val="20"/>
           <w:szCs w:val="20"/>
         </w:rPr>
-        <w:t>MSME Africa Online (n.d.). NIPDB urges local MSMEs to tap into N$18 million SME support fund. https://msmeafricaonline.com/nipdb-urges-local-msmes-to-tap-into-18-million-sme-support-fund/</w:t>
+        <w:t>Herald, The (2019). Zim among World Bank top performers. https://www.heraldonline.co.zw/zim-among-world-bank-top-performers-2/</w:t>
       </w:r>
     </w:p>
     <w:p>
@@ -27714,7 +27767,7 @@
           <w:sz w:val="20"/>
           <w:szCs w:val="20"/>
         </w:rPr>
-        <w:t>Namibian, The (2024). Namibia's 2023 Labour Force Survey highlights unemployment challenges and income disparities. https://www.namibian.com.na/namibias-2023-labour-force-survey-highlights-unemployment-challenges-and-income-disparities/</w:t>
+        <w:t>KAZA Financial Landscape Analysis: Access to Finance for R-NBT MSMEs in the KAZA TFCA (Final Draft for Validation, October 2026). Unpublished.</w:t>
       </w:r>
     </w:p>
     <w:p>
@@ -27729,7 +27782,7 @@
           <w:sz w:val="20"/>
           <w:szCs w:val="20"/>
         </w:rPr>
-        <w:t>Namibian, The (2025). Oshana leads with most registered businesses (status of BIPA online system). https://www.namibian.com.na/oshana-leads-with-most-registered-businesses/</w:t>
+        <w:t>Mbaiwa, J. E. (2005). Enclave tourism and its socio-economic impacts in the Okavango Delta, Botswana. Tourism Management 26(2), 157-172. https://ubrisa.ub.bw/handle/10311/429</w:t>
       </w:r>
     </w:p>
     <w:p>
@@ -27744,7 +27797,7 @@
           <w:sz w:val="20"/>
           <w:szCs w:val="20"/>
         </w:rPr>
-        <w:t>Namibian, The (2026). Namibia receives 1.3m tourists in 2025. https://www.namibian.com.na/namibia-receives-1-3m-tourists-in-2025/</w:t>
+        <w:t>Ministry of Trade and Entrepreneurship, Botswana (2026). Committee of Supply Speech, Organisation 0700, 2026/27. https://www.parliament.gov.bw/documents/Committee-of-Supply-Speech--16-02-2026--Ministry-of-Trade---Entrepreneurship-Version-6--final_07_19_44_27_07_2026.pdf</w:t>
       </w:r>
     </w:p>
     <w:p>
@@ -27759,7 +27812,7 @@
           <w:sz w:val="20"/>
           <w:szCs w:val="20"/>
         </w:rPr>
-        <w:t>Newsday (2026). ZSE, SMEDCO join forces to bridge SME funding gap. https://www.newsday.co.zw/amp/business/article/200057516/zse-smedco-join-forces-to-bridge-sme-funding-gap</w:t>
+        <w:t>Mmegi (2025). Stanbic, Wilderness offer lifeline for SMMEs in tourism. https://www.mmegi.bw/business/stanbic-wilderness-offer-lifeline-for-smmes-in-tourism/news</w:t>
       </w:r>
     </w:p>
     <w:p>
@@ -27774,7 +27827,7 @@
           <w:sz w:val="20"/>
           <w:szCs w:val="20"/>
         </w:rPr>
-        <w:t>NIPDB (2025). Annual Report 2024/25; and Celebrating World MSME Day 2025: a Namibian perspective. https://www.nipdb.com/annual-report</w:t>
+        <w:t>Mmegi (2026). Wilderness, LEA herald new era for citizen participation in tourism. https://www.mmegi.bw/business/wilderness-lea-herald-new-era-for-citizen-participation-in-tourism/news</w:t>
       </w:r>
     </w:p>
     <w:p>
@@ -27789,7 +27842,7 @@
           <w:sz w:val="20"/>
           <w:szCs w:val="20"/>
         </w:rPr>
-        <w:t>Pretoria News (2025). Zimbabwe blocks foreigners from taxi, bakery and salon businesses, reserves sectors for locals (SI 215 of 2025). https://pretorianews.co.za/news/politics/2025-12-15-zimbabwe-blocks-foreigners-from-taxi-bakery-and-salon-businesses-reserves-sectors-for-locals/</w:t>
+        <w:t>Namibia Statistics Agency (2025). 2023 Labour Force Report: presentation for the launch. https://nsa.org.na/wp-content/uploads/2025/01/2023-Labour-Force-Report-Presentation-for-the-Launch-Jan-2025-_OS.pdf</w:t>
       </w:r>
     </w:p>
     <w:p>
@@ -27804,7 +27857,7 @@
           <w:sz w:val="20"/>
           <w:szCs w:val="20"/>
         </w:rPr>
-        <w:t>Reserve Bank of Zimbabwe (2022). Zimbabwe FinScope MSME Survey Report 2022. https://www.rbz.co.zw/documents/BLSS/2022/Zimbabwe_FinScope_MSME_Survey_Report_2022.pdf</w:t>
+        <w:t>Namibian, The (2025). Oshana leads with most registered businesses. https://www.namibian.com.na/oshana-leads-with-most-registered-businesses/</w:t>
       </w:r>
     </w:p>
     <w:p>
@@ -27819,7 +27872,7 @@
           <w:sz w:val="20"/>
           <w:szCs w:val="20"/>
         </w:rPr>
-        <w:t>SIGMA International (2026). KAZA Regenerative Nature-Based Tourism Macro Diagnostic: Findings Report (Draft). Prepared for GIZ, September 2026. Used via an extract on priority value chains.</w:t>
+        <w:t>Namibian, The (2026). Namibia receives 1.3m tourists in 2025. https://www.namibian.com.na/namibia-receives-1-3m-tourists-in-2025/</w:t>
       </w:r>
     </w:p>
     <w:p>
@@ -27834,7 +27887,7 @@
           <w:sz w:val="20"/>
           <w:szCs w:val="20"/>
         </w:rPr>
-        <w:t>Statistics Botswana (2025). Tourism International Visitor Arrivals Stats Brief, 2024 Quarters 2-4. https://www.statsbots.org.bw/sites/default/files/publications/Tourism%20International%20Visitor%20Arrivals%20Stats%20Brief%202024%20Quarter%202-4.pdf</w:t>
+        <w:t>Namibian, The (2026). Visa regime change bites tourism. https://www.namibian.com.na/visa-regime-change-bites-tourism/</w:t>
       </w:r>
     </w:p>
     <w:p>
@@ -27849,7 +27902,7 @@
           <w:sz w:val="20"/>
           <w:szCs w:val="20"/>
         </w:rPr>
-        <w:t>The Brief (2023). NIPDB target to empower 3,000 MSMEs. https://thebrief.com.na/2023/08/nipdb-target-to-empower-3-000-msmes</w:t>
+        <w:t>Namibian, The (n.d.). NIPDB urges MSMEs to apply for N$18m fund. https://www.namibian.com.na/nipdb-urges-msmes-to-apply-for-n18m-fund/</w:t>
       </w:r>
     </w:p>
     <w:p>
@@ -27864,7 +27917,7 @@
           <w:sz w:val="20"/>
           <w:szCs w:val="20"/>
         </w:rPr>
-        <w:t>The Brief (2024). Annual duty waiver programme will not be extended: BIPA. https://thebrief.com.na/2024/06/annual-duty-waiver-programme-will-not-be-extended-bipa</w:t>
+        <w:t>Newsday (2026). ZSE, SMEDCO join forces to bridge SME funding gap. https://www.newsday.co.zw/business/article/200057516/zse-smedco-join-forces-to-bridge-sme-funding-gap</w:t>
       </w:r>
     </w:p>
     <w:p>
@@ -27879,7 +27932,7 @@
           <w:sz w:val="20"/>
           <w:szCs w:val="20"/>
         </w:rPr>
-        <w:t>The Brief (2025). Namibia's tourism revival trips on its own red tape. https://thebrief.com.na/2025/10/namibias-tourism-revival-trips-on-its-own-red-tape/</w:t>
+        <w:t>NIPDB (n.d.). K2G High Potential Pool. https://msme.nipdb.com/k2g-hpp/</w:t>
       </w:r>
     </w:p>
     <w:p>
@@ -27894,7 +27947,7 @@
           <w:sz w:val="20"/>
           <w:szCs w:val="20"/>
         </w:rPr>
-        <w:t>Tourism Update (2025). Teething problems plague Namibia's new visa regime. https://www.tourismupdate.com/article/teething-problems-plague-namibias-new-visa-regime</w:t>
+        <w:t>NIPDB (n.d.). Micro, Small and Medium Enterprises Development. https://www.nipdb.com/partnerships/msme</w:t>
       </w:r>
     </w:p>
     <w:p>
@@ -27909,7 +27962,7 @@
           <w:sz w:val="20"/>
           <w:szCs w:val="20"/>
         </w:rPr>
-        <w:t>UNDP Zambia (2025). Youth-Led MSME Empowerment Programme launched to boost entrepreneurial capacity and regional market access. https://www.undp.org/node/527721</w:t>
+        <w:t>Nsanzya, B. M. K. (n.d.). Evaluating Tourism-Agriculture Linkages for Inclusive Growth in Zambia. PhD thesis, University of Pretoria. https://repository.up.ac.za/server/api/core/bitstreams/97195534-6092-4f4a-ad1e-4383f140ff9a/content</w:t>
       </w:r>
     </w:p>
     <w:p>
@@ -27924,7 +27977,7 @@
           <w:sz w:val="20"/>
           <w:szCs w:val="20"/>
         </w:rPr>
-        <w:t>University of Pretoria (n.d.). Evaluating tourism-agriculture linkages for inclusive growth in Zambia. https://repository.up.ac.za/handle/2263/86012</w:t>
+        <w:t>Reserve Bank of Zimbabwe (2022). Zimbabwe FinScope MSME Survey Report 2022. https://www.rbz.co.zw/documents/BLSS/2022/Zimbabwe_FinScope_MSME_Survey_Report_2022.pdf</w:t>
       </w:r>
     </w:p>
     <w:p>
@@ -27939,7 +27992,7 @@
           <w:sz w:val="20"/>
           <w:szCs w:val="20"/>
         </w:rPr>
-        <w:t>US Department of State (2020). 2020 Investment Climate Statements: Botswana; Namibia. https://www.state.gov/reports/2020-investment-climate-statements/botswana/</w:t>
+        <w:t>SIGMA International (2026). KAZA Regenerative Nature-Based Tourism Macro Diagnostic: Findings Report (Draft). Prepared for GIZ, September 2026. Unpublished; used via an extract on priority value chains.</w:t>
       </w:r>
     </w:p>
     <w:p>
@@ -27954,7 +28007,7 @@
           <w:sz w:val="20"/>
           <w:szCs w:val="20"/>
         </w:rPr>
-        <w:t>US International Trade Administration (n.d.). Botswana Country Commercial Guide: market challenges. https://trade.gov/country-commercial-guides/botswana-market-challenges</w:t>
+        <w:t>Statistics Botswana (2026). Tourism International Visitor Arrivals Stats Brief, 2024 Quarters 2-4. https://www.statsbots.org.bw/sites/default/files/publications/Tourism%20International%20Visitor%20Arrivals%20Stats%20Brief%202024%20Quarter%202-4.pdf</w:t>
       </w:r>
     </w:p>
     <w:p>
@@ -27969,7 +28022,7 @@
           <w:sz w:val="20"/>
           <w:szCs w:val="20"/>
         </w:rPr>
-        <w:t>Ver Angola (2019). Governo lança Guiché Único de Empresas online para criar sociedades em dois dias. https://www.verangola.net/va/pt/032019/Economia/14762/</w:t>
+        <w:t>The Brief (2024). Annual duty waiver programme will not be extended: BIPA. https://thebrief.com.na/2024/06/annual-duty-waiver-programme-will-not-be-extended-bipa/</w:t>
       </w:r>
     </w:p>
     <w:p>
@@ -27984,7 +28037,7 @@
           <w:sz w:val="20"/>
           <w:szCs w:val="20"/>
         </w:rPr>
-        <w:t>Ver Angola (2025). Projecto Envolver lançado em Angola para fortalecer empreendedorismo. https://www.verangola.net/va/pt/102025/Sociedade/46493/</w:t>
+        <w:t>The Brief (2025). BIPA to deregister 1,000 companies every month. https://thebrief.com.na/2025/08/bipa-to-deregister-1000-companies-every-month/</w:t>
       </w:r>
     </w:p>
     <w:p>
@@ -27999,7 +28052,7 @@
           <w:sz w:val="20"/>
           <w:szCs w:val="20"/>
         </w:rPr>
-        <w:t>Veritas Zimbabwe (2018). Bill Watch 5-2018: Indigenisation Act amendments now law. https://www.veritaszim.net/node/2356</w:t>
+        <w:t>TimesLIVE (2024). Southern African countries plan to expand special tourist visa. https://www.timeslive.co.za/news/africa/2024-06-03-southern-african-countries-plan-to-expand-special-tourist-visa/</w:t>
       </w:r>
     </w:p>
     <w:p>
@@ -28014,7 +28067,7 @@
           <w:sz w:val="20"/>
           <w:szCs w:val="20"/>
         </w:rPr>
-        <w:t>Visa Atlas (2026). KAZA Univisa. https://visaatlas.org/visas/zambia/kaza-univisa</w:t>
+        <w:t>Tourism Update (2025). Teething problems plague Namibia's new visa regime. https://www.tourismupdate.com/article/teething-problems-plague-namibias-new-visa-regime</w:t>
       </w:r>
     </w:p>
     <w:p>
@@ -28029,7 +28082,7 @@
           <w:sz w:val="20"/>
           <w:szCs w:val="20"/>
         </w:rPr>
-        <w:t>World Bank (2013). FinScope MSME Survey Zimbabwe 2012. https://documents1.worldbank.org/curated/en/780081468137402417/pdf/945050WP0Box385442B0P12644800PUBLIC00ACS.pdf</w:t>
+        <w:t>UN Women (2025). The Impact of Austerity Measures on Women-Owned Businesses in Zimbabwe. https://africa.unwomen.org/en/digital-library/publications/2025/03/the-impact-of-austerity-measures-on-women-owned-businesses-in-zimbabwe</w:t>
       </w:r>
     </w:p>
     <w:p>
@@ -28044,7 +28097,7 @@
           <w:sz w:val="20"/>
           <w:szCs w:val="20"/>
         </w:rPr>
-        <w:t>World Bank (2019). Doing Business 2020: Comparing Business Regulation in 190 Economies; and economy profiles for Angola, Botswana, Namibia, Zambia and Zimbabwe. https://archive.doingbusiness.org/en/reports/global-reports/doing-business-2020</w:t>
+        <w:t>UNDP Zambia (2025). UNDP Youth-Led MSME Empowerment Programme Launched to Boost Entrepreneurial Capacity and Regional Market Access. https://www.undp.org/zambia/press-releases/undp-youth-led-msme-empowerment-programme-launched-boost-entrepreneurial-capacity-and-regional-market-access</w:t>
       </w:r>
     </w:p>
     <w:p>
@@ -28059,7 +28112,7 @@
           <w:sz w:val="20"/>
           <w:szCs w:val="20"/>
         </w:rPr>
-        <w:t>World Bank (2019). Doing Business 2020: two Sub-Saharan African countries among most improved in ease of doing business (press release, 24 October 2019). https://www.worldbank.org/en/news/press-release/2019/10/24/doing-business-2020-two-sub-saharan-african-countries-among-most-improved-in-ease-of-doing-business</w:t>
+        <w:t>US Department of State (2020). 2020 Investment Climate Statements: Botswana. https://www.state.gov/reports/2020-investment-climate-statements/botswana/</w:t>
       </w:r>
     </w:p>
     <w:p>
@@ -28074,7 +28127,7 @@
           <w:sz w:val="20"/>
           <w:szCs w:val="20"/>
         </w:rPr>
-        <w:t>World Bank (2021). Access to Finance and Capacity Building of Women-led Small and Medium Enterprises in Zambia (W-SME Survey Report). https://documents1.worldbank.org/curated/en/576591618321561334/pdf/Access-to-Finance-and-Capacity-Building-of-Women-led-Small-and-Medium-Enterprises-in-Zambia.pdf</w:t>
+        <w:t>US Department of State (2026). 2026 Investment Climate Statements: Botswana. https://www.state.gov/reports/2026-investment-climate-statements/botswana</w:t>
       </w:r>
     </w:p>
     <w:p>
@@ -28089,7 +28142,7 @@
           <w:sz w:val="20"/>
           <w:szCs w:val="20"/>
         </w:rPr>
-        <w:t>World Bank (2024). Risk and reform: Zambia's strategic approach to modern governance (Nasikiliza blog). https://blogs.worldbank.org/en/nasikiliza/risk-and-reform-zambias-strategic-approach-to-modern-governance-afe-0524</w:t>
+        <w:t>US International Trade Administration (n.d.). Botswana Country Commercial Guide: Market Challenges. https://www.trade.gov/country-commercial-guides/botswana-market-challenges</w:t>
       </w:r>
     </w:p>
     <w:p>
@@ -28104,7 +28157,7 @@
           <w:sz w:val="20"/>
           <w:szCs w:val="20"/>
         </w:rPr>
-        <w:t>World Bank (2024). Skills Development in Namibia: Policy Note. https://documents1.worldbank.org/curated/en/099081224051035127/pdf/P171994-2b4ffc58-d328-4002-a65a-8df0a178573e.pdf</w:t>
+        <w:t>Ver Angola (2021). Nova plataforma permite criar empresa em uma hora. https://www.verangola.net/va/pt/052021/Economia/25439/Nova-plataforma-permite-criar-empresa-em-uma-hora.htm</w:t>
       </w:r>
     </w:p>
     <w:p>
@@ -28119,7 +28172,7 @@
           <w:sz w:val="20"/>
           <w:szCs w:val="20"/>
         </w:rPr>
-        <w:t>World Bank (2025). Business Ready 2025. https://documents.worldbank.org/en/publication/documents-reports/documentdetail/099122925140531373</w:t>
+        <w:t>Ver Angola (2025). Envolver Project launched in Angola to strengthen entrepreneurship. https://www.verangola.net/va/en/102025/Society/46493/Envolver-Project-launched-in-Angola-to-strengthen-entrepreneurship.htm</w:t>
       </w:r>
     </w:p>
     <w:p>
@@ -28134,7 +28187,7 @@
           <w:sz w:val="20"/>
           <w:szCs w:val="20"/>
         </w:rPr>
-        <w:t>Zambia Monitor (2025). BRRA to explore omnibus licensing for tourism. https://www.zambiamonitor.com/?p=70314</w:t>
+        <w:t>Veritas Zimbabwe (2018). Bill Watch 5-2018: Indigenisation Act Amendments Now Law. https://www.veritaszim.net/node/2355</w:t>
       </w:r>
     </w:p>
     <w:p>
@@ -28149,7 +28202,7 @@
           <w:sz w:val="20"/>
           <w:szCs w:val="20"/>
         </w:rPr>
-        <w:t>Zambia Monitor (n.d.). Govt halts pending applications for empowerment schemes; fresh requests to reopen under new framework. https://www.zambiamonitor.com/govt-halts-pending-applications-for-empowerment-schemes-fresh-requests-to-reopen-under-new-framework-in-jan/</w:t>
+        <w:t>World Bank (2013). FinScope MSME Survey Zimbabwe 2012. https://documents1.worldbank.org/curated/en/780081468137402417/pdf/945050WP0Box385442B0P12644800PUBLIC00ACS.pdf</w:t>
       </w:r>
     </w:p>
     <w:p>
@@ -28164,7 +28217,7 @@
           <w:sz w:val="20"/>
           <w:szCs w:val="20"/>
         </w:rPr>
-        <w:t>Zambia Monitor (n.d.). ZDA and CEEC sign agreement to strengthen SME support. https://zambiamonitor.com/?p=52339</w:t>
+        <w:t>World Bank (2019). Doing Business 2020: Comparing Business Regulation in 190 Economies. https://documents1.worldbank.org/curated/en/688761571934946384/pdf/Doing-Business-2020-Comparing-Business-Regulation-in-190-Economies.pdf</w:t>
       </w:r>
     </w:p>
     <w:p>
@@ -28179,7 +28232,127 @@
           <w:sz w:val="20"/>
           <w:szCs w:val="20"/>
         </w:rPr>
-        <w:t>ZIMRA (2024). ZIMRA signs MOU with ZIDA. https://zimra.co.zw/news/20-story?start=45</w:t>
+        <w:t>World Bank (2019). Doing Business 2020: Economy Profile of Zimbabwe (economy profiles for Angola, Botswana, Namibia and Zambia are published in the same series). https://documents1.worldbank.org/curated/en/177921575381849841/pdf/Doing-Business-2020-Comparing-Business-Regulation-in-190-Economies-Economy-Profile-of-Zimbabwe.pdf</w:t>
+      </w:r>
+    </w:p>
+    <w:p>
+      <w:pPr>
+        <w:pStyle w:val="Normal"/>
+        <w:spacing w:before="0" w:after="100"/>
+        <w:ind w:hanging="567" w:left="567"/>
+        <w:rPr/>
+      </w:pPr>
+      <w:r>
+        <w:rPr>
+          <w:sz w:val="20"/>
+          <w:szCs w:val="20"/>
+        </w:rPr>
+        <w:t>World Bank (2019). Doing Business 2020: Two Sub-Saharan African Countries among Most Improved in Ease of Doing Business (press release, 24 October 2019). https://www.worldbank.org/en/news/press-release/2019/10/24/doing-business-2020-two-sub-saharan-african-countries-among-most-improved-in-ease-of-doing-business</w:t>
+      </w:r>
+    </w:p>
+    <w:p>
+      <w:pPr>
+        <w:pStyle w:val="Normal"/>
+        <w:spacing w:before="0" w:after="100"/>
+        <w:ind w:hanging="567" w:left="567"/>
+        <w:rPr/>
+      </w:pPr>
+      <w:r>
+        <w:rPr>
+          <w:sz w:val="20"/>
+          <w:szCs w:val="20"/>
+        </w:rPr>
+        <w:t>World Bank (2021). Access to Finance and Capacity Building of Women-led Small and Medium Enterprises in Zambia (W-SME Survey Report). https://documents1.worldbank.org/curated/en/576591618321561334/pdf/Access-to-Finance-and-Capacity-Building-of-Women-led-Small-and-Medium-Enterprises-in-Zambia.pdf</w:t>
+      </w:r>
+    </w:p>
+    <w:p>
+      <w:pPr>
+        <w:pStyle w:val="Normal"/>
+        <w:spacing w:before="0" w:after="100"/>
+        <w:ind w:hanging="567" w:left="567"/>
+        <w:rPr/>
+      </w:pPr>
+      <w:r>
+        <w:rPr>
+          <w:sz w:val="20"/>
+          <w:szCs w:val="20"/>
+        </w:rPr>
+        <w:t>World Bank (2024). Risk and reform: Zambia's strategic approach to modern governance (Nasikiliza blog). https://blogs.worldbank.org/en/nasikiliza/risk-and-reform-zambias-strategic-approach-to-modern-governance-afe-0524</w:t>
+      </w:r>
+    </w:p>
+    <w:p>
+      <w:pPr>
+        <w:pStyle w:val="Normal"/>
+        <w:spacing w:before="0" w:after="100"/>
+        <w:ind w:hanging="567" w:left="567"/>
+        <w:rPr/>
+      </w:pPr>
+      <w:r>
+        <w:rPr>
+          <w:sz w:val="20"/>
+          <w:szCs w:val="20"/>
+        </w:rPr>
+        <w:t>World Bank (2024). Skills Development in Namibia: Policy Note. https://documents.worldbank.org/en/publication/documents-reports/documentdetail/099081224051035127</w:t>
+      </w:r>
+    </w:p>
+    <w:p>
+      <w:pPr>
+        <w:pStyle w:val="Normal"/>
+        <w:spacing w:before="0" w:after="100"/>
+        <w:ind w:hanging="567" w:left="567"/>
+        <w:rPr/>
+      </w:pPr>
+      <w:r>
+        <w:rPr>
+          <w:sz w:val="20"/>
+          <w:szCs w:val="20"/>
+        </w:rPr>
+        <w:t>World Bank (2025). Business Ready 2025. https://documents.worldbank.org/en/publication/documents-reports/documentdetail/099122925140531373</w:t>
+      </w:r>
+    </w:p>
+    <w:p>
+      <w:pPr>
+        <w:pStyle w:val="Normal"/>
+        <w:spacing w:before="0" w:after="100"/>
+        <w:ind w:hanging="567" w:left="567"/>
+        <w:rPr/>
+      </w:pPr>
+      <w:r>
+        <w:rPr>
+          <w:sz w:val="20"/>
+          <w:szCs w:val="20"/>
+        </w:rPr>
+        <w:t>Zambia Monitor (2025). Mauritius reforms offer blueprint for Zambia, says business review agency. https://www.zambiamonitor.com/mauritius-reforms-offer-blueprint-for-zambia-says-business-review-agency/</w:t>
+      </w:r>
+    </w:p>
+    <w:p>
+      <w:pPr>
+        <w:pStyle w:val="Normal"/>
+        <w:spacing w:before="0" w:after="100"/>
+        <w:ind w:hanging="567" w:left="567"/>
+        <w:rPr/>
+      </w:pPr>
+      <w:r>
+        <w:rPr>
+          <w:sz w:val="20"/>
+          <w:szCs w:val="20"/>
+        </w:rPr>
+        <w:t>Zambia Monitor (n.d.). ZDA, CEEC partner to boost SME growth, market access. https://www.zambiamonitor.com/zda-ceec-partner-to-boost-sme-growth-market-access/</w:t>
+      </w:r>
+    </w:p>
+    <w:p>
+      <w:pPr>
+        <w:pStyle w:val="Normal"/>
+        <w:spacing w:before="0" w:after="100"/>
+        <w:ind w:hanging="567" w:left="567"/>
+        <w:rPr/>
+      </w:pPr>
+      <w:r>
+        <w:rPr>
+          <w:sz w:val="20"/>
+          <w:szCs w:val="20"/>
+        </w:rPr>
+        <w:t>ZIMRA (2024). ZIMRA signs MOU with ZIDA. https://www.zimra.co.zw/news/2286-zimra-signs-mou-with-zida</w:t>
       </w:r>
     </w:p>
     <w:p>
@@ -28284,7 +28457,7 @@
     </w:r>
     <w:r>
       <w:rPr/>
-      <w:t>49</w:t>
+      <w:t>51</w:t>
     </w:r>
     <w:r>
       <w:rPr/>
@@ -28340,7 +28513,7 @@
     </w:r>
     <w:r>
       <w:rPr/>
-      <w:t>49</w:t>
+      <w:t>51</w:t>
     </w:r>
     <w:r>
       <w:rPr/>
@@ -28364,7 +28537,7 @@
     </w:r>
     <w:r>
       <w:rPr/>
-      <w:t>49</w:t>
+      <w:t>51</w:t>
     </w:r>
     <w:r>
       <w:rPr/>

--- a/KAZA_MSME_Investment_Readiness_Assessment.docx
+++ b/KAZA_MSME_Investment_Readiness_Assessment.docx
@@ -171,14 +171,14 @@
             </w:rPr>
             <w:fldChar w:fldCharType="separate"/>
           </w:r>
-          <w:hyperlink w:anchor="__RefHeading___Toc2943_3770744645">
+          <w:hyperlink w:anchor="__RefHeading___Toc3499_1779871682">
             <w:r>
               <w:rPr>
                 <w:rStyle w:val="IndexLink"/>
               </w:rPr>
               <w:t>Executive Summary</w:t>
               <w:tab/>
-              <w:t>6</w:t>
+              <w:t>7</w:t>
             </w:r>
           </w:hyperlink>
         </w:p>
@@ -191,14 +191,14 @@
             </w:tabs>
             <w:rPr/>
           </w:pPr>
-          <w:hyperlink w:anchor="__RefHeading___Toc2945_3770744645">
+          <w:hyperlink w:anchor="__RefHeading___Toc3501_1779871682">
             <w:r>
               <w:rPr>
                 <w:rStyle w:val="IndexLink"/>
               </w:rPr>
               <w:t>1. Introduction and Methodology</w:t>
               <w:tab/>
-              <w:t>9</w:t>
+              <w:t>10</w:t>
             </w:r>
           </w:hyperlink>
         </w:p>
@@ -211,14 +211,14 @@
             </w:tabs>
             <w:rPr/>
           </w:pPr>
-          <w:hyperlink w:anchor="__RefHeading___Toc2947_3770744645">
+          <w:hyperlink w:anchor="__RefHeading___Toc3503_1779871682">
             <w:r>
               <w:rPr>
                 <w:rStyle w:val="IndexLink"/>
               </w:rPr>
               <w:t>1.1 Purpose and Scope</w:t>
               <w:tab/>
-              <w:t>9</w:t>
+              <w:t>10</w:t>
             </w:r>
           </w:hyperlink>
         </w:p>
@@ -231,14 +231,14 @@
             </w:tabs>
             <w:rPr/>
           </w:pPr>
-          <w:hyperlink w:anchor="__RefHeading___Toc2949_3770744645">
+          <w:hyperlink w:anchor="__RefHeading___Toc3505_1779871682">
             <w:r>
               <w:rPr>
                 <w:rStyle w:val="IndexLink"/>
               </w:rPr>
               <w:t>1.2 Evidence Base</w:t>
               <w:tab/>
-              <w:t>9</w:t>
+              <w:t>10</w:t>
             </w:r>
           </w:hyperlink>
         </w:p>
@@ -251,14 +251,14 @@
             </w:tabs>
             <w:rPr/>
           </w:pPr>
-          <w:hyperlink w:anchor="__RefHeading___Toc2951_3770744645">
+          <w:hyperlink w:anchor="__RefHeading___Toc3507_1779871682">
             <w:r>
               <w:rPr>
                 <w:rStyle w:val="IndexLink"/>
               </w:rPr>
               <w:t>1.3 Readiness Framework</w:t>
               <w:tab/>
-              <w:t>10</w:t>
+              <w:t>11</w:t>
             </w:r>
           </w:hyperlink>
         </w:p>
@@ -271,14 +271,14 @@
             </w:tabs>
             <w:rPr/>
           </w:pPr>
-          <w:hyperlink w:anchor="__RefHeading___Toc2953_3770744645">
+          <w:hyperlink w:anchor="__RefHeading___Toc3509_1779871682">
             <w:r>
               <w:rPr>
                 <w:rStyle w:val="IndexLink"/>
               </w:rPr>
               <w:t>1.4 Limitations</w:t>
               <w:tab/>
-              <w:t>11</w:t>
+              <w:t>12</w:t>
             </w:r>
           </w:hyperlink>
         </w:p>
@@ -291,14 +291,14 @@
             </w:tabs>
             <w:rPr/>
           </w:pPr>
-          <w:hyperlink w:anchor="__RefHeading___Toc2955_3770744645">
+          <w:hyperlink w:anchor="__RefHeading___Toc3511_1779871682">
             <w:r>
               <w:rPr>
                 <w:rStyle w:val="IndexLink"/>
               </w:rPr>
               <w:t>2. Priority Value Chains and Value Chain Nodes</w:t>
               <w:tab/>
-              <w:t>12</w:t>
+              <w:t>13</w:t>
             </w:r>
           </w:hyperlink>
         </w:p>
@@ -311,14 +311,14 @@
             </w:tabs>
             <w:rPr/>
           </w:pPr>
-          <w:hyperlink w:anchor="__RefHeading___Toc2957_3770744645">
+          <w:hyperlink w:anchor="__RefHeading___Toc3513_1779871682">
             <w:r>
               <w:rPr>
                 <w:rStyle w:val="IndexLink"/>
               </w:rPr>
               <w:t>2.1 The Eight Value Chains</w:t>
               <w:tab/>
-              <w:t>12</w:t>
+              <w:t>13</w:t>
             </w:r>
           </w:hyperlink>
         </w:p>
@@ -331,14 +331,14 @@
             </w:tabs>
             <w:rPr/>
           </w:pPr>
-          <w:hyperlink w:anchor="__RefHeading___Toc2959_3770744645">
+          <w:hyperlink w:anchor="__RefHeading___Toc3515_1779871682">
             <w:r>
               <w:rPr>
                 <w:rStyle w:val="IndexLink"/>
               </w:rPr>
               <w:t>2.2 Value Chain Nodes</w:t>
               <w:tab/>
-              <w:t>13</w:t>
+              <w:t>14</w:t>
             </w:r>
           </w:hyperlink>
         </w:p>
@@ -351,14 +351,14 @@
             </w:tabs>
             <w:rPr/>
           </w:pPr>
-          <w:hyperlink w:anchor="__RefHeading___Toc2961_3770744645">
+          <w:hyperlink w:anchor="__RefHeading___Toc3517_1779871682">
             <w:r>
               <w:rPr>
                 <w:rStyle w:val="IndexLink"/>
               </w:rPr>
               <w:t>3. MSME Business Models</w:t>
               <w:tab/>
-              <w:t>15</w:t>
+              <w:t>16</w:t>
             </w:r>
           </w:hyperlink>
         </w:p>
@@ -371,14 +371,14 @@
             </w:tabs>
             <w:rPr/>
           </w:pPr>
-          <w:hyperlink w:anchor="__RefHeading___Toc2963_3770744645">
+          <w:hyperlink w:anchor="__RefHeading___Toc3519_1779871682">
             <w:r>
               <w:rPr>
                 <w:rStyle w:val="IndexLink"/>
               </w:rPr>
               <w:t>3.1 Common Features</w:t>
               <w:tab/>
-              <w:t>15</w:t>
+              <w:t>16</w:t>
             </w:r>
           </w:hyperlink>
         </w:p>
@@ -391,14 +391,14 @@
             </w:tabs>
             <w:rPr/>
           </w:pPr>
-          <w:hyperlink w:anchor="__RefHeading___Toc2965_3770744645">
+          <w:hyperlink w:anchor="__RefHeading___Toc3521_1779871682">
             <w:r>
               <w:rPr>
                 <w:rStyle w:val="IndexLink"/>
               </w:rPr>
               <w:t>3.2 Business Models by Value Chain</w:t>
               <w:tab/>
-              <w:t>15</w:t>
+              <w:t>16</w:t>
             </w:r>
           </w:hyperlink>
         </w:p>
@@ -411,14 +411,14 @@
             </w:tabs>
             <w:rPr/>
           </w:pPr>
-          <w:hyperlink w:anchor="__RefHeading___Toc2967_3770744645">
+          <w:hyperlink w:anchor="__RefHeading___Toc3523_1779871682">
             <w:r>
               <w:rPr>
                 <w:rStyle w:val="IndexLink"/>
               </w:rPr>
               <w:t>4. Financial Practices, Record-Keeping and Informality</w:t>
               <w:tab/>
-              <w:t>17</w:t>
+              <w:t>18</w:t>
             </w:r>
           </w:hyperlink>
         </w:p>
@@ -431,14 +431,14 @@
             </w:tabs>
             <w:rPr/>
           </w:pPr>
-          <w:hyperlink w:anchor="__RefHeading___Toc2969_3770744645">
+          <w:hyperlink w:anchor="__RefHeading___Toc3525_1779871682">
             <w:r>
               <w:rPr>
                 <w:rStyle w:val="IndexLink"/>
               </w:rPr>
               <w:t>4.1 Financial Practices</w:t>
               <w:tab/>
-              <w:t>17</w:t>
+              <w:t>18</w:t>
             </w:r>
           </w:hyperlink>
         </w:p>
@@ -451,14 +451,14 @@
             </w:tabs>
             <w:rPr/>
           </w:pPr>
-          <w:hyperlink w:anchor="__RefHeading___Toc2971_3770744645">
+          <w:hyperlink w:anchor="__RefHeading___Toc3527_1779871682">
             <w:r>
               <w:rPr>
                 <w:rStyle w:val="IndexLink"/>
               </w:rPr>
               <w:t>4.2 Record-Keeping</w:t>
               <w:tab/>
-              <w:t>17</w:t>
+              <w:t>18</w:t>
             </w:r>
           </w:hyperlink>
         </w:p>
@@ -471,14 +471,14 @@
             </w:tabs>
             <w:rPr/>
           </w:pPr>
-          <w:hyperlink w:anchor="__RefHeading___Toc2973_3770744645">
+          <w:hyperlink w:anchor="__RefHeading___Toc3529_1779871682">
             <w:r>
               <w:rPr>
                 <w:rStyle w:val="IndexLink"/>
               </w:rPr>
               <w:t>4.3 Informality and its Cost</w:t>
               <w:tab/>
-              <w:t>17</w:t>
+              <w:t>18</w:t>
             </w:r>
           </w:hyperlink>
         </w:p>
@@ -491,14 +491,14 @@
             </w:tabs>
             <w:rPr/>
           </w:pPr>
-          <w:hyperlink w:anchor="__RefHeading___Toc2975_3770744645">
+          <w:hyperlink w:anchor="__RefHeading___Toc3531_1779871682">
             <w:r>
               <w:rPr>
                 <w:rStyle w:val="IndexLink"/>
               </w:rPr>
               <w:t>4.4 Readiness by Value Chain</w:t>
               <w:tab/>
-              <w:t>18</w:t>
+              <w:t>19</w:t>
             </w:r>
           </w:hyperlink>
         </w:p>
@@ -511,14 +511,14 @@
             </w:tabs>
             <w:rPr/>
           </w:pPr>
-          <w:hyperlink w:anchor="__RefHeading___Toc2977_3770744645">
+          <w:hyperlink w:anchor="__RefHeading___Toc3533_1779871682">
             <w:r>
               <w:rPr>
                 <w:rStyle w:val="IndexLink"/>
               </w:rPr>
               <w:t>5. Variation by Gender, Age and Value Chain Node</w:t>
               <w:tab/>
-              <w:t>19</w:t>
+              <w:t>20</w:t>
             </w:r>
           </w:hyperlink>
         </w:p>
@@ -531,14 +531,14 @@
             </w:tabs>
             <w:rPr/>
           </w:pPr>
-          <w:hyperlink w:anchor="__RefHeading___Toc2979_3770744645">
+          <w:hyperlink w:anchor="__RefHeading___Toc3535_1779871682">
             <w:r>
               <w:rPr>
                 <w:rStyle w:val="IndexLink"/>
               </w:rPr>
               <w:t>5.1 What the Evidence Can and Cannot Say</w:t>
               <w:tab/>
-              <w:t>19</w:t>
+              <w:t>20</w:t>
             </w:r>
           </w:hyperlink>
         </w:p>
@@ -551,14 +551,14 @@
             </w:tabs>
             <w:rPr/>
           </w:pPr>
-          <w:hyperlink w:anchor="__RefHeading___Toc2981_3770744645">
+          <w:hyperlink w:anchor="__RefHeading___Toc3537_1779871682">
             <w:r>
               <w:rPr>
                 <w:rStyle w:val="IndexLink"/>
               </w:rPr>
               <w:t>5.2 Gender</w:t>
               <w:tab/>
-              <w:t>19</w:t>
+              <w:t>20</w:t>
             </w:r>
           </w:hyperlink>
         </w:p>
@@ -571,14 +571,14 @@
             </w:tabs>
             <w:rPr/>
           </w:pPr>
-          <w:hyperlink w:anchor="__RefHeading___Toc2983_3770744645">
+          <w:hyperlink w:anchor="__RefHeading___Toc3539_1779871682">
             <w:r>
               <w:rPr>
                 <w:rStyle w:val="IndexLink"/>
               </w:rPr>
               <w:t>5.3 Age</w:t>
               <w:tab/>
-              <w:t>20</w:t>
+              <w:t>21</w:t>
             </w:r>
           </w:hyperlink>
         </w:p>
@@ -591,14 +591,14 @@
             </w:tabs>
             <w:rPr/>
           </w:pPr>
-          <w:hyperlink w:anchor="__RefHeading___Toc2985_3770744645">
+          <w:hyperlink w:anchor="__RefHeading___Toc3541_1779871682">
             <w:r>
               <w:rPr>
                 <w:rStyle w:val="IndexLink"/>
               </w:rPr>
               <w:t>5.4 Value Chain Node</w:t>
               <w:tab/>
-              <w:t>20</w:t>
+              <w:t>21</w:t>
             </w:r>
           </w:hyperlink>
         </w:p>
@@ -611,14 +611,14 @@
             </w:tabs>
             <w:rPr/>
           </w:pPr>
-          <w:hyperlink w:anchor="__RefHeading___Toc2987_3770744645">
+          <w:hyperlink w:anchor="__RefHeading___Toc3543_1779871682">
             <w:r>
               <w:rPr>
                 <w:rStyle w:val="IndexLink"/>
               </w:rPr>
               <w:t>6. Capacity-Building Needs</w:t>
               <w:tab/>
-              <w:t>21</w:t>
+              <w:t>22</w:t>
             </w:r>
           </w:hyperlink>
         </w:p>
@@ -631,14 +631,14 @@
             </w:tabs>
             <w:rPr/>
           </w:pPr>
-          <w:hyperlink w:anchor="__RefHeading___Toc2989_3770744645">
+          <w:hyperlink w:anchor="__RefHeading___Toc3545_1779871682">
             <w:r>
               <w:rPr>
                 <w:rStyle w:val="IndexLink"/>
               </w:rPr>
               <w:t>6.1 MSMEs</w:t>
               <w:tab/>
-              <w:t>21</w:t>
+              <w:t>22</w:t>
             </w:r>
           </w:hyperlink>
         </w:p>
@@ -651,14 +651,14 @@
             </w:tabs>
             <w:rPr/>
           </w:pPr>
-          <w:hyperlink w:anchor="__RefHeading___Toc2991_3770744645">
+          <w:hyperlink w:anchor="__RefHeading___Toc3547_1779871682">
             <w:r>
               <w:rPr>
                 <w:rStyle w:val="IndexLink"/>
               </w:rPr>
               <w:t>6.2 Business Support Organisations</w:t>
               <w:tab/>
-              <w:t>22</w:t>
+              <w:t>25</w:t>
             </w:r>
           </w:hyperlink>
         </w:p>
@@ -671,14 +671,14 @@
             </w:tabs>
             <w:rPr/>
           </w:pPr>
-          <w:hyperlink w:anchor="__RefHeading___Toc2993_3770744645">
+          <w:hyperlink w:anchor="__RefHeading___Toc3549_1779871682">
             <w:r>
               <w:rPr>
                 <w:rStyle w:val="IndexLink"/>
               </w:rPr>
               <w:t>6.3 Financial Institutions</w:t>
               <w:tab/>
-              <w:t>23</w:t>
+              <w:t>29</w:t>
             </w:r>
           </w:hyperlink>
         </w:p>
@@ -691,14 +691,14 @@
             </w:tabs>
             <w:rPr/>
           </w:pPr>
-          <w:hyperlink w:anchor="__RefHeading___Toc2995_3770744645">
+          <w:hyperlink w:anchor="__RefHeading___Toc3551_1779871682">
             <w:r>
               <w:rPr>
                 <w:rStyle w:val="IndexLink"/>
               </w:rPr>
               <w:t>7. Enabling Environment</w:t>
               <w:tab/>
-              <w:t>25</w:t>
+              <w:t>31</w:t>
             </w:r>
           </w:hyperlink>
         </w:p>
@@ -711,14 +711,14 @@
             </w:tabs>
             <w:rPr/>
           </w:pPr>
-          <w:hyperlink w:anchor="__RefHeading___Toc2997_3770744645">
+          <w:hyperlink w:anchor="__RefHeading___Toc3553_1779871682">
             <w:r>
               <w:rPr>
                 <w:rStyle w:val="IndexLink"/>
               </w:rPr>
               <w:t>7.1 National and Regional Regulatory Frameworks</w:t>
               <w:tab/>
-              <w:t>25</w:t>
+              <w:t>31</w:t>
             </w:r>
           </w:hyperlink>
         </w:p>
@@ -731,14 +731,14 @@
             </w:tabs>
             <w:rPr/>
           </w:pPr>
-          <w:hyperlink w:anchor="__RefHeading___Toc2999_3770744645">
+          <w:hyperlink w:anchor="__RefHeading___Toc3555_1779871682">
             <w:r>
               <w:rPr>
                 <w:rStyle w:val="IndexLink"/>
               </w:rPr>
               <w:t>7.2 Market Access and Linkages with Larger Operators</w:t>
               <w:tab/>
-              <w:t>29</w:t>
+              <w:t>35</w:t>
             </w:r>
           </w:hyperlink>
         </w:p>
@@ -751,14 +751,14 @@
             </w:tabs>
             <w:rPr/>
           </w:pPr>
-          <w:hyperlink w:anchor="__RefHeading___Toc3001_3770744645">
+          <w:hyperlink w:anchor="__RefHeading___Toc3557_1779871682">
             <w:r>
               <w:rPr>
                 <w:rStyle w:val="IndexLink"/>
               </w:rPr>
               <w:t>7.3 Business Development Services</w:t>
               <w:tab/>
-              <w:t>31</w:t>
+              <w:t>37</w:t>
             </w:r>
           </w:hyperlink>
         </w:p>
@@ -771,14 +771,14 @@
             </w:tabs>
             <w:rPr/>
           </w:pPr>
-          <w:hyperlink w:anchor="__RefHeading___Toc3003_3770744645">
+          <w:hyperlink w:anchor="__RefHeading___Toc3559_1779871682">
             <w:r>
               <w:rPr>
                 <w:rStyle w:val="IndexLink"/>
               </w:rPr>
               <w:t>7.4 Policy Conditions</w:t>
               <w:tab/>
-              <w:t>33</w:t>
+              <w:t>39</w:t>
             </w:r>
           </w:hyperlink>
         </w:p>
@@ -791,14 +791,14 @@
             </w:tabs>
             <w:rPr/>
           </w:pPr>
-          <w:hyperlink w:anchor="__RefHeading___Toc3005_3770744645">
+          <w:hyperlink w:anchor="__RefHeading___Toc3561_1779871682">
             <w:r>
               <w:rPr>
                 <w:rStyle w:val="IndexLink"/>
               </w:rPr>
               <w:t>8. Readiness for Financial Products</w:t>
               <w:tab/>
-              <w:t>35</w:t>
+              <w:t>41</w:t>
             </w:r>
           </w:hyperlink>
         </w:p>
@@ -811,14 +811,14 @@
             </w:tabs>
             <w:rPr/>
           </w:pPr>
-          <w:hyperlink w:anchor="__RefHeading___Toc3007_3770744645">
+          <w:hyperlink w:anchor="__RefHeading___Toc3563_1779871682">
             <w:r>
               <w:rPr>
                 <w:rStyle w:val="IndexLink"/>
               </w:rPr>
               <w:t>8.1 The Effect of Seasonality on Debt</w:t>
               <w:tab/>
-              <w:t>35</w:t>
+              <w:t>41</w:t>
             </w:r>
           </w:hyperlink>
         </w:p>
@@ -831,14 +831,14 @@
             </w:tabs>
             <w:rPr/>
           </w:pPr>
-          <w:hyperlink w:anchor="__RefHeading___Toc3009_3770744645">
+          <w:hyperlink w:anchor="__RefHeading___Toc3565_1779871682">
             <w:r>
               <w:rPr>
                 <w:rStyle w:val="IndexLink"/>
               </w:rPr>
               <w:t>8.2 MSME Readiness by Product</w:t>
               <w:tab/>
-              <w:t>35</w:t>
+              <w:t>41</w:t>
             </w:r>
           </w:hyperlink>
         </w:p>
@@ -851,14 +851,14 @@
             </w:tabs>
             <w:rPr/>
           </w:pPr>
-          <w:hyperlink w:anchor="__RefHeading___Toc3011_3770744645">
+          <w:hyperlink w:anchor="__RefHeading___Toc3567_1779871682">
             <w:r>
               <w:rPr>
                 <w:rStyle w:val="IndexLink"/>
               </w:rPr>
               <w:t>8.3 Financial Institution Readiness by Product</w:t>
               <w:tab/>
-              <w:t>36</w:t>
+              <w:t>42</w:t>
             </w:r>
           </w:hyperlink>
         </w:p>
@@ -871,14 +871,14 @@
             </w:tabs>
             <w:rPr/>
           </w:pPr>
-          <w:hyperlink w:anchor="__RefHeading___Toc3013_3770744645">
+          <w:hyperlink w:anchor="__RefHeading___Toc3569_1779871682">
             <w:r>
               <w:rPr>
                 <w:rStyle w:val="IndexLink"/>
               </w:rPr>
               <w:t>9. Scalable Women- and Youth-Led Models</w:t>
               <w:tab/>
-              <w:t>38</w:t>
+              <w:t>44</w:t>
             </w:r>
           </w:hyperlink>
         </w:p>
@@ -891,14 +891,14 @@
             </w:tabs>
             <w:rPr/>
           </w:pPr>
-          <w:hyperlink w:anchor="__RefHeading___Toc3015_3770744645">
+          <w:hyperlink w:anchor="__RefHeading___Toc3571_1779871682">
             <w:r>
               <w:rPr>
                 <w:rStyle w:val="IndexLink"/>
               </w:rPr>
               <w:t>10. Recommended Capacity-Building Interventions</w:t>
               <w:tab/>
-              <w:t>40</w:t>
+              <w:t>46</w:t>
             </w:r>
           </w:hyperlink>
         </w:p>
@@ -911,14 +911,14 @@
             </w:tabs>
             <w:rPr/>
           </w:pPr>
-          <w:hyperlink w:anchor="__RefHeading___Toc3017_3770744645">
+          <w:hyperlink w:anchor="__RefHeading___Toc3573_1779871682">
             <w:r>
               <w:rPr>
                 <w:rStyle w:val="IndexLink"/>
               </w:rPr>
               <w:t>10.1 A Tiered Readiness Pathway</w:t>
               <w:tab/>
-              <w:t>40</w:t>
+              <w:t>46</w:t>
             </w:r>
           </w:hyperlink>
         </w:p>
@@ -931,14 +931,14 @@
             </w:tabs>
             <w:rPr/>
           </w:pPr>
-          <w:hyperlink w:anchor="__RefHeading___Toc3019_3770744645">
+          <w:hyperlink w:anchor="__RefHeading___Toc3575_1779871682">
             <w:r>
               <w:rPr>
                 <w:rStyle w:val="IndexLink"/>
               </w:rPr>
               <w:t>10.2 Gender-Transformative Approaches</w:t>
               <w:tab/>
-              <w:t>40</w:t>
+              <w:t>46</w:t>
             </w:r>
           </w:hyperlink>
         </w:p>
@@ -951,14 +951,14 @@
             </w:tabs>
             <w:rPr/>
           </w:pPr>
-          <w:hyperlink w:anchor="__RefHeading___Toc3021_3770744645">
+          <w:hyperlink w:anchor="__RefHeading___Toc3577_1779871682">
             <w:r>
               <w:rPr>
                 <w:rStyle w:val="IndexLink"/>
               </w:rPr>
               <w:t>10.3 Youth-Focused Incubation</w:t>
               <w:tab/>
-              <w:t>41</w:t>
+              <w:t>47</w:t>
             </w:r>
           </w:hyperlink>
         </w:p>
@@ -971,14 +971,14 @@
             </w:tabs>
             <w:rPr/>
           </w:pPr>
-          <w:hyperlink w:anchor="__RefHeading___Toc3023_3770744645">
+          <w:hyperlink w:anchor="__RefHeading___Toc3579_1779871682">
             <w:r>
               <w:rPr>
                 <w:rStyle w:val="IndexLink"/>
               </w:rPr>
               <w:t>10.4 Blended Support Packages</w:t>
               <w:tab/>
-              <w:t>41</w:t>
+              <w:t>47</w:t>
             </w:r>
           </w:hyperlink>
         </w:p>
@@ -991,14 +991,14 @@
             </w:tabs>
             <w:rPr/>
           </w:pPr>
-          <w:hyperlink w:anchor="__RefHeading___Toc3025_3770744645">
+          <w:hyperlink w:anchor="__RefHeading___Toc3581_1779871682">
             <w:r>
               <w:rPr>
                 <w:rStyle w:val="IndexLink"/>
               </w:rPr>
               <w:t>10.5 BSO Strengthening</w:t>
               <w:tab/>
-              <w:t>41</w:t>
+              <w:t>47</w:t>
             </w:r>
           </w:hyperlink>
         </w:p>
@@ -1011,14 +1011,14 @@
             </w:tabs>
             <w:rPr/>
           </w:pPr>
-          <w:hyperlink w:anchor="__RefHeading___Toc3027_3770744645">
+          <w:hyperlink w:anchor="__RefHeading___Toc3583_1779871682">
             <w:r>
               <w:rPr>
                 <w:rStyle w:val="IndexLink"/>
               </w:rPr>
               <w:t>10.6 Financial Institution Strengthening</w:t>
               <w:tab/>
-              <w:t>42</w:t>
+              <w:t>49</w:t>
             </w:r>
           </w:hyperlink>
         </w:p>
@@ -1031,14 +1031,14 @@
             </w:tabs>
             <w:rPr/>
           </w:pPr>
-          <w:hyperlink w:anchor="__RefHeading___Toc3029_3770744645">
+          <w:hyperlink w:anchor="__RefHeading___Toc3585_1779871682">
             <w:r>
               <w:rPr>
                 <w:rStyle w:val="IndexLink"/>
               </w:rPr>
               <w:t>10.7 Enabling Environment and Market Linkage Actions</w:t>
               <w:tab/>
-              <w:t>43</w:t>
+              <w:t>49</w:t>
             </w:r>
           </w:hyperlink>
         </w:p>
@@ -1051,14 +1051,14 @@
             </w:tabs>
             <w:rPr/>
           </w:pPr>
-          <w:hyperlink w:anchor="__RefHeading___Toc3031_3770744645">
+          <w:hyperlink w:anchor="__RefHeading___Toc3587_1779871682">
             <w:r>
               <w:rPr>
                 <w:rStyle w:val="IndexLink"/>
               </w:rPr>
               <w:t>10.8 Pathways to Financing</w:t>
               <w:tab/>
-              <w:t>43</w:t>
+              <w:t>50</w:t>
             </w:r>
           </w:hyperlink>
         </w:p>
@@ -1071,14 +1071,14 @@
             </w:tabs>
             <w:rPr/>
           </w:pPr>
-          <w:hyperlink w:anchor="__RefHeading___Toc3033_3770744645">
+          <w:hyperlink w:anchor="__RefHeading___Toc3589_1779871682">
             <w:r>
               <w:rPr>
                 <w:rStyle w:val="IndexLink"/>
               </w:rPr>
               <w:t>10.9 Priorities and Next Steps</w:t>
               <w:tab/>
-              <w:t>43</w:t>
+              <w:t>50</w:t>
             </w:r>
           </w:hyperlink>
         </w:p>
@@ -1091,14 +1091,14 @@
             </w:tabs>
             <w:rPr/>
           </w:pPr>
-          <w:hyperlink w:anchor="__RefHeading___Toc3035_3770744645">
+          <w:hyperlink w:anchor="__RefHeading___Toc3591_1779871682">
             <w:r>
               <w:rPr>
                 <w:rStyle w:val="IndexLink"/>
               </w:rPr>
               <w:t>Annex A: Evidence Map</w:t>
               <w:tab/>
-              <w:t>45</w:t>
+              <w:t>51</w:t>
             </w:r>
           </w:hyperlink>
         </w:p>
@@ -1111,14 +1111,14 @@
             </w:tabs>
             <w:rPr/>
           </w:pPr>
-          <w:hyperlink w:anchor="__RefHeading___Toc3037_3770744645">
+          <w:hyperlink w:anchor="__RefHeading___Toc3593_1779871682">
             <w:r>
               <w:rPr>
                 <w:rStyle w:val="IndexLink"/>
               </w:rPr>
               <w:t>Annex B: Closing the Gender and Age Data Gap</w:t>
               <w:tab/>
-              <w:t>46</w:t>
+              <w:t>52</w:t>
             </w:r>
           </w:hyperlink>
         </w:p>
@@ -1131,14 +1131,14 @@
             </w:tabs>
             <w:rPr/>
           </w:pPr>
-          <w:hyperlink w:anchor="__RefHeading___Toc3039_3770744645">
+          <w:hyperlink w:anchor="__RefHeading___Toc3595_1779871682">
             <w:r>
               <w:rPr>
                 <w:rStyle w:val="IndexLink"/>
               </w:rPr>
               <w:t>References</w:t>
               <w:tab/>
-              <w:t>47</w:t>
+              <w:t>53</w:t>
             </w:r>
           </w:hyperlink>
           <w:r>
@@ -1664,7 +1664,7 @@
                 <w:sz w:val="18"/>
                 <w:szCs w:val="18"/>
               </w:rPr>
-              <w:t>BIPA</w:t>
+              <w:t>BEDIA</w:t>
             </w:r>
           </w:p>
         </w:tc>
@@ -1689,7 +1689,7 @@
                 <w:sz w:val="18"/>
                 <w:szCs w:val="18"/>
               </w:rPr>
-              <w:t>Business and Intellectual Property Authority (Namibia)</w:t>
+              <w:t>Botswana Export Development and Investment Authority (now part of BITC)</w:t>
             </w:r>
           </w:p>
         </w:tc>
@@ -1717,7 +1717,7 @@
                 <w:sz w:val="18"/>
                 <w:szCs w:val="18"/>
               </w:rPr>
-              <w:t>BRRA</w:t>
+              <w:t>BEMA</w:t>
             </w:r>
           </w:p>
         </w:tc>
@@ -1742,7 +1742,7 @@
                 <w:sz w:val="18"/>
                 <w:szCs w:val="18"/>
               </w:rPr>
-              <w:t>Business Regulatory Review Agency (Zambia)</w:t>
+              <w:t>Botswana Exporters and Manufacturers Association</w:t>
             </w:r>
           </w:p>
         </w:tc>
@@ -1770,7 +1770,7 @@
                 <w:sz w:val="18"/>
                 <w:szCs w:val="18"/>
               </w:rPr>
-              <w:t>BSO</w:t>
+              <w:t>BIPA</w:t>
             </w:r>
           </w:p>
         </w:tc>
@@ -1795,7 +1795,7 @@
                 <w:sz w:val="18"/>
                 <w:szCs w:val="18"/>
               </w:rPr>
-              <w:t>Business support organisation</w:t>
+              <w:t>Business and Intellectual Property Authority (Namibia)</w:t>
             </w:r>
           </w:p>
         </w:tc>
@@ -1823,7 +1823,7 @@
                 <w:sz w:val="18"/>
                 <w:szCs w:val="18"/>
               </w:rPr>
-              <w:t>BTO</w:t>
+              <w:t>BITC</w:t>
             </w:r>
           </w:p>
         </w:tc>
@@ -1848,7 +1848,7 @@
                 <w:sz w:val="18"/>
                 <w:szCs w:val="18"/>
               </w:rPr>
-              <w:t>Botswana Tourism Organisation</w:t>
+              <w:t>Botswana Investment and Trade Centre</w:t>
             </w:r>
           </w:p>
         </w:tc>
@@ -1876,7 +1876,7 @@
                 <w:sz w:val="18"/>
                 <w:szCs w:val="18"/>
               </w:rPr>
-              <w:t>BUE</w:t>
+              <w:t>BNPC</w:t>
             </w:r>
           </w:p>
         </w:tc>
@@ -1901,7 +1901,7 @@
                 <w:sz w:val="18"/>
                 <w:szCs w:val="18"/>
               </w:rPr>
-              <w:t>Balcão Único do Empreendedor (Angola)</w:t>
+              <w:t>Botswana National Productivity Centre</w:t>
             </w:r>
           </w:p>
         </w:tc>
@@ -1929,7 +1929,7 @@
                 <w:sz w:val="18"/>
                 <w:szCs w:val="18"/>
               </w:rPr>
-              <w:t>BWP</w:t>
+              <w:t>BOBS</w:t>
             </w:r>
           </w:p>
         </w:tc>
@@ -1954,7 +1954,7 @@
                 <w:sz w:val="18"/>
                 <w:szCs w:val="18"/>
               </w:rPr>
-              <w:t>Botswana pula</w:t>
+              <w:t>Botswana Bureau of Standards</w:t>
             </w:r>
           </w:p>
         </w:tc>
@@ -1982,7 +1982,7 @@
                 <w:sz w:val="18"/>
                 <w:szCs w:val="18"/>
               </w:rPr>
-              <w:t>CAMPFIRE</w:t>
+              <w:t>BOCCIM</w:t>
             </w:r>
           </w:p>
         </w:tc>
@@ -2007,7 +2007,7 @@
                 <w:sz w:val="18"/>
                 <w:szCs w:val="18"/>
               </w:rPr>
-              <w:t>Communal Areas Management Programme for Indigenous Resources (Zimbabwe)</w:t>
+              <w:t>Botswana Confederation of Commerce, Industry and Manpower (now Business Botswana)</w:t>
             </w:r>
           </w:p>
         </w:tc>
@@ -2035,7 +2035,7 @@
                 <w:sz w:val="18"/>
                 <w:szCs w:val="18"/>
               </w:rPr>
-              <w:t>CBNRM</w:t>
+              <w:t>BOTA</w:t>
             </w:r>
           </w:p>
         </w:tc>
@@ -2060,7 +2060,7 @@
                 <w:sz w:val="18"/>
                 <w:szCs w:val="18"/>
               </w:rPr>
-              <w:t>Community-based natural resource management</w:t>
+              <w:t>Botswana Training Authority</w:t>
             </w:r>
           </w:p>
         </w:tc>
@@ -2088,7 +2088,7 @@
                 <w:sz w:val="18"/>
                 <w:szCs w:val="18"/>
               </w:rPr>
-              <w:t>CBO</w:t>
+              <w:t>BRRA</w:t>
             </w:r>
           </w:p>
         </w:tc>
@@ -2113,7 +2113,7 @@
                 <w:sz w:val="18"/>
                 <w:szCs w:val="18"/>
               </w:rPr>
-              <w:t>Community-based organisation</w:t>
+              <w:t>Business Regulatory Review Agency (Zambia)</w:t>
             </w:r>
           </w:p>
         </w:tc>
@@ -2141,7 +2141,7 @@
                 <w:sz w:val="18"/>
                 <w:szCs w:val="18"/>
               </w:rPr>
-              <w:t>CEDA</w:t>
+              <w:t>BSO</w:t>
             </w:r>
           </w:p>
         </w:tc>
@@ -2166,7 +2166,7 @@
                 <w:sz w:val="18"/>
                 <w:szCs w:val="18"/>
               </w:rPr>
-              <w:t>Citizen Entrepreneurial Development Agency (Botswana)</w:t>
+              <w:t>Business support organisation</w:t>
             </w:r>
           </w:p>
         </w:tc>
@@ -2194,7 +2194,7 @@
                 <w:sz w:val="18"/>
                 <w:szCs w:val="18"/>
               </w:rPr>
-              <w:t>CEEC</w:t>
+              <w:t>BTO</w:t>
             </w:r>
           </w:p>
         </w:tc>
@@ -2219,7 +2219,7 @@
                 <w:sz w:val="18"/>
                 <w:szCs w:val="18"/>
               </w:rPr>
-              <w:t>Citizens Economic Empowerment Commission (Zambia)</w:t>
+              <w:t>Botswana Tourism Organisation</w:t>
             </w:r>
           </w:p>
         </w:tc>
@@ -2247,7 +2247,7 @@
                 <w:sz w:val="18"/>
                 <w:szCs w:val="18"/>
               </w:rPr>
-              <w:t>CGS</w:t>
+              <w:t>BUE</w:t>
             </w:r>
           </w:p>
         </w:tc>
@@ -2272,7 +2272,7 @@
                 <w:sz w:val="18"/>
                 <w:szCs w:val="18"/>
               </w:rPr>
-              <w:t>Credit Guarantee Scheme (Namibia)</w:t>
+              <w:t>Balcão Único do Empreendedor (Angola)</w:t>
             </w:r>
           </w:p>
         </w:tc>
@@ -2300,7 +2300,7 @@
                 <w:sz w:val="18"/>
                 <w:szCs w:val="18"/>
               </w:rPr>
-              <w:t>CIPA</w:t>
+              <w:t>BWP</w:t>
             </w:r>
           </w:p>
         </w:tc>
@@ -2325,7 +2325,7 @@
                 <w:sz w:val="18"/>
                 <w:szCs w:val="18"/>
               </w:rPr>
-              <w:t>Companies and Intellectual Property Authority (Botswana)</w:t>
+              <w:t>Botswana pula</w:t>
             </w:r>
           </w:p>
         </w:tc>
@@ -2353,7 +2353,7 @@
                 <w:sz w:val="18"/>
                 <w:szCs w:val="18"/>
               </w:rPr>
-              <w:t>COMESA</w:t>
+              <w:t>CAMPFIRE</w:t>
             </w:r>
           </w:p>
         </w:tc>
@@ -2378,7 +2378,7 @@
                 <w:sz w:val="18"/>
                 <w:szCs w:val="18"/>
               </w:rPr>
-              <w:t>Common Market for Eastern and Southern Africa</w:t>
+              <w:t>Communal Areas Management Programme for Indigenous Resources (Zimbabwe)</w:t>
             </w:r>
           </w:p>
         </w:tc>
@@ -2406,7 +2406,7 @@
                 <w:sz w:val="18"/>
                 <w:szCs w:val="18"/>
               </w:rPr>
-              <w:t>DB</w:t>
+              <w:t>CBNRM</w:t>
             </w:r>
           </w:p>
         </w:tc>
@@ -2431,7 +2431,7 @@
                 <w:sz w:val="18"/>
                 <w:szCs w:val="18"/>
               </w:rPr>
-              <w:t>Doing Business (World Bank report series, 2004-2020)</w:t>
+              <w:t>Community-based natural resource management</w:t>
             </w:r>
           </w:p>
         </w:tc>
@@ -2459,7 +2459,7 @@
                 <w:sz w:val="18"/>
                 <w:szCs w:val="18"/>
               </w:rPr>
-              <w:t>DBN</w:t>
+              <w:t>CBO</w:t>
             </w:r>
           </w:p>
         </w:tc>
@@ -2484,7 +2484,7 @@
                 <w:sz w:val="18"/>
                 <w:szCs w:val="18"/>
               </w:rPr>
-              <w:t>Development Bank of Namibia</w:t>
+              <w:t>Community-based organisation</w:t>
             </w:r>
           </w:p>
         </w:tc>
@@ -2512,7 +2512,7 @@
                 <w:sz w:val="18"/>
                 <w:szCs w:val="18"/>
               </w:rPr>
-              <w:t>DFI</w:t>
+              <w:t>CDE</w:t>
             </w:r>
           </w:p>
         </w:tc>
@@ -2537,7 +2537,7 @@
                 <w:sz w:val="18"/>
                 <w:szCs w:val="18"/>
               </w:rPr>
-              <w:t>Development finance institution</w:t>
+              <w:t>Centre for the Development of Enterprise (ACP-EU)</w:t>
             </w:r>
           </w:p>
         </w:tc>
@@ -2565,7 +2565,7 @@
                 <w:sz w:val="18"/>
                 <w:szCs w:val="18"/>
               </w:rPr>
-              <w:t>DMC</w:t>
+              <w:t>CEDA</w:t>
             </w:r>
           </w:p>
         </w:tc>
@@ -2590,7 +2590,7 @@
                 <w:sz w:val="18"/>
                 <w:szCs w:val="18"/>
               </w:rPr>
-              <w:t>Destination management company</w:t>
+              <w:t>Citizen Entrepreneurial Development Agency (Botswana)</w:t>
             </w:r>
           </w:p>
         </w:tc>
@@ -2618,7 +2618,7 @@
                 <w:sz w:val="18"/>
                 <w:szCs w:val="18"/>
               </w:rPr>
-              <w:t>ECGC</w:t>
+              <w:t>CEEC</w:t>
             </w:r>
           </w:p>
         </w:tc>
@@ -2643,7 +2643,7 @@
                 <w:sz w:val="18"/>
                 <w:szCs w:val="18"/>
               </w:rPr>
-              <w:t>Export Credit Guarantee Company (Zimbabwe)</w:t>
+              <w:t>Citizens Economic Empowerment Commission (Zambia)</w:t>
             </w:r>
           </w:p>
         </w:tc>
@@ -2671,7 +2671,7 @@
                 <w:sz w:val="18"/>
                 <w:szCs w:val="18"/>
               </w:rPr>
-              <w:t>EIF</w:t>
+              <w:t>CGS</w:t>
             </w:r>
           </w:p>
         </w:tc>
@@ -2696,7 +2696,7 @@
                 <w:sz w:val="18"/>
                 <w:szCs w:val="18"/>
               </w:rPr>
-              <w:t>Environmental Investment Fund (Namibia)</w:t>
+              <w:t>Credit Guarantee Scheme (Namibia)</w:t>
             </w:r>
           </w:p>
         </w:tc>
@@ -2724,7 +2724,7 @@
                 <w:sz w:val="18"/>
                 <w:szCs w:val="18"/>
               </w:rPr>
-              <w:t>FENATA</w:t>
+              <w:t>CIPA</w:t>
             </w:r>
           </w:p>
         </w:tc>
@@ -2749,7 +2749,7 @@
                 <w:sz w:val="18"/>
                 <w:szCs w:val="18"/>
               </w:rPr>
-              <w:t>Federation of Namibian Tourism Associations</w:t>
+              <w:t>Companies and Intellectual Property Authority (Botswana)</w:t>
             </w:r>
           </w:p>
         </w:tc>
@@ -2777,7 +2777,7 @@
                 <w:sz w:val="18"/>
                 <w:szCs w:val="18"/>
               </w:rPr>
-              <w:t>FGC</w:t>
+              <w:t>COMESA</w:t>
             </w:r>
           </w:p>
         </w:tc>
@@ -2802,7 +2802,7 @@
                 <w:sz w:val="18"/>
                 <w:szCs w:val="18"/>
               </w:rPr>
-              <w:t>Fundo de Garantia de Crédito (Angola)</w:t>
+              <w:t>Common Market for Eastern and Southern Africa</w:t>
             </w:r>
           </w:p>
         </w:tc>
@@ -2830,7 +2830,7 @@
                 <w:sz w:val="18"/>
                 <w:szCs w:val="18"/>
               </w:rPr>
-              <w:t>GIZ</w:t>
+              <w:t>DB</w:t>
             </w:r>
           </w:p>
         </w:tc>
@@ -2855,7 +2855,7 @@
                 <w:sz w:val="18"/>
                 <w:szCs w:val="18"/>
               </w:rPr>
-              <w:t>Deutsche Gesellschaft für Internationale Zusammenarbeit</w:t>
+              <w:t>Doing Business (World Bank report series, 2004-2020)</w:t>
             </w:r>
           </w:p>
         </w:tc>
@@ -2883,7 +2883,7 @@
                 <w:sz w:val="18"/>
                 <w:szCs w:val="18"/>
               </w:rPr>
-              <w:t>HAN</w:t>
+              <w:t>DBN</w:t>
             </w:r>
           </w:p>
         </w:tc>
@@ -2908,7 +2908,7 @@
                 <w:sz w:val="18"/>
                 <w:szCs w:val="18"/>
               </w:rPr>
-              <w:t>Hospitality Association of Namibia</w:t>
+              <w:t>Development Bank of Namibia</w:t>
             </w:r>
           </w:p>
         </w:tc>
@@ -2936,7 +2936,7 @@
                 <w:sz w:val="18"/>
                 <w:szCs w:val="18"/>
               </w:rPr>
-              <w:t>HATAB</w:t>
+              <w:t>DFI</w:t>
             </w:r>
           </w:p>
         </w:tc>
@@ -2961,7 +2961,7 @@
                 <w:sz w:val="18"/>
                 <w:szCs w:val="18"/>
               </w:rPr>
-              <w:t>Hospitality and Tourism Association of Botswana</w:t>
+              <w:t>Development finance institution</w:t>
             </w:r>
           </w:p>
         </w:tc>
@@ -2989,7 +2989,7 @@
                 <w:sz w:val="18"/>
                 <w:szCs w:val="18"/>
               </w:rPr>
-              <w:t>IDBZ</w:t>
+              <w:t>DMC</w:t>
             </w:r>
           </w:p>
         </w:tc>
@@ -3014,7 +3014,7 @@
                 <w:sz w:val="18"/>
                 <w:szCs w:val="18"/>
               </w:rPr>
-              <w:t>Infrastructure Development Bank of Zimbabwe</w:t>
+              <w:t>Destination management company</w:t>
             </w:r>
           </w:p>
         </w:tc>
@@ -3042,7 +3042,7 @@
                 <w:sz w:val="18"/>
                 <w:szCs w:val="18"/>
               </w:rPr>
-              <w:t>INAPEM</w:t>
+              <w:t>ECGC</w:t>
             </w:r>
           </w:p>
         </w:tc>
@@ -3067,7 +3067,7 @@
                 <w:sz w:val="18"/>
                 <w:szCs w:val="18"/>
               </w:rPr>
-              <w:t>Instituto Nacional de Apoio às Micro, Pequenas e Médias Empresas (Angola)</w:t>
+              <w:t>Export Credit Guarantee Company (Zimbabwe)</w:t>
             </w:r>
           </w:p>
         </w:tc>
@@ -3095,7 +3095,7 @@
                 <w:sz w:val="18"/>
                 <w:szCs w:val="18"/>
               </w:rPr>
-              <w:t>JV</w:t>
+              <w:t>EIF</w:t>
             </w:r>
           </w:p>
         </w:tc>
@@ -3120,7 +3120,7 @@
                 <w:sz w:val="18"/>
                 <w:szCs w:val="18"/>
               </w:rPr>
-              <w:t>Joint venture</w:t>
+              <w:t>Environmental Investment Fund (Namibia)</w:t>
             </w:r>
           </w:p>
         </w:tc>
@@ -3148,7 +3148,7 @@
                 <w:sz w:val="18"/>
                 <w:szCs w:val="18"/>
               </w:rPr>
-              <w:t>KAZA TFCA</w:t>
+              <w:t>FENATA</w:t>
             </w:r>
           </w:p>
         </w:tc>
@@ -3173,7 +3173,7 @@
                 <w:sz w:val="18"/>
                 <w:szCs w:val="18"/>
               </w:rPr>
-              <w:t>Kavango Zambezi Transfrontier Conservation Area</w:t>
+              <w:t>Federation of Namibian Tourism Associations</w:t>
             </w:r>
           </w:p>
         </w:tc>
@@ -3201,7 +3201,7 @@
                 <w:sz w:val="18"/>
                 <w:szCs w:val="18"/>
               </w:rPr>
-              <w:t>LEA</w:t>
+              <w:t>FGC</w:t>
             </w:r>
           </w:p>
         </w:tc>
@@ -3226,7 +3226,7 @@
                 <w:sz w:val="18"/>
                 <w:szCs w:val="18"/>
               </w:rPr>
-              <w:t>Local Enterprise Authority (Botswana)</w:t>
+              <w:t>Fundo de Garantia de Crédito (Angola)</w:t>
             </w:r>
           </w:p>
         </w:tc>
@@ -3254,7 +3254,7 @@
                 <w:sz w:val="18"/>
                 <w:szCs w:val="18"/>
               </w:rPr>
-              <w:t>MD</w:t>
+              <w:t>GIZ</w:t>
             </w:r>
           </w:p>
         </w:tc>
@@ -3279,7 +3279,7 @@
                 <w:sz w:val="18"/>
                 <w:szCs w:val="18"/>
               </w:rPr>
-              <w:t>KAZA R-NBT Macro Diagnostic Report</w:t>
+              <w:t>Deutsche Gesellschaft für Internationale Zusammenarbeit</w:t>
             </w:r>
           </w:p>
         </w:tc>
@@ -3307,7 +3307,7 @@
                 <w:sz w:val="18"/>
                 <w:szCs w:val="18"/>
               </w:rPr>
-              <w:t>MFI</w:t>
+              <w:t>HAN</w:t>
             </w:r>
           </w:p>
         </w:tc>
@@ -3332,7 +3332,7 @@
                 <w:sz w:val="18"/>
                 <w:szCs w:val="18"/>
               </w:rPr>
-              <w:t>Microfinance institution</w:t>
+              <w:t>Hospitality Association of Namibia</w:t>
             </w:r>
           </w:p>
         </w:tc>
@@ -3360,7 +3360,7 @@
                 <w:sz w:val="18"/>
                 <w:szCs w:val="18"/>
               </w:rPr>
-              <w:t>MSME</w:t>
+              <w:t>HATAB</w:t>
             </w:r>
           </w:p>
         </w:tc>
@@ -3385,7 +3385,7 @@
                 <w:sz w:val="18"/>
                 <w:szCs w:val="18"/>
               </w:rPr>
-              <w:t>Micro, small and medium-sized enterprise</w:t>
+              <w:t>Hospitality and Tourism Association of Botswana</w:t>
             </w:r>
           </w:p>
         </w:tc>
@@ -3413,7 +3413,7 @@
                 <w:sz w:val="18"/>
                 <w:szCs w:val="18"/>
               </w:rPr>
-              <w:t>NACSO</w:t>
+              <w:t>ICT</w:t>
             </w:r>
           </w:p>
         </w:tc>
@@ -3438,7 +3438,7 @@
                 <w:sz w:val="18"/>
                 <w:szCs w:val="18"/>
               </w:rPr>
-              <w:t>Namibian Association of CBNRM Support Organisations</w:t>
+              <w:t>Information and communications technology</w:t>
             </w:r>
           </w:p>
         </w:tc>
@@ -3466,7 +3466,7 @@
                 <w:sz w:val="18"/>
                 <w:szCs w:val="18"/>
               </w:rPr>
-              <w:t>NEET</w:t>
+              <w:t>IDBZ</w:t>
             </w:r>
           </w:p>
         </w:tc>
@@ -3491,7 +3491,7 @@
                 <w:sz w:val="18"/>
                 <w:szCs w:val="18"/>
               </w:rPr>
-              <w:t>Not in employment, education or training</w:t>
+              <w:t>Infrastructure Development Bank of Zimbabwe</w:t>
             </w:r>
           </w:p>
         </w:tc>
@@ -3519,7 +3519,7 @@
                 <w:sz w:val="18"/>
                 <w:szCs w:val="18"/>
               </w:rPr>
-              <w:t>NIPDB</w:t>
+              <w:t>INAPEM</w:t>
             </w:r>
           </w:p>
         </w:tc>
@@ -3544,7 +3544,7 @@
                 <w:sz w:val="18"/>
                 <w:szCs w:val="18"/>
               </w:rPr>
-              <w:t>Namibia Investment Promotion and Development Board</w:t>
+              <w:t>Instituto Nacional de Apoio às Micro, Pequenas e Médias Empresas (Angola)</w:t>
             </w:r>
           </w:p>
         </w:tc>
@@ -3572,7 +3572,7 @@
                 <w:sz w:val="18"/>
                 <w:szCs w:val="18"/>
               </w:rPr>
-              <w:t>NTB</w:t>
+              <w:t>ISO</w:t>
             </w:r>
           </w:p>
         </w:tc>
@@ -3597,7 +3597,7 @@
                 <w:sz w:val="18"/>
                 <w:szCs w:val="18"/>
               </w:rPr>
-              <w:t>Namibia Tourism Board</w:t>
+              <w:t>International Organization for Standardization</w:t>
             </w:r>
           </w:p>
         </w:tc>
@@ -3625,7 +3625,7 @@
                 <w:sz w:val="18"/>
                 <w:szCs w:val="18"/>
               </w:rPr>
-              <w:t>OSISC</w:t>
+              <w:t>JV</w:t>
             </w:r>
           </w:p>
         </w:tc>
@@ -3650,7 +3650,7 @@
                 <w:sz w:val="18"/>
                 <w:szCs w:val="18"/>
               </w:rPr>
-              <w:t>One Stop Investment Services Centre (ZIDA, Zimbabwe)</w:t>
+              <w:t>Joint venture</w:t>
             </w:r>
           </w:p>
         </w:tc>
@@ -3678,7 +3678,7 @@
                 <w:sz w:val="18"/>
                 <w:szCs w:val="18"/>
               </w:rPr>
-              <w:t>R-NBT</w:t>
+              <w:t>KAZA TFCA</w:t>
             </w:r>
           </w:p>
         </w:tc>
@@ -3703,7 +3703,7 @@
                 <w:sz w:val="18"/>
                 <w:szCs w:val="18"/>
               </w:rPr>
-              <w:t>Regenerative nature-based tourism</w:t>
+              <w:t>Kavango Zambezi Transfrontier Conservation Area</w:t>
             </w:r>
           </w:p>
         </w:tc>
@@ -3731,7 +3731,7 @@
                 <w:sz w:val="18"/>
                 <w:szCs w:val="18"/>
               </w:rPr>
-              <w:t>SADC</w:t>
+              <w:t>LEA</w:t>
             </w:r>
           </w:p>
         </w:tc>
@@ -3756,7 +3756,7 @@
                 <w:sz w:val="18"/>
                 <w:szCs w:val="18"/>
               </w:rPr>
-              <w:t>Southern African Development Community</w:t>
+              <w:t>Local Enterprise Authority (Botswana)</w:t>
             </w:r>
           </w:p>
         </w:tc>
@@ -3784,7 +3784,7 @@
                 <w:sz w:val="18"/>
                 <w:szCs w:val="18"/>
               </w:rPr>
-              <w:t>SMEDCO</w:t>
+              <w:t>MD</w:t>
             </w:r>
           </w:p>
         </w:tc>
@@ -3809,7 +3809,7 @@
                 <w:sz w:val="18"/>
                 <w:szCs w:val="18"/>
               </w:rPr>
-              <w:t>Small and Medium Enterprises Development Corporation (Zimbabwe)</w:t>
+              <w:t>KAZA R-NBT Macro Diagnostic Report</w:t>
             </w:r>
           </w:p>
         </w:tc>
@@ -3837,7 +3837,7 @@
                 <w:sz w:val="18"/>
                 <w:szCs w:val="18"/>
               </w:rPr>
-              <w:t>STR</w:t>
+              <w:t>MFI</w:t>
             </w:r>
           </w:p>
         </w:tc>
@@ -3862,7 +3862,7 @@
                 <w:sz w:val="18"/>
                 <w:szCs w:val="18"/>
               </w:rPr>
-              <w:t>Simplified Trade Regime</w:t>
+              <w:t>Microfinance institution</w:t>
             </w:r>
           </w:p>
         </w:tc>
@@ -3890,7 +3890,7 @@
                 <w:sz w:val="18"/>
                 <w:szCs w:val="18"/>
               </w:rPr>
-              <w:t>TA</w:t>
+              <w:t>MSME</w:t>
             </w:r>
           </w:p>
         </w:tc>
@@ -3915,7 +3915,7 @@
                 <w:sz w:val="18"/>
                 <w:szCs w:val="18"/>
               </w:rPr>
-              <w:t>Technical assistance</w:t>
+              <w:t>Micro, small and medium-sized enterprise</w:t>
             </w:r>
           </w:p>
         </w:tc>
@@ -3943,7 +3943,7 @@
                 <w:sz w:val="18"/>
                 <w:szCs w:val="18"/>
               </w:rPr>
-              <w:t>TBCZ</w:t>
+              <w:t>NACSO</w:t>
             </w:r>
           </w:p>
         </w:tc>
@@ -3968,7 +3968,7 @@
                 <w:sz w:val="18"/>
                 <w:szCs w:val="18"/>
               </w:rPr>
-              <w:t>Tourism Business Council of Zimbabwe</w:t>
+              <w:t>Namibian Association of CBNRM Support Organisations</w:t>
             </w:r>
           </w:p>
         </w:tc>
@@ -3996,7 +3996,7 @@
                 <w:sz w:val="18"/>
                 <w:szCs w:val="18"/>
               </w:rPr>
-              <w:t>TCZ</w:t>
+              <w:t>NDB</w:t>
             </w:r>
           </w:p>
         </w:tc>
@@ -4021,7 +4021,7 @@
                 <w:sz w:val="18"/>
                 <w:szCs w:val="18"/>
               </w:rPr>
-              <w:t>Tourism Council of Zambia</w:t>
+              <w:t>National Development Bank (Botswana)</w:t>
             </w:r>
           </w:p>
         </w:tc>
@@ -4049,7 +4049,7 @@
                 <w:sz w:val="18"/>
                 <w:szCs w:val="18"/>
               </w:rPr>
-              <w:t>VSLA</w:t>
+              <w:t>NEET</w:t>
             </w:r>
           </w:p>
         </w:tc>
@@ -4074,7 +4074,7 @@
                 <w:sz w:val="18"/>
                 <w:szCs w:val="18"/>
               </w:rPr>
-              <w:t>Village savings and loan association</w:t>
+              <w:t>Not in employment, education or training</w:t>
             </w:r>
           </w:p>
         </w:tc>
@@ -4102,7 +4102,7 @@
                 <w:sz w:val="18"/>
                 <w:szCs w:val="18"/>
               </w:rPr>
-              <w:t>WIBA</w:t>
+              <w:t>NIPDB</w:t>
             </w:r>
           </w:p>
         </w:tc>
@@ -4127,7 +4127,7 @@
                 <w:sz w:val="18"/>
                 <w:szCs w:val="18"/>
               </w:rPr>
-              <w:t>Women in Business Association (Botswana)</w:t>
+              <w:t>Namibia Investment Promotion and Development Board</w:t>
             </w:r>
           </w:p>
         </w:tc>
@@ -4155,7 +4155,7 @@
                 <w:sz w:val="18"/>
                 <w:szCs w:val="18"/>
               </w:rPr>
-              <w:t>YDF</w:t>
+              <w:t>NTB</w:t>
             </w:r>
           </w:p>
         </w:tc>
@@ -4180,7 +4180,7 @@
                 <w:sz w:val="18"/>
                 <w:szCs w:val="18"/>
               </w:rPr>
-              <w:t>Youth Development Fund (Botswana)</w:t>
+              <w:t>Namibia Tourism Board</w:t>
             </w:r>
           </w:p>
         </w:tc>
@@ -4208,7 +4208,7 @@
                 <w:sz w:val="18"/>
                 <w:szCs w:val="18"/>
               </w:rPr>
-              <w:t>ZCGS</w:t>
+              <w:t>OSISC</w:t>
             </w:r>
           </w:p>
         </w:tc>
@@ -4233,7 +4233,7 @@
                 <w:sz w:val="18"/>
                 <w:szCs w:val="18"/>
               </w:rPr>
-              <w:t>Zambia Credit Guarantee Scheme</w:t>
+              <w:t>One Stop Investment Services Centre (ZIDA, Zimbabwe)</w:t>
             </w:r>
           </w:p>
         </w:tc>
@@ -4261,7 +4261,7 @@
                 <w:sz w:val="18"/>
                 <w:szCs w:val="18"/>
               </w:rPr>
-              <w:t>ZCSMBA</w:t>
+              <w:t>PSDP</w:t>
             </w:r>
           </w:p>
         </w:tc>
@@ -4286,7 +4286,7 @@
                 <w:sz w:val="18"/>
                 <w:szCs w:val="18"/>
               </w:rPr>
-              <w:t>Zambia Chamber of Small and Medium Business Associations</w:t>
+              <w:t>Private Sector Development Programme (Botswana)</w:t>
             </w:r>
           </w:p>
         </w:tc>
@@ -4314,7 +4314,7 @@
                 <w:sz w:val="18"/>
                 <w:szCs w:val="18"/>
               </w:rPr>
-              <w:t>ZDA</w:t>
+              <w:t>R-NBT</w:t>
             </w:r>
           </w:p>
         </w:tc>
@@ -4339,7 +4339,7 @@
                 <w:sz w:val="18"/>
                 <w:szCs w:val="18"/>
               </w:rPr>
-              <w:t>Zambia Development Agency</w:t>
+              <w:t>Regenerative nature-based tourism</w:t>
             </w:r>
           </w:p>
         </w:tc>
@@ -4367,7 +4367,7 @@
                 <w:sz w:val="18"/>
                 <w:szCs w:val="18"/>
               </w:rPr>
-              <w:t>ZEEX</w:t>
+              <w:t>SADC</w:t>
             </w:r>
           </w:p>
         </w:tc>
@@ -4392,7 +4392,7 @@
                 <w:sz w:val="18"/>
                 <w:szCs w:val="18"/>
               </w:rPr>
-              <w:t>Zimbabwe Entrepreneurship Exchange</w:t>
+              <w:t>Southern African Development Community</w:t>
             </w:r>
           </w:p>
         </w:tc>
@@ -4420,7 +4420,7 @@
                 <w:sz w:val="18"/>
                 <w:szCs w:val="18"/>
               </w:rPr>
-              <w:t>ZIDA</w:t>
+              <w:t>SMEDCO</w:t>
             </w:r>
           </w:p>
         </w:tc>
@@ -4445,7 +4445,7 @@
                 <w:sz w:val="18"/>
                 <w:szCs w:val="18"/>
               </w:rPr>
-              <w:t>Zimbabwe Investment and Development Agency</w:t>
+              <w:t>Small and Medium Enterprises Development Corporation (Zimbabwe)</w:t>
             </w:r>
           </w:p>
         </w:tc>
@@ -4473,7 +4473,7 @@
                 <w:sz w:val="18"/>
                 <w:szCs w:val="18"/>
               </w:rPr>
-              <w:t>ZIMRA</w:t>
+              <w:t>SMME</w:t>
             </w:r>
           </w:p>
         </w:tc>
@@ -4498,7 +4498,7 @@
                 <w:sz w:val="18"/>
                 <w:szCs w:val="18"/>
               </w:rPr>
-              <w:t>Zimbabwe Revenue Authority</w:t>
+              <w:t>Small, medium and micro enterprise (term used in Botswana; equivalent to MSME)</w:t>
             </w:r>
           </w:p>
         </w:tc>
@@ -4526,6 +4526,695 @@
                 <w:sz w:val="18"/>
                 <w:szCs w:val="18"/>
               </w:rPr>
+              <w:t>STR</w:t>
+            </w:r>
+          </w:p>
+        </w:tc>
+        <w:tc>
+          <w:tcPr>
+            <w:tcW w:w="7025" w:type="dxa"/>
+            <w:tcBorders>
+              <w:top w:val="single" w:sz="4" w:space="0" w:color="B7C4BB"/>
+              <w:left w:val="single" w:sz="4" w:space="0" w:color="B7C4BB"/>
+              <w:bottom w:val="single" w:sz="4" w:space="0" w:color="B7C4BB"/>
+              <w:right w:val="single" w:sz="4" w:space="0" w:color="B7C4BB"/>
+            </w:tcBorders>
+          </w:tcPr>
+          <w:p>
+            <w:pPr>
+              <w:pStyle w:val="Normal"/>
+              <w:spacing w:lineRule="exact" w:line="252" w:before="0" w:after="0"/>
+              <w:rPr/>
+            </w:pPr>
+            <w:r>
+              <w:rPr>
+                <w:sz w:val="18"/>
+                <w:szCs w:val="18"/>
+              </w:rPr>
+              <w:t>Simplified Trade Regime</w:t>
+            </w:r>
+          </w:p>
+        </w:tc>
+      </w:tr>
+      <w:tr>
+        <w:trPr/>
+        <w:tc>
+          <w:tcPr>
+            <w:tcW w:w="2000" w:type="dxa"/>
+            <w:tcBorders>
+              <w:top w:val="single" w:sz="4" w:space="0" w:color="B7C4BB"/>
+              <w:left w:val="single" w:sz="4" w:space="0" w:color="B7C4BB"/>
+              <w:bottom w:val="single" w:sz="4" w:space="0" w:color="B7C4BB"/>
+              <w:right w:val="single" w:sz="4" w:space="0" w:color="B7C4BB"/>
+            </w:tcBorders>
+          </w:tcPr>
+          <w:p>
+            <w:pPr>
+              <w:pStyle w:val="Normal"/>
+              <w:spacing w:lineRule="exact" w:line="252" w:before="0" w:after="0"/>
+              <w:rPr/>
+            </w:pPr>
+            <w:r>
+              <w:rPr>
+                <w:sz w:val="18"/>
+                <w:szCs w:val="18"/>
+              </w:rPr>
+              <w:t>TA</w:t>
+            </w:r>
+          </w:p>
+        </w:tc>
+        <w:tc>
+          <w:tcPr>
+            <w:tcW w:w="7025" w:type="dxa"/>
+            <w:tcBorders>
+              <w:top w:val="single" w:sz="4" w:space="0" w:color="B7C4BB"/>
+              <w:left w:val="single" w:sz="4" w:space="0" w:color="B7C4BB"/>
+              <w:bottom w:val="single" w:sz="4" w:space="0" w:color="B7C4BB"/>
+              <w:right w:val="single" w:sz="4" w:space="0" w:color="B7C4BB"/>
+            </w:tcBorders>
+          </w:tcPr>
+          <w:p>
+            <w:pPr>
+              <w:pStyle w:val="Normal"/>
+              <w:spacing w:lineRule="exact" w:line="252" w:before="0" w:after="0"/>
+              <w:rPr/>
+            </w:pPr>
+            <w:r>
+              <w:rPr>
+                <w:sz w:val="18"/>
+                <w:szCs w:val="18"/>
+              </w:rPr>
+              <w:t>Technical assistance</w:t>
+            </w:r>
+          </w:p>
+        </w:tc>
+      </w:tr>
+      <w:tr>
+        <w:trPr/>
+        <w:tc>
+          <w:tcPr>
+            <w:tcW w:w="2000" w:type="dxa"/>
+            <w:tcBorders>
+              <w:top w:val="single" w:sz="4" w:space="0" w:color="B7C4BB"/>
+              <w:left w:val="single" w:sz="4" w:space="0" w:color="B7C4BB"/>
+              <w:bottom w:val="single" w:sz="4" w:space="0" w:color="B7C4BB"/>
+              <w:right w:val="single" w:sz="4" w:space="0" w:color="B7C4BB"/>
+            </w:tcBorders>
+          </w:tcPr>
+          <w:p>
+            <w:pPr>
+              <w:pStyle w:val="Normal"/>
+              <w:spacing w:lineRule="exact" w:line="252" w:before="0" w:after="0"/>
+              <w:rPr/>
+            </w:pPr>
+            <w:r>
+              <w:rPr>
+                <w:sz w:val="18"/>
+                <w:szCs w:val="18"/>
+              </w:rPr>
+              <w:t>TBCZ</w:t>
+            </w:r>
+          </w:p>
+        </w:tc>
+        <w:tc>
+          <w:tcPr>
+            <w:tcW w:w="7025" w:type="dxa"/>
+            <w:tcBorders>
+              <w:top w:val="single" w:sz="4" w:space="0" w:color="B7C4BB"/>
+              <w:left w:val="single" w:sz="4" w:space="0" w:color="B7C4BB"/>
+              <w:bottom w:val="single" w:sz="4" w:space="0" w:color="B7C4BB"/>
+              <w:right w:val="single" w:sz="4" w:space="0" w:color="B7C4BB"/>
+            </w:tcBorders>
+          </w:tcPr>
+          <w:p>
+            <w:pPr>
+              <w:pStyle w:val="Normal"/>
+              <w:spacing w:lineRule="exact" w:line="252" w:before="0" w:after="0"/>
+              <w:rPr/>
+            </w:pPr>
+            <w:r>
+              <w:rPr>
+                <w:sz w:val="18"/>
+                <w:szCs w:val="18"/>
+              </w:rPr>
+              <w:t>Tourism Business Council of Zimbabwe</w:t>
+            </w:r>
+          </w:p>
+        </w:tc>
+      </w:tr>
+      <w:tr>
+        <w:trPr/>
+        <w:tc>
+          <w:tcPr>
+            <w:tcW w:w="2000" w:type="dxa"/>
+            <w:tcBorders>
+              <w:top w:val="single" w:sz="4" w:space="0" w:color="B7C4BB"/>
+              <w:left w:val="single" w:sz="4" w:space="0" w:color="B7C4BB"/>
+              <w:bottom w:val="single" w:sz="4" w:space="0" w:color="B7C4BB"/>
+              <w:right w:val="single" w:sz="4" w:space="0" w:color="B7C4BB"/>
+            </w:tcBorders>
+          </w:tcPr>
+          <w:p>
+            <w:pPr>
+              <w:pStyle w:val="Normal"/>
+              <w:spacing w:lineRule="exact" w:line="252" w:before="0" w:after="0"/>
+              <w:rPr/>
+            </w:pPr>
+            <w:r>
+              <w:rPr>
+                <w:sz w:val="18"/>
+                <w:szCs w:val="18"/>
+              </w:rPr>
+              <w:t>TCZ</w:t>
+            </w:r>
+          </w:p>
+        </w:tc>
+        <w:tc>
+          <w:tcPr>
+            <w:tcW w:w="7025" w:type="dxa"/>
+            <w:tcBorders>
+              <w:top w:val="single" w:sz="4" w:space="0" w:color="B7C4BB"/>
+              <w:left w:val="single" w:sz="4" w:space="0" w:color="B7C4BB"/>
+              <w:bottom w:val="single" w:sz="4" w:space="0" w:color="B7C4BB"/>
+              <w:right w:val="single" w:sz="4" w:space="0" w:color="B7C4BB"/>
+            </w:tcBorders>
+          </w:tcPr>
+          <w:p>
+            <w:pPr>
+              <w:pStyle w:val="Normal"/>
+              <w:spacing w:lineRule="exact" w:line="252" w:before="0" w:after="0"/>
+              <w:rPr/>
+            </w:pPr>
+            <w:r>
+              <w:rPr>
+                <w:sz w:val="18"/>
+                <w:szCs w:val="18"/>
+              </w:rPr>
+              <w:t>Tourism Council of Zambia</w:t>
+            </w:r>
+          </w:p>
+        </w:tc>
+      </w:tr>
+      <w:tr>
+        <w:trPr/>
+        <w:tc>
+          <w:tcPr>
+            <w:tcW w:w="2000" w:type="dxa"/>
+            <w:tcBorders>
+              <w:top w:val="single" w:sz="4" w:space="0" w:color="B7C4BB"/>
+              <w:left w:val="single" w:sz="4" w:space="0" w:color="B7C4BB"/>
+              <w:bottom w:val="single" w:sz="4" w:space="0" w:color="B7C4BB"/>
+              <w:right w:val="single" w:sz="4" w:space="0" w:color="B7C4BB"/>
+            </w:tcBorders>
+          </w:tcPr>
+          <w:p>
+            <w:pPr>
+              <w:pStyle w:val="Normal"/>
+              <w:spacing w:lineRule="exact" w:line="252" w:before="0" w:after="0"/>
+              <w:rPr/>
+            </w:pPr>
+            <w:r>
+              <w:rPr>
+                <w:sz w:val="18"/>
+                <w:szCs w:val="18"/>
+              </w:rPr>
+              <w:t>VSLA</w:t>
+            </w:r>
+          </w:p>
+        </w:tc>
+        <w:tc>
+          <w:tcPr>
+            <w:tcW w:w="7025" w:type="dxa"/>
+            <w:tcBorders>
+              <w:top w:val="single" w:sz="4" w:space="0" w:color="B7C4BB"/>
+              <w:left w:val="single" w:sz="4" w:space="0" w:color="B7C4BB"/>
+              <w:bottom w:val="single" w:sz="4" w:space="0" w:color="B7C4BB"/>
+              <w:right w:val="single" w:sz="4" w:space="0" w:color="B7C4BB"/>
+            </w:tcBorders>
+          </w:tcPr>
+          <w:p>
+            <w:pPr>
+              <w:pStyle w:val="Normal"/>
+              <w:spacing w:lineRule="exact" w:line="252" w:before="0" w:after="0"/>
+              <w:rPr/>
+            </w:pPr>
+            <w:r>
+              <w:rPr>
+                <w:sz w:val="18"/>
+                <w:szCs w:val="18"/>
+              </w:rPr>
+              <w:t>Village savings and loan association</w:t>
+            </w:r>
+          </w:p>
+        </w:tc>
+      </w:tr>
+      <w:tr>
+        <w:trPr/>
+        <w:tc>
+          <w:tcPr>
+            <w:tcW w:w="2000" w:type="dxa"/>
+            <w:tcBorders>
+              <w:top w:val="single" w:sz="4" w:space="0" w:color="B7C4BB"/>
+              <w:left w:val="single" w:sz="4" w:space="0" w:color="B7C4BB"/>
+              <w:bottom w:val="single" w:sz="4" w:space="0" w:color="B7C4BB"/>
+              <w:right w:val="single" w:sz="4" w:space="0" w:color="B7C4BB"/>
+            </w:tcBorders>
+          </w:tcPr>
+          <w:p>
+            <w:pPr>
+              <w:pStyle w:val="Normal"/>
+              <w:spacing w:lineRule="exact" w:line="252" w:before="0" w:after="0"/>
+              <w:rPr/>
+            </w:pPr>
+            <w:r>
+              <w:rPr>
+                <w:sz w:val="18"/>
+                <w:szCs w:val="18"/>
+              </w:rPr>
+              <w:t>WIBA</w:t>
+            </w:r>
+          </w:p>
+        </w:tc>
+        <w:tc>
+          <w:tcPr>
+            <w:tcW w:w="7025" w:type="dxa"/>
+            <w:tcBorders>
+              <w:top w:val="single" w:sz="4" w:space="0" w:color="B7C4BB"/>
+              <w:left w:val="single" w:sz="4" w:space="0" w:color="B7C4BB"/>
+              <w:bottom w:val="single" w:sz="4" w:space="0" w:color="B7C4BB"/>
+              <w:right w:val="single" w:sz="4" w:space="0" w:color="B7C4BB"/>
+            </w:tcBorders>
+          </w:tcPr>
+          <w:p>
+            <w:pPr>
+              <w:pStyle w:val="Normal"/>
+              <w:spacing w:lineRule="exact" w:line="252" w:before="0" w:after="0"/>
+              <w:rPr/>
+            </w:pPr>
+            <w:r>
+              <w:rPr>
+                <w:sz w:val="18"/>
+                <w:szCs w:val="18"/>
+              </w:rPr>
+              <w:t>Women in Business Association (Botswana)</w:t>
+            </w:r>
+          </w:p>
+        </w:tc>
+      </w:tr>
+      <w:tr>
+        <w:trPr/>
+        <w:tc>
+          <w:tcPr>
+            <w:tcW w:w="2000" w:type="dxa"/>
+            <w:tcBorders>
+              <w:top w:val="single" w:sz="4" w:space="0" w:color="B7C4BB"/>
+              <w:left w:val="single" w:sz="4" w:space="0" w:color="B7C4BB"/>
+              <w:bottom w:val="single" w:sz="4" w:space="0" w:color="B7C4BB"/>
+              <w:right w:val="single" w:sz="4" w:space="0" w:color="B7C4BB"/>
+            </w:tcBorders>
+          </w:tcPr>
+          <w:p>
+            <w:pPr>
+              <w:pStyle w:val="Normal"/>
+              <w:spacing w:lineRule="exact" w:line="252" w:before="0" w:after="0"/>
+              <w:rPr/>
+            </w:pPr>
+            <w:r>
+              <w:rPr>
+                <w:sz w:val="18"/>
+                <w:szCs w:val="18"/>
+              </w:rPr>
+              <w:t>YDF</w:t>
+            </w:r>
+          </w:p>
+        </w:tc>
+        <w:tc>
+          <w:tcPr>
+            <w:tcW w:w="7025" w:type="dxa"/>
+            <w:tcBorders>
+              <w:top w:val="single" w:sz="4" w:space="0" w:color="B7C4BB"/>
+              <w:left w:val="single" w:sz="4" w:space="0" w:color="B7C4BB"/>
+              <w:bottom w:val="single" w:sz="4" w:space="0" w:color="B7C4BB"/>
+              <w:right w:val="single" w:sz="4" w:space="0" w:color="B7C4BB"/>
+            </w:tcBorders>
+          </w:tcPr>
+          <w:p>
+            <w:pPr>
+              <w:pStyle w:val="Normal"/>
+              <w:spacing w:lineRule="exact" w:line="252" w:before="0" w:after="0"/>
+              <w:rPr/>
+            </w:pPr>
+            <w:r>
+              <w:rPr>
+                <w:sz w:val="18"/>
+                <w:szCs w:val="18"/>
+              </w:rPr>
+              <w:t>Youth Development Fund (Botswana)</w:t>
+            </w:r>
+          </w:p>
+        </w:tc>
+      </w:tr>
+      <w:tr>
+        <w:trPr/>
+        <w:tc>
+          <w:tcPr>
+            <w:tcW w:w="2000" w:type="dxa"/>
+            <w:tcBorders>
+              <w:top w:val="single" w:sz="4" w:space="0" w:color="B7C4BB"/>
+              <w:left w:val="single" w:sz="4" w:space="0" w:color="B7C4BB"/>
+              <w:bottom w:val="single" w:sz="4" w:space="0" w:color="B7C4BB"/>
+              <w:right w:val="single" w:sz="4" w:space="0" w:color="B7C4BB"/>
+            </w:tcBorders>
+          </w:tcPr>
+          <w:p>
+            <w:pPr>
+              <w:pStyle w:val="Normal"/>
+              <w:spacing w:lineRule="exact" w:line="252" w:before="0" w:after="0"/>
+              <w:rPr/>
+            </w:pPr>
+            <w:r>
+              <w:rPr>
+                <w:sz w:val="18"/>
+                <w:szCs w:val="18"/>
+              </w:rPr>
+              <w:t>ZCGS</w:t>
+            </w:r>
+          </w:p>
+        </w:tc>
+        <w:tc>
+          <w:tcPr>
+            <w:tcW w:w="7025" w:type="dxa"/>
+            <w:tcBorders>
+              <w:top w:val="single" w:sz="4" w:space="0" w:color="B7C4BB"/>
+              <w:left w:val="single" w:sz="4" w:space="0" w:color="B7C4BB"/>
+              <w:bottom w:val="single" w:sz="4" w:space="0" w:color="B7C4BB"/>
+              <w:right w:val="single" w:sz="4" w:space="0" w:color="B7C4BB"/>
+            </w:tcBorders>
+          </w:tcPr>
+          <w:p>
+            <w:pPr>
+              <w:pStyle w:val="Normal"/>
+              <w:spacing w:lineRule="exact" w:line="252" w:before="0" w:after="0"/>
+              <w:rPr/>
+            </w:pPr>
+            <w:r>
+              <w:rPr>
+                <w:sz w:val="18"/>
+                <w:szCs w:val="18"/>
+              </w:rPr>
+              <w:t>Zambia Credit Guarantee Scheme</w:t>
+            </w:r>
+          </w:p>
+        </w:tc>
+      </w:tr>
+      <w:tr>
+        <w:trPr/>
+        <w:tc>
+          <w:tcPr>
+            <w:tcW w:w="2000" w:type="dxa"/>
+            <w:tcBorders>
+              <w:top w:val="single" w:sz="4" w:space="0" w:color="B7C4BB"/>
+              <w:left w:val="single" w:sz="4" w:space="0" w:color="B7C4BB"/>
+              <w:bottom w:val="single" w:sz="4" w:space="0" w:color="B7C4BB"/>
+              <w:right w:val="single" w:sz="4" w:space="0" w:color="B7C4BB"/>
+            </w:tcBorders>
+          </w:tcPr>
+          <w:p>
+            <w:pPr>
+              <w:pStyle w:val="Normal"/>
+              <w:spacing w:lineRule="exact" w:line="252" w:before="0" w:after="0"/>
+              <w:rPr/>
+            </w:pPr>
+            <w:r>
+              <w:rPr>
+                <w:sz w:val="18"/>
+                <w:szCs w:val="18"/>
+              </w:rPr>
+              <w:t>ZCSMBA</w:t>
+            </w:r>
+          </w:p>
+        </w:tc>
+        <w:tc>
+          <w:tcPr>
+            <w:tcW w:w="7025" w:type="dxa"/>
+            <w:tcBorders>
+              <w:top w:val="single" w:sz="4" w:space="0" w:color="B7C4BB"/>
+              <w:left w:val="single" w:sz="4" w:space="0" w:color="B7C4BB"/>
+              <w:bottom w:val="single" w:sz="4" w:space="0" w:color="B7C4BB"/>
+              <w:right w:val="single" w:sz="4" w:space="0" w:color="B7C4BB"/>
+            </w:tcBorders>
+          </w:tcPr>
+          <w:p>
+            <w:pPr>
+              <w:pStyle w:val="Normal"/>
+              <w:spacing w:lineRule="exact" w:line="252" w:before="0" w:after="0"/>
+              <w:rPr/>
+            </w:pPr>
+            <w:r>
+              <w:rPr>
+                <w:sz w:val="18"/>
+                <w:szCs w:val="18"/>
+              </w:rPr>
+              <w:t>Zambia Chamber of Small and Medium Business Associations</w:t>
+            </w:r>
+          </w:p>
+        </w:tc>
+      </w:tr>
+      <w:tr>
+        <w:trPr/>
+        <w:tc>
+          <w:tcPr>
+            <w:tcW w:w="2000" w:type="dxa"/>
+            <w:tcBorders>
+              <w:top w:val="single" w:sz="4" w:space="0" w:color="B7C4BB"/>
+              <w:left w:val="single" w:sz="4" w:space="0" w:color="B7C4BB"/>
+              <w:bottom w:val="single" w:sz="4" w:space="0" w:color="B7C4BB"/>
+              <w:right w:val="single" w:sz="4" w:space="0" w:color="B7C4BB"/>
+            </w:tcBorders>
+          </w:tcPr>
+          <w:p>
+            <w:pPr>
+              <w:pStyle w:val="Normal"/>
+              <w:spacing w:lineRule="exact" w:line="252" w:before="0" w:after="0"/>
+              <w:rPr/>
+            </w:pPr>
+            <w:r>
+              <w:rPr>
+                <w:sz w:val="18"/>
+                <w:szCs w:val="18"/>
+              </w:rPr>
+              <w:t>ZDA</w:t>
+            </w:r>
+          </w:p>
+        </w:tc>
+        <w:tc>
+          <w:tcPr>
+            <w:tcW w:w="7025" w:type="dxa"/>
+            <w:tcBorders>
+              <w:top w:val="single" w:sz="4" w:space="0" w:color="B7C4BB"/>
+              <w:left w:val="single" w:sz="4" w:space="0" w:color="B7C4BB"/>
+              <w:bottom w:val="single" w:sz="4" w:space="0" w:color="B7C4BB"/>
+              <w:right w:val="single" w:sz="4" w:space="0" w:color="B7C4BB"/>
+            </w:tcBorders>
+          </w:tcPr>
+          <w:p>
+            <w:pPr>
+              <w:pStyle w:val="Normal"/>
+              <w:spacing w:lineRule="exact" w:line="252" w:before="0" w:after="0"/>
+              <w:rPr/>
+            </w:pPr>
+            <w:r>
+              <w:rPr>
+                <w:sz w:val="18"/>
+                <w:szCs w:val="18"/>
+              </w:rPr>
+              <w:t>Zambia Development Agency</w:t>
+            </w:r>
+          </w:p>
+        </w:tc>
+      </w:tr>
+      <w:tr>
+        <w:trPr/>
+        <w:tc>
+          <w:tcPr>
+            <w:tcW w:w="2000" w:type="dxa"/>
+            <w:tcBorders>
+              <w:top w:val="single" w:sz="4" w:space="0" w:color="B7C4BB"/>
+              <w:left w:val="single" w:sz="4" w:space="0" w:color="B7C4BB"/>
+              <w:bottom w:val="single" w:sz="4" w:space="0" w:color="B7C4BB"/>
+              <w:right w:val="single" w:sz="4" w:space="0" w:color="B7C4BB"/>
+            </w:tcBorders>
+          </w:tcPr>
+          <w:p>
+            <w:pPr>
+              <w:pStyle w:val="Normal"/>
+              <w:spacing w:lineRule="exact" w:line="252" w:before="0" w:after="0"/>
+              <w:rPr/>
+            </w:pPr>
+            <w:r>
+              <w:rPr>
+                <w:sz w:val="18"/>
+                <w:szCs w:val="18"/>
+              </w:rPr>
+              <w:t>ZEEX</w:t>
+            </w:r>
+          </w:p>
+        </w:tc>
+        <w:tc>
+          <w:tcPr>
+            <w:tcW w:w="7025" w:type="dxa"/>
+            <w:tcBorders>
+              <w:top w:val="single" w:sz="4" w:space="0" w:color="B7C4BB"/>
+              <w:left w:val="single" w:sz="4" w:space="0" w:color="B7C4BB"/>
+              <w:bottom w:val="single" w:sz="4" w:space="0" w:color="B7C4BB"/>
+              <w:right w:val="single" w:sz="4" w:space="0" w:color="B7C4BB"/>
+            </w:tcBorders>
+          </w:tcPr>
+          <w:p>
+            <w:pPr>
+              <w:pStyle w:val="Normal"/>
+              <w:spacing w:lineRule="exact" w:line="252" w:before="0" w:after="0"/>
+              <w:rPr/>
+            </w:pPr>
+            <w:r>
+              <w:rPr>
+                <w:sz w:val="18"/>
+                <w:szCs w:val="18"/>
+              </w:rPr>
+              <w:t>Zimbabwe Entrepreneurship Exchange</w:t>
+            </w:r>
+          </w:p>
+        </w:tc>
+      </w:tr>
+      <w:tr>
+        <w:trPr/>
+        <w:tc>
+          <w:tcPr>
+            <w:tcW w:w="2000" w:type="dxa"/>
+            <w:tcBorders>
+              <w:top w:val="single" w:sz="4" w:space="0" w:color="B7C4BB"/>
+              <w:left w:val="single" w:sz="4" w:space="0" w:color="B7C4BB"/>
+              <w:bottom w:val="single" w:sz="4" w:space="0" w:color="B7C4BB"/>
+              <w:right w:val="single" w:sz="4" w:space="0" w:color="B7C4BB"/>
+            </w:tcBorders>
+          </w:tcPr>
+          <w:p>
+            <w:pPr>
+              <w:pStyle w:val="Normal"/>
+              <w:spacing w:lineRule="exact" w:line="252" w:before="0" w:after="0"/>
+              <w:rPr/>
+            </w:pPr>
+            <w:r>
+              <w:rPr>
+                <w:sz w:val="18"/>
+                <w:szCs w:val="18"/>
+              </w:rPr>
+              <w:t>ZIDA</w:t>
+            </w:r>
+          </w:p>
+        </w:tc>
+        <w:tc>
+          <w:tcPr>
+            <w:tcW w:w="7025" w:type="dxa"/>
+            <w:tcBorders>
+              <w:top w:val="single" w:sz="4" w:space="0" w:color="B7C4BB"/>
+              <w:left w:val="single" w:sz="4" w:space="0" w:color="B7C4BB"/>
+              <w:bottom w:val="single" w:sz="4" w:space="0" w:color="B7C4BB"/>
+              <w:right w:val="single" w:sz="4" w:space="0" w:color="B7C4BB"/>
+            </w:tcBorders>
+          </w:tcPr>
+          <w:p>
+            <w:pPr>
+              <w:pStyle w:val="Normal"/>
+              <w:spacing w:lineRule="exact" w:line="252" w:before="0" w:after="0"/>
+              <w:rPr/>
+            </w:pPr>
+            <w:r>
+              <w:rPr>
+                <w:sz w:val="18"/>
+                <w:szCs w:val="18"/>
+              </w:rPr>
+              <w:t>Zimbabwe Investment and Development Agency</w:t>
+            </w:r>
+          </w:p>
+        </w:tc>
+      </w:tr>
+      <w:tr>
+        <w:trPr/>
+        <w:tc>
+          <w:tcPr>
+            <w:tcW w:w="2000" w:type="dxa"/>
+            <w:tcBorders>
+              <w:top w:val="single" w:sz="4" w:space="0" w:color="B7C4BB"/>
+              <w:left w:val="single" w:sz="4" w:space="0" w:color="B7C4BB"/>
+              <w:bottom w:val="single" w:sz="4" w:space="0" w:color="B7C4BB"/>
+              <w:right w:val="single" w:sz="4" w:space="0" w:color="B7C4BB"/>
+            </w:tcBorders>
+          </w:tcPr>
+          <w:p>
+            <w:pPr>
+              <w:pStyle w:val="Normal"/>
+              <w:spacing w:lineRule="exact" w:line="252" w:before="0" w:after="0"/>
+              <w:rPr/>
+            </w:pPr>
+            <w:r>
+              <w:rPr>
+                <w:sz w:val="18"/>
+                <w:szCs w:val="18"/>
+              </w:rPr>
+              <w:t>ZIMRA</w:t>
+            </w:r>
+          </w:p>
+        </w:tc>
+        <w:tc>
+          <w:tcPr>
+            <w:tcW w:w="7025" w:type="dxa"/>
+            <w:tcBorders>
+              <w:top w:val="single" w:sz="4" w:space="0" w:color="B7C4BB"/>
+              <w:left w:val="single" w:sz="4" w:space="0" w:color="B7C4BB"/>
+              <w:bottom w:val="single" w:sz="4" w:space="0" w:color="B7C4BB"/>
+              <w:right w:val="single" w:sz="4" w:space="0" w:color="B7C4BB"/>
+            </w:tcBorders>
+          </w:tcPr>
+          <w:p>
+            <w:pPr>
+              <w:pStyle w:val="Normal"/>
+              <w:spacing w:lineRule="exact" w:line="252" w:before="0" w:after="0"/>
+              <w:rPr/>
+            </w:pPr>
+            <w:r>
+              <w:rPr>
+                <w:sz w:val="18"/>
+                <w:szCs w:val="18"/>
+              </w:rPr>
+              <w:t>Zimbabwe Revenue Authority</w:t>
+            </w:r>
+          </w:p>
+        </w:tc>
+      </w:tr>
+      <w:tr>
+        <w:trPr/>
+        <w:tc>
+          <w:tcPr>
+            <w:tcW w:w="2000" w:type="dxa"/>
+            <w:tcBorders>
+              <w:top w:val="single" w:sz="4" w:space="0" w:color="B7C4BB"/>
+              <w:left w:val="single" w:sz="4" w:space="0" w:color="B7C4BB"/>
+              <w:bottom w:val="single" w:sz="4" w:space="0" w:color="B7C4BB"/>
+              <w:right w:val="single" w:sz="4" w:space="0" w:color="B7C4BB"/>
+            </w:tcBorders>
+          </w:tcPr>
+          <w:p>
+            <w:pPr>
+              <w:pStyle w:val="Normal"/>
+              <w:spacing w:lineRule="exact" w:line="252" w:before="0" w:after="0"/>
+              <w:rPr/>
+            </w:pPr>
+            <w:r>
+              <w:rPr>
+                <w:sz w:val="18"/>
+                <w:szCs w:val="18"/>
+              </w:rPr>
               <w:t>ZMW</w:t>
             </w:r>
           </w:p>
@@ -4552,6 +5241,59 @@
                 <w:szCs w:val="18"/>
               </w:rPr>
               <w:t>Zambian kwacha</w:t>
+            </w:r>
+          </w:p>
+        </w:tc>
+      </w:tr>
+      <w:tr>
+        <w:trPr/>
+        <w:tc>
+          <w:tcPr>
+            <w:tcW w:w="2000" w:type="dxa"/>
+            <w:tcBorders>
+              <w:top w:val="single" w:sz="4" w:space="0" w:color="B7C4BB"/>
+              <w:left w:val="single" w:sz="4" w:space="0" w:color="B7C4BB"/>
+              <w:bottom w:val="single" w:sz="4" w:space="0" w:color="B7C4BB"/>
+              <w:right w:val="single" w:sz="4" w:space="0" w:color="B7C4BB"/>
+            </w:tcBorders>
+          </w:tcPr>
+          <w:p>
+            <w:pPr>
+              <w:pStyle w:val="Normal"/>
+              <w:spacing w:lineRule="exact" w:line="252" w:before="0" w:after="0"/>
+              <w:rPr/>
+            </w:pPr>
+            <w:r>
+              <w:rPr>
+                <w:sz w:val="18"/>
+                <w:szCs w:val="18"/>
+              </w:rPr>
+              <w:t>ZTA</w:t>
+            </w:r>
+          </w:p>
+        </w:tc>
+        <w:tc>
+          <w:tcPr>
+            <w:tcW w:w="7025" w:type="dxa"/>
+            <w:tcBorders>
+              <w:top w:val="single" w:sz="4" w:space="0" w:color="B7C4BB"/>
+              <w:left w:val="single" w:sz="4" w:space="0" w:color="B7C4BB"/>
+              <w:bottom w:val="single" w:sz="4" w:space="0" w:color="B7C4BB"/>
+              <w:right w:val="single" w:sz="4" w:space="0" w:color="B7C4BB"/>
+            </w:tcBorders>
+          </w:tcPr>
+          <w:p>
+            <w:pPr>
+              <w:pStyle w:val="Normal"/>
+              <w:spacing w:lineRule="exact" w:line="252" w:before="0" w:after="0"/>
+              <w:rPr/>
+            </w:pPr>
+            <w:r>
+              <w:rPr>
+                <w:sz w:val="18"/>
+                <w:szCs w:val="18"/>
+              </w:rPr>
+              <w:t>Zimbabwe Tourism Authority</w:t>
             </w:r>
           </w:p>
         </w:tc>
@@ -4565,7 +5307,7 @@
       <w:r>
         <w:br w:type="page"/>
       </w:r>
-      <w:bookmarkStart w:id="0" w:name="__RefHeading___Toc2943_3770744645"/>
+      <w:bookmarkStart w:id="0" w:name="__RefHeading___Toc3499_1779871682"/>
       <w:bookmarkEnd w:id="0"/>
       <w:r>
         <w:rPr/>
@@ -4740,7 +5482,7 @@
       </w:r>
       <w:r>
         <w:rPr/>
-        <w:t xml:space="preserve"> MSMEs need supplier-readiness skills (quality, volume, reliability and pricing), aggregation into producer groups and cooperatives, basic bookkeeping and seasonal cash-flow planning, and formalisation sequenced to buyer and lender demands. BSOs offer mostly generic training, are concentrated in capitals, lack a common readiness diagnostic and seldom broker finance. Financial institutions need to learn seasonal cash-flow lending, use contracts, receivables and movable assets as security, use existing guarantee schemes, and collect sex-disaggregated portfolio data.</w:t>
+        <w:t xml:space="preserve"> MSMEs need supplier-readiness skills (quality, volume, reliability and pricing), aggregation into producer groups and cooperatives, basic bookkeeping and seasonal cash-flow planning, and formalisation sequenced to buyer and lender demands. BSOs offer mostly generic training, are concentrated in capitals, lack a common readiness diagnostic and seldom broker finance. A needs and capacity survey carried out in Botswana for the EU-funded Private Sector Development Programme found many of the same gaps more than a decade ago, which shows how persistent they are. It adds quality assurance and standards, productivity, market intelligence, negotiation and collective advocacy to the MSME list, and organisational systems, coordination between BSOs and impact monitoring to the BSO list. Chapter 6 also sets out ten roles that BSOs play along the readiness pathway, from diagnosis and training to finance brokerage and advocacy. Financial institutions need to learn seasonal cash-flow lending, use contracts, receivables and movable assets as security, use existing guarantee schemes, and collect sex-disaggregated portfolio data.</w:t>
       </w:r>
     </w:p>
     <w:p>
@@ -4881,7 +5623,7 @@
         <w:spacing w:before="0" w:after="240"/>
         <w:rPr/>
       </w:pPr>
-      <w:bookmarkStart w:id="1" w:name="__RefHeading___Toc2945_3770744645"/>
+      <w:bookmarkStart w:id="1" w:name="__RefHeading___Toc3501_1779871682"/>
       <w:bookmarkEnd w:id="1"/>
       <w:r>
         <w:rPr/>
@@ -4893,7 +5635,7 @@
         <w:pStyle w:val="Heading2"/>
         <w:rPr/>
       </w:pPr>
-      <w:bookmarkStart w:id="2" w:name="__RefHeading___Toc2947_3770744645"/>
+      <w:bookmarkStart w:id="2" w:name="__RefHeading___Toc3503_1779871682"/>
       <w:bookmarkEnd w:id="2"/>
       <w:r>
         <w:rPr/>
@@ -5021,7 +5763,7 @@
         <w:pStyle w:val="Heading2"/>
         <w:rPr/>
       </w:pPr>
-      <w:bookmarkStart w:id="3" w:name="__RefHeading___Toc2949_3770744645"/>
+      <w:bookmarkStart w:id="3" w:name="__RefHeading___Toc3505_1779871682"/>
       <w:bookmarkEnd w:id="3"/>
       <w:r>
         <w:rPr/>
@@ -5036,7 +5778,7 @@
       </w:pPr>
       <w:r>
         <w:rPr/>
-        <w:t>The assessment draws on four sources of evidence, graded by confidence:</w:t>
+        <w:t>The assessment draws on five sources of evidence, graded by confidence:</w:t>
       </w:r>
     </w:p>
     <w:p>
@@ -5361,7 +6103,7 @@
                 <w:sz w:val="18"/>
                 <w:szCs w:val="18"/>
               </w:rPr>
-              <w:t>World Bank Doing Business 2020 economy profiles for the five states, with later reform evidence and the first Business Ready (B-READY) findings</w:t>
+              <w:t>Botswana PSDP needs and capacity survey (CDE and EU, c. 2013), Section 2 of the PSDP description of the action</w:t>
             </w:r>
           </w:p>
         </w:tc>
@@ -5386,7 +6128,7 @@
                 <w:sz w:val="18"/>
                 <w:szCs w:val="18"/>
               </w:rPr>
-              <w:t>Overall and topic rankings for business regulation; reforms since 2019</w:t>
+              <w:t>Prioritised capacity-building needs of SMMEs and of ten SMME support institutions; cross-cutting needs; lessons on BSO coordination and the roles of the trade support network</w:t>
             </w:r>
           </w:p>
         </w:tc>
@@ -5411,7 +6153,7 @@
                 <w:sz w:val="18"/>
                 <w:szCs w:val="18"/>
               </w:rPr>
-              <w:t>Comparable across countries but dated (May 2019), measured in the largest business city and for a standard limited company, and discontinued in 2021; used to indicate relative regulatory burden</w:t>
+              <w:t>Botswana only, more than a decade old and not specific to tourism; several institutions have since been renamed or merged; used to corroborate and extend the capacity-building needs in Chapter 6</w:t>
             </w:r>
           </w:p>
         </w:tc>
@@ -5441,6 +6183,86 @@
                 <w:sz w:val="18"/>
                 <w:szCs w:val="18"/>
               </w:rPr>
+              <w:t>World Bank Doing Business 2020 economy profiles for the five states, with later reform evidence and the first Business Ready (B-READY) findings</w:t>
+            </w:r>
+          </w:p>
+        </w:tc>
+        <w:tc>
+          <w:tcPr>
+            <w:tcW w:w="3300" w:type="dxa"/>
+            <w:tcBorders>
+              <w:top w:val="single" w:sz="4" w:space="0" w:color="B7C4BB"/>
+              <w:left w:val="single" w:sz="4" w:space="0" w:color="B7C4BB"/>
+              <w:bottom w:val="single" w:sz="4" w:space="0" w:color="B7C4BB"/>
+              <w:right w:val="single" w:sz="4" w:space="0" w:color="B7C4BB"/>
+            </w:tcBorders>
+          </w:tcPr>
+          <w:p>
+            <w:pPr>
+              <w:pStyle w:val="Normal"/>
+              <w:spacing w:lineRule="exact" w:line="252" w:before="0" w:after="0"/>
+              <w:rPr/>
+            </w:pPr>
+            <w:r>
+              <w:rPr>
+                <w:sz w:val="18"/>
+                <w:szCs w:val="18"/>
+              </w:rPr>
+              <w:t>Overall and topic rankings for business regulation; reforms since 2019</w:t>
+            </w:r>
+          </w:p>
+        </w:tc>
+        <w:tc>
+          <w:tcPr>
+            <w:tcW w:w="3428" w:type="dxa"/>
+            <w:tcBorders>
+              <w:top w:val="single" w:sz="4" w:space="0" w:color="B7C4BB"/>
+              <w:left w:val="single" w:sz="4" w:space="0" w:color="B7C4BB"/>
+              <w:bottom w:val="single" w:sz="4" w:space="0" w:color="B7C4BB"/>
+              <w:right w:val="single" w:sz="4" w:space="0" w:color="B7C4BB"/>
+            </w:tcBorders>
+          </w:tcPr>
+          <w:p>
+            <w:pPr>
+              <w:pStyle w:val="Normal"/>
+              <w:spacing w:lineRule="exact" w:line="252" w:before="0" w:after="0"/>
+              <w:rPr/>
+            </w:pPr>
+            <w:r>
+              <w:rPr>
+                <w:sz w:val="18"/>
+                <w:szCs w:val="18"/>
+              </w:rPr>
+              <w:t>Comparable across countries but dated (May 2019), measured in the largest business city and for a standard limited company, and discontinued in 2021; used to indicate relative regulatory burden</w:t>
+            </w:r>
+          </w:p>
+        </w:tc>
+      </w:tr>
+      <w:tr>
+        <w:trPr>
+          <w:cantSplit w:val="true"/>
+        </w:trPr>
+        <w:tc>
+          <w:tcPr>
+            <w:tcW w:w="2298" w:type="dxa"/>
+            <w:tcBorders>
+              <w:top w:val="single" w:sz="4" w:space="0" w:color="B7C4BB"/>
+              <w:left w:val="single" w:sz="4" w:space="0" w:color="B7C4BB"/>
+              <w:bottom w:val="single" w:sz="4" w:space="0" w:color="B7C4BB"/>
+              <w:right w:val="single" w:sz="4" w:space="0" w:color="B7C4BB"/>
+            </w:tcBorders>
+          </w:tcPr>
+          <w:p>
+            <w:pPr>
+              <w:pStyle w:val="Normal"/>
+              <w:spacing w:lineRule="exact" w:line="252" w:before="0" w:after="0"/>
+              <w:rPr/>
+            </w:pPr>
+            <w:r>
+              <w:rPr>
+                <w:sz w:val="18"/>
+                <w:szCs w:val="18"/>
+              </w:rPr>
               <w:t>Secondary national, sector and company data (FinScope MSME surveys, World Bank, AFI and UN Women studies, census labour data, operator reports, academic studies, agency and press reports)</w:t>
             </w:r>
           </w:p>
@@ -5523,7 +6345,7 @@
         <w:pStyle w:val="Heading2"/>
         <w:rPr/>
       </w:pPr>
-      <w:bookmarkStart w:id="4" w:name="__RefHeading___Toc2951_3770744645"/>
+      <w:bookmarkStart w:id="4" w:name="__RefHeading___Toc3507_1779871682"/>
       <w:bookmarkEnd w:id="4"/>
       <w:r>
         <w:rPr/>
@@ -6473,7 +7295,7 @@
         <w:pStyle w:val="Heading2"/>
         <w:rPr/>
       </w:pPr>
-      <w:bookmarkStart w:id="5" w:name="__RefHeading___Toc2953_3770744645"/>
+      <w:bookmarkStart w:id="5" w:name="__RefHeading___Toc3509_1779871682"/>
       <w:bookmarkEnd w:id="5"/>
       <w:r>
         <w:rPr/>
@@ -6594,7 +7416,7 @@
         <w:spacing w:before="0" w:after="240"/>
         <w:rPr/>
       </w:pPr>
-      <w:bookmarkStart w:id="6" w:name="__RefHeading___Toc2955_3770744645"/>
+      <w:bookmarkStart w:id="6" w:name="__RefHeading___Toc3511_1779871682"/>
       <w:bookmarkEnd w:id="6"/>
       <w:r>
         <w:rPr/>
@@ -6606,7 +7428,7 @@
         <w:pStyle w:val="Heading2"/>
         <w:rPr/>
       </w:pPr>
-      <w:bookmarkStart w:id="7" w:name="__RefHeading___Toc2957_3770744645"/>
+      <w:bookmarkStart w:id="7" w:name="__RefHeading___Toc3513_1779871682"/>
       <w:bookmarkEnd w:id="7"/>
       <w:r>
         <w:rPr/>
@@ -6868,7 +7690,7 @@
         <w:pStyle w:val="Heading2"/>
         <w:rPr/>
       </w:pPr>
-      <w:bookmarkStart w:id="8" w:name="__RefHeading___Toc2959_3770744645"/>
+      <w:bookmarkStart w:id="8" w:name="__RefHeading___Toc3515_1779871682"/>
       <w:bookmarkEnd w:id="8"/>
       <w:r>
         <w:rPr/>
@@ -7454,7 +8276,7 @@
         <w:spacing w:before="0" w:after="240"/>
         <w:rPr/>
       </w:pPr>
-      <w:bookmarkStart w:id="9" w:name="__RefHeading___Toc2961_3770744645"/>
+      <w:bookmarkStart w:id="9" w:name="__RefHeading___Toc3517_1779871682"/>
       <w:bookmarkEnd w:id="9"/>
       <w:r>
         <w:rPr/>
@@ -7466,7 +8288,7 @@
         <w:pStyle w:val="Heading2"/>
         <w:rPr/>
       </w:pPr>
-      <w:bookmarkStart w:id="10" w:name="__RefHeading___Toc2963_3770744645"/>
+      <w:bookmarkStart w:id="10" w:name="__RefHeading___Toc3519_1779871682"/>
       <w:bookmarkEnd w:id="10"/>
       <w:r>
         <w:rPr/>
@@ -7594,7 +8416,7 @@
         <w:pStyle w:val="Heading2"/>
         <w:rPr/>
       </w:pPr>
-      <w:bookmarkStart w:id="11" w:name="__RefHeading___Toc2965_3770744645"/>
+      <w:bookmarkStart w:id="11" w:name="__RefHeading___Toc3521_1779871682"/>
       <w:bookmarkEnd w:id="11"/>
       <w:r>
         <w:rPr/>
@@ -7775,7 +8597,7 @@
         <w:spacing w:before="0" w:after="240"/>
         <w:rPr/>
       </w:pPr>
-      <w:bookmarkStart w:id="12" w:name="__RefHeading___Toc2967_3770744645"/>
+      <w:bookmarkStart w:id="12" w:name="__RefHeading___Toc3523_1779871682"/>
       <w:bookmarkEnd w:id="12"/>
       <w:r>
         <w:rPr/>
@@ -7787,7 +8609,7 @@
         <w:pStyle w:val="Heading2"/>
         <w:rPr/>
       </w:pPr>
-      <w:bookmarkStart w:id="13" w:name="__RefHeading___Toc2969_3770744645"/>
+      <w:bookmarkStart w:id="13" w:name="__RefHeading___Toc3525_1779871682"/>
       <w:bookmarkEnd w:id="13"/>
       <w:r>
         <w:rPr/>
@@ -7915,7 +8737,7 @@
         <w:pStyle w:val="Heading2"/>
         <w:rPr/>
       </w:pPr>
-      <w:bookmarkStart w:id="14" w:name="__RefHeading___Toc2971_3770744645"/>
+      <w:bookmarkStart w:id="14" w:name="__RefHeading___Toc3527_1779871682"/>
       <w:bookmarkEnd w:id="14"/>
       <w:r>
         <w:rPr/>
@@ -7994,7 +8816,7 @@
         <w:pStyle w:val="Heading2"/>
         <w:rPr/>
       </w:pPr>
-      <w:bookmarkStart w:id="15" w:name="__RefHeading___Toc2973_3770744645"/>
+      <w:bookmarkStart w:id="15" w:name="__RefHeading___Toc3529_1779871682"/>
       <w:bookmarkEnd w:id="15"/>
       <w:r>
         <w:rPr/>
@@ -8123,7 +8945,7 @@
         <w:pStyle w:val="Heading2"/>
         <w:rPr/>
       </w:pPr>
-      <w:bookmarkStart w:id="16" w:name="__RefHeading___Toc2975_3770744645"/>
+      <w:bookmarkStart w:id="16" w:name="__RefHeading___Toc3531_1779871682"/>
       <w:bookmarkEnd w:id="16"/>
       <w:r>
         <w:rPr/>
@@ -10088,7 +10910,7 @@
         <w:spacing w:before="0" w:after="240"/>
         <w:rPr/>
       </w:pPr>
-      <w:bookmarkStart w:id="17" w:name="__RefHeading___Toc2977_3770744645"/>
+      <w:bookmarkStart w:id="17" w:name="__RefHeading___Toc3533_1779871682"/>
       <w:bookmarkEnd w:id="17"/>
       <w:r>
         <w:rPr/>
@@ -10100,7 +10922,7 @@
         <w:pStyle w:val="Heading2"/>
         <w:rPr/>
       </w:pPr>
-      <w:bookmarkStart w:id="18" w:name="__RefHeading___Toc2979_3770744645"/>
+      <w:bookmarkStart w:id="18" w:name="__RefHeading___Toc3535_1779871682"/>
       <w:bookmarkEnd w:id="18"/>
       <w:r>
         <w:rPr/>
@@ -10123,7 +10945,7 @@
         <w:pStyle w:val="Heading2"/>
         <w:rPr/>
       </w:pPr>
-      <w:bookmarkStart w:id="19" w:name="__RefHeading___Toc2981_3770744645"/>
+      <w:bookmarkStart w:id="19" w:name="__RefHeading___Toc3537_1779871682"/>
       <w:bookmarkEnd w:id="19"/>
       <w:r>
         <w:rPr/>
@@ -10280,7 +11102,7 @@
         <w:pStyle w:val="Heading2"/>
         <w:rPr/>
       </w:pPr>
-      <w:bookmarkStart w:id="20" w:name="__RefHeading___Toc2983_3770744645"/>
+      <w:bookmarkStart w:id="20" w:name="__RefHeading___Toc3539_1779871682"/>
       <w:bookmarkEnd w:id="20"/>
       <w:r>
         <w:rPr/>
@@ -10397,7 +11219,7 @@
         <w:pStyle w:val="Heading2"/>
         <w:rPr/>
       </w:pPr>
-      <w:bookmarkStart w:id="21" w:name="__RefHeading___Toc2985_3770744645"/>
+      <w:bookmarkStart w:id="21" w:name="__RefHeading___Toc3541_1779871682"/>
       <w:bookmarkEnd w:id="21"/>
       <w:r>
         <w:rPr/>
@@ -11282,7 +12104,7 @@
         <w:spacing w:before="0" w:after="240"/>
         <w:rPr/>
       </w:pPr>
-      <w:bookmarkStart w:id="22" w:name="__RefHeading___Toc2987_3770744645"/>
+      <w:bookmarkStart w:id="22" w:name="__RefHeading___Toc3543_1779871682"/>
       <w:bookmarkEnd w:id="22"/>
       <w:r>
         <w:rPr/>
@@ -11302,10 +12124,21 @@
     </w:p>
     <w:p>
       <w:pPr>
+        <w:pStyle w:val="Normal"/>
+        <w:jc w:val="both"/>
+        <w:rPr/>
+      </w:pPr>
+      <w:r>
+        <w:rPr/>
+        <w:t>The chapter also draws on the needs and capacity survey of SMMEs (small, medium and micro enterprises, the term used for MSMEs in Botswana) and of SMME support institutions that was carried out in Botswana to design the EU-funded Private Sector Development Programme (PSDP), implemented with the Centre for the Development of Enterprise (CDE) (PSDP survey). The survey is more than a decade old, covers Botswana only and spans manufacturing (including agro-industries), tourism, construction and ICT rather than R-NBT alone. Its findings are used here because they closely match the gaps identified in this assessment, which suggests that these needs are persistent rather than new, and because it sets out needs and priorities institution by institution.</w:t>
+      </w:r>
+    </w:p>
+    <w:p>
+      <w:pPr>
         <w:pStyle w:val="Heading2"/>
         <w:rPr/>
       </w:pPr>
-      <w:bookmarkStart w:id="23" w:name="__RefHeading___Toc2989_3770744645"/>
+      <w:bookmarkStart w:id="23" w:name="__RefHeading___Toc3545_1779871682"/>
       <w:bookmarkEnd w:id="23"/>
       <w:r>
         <w:rPr/>
@@ -11330,7 +12163,7 @@
       </w:r>
       <w:r>
         <w:rPr/>
-        <w:t xml:space="preserve"> meeting anchor buyers' quality, volume, reliability and price standards; delivery scheduling; packaging and food safety for produce suppliers.</w:t>
+        <w:t xml:space="preserve"> meeting anchor buyers' quality, volume, reliability and price standards; delivery scheduling; packaging and food safety for produce suppliers; managing the supply chain and export quality where products cross borders or are exported (PSDP survey).</w:t>
       </w:r>
     </w:p>
     <w:p>
@@ -11351,7 +12184,7 @@
       </w:r>
       <w:r>
         <w:rPr/>
-        <w:t xml:space="preserve"> moving crafts from generic curios to market-led, storytelling-driven design (MD p. 68); developing décor and furnishing lines to lodge specifications.</w:t>
+        <w:t xml:space="preserve"> moving crafts from generic curios to market-led, storytelling-driven design (MD p. 68); developing décor and furnishing lines to lodge specifications; export packaging, marketing and branding (PSDP survey).</w:t>
       </w:r>
     </w:p>
     <w:p>
@@ -11368,11 +12201,22 @@
           <w:b/>
           <w:bCs/>
         </w:rPr>
-        <w:t>Aggregation and collective action:</w:t>
-      </w:r>
-      <w:r>
-        <w:rPr/>
-        <w:t xml:space="preserve"> forming and governing cooperatives or producer groups to achieve volume and bargaining power (MD p. 75).</w:t>
+        <w:t>Quality assurance, standards and productivity:</w:t>
+      </w:r>
+      <w:r>
+        <w:rPr/>
+        <w:t xml:space="preserve"> using quality-assurance schemes and certification to national standards or ISO; on-the-job training so that owners can keep training staff in productivity and quality improvement; workplace productivity methods such as </w:t>
+      </w:r>
+      <w:r>
+        <w:rPr>
+          <w:i/>
+          <w:iCs/>
+        </w:rPr>
+        <w:t>kaizen</w:t>
+      </w:r>
+      <w:r>
+        <w:rPr/>
+        <w:t xml:space="preserve"> (PSDP survey).</w:t>
       </w:r>
     </w:p>
     <w:p>
@@ -11389,11 +12233,11 @@
           <w:b/>
           <w:bCs/>
         </w:rPr>
-        <w:t>Financial management:</w:t>
-      </w:r>
-      <w:r>
-        <w:rPr/>
-        <w:t xml:space="preserve"> separating business and household money, simple bookkeeping, costing and pricing, cash-flow planning across the season, using mobile money to build a trail.</w:t>
+        <w:t>Aggregation and collective action:</w:t>
+      </w:r>
+      <w:r>
+        <w:rPr/>
+        <w:t xml:space="preserve"> forming and governing cooperatives or producer groups to achieve volume and bargaining power (MD p. 75).</w:t>
       </w:r>
     </w:p>
     <w:p>
@@ -11410,11 +12254,11 @@
           <w:b/>
           <w:bCs/>
         </w:rPr>
-        <w:t>Formalisation and compliance:</w:t>
-      </w:r>
-      <w:r>
-        <w:rPr/>
-        <w:t xml:space="preserve"> registration, tax clearance and VAT, insurance, licences and certification, sequenced to buyer and lender requirements. Given the cost and time of formalising (Section 7.1), MSMEs also need practical help through the procedures, not only information about them.</w:t>
+        <w:t>Financial management:</w:t>
+      </w:r>
+      <w:r>
+        <w:rPr/>
+        <w:t xml:space="preserve"> separating business and household money, simple bookkeeping, budgeting, cost analysis and pricing, cash-flow planning across the season, using mobile money to build a trail.</w:t>
       </w:r>
     </w:p>
     <w:p>
@@ -11431,11 +12275,11 @@
           <w:b/>
           <w:bCs/>
         </w:rPr>
-        <w:t>Contracting:</w:t>
-      </w:r>
-      <w:r>
-        <w:rPr/>
-        <w:t xml:space="preserve"> understanding and negotiating supply agreements, payment terms and delivery obligations, which matters more where courts are slow to enforce contracts (Section 7.1).</w:t>
+        <w:t>Formalisation and compliance:</w:t>
+      </w:r>
+      <w:r>
+        <w:rPr/>
+        <w:t xml:space="preserve"> registration, tax clearance and VAT, insurance, licences and certification, sequenced to buyer and lender requirements. Given the cost and time of formalising (Section 7.1), MSMEs also need practical help through the procedures, not only information about them.</w:t>
       </w:r>
     </w:p>
     <w:p>
@@ -11452,11 +12296,11 @@
           <w:b/>
           <w:bCs/>
         </w:rPr>
-        <w:t>Marketing and visibility:</w:t>
-      </w:r>
-      <w:r>
-        <w:rPr/>
-        <w:t xml:space="preserve"> digital listing, trade shows and operator familiarisation (MD p. 75).</w:t>
+        <w:t>Contracting and negotiation:</w:t>
+      </w:r>
+      <w:r>
+        <w:rPr/>
+        <w:t xml:space="preserve"> understanding and negotiating supply agreements, payment terms and delivery obligations, which matters more where courts are slow to enforce contracts (Section 7.1); general negotiating skills for dealing with buyers and lenders (PSDP survey).</w:t>
       </w:r>
     </w:p>
     <w:p>
@@ -11473,11 +12317,11 @@
           <w:b/>
           <w:bCs/>
         </w:rPr>
-        <w:t>Technical and service skills:</w:t>
-      </w:r>
-      <w:r>
-        <w:rPr/>
-        <w:t xml:space="preserve"> guiding quality (MD p. 84), hospitality, vehicle and boat maintenance, recycling technology.</w:t>
+        <w:t>Market intelligence and partnerships:</w:t>
+      </w:r>
+      <w:r>
+        <w:rPr/>
+        <w:t xml:space="preserve"> identifying and using opportunities created by regional and international trade agreements; entering and maintaining strategic partnerships with larger and foreign firms; learning to compete with imports and with firms in other countries (PSDP survey).</w:t>
       </w:r>
     </w:p>
     <w:p>
@@ -11494,11 +12338,84 @@
           <w:b/>
           <w:bCs/>
         </w:rPr>
+        <w:t>Marketing and visibility:</w:t>
+      </w:r>
+      <w:r>
+        <w:rPr/>
+        <w:t xml:space="preserve"> digital listing, trade shows and operator familiarisation (MD p. 75); e-business tools and links to export-oriented web platforms that improve bargaining power (PSDP survey).</w:t>
+      </w:r>
+    </w:p>
+    <w:p>
+      <w:pPr>
+        <w:pStyle w:val="ListParagraph"/>
+        <w:numPr>
+          <w:ilvl w:val="0"/>
+          <w:numId w:val="51"/>
+        </w:numPr>
+        <w:rPr/>
+      </w:pPr>
+      <w:r>
+        <w:rPr>
+          <w:b/>
+          <w:bCs/>
+        </w:rPr>
+        <w:t>Technical and service skills:</w:t>
+      </w:r>
+      <w:r>
+        <w:rPr/>
+        <w:t xml:space="preserve"> guiding quality (MD p. 84), hospitality, vehicle and boat maintenance, recycling technology.</w:t>
+      </w:r>
+    </w:p>
+    <w:p>
+      <w:pPr>
+        <w:pStyle w:val="ListParagraph"/>
+        <w:numPr>
+          <w:ilvl w:val="0"/>
+          <w:numId w:val="52"/>
+        </w:numPr>
+        <w:rPr/>
+      </w:pPr>
+      <w:r>
+        <w:rPr>
+          <w:b/>
+          <w:bCs/>
+        </w:rPr>
         <w:t>Investment readiness:</w:t>
       </w:r>
       <w:r>
         <w:rPr/>
-        <w:t xml:space="preserve"> preparing a business plan and loan application, understanding product terms, negotiating with lenders.</w:t>
+        <w:t xml:space="preserve"> preparing a business plan, project proposal and loan application; identifying and accessing national, regional and international financing schemes; understanding product terms and negotiating with lenders; and business stewardship, meaning the disciplined use of credit once it is received (PSDP survey).</w:t>
+      </w:r>
+    </w:p>
+    <w:p>
+      <w:pPr>
+        <w:pStyle w:val="ListParagraph"/>
+        <w:numPr>
+          <w:ilvl w:val="0"/>
+          <w:numId w:val="53"/>
+        </w:numPr>
+        <w:rPr/>
+      </w:pPr>
+      <w:r>
+        <w:rPr>
+          <w:b/>
+          <w:bCs/>
+        </w:rPr>
+        <w:t>Voice and advocacy:</w:t>
+      </w:r>
+      <w:r>
+        <w:rPr/>
+        <w:t xml:space="preserve"> recognising unfair business practices by dominant players, such as late payment or exclusion from procurement, and raising them through associations rather than individually (PSDP survey).</w:t>
+      </w:r>
+    </w:p>
+    <w:p>
+      <w:pPr>
+        <w:pStyle w:val="Heading3"/>
+        <w:rPr/>
+      </w:pPr>
+      <w:r>
+        <w:rPr/>
+        <w:t>Evidence from the Botswana PSDP needs and capacity survey</w:t>
       </w:r>
     </w:p>
     <w:p>
@@ -11509,7 +12426,7 @@
       </w:pPr>
       <w:r>
         <w:rPr/>
-        <w:t>The priority gaps differ by chain. The main gaps in each priority chain are linked below to the interventions recommended in Chapter 10 and to the partners best placed to deliver them.</w:t>
+        <w:t>The PSDP survey ranked SMME capacity-building needs under five types of intervention: technical assistance, mentoring and coaching, on-the-job training, workshops and seminars, and benchmarking or learning visits. Priorities are ranked within each type, with 1 the highest. The table lists every need the survey identified and shows how each applies to the R-NBT value chains.</w:t>
       </w:r>
     </w:p>
     <w:p>
@@ -11528,6 +12445,1578 @@
           <w:szCs w:val="20"/>
         </w:rPr>
         <w:t xml:space="preserve">Table 7: </w:t>
+      </w:r>
+      <w:r>
+        <w:rPr>
+          <w:i/>
+          <w:iCs/>
+          <w:sz w:val="20"/>
+          <w:szCs w:val="20"/>
+        </w:rPr>
+        <w:t>Prioritised SMME capacity-building needs from the Botswana PSDP survey and their relevance to R-NBT</w:t>
+      </w:r>
+    </w:p>
+    <w:tbl>
+      <w:tblPr>
+        <w:tblW w:w="9026" w:type="dxa"/>
+        <w:jc w:val="left"/>
+        <w:tblInd w:w="0" w:type="dxa"/>
+        <w:tblLayout w:type="fixed"/>
+        <w:tblCellMar>
+          <w:top w:w="60" w:type="dxa"/>
+          <w:left w:w="100" w:type="dxa"/>
+          <w:bottom w:w="60" w:type="dxa"/>
+          <w:right w:w="100" w:type="dxa"/>
+        </w:tblCellMar>
+      </w:tblPr>
+      <w:tblGrid>
+        <w:gridCol w:w="1500"/>
+        <w:gridCol w:w="3500"/>
+        <w:gridCol w:w="900"/>
+        <w:gridCol w:w="3125"/>
+      </w:tblGrid>
+      <w:tr>
+        <w:trPr>
+          <w:tblHeader w:val="true"/>
+        </w:trPr>
+        <w:tc>
+          <w:tcPr>
+            <w:tcW w:w="1500" w:type="dxa"/>
+            <w:tcBorders>
+              <w:top w:val="single" w:sz="4" w:space="0" w:color="B7C4BB"/>
+              <w:left w:val="single" w:sz="4" w:space="0" w:color="B7C4BB"/>
+              <w:bottom w:val="single" w:sz="4" w:space="0" w:color="B7C4BB"/>
+              <w:right w:val="single" w:sz="4" w:space="0" w:color="B7C4BB"/>
+            </w:tcBorders>
+            <w:shd w:color="auto" w:fill="1F5135" w:val="clear"/>
+          </w:tcPr>
+          <w:p>
+            <w:pPr>
+              <w:pStyle w:val="Normal"/>
+              <w:spacing w:lineRule="exact" w:line="252" w:before="0" w:after="0"/>
+              <w:rPr/>
+            </w:pPr>
+            <w:r>
+              <w:rPr>
+                <w:b/>
+                <w:bCs/>
+                <w:color w:val="FFFFFF"/>
+                <w:sz w:val="18"/>
+                <w:szCs w:val="18"/>
+              </w:rPr>
+              <w:t>Intervention type</w:t>
+            </w:r>
+          </w:p>
+        </w:tc>
+        <w:tc>
+          <w:tcPr>
+            <w:tcW w:w="3500" w:type="dxa"/>
+            <w:tcBorders>
+              <w:top w:val="single" w:sz="4" w:space="0" w:color="B7C4BB"/>
+              <w:left w:val="single" w:sz="4" w:space="0" w:color="B7C4BB"/>
+              <w:bottom w:val="single" w:sz="4" w:space="0" w:color="B7C4BB"/>
+              <w:right w:val="single" w:sz="4" w:space="0" w:color="B7C4BB"/>
+            </w:tcBorders>
+            <w:shd w:color="auto" w:fill="1F5135" w:val="clear"/>
+          </w:tcPr>
+          <w:p>
+            <w:pPr>
+              <w:pStyle w:val="Normal"/>
+              <w:spacing w:lineRule="exact" w:line="252" w:before="0" w:after="0"/>
+              <w:rPr/>
+            </w:pPr>
+            <w:r>
+              <w:rPr>
+                <w:b/>
+                <w:bCs/>
+                <w:color w:val="FFFFFF"/>
+                <w:sz w:val="18"/>
+                <w:szCs w:val="18"/>
+              </w:rPr>
+              <w:t>SMME capacity-building need</w:t>
+            </w:r>
+          </w:p>
+        </w:tc>
+        <w:tc>
+          <w:tcPr>
+            <w:tcW w:w="900" w:type="dxa"/>
+            <w:tcBorders>
+              <w:top w:val="single" w:sz="4" w:space="0" w:color="B7C4BB"/>
+              <w:left w:val="single" w:sz="4" w:space="0" w:color="B7C4BB"/>
+              <w:bottom w:val="single" w:sz="4" w:space="0" w:color="B7C4BB"/>
+              <w:right w:val="single" w:sz="4" w:space="0" w:color="B7C4BB"/>
+            </w:tcBorders>
+            <w:shd w:color="auto" w:fill="1F5135" w:val="clear"/>
+          </w:tcPr>
+          <w:p>
+            <w:pPr>
+              <w:pStyle w:val="Normal"/>
+              <w:spacing w:lineRule="exact" w:line="252" w:before="0" w:after="0"/>
+              <w:rPr/>
+            </w:pPr>
+            <w:r>
+              <w:rPr>
+                <w:b/>
+                <w:bCs/>
+                <w:color w:val="FFFFFF"/>
+                <w:sz w:val="18"/>
+                <w:szCs w:val="18"/>
+              </w:rPr>
+              <w:t>Priority</w:t>
+            </w:r>
+          </w:p>
+        </w:tc>
+        <w:tc>
+          <w:tcPr>
+            <w:tcW w:w="3125" w:type="dxa"/>
+            <w:tcBorders>
+              <w:top w:val="single" w:sz="4" w:space="0" w:color="B7C4BB"/>
+              <w:left w:val="single" w:sz="4" w:space="0" w:color="B7C4BB"/>
+              <w:bottom w:val="single" w:sz="4" w:space="0" w:color="B7C4BB"/>
+              <w:right w:val="single" w:sz="4" w:space="0" w:color="B7C4BB"/>
+            </w:tcBorders>
+            <w:shd w:color="auto" w:fill="1F5135" w:val="clear"/>
+          </w:tcPr>
+          <w:p>
+            <w:pPr>
+              <w:pStyle w:val="Normal"/>
+              <w:spacing w:lineRule="exact" w:line="252" w:before="0" w:after="0"/>
+              <w:rPr/>
+            </w:pPr>
+            <w:r>
+              <w:rPr>
+                <w:b/>
+                <w:bCs/>
+                <w:color w:val="FFFFFF"/>
+                <w:sz w:val="18"/>
+                <w:szCs w:val="18"/>
+              </w:rPr>
+              <w:t>Relevance to KAZA R-NBT value chains</w:t>
+            </w:r>
+          </w:p>
+        </w:tc>
+      </w:tr>
+      <w:tr>
+        <w:trPr>
+          <w:cantSplit w:val="true"/>
+        </w:trPr>
+        <w:tc>
+          <w:tcPr>
+            <w:tcW w:w="1500" w:type="dxa"/>
+            <w:tcBorders>
+              <w:top w:val="single" w:sz="4" w:space="0" w:color="B7C4BB"/>
+              <w:left w:val="single" w:sz="4" w:space="0" w:color="B7C4BB"/>
+              <w:bottom w:val="single" w:sz="4" w:space="0" w:color="B7C4BB"/>
+              <w:right w:val="single" w:sz="4" w:space="0" w:color="B7C4BB"/>
+            </w:tcBorders>
+          </w:tcPr>
+          <w:p>
+            <w:pPr>
+              <w:pStyle w:val="Normal"/>
+              <w:spacing w:lineRule="exact" w:line="252" w:before="0" w:after="0"/>
+              <w:rPr/>
+            </w:pPr>
+            <w:r>
+              <w:rPr>
+                <w:sz w:val="18"/>
+                <w:szCs w:val="18"/>
+              </w:rPr>
+              <w:t>Technical assistance</w:t>
+            </w:r>
+          </w:p>
+        </w:tc>
+        <w:tc>
+          <w:tcPr>
+            <w:tcW w:w="3500" w:type="dxa"/>
+            <w:tcBorders>
+              <w:top w:val="single" w:sz="4" w:space="0" w:color="B7C4BB"/>
+              <w:left w:val="single" w:sz="4" w:space="0" w:color="B7C4BB"/>
+              <w:bottom w:val="single" w:sz="4" w:space="0" w:color="B7C4BB"/>
+              <w:right w:val="single" w:sz="4" w:space="0" w:color="B7C4BB"/>
+            </w:tcBorders>
+          </w:tcPr>
+          <w:p>
+            <w:pPr>
+              <w:pStyle w:val="Normal"/>
+              <w:spacing w:lineRule="exact" w:line="252" w:before="0" w:after="0"/>
+              <w:rPr/>
+            </w:pPr>
+            <w:r>
+              <w:rPr>
+                <w:sz w:val="18"/>
+                <w:szCs w:val="18"/>
+              </w:rPr>
+              <w:t>Identify and use market opportunities created by regional and international trade agreements</w:t>
+            </w:r>
+          </w:p>
+        </w:tc>
+        <w:tc>
+          <w:tcPr>
+            <w:tcW w:w="900" w:type="dxa"/>
+            <w:tcBorders>
+              <w:top w:val="single" w:sz="4" w:space="0" w:color="B7C4BB"/>
+              <w:left w:val="single" w:sz="4" w:space="0" w:color="B7C4BB"/>
+              <w:bottom w:val="single" w:sz="4" w:space="0" w:color="B7C4BB"/>
+              <w:right w:val="single" w:sz="4" w:space="0" w:color="B7C4BB"/>
+            </w:tcBorders>
+          </w:tcPr>
+          <w:p>
+            <w:pPr>
+              <w:pStyle w:val="Normal"/>
+              <w:spacing w:lineRule="exact" w:line="252" w:before="0" w:after="0"/>
+              <w:rPr/>
+            </w:pPr>
+            <w:r>
+              <w:rPr>
+                <w:sz w:val="18"/>
+                <w:szCs w:val="18"/>
+              </w:rPr>
+              <w:t>1</w:t>
+            </w:r>
+          </w:p>
+        </w:tc>
+        <w:tc>
+          <w:tcPr>
+            <w:tcW w:w="3125" w:type="dxa"/>
+            <w:tcBorders>
+              <w:top w:val="single" w:sz="4" w:space="0" w:color="B7C4BB"/>
+              <w:left w:val="single" w:sz="4" w:space="0" w:color="B7C4BB"/>
+              <w:bottom w:val="single" w:sz="4" w:space="0" w:color="B7C4BB"/>
+              <w:right w:val="single" w:sz="4" w:space="0" w:color="B7C4BB"/>
+            </w:tcBorders>
+          </w:tcPr>
+          <w:p>
+            <w:pPr>
+              <w:pStyle w:val="Normal"/>
+              <w:spacing w:lineRule="exact" w:line="252" w:before="0" w:after="0"/>
+              <w:rPr/>
+            </w:pPr>
+            <w:r>
+              <w:rPr>
+                <w:sz w:val="18"/>
+                <w:szCs w:val="18"/>
+              </w:rPr>
+              <w:t>Cross-border supply to lodges, including under the COMESA Simplified Trade Regime (Section 7.1); export orders for crafts and nature-positive products</w:t>
+            </w:r>
+          </w:p>
+        </w:tc>
+      </w:tr>
+      <w:tr>
+        <w:trPr>
+          <w:cantSplit w:val="true"/>
+        </w:trPr>
+        <w:tc>
+          <w:tcPr>
+            <w:tcW w:w="1500" w:type="dxa"/>
+            <w:tcBorders>
+              <w:top w:val="single" w:sz="4" w:space="0" w:color="B7C4BB"/>
+              <w:left w:val="single" w:sz="4" w:space="0" w:color="B7C4BB"/>
+              <w:bottom w:val="single" w:sz="4" w:space="0" w:color="B7C4BB"/>
+              <w:right w:val="single" w:sz="4" w:space="0" w:color="B7C4BB"/>
+            </w:tcBorders>
+          </w:tcPr>
+          <w:p>
+            <w:pPr>
+              <w:pStyle w:val="Normal"/>
+              <w:spacing w:lineRule="exact" w:line="252" w:before="0" w:after="0"/>
+              <w:rPr/>
+            </w:pPr>
+            <w:r>
+              <w:rPr>
+                <w:sz w:val="18"/>
+                <w:szCs w:val="18"/>
+              </w:rPr>
+              <w:t>Technical assistance</w:t>
+            </w:r>
+          </w:p>
+        </w:tc>
+        <w:tc>
+          <w:tcPr>
+            <w:tcW w:w="3500" w:type="dxa"/>
+            <w:tcBorders>
+              <w:top w:val="single" w:sz="4" w:space="0" w:color="B7C4BB"/>
+              <w:left w:val="single" w:sz="4" w:space="0" w:color="B7C4BB"/>
+              <w:bottom w:val="single" w:sz="4" w:space="0" w:color="B7C4BB"/>
+              <w:right w:val="single" w:sz="4" w:space="0" w:color="B7C4BB"/>
+            </w:tcBorders>
+          </w:tcPr>
+          <w:p>
+            <w:pPr>
+              <w:pStyle w:val="Normal"/>
+              <w:spacing w:lineRule="exact" w:line="252" w:before="0" w:after="0"/>
+              <w:rPr/>
+            </w:pPr>
+            <w:r>
+              <w:rPr>
+                <w:sz w:val="18"/>
+                <w:szCs w:val="18"/>
+              </w:rPr>
+              <w:t>Advisory services on export value chain management: supply chain management, export quality management and packaging</w:t>
+            </w:r>
+          </w:p>
+        </w:tc>
+        <w:tc>
+          <w:tcPr>
+            <w:tcW w:w="900" w:type="dxa"/>
+            <w:tcBorders>
+              <w:top w:val="single" w:sz="4" w:space="0" w:color="B7C4BB"/>
+              <w:left w:val="single" w:sz="4" w:space="0" w:color="B7C4BB"/>
+              <w:bottom w:val="single" w:sz="4" w:space="0" w:color="B7C4BB"/>
+              <w:right w:val="single" w:sz="4" w:space="0" w:color="B7C4BB"/>
+            </w:tcBorders>
+          </w:tcPr>
+          <w:p>
+            <w:pPr>
+              <w:pStyle w:val="Normal"/>
+              <w:spacing w:lineRule="exact" w:line="252" w:before="0" w:after="0"/>
+              <w:rPr/>
+            </w:pPr>
+            <w:r>
+              <w:rPr>
+                <w:sz w:val="18"/>
+                <w:szCs w:val="18"/>
+              </w:rPr>
+              <w:t>2</w:t>
+            </w:r>
+          </w:p>
+        </w:tc>
+        <w:tc>
+          <w:tcPr>
+            <w:tcW w:w="3125" w:type="dxa"/>
+            <w:tcBorders>
+              <w:top w:val="single" w:sz="4" w:space="0" w:color="B7C4BB"/>
+              <w:left w:val="single" w:sz="4" w:space="0" w:color="B7C4BB"/>
+              <w:bottom w:val="single" w:sz="4" w:space="0" w:color="B7C4BB"/>
+              <w:right w:val="single" w:sz="4" w:space="0" w:color="B7C4BB"/>
+            </w:tcBorders>
+          </w:tcPr>
+          <w:p>
+            <w:pPr>
+              <w:pStyle w:val="Normal"/>
+              <w:spacing w:lineRule="exact" w:line="252" w:before="0" w:after="0"/>
+              <w:rPr/>
+            </w:pPr>
+            <w:r>
+              <w:rPr>
+                <w:sz w:val="18"/>
+                <w:szCs w:val="18"/>
+              </w:rPr>
+              <w:t>Supplier readiness for anchor lodges (quality, volume, packaging); export readiness of nature-positive products</w:t>
+            </w:r>
+          </w:p>
+        </w:tc>
+      </w:tr>
+      <w:tr>
+        <w:trPr>
+          <w:cantSplit w:val="true"/>
+        </w:trPr>
+        <w:tc>
+          <w:tcPr>
+            <w:tcW w:w="1500" w:type="dxa"/>
+            <w:tcBorders>
+              <w:top w:val="single" w:sz="4" w:space="0" w:color="B7C4BB"/>
+              <w:left w:val="single" w:sz="4" w:space="0" w:color="B7C4BB"/>
+              <w:bottom w:val="single" w:sz="4" w:space="0" w:color="B7C4BB"/>
+              <w:right w:val="single" w:sz="4" w:space="0" w:color="B7C4BB"/>
+            </w:tcBorders>
+          </w:tcPr>
+          <w:p>
+            <w:pPr>
+              <w:pStyle w:val="Normal"/>
+              <w:spacing w:lineRule="exact" w:line="252" w:before="0" w:after="0"/>
+              <w:rPr/>
+            </w:pPr>
+            <w:r>
+              <w:rPr>
+                <w:sz w:val="18"/>
+                <w:szCs w:val="18"/>
+              </w:rPr>
+              <w:t>Technical assistance</w:t>
+            </w:r>
+          </w:p>
+        </w:tc>
+        <w:tc>
+          <w:tcPr>
+            <w:tcW w:w="3500" w:type="dxa"/>
+            <w:tcBorders>
+              <w:top w:val="single" w:sz="4" w:space="0" w:color="B7C4BB"/>
+              <w:left w:val="single" w:sz="4" w:space="0" w:color="B7C4BB"/>
+              <w:bottom w:val="single" w:sz="4" w:space="0" w:color="B7C4BB"/>
+              <w:right w:val="single" w:sz="4" w:space="0" w:color="B7C4BB"/>
+            </w:tcBorders>
+          </w:tcPr>
+          <w:p>
+            <w:pPr>
+              <w:pStyle w:val="Normal"/>
+              <w:spacing w:lineRule="exact" w:line="252" w:before="0" w:after="0"/>
+              <w:rPr/>
+            </w:pPr>
+            <w:r>
+              <w:rPr>
+                <w:sz w:val="18"/>
+                <w:szCs w:val="18"/>
+              </w:rPr>
+              <w:t>Sustainable, adapted e-business solutions and market intelligence to improve bargaining power, for example links to export-oriented websites such as BEMA's</w:t>
+            </w:r>
+          </w:p>
+        </w:tc>
+        <w:tc>
+          <w:tcPr>
+            <w:tcW w:w="900" w:type="dxa"/>
+            <w:tcBorders>
+              <w:top w:val="single" w:sz="4" w:space="0" w:color="B7C4BB"/>
+              <w:left w:val="single" w:sz="4" w:space="0" w:color="B7C4BB"/>
+              <w:bottom w:val="single" w:sz="4" w:space="0" w:color="B7C4BB"/>
+              <w:right w:val="single" w:sz="4" w:space="0" w:color="B7C4BB"/>
+            </w:tcBorders>
+          </w:tcPr>
+          <w:p>
+            <w:pPr>
+              <w:pStyle w:val="Normal"/>
+              <w:spacing w:lineRule="exact" w:line="252" w:before="0" w:after="0"/>
+              <w:rPr/>
+            </w:pPr>
+            <w:r>
+              <w:rPr>
+                <w:sz w:val="18"/>
+                <w:szCs w:val="18"/>
+              </w:rPr>
+              <w:t>3</w:t>
+            </w:r>
+          </w:p>
+        </w:tc>
+        <w:tc>
+          <w:tcPr>
+            <w:tcW w:w="3125" w:type="dxa"/>
+            <w:tcBorders>
+              <w:top w:val="single" w:sz="4" w:space="0" w:color="B7C4BB"/>
+              <w:left w:val="single" w:sz="4" w:space="0" w:color="B7C4BB"/>
+              <w:bottom w:val="single" w:sz="4" w:space="0" w:color="B7C4BB"/>
+              <w:right w:val="single" w:sz="4" w:space="0" w:color="B7C4BB"/>
+            </w:tcBorders>
+          </w:tcPr>
+          <w:p>
+            <w:pPr>
+              <w:pStyle w:val="Normal"/>
+              <w:spacing w:lineRule="exact" w:line="252" w:before="0" w:after="0"/>
+              <w:rPr/>
+            </w:pPr>
+            <w:r>
+              <w:rPr>
+                <w:sz w:val="18"/>
+                <w:szCs w:val="18"/>
+              </w:rPr>
+              <w:t>Online visibility and booking for guiding and activities; online sales and curated retail for crafts</w:t>
+            </w:r>
+          </w:p>
+        </w:tc>
+      </w:tr>
+      <w:tr>
+        <w:trPr>
+          <w:cantSplit w:val="true"/>
+        </w:trPr>
+        <w:tc>
+          <w:tcPr>
+            <w:tcW w:w="1500" w:type="dxa"/>
+            <w:tcBorders>
+              <w:top w:val="single" w:sz="4" w:space="0" w:color="B7C4BB"/>
+              <w:left w:val="single" w:sz="4" w:space="0" w:color="B7C4BB"/>
+              <w:bottom w:val="single" w:sz="4" w:space="0" w:color="B7C4BB"/>
+              <w:right w:val="single" w:sz="4" w:space="0" w:color="B7C4BB"/>
+            </w:tcBorders>
+          </w:tcPr>
+          <w:p>
+            <w:pPr>
+              <w:pStyle w:val="Normal"/>
+              <w:spacing w:lineRule="exact" w:line="252" w:before="0" w:after="0"/>
+              <w:rPr/>
+            </w:pPr>
+            <w:r>
+              <w:rPr>
+                <w:sz w:val="18"/>
+                <w:szCs w:val="18"/>
+              </w:rPr>
+              <w:t>Technical assistance</w:t>
+            </w:r>
+          </w:p>
+        </w:tc>
+        <w:tc>
+          <w:tcPr>
+            <w:tcW w:w="3500" w:type="dxa"/>
+            <w:tcBorders>
+              <w:top w:val="single" w:sz="4" w:space="0" w:color="B7C4BB"/>
+              <w:left w:val="single" w:sz="4" w:space="0" w:color="B7C4BB"/>
+              <w:bottom w:val="single" w:sz="4" w:space="0" w:color="B7C4BB"/>
+              <w:right w:val="single" w:sz="4" w:space="0" w:color="B7C4BB"/>
+            </w:tcBorders>
+          </w:tcPr>
+          <w:p>
+            <w:pPr>
+              <w:pStyle w:val="Normal"/>
+              <w:spacing w:lineRule="exact" w:line="252" w:before="0" w:after="0"/>
+              <w:rPr/>
+            </w:pPr>
+            <w:r>
+              <w:rPr>
+                <w:sz w:val="18"/>
+                <w:szCs w:val="18"/>
+              </w:rPr>
+              <w:t>Identify and access regional and international financing schemes</w:t>
+            </w:r>
+          </w:p>
+        </w:tc>
+        <w:tc>
+          <w:tcPr>
+            <w:tcW w:w="900" w:type="dxa"/>
+            <w:tcBorders>
+              <w:top w:val="single" w:sz="4" w:space="0" w:color="B7C4BB"/>
+              <w:left w:val="single" w:sz="4" w:space="0" w:color="B7C4BB"/>
+              <w:bottom w:val="single" w:sz="4" w:space="0" w:color="B7C4BB"/>
+              <w:right w:val="single" w:sz="4" w:space="0" w:color="B7C4BB"/>
+            </w:tcBorders>
+          </w:tcPr>
+          <w:p>
+            <w:pPr>
+              <w:pStyle w:val="Normal"/>
+              <w:spacing w:lineRule="exact" w:line="252" w:before="0" w:after="0"/>
+              <w:rPr/>
+            </w:pPr>
+            <w:r>
+              <w:rPr>
+                <w:sz w:val="18"/>
+                <w:szCs w:val="18"/>
+              </w:rPr>
+              <w:t>4</w:t>
+            </w:r>
+          </w:p>
+        </w:tc>
+        <w:tc>
+          <w:tcPr>
+            <w:tcW w:w="3125" w:type="dxa"/>
+            <w:tcBorders>
+              <w:top w:val="single" w:sz="4" w:space="0" w:color="B7C4BB"/>
+              <w:left w:val="single" w:sz="4" w:space="0" w:color="B7C4BB"/>
+              <w:bottom w:val="single" w:sz="4" w:space="0" w:color="B7C4BB"/>
+              <w:right w:val="single" w:sz="4" w:space="0" w:color="B7C4BB"/>
+            </w:tcBorders>
+          </w:tcPr>
+          <w:p>
+            <w:pPr>
+              <w:pStyle w:val="Normal"/>
+              <w:spacing w:lineRule="exact" w:line="252" w:before="0" w:after="0"/>
+              <w:rPr/>
+            </w:pPr>
+            <w:r>
+              <w:rPr>
+                <w:sz w:val="18"/>
+                <w:szCs w:val="18"/>
+              </w:rPr>
+              <w:t>Readiness grants, grant-to-loan facilities and DFI or donor windows (Section 10.8)</w:t>
+            </w:r>
+          </w:p>
+        </w:tc>
+      </w:tr>
+      <w:tr>
+        <w:trPr>
+          <w:cantSplit w:val="true"/>
+        </w:trPr>
+        <w:tc>
+          <w:tcPr>
+            <w:tcW w:w="1500" w:type="dxa"/>
+            <w:tcBorders>
+              <w:top w:val="single" w:sz="4" w:space="0" w:color="B7C4BB"/>
+              <w:left w:val="single" w:sz="4" w:space="0" w:color="B7C4BB"/>
+              <w:bottom w:val="single" w:sz="4" w:space="0" w:color="B7C4BB"/>
+              <w:right w:val="single" w:sz="4" w:space="0" w:color="B7C4BB"/>
+            </w:tcBorders>
+          </w:tcPr>
+          <w:p>
+            <w:pPr>
+              <w:pStyle w:val="Normal"/>
+              <w:spacing w:lineRule="exact" w:line="252" w:before="0" w:after="0"/>
+              <w:rPr/>
+            </w:pPr>
+            <w:r>
+              <w:rPr>
+                <w:sz w:val="18"/>
+                <w:szCs w:val="18"/>
+              </w:rPr>
+              <w:t>Technical assistance</w:t>
+            </w:r>
+          </w:p>
+        </w:tc>
+        <w:tc>
+          <w:tcPr>
+            <w:tcW w:w="3500" w:type="dxa"/>
+            <w:tcBorders>
+              <w:top w:val="single" w:sz="4" w:space="0" w:color="B7C4BB"/>
+              <w:left w:val="single" w:sz="4" w:space="0" w:color="B7C4BB"/>
+              <w:bottom w:val="single" w:sz="4" w:space="0" w:color="B7C4BB"/>
+              <w:right w:val="single" w:sz="4" w:space="0" w:color="B7C4BB"/>
+            </w:tcBorders>
+          </w:tcPr>
+          <w:p>
+            <w:pPr>
+              <w:pStyle w:val="Normal"/>
+              <w:spacing w:lineRule="exact" w:line="252" w:before="0" w:after="0"/>
+              <w:rPr/>
+            </w:pPr>
+            <w:r>
+              <w:rPr>
+                <w:sz w:val="18"/>
+                <w:szCs w:val="18"/>
+              </w:rPr>
+              <w:t>Identify unfair business practices by dominant players and advocate for their removal</w:t>
+            </w:r>
+          </w:p>
+        </w:tc>
+        <w:tc>
+          <w:tcPr>
+            <w:tcW w:w="900" w:type="dxa"/>
+            <w:tcBorders>
+              <w:top w:val="single" w:sz="4" w:space="0" w:color="B7C4BB"/>
+              <w:left w:val="single" w:sz="4" w:space="0" w:color="B7C4BB"/>
+              <w:bottom w:val="single" w:sz="4" w:space="0" w:color="B7C4BB"/>
+              <w:right w:val="single" w:sz="4" w:space="0" w:color="B7C4BB"/>
+            </w:tcBorders>
+          </w:tcPr>
+          <w:p>
+            <w:pPr>
+              <w:pStyle w:val="Normal"/>
+              <w:spacing w:lineRule="exact" w:line="252" w:before="0" w:after="0"/>
+              <w:rPr/>
+            </w:pPr>
+            <w:r>
+              <w:rPr>
+                <w:sz w:val="18"/>
+                <w:szCs w:val="18"/>
+              </w:rPr>
+              <w:t>5</w:t>
+            </w:r>
+          </w:p>
+        </w:tc>
+        <w:tc>
+          <w:tcPr>
+            <w:tcW w:w="3125" w:type="dxa"/>
+            <w:tcBorders>
+              <w:top w:val="single" w:sz="4" w:space="0" w:color="B7C4BB"/>
+              <w:left w:val="single" w:sz="4" w:space="0" w:color="B7C4BB"/>
+              <w:bottom w:val="single" w:sz="4" w:space="0" w:color="B7C4BB"/>
+              <w:right w:val="single" w:sz="4" w:space="0" w:color="B7C4BB"/>
+            </w:tcBorders>
+          </w:tcPr>
+          <w:p>
+            <w:pPr>
+              <w:pStyle w:val="Normal"/>
+              <w:spacing w:lineRule="exact" w:line="252" w:before="0" w:after="0"/>
+              <w:rPr/>
+            </w:pPr>
+            <w:r>
+              <w:rPr>
+                <w:sz w:val="18"/>
+                <w:szCs w:val="18"/>
+              </w:rPr>
+              <w:t>Payment terms and procurement practices of anchor buyers (Section 7.2); local procurement and reservation rules (Section 7.1)</w:t>
+            </w:r>
+          </w:p>
+        </w:tc>
+      </w:tr>
+      <w:tr>
+        <w:trPr>
+          <w:cantSplit w:val="true"/>
+        </w:trPr>
+        <w:tc>
+          <w:tcPr>
+            <w:tcW w:w="1500" w:type="dxa"/>
+            <w:tcBorders>
+              <w:top w:val="single" w:sz="4" w:space="0" w:color="B7C4BB"/>
+              <w:left w:val="single" w:sz="4" w:space="0" w:color="B7C4BB"/>
+              <w:bottom w:val="single" w:sz="4" w:space="0" w:color="B7C4BB"/>
+              <w:right w:val="single" w:sz="4" w:space="0" w:color="B7C4BB"/>
+            </w:tcBorders>
+          </w:tcPr>
+          <w:p>
+            <w:pPr>
+              <w:pStyle w:val="Normal"/>
+              <w:spacing w:lineRule="exact" w:line="252" w:before="0" w:after="0"/>
+              <w:rPr/>
+            </w:pPr>
+            <w:r>
+              <w:rPr>
+                <w:sz w:val="18"/>
+                <w:szCs w:val="18"/>
+              </w:rPr>
+              <w:t>Mentoring and coaching</w:t>
+            </w:r>
+          </w:p>
+        </w:tc>
+        <w:tc>
+          <w:tcPr>
+            <w:tcW w:w="3500" w:type="dxa"/>
+            <w:tcBorders>
+              <w:top w:val="single" w:sz="4" w:space="0" w:color="B7C4BB"/>
+              <w:left w:val="single" w:sz="4" w:space="0" w:color="B7C4BB"/>
+              <w:bottom w:val="single" w:sz="4" w:space="0" w:color="B7C4BB"/>
+              <w:right w:val="single" w:sz="4" w:space="0" w:color="B7C4BB"/>
+            </w:tcBorders>
+          </w:tcPr>
+          <w:p>
+            <w:pPr>
+              <w:pStyle w:val="Normal"/>
+              <w:spacing w:lineRule="exact" w:line="252" w:before="0" w:after="0"/>
+              <w:rPr/>
+            </w:pPr>
+            <w:r>
+              <w:rPr>
+                <w:sz w:val="18"/>
+                <w:szCs w:val="18"/>
+              </w:rPr>
+              <w:t>Coaching to enter into and maintain regional and international strategic partnerships</w:t>
+            </w:r>
+          </w:p>
+        </w:tc>
+        <w:tc>
+          <w:tcPr>
+            <w:tcW w:w="900" w:type="dxa"/>
+            <w:tcBorders>
+              <w:top w:val="single" w:sz="4" w:space="0" w:color="B7C4BB"/>
+              <w:left w:val="single" w:sz="4" w:space="0" w:color="B7C4BB"/>
+              <w:bottom w:val="single" w:sz="4" w:space="0" w:color="B7C4BB"/>
+              <w:right w:val="single" w:sz="4" w:space="0" w:color="B7C4BB"/>
+            </w:tcBorders>
+          </w:tcPr>
+          <w:p>
+            <w:pPr>
+              <w:pStyle w:val="Normal"/>
+              <w:spacing w:lineRule="exact" w:line="252" w:before="0" w:after="0"/>
+              <w:rPr/>
+            </w:pPr>
+            <w:r>
+              <w:rPr>
+                <w:sz w:val="18"/>
+                <w:szCs w:val="18"/>
+              </w:rPr>
+              <w:t>1</w:t>
+            </w:r>
+          </w:p>
+        </w:tc>
+        <w:tc>
+          <w:tcPr>
+            <w:tcW w:w="3125" w:type="dxa"/>
+            <w:tcBorders>
+              <w:top w:val="single" w:sz="4" w:space="0" w:color="B7C4BB"/>
+              <w:left w:val="single" w:sz="4" w:space="0" w:color="B7C4BB"/>
+              <w:bottom w:val="single" w:sz="4" w:space="0" w:color="B7C4BB"/>
+              <w:right w:val="single" w:sz="4" w:space="0" w:color="B7C4BB"/>
+            </w:tcBorders>
+          </w:tcPr>
+          <w:p>
+            <w:pPr>
+              <w:pStyle w:val="Normal"/>
+              <w:spacing w:lineRule="exact" w:line="252" w:before="0" w:after="0"/>
+              <w:rPr/>
+            </w:pPr>
+            <w:r>
+              <w:rPr>
+                <w:sz w:val="18"/>
+                <w:szCs w:val="18"/>
+              </w:rPr>
+              <w:t>Long-term supply agreements and joint ventures with anchor operators and DMCs, including across borders</w:t>
+            </w:r>
+          </w:p>
+        </w:tc>
+      </w:tr>
+      <w:tr>
+        <w:trPr>
+          <w:cantSplit w:val="true"/>
+        </w:trPr>
+        <w:tc>
+          <w:tcPr>
+            <w:tcW w:w="1500" w:type="dxa"/>
+            <w:tcBorders>
+              <w:top w:val="single" w:sz="4" w:space="0" w:color="B7C4BB"/>
+              <w:left w:val="single" w:sz="4" w:space="0" w:color="B7C4BB"/>
+              <w:bottom w:val="single" w:sz="4" w:space="0" w:color="B7C4BB"/>
+              <w:right w:val="single" w:sz="4" w:space="0" w:color="B7C4BB"/>
+            </w:tcBorders>
+          </w:tcPr>
+          <w:p>
+            <w:pPr>
+              <w:pStyle w:val="Normal"/>
+              <w:spacing w:lineRule="exact" w:line="252" w:before="0" w:after="0"/>
+              <w:rPr/>
+            </w:pPr>
+            <w:r>
+              <w:rPr>
+                <w:sz w:val="18"/>
+                <w:szCs w:val="18"/>
+              </w:rPr>
+              <w:t>Mentoring and coaching</w:t>
+            </w:r>
+          </w:p>
+        </w:tc>
+        <w:tc>
+          <w:tcPr>
+            <w:tcW w:w="3500" w:type="dxa"/>
+            <w:tcBorders>
+              <w:top w:val="single" w:sz="4" w:space="0" w:color="B7C4BB"/>
+              <w:left w:val="single" w:sz="4" w:space="0" w:color="B7C4BB"/>
+              <w:bottom w:val="single" w:sz="4" w:space="0" w:color="B7C4BB"/>
+              <w:right w:val="single" w:sz="4" w:space="0" w:color="B7C4BB"/>
+            </w:tcBorders>
+          </w:tcPr>
+          <w:p>
+            <w:pPr>
+              <w:pStyle w:val="Normal"/>
+              <w:spacing w:lineRule="exact" w:line="252" w:before="0" w:after="0"/>
+              <w:rPr/>
+            </w:pPr>
+            <w:r>
+              <w:rPr>
+                <w:sz w:val="18"/>
+                <w:szCs w:val="18"/>
+              </w:rPr>
+              <w:t>Mentoring on how to compete effectively locally, regionally and internationally</w:t>
+            </w:r>
+          </w:p>
+        </w:tc>
+        <w:tc>
+          <w:tcPr>
+            <w:tcW w:w="900" w:type="dxa"/>
+            <w:tcBorders>
+              <w:top w:val="single" w:sz="4" w:space="0" w:color="B7C4BB"/>
+              <w:left w:val="single" w:sz="4" w:space="0" w:color="B7C4BB"/>
+              <w:bottom w:val="single" w:sz="4" w:space="0" w:color="B7C4BB"/>
+              <w:right w:val="single" w:sz="4" w:space="0" w:color="B7C4BB"/>
+            </w:tcBorders>
+          </w:tcPr>
+          <w:p>
+            <w:pPr>
+              <w:pStyle w:val="Normal"/>
+              <w:spacing w:lineRule="exact" w:line="252" w:before="0" w:after="0"/>
+              <w:rPr/>
+            </w:pPr>
+            <w:r>
+              <w:rPr>
+                <w:sz w:val="18"/>
+                <w:szCs w:val="18"/>
+              </w:rPr>
+              <w:t>2</w:t>
+            </w:r>
+          </w:p>
+        </w:tc>
+        <w:tc>
+          <w:tcPr>
+            <w:tcW w:w="3125" w:type="dxa"/>
+            <w:tcBorders>
+              <w:top w:val="single" w:sz="4" w:space="0" w:color="B7C4BB"/>
+              <w:left w:val="single" w:sz="4" w:space="0" w:color="B7C4BB"/>
+              <w:bottom w:val="single" w:sz="4" w:space="0" w:color="B7C4BB"/>
+              <w:right w:val="single" w:sz="4" w:space="0" w:color="B7C4BB"/>
+            </w:tcBorders>
+          </w:tcPr>
+          <w:p>
+            <w:pPr>
+              <w:pStyle w:val="Normal"/>
+              <w:spacing w:lineRule="exact" w:line="252" w:before="0" w:after="0"/>
+              <w:rPr/>
+            </w:pPr>
+            <w:r>
+              <w:rPr>
+                <w:sz w:val="18"/>
+                <w:szCs w:val="18"/>
+              </w:rPr>
+              <w:t>Lodge-linked goods competing with imports; crafts competing with generic curios</w:t>
+            </w:r>
+          </w:p>
+        </w:tc>
+      </w:tr>
+      <w:tr>
+        <w:trPr>
+          <w:cantSplit w:val="true"/>
+        </w:trPr>
+        <w:tc>
+          <w:tcPr>
+            <w:tcW w:w="1500" w:type="dxa"/>
+            <w:tcBorders>
+              <w:top w:val="single" w:sz="4" w:space="0" w:color="B7C4BB"/>
+              <w:left w:val="single" w:sz="4" w:space="0" w:color="B7C4BB"/>
+              <w:bottom w:val="single" w:sz="4" w:space="0" w:color="B7C4BB"/>
+              <w:right w:val="single" w:sz="4" w:space="0" w:color="B7C4BB"/>
+            </w:tcBorders>
+          </w:tcPr>
+          <w:p>
+            <w:pPr>
+              <w:pStyle w:val="Normal"/>
+              <w:spacing w:lineRule="exact" w:line="252" w:before="0" w:after="0"/>
+              <w:rPr/>
+            </w:pPr>
+            <w:r>
+              <w:rPr>
+                <w:sz w:val="18"/>
+                <w:szCs w:val="18"/>
+              </w:rPr>
+              <w:t>Mentoring and coaching</w:t>
+            </w:r>
+          </w:p>
+        </w:tc>
+        <w:tc>
+          <w:tcPr>
+            <w:tcW w:w="3500" w:type="dxa"/>
+            <w:tcBorders>
+              <w:top w:val="single" w:sz="4" w:space="0" w:color="B7C4BB"/>
+              <w:left w:val="single" w:sz="4" w:space="0" w:color="B7C4BB"/>
+              <w:bottom w:val="single" w:sz="4" w:space="0" w:color="B7C4BB"/>
+              <w:right w:val="single" w:sz="4" w:space="0" w:color="B7C4BB"/>
+            </w:tcBorders>
+          </w:tcPr>
+          <w:p>
+            <w:pPr>
+              <w:pStyle w:val="Normal"/>
+              <w:spacing w:lineRule="exact" w:line="252" w:before="0" w:after="0"/>
+              <w:rPr/>
+            </w:pPr>
+            <w:r>
+              <w:rPr>
+                <w:sz w:val="18"/>
+                <w:szCs w:val="18"/>
+              </w:rPr>
+              <w:t>Coaching on quality-assurance schemes, for example ISO certification</w:t>
+            </w:r>
+          </w:p>
+        </w:tc>
+        <w:tc>
+          <w:tcPr>
+            <w:tcW w:w="900" w:type="dxa"/>
+            <w:tcBorders>
+              <w:top w:val="single" w:sz="4" w:space="0" w:color="B7C4BB"/>
+              <w:left w:val="single" w:sz="4" w:space="0" w:color="B7C4BB"/>
+              <w:bottom w:val="single" w:sz="4" w:space="0" w:color="B7C4BB"/>
+              <w:right w:val="single" w:sz="4" w:space="0" w:color="B7C4BB"/>
+            </w:tcBorders>
+          </w:tcPr>
+          <w:p>
+            <w:pPr>
+              <w:pStyle w:val="Normal"/>
+              <w:spacing w:lineRule="exact" w:line="252" w:before="0" w:after="0"/>
+              <w:rPr/>
+            </w:pPr>
+            <w:r>
+              <w:rPr>
+                <w:sz w:val="18"/>
+                <w:szCs w:val="18"/>
+              </w:rPr>
+              <w:t>3</w:t>
+            </w:r>
+          </w:p>
+        </w:tc>
+        <w:tc>
+          <w:tcPr>
+            <w:tcW w:w="3125" w:type="dxa"/>
+            <w:tcBorders>
+              <w:top w:val="single" w:sz="4" w:space="0" w:color="B7C4BB"/>
+              <w:left w:val="single" w:sz="4" w:space="0" w:color="B7C4BB"/>
+              <w:bottom w:val="single" w:sz="4" w:space="0" w:color="B7C4BB"/>
+              <w:right w:val="single" w:sz="4" w:space="0" w:color="B7C4BB"/>
+            </w:tcBorders>
+          </w:tcPr>
+          <w:p>
+            <w:pPr>
+              <w:pStyle w:val="Normal"/>
+              <w:spacing w:lineRule="exact" w:line="252" w:before="0" w:after="0"/>
+              <w:rPr/>
+            </w:pPr>
+            <w:r>
+              <w:rPr>
+                <w:sz w:val="18"/>
+                <w:szCs w:val="18"/>
+              </w:rPr>
+              <w:t>Food safety and product certification; tourism grading; certification of nature-positive products</w:t>
+            </w:r>
+          </w:p>
+        </w:tc>
+      </w:tr>
+      <w:tr>
+        <w:trPr>
+          <w:cantSplit w:val="true"/>
+        </w:trPr>
+        <w:tc>
+          <w:tcPr>
+            <w:tcW w:w="1500" w:type="dxa"/>
+            <w:tcBorders>
+              <w:top w:val="single" w:sz="4" w:space="0" w:color="B7C4BB"/>
+              <w:left w:val="single" w:sz="4" w:space="0" w:color="B7C4BB"/>
+              <w:bottom w:val="single" w:sz="4" w:space="0" w:color="B7C4BB"/>
+              <w:right w:val="single" w:sz="4" w:space="0" w:color="B7C4BB"/>
+            </w:tcBorders>
+          </w:tcPr>
+          <w:p>
+            <w:pPr>
+              <w:pStyle w:val="Normal"/>
+              <w:spacing w:lineRule="exact" w:line="252" w:before="0" w:after="0"/>
+              <w:rPr/>
+            </w:pPr>
+            <w:r>
+              <w:rPr>
+                <w:sz w:val="18"/>
+                <w:szCs w:val="18"/>
+              </w:rPr>
+              <w:t>On-the-job training</w:t>
+            </w:r>
+          </w:p>
+        </w:tc>
+        <w:tc>
+          <w:tcPr>
+            <w:tcW w:w="3500" w:type="dxa"/>
+            <w:tcBorders>
+              <w:top w:val="single" w:sz="4" w:space="0" w:color="B7C4BB"/>
+              <w:left w:val="single" w:sz="4" w:space="0" w:color="B7C4BB"/>
+              <w:bottom w:val="single" w:sz="4" w:space="0" w:color="B7C4BB"/>
+              <w:right w:val="single" w:sz="4" w:space="0" w:color="B7C4BB"/>
+            </w:tcBorders>
+          </w:tcPr>
+          <w:p>
+            <w:pPr>
+              <w:pStyle w:val="Normal"/>
+              <w:spacing w:lineRule="exact" w:line="252" w:before="0" w:after="0"/>
+              <w:rPr/>
+            </w:pPr>
+            <w:r>
+              <w:rPr>
+                <w:sz w:val="18"/>
+                <w:szCs w:val="18"/>
+              </w:rPr>
+              <w:t>Train SMMEs through on-the-job training and in how to keep training their staff in productivity and quality improvement</w:t>
+            </w:r>
+          </w:p>
+        </w:tc>
+        <w:tc>
+          <w:tcPr>
+            <w:tcW w:w="900" w:type="dxa"/>
+            <w:tcBorders>
+              <w:top w:val="single" w:sz="4" w:space="0" w:color="B7C4BB"/>
+              <w:left w:val="single" w:sz="4" w:space="0" w:color="B7C4BB"/>
+              <w:bottom w:val="single" w:sz="4" w:space="0" w:color="B7C4BB"/>
+              <w:right w:val="single" w:sz="4" w:space="0" w:color="B7C4BB"/>
+            </w:tcBorders>
+          </w:tcPr>
+          <w:p>
+            <w:pPr>
+              <w:pStyle w:val="Normal"/>
+              <w:spacing w:lineRule="exact" w:line="252" w:before="0" w:after="0"/>
+              <w:rPr/>
+            </w:pPr>
+            <w:r>
+              <w:rPr>
+                <w:sz w:val="18"/>
+                <w:szCs w:val="18"/>
+              </w:rPr>
+              <w:t>1</w:t>
+            </w:r>
+          </w:p>
+        </w:tc>
+        <w:tc>
+          <w:tcPr>
+            <w:tcW w:w="3125" w:type="dxa"/>
+            <w:tcBorders>
+              <w:top w:val="single" w:sz="4" w:space="0" w:color="B7C4BB"/>
+              <w:left w:val="single" w:sz="4" w:space="0" w:color="B7C4BB"/>
+              <w:bottom w:val="single" w:sz="4" w:space="0" w:color="B7C4BB"/>
+              <w:right w:val="single" w:sz="4" w:space="0" w:color="B7C4BB"/>
+            </w:tcBorders>
+          </w:tcPr>
+          <w:p>
+            <w:pPr>
+              <w:pStyle w:val="Normal"/>
+              <w:spacing w:lineRule="exact" w:line="252" w:before="0" w:after="0"/>
+              <w:rPr/>
+            </w:pPr>
+            <w:r>
+              <w:rPr>
+                <w:sz w:val="18"/>
+                <w:szCs w:val="18"/>
+              </w:rPr>
+              <w:t>Service quality in guiding and hospitality; consistent finishing in lodge-linked goods; reliable delivery in food supply</w:t>
+            </w:r>
+          </w:p>
+        </w:tc>
+      </w:tr>
+      <w:tr>
+        <w:trPr>
+          <w:cantSplit w:val="true"/>
+        </w:trPr>
+        <w:tc>
+          <w:tcPr>
+            <w:tcW w:w="1500" w:type="dxa"/>
+            <w:tcBorders>
+              <w:top w:val="single" w:sz="4" w:space="0" w:color="B7C4BB"/>
+              <w:left w:val="single" w:sz="4" w:space="0" w:color="B7C4BB"/>
+              <w:bottom w:val="single" w:sz="4" w:space="0" w:color="B7C4BB"/>
+              <w:right w:val="single" w:sz="4" w:space="0" w:color="B7C4BB"/>
+            </w:tcBorders>
+          </w:tcPr>
+          <w:p>
+            <w:pPr>
+              <w:pStyle w:val="Normal"/>
+              <w:spacing w:lineRule="exact" w:line="252" w:before="0" w:after="0"/>
+              <w:rPr/>
+            </w:pPr>
+            <w:r>
+              <w:rPr>
+                <w:sz w:val="18"/>
+                <w:szCs w:val="18"/>
+              </w:rPr>
+              <w:t>On-the-job training</w:t>
+            </w:r>
+          </w:p>
+        </w:tc>
+        <w:tc>
+          <w:tcPr>
+            <w:tcW w:w="3500" w:type="dxa"/>
+            <w:tcBorders>
+              <w:top w:val="single" w:sz="4" w:space="0" w:color="B7C4BB"/>
+              <w:left w:val="single" w:sz="4" w:space="0" w:color="B7C4BB"/>
+              <w:bottom w:val="single" w:sz="4" w:space="0" w:color="B7C4BB"/>
+              <w:right w:val="single" w:sz="4" w:space="0" w:color="B7C4BB"/>
+            </w:tcBorders>
+          </w:tcPr>
+          <w:p>
+            <w:pPr>
+              <w:pStyle w:val="Normal"/>
+              <w:spacing w:lineRule="exact" w:line="252" w:before="0" w:after="0"/>
+              <w:rPr/>
+            </w:pPr>
+            <w:r>
+              <w:rPr>
+                <w:sz w:val="18"/>
+                <w:szCs w:val="18"/>
+              </w:rPr>
+              <w:t>Budgeting and cost analysis; effective operations and manufacturing; how to access development finance (in Botswana, CEDA) and how to manage it</w:t>
+            </w:r>
+          </w:p>
+        </w:tc>
+        <w:tc>
+          <w:tcPr>
+            <w:tcW w:w="900" w:type="dxa"/>
+            <w:tcBorders>
+              <w:top w:val="single" w:sz="4" w:space="0" w:color="B7C4BB"/>
+              <w:left w:val="single" w:sz="4" w:space="0" w:color="B7C4BB"/>
+              <w:bottom w:val="single" w:sz="4" w:space="0" w:color="B7C4BB"/>
+              <w:right w:val="single" w:sz="4" w:space="0" w:color="B7C4BB"/>
+            </w:tcBorders>
+          </w:tcPr>
+          <w:p>
+            <w:pPr>
+              <w:pStyle w:val="Normal"/>
+              <w:spacing w:lineRule="exact" w:line="252" w:before="0" w:after="0"/>
+              <w:rPr/>
+            </w:pPr>
+            <w:r>
+              <w:rPr>
+                <w:sz w:val="18"/>
+                <w:szCs w:val="18"/>
+              </w:rPr>
+              <w:t>2</w:t>
+            </w:r>
+          </w:p>
+        </w:tc>
+        <w:tc>
+          <w:tcPr>
+            <w:tcW w:w="3125" w:type="dxa"/>
+            <w:tcBorders>
+              <w:top w:val="single" w:sz="4" w:space="0" w:color="B7C4BB"/>
+              <w:left w:val="single" w:sz="4" w:space="0" w:color="B7C4BB"/>
+              <w:bottom w:val="single" w:sz="4" w:space="0" w:color="B7C4BB"/>
+              <w:right w:val="single" w:sz="4" w:space="0" w:color="B7C4BB"/>
+            </w:tcBorders>
+          </w:tcPr>
+          <w:p>
+            <w:pPr>
+              <w:pStyle w:val="Normal"/>
+              <w:spacing w:lineRule="exact" w:line="252" w:before="0" w:after="0"/>
+              <w:rPr/>
+            </w:pPr>
+            <w:r>
+              <w:rPr>
+                <w:sz w:val="18"/>
+                <w:szCs w:val="18"/>
+              </w:rPr>
+              <w:t>Costing against imports; seasonal cash-flow planning; use of concessional citizen finance (CEDA, YDF, CEEC, SMEDCO)</w:t>
+            </w:r>
+          </w:p>
+        </w:tc>
+      </w:tr>
+      <w:tr>
+        <w:trPr>
+          <w:cantSplit w:val="true"/>
+        </w:trPr>
+        <w:tc>
+          <w:tcPr>
+            <w:tcW w:w="1500" w:type="dxa"/>
+            <w:tcBorders>
+              <w:top w:val="single" w:sz="4" w:space="0" w:color="B7C4BB"/>
+              <w:left w:val="single" w:sz="4" w:space="0" w:color="B7C4BB"/>
+              <w:bottom w:val="single" w:sz="4" w:space="0" w:color="B7C4BB"/>
+              <w:right w:val="single" w:sz="4" w:space="0" w:color="B7C4BB"/>
+            </w:tcBorders>
+          </w:tcPr>
+          <w:p>
+            <w:pPr>
+              <w:pStyle w:val="Normal"/>
+              <w:spacing w:lineRule="exact" w:line="252" w:before="0" w:after="0"/>
+              <w:rPr/>
+            </w:pPr>
+            <w:r>
+              <w:rPr>
+                <w:sz w:val="18"/>
+                <w:szCs w:val="18"/>
+              </w:rPr>
+              <w:t>Workshops and seminars</w:t>
+            </w:r>
+          </w:p>
+        </w:tc>
+        <w:tc>
+          <w:tcPr>
+            <w:tcW w:w="3500" w:type="dxa"/>
+            <w:tcBorders>
+              <w:top w:val="single" w:sz="4" w:space="0" w:color="B7C4BB"/>
+              <w:left w:val="single" w:sz="4" w:space="0" w:color="B7C4BB"/>
+              <w:bottom w:val="single" w:sz="4" w:space="0" w:color="B7C4BB"/>
+              <w:right w:val="single" w:sz="4" w:space="0" w:color="B7C4BB"/>
+            </w:tcBorders>
+          </w:tcPr>
+          <w:p>
+            <w:pPr>
+              <w:pStyle w:val="Normal"/>
+              <w:spacing w:lineRule="exact" w:line="252" w:before="0" w:after="0"/>
+              <w:rPr/>
+            </w:pPr>
+            <w:r>
+              <w:rPr>
+                <w:sz w:val="18"/>
+                <w:szCs w:val="18"/>
+              </w:rPr>
+              <w:t>Competitiveness, for example export packaging, export marketing and branding</w:t>
+            </w:r>
+          </w:p>
+        </w:tc>
+        <w:tc>
+          <w:tcPr>
+            <w:tcW w:w="900" w:type="dxa"/>
+            <w:tcBorders>
+              <w:top w:val="single" w:sz="4" w:space="0" w:color="B7C4BB"/>
+              <w:left w:val="single" w:sz="4" w:space="0" w:color="B7C4BB"/>
+              <w:bottom w:val="single" w:sz="4" w:space="0" w:color="B7C4BB"/>
+              <w:right w:val="single" w:sz="4" w:space="0" w:color="B7C4BB"/>
+            </w:tcBorders>
+          </w:tcPr>
+          <w:p>
+            <w:pPr>
+              <w:pStyle w:val="Normal"/>
+              <w:spacing w:lineRule="exact" w:line="252" w:before="0" w:after="0"/>
+              <w:rPr/>
+            </w:pPr>
+            <w:r>
+              <w:rPr>
+                <w:sz w:val="18"/>
+                <w:szCs w:val="18"/>
+              </w:rPr>
+              <w:t>1</w:t>
+            </w:r>
+          </w:p>
+        </w:tc>
+        <w:tc>
+          <w:tcPr>
+            <w:tcW w:w="3125" w:type="dxa"/>
+            <w:tcBorders>
+              <w:top w:val="single" w:sz="4" w:space="0" w:color="B7C4BB"/>
+              <w:left w:val="single" w:sz="4" w:space="0" w:color="B7C4BB"/>
+              <w:bottom w:val="single" w:sz="4" w:space="0" w:color="B7C4BB"/>
+              <w:right w:val="single" w:sz="4" w:space="0" w:color="B7C4BB"/>
+            </w:tcBorders>
+          </w:tcPr>
+          <w:p>
+            <w:pPr>
+              <w:pStyle w:val="Normal"/>
+              <w:spacing w:lineRule="exact" w:line="252" w:before="0" w:after="0"/>
+              <w:rPr/>
+            </w:pPr>
+            <w:r>
+              <w:rPr>
+                <w:sz w:val="18"/>
+                <w:szCs w:val="18"/>
+              </w:rPr>
+              <w:t>Crafts and nature-positive products; product storytelling linked to the destination</w:t>
+            </w:r>
+          </w:p>
+        </w:tc>
+      </w:tr>
+      <w:tr>
+        <w:trPr>
+          <w:cantSplit w:val="true"/>
+        </w:trPr>
+        <w:tc>
+          <w:tcPr>
+            <w:tcW w:w="1500" w:type="dxa"/>
+            <w:tcBorders>
+              <w:top w:val="single" w:sz="4" w:space="0" w:color="B7C4BB"/>
+              <w:left w:val="single" w:sz="4" w:space="0" w:color="B7C4BB"/>
+              <w:bottom w:val="single" w:sz="4" w:space="0" w:color="B7C4BB"/>
+              <w:right w:val="single" w:sz="4" w:space="0" w:color="B7C4BB"/>
+            </w:tcBorders>
+          </w:tcPr>
+          <w:p>
+            <w:pPr>
+              <w:pStyle w:val="Normal"/>
+              <w:spacing w:lineRule="exact" w:line="252" w:before="0" w:after="0"/>
+              <w:rPr/>
+            </w:pPr>
+            <w:r>
+              <w:rPr>
+                <w:sz w:val="18"/>
+                <w:szCs w:val="18"/>
+              </w:rPr>
+              <w:t>Workshops and seminars</w:t>
+            </w:r>
+          </w:p>
+        </w:tc>
+        <w:tc>
+          <w:tcPr>
+            <w:tcW w:w="3500" w:type="dxa"/>
+            <w:tcBorders>
+              <w:top w:val="single" w:sz="4" w:space="0" w:color="B7C4BB"/>
+              <w:left w:val="single" w:sz="4" w:space="0" w:color="B7C4BB"/>
+              <w:bottom w:val="single" w:sz="4" w:space="0" w:color="B7C4BB"/>
+              <w:right w:val="single" w:sz="4" w:space="0" w:color="B7C4BB"/>
+            </w:tcBorders>
+          </w:tcPr>
+          <w:p>
+            <w:pPr>
+              <w:pStyle w:val="Normal"/>
+              <w:spacing w:lineRule="exact" w:line="252" w:before="0" w:after="0"/>
+              <w:rPr/>
+            </w:pPr>
+            <w:r>
+              <w:rPr>
+                <w:sz w:val="18"/>
+                <w:szCs w:val="18"/>
+              </w:rPr>
+              <w:t>Export quality and supply chain management; project proposal development to support credit applications; effective negotiating; business stewardship, including the use of business credit, advocacy and lobbying</w:t>
+            </w:r>
+          </w:p>
+        </w:tc>
+        <w:tc>
+          <w:tcPr>
+            <w:tcW w:w="900" w:type="dxa"/>
+            <w:tcBorders>
+              <w:top w:val="single" w:sz="4" w:space="0" w:color="B7C4BB"/>
+              <w:left w:val="single" w:sz="4" w:space="0" w:color="B7C4BB"/>
+              <w:bottom w:val="single" w:sz="4" w:space="0" w:color="B7C4BB"/>
+              <w:right w:val="single" w:sz="4" w:space="0" w:color="B7C4BB"/>
+            </w:tcBorders>
+          </w:tcPr>
+          <w:p>
+            <w:pPr>
+              <w:pStyle w:val="Normal"/>
+              <w:spacing w:lineRule="exact" w:line="252" w:before="0" w:after="0"/>
+              <w:rPr/>
+            </w:pPr>
+            <w:r>
+              <w:rPr>
+                <w:sz w:val="18"/>
+                <w:szCs w:val="18"/>
+              </w:rPr>
+              <w:t>2</w:t>
+            </w:r>
+          </w:p>
+        </w:tc>
+        <w:tc>
+          <w:tcPr>
+            <w:tcW w:w="3125" w:type="dxa"/>
+            <w:tcBorders>
+              <w:top w:val="single" w:sz="4" w:space="0" w:color="B7C4BB"/>
+              <w:left w:val="single" w:sz="4" w:space="0" w:color="B7C4BB"/>
+              <w:bottom w:val="single" w:sz="4" w:space="0" w:color="B7C4BB"/>
+              <w:right w:val="single" w:sz="4" w:space="0" w:color="B7C4BB"/>
+            </w:tcBorders>
+          </w:tcPr>
+          <w:p>
+            <w:pPr>
+              <w:pStyle w:val="Normal"/>
+              <w:spacing w:lineRule="exact" w:line="252" w:before="0" w:after="0"/>
+              <w:rPr/>
+            </w:pPr>
+            <w:r>
+              <w:rPr>
+                <w:sz w:val="18"/>
+                <w:szCs w:val="18"/>
+              </w:rPr>
+              <w:t>Tier 2 and Tier 3 investment readiness: loan applications, negotiation with buyers and lenders, credit discipline</w:t>
+            </w:r>
+          </w:p>
+        </w:tc>
+      </w:tr>
+      <w:tr>
+        <w:trPr>
+          <w:cantSplit w:val="true"/>
+        </w:trPr>
+        <w:tc>
+          <w:tcPr>
+            <w:tcW w:w="1500" w:type="dxa"/>
+            <w:tcBorders>
+              <w:top w:val="single" w:sz="4" w:space="0" w:color="B7C4BB"/>
+              <w:left w:val="single" w:sz="4" w:space="0" w:color="B7C4BB"/>
+              <w:bottom w:val="single" w:sz="4" w:space="0" w:color="B7C4BB"/>
+              <w:right w:val="single" w:sz="4" w:space="0" w:color="B7C4BB"/>
+            </w:tcBorders>
+          </w:tcPr>
+          <w:p>
+            <w:pPr>
+              <w:pStyle w:val="Normal"/>
+              <w:spacing w:lineRule="exact" w:line="252" w:before="0" w:after="0"/>
+              <w:rPr/>
+            </w:pPr>
+            <w:r>
+              <w:rPr>
+                <w:sz w:val="18"/>
+                <w:szCs w:val="18"/>
+              </w:rPr>
+              <w:t>Benchmarking and learning visits</w:t>
+            </w:r>
+          </w:p>
+        </w:tc>
+        <w:tc>
+          <w:tcPr>
+            <w:tcW w:w="3500" w:type="dxa"/>
+            <w:tcBorders>
+              <w:top w:val="single" w:sz="4" w:space="0" w:color="B7C4BB"/>
+              <w:left w:val="single" w:sz="4" w:space="0" w:color="B7C4BB"/>
+              <w:bottom w:val="single" w:sz="4" w:space="0" w:color="B7C4BB"/>
+              <w:right w:val="single" w:sz="4" w:space="0" w:color="B7C4BB"/>
+            </w:tcBorders>
+          </w:tcPr>
+          <w:p>
+            <w:pPr>
+              <w:pStyle w:val="Normal"/>
+              <w:spacing w:lineRule="exact" w:line="252" w:before="0" w:after="0"/>
+              <w:rPr/>
+            </w:pPr>
+            <w:r>
+              <w:rPr>
+                <w:sz w:val="18"/>
+                <w:szCs w:val="18"/>
+              </w:rPr>
+              <w:t>Benchmarking visits to learn regional and international best practice in SMME competitiveness and productivity</w:t>
+            </w:r>
+          </w:p>
+        </w:tc>
+        <w:tc>
+          <w:tcPr>
+            <w:tcW w:w="900" w:type="dxa"/>
+            <w:tcBorders>
+              <w:top w:val="single" w:sz="4" w:space="0" w:color="B7C4BB"/>
+              <w:left w:val="single" w:sz="4" w:space="0" w:color="B7C4BB"/>
+              <w:bottom w:val="single" w:sz="4" w:space="0" w:color="B7C4BB"/>
+              <w:right w:val="single" w:sz="4" w:space="0" w:color="B7C4BB"/>
+            </w:tcBorders>
+          </w:tcPr>
+          <w:p>
+            <w:pPr>
+              <w:pStyle w:val="Normal"/>
+              <w:spacing w:lineRule="exact" w:line="252" w:before="0" w:after="0"/>
+              <w:rPr/>
+            </w:pPr>
+            <w:r>
+              <w:rPr>
+                <w:sz w:val="18"/>
+                <w:szCs w:val="18"/>
+              </w:rPr>
+              <w:t>1</w:t>
+            </w:r>
+          </w:p>
+        </w:tc>
+        <w:tc>
+          <w:tcPr>
+            <w:tcW w:w="3125" w:type="dxa"/>
+            <w:tcBorders>
+              <w:top w:val="single" w:sz="4" w:space="0" w:color="B7C4BB"/>
+              <w:left w:val="single" w:sz="4" w:space="0" w:color="B7C4BB"/>
+              <w:bottom w:val="single" w:sz="4" w:space="0" w:color="B7C4BB"/>
+              <w:right w:val="single" w:sz="4" w:space="0" w:color="B7C4BB"/>
+            </w:tcBorders>
+          </w:tcPr>
+          <w:p>
+            <w:pPr>
+              <w:pStyle w:val="Normal"/>
+              <w:spacing w:lineRule="exact" w:line="252" w:before="0" w:after="0"/>
+              <w:rPr/>
+            </w:pPr>
+            <w:r>
+              <w:rPr>
+                <w:sz w:val="18"/>
+                <w:szCs w:val="18"/>
+              </w:rPr>
+              <w:t>Peer exchange between KAZA destinations and with established supplier and conservancy enterprise programmes</w:t>
+            </w:r>
+          </w:p>
+        </w:tc>
+      </w:tr>
+    </w:tbl>
+    <w:p>
+      <w:pPr>
+        <w:pStyle w:val="Normal"/>
+        <w:spacing w:before="0" w:after="120"/>
+        <w:rPr/>
+      </w:pPr>
+      <w:r>
+        <w:rPr/>
+      </w:r>
+    </w:p>
+    <w:p>
+      <w:pPr>
+        <w:pStyle w:val="Normal"/>
+        <w:jc w:val="both"/>
+        <w:rPr/>
+      </w:pPr>
+      <w:r>
+        <w:rPr>
+          <w:b/>
+          <w:bCs/>
+        </w:rPr>
+        <w:t>What the survey adds.</w:t>
+      </w:r>
+      <w:r>
+        <w:rPr/>
+        <w:t xml:space="preserve"> Three points stand out. First, the core needs it identified in Botswana a decade ago (supply chain and quality management, costing, credit applications and access to development finance) are the same as those identified in this assessment, which suggests that general SMME programmes have not closed them. Second, it adds needs that are less prominent in the R-NBT evidence used elsewhere in this assessment: quality assurance and standards, productivity improvement, market intelligence on trade agreements, strategic partnerships, negotiation and collective advocacy, all of which matter for MSMEs that supply anchor lodges or sell across borders. Third, it shows that MSMEs need a mix of delivery modes. The PSDP design concluded that capacity building should go beyond formal training and workshops to include mentoring, exchange visits, technical studies and reviews, coaching and on-the-job training (PSDP survey, Section 3.1). This mix is built into the tiered pathway in Section 10.1.</w:t>
+      </w:r>
+    </w:p>
+    <w:p>
+      <w:pPr>
+        <w:pStyle w:val="Normal"/>
+        <w:jc w:val="both"/>
+        <w:rPr/>
+      </w:pPr>
+      <w:r>
+        <w:rPr/>
+        <w:t>The priority gaps differ by chain. The main gaps in each priority chain are linked below to the interventions recommended in Chapter 10 and to the partners best placed to deliver them.</w:t>
+      </w:r>
+    </w:p>
+    <w:p>
+      <w:pPr>
+        <w:pStyle w:val="Normal"/>
+        <w:keepNext w:val="true"/>
+        <w:spacing w:before="160" w:after="80"/>
+        <w:rPr/>
+      </w:pPr>
+      <w:r>
+        <w:rPr>
+          <w:b/>
+          <w:bCs/>
+          <w:color w:val="1F5135"/>
+          <w:sz w:val="20"/>
+          <w:szCs w:val="20"/>
+        </w:rPr>
+        <w:t xml:space="preserve">Table 8: </w:t>
       </w:r>
       <w:r>
         <w:rPr>
@@ -12535,7 +15024,7 @@
         <w:pStyle w:val="Heading2"/>
         <w:rPr/>
       </w:pPr>
-      <w:bookmarkStart w:id="24" w:name="__RefHeading___Toc2991_3770744645"/>
+      <w:bookmarkStart w:id="24" w:name="__RefHeading___Toc3547_1779871682"/>
       <w:bookmarkEnd w:id="24"/>
       <w:r>
         <w:rPr/>
@@ -12558,7 +15047,7 @@
         <w:pStyle w:val="ListParagraph"/>
         <w:numPr>
           <w:ilvl w:val="0"/>
-          <w:numId w:val="51"/>
+          <w:numId w:val="54"/>
         </w:numPr>
         <w:rPr/>
       </w:pPr>
@@ -12579,7 +15068,7 @@
         <w:pStyle w:val="ListParagraph"/>
         <w:numPr>
           <w:ilvl w:val="0"/>
-          <w:numId w:val="52"/>
+          <w:numId w:val="55"/>
         </w:numPr>
         <w:rPr/>
       </w:pPr>
@@ -12600,7 +15089,7 @@
         <w:pStyle w:val="ListParagraph"/>
         <w:numPr>
           <w:ilvl w:val="0"/>
-          <w:numId w:val="53"/>
+          <w:numId w:val="56"/>
         </w:numPr>
         <w:rPr/>
       </w:pPr>
@@ -12621,7 +15110,7 @@
         <w:pStyle w:val="ListParagraph"/>
         <w:numPr>
           <w:ilvl w:val="0"/>
-          <w:numId w:val="54"/>
+          <w:numId w:val="57"/>
         </w:numPr>
         <w:rPr/>
       </w:pPr>
@@ -12642,7 +15131,7 @@
         <w:pStyle w:val="ListParagraph"/>
         <w:numPr>
           <w:ilvl w:val="0"/>
-          <w:numId w:val="55"/>
+          <w:numId w:val="58"/>
         </w:numPr>
         <w:rPr/>
       </w:pPr>
@@ -12663,7 +15152,7 @@
         <w:pStyle w:val="ListParagraph"/>
         <w:numPr>
           <w:ilvl w:val="0"/>
-          <w:numId w:val="56"/>
+          <w:numId w:val="59"/>
         </w:numPr>
         <w:rPr/>
       </w:pPr>
@@ -12684,7 +15173,7 @@
         <w:pStyle w:val="ListParagraph"/>
         <w:numPr>
           <w:ilvl w:val="0"/>
-          <w:numId w:val="57"/>
+          <w:numId w:val="60"/>
         </w:numPr>
         <w:rPr/>
       </w:pPr>
@@ -12697,82 +15186,7 @@
       </w:r>
       <w:r>
         <w:rPr/>
-        <w:t xml:space="preserve"> The 2025 wind-down of USAID programmes removed grant and technical-assistance funding for many community enterprise programmes (Financial Landscape Analysis).</w:t>
-      </w:r>
-    </w:p>
-    <w:p>
-      <w:pPr>
-        <w:pStyle w:val="Heading2"/>
-        <w:rPr/>
-      </w:pPr>
-      <w:bookmarkStart w:id="25" w:name="__RefHeading___Toc2993_3770744645"/>
-      <w:bookmarkEnd w:id="25"/>
-      <w:r>
-        <w:rPr/>
-        <w:t>6.3 Financial Institutions</w:t>
-      </w:r>
-    </w:p>
-    <w:p>
-      <w:pPr>
-        <w:pStyle w:val="ListParagraph"/>
-        <w:numPr>
-          <w:ilvl w:val="0"/>
-          <w:numId w:val="58"/>
-        </w:numPr>
-        <w:rPr/>
-      </w:pPr>
-      <w:r>
-        <w:rPr>
-          <w:b/>
-          <w:bCs/>
-        </w:rPr>
-        <w:t>Seasonal cash-flow lending:</w:t>
-      </w:r>
-      <w:r>
-        <w:rPr/>
-        <w:t xml:space="preserve"> structuring repayment around tourism and agricultural seasons rather than monthly amortisation.</w:t>
-      </w:r>
-    </w:p>
-    <w:p>
-      <w:pPr>
-        <w:pStyle w:val="ListParagraph"/>
-        <w:numPr>
-          <w:ilvl w:val="0"/>
-          <w:numId w:val="59"/>
-        </w:numPr>
-        <w:rPr/>
-      </w:pPr>
-      <w:r>
-        <w:rPr>
-          <w:b/>
-          <w:bCs/>
-        </w:rPr>
-        <w:t>Sector knowledge:</w:t>
-      </w:r>
-      <w:r>
-        <w:rPr/>
-        <w:t xml:space="preserve"> understanding R-NBT business models, anchor-buyer contracts, concessions and JV arrangements.</w:t>
-      </w:r>
-    </w:p>
-    <w:p>
-      <w:pPr>
-        <w:pStyle w:val="ListParagraph"/>
-        <w:numPr>
-          <w:ilvl w:val="0"/>
-          <w:numId w:val="60"/>
-        </w:numPr>
-        <w:rPr/>
-      </w:pPr>
-      <w:r>
-        <w:rPr>
-          <w:b/>
-          <w:bCs/>
-        </w:rPr>
-        <w:t>Alternative collateral and data:</w:t>
-      </w:r>
-      <w:r>
-        <w:rPr/>
-        <w:t xml:space="preserve"> using purchase orders, receivables, movable-asset registries, mobile-money data and savings-group records in credit assessment. Zambia's 4th-place ranking for getting credit in Doing Business 2020 shows that the legal tools exist there; Zimbabwe launched a collateral registry for movable assets in 2022, and Botswana's CIPA is developing a National Collateral Registry for SME credit. The gap is lenders' use of these tools for small borrowers. In Angola, which ranked 185th for getting credit, lenders have few such tools and need contractual workarounds such as payment routing through the anchor buyer.</w:t>
+        <w:t xml:space="preserve"> The 2025 wind-down of USAID programmes removed grant and technical-assistance funding for many community enterprise programmes (Financial Landscape Analysis). Public BSOs also face shrinking government budgets; the PSDP survey already found that Botswana's productivity centre and training authority needed new ways to serve SMMEs and community organisations as public funding declined (PSDP survey).</w:t>
       </w:r>
     </w:p>
     <w:p>
@@ -12789,11 +15203,11 @@
           <w:b/>
           <w:bCs/>
         </w:rPr>
-        <w:t>Small-ticket economics:</w:t>
-      </w:r>
-      <w:r>
-        <w:rPr/>
-        <w:t xml:space="preserve"> reducing the unit cost of small loans through digital origination, group or value-chain lending, and BSO pre-screening.</w:t>
+        <w:t>Weak coordination and overlapping mandates.</w:t>
+      </w:r>
+      <w:r>
+        <w:rPr/>
+        <w:t xml:space="preserve"> The PSDP design found limited communication and coordination among BDS providers, limited capacity in intermediary organisations, overlapping activities among private-sector associations, and a lack of knowledge, among SMMEs and BSOs alike, of the services each institution offers. It described Botswana's trade support network as broad, with capacity that varied greatly, mandates that often overlapped and weak coordination that led to an ineffective and inefficient use of resources (PSDP survey, Sections 3.1 and 10). The BSO profiles in Section 7.3 suggest that the same holds across KAZA.</w:t>
       </w:r>
     </w:p>
     <w:p>
@@ -12810,53 +15224,32 @@
           <w:b/>
           <w:bCs/>
         </w:rPr>
-        <w:t>Guarantee use:</w:t>
-      </w:r>
-      <w:r>
-        <w:rPr/>
-        <w:t xml:space="preserve"> many banks under-use existing credit guarantee schemes; staff need to understand when and how to use them.</w:t>
-      </w:r>
-    </w:p>
-    <w:p>
-      <w:pPr>
-        <w:pStyle w:val="ListParagraph"/>
-        <w:numPr>
-          <w:ilvl w:val="0"/>
-          <w:numId w:val="63"/>
-        </w:numPr>
-        <w:rPr/>
-      </w:pPr>
-      <w:r>
-        <w:rPr>
-          <w:b/>
-          <w:bCs/>
-        </w:rPr>
-        <w:t>Gender-smart lending:</w:t>
-      </w:r>
-      <w:r>
-        <w:rPr/>
-        <w:t xml:space="preserve"> collecting sex-disaggregated portfolio data, designing products for women-owned enterprises and training staff to reduce bias.</w:t>
-      </w:r>
-    </w:p>
-    <w:p>
-      <w:pPr>
-        <w:pStyle w:val="ListParagraph"/>
-        <w:numPr>
-          <w:ilvl w:val="0"/>
-          <w:numId w:val="64"/>
-        </w:numPr>
-        <w:rPr/>
-      </w:pPr>
-      <w:r>
-        <w:rPr>
-          <w:b/>
-          <w:bCs/>
-        </w:rPr>
-        <w:t>Regenerative screening:</w:t>
-      </w:r>
-      <w:r>
-        <w:rPr/>
-        <w:t xml:space="preserve"> applying simple environmental and social criteria consistent with a KAZA R-NBT eligibility framework.</w:t>
+        <w:t>Weak organisational systems.</w:t>
+      </w:r>
+      <w:r>
+        <w:rPr/>
+        <w:t xml:space="preserve"> Several BSOs lack strategic plans, performance management systems and ways to assess and report the impact of their services to members and funders (PSDP survey). Without these, BSOs cannot show which services move MSMEs towards finance.</w:t>
+      </w:r>
+    </w:p>
+    <w:p>
+      <w:pPr>
+        <w:pStyle w:val="Heading3"/>
+        <w:rPr/>
+      </w:pPr>
+      <w:r>
+        <w:rPr/>
+        <w:t>Institution-level needs identified in the PSDP survey</w:t>
+      </w:r>
+    </w:p>
+    <w:p>
+      <w:pPr>
+        <w:pStyle w:val="Normal"/>
+        <w:jc w:val="both"/>
+        <w:rPr/>
+      </w:pPr>
+      <w:r>
+        <w:rPr/>
+        <w:t>The PSDP survey set out prioritised capacity-building needs for ten Botswana institutions that support SMMEs, including LEA, CEDA and HATAB, which are profiled in Section 7.3. Several institutions have since been renamed or merged: BOCCIM is now Business Botswana, BEDIA was merged into the Botswana Investment and Trade Centre (BITC), and the Ministry of Trade and Industry is now the Ministry of Trade and Entrepreneurship. The needs are summarised below with their implications for R-NBT. Priorities are ranked within each institution, with 1 the highest.</w:t>
       </w:r>
     </w:p>
     <w:p>
@@ -12874,7 +15267,2401 @@
           <w:sz w:val="20"/>
           <w:szCs w:val="20"/>
         </w:rPr>
-        <w:t xml:space="preserve">Table 8: </w:t>
+        <w:t xml:space="preserve">Table 9: </w:t>
+      </w:r>
+      <w:r>
+        <w:rPr>
+          <w:i/>
+          <w:iCs/>
+          <w:sz w:val="20"/>
+          <w:szCs w:val="20"/>
+        </w:rPr>
+        <w:t>Prioritised capacity-building needs of SMME support institutions in Botswana (PSDP survey) and their implications for R-NBT</w:t>
+      </w:r>
+    </w:p>
+    <w:tbl>
+      <w:tblPr>
+        <w:tblW w:w="9026" w:type="dxa"/>
+        <w:jc w:val="left"/>
+        <w:tblInd w:w="0" w:type="dxa"/>
+        <w:tblLayout w:type="fixed"/>
+        <w:tblCellMar>
+          <w:top w:w="60" w:type="dxa"/>
+          <w:left w:w="100" w:type="dxa"/>
+          <w:bottom w:w="60" w:type="dxa"/>
+          <w:right w:w="100" w:type="dxa"/>
+        </w:tblCellMar>
+      </w:tblPr>
+      <w:tblGrid>
+        <w:gridCol w:w="1698"/>
+        <w:gridCol w:w="4300"/>
+        <w:gridCol w:w="3028"/>
+      </w:tblGrid>
+      <w:tr>
+        <w:trPr>
+          <w:tblHeader w:val="true"/>
+        </w:trPr>
+        <w:tc>
+          <w:tcPr>
+            <w:tcW w:w="1698" w:type="dxa"/>
+            <w:tcBorders>
+              <w:top w:val="single" w:sz="4" w:space="0" w:color="B7C4BB"/>
+              <w:left w:val="single" w:sz="4" w:space="0" w:color="B7C4BB"/>
+              <w:bottom w:val="single" w:sz="4" w:space="0" w:color="B7C4BB"/>
+              <w:right w:val="single" w:sz="4" w:space="0" w:color="B7C4BB"/>
+            </w:tcBorders>
+            <w:shd w:color="auto" w:fill="1F5135" w:val="clear"/>
+          </w:tcPr>
+          <w:p>
+            <w:pPr>
+              <w:pStyle w:val="Normal"/>
+              <w:spacing w:lineRule="exact" w:line="252" w:before="0" w:after="0"/>
+              <w:rPr/>
+            </w:pPr>
+            <w:r>
+              <w:rPr>
+                <w:b/>
+                <w:bCs/>
+                <w:color w:val="FFFFFF"/>
+                <w:sz w:val="18"/>
+                <w:szCs w:val="18"/>
+              </w:rPr>
+              <w:t>Institution and role</w:t>
+            </w:r>
+          </w:p>
+        </w:tc>
+        <w:tc>
+          <w:tcPr>
+            <w:tcW w:w="4300" w:type="dxa"/>
+            <w:tcBorders>
+              <w:top w:val="single" w:sz="4" w:space="0" w:color="B7C4BB"/>
+              <w:left w:val="single" w:sz="4" w:space="0" w:color="B7C4BB"/>
+              <w:bottom w:val="single" w:sz="4" w:space="0" w:color="B7C4BB"/>
+              <w:right w:val="single" w:sz="4" w:space="0" w:color="B7C4BB"/>
+            </w:tcBorders>
+            <w:shd w:color="auto" w:fill="1F5135" w:val="clear"/>
+          </w:tcPr>
+          <w:p>
+            <w:pPr>
+              <w:pStyle w:val="Normal"/>
+              <w:spacing w:lineRule="exact" w:line="252" w:before="0" w:after="0"/>
+              <w:rPr/>
+            </w:pPr>
+            <w:r>
+              <w:rPr>
+                <w:b/>
+                <w:bCs/>
+                <w:color w:val="FFFFFF"/>
+                <w:sz w:val="18"/>
+                <w:szCs w:val="18"/>
+              </w:rPr>
+              <w:t>Capacity-building needs (priority)</w:t>
+            </w:r>
+          </w:p>
+        </w:tc>
+        <w:tc>
+          <w:tcPr>
+            <w:tcW w:w="3028" w:type="dxa"/>
+            <w:tcBorders>
+              <w:top w:val="single" w:sz="4" w:space="0" w:color="B7C4BB"/>
+              <w:left w:val="single" w:sz="4" w:space="0" w:color="B7C4BB"/>
+              <w:bottom w:val="single" w:sz="4" w:space="0" w:color="B7C4BB"/>
+              <w:right w:val="single" w:sz="4" w:space="0" w:color="B7C4BB"/>
+            </w:tcBorders>
+            <w:shd w:color="auto" w:fill="1F5135" w:val="clear"/>
+          </w:tcPr>
+          <w:p>
+            <w:pPr>
+              <w:pStyle w:val="Normal"/>
+              <w:spacing w:lineRule="exact" w:line="252" w:before="0" w:after="0"/>
+              <w:rPr/>
+            </w:pPr>
+            <w:r>
+              <w:rPr>
+                <w:b/>
+                <w:bCs/>
+                <w:color w:val="FFFFFF"/>
+                <w:sz w:val="18"/>
+                <w:szCs w:val="18"/>
+              </w:rPr>
+              <w:t>Implication for KAZA R-NBT</w:t>
+            </w:r>
+          </w:p>
+        </w:tc>
+      </w:tr>
+      <w:tr>
+        <w:trPr>
+          <w:cantSplit w:val="true"/>
+        </w:trPr>
+        <w:tc>
+          <w:tcPr>
+            <w:tcW w:w="1698" w:type="dxa"/>
+            <w:tcBorders>
+              <w:top w:val="single" w:sz="4" w:space="0" w:color="B7C4BB"/>
+              <w:left w:val="single" w:sz="4" w:space="0" w:color="B7C4BB"/>
+              <w:bottom w:val="single" w:sz="4" w:space="0" w:color="B7C4BB"/>
+              <w:right w:val="single" w:sz="4" w:space="0" w:color="B7C4BB"/>
+            </w:tcBorders>
+          </w:tcPr>
+          <w:p>
+            <w:pPr>
+              <w:pStyle w:val="Normal"/>
+              <w:spacing w:lineRule="exact" w:line="252" w:before="0" w:after="0"/>
+              <w:rPr/>
+            </w:pPr>
+            <w:r>
+              <w:rPr>
+                <w:sz w:val="18"/>
+                <w:szCs w:val="18"/>
+              </w:rPr>
+              <w:t>BOCCIM (now Business Botswana): apex private-sector association</w:t>
+            </w:r>
+          </w:p>
+        </w:tc>
+        <w:tc>
+          <w:tcPr>
+            <w:tcW w:w="4300" w:type="dxa"/>
+            <w:tcBorders>
+              <w:top w:val="single" w:sz="4" w:space="0" w:color="B7C4BB"/>
+              <w:left w:val="single" w:sz="4" w:space="0" w:color="B7C4BB"/>
+              <w:bottom w:val="single" w:sz="4" w:space="0" w:color="B7C4BB"/>
+              <w:right w:val="single" w:sz="4" w:space="0" w:color="B7C4BB"/>
+            </w:tcBorders>
+          </w:tcPr>
+          <w:p>
+            <w:pPr>
+              <w:pStyle w:val="Normal"/>
+              <w:spacing w:lineRule="exact" w:line="252" w:before="0" w:after="0"/>
+              <w:rPr/>
+            </w:pPr>
+            <w:r>
+              <w:rPr>
+                <w:sz w:val="18"/>
+                <w:szCs w:val="18"/>
+              </w:rPr>
+              <w:t>Capacity to implement the Private Sector Development Strategy (1); sector desks that deal directly with sectors and strengthen priority sectors (1); capacity of the Women in Business Association under BOCCIM to represent its members effectively (1); capacity to act as the apex body for the private sector (1); coaching of staff in research and economic policy analysis on internal and international trade, project management, sector coordination and SMME development (2); a mechanism to assess and report the impact of services to members, with staff trained to use it (2); training of members to engage government and development partners on technical issues (2)</w:t>
+            </w:r>
+          </w:p>
+        </w:tc>
+        <w:tc>
+          <w:tcPr>
+            <w:tcW w:w="3028" w:type="dxa"/>
+            <w:tcBorders>
+              <w:top w:val="single" w:sz="4" w:space="0" w:color="B7C4BB"/>
+              <w:left w:val="single" w:sz="4" w:space="0" w:color="B7C4BB"/>
+              <w:bottom w:val="single" w:sz="4" w:space="0" w:color="B7C4BB"/>
+              <w:right w:val="single" w:sz="4" w:space="0" w:color="B7C4BB"/>
+            </w:tcBorders>
+          </w:tcPr>
+          <w:p>
+            <w:pPr>
+              <w:pStyle w:val="Normal"/>
+              <w:spacing w:lineRule="exact" w:line="252" w:before="0" w:after="0"/>
+              <w:rPr/>
+            </w:pPr>
+            <w:r>
+              <w:rPr>
+                <w:sz w:val="18"/>
+                <w:szCs w:val="18"/>
+              </w:rPr>
+              <w:t>A tourism or KAZA sector desk could carry MSME supplier issues into public-private dialogue. Strengthening WIBA is a direct route to women-led MSMEs. Impact reporting would support tier tracking (Section 10.1)</w:t>
+            </w:r>
+          </w:p>
+        </w:tc>
+      </w:tr>
+      <w:tr>
+        <w:trPr>
+          <w:cantSplit w:val="true"/>
+        </w:trPr>
+        <w:tc>
+          <w:tcPr>
+            <w:tcW w:w="1698" w:type="dxa"/>
+            <w:tcBorders>
+              <w:top w:val="single" w:sz="4" w:space="0" w:color="B7C4BB"/>
+              <w:left w:val="single" w:sz="4" w:space="0" w:color="B7C4BB"/>
+              <w:bottom w:val="single" w:sz="4" w:space="0" w:color="B7C4BB"/>
+              <w:right w:val="single" w:sz="4" w:space="0" w:color="B7C4BB"/>
+            </w:tcBorders>
+          </w:tcPr>
+          <w:p>
+            <w:pPr>
+              <w:pStyle w:val="Normal"/>
+              <w:spacing w:lineRule="exact" w:line="252" w:before="0" w:after="0"/>
+              <w:rPr/>
+            </w:pPr>
+            <w:r>
+              <w:rPr>
+                <w:sz w:val="18"/>
+                <w:szCs w:val="18"/>
+              </w:rPr>
+              <w:t>BEMA: exporters' and manufacturers' association</w:t>
+            </w:r>
+          </w:p>
+        </w:tc>
+        <w:tc>
+          <w:tcPr>
+            <w:tcW w:w="4300" w:type="dxa"/>
+            <w:tcBorders>
+              <w:top w:val="single" w:sz="4" w:space="0" w:color="B7C4BB"/>
+              <w:left w:val="single" w:sz="4" w:space="0" w:color="B7C4BB"/>
+              <w:bottom w:val="single" w:sz="4" w:space="0" w:color="B7C4BB"/>
+              <w:right w:val="single" w:sz="4" w:space="0" w:color="B7C4BB"/>
+            </w:tcBorders>
+          </w:tcPr>
+          <w:p>
+            <w:pPr>
+              <w:pStyle w:val="Normal"/>
+              <w:spacing w:lineRule="exact" w:line="252" w:before="0" w:after="0"/>
+              <w:rPr/>
+            </w:pPr>
+            <w:r>
+              <w:rPr>
+                <w:sz w:val="18"/>
+                <w:szCs w:val="18"/>
+              </w:rPr>
+              <w:t>Technical assistance to build a trade and export database (1); secondment of retired experts to work on specialist projects (2); lobbying and negotiation to reduce the cost of manufacturing and exporting (3); marketing of its services to exporters and manufacturers who are not members (4); an agreement with BOCCIM to transfer exporter and manufacturer members to BEMA, sharing subscription fees (5)</w:t>
+            </w:r>
+          </w:p>
+        </w:tc>
+        <w:tc>
+          <w:tcPr>
+            <w:tcW w:w="3028" w:type="dxa"/>
+            <w:tcBorders>
+              <w:top w:val="single" w:sz="4" w:space="0" w:color="B7C4BB"/>
+              <w:left w:val="single" w:sz="4" w:space="0" w:color="B7C4BB"/>
+              <w:bottom w:val="single" w:sz="4" w:space="0" w:color="B7C4BB"/>
+              <w:right w:val="single" w:sz="4" w:space="0" w:color="B7C4BB"/>
+            </w:tcBorders>
+          </w:tcPr>
+          <w:p>
+            <w:pPr>
+              <w:pStyle w:val="Normal"/>
+              <w:spacing w:lineRule="exact" w:line="252" w:before="0" w:after="0"/>
+              <w:rPr/>
+            </w:pPr>
+            <w:r>
+              <w:rPr>
+                <w:sz w:val="18"/>
+                <w:szCs w:val="18"/>
+              </w:rPr>
+              <w:t>Export and market data for lodge-linked goods, crafts and nature-positive products. Retired-expert secondments are a low-cost mentoring model</w:t>
+            </w:r>
+          </w:p>
+        </w:tc>
+      </w:tr>
+      <w:tr>
+        <w:trPr>
+          <w:cantSplit w:val="true"/>
+        </w:trPr>
+        <w:tc>
+          <w:tcPr>
+            <w:tcW w:w="1698" w:type="dxa"/>
+            <w:tcBorders>
+              <w:top w:val="single" w:sz="4" w:space="0" w:color="B7C4BB"/>
+              <w:left w:val="single" w:sz="4" w:space="0" w:color="B7C4BB"/>
+              <w:bottom w:val="single" w:sz="4" w:space="0" w:color="B7C4BB"/>
+              <w:right w:val="single" w:sz="4" w:space="0" w:color="B7C4BB"/>
+            </w:tcBorders>
+          </w:tcPr>
+          <w:p>
+            <w:pPr>
+              <w:pStyle w:val="Normal"/>
+              <w:spacing w:lineRule="exact" w:line="252" w:before="0" w:after="0"/>
+              <w:rPr/>
+            </w:pPr>
+            <w:r>
+              <w:rPr>
+                <w:sz w:val="18"/>
+                <w:szCs w:val="18"/>
+              </w:rPr>
+              <w:t>HATAB: hospitality and tourism industry association</w:t>
+            </w:r>
+          </w:p>
+        </w:tc>
+        <w:tc>
+          <w:tcPr>
+            <w:tcW w:w="4300" w:type="dxa"/>
+            <w:tcBorders>
+              <w:top w:val="single" w:sz="4" w:space="0" w:color="B7C4BB"/>
+              <w:left w:val="single" w:sz="4" w:space="0" w:color="B7C4BB"/>
+              <w:bottom w:val="single" w:sz="4" w:space="0" w:color="B7C4BB"/>
+              <w:right w:val="single" w:sz="4" w:space="0" w:color="B7C4BB"/>
+            </w:tcBorders>
+          </w:tcPr>
+          <w:p>
+            <w:pPr>
+              <w:pStyle w:val="Normal"/>
+              <w:spacing w:lineRule="exact" w:line="252" w:before="0" w:after="0"/>
+              <w:rPr/>
+            </w:pPr>
+            <w:r>
+              <w:rPr>
+                <w:sz w:val="18"/>
+                <w:szCs w:val="18"/>
+              </w:rPr>
+              <w:t>A strategic plan to deal with its human and financial constraints (1); a performance management system (2)</w:t>
+            </w:r>
+          </w:p>
+        </w:tc>
+        <w:tc>
+          <w:tcPr>
+            <w:tcW w:w="3028" w:type="dxa"/>
+            <w:tcBorders>
+              <w:top w:val="single" w:sz="4" w:space="0" w:color="B7C4BB"/>
+              <w:left w:val="single" w:sz="4" w:space="0" w:color="B7C4BB"/>
+              <w:bottom w:val="single" w:sz="4" w:space="0" w:color="B7C4BB"/>
+              <w:right w:val="single" w:sz="4" w:space="0" w:color="B7C4BB"/>
+            </w:tcBorders>
+          </w:tcPr>
+          <w:p>
+            <w:pPr>
+              <w:pStyle w:val="Normal"/>
+              <w:spacing w:lineRule="exact" w:line="252" w:before="0" w:after="0"/>
+              <w:rPr/>
+            </w:pPr>
+            <w:r>
+              <w:rPr>
+                <w:sz w:val="18"/>
+                <w:szCs w:val="18"/>
+              </w:rPr>
+              <w:t>HATAB is the association closest to anchor lodges, but its own capacity limits its ability to run supplier development; organisational strengthening should come first</w:t>
+            </w:r>
+          </w:p>
+        </w:tc>
+      </w:tr>
+      <w:tr>
+        <w:trPr>
+          <w:cantSplit w:val="true"/>
+        </w:trPr>
+        <w:tc>
+          <w:tcPr>
+            <w:tcW w:w="1698" w:type="dxa"/>
+            <w:tcBorders>
+              <w:top w:val="single" w:sz="4" w:space="0" w:color="B7C4BB"/>
+              <w:left w:val="single" w:sz="4" w:space="0" w:color="B7C4BB"/>
+              <w:bottom w:val="single" w:sz="4" w:space="0" w:color="B7C4BB"/>
+              <w:right w:val="single" w:sz="4" w:space="0" w:color="B7C4BB"/>
+            </w:tcBorders>
+          </w:tcPr>
+          <w:p>
+            <w:pPr>
+              <w:pStyle w:val="Normal"/>
+              <w:spacing w:lineRule="exact" w:line="252" w:before="0" w:after="0"/>
+              <w:rPr/>
+            </w:pPr>
+            <w:r>
+              <w:rPr>
+                <w:sz w:val="18"/>
+                <w:szCs w:val="18"/>
+              </w:rPr>
+              <w:t>Botswana Training Authority (BOTA): training regulator</w:t>
+            </w:r>
+          </w:p>
+        </w:tc>
+        <w:tc>
+          <w:tcPr>
+            <w:tcW w:w="4300" w:type="dxa"/>
+            <w:tcBorders>
+              <w:top w:val="single" w:sz="4" w:space="0" w:color="B7C4BB"/>
+              <w:left w:val="single" w:sz="4" w:space="0" w:color="B7C4BB"/>
+              <w:bottom w:val="single" w:sz="4" w:space="0" w:color="B7C4BB"/>
+              <w:right w:val="single" w:sz="4" w:space="0" w:color="B7C4BB"/>
+            </w:tcBorders>
+          </w:tcPr>
+          <w:p>
+            <w:pPr>
+              <w:pStyle w:val="Normal"/>
+              <w:spacing w:lineRule="exact" w:line="252" w:before="0" w:after="0"/>
+              <w:rPr/>
+            </w:pPr>
+            <w:r>
+              <w:rPr>
+                <w:sz w:val="18"/>
+                <w:szCs w:val="18"/>
+              </w:rPr>
+              <w:t>Technical expertise to do more for community-based organisations within its budget (1)</w:t>
+            </w:r>
+          </w:p>
+        </w:tc>
+        <w:tc>
+          <w:tcPr>
+            <w:tcW w:w="3028" w:type="dxa"/>
+            <w:tcBorders>
+              <w:top w:val="single" w:sz="4" w:space="0" w:color="B7C4BB"/>
+              <w:left w:val="single" w:sz="4" w:space="0" w:color="B7C4BB"/>
+              <w:bottom w:val="single" w:sz="4" w:space="0" w:color="B7C4BB"/>
+              <w:right w:val="single" w:sz="4" w:space="0" w:color="B7C4BB"/>
+            </w:tcBorders>
+          </w:tcPr>
+          <w:p>
+            <w:pPr>
+              <w:pStyle w:val="Normal"/>
+              <w:spacing w:lineRule="exact" w:line="252" w:before="0" w:after="0"/>
+              <w:rPr/>
+            </w:pPr>
+            <w:r>
+              <w:rPr>
+                <w:sz w:val="18"/>
+                <w:szCs w:val="18"/>
+              </w:rPr>
+              <w:t>Accredited, affordable training for community trusts and CBO enterprises</w:t>
+            </w:r>
+          </w:p>
+        </w:tc>
+      </w:tr>
+      <w:tr>
+        <w:trPr>
+          <w:cantSplit w:val="true"/>
+        </w:trPr>
+        <w:tc>
+          <w:tcPr>
+            <w:tcW w:w="1698" w:type="dxa"/>
+            <w:tcBorders>
+              <w:top w:val="single" w:sz="4" w:space="0" w:color="B7C4BB"/>
+              <w:left w:val="single" w:sz="4" w:space="0" w:color="B7C4BB"/>
+              <w:bottom w:val="single" w:sz="4" w:space="0" w:color="B7C4BB"/>
+              <w:right w:val="single" w:sz="4" w:space="0" w:color="B7C4BB"/>
+            </w:tcBorders>
+          </w:tcPr>
+          <w:p>
+            <w:pPr>
+              <w:pStyle w:val="Normal"/>
+              <w:spacing w:lineRule="exact" w:line="252" w:before="0" w:after="0"/>
+              <w:rPr/>
+            </w:pPr>
+            <w:r>
+              <w:rPr>
+                <w:sz w:val="18"/>
+                <w:szCs w:val="18"/>
+              </w:rPr>
+              <w:t>National Development Bank (NDB): development finance</w:t>
+            </w:r>
+          </w:p>
+        </w:tc>
+        <w:tc>
+          <w:tcPr>
+            <w:tcW w:w="4300" w:type="dxa"/>
+            <w:tcBorders>
+              <w:top w:val="single" w:sz="4" w:space="0" w:color="B7C4BB"/>
+              <w:left w:val="single" w:sz="4" w:space="0" w:color="B7C4BB"/>
+              <w:bottom w:val="single" w:sz="4" w:space="0" w:color="B7C4BB"/>
+              <w:right w:val="single" w:sz="4" w:space="0" w:color="B7C4BB"/>
+            </w:tcBorders>
+          </w:tcPr>
+          <w:p>
+            <w:pPr>
+              <w:pStyle w:val="Normal"/>
+              <w:spacing w:lineRule="exact" w:line="252" w:before="0" w:after="0"/>
+              <w:rPr/>
+            </w:pPr>
+            <w:r>
+              <w:rPr>
+                <w:sz w:val="18"/>
+                <w:szCs w:val="18"/>
+              </w:rPr>
+              <w:t>A memorandum of understanding with LEA and CDE to strengthen the capacity of its SMME clients (1)</w:t>
+            </w:r>
+          </w:p>
+        </w:tc>
+        <w:tc>
+          <w:tcPr>
+            <w:tcW w:w="3028" w:type="dxa"/>
+            <w:tcBorders>
+              <w:top w:val="single" w:sz="4" w:space="0" w:color="B7C4BB"/>
+              <w:left w:val="single" w:sz="4" w:space="0" w:color="B7C4BB"/>
+              <w:bottom w:val="single" w:sz="4" w:space="0" w:color="B7C4BB"/>
+              <w:right w:val="single" w:sz="4" w:space="0" w:color="B7C4BB"/>
+            </w:tcBorders>
+          </w:tcPr>
+          <w:p>
+            <w:pPr>
+              <w:pStyle w:val="Normal"/>
+              <w:spacing w:lineRule="exact" w:line="252" w:before="0" w:after="0"/>
+              <w:rPr/>
+            </w:pPr>
+            <w:r>
+              <w:rPr>
+                <w:sz w:val="18"/>
+                <w:szCs w:val="18"/>
+              </w:rPr>
+              <w:t>An early model of the BSO-financier referral agreements recommended in Section 10.5</w:t>
+            </w:r>
+          </w:p>
+        </w:tc>
+      </w:tr>
+      <w:tr>
+        <w:trPr>
+          <w:cantSplit w:val="true"/>
+        </w:trPr>
+        <w:tc>
+          <w:tcPr>
+            <w:tcW w:w="1698" w:type="dxa"/>
+            <w:tcBorders>
+              <w:top w:val="single" w:sz="4" w:space="0" w:color="B7C4BB"/>
+              <w:left w:val="single" w:sz="4" w:space="0" w:color="B7C4BB"/>
+              <w:bottom w:val="single" w:sz="4" w:space="0" w:color="B7C4BB"/>
+              <w:right w:val="single" w:sz="4" w:space="0" w:color="B7C4BB"/>
+            </w:tcBorders>
+          </w:tcPr>
+          <w:p>
+            <w:pPr>
+              <w:pStyle w:val="Normal"/>
+              <w:spacing w:lineRule="exact" w:line="252" w:before="0" w:after="0"/>
+              <w:rPr/>
+            </w:pPr>
+            <w:r>
+              <w:rPr>
+                <w:sz w:val="18"/>
+                <w:szCs w:val="18"/>
+              </w:rPr>
+              <w:t>Ministry of Trade and Industry (MTI): policy lead</w:t>
+            </w:r>
+          </w:p>
+        </w:tc>
+        <w:tc>
+          <w:tcPr>
+            <w:tcW w:w="4300" w:type="dxa"/>
+            <w:tcBorders>
+              <w:top w:val="single" w:sz="4" w:space="0" w:color="B7C4BB"/>
+              <w:left w:val="single" w:sz="4" w:space="0" w:color="B7C4BB"/>
+              <w:bottom w:val="single" w:sz="4" w:space="0" w:color="B7C4BB"/>
+              <w:right w:val="single" w:sz="4" w:space="0" w:color="B7C4BB"/>
+            </w:tcBorders>
+          </w:tcPr>
+          <w:p>
+            <w:pPr>
+              <w:pStyle w:val="Normal"/>
+              <w:spacing w:lineRule="exact" w:line="252" w:before="0" w:after="0"/>
+              <w:rPr/>
+            </w:pPr>
+            <w:r>
+              <w:rPr>
+                <w:sz w:val="18"/>
+                <w:szCs w:val="18"/>
+              </w:rPr>
+              <w:t>Technical expertise to manage the Private Sector Development Strategy (1)</w:t>
+            </w:r>
+          </w:p>
+        </w:tc>
+        <w:tc>
+          <w:tcPr>
+            <w:tcW w:w="3028" w:type="dxa"/>
+            <w:tcBorders>
+              <w:top w:val="single" w:sz="4" w:space="0" w:color="B7C4BB"/>
+              <w:left w:val="single" w:sz="4" w:space="0" w:color="B7C4BB"/>
+              <w:bottom w:val="single" w:sz="4" w:space="0" w:color="B7C4BB"/>
+              <w:right w:val="single" w:sz="4" w:space="0" w:color="B7C4BB"/>
+            </w:tcBorders>
+          </w:tcPr>
+          <w:p>
+            <w:pPr>
+              <w:pStyle w:val="Normal"/>
+              <w:spacing w:lineRule="exact" w:line="252" w:before="0" w:after="0"/>
+              <w:rPr/>
+            </w:pPr>
+            <w:r>
+              <w:rPr>
+                <w:sz w:val="18"/>
+                <w:szCs w:val="18"/>
+              </w:rPr>
+              <w:t>Policy coordination of MSME support, including tourism supplier development</w:t>
+            </w:r>
+          </w:p>
+        </w:tc>
+      </w:tr>
+      <w:tr>
+        <w:trPr>
+          <w:cantSplit w:val="true"/>
+        </w:trPr>
+        <w:tc>
+          <w:tcPr>
+            <w:tcW w:w="1698" w:type="dxa"/>
+            <w:tcBorders>
+              <w:top w:val="single" w:sz="4" w:space="0" w:color="B7C4BB"/>
+              <w:left w:val="single" w:sz="4" w:space="0" w:color="B7C4BB"/>
+              <w:bottom w:val="single" w:sz="4" w:space="0" w:color="B7C4BB"/>
+              <w:right w:val="single" w:sz="4" w:space="0" w:color="B7C4BB"/>
+            </w:tcBorders>
+          </w:tcPr>
+          <w:p>
+            <w:pPr>
+              <w:pStyle w:val="Normal"/>
+              <w:spacing w:lineRule="exact" w:line="252" w:before="0" w:after="0"/>
+              <w:rPr/>
+            </w:pPr>
+            <w:r>
+              <w:rPr>
+                <w:sz w:val="18"/>
+                <w:szCs w:val="18"/>
+              </w:rPr>
+              <w:t>Botswana Bureau of Standards (BOBS): standards and testing</w:t>
+            </w:r>
+          </w:p>
+        </w:tc>
+        <w:tc>
+          <w:tcPr>
+            <w:tcW w:w="4300" w:type="dxa"/>
+            <w:tcBorders>
+              <w:top w:val="single" w:sz="4" w:space="0" w:color="B7C4BB"/>
+              <w:left w:val="single" w:sz="4" w:space="0" w:color="B7C4BB"/>
+              <w:bottom w:val="single" w:sz="4" w:space="0" w:color="B7C4BB"/>
+              <w:right w:val="single" w:sz="4" w:space="0" w:color="B7C4BB"/>
+            </w:tcBorders>
+          </w:tcPr>
+          <w:p>
+            <w:pPr>
+              <w:pStyle w:val="Normal"/>
+              <w:spacing w:lineRule="exact" w:line="252" w:before="0" w:after="0"/>
+              <w:rPr/>
+            </w:pPr>
+            <w:r>
+              <w:rPr>
+                <w:sz w:val="18"/>
+                <w:szCs w:val="18"/>
+              </w:rPr>
+              <w:t>Strategic alliances with already decentralised organisations so that its services reach the rest of the country without opening offices countrywide (1)</w:t>
+            </w:r>
+          </w:p>
+        </w:tc>
+        <w:tc>
+          <w:tcPr>
+            <w:tcW w:w="3028" w:type="dxa"/>
+            <w:tcBorders>
+              <w:top w:val="single" w:sz="4" w:space="0" w:color="B7C4BB"/>
+              <w:left w:val="single" w:sz="4" w:space="0" w:color="B7C4BB"/>
+              <w:bottom w:val="single" w:sz="4" w:space="0" w:color="B7C4BB"/>
+              <w:right w:val="single" w:sz="4" w:space="0" w:color="B7C4BB"/>
+            </w:tcBorders>
+          </w:tcPr>
+          <w:p>
+            <w:pPr>
+              <w:pStyle w:val="Normal"/>
+              <w:spacing w:lineRule="exact" w:line="252" w:before="0" w:after="0"/>
+              <w:rPr/>
+            </w:pPr>
+            <w:r>
+              <w:rPr>
+                <w:sz w:val="18"/>
+                <w:szCs w:val="18"/>
+              </w:rPr>
+              <w:t>Standards, testing and certification for suppliers in Kasane and Maun through LEA or other decentralised partners. The survey also noted delays and high costs in quality and standards testing</w:t>
+            </w:r>
+          </w:p>
+        </w:tc>
+      </w:tr>
+      <w:tr>
+        <w:trPr>
+          <w:cantSplit w:val="true"/>
+        </w:trPr>
+        <w:tc>
+          <w:tcPr>
+            <w:tcW w:w="1698" w:type="dxa"/>
+            <w:tcBorders>
+              <w:top w:val="single" w:sz="4" w:space="0" w:color="B7C4BB"/>
+              <w:left w:val="single" w:sz="4" w:space="0" w:color="B7C4BB"/>
+              <w:bottom w:val="single" w:sz="4" w:space="0" w:color="B7C4BB"/>
+              <w:right w:val="single" w:sz="4" w:space="0" w:color="B7C4BB"/>
+            </w:tcBorders>
+          </w:tcPr>
+          <w:p>
+            <w:pPr>
+              <w:pStyle w:val="Normal"/>
+              <w:spacing w:lineRule="exact" w:line="252" w:before="0" w:after="0"/>
+              <w:rPr/>
+            </w:pPr>
+            <w:r>
+              <w:rPr>
+                <w:sz w:val="18"/>
+                <w:szCs w:val="18"/>
+              </w:rPr>
+              <w:t>Botswana National Productivity Centre (BNPC): productivity services</w:t>
+            </w:r>
+          </w:p>
+        </w:tc>
+        <w:tc>
+          <w:tcPr>
+            <w:tcW w:w="4300" w:type="dxa"/>
+            <w:tcBorders>
+              <w:top w:val="single" w:sz="4" w:space="0" w:color="B7C4BB"/>
+              <w:left w:val="single" w:sz="4" w:space="0" w:color="B7C4BB"/>
+              <w:bottom w:val="single" w:sz="4" w:space="0" w:color="B7C4BB"/>
+              <w:right w:val="single" w:sz="4" w:space="0" w:color="B7C4BB"/>
+            </w:tcBorders>
+          </w:tcPr>
+          <w:p>
+            <w:pPr>
+              <w:pStyle w:val="Normal"/>
+              <w:spacing w:lineRule="exact" w:line="252" w:before="0" w:after="0"/>
+              <w:rPr/>
+            </w:pPr>
+            <w:r>
+              <w:rPr>
+                <w:sz w:val="18"/>
+                <w:szCs w:val="18"/>
+              </w:rPr>
+              <w:t xml:space="preserve">Synergies between the Private Sector Development Strategy and the Economic Diversification Drive in building private-sector capacity (1); renewal in the face of dwindling government funding so that it can keep supporting SMMEs (2); extension of the BNPC-Japanese productivity programme, which carries out </w:t>
+            </w:r>
+            <w:r>
+              <w:rPr>
+                <w:i/>
+                <w:iCs/>
+                <w:sz w:val="18"/>
+                <w:szCs w:val="18"/>
+              </w:rPr>
+              <w:t>kaizen</w:t>
+            </w:r>
+            <w:r>
+              <w:rPr>
+                <w:sz w:val="18"/>
+                <w:szCs w:val="18"/>
+              </w:rPr>
+              <w:t xml:space="preserve"> and other productivity interventions at company level, to selected SMMEs (3)</w:t>
+            </w:r>
+          </w:p>
+        </w:tc>
+        <w:tc>
+          <w:tcPr>
+            <w:tcW w:w="3028" w:type="dxa"/>
+            <w:tcBorders>
+              <w:top w:val="single" w:sz="4" w:space="0" w:color="B7C4BB"/>
+              <w:left w:val="single" w:sz="4" w:space="0" w:color="B7C4BB"/>
+              <w:bottom w:val="single" w:sz="4" w:space="0" w:color="B7C4BB"/>
+              <w:right w:val="single" w:sz="4" w:space="0" w:color="B7C4BB"/>
+            </w:tcBorders>
+          </w:tcPr>
+          <w:p>
+            <w:pPr>
+              <w:pStyle w:val="Normal"/>
+              <w:spacing w:lineRule="exact" w:line="252" w:before="0" w:after="0"/>
+              <w:rPr/>
+            </w:pPr>
+            <w:r>
+              <w:rPr>
+                <w:sz w:val="18"/>
+                <w:szCs w:val="18"/>
+              </w:rPr>
+              <w:t>Company-level productivity and quality coaching for lodge suppliers and tourism service enterprises</w:t>
+            </w:r>
+          </w:p>
+        </w:tc>
+      </w:tr>
+      <w:tr>
+        <w:trPr>
+          <w:cantSplit w:val="true"/>
+        </w:trPr>
+        <w:tc>
+          <w:tcPr>
+            <w:tcW w:w="1698" w:type="dxa"/>
+            <w:tcBorders>
+              <w:top w:val="single" w:sz="4" w:space="0" w:color="B7C4BB"/>
+              <w:left w:val="single" w:sz="4" w:space="0" w:color="B7C4BB"/>
+              <w:bottom w:val="single" w:sz="4" w:space="0" w:color="B7C4BB"/>
+              <w:right w:val="single" w:sz="4" w:space="0" w:color="B7C4BB"/>
+            </w:tcBorders>
+          </w:tcPr>
+          <w:p>
+            <w:pPr>
+              <w:pStyle w:val="Normal"/>
+              <w:spacing w:lineRule="exact" w:line="252" w:before="0" w:after="0"/>
+              <w:rPr/>
+            </w:pPr>
+            <w:r>
+              <w:rPr>
+                <w:sz w:val="18"/>
+                <w:szCs w:val="18"/>
+              </w:rPr>
+              <w:t>CEDA: citizen enterprise finance with mentoring</w:t>
+            </w:r>
+          </w:p>
+        </w:tc>
+        <w:tc>
+          <w:tcPr>
+            <w:tcW w:w="4300" w:type="dxa"/>
+            <w:tcBorders>
+              <w:top w:val="single" w:sz="4" w:space="0" w:color="B7C4BB"/>
+              <w:left w:val="single" w:sz="4" w:space="0" w:color="B7C4BB"/>
+              <w:bottom w:val="single" w:sz="4" w:space="0" w:color="B7C4BB"/>
+              <w:right w:val="single" w:sz="4" w:space="0" w:color="B7C4BB"/>
+            </w:tcBorders>
+          </w:tcPr>
+          <w:p>
+            <w:pPr>
+              <w:pStyle w:val="Normal"/>
+              <w:spacing w:lineRule="exact" w:line="252" w:before="0" w:after="0"/>
+              <w:rPr/>
+            </w:pPr>
+            <w:r>
+              <w:rPr>
+                <w:sz w:val="18"/>
+                <w:szCs w:val="18"/>
+              </w:rPr>
+              <w:t>Technical expertise to negotiate and deepen its relationship with LEA for the benefit of their shared SMME clients (1); coaching of CEDA's mentors in effective mentoring (2)</w:t>
+            </w:r>
+          </w:p>
+        </w:tc>
+        <w:tc>
+          <w:tcPr>
+            <w:tcW w:w="3028" w:type="dxa"/>
+            <w:tcBorders>
+              <w:top w:val="single" w:sz="4" w:space="0" w:color="B7C4BB"/>
+              <w:left w:val="single" w:sz="4" w:space="0" w:color="B7C4BB"/>
+              <w:bottom w:val="single" w:sz="4" w:space="0" w:color="B7C4BB"/>
+              <w:right w:val="single" w:sz="4" w:space="0" w:color="B7C4BB"/>
+            </w:tcBorders>
+          </w:tcPr>
+          <w:p>
+            <w:pPr>
+              <w:pStyle w:val="Normal"/>
+              <w:spacing w:lineRule="exact" w:line="252" w:before="0" w:after="0"/>
+              <w:rPr/>
+            </w:pPr>
+            <w:r>
+              <w:rPr>
+                <w:sz w:val="18"/>
+                <w:szCs w:val="18"/>
+              </w:rPr>
+              <w:t>Addresses the gap noted above that mentoring tends to follow a loan rather than prepare an MSME for one; an LEA-CEDA pipeline would link BDS to finance</w:t>
+            </w:r>
+          </w:p>
+        </w:tc>
+      </w:tr>
+      <w:tr>
+        <w:trPr>
+          <w:cantSplit w:val="true"/>
+        </w:trPr>
+        <w:tc>
+          <w:tcPr>
+            <w:tcW w:w="1698" w:type="dxa"/>
+            <w:tcBorders>
+              <w:top w:val="single" w:sz="4" w:space="0" w:color="B7C4BB"/>
+              <w:left w:val="single" w:sz="4" w:space="0" w:color="B7C4BB"/>
+              <w:bottom w:val="single" w:sz="4" w:space="0" w:color="B7C4BB"/>
+              <w:right w:val="single" w:sz="4" w:space="0" w:color="B7C4BB"/>
+            </w:tcBorders>
+          </w:tcPr>
+          <w:p>
+            <w:pPr>
+              <w:pStyle w:val="Normal"/>
+              <w:spacing w:lineRule="exact" w:line="252" w:before="0" w:after="0"/>
+              <w:rPr/>
+            </w:pPr>
+            <w:r>
+              <w:rPr>
+                <w:sz w:val="18"/>
+                <w:szCs w:val="18"/>
+              </w:rPr>
+              <w:t>LEA: lead public BSO for SMMEs</w:t>
+            </w:r>
+          </w:p>
+        </w:tc>
+        <w:tc>
+          <w:tcPr>
+            <w:tcW w:w="4300" w:type="dxa"/>
+            <w:tcBorders>
+              <w:top w:val="single" w:sz="4" w:space="0" w:color="B7C4BB"/>
+              <w:left w:val="single" w:sz="4" w:space="0" w:color="B7C4BB"/>
+              <w:bottom w:val="single" w:sz="4" w:space="0" w:color="B7C4BB"/>
+              <w:right w:val="single" w:sz="4" w:space="0" w:color="B7C4BB"/>
+            </w:tcBorders>
+          </w:tcPr>
+          <w:p>
+            <w:pPr>
+              <w:pStyle w:val="Normal"/>
+              <w:spacing w:lineRule="exact" w:line="252" w:before="0" w:after="0"/>
+              <w:rPr/>
+            </w:pPr>
+            <w:r>
+              <w:rPr>
+                <w:sz w:val="18"/>
+                <w:szCs w:val="18"/>
+              </w:rPr>
+              <w:t>A pilot project with CDE on the accreditation (training certification) of its services (1); building the capacity of LEA consultants accredited by BOTA and BOBS (2)</w:t>
+            </w:r>
+          </w:p>
+        </w:tc>
+        <w:tc>
+          <w:tcPr>
+            <w:tcW w:w="3028" w:type="dxa"/>
+            <w:tcBorders>
+              <w:top w:val="single" w:sz="4" w:space="0" w:color="B7C4BB"/>
+              <w:left w:val="single" w:sz="4" w:space="0" w:color="B7C4BB"/>
+              <w:bottom w:val="single" w:sz="4" w:space="0" w:color="B7C4BB"/>
+              <w:right w:val="single" w:sz="4" w:space="0" w:color="B7C4BB"/>
+            </w:tcBorders>
+          </w:tcPr>
+          <w:p>
+            <w:pPr>
+              <w:pStyle w:val="Normal"/>
+              <w:spacing w:lineRule="exact" w:line="252" w:before="0" w:after="0"/>
+              <w:rPr/>
+            </w:pPr>
+            <w:r>
+              <w:rPr>
+                <w:sz w:val="18"/>
+                <w:szCs w:val="18"/>
+              </w:rPr>
+              <w:t>Accredited supplier-development advisers for the KAZA hubs. LEA is the lead BSO proposed for Botswana (Section 10.5)</w:t>
+            </w:r>
+          </w:p>
+        </w:tc>
+      </w:tr>
+    </w:tbl>
+    <w:p>
+      <w:pPr>
+        <w:pStyle w:val="Normal"/>
+        <w:spacing w:before="0" w:after="120"/>
+        <w:rPr/>
+      </w:pPr>
+      <w:r>
+        <w:rPr/>
+      </w:r>
+    </w:p>
+    <w:p>
+      <w:pPr>
+        <w:pStyle w:val="Normal"/>
+        <w:jc w:val="both"/>
+        <w:rPr/>
+      </w:pPr>
+      <w:r>
+        <w:rPr/>
+        <w:t xml:space="preserve">The survey also identified </w:t>
+      </w:r>
+      <w:r>
+        <w:rPr>
+          <w:b/>
+          <w:bCs/>
+        </w:rPr>
+        <w:t>cross-cutting needs</w:t>
+      </w:r>
+      <w:r>
+        <w:rPr/>
+        <w:t xml:space="preserve"> for all SMME support institutions: training in effective dissemination of information to SMMEs; web-based performance monitoring systems for all support institutions; and, in a joint concept paper by CDE, BOCCIM, BEMA and BEDIA, trade information, trade finance, quality management, trade promotion and national branding, enterprise development, export packaging and institutional strengthening (PSDP survey). These needs apply equally to the BSOs in the other four KAZA states. The PSDP design also valued the participation of CEDA, BEDIA and LEA because their programmes cover the whole country and the whole private sector (PSDP survey, Section 11), which supports this assessment's recommendation to work through existing BSOs with national reach rather than create new ones.</w:t>
+      </w:r>
+    </w:p>
+    <w:p>
+      <w:pPr>
+        <w:pStyle w:val="Heading3"/>
+        <w:rPr/>
+      </w:pPr>
+      <w:r>
+        <w:rPr/>
+        <w:t>Roles of BSOs in building investment readiness</w:t>
+      </w:r>
+    </w:p>
+    <w:p>
+      <w:pPr>
+        <w:pStyle w:val="Normal"/>
+        <w:jc w:val="both"/>
+        <w:rPr/>
+      </w:pPr>
+      <w:r>
+        <w:rPr/>
+        <w:t>The PSDP design grouped Botswana's trade support network by function: market promotion and access; quality control, standards and production; trade policy research; technology transfer; financing; and entrepreneurial development (PSDP survey, Section 10). Applied to the readiness pathway in this assessment, BSOs have ten distinct roles. No single BSO can play all of them, so each country needs a lead BSO that coordinates the others and refers MSMEs between them (Section 10.5).</w:t>
+      </w:r>
+    </w:p>
+    <w:p>
+      <w:pPr>
+        <w:pStyle w:val="Normal"/>
+        <w:keepNext w:val="true"/>
+        <w:spacing w:before="160" w:after="80"/>
+        <w:rPr/>
+      </w:pPr>
+      <w:r>
+        <w:rPr>
+          <w:b/>
+          <w:bCs/>
+          <w:color w:val="1F5135"/>
+          <w:sz w:val="20"/>
+          <w:szCs w:val="20"/>
+        </w:rPr>
+        <w:t xml:space="preserve">Table 10: </w:t>
+      </w:r>
+      <w:r>
+        <w:rPr>
+          <w:i/>
+          <w:iCs/>
+          <w:sz w:val="20"/>
+          <w:szCs w:val="20"/>
+        </w:rPr>
+        <w:t>Roles of BSOs in building MSME investment readiness</w:t>
+      </w:r>
+    </w:p>
+    <w:tbl>
+      <w:tblPr>
+        <w:tblW w:w="9026" w:type="dxa"/>
+        <w:jc w:val="left"/>
+        <w:tblInd w:w="0" w:type="dxa"/>
+        <w:tblLayout w:type="fixed"/>
+        <w:tblCellMar>
+          <w:top w:w="60" w:type="dxa"/>
+          <w:left w:w="100" w:type="dxa"/>
+          <w:bottom w:w="60" w:type="dxa"/>
+          <w:right w:w="100" w:type="dxa"/>
+        </w:tblCellMar>
+      </w:tblPr>
+      <w:tblGrid>
+        <w:gridCol w:w="1798"/>
+        <w:gridCol w:w="3102"/>
+        <w:gridCol w:w="3025"/>
+        <w:gridCol w:w="1100"/>
+      </w:tblGrid>
+      <w:tr>
+        <w:trPr>
+          <w:tblHeader w:val="true"/>
+        </w:trPr>
+        <w:tc>
+          <w:tcPr>
+            <w:tcW w:w="1798" w:type="dxa"/>
+            <w:tcBorders>
+              <w:top w:val="single" w:sz="4" w:space="0" w:color="B7C4BB"/>
+              <w:left w:val="single" w:sz="4" w:space="0" w:color="B7C4BB"/>
+              <w:bottom w:val="single" w:sz="4" w:space="0" w:color="B7C4BB"/>
+              <w:right w:val="single" w:sz="4" w:space="0" w:color="B7C4BB"/>
+            </w:tcBorders>
+            <w:shd w:color="auto" w:fill="1F5135" w:val="clear"/>
+          </w:tcPr>
+          <w:p>
+            <w:pPr>
+              <w:pStyle w:val="Normal"/>
+              <w:spacing w:lineRule="exact" w:line="252" w:before="0" w:after="0"/>
+              <w:rPr/>
+            </w:pPr>
+            <w:r>
+              <w:rPr>
+                <w:b/>
+                <w:bCs/>
+                <w:color w:val="FFFFFF"/>
+                <w:sz w:val="18"/>
+                <w:szCs w:val="18"/>
+              </w:rPr>
+              <w:t>Role</w:t>
+            </w:r>
+          </w:p>
+        </w:tc>
+        <w:tc>
+          <w:tcPr>
+            <w:tcW w:w="3102" w:type="dxa"/>
+            <w:tcBorders>
+              <w:top w:val="single" w:sz="4" w:space="0" w:color="B7C4BB"/>
+              <w:left w:val="single" w:sz="4" w:space="0" w:color="B7C4BB"/>
+              <w:bottom w:val="single" w:sz="4" w:space="0" w:color="B7C4BB"/>
+              <w:right w:val="single" w:sz="4" w:space="0" w:color="B7C4BB"/>
+            </w:tcBorders>
+            <w:shd w:color="auto" w:fill="1F5135" w:val="clear"/>
+          </w:tcPr>
+          <w:p>
+            <w:pPr>
+              <w:pStyle w:val="Normal"/>
+              <w:spacing w:lineRule="exact" w:line="252" w:before="0" w:after="0"/>
+              <w:rPr/>
+            </w:pPr>
+            <w:r>
+              <w:rPr>
+                <w:b/>
+                <w:bCs/>
+                <w:color w:val="FFFFFF"/>
+                <w:sz w:val="18"/>
+                <w:szCs w:val="18"/>
+              </w:rPr>
+              <w:t>What it involves</w:t>
+            </w:r>
+          </w:p>
+        </w:tc>
+        <w:tc>
+          <w:tcPr>
+            <w:tcW w:w="3025" w:type="dxa"/>
+            <w:tcBorders>
+              <w:top w:val="single" w:sz="4" w:space="0" w:color="B7C4BB"/>
+              <w:left w:val="single" w:sz="4" w:space="0" w:color="B7C4BB"/>
+              <w:bottom w:val="single" w:sz="4" w:space="0" w:color="B7C4BB"/>
+              <w:right w:val="single" w:sz="4" w:space="0" w:color="B7C4BB"/>
+            </w:tcBorders>
+            <w:shd w:color="auto" w:fill="1F5135" w:val="clear"/>
+          </w:tcPr>
+          <w:p>
+            <w:pPr>
+              <w:pStyle w:val="Normal"/>
+              <w:spacing w:lineRule="exact" w:line="252" w:before="0" w:after="0"/>
+              <w:rPr/>
+            </w:pPr>
+            <w:r>
+              <w:rPr>
+                <w:b/>
+                <w:bCs/>
+                <w:color w:val="FFFFFF"/>
+                <w:sz w:val="18"/>
+                <w:szCs w:val="18"/>
+              </w:rPr>
+              <w:t>BSOs best placed (examples)</w:t>
+            </w:r>
+          </w:p>
+        </w:tc>
+        <w:tc>
+          <w:tcPr>
+            <w:tcW w:w="1100" w:type="dxa"/>
+            <w:tcBorders>
+              <w:top w:val="single" w:sz="4" w:space="0" w:color="B7C4BB"/>
+              <w:left w:val="single" w:sz="4" w:space="0" w:color="B7C4BB"/>
+              <w:bottom w:val="single" w:sz="4" w:space="0" w:color="B7C4BB"/>
+              <w:right w:val="single" w:sz="4" w:space="0" w:color="B7C4BB"/>
+            </w:tcBorders>
+            <w:shd w:color="auto" w:fill="1F5135" w:val="clear"/>
+          </w:tcPr>
+          <w:p>
+            <w:pPr>
+              <w:pStyle w:val="Normal"/>
+              <w:spacing w:lineRule="exact" w:line="252" w:before="0" w:after="0"/>
+              <w:rPr/>
+            </w:pPr>
+            <w:r>
+              <w:rPr>
+                <w:b/>
+                <w:bCs/>
+                <w:color w:val="FFFFFF"/>
+                <w:sz w:val="18"/>
+                <w:szCs w:val="18"/>
+              </w:rPr>
+              <w:t>Tiers served</w:t>
+            </w:r>
+          </w:p>
+        </w:tc>
+      </w:tr>
+      <w:tr>
+        <w:trPr>
+          <w:cantSplit w:val="true"/>
+        </w:trPr>
+        <w:tc>
+          <w:tcPr>
+            <w:tcW w:w="1798" w:type="dxa"/>
+            <w:tcBorders>
+              <w:top w:val="single" w:sz="4" w:space="0" w:color="B7C4BB"/>
+              <w:left w:val="single" w:sz="4" w:space="0" w:color="B7C4BB"/>
+              <w:bottom w:val="single" w:sz="4" w:space="0" w:color="B7C4BB"/>
+              <w:right w:val="single" w:sz="4" w:space="0" w:color="B7C4BB"/>
+            </w:tcBorders>
+          </w:tcPr>
+          <w:p>
+            <w:pPr>
+              <w:pStyle w:val="Normal"/>
+              <w:spacing w:lineRule="exact" w:line="252" w:before="0" w:after="0"/>
+              <w:rPr/>
+            </w:pPr>
+            <w:r>
+              <w:rPr>
+                <w:sz w:val="18"/>
+                <w:szCs w:val="18"/>
+              </w:rPr>
+              <w:t>Diagnosis and tracking</w:t>
+            </w:r>
+          </w:p>
+        </w:tc>
+        <w:tc>
+          <w:tcPr>
+            <w:tcW w:w="3102" w:type="dxa"/>
+            <w:tcBorders>
+              <w:top w:val="single" w:sz="4" w:space="0" w:color="B7C4BB"/>
+              <w:left w:val="single" w:sz="4" w:space="0" w:color="B7C4BB"/>
+              <w:bottom w:val="single" w:sz="4" w:space="0" w:color="B7C4BB"/>
+              <w:right w:val="single" w:sz="4" w:space="0" w:color="B7C4BB"/>
+            </w:tcBorders>
+          </w:tcPr>
+          <w:p>
+            <w:pPr>
+              <w:pStyle w:val="Normal"/>
+              <w:spacing w:lineRule="exact" w:line="252" w:before="0" w:after="0"/>
+              <w:rPr/>
+            </w:pPr>
+            <w:r>
+              <w:rPr>
+                <w:sz w:val="18"/>
+                <w:szCs w:val="18"/>
+              </w:rPr>
+              <w:t>Applying a common readiness diagnostic, placing MSMEs in a tier and tracking their progress</w:t>
+            </w:r>
+          </w:p>
+        </w:tc>
+        <w:tc>
+          <w:tcPr>
+            <w:tcW w:w="3025" w:type="dxa"/>
+            <w:tcBorders>
+              <w:top w:val="single" w:sz="4" w:space="0" w:color="B7C4BB"/>
+              <w:left w:val="single" w:sz="4" w:space="0" w:color="B7C4BB"/>
+              <w:bottom w:val="single" w:sz="4" w:space="0" w:color="B7C4BB"/>
+              <w:right w:val="single" w:sz="4" w:space="0" w:color="B7C4BB"/>
+            </w:tcBorders>
+          </w:tcPr>
+          <w:p>
+            <w:pPr>
+              <w:pStyle w:val="Normal"/>
+              <w:spacing w:lineRule="exact" w:line="252" w:before="0" w:after="0"/>
+              <w:rPr/>
+            </w:pPr>
+            <w:r>
+              <w:rPr>
+                <w:sz w:val="18"/>
+                <w:szCs w:val="18"/>
+              </w:rPr>
+              <w:t>Lead BSOs: INAPEM, LEA, NIPDB, ZDA, SMEDCO</w:t>
+            </w:r>
+          </w:p>
+        </w:tc>
+        <w:tc>
+          <w:tcPr>
+            <w:tcW w:w="1100" w:type="dxa"/>
+            <w:tcBorders>
+              <w:top w:val="single" w:sz="4" w:space="0" w:color="B7C4BB"/>
+              <w:left w:val="single" w:sz="4" w:space="0" w:color="B7C4BB"/>
+              <w:bottom w:val="single" w:sz="4" w:space="0" w:color="B7C4BB"/>
+              <w:right w:val="single" w:sz="4" w:space="0" w:color="B7C4BB"/>
+            </w:tcBorders>
+          </w:tcPr>
+          <w:p>
+            <w:pPr>
+              <w:pStyle w:val="Normal"/>
+              <w:spacing w:lineRule="exact" w:line="252" w:before="0" w:after="0"/>
+              <w:rPr/>
+            </w:pPr>
+            <w:r>
+              <w:rPr>
+                <w:sz w:val="18"/>
+                <w:szCs w:val="18"/>
+              </w:rPr>
+              <w:t>0-3</w:t>
+            </w:r>
+          </w:p>
+        </w:tc>
+      </w:tr>
+      <w:tr>
+        <w:trPr>
+          <w:cantSplit w:val="true"/>
+        </w:trPr>
+        <w:tc>
+          <w:tcPr>
+            <w:tcW w:w="1798" w:type="dxa"/>
+            <w:tcBorders>
+              <w:top w:val="single" w:sz="4" w:space="0" w:color="B7C4BB"/>
+              <w:left w:val="single" w:sz="4" w:space="0" w:color="B7C4BB"/>
+              <w:bottom w:val="single" w:sz="4" w:space="0" w:color="B7C4BB"/>
+              <w:right w:val="single" w:sz="4" w:space="0" w:color="B7C4BB"/>
+            </w:tcBorders>
+          </w:tcPr>
+          <w:p>
+            <w:pPr>
+              <w:pStyle w:val="Normal"/>
+              <w:spacing w:lineRule="exact" w:line="252" w:before="0" w:after="0"/>
+              <w:rPr/>
+            </w:pPr>
+            <w:r>
+              <w:rPr>
+                <w:sz w:val="18"/>
+                <w:szCs w:val="18"/>
+              </w:rPr>
+              <w:t>Business skills and on-the-job training</w:t>
+            </w:r>
+          </w:p>
+        </w:tc>
+        <w:tc>
+          <w:tcPr>
+            <w:tcW w:w="3102" w:type="dxa"/>
+            <w:tcBorders>
+              <w:top w:val="single" w:sz="4" w:space="0" w:color="B7C4BB"/>
+              <w:left w:val="single" w:sz="4" w:space="0" w:color="B7C4BB"/>
+              <w:bottom w:val="single" w:sz="4" w:space="0" w:color="B7C4BB"/>
+              <w:right w:val="single" w:sz="4" w:space="0" w:color="B7C4BB"/>
+            </w:tcBorders>
+          </w:tcPr>
+          <w:p>
+            <w:pPr>
+              <w:pStyle w:val="Normal"/>
+              <w:spacing w:lineRule="exact" w:line="252" w:before="0" w:after="0"/>
+              <w:rPr/>
+            </w:pPr>
+            <w:r>
+              <w:rPr>
+                <w:sz w:val="18"/>
+                <w:szCs w:val="18"/>
+              </w:rPr>
+              <w:t>Bookkeeping, budgeting, costing and pricing, operations, productivity and quality, delivered on site as well as in workshops</w:t>
+            </w:r>
+          </w:p>
+        </w:tc>
+        <w:tc>
+          <w:tcPr>
+            <w:tcW w:w="3025" w:type="dxa"/>
+            <w:tcBorders>
+              <w:top w:val="single" w:sz="4" w:space="0" w:color="B7C4BB"/>
+              <w:left w:val="single" w:sz="4" w:space="0" w:color="B7C4BB"/>
+              <w:bottom w:val="single" w:sz="4" w:space="0" w:color="B7C4BB"/>
+              <w:right w:val="single" w:sz="4" w:space="0" w:color="B7C4BB"/>
+            </w:tcBorders>
+          </w:tcPr>
+          <w:p>
+            <w:pPr>
+              <w:pStyle w:val="Normal"/>
+              <w:spacing w:lineRule="exact" w:line="252" w:before="0" w:after="0"/>
+              <w:rPr/>
+            </w:pPr>
+            <w:r>
+              <w:rPr>
+                <w:sz w:val="18"/>
+                <w:szCs w:val="18"/>
+              </w:rPr>
+              <w:t>Lead BSOs; training institutions; productivity centres such as BNPC; CBNRM NGOs for community enterprises</w:t>
+            </w:r>
+          </w:p>
+        </w:tc>
+        <w:tc>
+          <w:tcPr>
+            <w:tcW w:w="1100" w:type="dxa"/>
+            <w:tcBorders>
+              <w:top w:val="single" w:sz="4" w:space="0" w:color="B7C4BB"/>
+              <w:left w:val="single" w:sz="4" w:space="0" w:color="B7C4BB"/>
+              <w:bottom w:val="single" w:sz="4" w:space="0" w:color="B7C4BB"/>
+              <w:right w:val="single" w:sz="4" w:space="0" w:color="B7C4BB"/>
+            </w:tcBorders>
+          </w:tcPr>
+          <w:p>
+            <w:pPr>
+              <w:pStyle w:val="Normal"/>
+              <w:spacing w:lineRule="exact" w:line="252" w:before="0" w:after="0"/>
+              <w:rPr/>
+            </w:pPr>
+            <w:r>
+              <w:rPr>
+                <w:sz w:val="18"/>
+                <w:szCs w:val="18"/>
+              </w:rPr>
+              <w:t>0-2</w:t>
+            </w:r>
+          </w:p>
+        </w:tc>
+      </w:tr>
+      <w:tr>
+        <w:trPr>
+          <w:cantSplit w:val="true"/>
+        </w:trPr>
+        <w:tc>
+          <w:tcPr>
+            <w:tcW w:w="1798" w:type="dxa"/>
+            <w:tcBorders>
+              <w:top w:val="single" w:sz="4" w:space="0" w:color="B7C4BB"/>
+              <w:left w:val="single" w:sz="4" w:space="0" w:color="B7C4BB"/>
+              <w:bottom w:val="single" w:sz="4" w:space="0" w:color="B7C4BB"/>
+              <w:right w:val="single" w:sz="4" w:space="0" w:color="B7C4BB"/>
+            </w:tcBorders>
+          </w:tcPr>
+          <w:p>
+            <w:pPr>
+              <w:pStyle w:val="Normal"/>
+              <w:spacing w:lineRule="exact" w:line="252" w:before="0" w:after="0"/>
+              <w:rPr/>
+            </w:pPr>
+            <w:r>
+              <w:rPr>
+                <w:sz w:val="18"/>
+                <w:szCs w:val="18"/>
+              </w:rPr>
+              <w:t>Mentoring and coaching</w:t>
+            </w:r>
+          </w:p>
+        </w:tc>
+        <w:tc>
+          <w:tcPr>
+            <w:tcW w:w="3102" w:type="dxa"/>
+            <w:tcBorders>
+              <w:top w:val="single" w:sz="4" w:space="0" w:color="B7C4BB"/>
+              <w:left w:val="single" w:sz="4" w:space="0" w:color="B7C4BB"/>
+              <w:bottom w:val="single" w:sz="4" w:space="0" w:color="B7C4BB"/>
+              <w:right w:val="single" w:sz="4" w:space="0" w:color="B7C4BB"/>
+            </w:tcBorders>
+          </w:tcPr>
+          <w:p>
+            <w:pPr>
+              <w:pStyle w:val="Normal"/>
+              <w:spacing w:lineRule="exact" w:line="252" w:before="0" w:after="0"/>
+              <w:rPr/>
+            </w:pPr>
+            <w:r>
+              <w:rPr>
+                <w:sz w:val="18"/>
+                <w:szCs w:val="18"/>
+              </w:rPr>
+              <w:t>Accompanying MSMEs after training on quality, competitiveness, partnerships and growth</w:t>
+            </w:r>
+          </w:p>
+        </w:tc>
+        <w:tc>
+          <w:tcPr>
+            <w:tcW w:w="3025" w:type="dxa"/>
+            <w:tcBorders>
+              <w:top w:val="single" w:sz="4" w:space="0" w:color="B7C4BB"/>
+              <w:left w:val="single" w:sz="4" w:space="0" w:color="B7C4BB"/>
+              <w:bottom w:val="single" w:sz="4" w:space="0" w:color="B7C4BB"/>
+              <w:right w:val="single" w:sz="4" w:space="0" w:color="B7C4BB"/>
+            </w:tcBorders>
+          </w:tcPr>
+          <w:p>
+            <w:pPr>
+              <w:pStyle w:val="Normal"/>
+              <w:spacing w:lineRule="exact" w:line="252" w:before="0" w:after="0"/>
+              <w:rPr/>
+            </w:pPr>
+            <w:r>
+              <w:rPr>
+                <w:sz w:val="18"/>
+                <w:szCs w:val="18"/>
+              </w:rPr>
+              <w:t>CEDA and LEA mentors; retired-expert schemes; NGOs for community enterprises</w:t>
+            </w:r>
+          </w:p>
+        </w:tc>
+        <w:tc>
+          <w:tcPr>
+            <w:tcW w:w="1100" w:type="dxa"/>
+            <w:tcBorders>
+              <w:top w:val="single" w:sz="4" w:space="0" w:color="B7C4BB"/>
+              <w:left w:val="single" w:sz="4" w:space="0" w:color="B7C4BB"/>
+              <w:bottom w:val="single" w:sz="4" w:space="0" w:color="B7C4BB"/>
+              <w:right w:val="single" w:sz="4" w:space="0" w:color="B7C4BB"/>
+            </w:tcBorders>
+          </w:tcPr>
+          <w:p>
+            <w:pPr>
+              <w:pStyle w:val="Normal"/>
+              <w:spacing w:lineRule="exact" w:line="252" w:before="0" w:after="0"/>
+              <w:rPr/>
+            </w:pPr>
+            <w:r>
+              <w:rPr>
+                <w:sz w:val="18"/>
+                <w:szCs w:val="18"/>
+              </w:rPr>
+              <w:t>1-3</w:t>
+            </w:r>
+          </w:p>
+        </w:tc>
+      </w:tr>
+      <w:tr>
+        <w:trPr>
+          <w:cantSplit w:val="true"/>
+        </w:trPr>
+        <w:tc>
+          <w:tcPr>
+            <w:tcW w:w="1798" w:type="dxa"/>
+            <w:tcBorders>
+              <w:top w:val="single" w:sz="4" w:space="0" w:color="B7C4BB"/>
+              <w:left w:val="single" w:sz="4" w:space="0" w:color="B7C4BB"/>
+              <w:bottom w:val="single" w:sz="4" w:space="0" w:color="B7C4BB"/>
+              <w:right w:val="single" w:sz="4" w:space="0" w:color="B7C4BB"/>
+            </w:tcBorders>
+          </w:tcPr>
+          <w:p>
+            <w:pPr>
+              <w:pStyle w:val="Normal"/>
+              <w:spacing w:lineRule="exact" w:line="252" w:before="0" w:after="0"/>
+              <w:rPr/>
+            </w:pPr>
+            <w:r>
+              <w:rPr>
+                <w:sz w:val="18"/>
+                <w:szCs w:val="18"/>
+              </w:rPr>
+              <w:t>Standards, quality and certification</w:t>
+            </w:r>
+          </w:p>
+        </w:tc>
+        <w:tc>
+          <w:tcPr>
+            <w:tcW w:w="3102" w:type="dxa"/>
+            <w:tcBorders>
+              <w:top w:val="single" w:sz="4" w:space="0" w:color="B7C4BB"/>
+              <w:left w:val="single" w:sz="4" w:space="0" w:color="B7C4BB"/>
+              <w:bottom w:val="single" w:sz="4" w:space="0" w:color="B7C4BB"/>
+              <w:right w:val="single" w:sz="4" w:space="0" w:color="B7C4BB"/>
+            </w:tcBorders>
+          </w:tcPr>
+          <w:p>
+            <w:pPr>
+              <w:pStyle w:val="Normal"/>
+              <w:spacing w:lineRule="exact" w:line="252" w:before="0" w:after="0"/>
+              <w:rPr/>
+            </w:pPr>
+            <w:r>
+              <w:rPr>
+                <w:sz w:val="18"/>
+                <w:szCs w:val="18"/>
+              </w:rPr>
+              <w:t>Testing, product certification, food safety and tourism grading</w:t>
+            </w:r>
+          </w:p>
+        </w:tc>
+        <w:tc>
+          <w:tcPr>
+            <w:tcW w:w="3025" w:type="dxa"/>
+            <w:tcBorders>
+              <w:top w:val="single" w:sz="4" w:space="0" w:color="B7C4BB"/>
+              <w:left w:val="single" w:sz="4" w:space="0" w:color="B7C4BB"/>
+              <w:bottom w:val="single" w:sz="4" w:space="0" w:color="B7C4BB"/>
+              <w:right w:val="single" w:sz="4" w:space="0" w:color="B7C4BB"/>
+            </w:tcBorders>
+          </w:tcPr>
+          <w:p>
+            <w:pPr>
+              <w:pStyle w:val="Normal"/>
+              <w:spacing w:lineRule="exact" w:line="252" w:before="0" w:after="0"/>
+              <w:rPr/>
+            </w:pPr>
+            <w:r>
+              <w:rPr>
+                <w:sz w:val="18"/>
+                <w:szCs w:val="18"/>
+              </w:rPr>
+              <w:t>Standards bureaux such as BOBS; BTO, NTB and ZTA for grading</w:t>
+            </w:r>
+          </w:p>
+        </w:tc>
+        <w:tc>
+          <w:tcPr>
+            <w:tcW w:w="1100" w:type="dxa"/>
+            <w:tcBorders>
+              <w:top w:val="single" w:sz="4" w:space="0" w:color="B7C4BB"/>
+              <w:left w:val="single" w:sz="4" w:space="0" w:color="B7C4BB"/>
+              <w:bottom w:val="single" w:sz="4" w:space="0" w:color="B7C4BB"/>
+              <w:right w:val="single" w:sz="4" w:space="0" w:color="B7C4BB"/>
+            </w:tcBorders>
+          </w:tcPr>
+          <w:p>
+            <w:pPr>
+              <w:pStyle w:val="Normal"/>
+              <w:spacing w:lineRule="exact" w:line="252" w:before="0" w:after="0"/>
+              <w:rPr/>
+            </w:pPr>
+            <w:r>
+              <w:rPr>
+                <w:sz w:val="18"/>
+                <w:szCs w:val="18"/>
+              </w:rPr>
+              <w:t>1-2</w:t>
+            </w:r>
+          </w:p>
+        </w:tc>
+      </w:tr>
+      <w:tr>
+        <w:trPr>
+          <w:cantSplit w:val="true"/>
+        </w:trPr>
+        <w:tc>
+          <w:tcPr>
+            <w:tcW w:w="1798" w:type="dxa"/>
+            <w:tcBorders>
+              <w:top w:val="single" w:sz="4" w:space="0" w:color="B7C4BB"/>
+              <w:left w:val="single" w:sz="4" w:space="0" w:color="B7C4BB"/>
+              <w:bottom w:val="single" w:sz="4" w:space="0" w:color="B7C4BB"/>
+              <w:right w:val="single" w:sz="4" w:space="0" w:color="B7C4BB"/>
+            </w:tcBorders>
+          </w:tcPr>
+          <w:p>
+            <w:pPr>
+              <w:pStyle w:val="Normal"/>
+              <w:spacing w:lineRule="exact" w:line="252" w:before="0" w:after="0"/>
+              <w:rPr/>
+            </w:pPr>
+            <w:r>
+              <w:rPr>
+                <w:sz w:val="18"/>
+                <w:szCs w:val="18"/>
+              </w:rPr>
+              <w:t>Formalisation support</w:t>
+            </w:r>
+          </w:p>
+        </w:tc>
+        <w:tc>
+          <w:tcPr>
+            <w:tcW w:w="3102" w:type="dxa"/>
+            <w:tcBorders>
+              <w:top w:val="single" w:sz="4" w:space="0" w:color="B7C4BB"/>
+              <w:left w:val="single" w:sz="4" w:space="0" w:color="B7C4BB"/>
+              <w:bottom w:val="single" w:sz="4" w:space="0" w:color="B7C4BB"/>
+              <w:right w:val="single" w:sz="4" w:space="0" w:color="B7C4BB"/>
+            </w:tcBorders>
+          </w:tcPr>
+          <w:p>
+            <w:pPr>
+              <w:pStyle w:val="Normal"/>
+              <w:spacing w:lineRule="exact" w:line="252" w:before="0" w:after="0"/>
+              <w:rPr/>
+            </w:pPr>
+            <w:r>
+              <w:rPr>
+                <w:sz w:val="18"/>
+                <w:szCs w:val="18"/>
+              </w:rPr>
+              <w:t>Taking MSMEs through registration, tax clearance and licensing when a contract requires it</w:t>
+            </w:r>
+          </w:p>
+        </w:tc>
+        <w:tc>
+          <w:tcPr>
+            <w:tcW w:w="3025" w:type="dxa"/>
+            <w:tcBorders>
+              <w:top w:val="single" w:sz="4" w:space="0" w:color="B7C4BB"/>
+              <w:left w:val="single" w:sz="4" w:space="0" w:color="B7C4BB"/>
+              <w:bottom w:val="single" w:sz="4" w:space="0" w:color="B7C4BB"/>
+              <w:right w:val="single" w:sz="4" w:space="0" w:color="B7C4BB"/>
+            </w:tcBorders>
+          </w:tcPr>
+          <w:p>
+            <w:pPr>
+              <w:pStyle w:val="Normal"/>
+              <w:spacing w:lineRule="exact" w:line="252" w:before="0" w:after="0"/>
+              <w:rPr/>
+            </w:pPr>
+            <w:r>
+              <w:rPr>
+                <w:sz w:val="18"/>
+                <w:szCs w:val="18"/>
+              </w:rPr>
+              <w:t>CIPA, BIPA, ZIDA, BUE; INAPEM certification</w:t>
+            </w:r>
+          </w:p>
+        </w:tc>
+        <w:tc>
+          <w:tcPr>
+            <w:tcW w:w="1100" w:type="dxa"/>
+            <w:tcBorders>
+              <w:top w:val="single" w:sz="4" w:space="0" w:color="B7C4BB"/>
+              <w:left w:val="single" w:sz="4" w:space="0" w:color="B7C4BB"/>
+              <w:bottom w:val="single" w:sz="4" w:space="0" w:color="B7C4BB"/>
+              <w:right w:val="single" w:sz="4" w:space="0" w:color="B7C4BB"/>
+            </w:tcBorders>
+          </w:tcPr>
+          <w:p>
+            <w:pPr>
+              <w:pStyle w:val="Normal"/>
+              <w:spacing w:lineRule="exact" w:line="252" w:before="0" w:after="0"/>
+              <w:rPr/>
+            </w:pPr>
+            <w:r>
+              <w:rPr>
+                <w:sz w:val="18"/>
+                <w:szCs w:val="18"/>
+              </w:rPr>
+              <w:t>1-2</w:t>
+            </w:r>
+          </w:p>
+        </w:tc>
+      </w:tr>
+      <w:tr>
+        <w:trPr>
+          <w:cantSplit w:val="true"/>
+        </w:trPr>
+        <w:tc>
+          <w:tcPr>
+            <w:tcW w:w="1798" w:type="dxa"/>
+            <w:tcBorders>
+              <w:top w:val="single" w:sz="4" w:space="0" w:color="B7C4BB"/>
+              <w:left w:val="single" w:sz="4" w:space="0" w:color="B7C4BB"/>
+              <w:bottom w:val="single" w:sz="4" w:space="0" w:color="B7C4BB"/>
+              <w:right w:val="single" w:sz="4" w:space="0" w:color="B7C4BB"/>
+            </w:tcBorders>
+          </w:tcPr>
+          <w:p>
+            <w:pPr>
+              <w:pStyle w:val="Normal"/>
+              <w:spacing w:lineRule="exact" w:line="252" w:before="0" w:after="0"/>
+              <w:rPr/>
+            </w:pPr>
+            <w:r>
+              <w:rPr>
+                <w:sz w:val="18"/>
+                <w:szCs w:val="18"/>
+              </w:rPr>
+              <w:t>Market linkage and supplier development</w:t>
+            </w:r>
+          </w:p>
+        </w:tc>
+        <w:tc>
+          <w:tcPr>
+            <w:tcW w:w="3102" w:type="dxa"/>
+            <w:tcBorders>
+              <w:top w:val="single" w:sz="4" w:space="0" w:color="B7C4BB"/>
+              <w:left w:val="single" w:sz="4" w:space="0" w:color="B7C4BB"/>
+              <w:bottom w:val="single" w:sz="4" w:space="0" w:color="B7C4BB"/>
+              <w:right w:val="single" w:sz="4" w:space="0" w:color="B7C4BB"/>
+            </w:tcBorders>
+          </w:tcPr>
+          <w:p>
+            <w:pPr>
+              <w:pStyle w:val="Normal"/>
+              <w:spacing w:lineRule="exact" w:line="252" w:before="0" w:after="0"/>
+              <w:rPr/>
+            </w:pPr>
+            <w:r>
+              <w:rPr>
+                <w:sz w:val="18"/>
+                <w:szCs w:val="18"/>
+              </w:rPr>
+              <w:t>Buyer brokerage, supplier expos, product development to buyer specifications, export promotion and market information</w:t>
+            </w:r>
+          </w:p>
+        </w:tc>
+        <w:tc>
+          <w:tcPr>
+            <w:tcW w:w="3025" w:type="dxa"/>
+            <w:tcBorders>
+              <w:top w:val="single" w:sz="4" w:space="0" w:color="B7C4BB"/>
+              <w:left w:val="single" w:sz="4" w:space="0" w:color="B7C4BB"/>
+              <w:bottom w:val="single" w:sz="4" w:space="0" w:color="B7C4BB"/>
+              <w:right w:val="single" w:sz="4" w:space="0" w:color="B7C4BB"/>
+            </w:tcBorders>
+          </w:tcPr>
+          <w:p>
+            <w:pPr>
+              <w:pStyle w:val="Normal"/>
+              <w:spacing w:lineRule="exact" w:line="252" w:before="0" w:after="0"/>
+              <w:rPr/>
+            </w:pPr>
+            <w:r>
+              <w:rPr>
+                <w:sz w:val="18"/>
+                <w:szCs w:val="18"/>
+              </w:rPr>
+              <w:t>Anchor supplier programmes such as Wilderness-LEA; ZimTrade; ZDA; NIPDB; exporters' associations such as BEMA</w:t>
+            </w:r>
+          </w:p>
+        </w:tc>
+        <w:tc>
+          <w:tcPr>
+            <w:tcW w:w="1100" w:type="dxa"/>
+            <w:tcBorders>
+              <w:top w:val="single" w:sz="4" w:space="0" w:color="B7C4BB"/>
+              <w:left w:val="single" w:sz="4" w:space="0" w:color="B7C4BB"/>
+              <w:bottom w:val="single" w:sz="4" w:space="0" w:color="B7C4BB"/>
+              <w:right w:val="single" w:sz="4" w:space="0" w:color="B7C4BB"/>
+            </w:tcBorders>
+          </w:tcPr>
+          <w:p>
+            <w:pPr>
+              <w:pStyle w:val="Normal"/>
+              <w:spacing w:lineRule="exact" w:line="252" w:before="0" w:after="0"/>
+              <w:rPr/>
+            </w:pPr>
+            <w:r>
+              <w:rPr>
+                <w:sz w:val="18"/>
+                <w:szCs w:val="18"/>
+              </w:rPr>
+              <w:t>1-2</w:t>
+            </w:r>
+          </w:p>
+        </w:tc>
+      </w:tr>
+      <w:tr>
+        <w:trPr>
+          <w:cantSplit w:val="true"/>
+        </w:trPr>
+        <w:tc>
+          <w:tcPr>
+            <w:tcW w:w="1798" w:type="dxa"/>
+            <w:tcBorders>
+              <w:top w:val="single" w:sz="4" w:space="0" w:color="B7C4BB"/>
+              <w:left w:val="single" w:sz="4" w:space="0" w:color="B7C4BB"/>
+              <w:bottom w:val="single" w:sz="4" w:space="0" w:color="B7C4BB"/>
+              <w:right w:val="single" w:sz="4" w:space="0" w:color="B7C4BB"/>
+            </w:tcBorders>
+          </w:tcPr>
+          <w:p>
+            <w:pPr>
+              <w:pStyle w:val="Normal"/>
+              <w:spacing w:lineRule="exact" w:line="252" w:before="0" w:after="0"/>
+              <w:rPr/>
+            </w:pPr>
+            <w:r>
+              <w:rPr>
+                <w:sz w:val="18"/>
+                <w:szCs w:val="18"/>
+              </w:rPr>
+              <w:t>Finance readiness and brokerage</w:t>
+            </w:r>
+          </w:p>
+        </w:tc>
+        <w:tc>
+          <w:tcPr>
+            <w:tcW w:w="3102" w:type="dxa"/>
+            <w:tcBorders>
+              <w:top w:val="single" w:sz="4" w:space="0" w:color="B7C4BB"/>
+              <w:left w:val="single" w:sz="4" w:space="0" w:color="B7C4BB"/>
+              <w:bottom w:val="single" w:sz="4" w:space="0" w:color="B7C4BB"/>
+              <w:right w:val="single" w:sz="4" w:space="0" w:color="B7C4BB"/>
+            </w:tcBorders>
+          </w:tcPr>
+          <w:p>
+            <w:pPr>
+              <w:pStyle w:val="Normal"/>
+              <w:spacing w:lineRule="exact" w:line="252" w:before="0" w:after="0"/>
+              <w:rPr/>
+            </w:pPr>
+            <w:r>
+              <w:rPr>
+                <w:sz w:val="18"/>
+                <w:szCs w:val="18"/>
+              </w:rPr>
+              <w:t>Business plans, proposals and loan packaging; referral to lenders; post-finance monitoring</w:t>
+            </w:r>
+          </w:p>
+        </w:tc>
+        <w:tc>
+          <w:tcPr>
+            <w:tcW w:w="3025" w:type="dxa"/>
+            <w:tcBorders>
+              <w:top w:val="single" w:sz="4" w:space="0" w:color="B7C4BB"/>
+              <w:left w:val="single" w:sz="4" w:space="0" w:color="B7C4BB"/>
+              <w:bottom w:val="single" w:sz="4" w:space="0" w:color="B7C4BB"/>
+              <w:right w:val="single" w:sz="4" w:space="0" w:color="B7C4BB"/>
+            </w:tcBorders>
+          </w:tcPr>
+          <w:p>
+            <w:pPr>
+              <w:pStyle w:val="Normal"/>
+              <w:spacing w:lineRule="exact" w:line="252" w:before="0" w:after="0"/>
+              <w:rPr/>
+            </w:pPr>
+            <w:r>
+              <w:rPr>
+                <w:sz w:val="18"/>
+                <w:szCs w:val="18"/>
+              </w:rPr>
+              <w:t>LEA-CEDA, ZDA-CEEC, SMEDCO and its Zimbabwe Stock Exchange partnership, NIPDB High Potential Pool</w:t>
+            </w:r>
+          </w:p>
+        </w:tc>
+        <w:tc>
+          <w:tcPr>
+            <w:tcW w:w="1100" w:type="dxa"/>
+            <w:tcBorders>
+              <w:top w:val="single" w:sz="4" w:space="0" w:color="B7C4BB"/>
+              <w:left w:val="single" w:sz="4" w:space="0" w:color="B7C4BB"/>
+              <w:bottom w:val="single" w:sz="4" w:space="0" w:color="B7C4BB"/>
+              <w:right w:val="single" w:sz="4" w:space="0" w:color="B7C4BB"/>
+            </w:tcBorders>
+          </w:tcPr>
+          <w:p>
+            <w:pPr>
+              <w:pStyle w:val="Normal"/>
+              <w:spacing w:lineRule="exact" w:line="252" w:before="0" w:after="0"/>
+              <w:rPr/>
+            </w:pPr>
+            <w:r>
+              <w:rPr>
+                <w:sz w:val="18"/>
+                <w:szCs w:val="18"/>
+              </w:rPr>
+              <w:t>2-3</w:t>
+            </w:r>
+          </w:p>
+        </w:tc>
+      </w:tr>
+      <w:tr>
+        <w:trPr>
+          <w:cantSplit w:val="true"/>
+        </w:trPr>
+        <w:tc>
+          <w:tcPr>
+            <w:tcW w:w="1798" w:type="dxa"/>
+            <w:tcBorders>
+              <w:top w:val="single" w:sz="4" w:space="0" w:color="B7C4BB"/>
+              <w:left w:val="single" w:sz="4" w:space="0" w:color="B7C4BB"/>
+              <w:bottom w:val="single" w:sz="4" w:space="0" w:color="B7C4BB"/>
+              <w:right w:val="single" w:sz="4" w:space="0" w:color="B7C4BB"/>
+            </w:tcBorders>
+          </w:tcPr>
+          <w:p>
+            <w:pPr>
+              <w:pStyle w:val="Normal"/>
+              <w:spacing w:lineRule="exact" w:line="252" w:before="0" w:after="0"/>
+              <w:rPr/>
+            </w:pPr>
+            <w:r>
+              <w:rPr>
+                <w:sz w:val="18"/>
+                <w:szCs w:val="18"/>
+              </w:rPr>
+              <w:t>Representation and advocacy</w:t>
+            </w:r>
+          </w:p>
+        </w:tc>
+        <w:tc>
+          <w:tcPr>
+            <w:tcW w:w="3102" w:type="dxa"/>
+            <w:tcBorders>
+              <w:top w:val="single" w:sz="4" w:space="0" w:color="B7C4BB"/>
+              <w:left w:val="single" w:sz="4" w:space="0" w:color="B7C4BB"/>
+              <w:bottom w:val="single" w:sz="4" w:space="0" w:color="B7C4BB"/>
+              <w:right w:val="single" w:sz="4" w:space="0" w:color="B7C4BB"/>
+            </w:tcBorders>
+          </w:tcPr>
+          <w:p>
+            <w:pPr>
+              <w:pStyle w:val="Normal"/>
+              <w:spacing w:lineRule="exact" w:line="252" w:before="0" w:after="0"/>
+              <w:rPr/>
+            </w:pPr>
+            <w:r>
+              <w:rPr>
+                <w:sz w:val="18"/>
+                <w:szCs w:val="18"/>
+              </w:rPr>
+              <w:t>Raising MSME issues with government and anchor buyers, such as payment terms, unfair practices and the cost of compliance</w:t>
+            </w:r>
+          </w:p>
+        </w:tc>
+        <w:tc>
+          <w:tcPr>
+            <w:tcW w:w="3025" w:type="dxa"/>
+            <w:tcBorders>
+              <w:top w:val="single" w:sz="4" w:space="0" w:color="B7C4BB"/>
+              <w:left w:val="single" w:sz="4" w:space="0" w:color="B7C4BB"/>
+              <w:bottom w:val="single" w:sz="4" w:space="0" w:color="B7C4BB"/>
+              <w:right w:val="single" w:sz="4" w:space="0" w:color="B7C4BB"/>
+            </w:tcBorders>
+          </w:tcPr>
+          <w:p>
+            <w:pPr>
+              <w:pStyle w:val="Normal"/>
+              <w:spacing w:lineRule="exact" w:line="252" w:before="0" w:after="0"/>
+              <w:rPr/>
+            </w:pPr>
+            <w:r>
+              <w:rPr>
+                <w:sz w:val="18"/>
+                <w:szCs w:val="18"/>
+              </w:rPr>
+              <w:t>Chambers and apex bodies such as Business Botswana; HATAB, TBCZ, TCZ, FENATA; WIBA; NACSO; CAMPFIRE Association</w:t>
+            </w:r>
+          </w:p>
+        </w:tc>
+        <w:tc>
+          <w:tcPr>
+            <w:tcW w:w="1100" w:type="dxa"/>
+            <w:tcBorders>
+              <w:top w:val="single" w:sz="4" w:space="0" w:color="B7C4BB"/>
+              <w:left w:val="single" w:sz="4" w:space="0" w:color="B7C4BB"/>
+              <w:bottom w:val="single" w:sz="4" w:space="0" w:color="B7C4BB"/>
+              <w:right w:val="single" w:sz="4" w:space="0" w:color="B7C4BB"/>
+            </w:tcBorders>
+          </w:tcPr>
+          <w:p>
+            <w:pPr>
+              <w:pStyle w:val="Normal"/>
+              <w:spacing w:lineRule="exact" w:line="252" w:before="0" w:after="0"/>
+              <w:rPr/>
+            </w:pPr>
+            <w:r>
+              <w:rPr>
+                <w:sz w:val="18"/>
+                <w:szCs w:val="18"/>
+              </w:rPr>
+              <w:t>All</w:t>
+            </w:r>
+          </w:p>
+        </w:tc>
+      </w:tr>
+      <w:tr>
+        <w:trPr>
+          <w:cantSplit w:val="true"/>
+        </w:trPr>
+        <w:tc>
+          <w:tcPr>
+            <w:tcW w:w="1798" w:type="dxa"/>
+            <w:tcBorders>
+              <w:top w:val="single" w:sz="4" w:space="0" w:color="B7C4BB"/>
+              <w:left w:val="single" w:sz="4" w:space="0" w:color="B7C4BB"/>
+              <w:bottom w:val="single" w:sz="4" w:space="0" w:color="B7C4BB"/>
+              <w:right w:val="single" w:sz="4" w:space="0" w:color="B7C4BB"/>
+            </w:tcBorders>
+          </w:tcPr>
+          <w:p>
+            <w:pPr>
+              <w:pStyle w:val="Normal"/>
+              <w:spacing w:lineRule="exact" w:line="252" w:before="0" w:after="0"/>
+              <w:rPr/>
+            </w:pPr>
+            <w:r>
+              <w:rPr>
+                <w:sz w:val="18"/>
+                <w:szCs w:val="18"/>
+              </w:rPr>
+              <w:t>Information and coordination</w:t>
+            </w:r>
+          </w:p>
+        </w:tc>
+        <w:tc>
+          <w:tcPr>
+            <w:tcW w:w="3102" w:type="dxa"/>
+            <w:tcBorders>
+              <w:top w:val="single" w:sz="4" w:space="0" w:color="B7C4BB"/>
+              <w:left w:val="single" w:sz="4" w:space="0" w:color="B7C4BB"/>
+              <w:bottom w:val="single" w:sz="4" w:space="0" w:color="B7C4BB"/>
+              <w:right w:val="single" w:sz="4" w:space="0" w:color="B7C4BB"/>
+            </w:tcBorders>
+          </w:tcPr>
+          <w:p>
+            <w:pPr>
+              <w:pStyle w:val="Normal"/>
+              <w:spacing w:lineRule="exact" w:line="252" w:before="0" w:after="0"/>
+              <w:rPr/>
+            </w:pPr>
+            <w:r>
+              <w:rPr>
+                <w:sz w:val="18"/>
+                <w:szCs w:val="18"/>
+              </w:rPr>
+              <w:t>Publishing which BSO offers which service; referral between BSOs; monitoring and reporting impact</w:t>
+            </w:r>
+          </w:p>
+        </w:tc>
+        <w:tc>
+          <w:tcPr>
+            <w:tcW w:w="3025" w:type="dxa"/>
+            <w:tcBorders>
+              <w:top w:val="single" w:sz="4" w:space="0" w:color="B7C4BB"/>
+              <w:left w:val="single" w:sz="4" w:space="0" w:color="B7C4BB"/>
+              <w:bottom w:val="single" w:sz="4" w:space="0" w:color="B7C4BB"/>
+              <w:right w:val="single" w:sz="4" w:space="0" w:color="B7C4BB"/>
+            </w:tcBorders>
+          </w:tcPr>
+          <w:p>
+            <w:pPr>
+              <w:pStyle w:val="Normal"/>
+              <w:spacing w:lineRule="exact" w:line="252" w:before="0" w:after="0"/>
+              <w:rPr/>
+            </w:pPr>
+            <w:r>
+              <w:rPr>
+                <w:sz w:val="18"/>
+                <w:szCs w:val="18"/>
+              </w:rPr>
+              <w:t>Lead BSOs and apex bodies; the KAZA Secretariat at regional level</w:t>
+            </w:r>
+          </w:p>
+        </w:tc>
+        <w:tc>
+          <w:tcPr>
+            <w:tcW w:w="1100" w:type="dxa"/>
+            <w:tcBorders>
+              <w:top w:val="single" w:sz="4" w:space="0" w:color="B7C4BB"/>
+              <w:left w:val="single" w:sz="4" w:space="0" w:color="B7C4BB"/>
+              <w:bottom w:val="single" w:sz="4" w:space="0" w:color="B7C4BB"/>
+              <w:right w:val="single" w:sz="4" w:space="0" w:color="B7C4BB"/>
+            </w:tcBorders>
+          </w:tcPr>
+          <w:p>
+            <w:pPr>
+              <w:pStyle w:val="Normal"/>
+              <w:spacing w:lineRule="exact" w:line="252" w:before="0" w:after="0"/>
+              <w:rPr/>
+            </w:pPr>
+            <w:r>
+              <w:rPr>
+                <w:sz w:val="18"/>
+                <w:szCs w:val="18"/>
+              </w:rPr>
+              <w:t>All</w:t>
+            </w:r>
+          </w:p>
+        </w:tc>
+      </w:tr>
+      <w:tr>
+        <w:trPr>
+          <w:cantSplit w:val="true"/>
+        </w:trPr>
+        <w:tc>
+          <w:tcPr>
+            <w:tcW w:w="1798" w:type="dxa"/>
+            <w:tcBorders>
+              <w:top w:val="single" w:sz="4" w:space="0" w:color="B7C4BB"/>
+              <w:left w:val="single" w:sz="4" w:space="0" w:color="B7C4BB"/>
+              <w:bottom w:val="single" w:sz="4" w:space="0" w:color="B7C4BB"/>
+              <w:right w:val="single" w:sz="4" w:space="0" w:color="B7C4BB"/>
+            </w:tcBorders>
+          </w:tcPr>
+          <w:p>
+            <w:pPr>
+              <w:pStyle w:val="Normal"/>
+              <w:spacing w:lineRule="exact" w:line="252" w:before="0" w:after="0"/>
+              <w:rPr/>
+            </w:pPr>
+            <w:r>
+              <w:rPr>
+                <w:sz w:val="18"/>
+                <w:szCs w:val="18"/>
+              </w:rPr>
+              <w:t>Gender and youth inclusion</w:t>
+            </w:r>
+          </w:p>
+        </w:tc>
+        <w:tc>
+          <w:tcPr>
+            <w:tcW w:w="3102" w:type="dxa"/>
+            <w:tcBorders>
+              <w:top w:val="single" w:sz="4" w:space="0" w:color="B7C4BB"/>
+              <w:left w:val="single" w:sz="4" w:space="0" w:color="B7C4BB"/>
+              <w:bottom w:val="single" w:sz="4" w:space="0" w:color="B7C4BB"/>
+              <w:right w:val="single" w:sz="4" w:space="0" w:color="B7C4BB"/>
+            </w:tcBorders>
+          </w:tcPr>
+          <w:p>
+            <w:pPr>
+              <w:pStyle w:val="Normal"/>
+              <w:spacing w:lineRule="exact" w:line="252" w:before="0" w:after="0"/>
+              <w:rPr/>
+            </w:pPr>
+            <w:r>
+              <w:rPr>
+                <w:sz w:val="18"/>
+                <w:szCs w:val="18"/>
+              </w:rPr>
+              <w:t>Women's and youth programmes, women's leadership in associations and cooperatives, disaggregated client data</w:t>
+            </w:r>
+          </w:p>
+        </w:tc>
+        <w:tc>
+          <w:tcPr>
+            <w:tcW w:w="3025" w:type="dxa"/>
+            <w:tcBorders>
+              <w:top w:val="single" w:sz="4" w:space="0" w:color="B7C4BB"/>
+              <w:left w:val="single" w:sz="4" w:space="0" w:color="B7C4BB"/>
+              <w:bottom w:val="single" w:sz="4" w:space="0" w:color="B7C4BB"/>
+              <w:right w:val="single" w:sz="4" w:space="0" w:color="B7C4BB"/>
+            </w:tcBorders>
+          </w:tcPr>
+          <w:p>
+            <w:pPr>
+              <w:pStyle w:val="Normal"/>
+              <w:spacing w:lineRule="exact" w:line="252" w:before="0" w:after="0"/>
+              <w:rPr/>
+            </w:pPr>
+            <w:r>
+              <w:rPr>
+                <w:sz w:val="18"/>
+                <w:szCs w:val="18"/>
+              </w:rPr>
+              <w:t>WIBA; youth and women's finance institutions; the UNDP youth MSME programme in Zambia</w:t>
+            </w:r>
+          </w:p>
+        </w:tc>
+        <w:tc>
+          <w:tcPr>
+            <w:tcW w:w="1100" w:type="dxa"/>
+            <w:tcBorders>
+              <w:top w:val="single" w:sz="4" w:space="0" w:color="B7C4BB"/>
+              <w:left w:val="single" w:sz="4" w:space="0" w:color="B7C4BB"/>
+              <w:bottom w:val="single" w:sz="4" w:space="0" w:color="B7C4BB"/>
+              <w:right w:val="single" w:sz="4" w:space="0" w:color="B7C4BB"/>
+            </w:tcBorders>
+          </w:tcPr>
+          <w:p>
+            <w:pPr>
+              <w:pStyle w:val="Normal"/>
+              <w:spacing w:lineRule="exact" w:line="252" w:before="0" w:after="0"/>
+              <w:rPr/>
+            </w:pPr>
+            <w:r>
+              <w:rPr>
+                <w:sz w:val="18"/>
+                <w:szCs w:val="18"/>
+              </w:rPr>
+              <w:t>0-2</w:t>
+            </w:r>
+          </w:p>
+        </w:tc>
+      </w:tr>
+    </w:tbl>
+    <w:p>
+      <w:pPr>
+        <w:pStyle w:val="Normal"/>
+        <w:spacing w:before="0" w:after="120"/>
+        <w:rPr/>
+      </w:pPr>
+      <w:r>
+        <w:rPr/>
+      </w:r>
+    </w:p>
+    <w:p>
+      <w:pPr>
+        <w:pStyle w:val="Heading2"/>
+        <w:rPr/>
+      </w:pPr>
+      <w:bookmarkStart w:id="25" w:name="__RefHeading___Toc3549_1779871682"/>
+      <w:bookmarkEnd w:id="25"/>
+      <w:r>
+        <w:rPr/>
+        <w:t>6.3 Financial Institutions</w:t>
+      </w:r>
+    </w:p>
+    <w:p>
+      <w:pPr>
+        <w:pStyle w:val="ListParagraph"/>
+        <w:numPr>
+          <w:ilvl w:val="0"/>
+          <w:numId w:val="63"/>
+        </w:numPr>
+        <w:rPr/>
+      </w:pPr>
+      <w:r>
+        <w:rPr>
+          <w:b/>
+          <w:bCs/>
+        </w:rPr>
+        <w:t>Seasonal cash-flow lending:</w:t>
+      </w:r>
+      <w:r>
+        <w:rPr/>
+        <w:t xml:space="preserve"> structuring repayment around tourism and agricultural seasons rather than monthly amortisation.</w:t>
+      </w:r>
+    </w:p>
+    <w:p>
+      <w:pPr>
+        <w:pStyle w:val="ListParagraph"/>
+        <w:numPr>
+          <w:ilvl w:val="0"/>
+          <w:numId w:val="64"/>
+        </w:numPr>
+        <w:rPr/>
+      </w:pPr>
+      <w:r>
+        <w:rPr>
+          <w:b/>
+          <w:bCs/>
+        </w:rPr>
+        <w:t>Sector knowledge:</w:t>
+      </w:r>
+      <w:r>
+        <w:rPr/>
+        <w:t xml:space="preserve"> understanding R-NBT business models, anchor-buyer contracts, concessions and JV arrangements.</w:t>
+      </w:r>
+    </w:p>
+    <w:p>
+      <w:pPr>
+        <w:pStyle w:val="ListParagraph"/>
+        <w:numPr>
+          <w:ilvl w:val="0"/>
+          <w:numId w:val="65"/>
+        </w:numPr>
+        <w:rPr/>
+      </w:pPr>
+      <w:r>
+        <w:rPr>
+          <w:b/>
+          <w:bCs/>
+        </w:rPr>
+        <w:t>Alternative collateral and data:</w:t>
+      </w:r>
+      <w:r>
+        <w:rPr/>
+        <w:t xml:space="preserve"> using purchase orders, receivables, movable-asset registries, mobile-money data and savings-group records in credit assessment. Zambia's 4th-place ranking for getting credit in Doing Business 2020 shows that the legal tools exist there; Zimbabwe launched a collateral registry for movable assets in 2022, and Botswana's CIPA is developing a National Collateral Registry for SME credit. The gap is lenders' use of these tools for small borrowers. In Angola, which ranked 185th for getting credit, lenders have few such tools and need contractual workarounds such as payment routing through the anchor buyer.</w:t>
+      </w:r>
+    </w:p>
+    <w:p>
+      <w:pPr>
+        <w:pStyle w:val="ListParagraph"/>
+        <w:numPr>
+          <w:ilvl w:val="0"/>
+          <w:numId w:val="66"/>
+        </w:numPr>
+        <w:rPr/>
+      </w:pPr>
+      <w:r>
+        <w:rPr>
+          <w:b/>
+          <w:bCs/>
+        </w:rPr>
+        <w:t>Small-ticket economics:</w:t>
+      </w:r>
+      <w:r>
+        <w:rPr/>
+        <w:t xml:space="preserve"> reducing the unit cost of small loans through digital origination, group or value-chain lending, and BSO pre-screening.</w:t>
+      </w:r>
+    </w:p>
+    <w:p>
+      <w:pPr>
+        <w:pStyle w:val="ListParagraph"/>
+        <w:numPr>
+          <w:ilvl w:val="0"/>
+          <w:numId w:val="67"/>
+        </w:numPr>
+        <w:rPr/>
+      </w:pPr>
+      <w:r>
+        <w:rPr>
+          <w:b/>
+          <w:bCs/>
+        </w:rPr>
+        <w:t>Guarantee use:</w:t>
+      </w:r>
+      <w:r>
+        <w:rPr/>
+        <w:t xml:space="preserve"> many banks under-use existing credit guarantee schemes; staff need to understand when and how to use them.</w:t>
+      </w:r>
+    </w:p>
+    <w:p>
+      <w:pPr>
+        <w:pStyle w:val="ListParagraph"/>
+        <w:numPr>
+          <w:ilvl w:val="0"/>
+          <w:numId w:val="68"/>
+        </w:numPr>
+        <w:rPr/>
+      </w:pPr>
+      <w:r>
+        <w:rPr>
+          <w:b/>
+          <w:bCs/>
+        </w:rPr>
+        <w:t>Gender-smart lending:</w:t>
+      </w:r>
+      <w:r>
+        <w:rPr/>
+        <w:t xml:space="preserve"> collecting sex-disaggregated portfolio data, designing products for women-owned enterprises and training staff to reduce bias.</w:t>
+      </w:r>
+    </w:p>
+    <w:p>
+      <w:pPr>
+        <w:pStyle w:val="ListParagraph"/>
+        <w:numPr>
+          <w:ilvl w:val="0"/>
+          <w:numId w:val="69"/>
+        </w:numPr>
+        <w:rPr/>
+      </w:pPr>
+      <w:r>
+        <w:rPr>
+          <w:b/>
+          <w:bCs/>
+        </w:rPr>
+        <w:t>Regenerative screening:</w:t>
+      </w:r>
+      <w:r>
+        <w:rPr/>
+        <w:t xml:space="preserve"> applying simple environmental and social criteria consistent with a KAZA R-NBT eligibility framework.</w:t>
+      </w:r>
+    </w:p>
+    <w:p>
+      <w:pPr>
+        <w:pStyle w:val="Normal"/>
+        <w:keepNext w:val="true"/>
+        <w:spacing w:before="160" w:after="80"/>
+        <w:rPr/>
+      </w:pPr>
+      <w:r>
+        <w:rPr>
+          <w:b/>
+          <w:bCs/>
+          <w:color w:val="1F5135"/>
+          <w:sz w:val="20"/>
+          <w:szCs w:val="20"/>
+        </w:rPr>
+        <w:t xml:space="preserve">Table 11: </w:t>
       </w:r>
       <w:r>
         <w:rPr>
@@ -13181,7 +17968,7 @@
                 <w:sz w:val="18"/>
                 <w:szCs w:val="18"/>
               </w:rPr>
-              <w:t>Reliability, compliance, contracting, cash-flow planning, investment readiness</w:t>
+              <w:t>Reliability, quality assurance and standards, compliance, contracting and negotiation, cash-flow planning, investment readiness</w:t>
             </w:r>
           </w:p>
         </w:tc>
@@ -13391,7 +18178,7 @@
                 <w:sz w:val="18"/>
                 <w:szCs w:val="18"/>
               </w:rPr>
-              <w:t>Sector-specific supplier development; readiness diagnostic; finance brokerage; KAZA outreach; gender and youth methods</w:t>
+              <w:t>Sector-specific supplier development; readiness diagnostic; finance brokerage; KAZA outreach; standards and productivity services outside capitals; coordination and information on services; strategic planning, performance and impact monitoring; mentor accreditation; gender and youth methods</w:t>
             </w:r>
           </w:p>
         </w:tc>
@@ -13676,7 +18463,7 @@
         <w:spacing w:before="0" w:after="240"/>
         <w:rPr/>
       </w:pPr>
-      <w:bookmarkStart w:id="26" w:name="__RefHeading___Toc2995_3770744645"/>
+      <w:bookmarkStart w:id="26" w:name="__RefHeading___Toc3551_1779871682"/>
       <w:bookmarkEnd w:id="26"/>
       <w:r>
         <w:rPr/>
@@ -13699,7 +18486,7 @@
         <w:pStyle w:val="Heading2"/>
         <w:rPr/>
       </w:pPr>
-      <w:bookmarkStart w:id="27" w:name="__RefHeading___Toc2997_3770744645"/>
+      <w:bookmarkStart w:id="27" w:name="__RefHeading___Toc3553_1779871682"/>
       <w:bookmarkEnd w:id="27"/>
       <w:r>
         <w:rPr/>
@@ -13742,7 +18529,7 @@
           <w:sz w:val="20"/>
           <w:szCs w:val="20"/>
         </w:rPr>
-        <w:t xml:space="preserve">Table 9: </w:t>
+        <w:t xml:space="preserve">Table 12: </w:t>
       </w:r>
       <w:r>
         <w:rPr>
@@ -15697,7 +20484,7 @@
         <w:pStyle w:val="ListParagraph"/>
         <w:numPr>
           <w:ilvl w:val="0"/>
-          <w:numId w:val="65"/>
+          <w:numId w:val="70"/>
         </w:numPr>
         <w:rPr/>
       </w:pPr>
@@ -15718,7 +20505,7 @@
         <w:pStyle w:val="ListParagraph"/>
         <w:numPr>
           <w:ilvl w:val="0"/>
-          <w:numId w:val="66"/>
+          <w:numId w:val="71"/>
         </w:numPr>
         <w:rPr/>
       </w:pPr>
@@ -15739,7 +20526,7 @@
         <w:pStyle w:val="ListParagraph"/>
         <w:numPr>
           <w:ilvl w:val="0"/>
-          <w:numId w:val="67"/>
+          <w:numId w:val="72"/>
         </w:numPr>
         <w:rPr/>
       </w:pPr>
@@ -15760,7 +20547,7 @@
         <w:pStyle w:val="ListParagraph"/>
         <w:numPr>
           <w:ilvl w:val="0"/>
-          <w:numId w:val="68"/>
+          <w:numId w:val="73"/>
         </w:numPr>
         <w:rPr/>
       </w:pPr>
@@ -15781,7 +20568,7 @@
         <w:pStyle w:val="ListParagraph"/>
         <w:numPr>
           <w:ilvl w:val="0"/>
-          <w:numId w:val="69"/>
+          <w:numId w:val="74"/>
         </w:numPr>
         <w:rPr/>
       </w:pPr>
@@ -15944,7 +20731,7 @@
           <w:sz w:val="20"/>
           <w:szCs w:val="20"/>
         </w:rPr>
-        <w:t xml:space="preserve">Table 10: </w:t>
+        <w:t xml:space="preserve">Table 13: </w:t>
       </w:r>
       <w:r>
         <w:rPr>
@@ -16634,7 +21421,7 @@
         <w:pStyle w:val="Heading2"/>
         <w:rPr/>
       </w:pPr>
-      <w:bookmarkStart w:id="28" w:name="__RefHeading___Toc2999_3770744645"/>
+      <w:bookmarkStart w:id="28" w:name="__RefHeading___Toc3555_1779871682"/>
       <w:bookmarkEnd w:id="28"/>
       <w:r>
         <w:rPr/>
@@ -16773,7 +21560,7 @@
         <w:pStyle w:val="ListParagraph"/>
         <w:numPr>
           <w:ilvl w:val="0"/>
-          <w:numId w:val="70"/>
+          <w:numId w:val="75"/>
         </w:numPr>
         <w:rPr/>
       </w:pPr>
@@ -16794,7 +21581,7 @@
         <w:pStyle w:val="ListParagraph"/>
         <w:numPr>
           <w:ilvl w:val="0"/>
-          <w:numId w:val="71"/>
+          <w:numId w:val="76"/>
         </w:numPr>
         <w:rPr/>
       </w:pPr>
@@ -16815,7 +21602,7 @@
         <w:pStyle w:val="ListParagraph"/>
         <w:numPr>
           <w:ilvl w:val="0"/>
-          <w:numId w:val="72"/>
+          <w:numId w:val="77"/>
         </w:numPr>
         <w:rPr/>
       </w:pPr>
@@ -16836,7 +21623,7 @@
         <w:pStyle w:val="ListParagraph"/>
         <w:numPr>
           <w:ilvl w:val="0"/>
-          <w:numId w:val="73"/>
+          <w:numId w:val="78"/>
         </w:numPr>
         <w:rPr/>
       </w:pPr>
@@ -16857,7 +21644,7 @@
         <w:pStyle w:val="ListParagraph"/>
         <w:numPr>
           <w:ilvl w:val="0"/>
-          <w:numId w:val="74"/>
+          <w:numId w:val="79"/>
         </w:numPr>
         <w:rPr/>
       </w:pPr>
@@ -16878,7 +21665,7 @@
         <w:pStyle w:val="Heading2"/>
         <w:rPr/>
       </w:pPr>
-      <w:bookmarkStart w:id="29" w:name="__RefHeading___Toc3001_3770744645"/>
+      <w:bookmarkStart w:id="29" w:name="__RefHeading___Toc3557_1779871682"/>
       <w:bookmarkEnd w:id="29"/>
       <w:r>
         <w:rPr/>
@@ -17451,7 +22238,7 @@
           <w:sz w:val="20"/>
           <w:szCs w:val="20"/>
         </w:rPr>
-        <w:t xml:space="preserve">Table 11: </w:t>
+        <w:t xml:space="preserve">Table 14: </w:t>
       </w:r>
       <w:r>
         <w:rPr>
@@ -18317,7 +23104,7 @@
         <w:pStyle w:val="Heading2"/>
         <w:rPr/>
       </w:pPr>
-      <w:bookmarkStart w:id="30" w:name="__RefHeading___Toc3003_3770744645"/>
+      <w:bookmarkStart w:id="30" w:name="__RefHeading___Toc3559_1779871682"/>
       <w:bookmarkEnd w:id="30"/>
       <w:r>
         <w:rPr/>
@@ -18329,7 +23116,7 @@
         <w:pStyle w:val="ListParagraph"/>
         <w:numPr>
           <w:ilvl w:val="0"/>
-          <w:numId w:val="75"/>
+          <w:numId w:val="80"/>
         </w:numPr>
         <w:rPr/>
       </w:pPr>
@@ -18343,7 +23130,7 @@
         <w:pStyle w:val="ListParagraph"/>
         <w:numPr>
           <w:ilvl w:val="0"/>
-          <w:numId w:val="76"/>
+          <w:numId w:val="81"/>
         </w:numPr>
         <w:rPr/>
       </w:pPr>
@@ -18357,7 +23144,7 @@
         <w:pStyle w:val="ListParagraph"/>
         <w:numPr>
           <w:ilvl w:val="0"/>
-          <w:numId w:val="77"/>
+          <w:numId w:val="82"/>
         </w:numPr>
         <w:rPr/>
       </w:pPr>
@@ -18371,7 +23158,7 @@
         <w:pStyle w:val="ListParagraph"/>
         <w:numPr>
           <w:ilvl w:val="0"/>
-          <w:numId w:val="78"/>
+          <w:numId w:val="83"/>
         </w:numPr>
         <w:rPr/>
       </w:pPr>
@@ -18385,7 +23172,7 @@
         <w:pStyle w:val="ListParagraph"/>
         <w:numPr>
           <w:ilvl w:val="0"/>
-          <w:numId w:val="79"/>
+          <w:numId w:val="84"/>
         </w:numPr>
         <w:rPr/>
       </w:pPr>
@@ -18403,7 +23190,7 @@
         <w:spacing w:before="0" w:after="240"/>
         <w:rPr/>
       </w:pPr>
-      <w:bookmarkStart w:id="31" w:name="__RefHeading___Toc3005_3770744645"/>
+      <w:bookmarkStart w:id="31" w:name="__RefHeading___Toc3561_1779871682"/>
       <w:bookmarkEnd w:id="31"/>
       <w:r>
         <w:rPr/>
@@ -18415,7 +23202,7 @@
         <w:pStyle w:val="Heading2"/>
         <w:rPr/>
       </w:pPr>
-      <w:bookmarkStart w:id="32" w:name="__RefHeading___Toc3007_3770744645"/>
+      <w:bookmarkStart w:id="32" w:name="__RefHeading___Toc3563_1779871682"/>
       <w:bookmarkEnd w:id="32"/>
       <w:r>
         <w:rPr/>
@@ -18448,7 +23235,7 @@
           <w:sz w:val="20"/>
           <w:szCs w:val="20"/>
         </w:rPr>
-        <w:t xml:space="preserve">Table 12: </w:t>
+        <w:t xml:space="preserve">Table 15: </w:t>
       </w:r>
       <w:r>
         <w:rPr>
@@ -19380,7 +24167,7 @@
         <w:pStyle w:val="Heading2"/>
         <w:rPr/>
       </w:pPr>
-      <w:bookmarkStart w:id="33" w:name="__RefHeading___Toc3009_3770744645"/>
+      <w:bookmarkStart w:id="33" w:name="__RefHeading___Toc3565_1779871682"/>
       <w:bookmarkEnd w:id="33"/>
       <w:r>
         <w:rPr/>
@@ -19402,7 +24189,7 @@
           <w:sz w:val="20"/>
           <w:szCs w:val="20"/>
         </w:rPr>
-        <w:t xml:space="preserve">Table 13: </w:t>
+        <w:t xml:space="preserve">Table 16: </w:t>
       </w:r>
       <w:r>
         <w:rPr>
@@ -20410,7 +25197,7 @@
         <w:pStyle w:val="Heading2"/>
         <w:rPr/>
       </w:pPr>
-      <w:bookmarkStart w:id="34" w:name="__RefHeading___Toc3011_3770744645"/>
+      <w:bookmarkStart w:id="34" w:name="__RefHeading___Toc3567_1779871682"/>
       <w:bookmarkEnd w:id="34"/>
       <w:r>
         <w:rPr/>
@@ -20432,7 +25219,7 @@
           <w:sz w:val="20"/>
           <w:szCs w:val="20"/>
         </w:rPr>
-        <w:t xml:space="preserve">Table 14: </w:t>
+        <w:t xml:space="preserve">Table 17: </w:t>
       </w:r>
       <w:r>
         <w:rPr>
@@ -21339,7 +26126,7 @@
         <w:spacing w:before="0" w:after="240"/>
         <w:rPr/>
       </w:pPr>
-      <w:bookmarkStart w:id="35" w:name="__RefHeading___Toc3013_3770744645"/>
+      <w:bookmarkStart w:id="35" w:name="__RefHeading___Toc3569_1779871682"/>
       <w:bookmarkEnd w:id="35"/>
       <w:r>
         <w:rPr/>
@@ -21372,7 +26159,7 @@
           <w:sz w:val="20"/>
           <w:szCs w:val="20"/>
         </w:rPr>
-        <w:t xml:space="preserve">Table 15: </w:t>
+        <w:t xml:space="preserve">Table 18: </w:t>
       </w:r>
       <w:r>
         <w:rPr>
@@ -22625,7 +27412,7 @@
         <w:spacing w:before="0" w:after="240"/>
         <w:rPr/>
       </w:pPr>
-      <w:bookmarkStart w:id="36" w:name="__RefHeading___Toc3015_3770744645"/>
+      <w:bookmarkStart w:id="36" w:name="__RefHeading___Toc3571_1779871682"/>
       <w:bookmarkEnd w:id="36"/>
       <w:r>
         <w:rPr/>
@@ -22637,7 +27424,7 @@
         <w:pStyle w:val="Heading2"/>
         <w:rPr/>
       </w:pPr>
-      <w:bookmarkStart w:id="37" w:name="__RefHeading___Toc3017_3770744645"/>
+      <w:bookmarkStart w:id="37" w:name="__RefHeading___Toc3573_1779871682"/>
       <w:bookmarkEnd w:id="37"/>
       <w:r>
         <w:rPr/>
@@ -22652,7 +27439,7 @@
       </w:pPr>
       <w:r>
         <w:rPr/>
-        <w:t>Support should be organised as a pathway through which MSMEs graduate from tier to tier, with the support package and finance changing at each step. A common readiness diagnostic, applied by BSOs, would place each MSME in a tier and track progress.</w:t>
+        <w:t>Support should be organised as a pathway through which MSMEs graduate from tier to tier, with the support package and finance changing at each step. A common readiness diagnostic, applied by BSOs, would place each MSME in a tier and track progress. At every tier, support should combine delivery modes rather than rely on classroom training: technical assistance, on-the-job training, mentoring and coaching, workshops, and benchmarking or exchange visits (Section 6.1).</w:t>
       </w:r>
     </w:p>
     <w:p>
@@ -22670,7 +27457,7 @@
           <w:sz w:val="20"/>
           <w:szCs w:val="20"/>
         </w:rPr>
-        <w:t xml:space="preserve">Table 16: </w:t>
+        <w:t xml:space="preserve">Table 19: </w:t>
       </w:r>
       <w:r>
         <w:rPr>
@@ -23082,7 +27869,7 @@
                 <w:sz w:val="18"/>
                 <w:szCs w:val="18"/>
               </w:rPr>
-              <w:t>Supplier development with anchor buyers; compliance (tax, VAT, insurance, certification); contracting; cash-flow planning</w:t>
+              <w:t>Supplier development with anchor buyers; quality assurance, standards and productivity; compliance (tax, VAT, insurance, certification); contracting and negotiation; cash-flow planning</w:t>
             </w:r>
           </w:p>
         </w:tc>
@@ -23187,7 +27974,7 @@
                 <w:sz w:val="18"/>
                 <w:szCs w:val="18"/>
               </w:rPr>
-              <w:t>Business plan and investment readiness coaching; governance; deal brokerage</w:t>
+              <w:t>Business plan, proposal and investment readiness coaching; strategic partnerships; governance; deal brokerage</w:t>
             </w:r>
           </w:p>
         </w:tc>
@@ -23258,7 +28045,7 @@
         <w:pStyle w:val="Heading2"/>
         <w:rPr/>
       </w:pPr>
-      <w:bookmarkStart w:id="38" w:name="__RefHeading___Toc3019_3770744645"/>
+      <w:bookmarkStart w:id="38" w:name="__RefHeading___Toc3575_1779871682"/>
       <w:bookmarkEnd w:id="38"/>
       <w:r>
         <w:rPr/>
@@ -23270,7 +28057,7 @@
         <w:pStyle w:val="ListParagraph"/>
         <w:numPr>
           <w:ilvl w:val="0"/>
-          <w:numId w:val="80"/>
+          <w:numId w:val="85"/>
         </w:numPr>
         <w:rPr/>
       </w:pPr>
@@ -23291,7 +28078,7 @@
         <w:pStyle w:val="ListParagraph"/>
         <w:numPr>
           <w:ilvl w:val="0"/>
-          <w:numId w:val="81"/>
+          <w:numId w:val="86"/>
         </w:numPr>
         <w:rPr/>
       </w:pPr>
@@ -23312,7 +28099,7 @@
         <w:pStyle w:val="ListParagraph"/>
         <w:numPr>
           <w:ilvl w:val="0"/>
-          <w:numId w:val="82"/>
+          <w:numId w:val="87"/>
         </w:numPr>
         <w:rPr/>
       </w:pPr>
@@ -23333,7 +28120,7 @@
         <w:pStyle w:val="ListParagraph"/>
         <w:numPr>
           <w:ilvl w:val="0"/>
-          <w:numId w:val="83"/>
+          <w:numId w:val="88"/>
         </w:numPr>
         <w:rPr/>
       </w:pPr>
@@ -23354,7 +28141,7 @@
         <w:pStyle w:val="ListParagraph"/>
         <w:numPr>
           <w:ilvl w:val="0"/>
-          <w:numId w:val="84"/>
+          <w:numId w:val="89"/>
         </w:numPr>
         <w:rPr/>
       </w:pPr>
@@ -23375,7 +28162,7 @@
         <w:pStyle w:val="ListParagraph"/>
         <w:numPr>
           <w:ilvl w:val="0"/>
-          <w:numId w:val="85"/>
+          <w:numId w:val="90"/>
         </w:numPr>
         <w:rPr/>
       </w:pPr>
@@ -23396,7 +28183,7 @@
         <w:pStyle w:val="ListParagraph"/>
         <w:numPr>
           <w:ilvl w:val="0"/>
-          <w:numId w:val="86"/>
+          <w:numId w:val="91"/>
         </w:numPr>
         <w:rPr/>
       </w:pPr>
@@ -23417,7 +28204,7 @@
         <w:pStyle w:val="ListParagraph"/>
         <w:numPr>
           <w:ilvl w:val="0"/>
-          <w:numId w:val="87"/>
+          <w:numId w:val="92"/>
         </w:numPr>
         <w:rPr/>
       </w:pPr>
@@ -23438,7 +28225,7 @@
         <w:pStyle w:val="Heading2"/>
         <w:rPr/>
       </w:pPr>
-      <w:bookmarkStart w:id="39" w:name="__RefHeading___Toc3021_3770744645"/>
+      <w:bookmarkStart w:id="39" w:name="__RefHeading___Toc3577_1779871682"/>
       <w:bookmarkEnd w:id="39"/>
       <w:r>
         <w:rPr/>
@@ -23450,7 +28237,7 @@
         <w:pStyle w:val="ListParagraph"/>
         <w:numPr>
           <w:ilvl w:val="0"/>
-          <w:numId w:val="88"/>
+          <w:numId w:val="93"/>
         </w:numPr>
         <w:rPr/>
       </w:pPr>
@@ -23471,7 +28258,7 @@
         <w:pStyle w:val="ListParagraph"/>
         <w:numPr>
           <w:ilvl w:val="0"/>
-          <w:numId w:val="89"/>
+          <w:numId w:val="94"/>
         </w:numPr>
         <w:rPr/>
       </w:pPr>
@@ -23492,7 +28279,7 @@
         <w:pStyle w:val="ListParagraph"/>
         <w:numPr>
           <w:ilvl w:val="0"/>
-          <w:numId w:val="90"/>
+          <w:numId w:val="95"/>
         </w:numPr>
         <w:rPr/>
       </w:pPr>
@@ -23513,7 +28300,7 @@
         <w:pStyle w:val="ListParagraph"/>
         <w:numPr>
           <w:ilvl w:val="0"/>
-          <w:numId w:val="91"/>
+          <w:numId w:val="96"/>
         </w:numPr>
         <w:rPr/>
       </w:pPr>
@@ -23534,7 +28321,7 @@
         <w:pStyle w:val="ListParagraph"/>
         <w:numPr>
           <w:ilvl w:val="0"/>
-          <w:numId w:val="92"/>
+          <w:numId w:val="97"/>
         </w:numPr>
         <w:rPr/>
       </w:pPr>
@@ -23555,7 +28342,7 @@
         <w:pStyle w:val="ListParagraph"/>
         <w:numPr>
           <w:ilvl w:val="0"/>
-          <w:numId w:val="93"/>
+          <w:numId w:val="98"/>
         </w:numPr>
         <w:rPr/>
       </w:pPr>
@@ -23576,7 +28363,7 @@
         <w:pStyle w:val="Heading2"/>
         <w:rPr/>
       </w:pPr>
-      <w:bookmarkStart w:id="40" w:name="__RefHeading___Toc3023_3770744645"/>
+      <w:bookmarkStart w:id="40" w:name="__RefHeading___Toc3579_1779871682"/>
       <w:bookmarkEnd w:id="40"/>
       <w:r>
         <w:rPr/>
@@ -23609,7 +28396,7 @@
           <w:sz w:val="20"/>
           <w:szCs w:val="20"/>
         </w:rPr>
-        <w:t xml:space="preserve">Table 17: </w:t>
+        <w:t xml:space="preserve">Table 20: </w:t>
       </w:r>
       <w:r>
         <w:rPr>
@@ -24092,7 +28879,7 @@
         <w:pStyle w:val="Heading2"/>
         <w:rPr/>
       </w:pPr>
-      <w:bookmarkStart w:id="41" w:name="__RefHeading___Toc3025_3770744645"/>
+      <w:bookmarkStart w:id="41" w:name="__RefHeading___Toc3581_1779871682"/>
       <w:bookmarkEnd w:id="41"/>
       <w:r>
         <w:rPr/>
@@ -24104,7 +28891,7 @@
         <w:pStyle w:val="ListParagraph"/>
         <w:numPr>
           <w:ilvl w:val="0"/>
-          <w:numId w:val="94"/>
+          <w:numId w:val="99"/>
         </w:numPr>
         <w:rPr/>
       </w:pPr>
@@ -24129,7 +28916,7 @@
         <w:pStyle w:val="ListParagraph"/>
         <w:numPr>
           <w:ilvl w:val="0"/>
-          <w:numId w:val="95"/>
+          <w:numId w:val="100"/>
         </w:numPr>
         <w:rPr/>
       </w:pPr>
@@ -24165,7 +28952,7 @@
         <w:pStyle w:val="ListParagraph"/>
         <w:numPr>
           <w:ilvl w:val="0"/>
-          <w:numId w:val="96"/>
+          <w:numId w:val="101"/>
         </w:numPr>
         <w:rPr/>
       </w:pPr>
@@ -24190,7 +28977,7 @@
         <w:pStyle w:val="ListParagraph"/>
         <w:numPr>
           <w:ilvl w:val="0"/>
-          <w:numId w:val="97"/>
+          <w:numId w:val="102"/>
         </w:numPr>
         <w:rPr/>
       </w:pPr>
@@ -24215,7 +29002,7 @@
         <w:pStyle w:val="ListParagraph"/>
         <w:numPr>
           <w:ilvl w:val="0"/>
-          <w:numId w:val="98"/>
+          <w:numId w:val="103"/>
         </w:numPr>
         <w:rPr/>
       </w:pPr>
@@ -24240,7 +29027,7 @@
         <w:pStyle w:val="ListParagraph"/>
         <w:numPr>
           <w:ilvl w:val="0"/>
-          <w:numId w:val="99"/>
+          <w:numId w:val="104"/>
         </w:numPr>
         <w:rPr/>
       </w:pPr>
@@ -24258,6 +29045,137 @@
       <w:r>
         <w:rPr/>
         <w:t xml:space="preserve"> that pay BSOs for MSMEs graduating between tiers and accessing finance.</w:t>
+      </w:r>
+    </w:p>
+    <w:p>
+      <w:pPr>
+        <w:pStyle w:val="ListParagraph"/>
+        <w:numPr>
+          <w:ilvl w:val="0"/>
+          <w:numId w:val="105"/>
+        </w:numPr>
+        <w:rPr/>
+      </w:pPr>
+      <w:r>
+        <w:rPr>
+          <w:b/>
+          <w:bCs/>
+        </w:rPr>
+        <w:t>Strengthen BSOs' own systems</w:t>
+      </w:r>
+      <w:r>
+        <w:rPr/>
+        <w:t xml:space="preserve"> before asking them to deliver more: strategic plans, performance management and systems to assess and report the impact of services, which the PSDP survey found missing in Botswana's tourism association and apex body (Section 6.2).</w:t>
+      </w:r>
+    </w:p>
+    <w:p>
+      <w:pPr>
+        <w:pStyle w:val="ListParagraph"/>
+        <w:numPr>
+          <w:ilvl w:val="0"/>
+          <w:numId w:val="106"/>
+        </w:numPr>
+        <w:rPr/>
+      </w:pPr>
+      <w:r>
+        <w:rPr>
+          <w:b/>
+          <w:bCs/>
+        </w:rPr>
+        <w:t>Accredit mentors and advisers</w:t>
+      </w:r>
+      <w:r>
+        <w:rPr/>
+        <w:t xml:space="preserve">, building on the PSDP proposals to coach CEDA's mentors and accredit LEA consultants, and use </w:t>
+      </w:r>
+      <w:r>
+        <w:rPr>
+          <w:b/>
+          <w:bCs/>
+        </w:rPr>
+        <w:t>retired-expert secondments</w:t>
+      </w:r>
+      <w:r>
+        <w:rPr/>
+        <w:t xml:space="preserve"> to add specialist skills at low cost.</w:t>
+      </w:r>
+    </w:p>
+    <w:p>
+      <w:pPr>
+        <w:pStyle w:val="ListParagraph"/>
+        <w:numPr>
+          <w:ilvl w:val="0"/>
+          <w:numId w:val="107"/>
+        </w:numPr>
+        <w:rPr/>
+      </w:pPr>
+      <w:r>
+        <w:rPr>
+          <w:b/>
+          <w:bCs/>
+        </w:rPr>
+        <w:t>Extend standards, testing and productivity services to the KAZA hubs</w:t>
+      </w:r>
+      <w:r>
+        <w:rPr/>
+        <w:t xml:space="preserve"> through alliances with BSOs that already have local offices, as the PSDP survey proposed for BOBS, and through company-level productivity programmes such as BNPC's </w:t>
+      </w:r>
+      <w:r>
+        <w:rPr>
+          <w:i/>
+          <w:iCs/>
+        </w:rPr>
+        <w:t>kaizen</w:t>
+      </w:r>
+      <w:r>
+        <w:rPr/>
+        <w:t xml:space="preserve"> programme.</w:t>
+      </w:r>
+    </w:p>
+    <w:p>
+      <w:pPr>
+        <w:pStyle w:val="ListParagraph"/>
+        <w:numPr>
+          <w:ilvl w:val="0"/>
+          <w:numId w:val="108"/>
+        </w:numPr>
+        <w:rPr/>
+      </w:pPr>
+      <w:r>
+        <w:rPr>
+          <w:b/>
+          <w:bCs/>
+        </w:rPr>
+        <w:t>Map BSO services in each country</w:t>
+      </w:r>
+      <w:r>
+        <w:rPr/>
+        <w:t xml:space="preserve"> and publish a directory and referral system, so that MSMEs and BSOs know who offers what and overlapping mandates can be reduced (Section 6.2).</w:t>
+      </w:r>
+    </w:p>
+    <w:p>
+      <w:pPr>
+        <w:pStyle w:val="ListParagraph"/>
+        <w:numPr>
+          <w:ilvl w:val="0"/>
+          <w:numId w:val="109"/>
+        </w:numPr>
+        <w:rPr/>
+      </w:pPr>
+      <w:r>
+        <w:rPr/>
+        <w:t xml:space="preserve">Strengthen </w:t>
+      </w:r>
+      <w:r>
+        <w:rPr>
+          <w:b/>
+          <w:bCs/>
+        </w:rPr>
+        <w:t>associations' advocacy capacity</w:t>
+      </w:r>
+      <w:r>
+        <w:rPr/>
+        <w:t>, including sector or KAZA desks in chambers and apex bodies, so that MSME issues such as payment terms and the cost of compliance reach government and anchor buyers.</w:t>
       </w:r>
     </w:p>
     <w:p>
@@ -24286,7 +29204,7 @@
           <w:sz w:val="20"/>
           <w:szCs w:val="20"/>
         </w:rPr>
-        <w:t xml:space="preserve">Table 18: </w:t>
+        <w:t xml:space="preserve">Table 21: </w:t>
       </w:r>
       <w:r>
         <w:rPr>
@@ -24593,7 +29511,7 @@
                 <w:sz w:val="18"/>
                 <w:szCs w:val="18"/>
               </w:rPr>
-              <w:t>LEA, with BTO, HATAB, WIBA and anchor operators</w:t>
+              <w:t>LEA, with BTO, HATAB, WIBA, Business Botswana, BOBS, BNPC and anchor operators</w:t>
             </w:r>
           </w:p>
         </w:tc>
@@ -24618,7 +29536,7 @@
                 <w:sz w:val="18"/>
                 <w:szCs w:val="18"/>
               </w:rPr>
-              <w:t>Supplier development in Kasane and Maun; readiness diagnostic; links to CEDA and Stanbic finance</w:t>
+              <w:t>Supplier development in Kasane and Maun; readiness diagnostic; LEA-CEDA referral and links to Stanbic finance; standards and productivity services through LEA; HATAB organisational strengthening</w:t>
             </w:r>
           </w:p>
         </w:tc>
@@ -24979,7 +29897,7 @@
         <w:pStyle w:val="Heading2"/>
         <w:rPr/>
       </w:pPr>
-      <w:bookmarkStart w:id="42" w:name="__RefHeading___Toc3027_3770744645"/>
+      <w:bookmarkStart w:id="42" w:name="__RefHeading___Toc3583_1779871682"/>
       <w:bookmarkEnd w:id="42"/>
       <w:r>
         <w:rPr/>
@@ -24991,7 +29909,7 @@
         <w:pStyle w:val="ListParagraph"/>
         <w:numPr>
           <w:ilvl w:val="0"/>
-          <w:numId w:val="100"/>
+          <w:numId w:val="110"/>
         </w:numPr>
         <w:rPr/>
       </w:pPr>
@@ -25016,7 +29934,7 @@
         <w:pStyle w:val="ListParagraph"/>
         <w:numPr>
           <w:ilvl w:val="0"/>
-          <w:numId w:val="101"/>
+          <w:numId w:val="111"/>
         </w:numPr>
         <w:rPr/>
       </w:pPr>
@@ -25037,7 +29955,7 @@
         <w:pStyle w:val="ListParagraph"/>
         <w:numPr>
           <w:ilvl w:val="0"/>
-          <w:numId w:val="102"/>
+          <w:numId w:val="112"/>
         </w:numPr>
         <w:rPr/>
       </w:pPr>
@@ -25058,7 +29976,7 @@
         <w:pStyle w:val="ListParagraph"/>
         <w:numPr>
           <w:ilvl w:val="0"/>
-          <w:numId w:val="103"/>
+          <w:numId w:val="113"/>
         </w:numPr>
         <w:rPr/>
       </w:pPr>
@@ -25083,7 +30001,7 @@
         <w:pStyle w:val="ListParagraph"/>
         <w:numPr>
           <w:ilvl w:val="0"/>
-          <w:numId w:val="104"/>
+          <w:numId w:val="114"/>
         </w:numPr>
         <w:rPr/>
       </w:pPr>
@@ -25108,7 +30026,7 @@
         <w:pStyle w:val="ListParagraph"/>
         <w:numPr>
           <w:ilvl w:val="0"/>
-          <w:numId w:val="105"/>
+          <w:numId w:val="115"/>
         </w:numPr>
         <w:rPr/>
       </w:pPr>
@@ -25129,7 +30047,7 @@
         <w:pStyle w:val="Heading2"/>
         <w:rPr/>
       </w:pPr>
-      <w:bookmarkStart w:id="43" w:name="__RefHeading___Toc3029_3770744645"/>
+      <w:bookmarkStart w:id="43" w:name="__RefHeading___Toc3585_1779871682"/>
       <w:bookmarkEnd w:id="43"/>
       <w:r>
         <w:rPr/>
@@ -25152,7 +30070,7 @@
         <w:pStyle w:val="ListParagraph"/>
         <w:numPr>
           <w:ilvl w:val="0"/>
-          <w:numId w:val="106"/>
+          <w:numId w:val="116"/>
         </w:numPr>
         <w:rPr/>
       </w:pPr>
@@ -25173,7 +30091,7 @@
         <w:pStyle w:val="ListParagraph"/>
         <w:numPr>
           <w:ilvl w:val="0"/>
-          <w:numId w:val="107"/>
+          <w:numId w:val="117"/>
         </w:numPr>
         <w:rPr/>
       </w:pPr>
@@ -25194,7 +30112,7 @@
         <w:pStyle w:val="ListParagraph"/>
         <w:numPr>
           <w:ilvl w:val="0"/>
-          <w:numId w:val="108"/>
+          <w:numId w:val="118"/>
         </w:numPr>
         <w:rPr/>
       </w:pPr>
@@ -25215,7 +30133,7 @@
         <w:pStyle w:val="ListParagraph"/>
         <w:numPr>
           <w:ilvl w:val="0"/>
-          <w:numId w:val="109"/>
+          <w:numId w:val="119"/>
         </w:numPr>
         <w:rPr/>
       </w:pPr>
@@ -25236,7 +30154,7 @@
         <w:pStyle w:val="ListParagraph"/>
         <w:numPr>
           <w:ilvl w:val="0"/>
-          <w:numId w:val="110"/>
+          <w:numId w:val="120"/>
         </w:numPr>
         <w:rPr/>
       </w:pPr>
@@ -25257,7 +30175,7 @@
         <w:pStyle w:val="Heading2"/>
         <w:rPr/>
       </w:pPr>
-      <w:bookmarkStart w:id="44" w:name="__RefHeading___Toc3031_3770744645"/>
+      <w:bookmarkStart w:id="44" w:name="__RefHeading___Toc3587_1779871682"/>
       <w:bookmarkEnd w:id="44"/>
       <w:r>
         <w:rPr/>
@@ -25280,7 +30198,7 @@
         <w:pStyle w:val="ListParagraph"/>
         <w:numPr>
           <w:ilvl w:val="0"/>
-          <w:numId w:val="111"/>
+          <w:numId w:val="121"/>
         </w:numPr>
         <w:rPr/>
       </w:pPr>
@@ -25301,7 +30219,7 @@
         <w:pStyle w:val="ListParagraph"/>
         <w:numPr>
           <w:ilvl w:val="0"/>
-          <w:numId w:val="112"/>
+          <w:numId w:val="122"/>
         </w:numPr>
         <w:rPr/>
       </w:pPr>
@@ -25322,7 +30240,7 @@
         <w:pStyle w:val="ListParagraph"/>
         <w:numPr>
           <w:ilvl w:val="0"/>
-          <w:numId w:val="113"/>
+          <w:numId w:val="123"/>
         </w:numPr>
         <w:rPr/>
       </w:pPr>
@@ -25343,7 +30261,7 @@
         <w:pStyle w:val="ListParagraph"/>
         <w:numPr>
           <w:ilvl w:val="0"/>
-          <w:numId w:val="114"/>
+          <w:numId w:val="124"/>
         </w:numPr>
         <w:rPr/>
       </w:pPr>
@@ -25364,7 +30282,7 @@
         <w:pStyle w:val="Heading2"/>
         <w:rPr/>
       </w:pPr>
-      <w:bookmarkStart w:id="45" w:name="__RefHeading___Toc3033_3770744645"/>
+      <w:bookmarkStart w:id="45" w:name="__RefHeading___Toc3589_1779871682"/>
       <w:bookmarkEnd w:id="45"/>
       <w:r>
         <w:rPr/>
@@ -25376,7 +30294,7 @@
         <w:pStyle w:val="ListParagraph"/>
         <w:numPr>
           <w:ilvl w:val="0"/>
-          <w:numId w:val="115"/>
+          <w:numId w:val="125"/>
         </w:numPr>
         <w:rPr/>
       </w:pPr>
@@ -25397,7 +30315,7 @@
         <w:pStyle w:val="ListParagraph"/>
         <w:numPr>
           <w:ilvl w:val="0"/>
-          <w:numId w:val="116"/>
+          <w:numId w:val="126"/>
         </w:numPr>
         <w:rPr/>
       </w:pPr>
@@ -25418,7 +30336,7 @@
         <w:pStyle w:val="ListParagraph"/>
         <w:numPr>
           <w:ilvl w:val="0"/>
-          <w:numId w:val="117"/>
+          <w:numId w:val="127"/>
         </w:numPr>
         <w:rPr/>
       </w:pPr>
@@ -25439,7 +30357,7 @@
         <w:pStyle w:val="ListParagraph"/>
         <w:numPr>
           <w:ilvl w:val="0"/>
-          <w:numId w:val="118"/>
+          <w:numId w:val="128"/>
         </w:numPr>
         <w:rPr/>
       </w:pPr>
@@ -25460,7 +30378,7 @@
         <w:pStyle w:val="ListParagraph"/>
         <w:numPr>
           <w:ilvl w:val="0"/>
-          <w:numId w:val="119"/>
+          <w:numId w:val="129"/>
         </w:numPr>
         <w:rPr/>
       </w:pPr>
@@ -25481,7 +30399,7 @@
         <w:pStyle w:val="ListParagraph"/>
         <w:numPr>
           <w:ilvl w:val="0"/>
-          <w:numId w:val="120"/>
+          <w:numId w:val="130"/>
         </w:numPr>
         <w:rPr/>
       </w:pPr>
@@ -25506,7 +30424,7 @@
         <w:spacing w:before="0" w:after="240"/>
         <w:rPr/>
       </w:pPr>
-      <w:bookmarkStart w:id="46" w:name="__RefHeading___Toc3035_3770744645"/>
+      <w:bookmarkStart w:id="46" w:name="__RefHeading___Toc3591_1779871682"/>
       <w:bookmarkEnd w:id="46"/>
       <w:r>
         <w:rPr/>
@@ -25539,7 +30457,7 @@
           <w:sz w:val="20"/>
           <w:szCs w:val="20"/>
         </w:rPr>
-        <w:t xml:space="preserve">Table 19: </w:t>
+        <w:t xml:space="preserve">Table 22: </w:t>
       </w:r>
       <w:r>
         <w:rPr>
@@ -26641,7 +31559,7 @@
         <w:spacing w:before="0" w:after="240"/>
         <w:rPr/>
       </w:pPr>
-      <w:bookmarkStart w:id="47" w:name="__RefHeading___Toc3037_3770744645"/>
+      <w:bookmarkStart w:id="47" w:name="__RefHeading___Toc3593_1779871682"/>
       <w:bookmarkEnd w:id="47"/>
       <w:r>
         <w:rPr/>
@@ -26674,7 +31592,7 @@
           <w:sz w:val="20"/>
           <w:szCs w:val="20"/>
         </w:rPr>
-        <w:t xml:space="preserve">Table 20: </w:t>
+        <w:t xml:space="preserve">Table 23: </w:t>
       </w:r>
       <w:r>
         <w:rPr>
@@ -27281,7 +32199,7 @@
         <w:spacing w:before="0" w:after="240"/>
         <w:rPr/>
       </w:pPr>
-      <w:bookmarkStart w:id="48" w:name="__RefHeading___Toc3039_3770744645"/>
+      <w:bookmarkStart w:id="48" w:name="__RefHeading___Toc3595_1779871682"/>
       <w:bookmarkEnd w:id="48"/>
       <w:r>
         <w:rPr/>
@@ -27438,6 +32356,21 @@
           <w:szCs w:val="20"/>
         </w:rPr>
         <w:t>Business Weekly (2026). BLLAHWU raises red flags over planned merger of parastatals. https://businessweekly.co.bw/news/bllahwu-raises-red-flags-over-planned-merger-of-parastatals</w:t>
+      </w:r>
+    </w:p>
+    <w:p>
+      <w:pPr>
+        <w:pStyle w:val="Normal"/>
+        <w:spacing w:before="0" w:after="100"/>
+        <w:ind w:hanging="567" w:left="567"/>
+        <w:rPr/>
+      </w:pPr>
+      <w:r>
+        <w:rPr>
+          <w:sz w:val="20"/>
+          <w:szCs w:val="20"/>
+        </w:rPr>
+        <w:t>CDE and European Union (c. 2013). Annex I: Description of the Action "Support to the implementation of the Private Sector Development Strategy of Botswana and the Economic Diversification Drive" (FED/2013/312562), Section 2: PSDP Implementation Needs and Capacity Survey. Contribution Agreement for the implementation of the Private Sector Development Programme as part of the 10th EDF NSA programme, final draft. Unpublished project document.</w:t>
       </w:r>
     </w:p>
     <w:p>
@@ -28457,7 +33390,7 @@
     </w:r>
     <w:r>
       <w:rPr/>
-      <w:t>51</w:t>
+      <w:t>57</w:t>
     </w:r>
     <w:r>
       <w:rPr/>
@@ -28513,7 +33446,7 @@
     </w:r>
     <w:r>
       <w:rPr/>
-      <w:t>51</w:t>
+      <w:t>57</w:t>
     </w:r>
     <w:r>
       <w:rPr/>
@@ -28537,7 +33470,7 @@
     </w:r>
     <w:r>
       <w:rPr/>
-      <w:t>51</w:t>
+      <w:t>57</w:t>
     </w:r>
     <w:r>
       <w:rPr/>
@@ -29355,6 +34288,36 @@
     <w:abstractNumId w:val="2"/>
   </w:num>
   <w:num w:numId="120">
+    <w:abstractNumId w:val="2"/>
+  </w:num>
+  <w:num w:numId="121">
+    <w:abstractNumId w:val="2"/>
+  </w:num>
+  <w:num w:numId="122">
+    <w:abstractNumId w:val="2"/>
+  </w:num>
+  <w:num w:numId="123">
+    <w:abstractNumId w:val="2"/>
+  </w:num>
+  <w:num w:numId="124">
+    <w:abstractNumId w:val="2"/>
+  </w:num>
+  <w:num w:numId="125">
+    <w:abstractNumId w:val="2"/>
+  </w:num>
+  <w:num w:numId="126">
+    <w:abstractNumId w:val="2"/>
+  </w:num>
+  <w:num w:numId="127">
+    <w:abstractNumId w:val="2"/>
+  </w:num>
+  <w:num w:numId="128">
+    <w:abstractNumId w:val="2"/>
+  </w:num>
+  <w:num w:numId="129">
+    <w:abstractNumId w:val="2"/>
+  </w:num>
+  <w:num w:numId="130">
     <w:abstractNumId w:val="2"/>
   </w:num>
 </w:numbering>

--- a/KAZA_MSME_Investment_Readiness_Assessment.docx
+++ b/KAZA_MSME_Investment_Readiness_Assessment.docx
@@ -171,7 +171,7 @@
             </w:rPr>
             <w:fldChar w:fldCharType="separate"/>
           </w:r>
-          <w:hyperlink w:anchor="__RefHeading___Toc4501_386185362">
+          <w:hyperlink w:anchor="__RefHeading___Toc4791_1480325200">
             <w:r>
               <w:rPr>
                 <w:rStyle w:val="IndexLink"/>
@@ -191,7 +191,7 @@
             </w:tabs>
             <w:rPr/>
           </w:pPr>
-          <w:hyperlink w:anchor="__RefHeading___Toc4503_386185362">
+          <w:hyperlink w:anchor="__RefHeading___Toc4793_1480325200">
             <w:r>
               <w:rPr>
                 <w:rStyle w:val="IndexLink"/>
@@ -211,7 +211,7 @@
             </w:tabs>
             <w:rPr/>
           </w:pPr>
-          <w:hyperlink w:anchor="__RefHeading___Toc4505_386185362">
+          <w:hyperlink w:anchor="__RefHeading___Toc4795_1480325200">
             <w:r>
               <w:rPr>
                 <w:rStyle w:val="IndexLink"/>
@@ -231,7 +231,7 @@
             </w:tabs>
             <w:rPr/>
           </w:pPr>
-          <w:hyperlink w:anchor="__RefHeading___Toc4507_386185362">
+          <w:hyperlink w:anchor="__RefHeading___Toc4797_1480325200">
             <w:r>
               <w:rPr>
                 <w:rStyle w:val="IndexLink"/>
@@ -251,7 +251,7 @@
             </w:tabs>
             <w:rPr/>
           </w:pPr>
-          <w:hyperlink w:anchor="__RefHeading___Toc4509_386185362">
+          <w:hyperlink w:anchor="__RefHeading___Toc4799_1480325200">
             <w:r>
               <w:rPr>
                 <w:rStyle w:val="IndexLink"/>
@@ -271,7 +271,7 @@
             </w:tabs>
             <w:rPr/>
           </w:pPr>
-          <w:hyperlink w:anchor="__RefHeading___Toc4511_386185362">
+          <w:hyperlink w:anchor="__RefHeading___Toc4801_1480325200">
             <w:r>
               <w:rPr>
                 <w:rStyle w:val="IndexLink"/>
@@ -291,7 +291,7 @@
             </w:tabs>
             <w:rPr/>
           </w:pPr>
-          <w:hyperlink w:anchor="__RefHeading___Toc4513_386185362">
+          <w:hyperlink w:anchor="__RefHeading___Toc4803_1480325200">
             <w:r>
               <w:rPr>
                 <w:rStyle w:val="IndexLink"/>
@@ -311,7 +311,7 @@
             </w:tabs>
             <w:rPr/>
           </w:pPr>
-          <w:hyperlink w:anchor="__RefHeading___Toc4515_386185362">
+          <w:hyperlink w:anchor="__RefHeading___Toc4805_1480325200">
             <w:r>
               <w:rPr>
                 <w:rStyle w:val="IndexLink"/>
@@ -331,7 +331,7 @@
             </w:tabs>
             <w:rPr/>
           </w:pPr>
-          <w:hyperlink w:anchor="__RefHeading___Toc4517_386185362">
+          <w:hyperlink w:anchor="__RefHeading___Toc4807_1480325200">
             <w:r>
               <w:rPr>
                 <w:rStyle w:val="IndexLink"/>
@@ -351,7 +351,7 @@
             </w:tabs>
             <w:rPr/>
           </w:pPr>
-          <w:hyperlink w:anchor="__RefHeading___Toc4519_386185362">
+          <w:hyperlink w:anchor="__RefHeading___Toc4809_1480325200">
             <w:r>
               <w:rPr>
                 <w:rStyle w:val="IndexLink"/>
@@ -371,7 +371,7 @@
             </w:tabs>
             <w:rPr/>
           </w:pPr>
-          <w:hyperlink w:anchor="__RefHeading___Toc4521_386185362">
+          <w:hyperlink w:anchor="__RefHeading___Toc4811_1480325200">
             <w:r>
               <w:rPr>
                 <w:rStyle w:val="IndexLink"/>
@@ -391,7 +391,7 @@
             </w:tabs>
             <w:rPr/>
           </w:pPr>
-          <w:hyperlink w:anchor="__RefHeading___Toc4523_386185362">
+          <w:hyperlink w:anchor="__RefHeading___Toc4813_1480325200">
             <w:r>
               <w:rPr>
                 <w:rStyle w:val="IndexLink"/>
@@ -411,7 +411,7 @@
             </w:tabs>
             <w:rPr/>
           </w:pPr>
-          <w:hyperlink w:anchor="__RefHeading___Toc4525_386185362">
+          <w:hyperlink w:anchor="__RefHeading___Toc4815_1480325200">
             <w:r>
               <w:rPr>
                 <w:rStyle w:val="IndexLink"/>
@@ -431,7 +431,7 @@
             </w:tabs>
             <w:rPr/>
           </w:pPr>
-          <w:hyperlink w:anchor="__RefHeading___Toc4527_386185362">
+          <w:hyperlink w:anchor="__RefHeading___Toc4817_1480325200">
             <w:r>
               <w:rPr>
                 <w:rStyle w:val="IndexLink"/>
@@ -451,7 +451,7 @@
             </w:tabs>
             <w:rPr/>
           </w:pPr>
-          <w:hyperlink w:anchor="__RefHeading___Toc4529_386185362">
+          <w:hyperlink w:anchor="__RefHeading___Toc4819_1480325200">
             <w:r>
               <w:rPr>
                 <w:rStyle w:val="IndexLink"/>
@@ -471,7 +471,7 @@
             </w:tabs>
             <w:rPr/>
           </w:pPr>
-          <w:hyperlink w:anchor="__RefHeading___Toc4531_386185362">
+          <w:hyperlink w:anchor="__RefHeading___Toc4821_1480325200">
             <w:r>
               <w:rPr>
                 <w:rStyle w:val="IndexLink"/>
@@ -491,7 +491,7 @@
             </w:tabs>
             <w:rPr/>
           </w:pPr>
-          <w:hyperlink w:anchor="__RefHeading___Toc4533_386185362">
+          <w:hyperlink w:anchor="__RefHeading___Toc4823_1480325200">
             <w:r>
               <w:rPr>
                 <w:rStyle w:val="IndexLink"/>
@@ -511,7 +511,7 @@
             </w:tabs>
             <w:rPr/>
           </w:pPr>
-          <w:hyperlink w:anchor="__RefHeading___Toc4535_386185362">
+          <w:hyperlink w:anchor="__RefHeading___Toc4825_1480325200">
             <w:r>
               <w:rPr>
                 <w:rStyle w:val="IndexLink"/>
@@ -531,7 +531,7 @@
             </w:tabs>
             <w:rPr/>
           </w:pPr>
-          <w:hyperlink w:anchor="__RefHeading___Toc4537_386185362">
+          <w:hyperlink w:anchor="__RefHeading___Toc4827_1480325200">
             <w:r>
               <w:rPr>
                 <w:rStyle w:val="IndexLink"/>
@@ -551,7 +551,7 @@
             </w:tabs>
             <w:rPr/>
           </w:pPr>
-          <w:hyperlink w:anchor="__RefHeading___Toc4539_386185362">
+          <w:hyperlink w:anchor="__RefHeading___Toc4829_1480325200">
             <w:r>
               <w:rPr>
                 <w:rStyle w:val="IndexLink"/>
@@ -571,7 +571,7 @@
             </w:tabs>
             <w:rPr/>
           </w:pPr>
-          <w:hyperlink w:anchor="__RefHeading___Toc4541_386185362">
+          <w:hyperlink w:anchor="__RefHeading___Toc4831_1480325200">
             <w:r>
               <w:rPr>
                 <w:rStyle w:val="IndexLink"/>
@@ -591,7 +591,7 @@
             </w:tabs>
             <w:rPr/>
           </w:pPr>
-          <w:hyperlink w:anchor="__RefHeading___Toc4543_386185362">
+          <w:hyperlink w:anchor="__RefHeading___Toc4833_1480325200">
             <w:r>
               <w:rPr>
                 <w:rStyle w:val="IndexLink"/>
@@ -611,7 +611,7 @@
             </w:tabs>
             <w:rPr/>
           </w:pPr>
-          <w:hyperlink w:anchor="__RefHeading___Toc4545_386185362">
+          <w:hyperlink w:anchor="__RefHeading___Toc4835_1480325200">
             <w:r>
               <w:rPr>
                 <w:rStyle w:val="IndexLink"/>
@@ -631,7 +631,7 @@
             </w:tabs>
             <w:rPr/>
           </w:pPr>
-          <w:hyperlink w:anchor="__RefHeading___Toc4547_386185362">
+          <w:hyperlink w:anchor="__RefHeading___Toc4837_1480325200">
             <w:r>
               <w:rPr>
                 <w:rStyle w:val="IndexLink"/>
@@ -651,7 +651,7 @@
             </w:tabs>
             <w:rPr/>
           </w:pPr>
-          <w:hyperlink w:anchor="__RefHeading___Toc4549_386185362">
+          <w:hyperlink w:anchor="__RefHeading___Toc4839_1480325200">
             <w:r>
               <w:rPr>
                 <w:rStyle w:val="IndexLink"/>
@@ -671,7 +671,7 @@
             </w:tabs>
             <w:rPr/>
           </w:pPr>
-          <w:hyperlink w:anchor="__RefHeading___Toc4551_386185362">
+          <w:hyperlink w:anchor="__RefHeading___Toc4841_1480325200">
             <w:r>
               <w:rPr>
                 <w:rStyle w:val="IndexLink"/>
@@ -691,7 +691,7 @@
             </w:tabs>
             <w:rPr/>
           </w:pPr>
-          <w:hyperlink w:anchor="__RefHeading___Toc4553_386185362">
+          <w:hyperlink w:anchor="__RefHeading___Toc4843_1480325200">
             <w:r>
               <w:rPr>
                 <w:rStyle w:val="IndexLink"/>
@@ -699,6 +699,26 @@
               <w:t>6.4 Tourism MSME Needs, Interventions and Support BSOs by Country</w:t>
               <w:tab/>
               <w:t>30</w:t>
+            </w:r>
+          </w:hyperlink>
+        </w:p>
+        <w:p>
+          <w:pPr>
+            <w:pStyle w:val="TOC2"/>
+            <w:tabs>
+              <w:tab w:val="clear" w:pos="8743"/>
+              <w:tab w:val="right" w:pos="9025" w:leader="dot"/>
+            </w:tabs>
+            <w:rPr/>
+          </w:pPr>
+          <w:hyperlink w:anchor="__RefHeading___Toc4845_1480325200">
+            <w:r>
+              <w:rPr>
+                <w:rStyle w:val="IndexLink"/>
+              </w:rPr>
+              <w:t>6.5 Lessons from Comparable Programmes</w:t>
+              <w:tab/>
+              <w:t>38</w:t>
             </w:r>
           </w:hyperlink>
         </w:p>
@@ -711,14 +731,14 @@
             </w:tabs>
             <w:rPr/>
           </w:pPr>
-          <w:hyperlink w:anchor="__RefHeading___Toc4555_386185362">
+          <w:hyperlink w:anchor="__RefHeading___Toc4847_1480325200">
             <w:r>
               <w:rPr>
                 <w:rStyle w:val="IndexLink"/>
               </w:rPr>
               <w:t>7. Enabling Environment</w:t>
               <w:tab/>
-              <w:t>39</w:t>
+              <w:t>43</w:t>
             </w:r>
           </w:hyperlink>
         </w:p>
@@ -731,14 +751,14 @@
             </w:tabs>
             <w:rPr/>
           </w:pPr>
-          <w:hyperlink w:anchor="__RefHeading___Toc4557_386185362">
+          <w:hyperlink w:anchor="__RefHeading___Toc4849_1480325200">
             <w:r>
               <w:rPr>
                 <w:rStyle w:val="IndexLink"/>
               </w:rPr>
               <w:t>7.1 National and Regional Regulatory Frameworks</w:t>
               <w:tab/>
-              <w:t>39</w:t>
+              <w:t>43</w:t>
             </w:r>
           </w:hyperlink>
         </w:p>
@@ -751,14 +771,14 @@
             </w:tabs>
             <w:rPr/>
           </w:pPr>
-          <w:hyperlink w:anchor="__RefHeading___Toc4559_386185362">
+          <w:hyperlink w:anchor="__RefHeading___Toc4851_1480325200">
             <w:r>
               <w:rPr>
                 <w:rStyle w:val="IndexLink"/>
               </w:rPr>
               <w:t>7.2 Market Access and Linkages with Larger Operators</w:t>
               <w:tab/>
-              <w:t>43</w:t>
+              <w:t>47</w:t>
             </w:r>
           </w:hyperlink>
         </w:p>
@@ -771,14 +791,14 @@
             </w:tabs>
             <w:rPr/>
           </w:pPr>
-          <w:hyperlink w:anchor="__RefHeading___Toc4561_386185362">
+          <w:hyperlink w:anchor="__RefHeading___Toc4853_1480325200">
             <w:r>
               <w:rPr>
                 <w:rStyle w:val="IndexLink"/>
               </w:rPr>
               <w:t>7.3 Business Development Services</w:t>
               <w:tab/>
-              <w:t>45</w:t>
+              <w:t>49</w:t>
             </w:r>
           </w:hyperlink>
         </w:p>
@@ -791,14 +811,14 @@
             </w:tabs>
             <w:rPr/>
           </w:pPr>
-          <w:hyperlink w:anchor="__RefHeading___Toc4563_386185362">
+          <w:hyperlink w:anchor="__RefHeading___Toc4855_1480325200">
             <w:r>
               <w:rPr>
                 <w:rStyle w:val="IndexLink"/>
               </w:rPr>
               <w:t>7.4 Policy Conditions</w:t>
               <w:tab/>
-              <w:t>47</w:t>
+              <w:t>51</w:t>
             </w:r>
           </w:hyperlink>
         </w:p>
@@ -811,14 +831,14 @@
             </w:tabs>
             <w:rPr/>
           </w:pPr>
-          <w:hyperlink w:anchor="__RefHeading___Toc4565_386185362">
+          <w:hyperlink w:anchor="__RefHeading___Toc4857_1480325200">
             <w:r>
               <w:rPr>
                 <w:rStyle w:val="IndexLink"/>
               </w:rPr>
               <w:t>8. Readiness for Financial Products</w:t>
               <w:tab/>
-              <w:t>49</w:t>
+              <w:t>53</w:t>
             </w:r>
           </w:hyperlink>
         </w:p>
@@ -831,14 +851,14 @@
             </w:tabs>
             <w:rPr/>
           </w:pPr>
-          <w:hyperlink w:anchor="__RefHeading___Toc4567_386185362">
+          <w:hyperlink w:anchor="__RefHeading___Toc4859_1480325200">
             <w:r>
               <w:rPr>
                 <w:rStyle w:val="IndexLink"/>
               </w:rPr>
               <w:t>8.1 The Effect of Seasonality on Debt</w:t>
               <w:tab/>
-              <w:t>49</w:t>
+              <w:t>53</w:t>
             </w:r>
           </w:hyperlink>
         </w:p>
@@ -851,14 +871,14 @@
             </w:tabs>
             <w:rPr/>
           </w:pPr>
-          <w:hyperlink w:anchor="__RefHeading___Toc4569_386185362">
+          <w:hyperlink w:anchor="__RefHeading___Toc4861_1480325200">
             <w:r>
               <w:rPr>
                 <w:rStyle w:val="IndexLink"/>
               </w:rPr>
               <w:t>8.2 MSME Readiness by Product</w:t>
               <w:tab/>
-              <w:t>49</w:t>
+              <w:t>53</w:t>
             </w:r>
           </w:hyperlink>
         </w:p>
@@ -871,14 +891,14 @@
             </w:tabs>
             <w:rPr/>
           </w:pPr>
-          <w:hyperlink w:anchor="__RefHeading___Toc4571_386185362">
+          <w:hyperlink w:anchor="__RefHeading___Toc4863_1480325200">
             <w:r>
               <w:rPr>
                 <w:rStyle w:val="IndexLink"/>
               </w:rPr>
               <w:t>8.3 Financial Institution Readiness by Product</w:t>
               <w:tab/>
-              <w:t>50</w:t>
+              <w:t>54</w:t>
             </w:r>
           </w:hyperlink>
         </w:p>
@@ -891,14 +911,14 @@
             </w:tabs>
             <w:rPr/>
           </w:pPr>
-          <w:hyperlink w:anchor="__RefHeading___Toc4573_386185362">
+          <w:hyperlink w:anchor="__RefHeading___Toc4865_1480325200">
             <w:r>
               <w:rPr>
                 <w:rStyle w:val="IndexLink"/>
               </w:rPr>
               <w:t>9. Scalable Women- and Youth-Led Models</w:t>
               <w:tab/>
-              <w:t>52</w:t>
+              <w:t>56</w:t>
             </w:r>
           </w:hyperlink>
         </w:p>
@@ -911,14 +931,14 @@
             </w:tabs>
             <w:rPr/>
           </w:pPr>
-          <w:hyperlink w:anchor="__RefHeading___Toc4575_386185362">
+          <w:hyperlink w:anchor="__RefHeading___Toc4867_1480325200">
             <w:r>
               <w:rPr>
                 <w:rStyle w:val="IndexLink"/>
               </w:rPr>
               <w:t>10. Recommended Capacity-Building Interventions</w:t>
               <w:tab/>
-              <w:t>54</w:t>
+              <w:t>58</w:t>
             </w:r>
           </w:hyperlink>
         </w:p>
@@ -931,14 +951,14 @@
             </w:tabs>
             <w:rPr/>
           </w:pPr>
-          <w:hyperlink w:anchor="__RefHeading___Toc4577_386185362">
+          <w:hyperlink w:anchor="__RefHeading___Toc4869_1480325200">
             <w:r>
               <w:rPr>
                 <w:rStyle w:val="IndexLink"/>
               </w:rPr>
               <w:t>10.1 A Tiered Readiness Pathway</w:t>
               <w:tab/>
-              <w:t>54</w:t>
+              <w:t>58</w:t>
             </w:r>
           </w:hyperlink>
         </w:p>
@@ -951,14 +971,14 @@
             </w:tabs>
             <w:rPr/>
           </w:pPr>
-          <w:hyperlink w:anchor="__RefHeading___Toc4579_386185362">
+          <w:hyperlink w:anchor="__RefHeading___Toc4871_1480325200">
             <w:r>
               <w:rPr>
                 <w:rStyle w:val="IndexLink"/>
               </w:rPr>
               <w:t>10.2 Gender-Transformative Approaches</w:t>
               <w:tab/>
-              <w:t>54</w:t>
+              <w:t>58</w:t>
             </w:r>
           </w:hyperlink>
         </w:p>
@@ -971,14 +991,14 @@
             </w:tabs>
             <w:rPr/>
           </w:pPr>
-          <w:hyperlink w:anchor="__RefHeading___Toc4581_386185362">
+          <w:hyperlink w:anchor="__RefHeading___Toc4873_1480325200">
             <w:r>
               <w:rPr>
                 <w:rStyle w:val="IndexLink"/>
               </w:rPr>
               <w:t>10.3 Youth-Focused Incubation</w:t>
               <w:tab/>
-              <w:t>55</w:t>
+              <w:t>59</w:t>
             </w:r>
           </w:hyperlink>
         </w:p>
@@ -991,14 +1011,14 @@
             </w:tabs>
             <w:rPr/>
           </w:pPr>
-          <w:hyperlink w:anchor="__RefHeading___Toc4583_386185362">
+          <w:hyperlink w:anchor="__RefHeading___Toc4875_1480325200">
             <w:r>
               <w:rPr>
                 <w:rStyle w:val="IndexLink"/>
               </w:rPr>
               <w:t>10.4 Blended Support Packages</w:t>
               <w:tab/>
-              <w:t>55</w:t>
+              <w:t>59</w:t>
             </w:r>
           </w:hyperlink>
         </w:p>
@@ -1011,14 +1031,14 @@
             </w:tabs>
             <w:rPr/>
           </w:pPr>
-          <w:hyperlink w:anchor="__RefHeading___Toc4585_386185362">
+          <w:hyperlink w:anchor="__RefHeading___Toc4877_1480325200">
             <w:r>
               <w:rPr>
                 <w:rStyle w:val="IndexLink"/>
               </w:rPr>
               <w:t>10.5 BSO Strengthening</w:t>
               <w:tab/>
-              <w:t>55</w:t>
+              <w:t>59</w:t>
             </w:r>
           </w:hyperlink>
         </w:p>
@@ -1031,14 +1051,14 @@
             </w:tabs>
             <w:rPr/>
           </w:pPr>
-          <w:hyperlink w:anchor="__RefHeading___Toc4587_386185362">
+          <w:hyperlink w:anchor="__RefHeading___Toc4879_1480325200">
             <w:r>
               <w:rPr>
                 <w:rStyle w:val="IndexLink"/>
               </w:rPr>
               <w:t>10.6 Financial Institution Strengthening</w:t>
               <w:tab/>
-              <w:t>57</w:t>
+              <w:t>61</w:t>
             </w:r>
           </w:hyperlink>
         </w:p>
@@ -1051,14 +1071,14 @@
             </w:tabs>
             <w:rPr/>
           </w:pPr>
-          <w:hyperlink w:anchor="__RefHeading___Toc4589_386185362">
+          <w:hyperlink w:anchor="__RefHeading___Toc4881_1480325200">
             <w:r>
               <w:rPr>
                 <w:rStyle w:val="IndexLink"/>
               </w:rPr>
               <w:t>10.7 Enabling Environment and Market Linkage Actions</w:t>
               <w:tab/>
-              <w:t>57</w:t>
+              <w:t>61</w:t>
             </w:r>
           </w:hyperlink>
         </w:p>
@@ -1071,14 +1091,14 @@
             </w:tabs>
             <w:rPr/>
           </w:pPr>
-          <w:hyperlink w:anchor="__RefHeading___Toc4591_386185362">
+          <w:hyperlink w:anchor="__RefHeading___Toc4883_1480325200">
             <w:r>
               <w:rPr>
                 <w:rStyle w:val="IndexLink"/>
               </w:rPr>
               <w:t>10.8 Pathways to Financing</w:t>
               <w:tab/>
-              <w:t>58</w:t>
+              <w:t>62</w:t>
             </w:r>
           </w:hyperlink>
         </w:p>
@@ -1091,14 +1111,14 @@
             </w:tabs>
             <w:rPr/>
           </w:pPr>
-          <w:hyperlink w:anchor="__RefHeading___Toc4593_386185362">
+          <w:hyperlink w:anchor="__RefHeading___Toc4885_1480325200">
             <w:r>
               <w:rPr>
                 <w:rStyle w:val="IndexLink"/>
               </w:rPr>
               <w:t>10.9 Priorities and Next Steps</w:t>
               <w:tab/>
-              <w:t>58</w:t>
+              <w:t>62</w:t>
             </w:r>
           </w:hyperlink>
         </w:p>
@@ -1111,14 +1131,14 @@
             </w:tabs>
             <w:rPr/>
           </w:pPr>
-          <w:hyperlink w:anchor="__RefHeading___Toc4595_386185362">
+          <w:hyperlink w:anchor="__RefHeading___Toc4887_1480325200">
             <w:r>
               <w:rPr>
                 <w:rStyle w:val="IndexLink"/>
               </w:rPr>
               <w:t>Annex A: Evidence Map</w:t>
               <w:tab/>
-              <w:t>59</w:t>
+              <w:t>63</w:t>
             </w:r>
           </w:hyperlink>
         </w:p>
@@ -1131,14 +1151,14 @@
             </w:tabs>
             <w:rPr/>
           </w:pPr>
-          <w:hyperlink w:anchor="__RefHeading___Toc4597_386185362">
+          <w:hyperlink w:anchor="__RefHeading___Toc4889_1480325200">
             <w:r>
               <w:rPr>
                 <w:rStyle w:val="IndexLink"/>
               </w:rPr>
               <w:t>Annex B: Closing the Gender and Age Data Gap</w:t>
               <w:tab/>
-              <w:t>60</w:t>
+              <w:t>64</w:t>
             </w:r>
           </w:hyperlink>
         </w:p>
@@ -1151,14 +1171,14 @@
             </w:tabs>
             <w:rPr/>
           </w:pPr>
-          <w:hyperlink w:anchor="__RefHeading___Toc4599_386185362">
+          <w:hyperlink w:anchor="__RefHeading___Toc4891_1480325200">
             <w:r>
               <w:rPr>
                 <w:rStyle w:val="IndexLink"/>
               </w:rPr>
               <w:t>References</w:t>
               <w:tab/>
-              <w:t>61</w:t>
+              <w:t>65</w:t>
             </w:r>
           </w:hyperlink>
           <w:r>
@@ -3698,7 +3718,7 @@
                 <w:sz w:val="18"/>
                 <w:szCs w:val="18"/>
               </w:rPr>
-              <w:t>INAPEM</w:t>
+              <w:t>IFC</w:t>
             </w:r>
           </w:p>
         </w:tc>
@@ -3723,7 +3743,7 @@
                 <w:sz w:val="18"/>
                 <w:szCs w:val="18"/>
               </w:rPr>
-              <w:t>Instituto Nacional de Apoio às Micro, Pequenas e Médias Empresas (Angola)</w:t>
+              <w:t>International Finance Corporation</w:t>
             </w:r>
           </w:p>
         </w:tc>
@@ -3751,7 +3771,7 @@
                 <w:sz w:val="18"/>
                 <w:szCs w:val="18"/>
               </w:rPr>
-              <w:t>IRDNC</w:t>
+              <w:t>ILO</w:t>
             </w:r>
           </w:p>
         </w:tc>
@@ -3776,7 +3796,7 @@
                 <w:sz w:val="18"/>
                 <w:szCs w:val="18"/>
               </w:rPr>
-              <w:t>Integrated Rural Development and Nature Conservation (Namibia)</w:t>
+              <w:t>International Labour Organization</w:t>
             </w:r>
           </w:p>
         </w:tc>
@@ -3804,7 +3824,7 @@
                 <w:sz w:val="18"/>
                 <w:szCs w:val="18"/>
               </w:rPr>
-              <w:t>ISO</w:t>
+              <w:t>INAPEM</w:t>
             </w:r>
           </w:p>
         </w:tc>
@@ -3829,7 +3849,7 @@
                 <w:sz w:val="18"/>
                 <w:szCs w:val="18"/>
               </w:rPr>
-              <w:t>International Organization for Standardization</w:t>
+              <w:t>Instituto Nacional de Apoio às Micro, Pequenas e Médias Empresas (Angola)</w:t>
             </w:r>
           </w:p>
         </w:tc>
@@ -3857,7 +3877,7 @@
                 <w:sz w:val="18"/>
                 <w:szCs w:val="18"/>
               </w:rPr>
-              <w:t>JV</w:t>
+              <w:t>IRDNC</w:t>
             </w:r>
           </w:p>
         </w:tc>
@@ -3882,7 +3902,7 @@
                 <w:sz w:val="18"/>
                 <w:szCs w:val="18"/>
               </w:rPr>
-              <w:t>Joint venture</w:t>
+              <w:t>Integrated Rural Development and Nature Conservation (Namibia)</w:t>
             </w:r>
           </w:p>
         </w:tc>
@@ -3910,7 +3930,7 @@
                 <w:sz w:val="18"/>
                 <w:szCs w:val="18"/>
               </w:rPr>
-              <w:t>KAZA TFCA</w:t>
+              <w:t>ISO</w:t>
             </w:r>
           </w:p>
         </w:tc>
@@ -3935,7 +3955,7 @@
                 <w:sz w:val="18"/>
                 <w:szCs w:val="18"/>
               </w:rPr>
-              <w:t>Kavango Zambezi Transfrontier Conservation Area</w:t>
+              <w:t>International Organization for Standardization</w:t>
             </w:r>
           </w:p>
         </w:tc>
@@ -3963,7 +3983,7 @@
                 <w:sz w:val="18"/>
                 <w:szCs w:val="18"/>
               </w:rPr>
-              <w:t>LEA</w:t>
+              <w:t>ITC</w:t>
             </w:r>
           </w:p>
         </w:tc>
@@ -3988,7 +4008,7 @@
                 <w:sz w:val="18"/>
                 <w:szCs w:val="18"/>
               </w:rPr>
-              <w:t>Local Enterprise Authority (Botswana)</w:t>
+              <w:t>International Trade Centre</w:t>
             </w:r>
           </w:p>
         </w:tc>
@@ -4016,7 +4036,7 @@
                 <w:sz w:val="18"/>
                 <w:szCs w:val="18"/>
               </w:rPr>
-              <w:t>MD</w:t>
+              <w:t>JV</w:t>
             </w:r>
           </w:p>
         </w:tc>
@@ -4041,7 +4061,7 @@
                 <w:sz w:val="18"/>
                 <w:szCs w:val="18"/>
               </w:rPr>
-              <w:t>KAZA R-NBT Macro Diagnostic Report</w:t>
+              <w:t>Joint venture</w:t>
             </w:r>
           </w:p>
         </w:tc>
@@ -4069,7 +4089,7 @@
                 <w:sz w:val="18"/>
                 <w:szCs w:val="18"/>
               </w:rPr>
-              <w:t>MFI</w:t>
+              <w:t>KAZA TFCA</w:t>
             </w:r>
           </w:p>
         </w:tc>
@@ -4094,7 +4114,7 @@
                 <w:sz w:val="18"/>
                 <w:szCs w:val="18"/>
               </w:rPr>
-              <w:t>Microfinance institution</w:t>
+              <w:t>Kavango Zambezi Transfrontier Conservation Area</w:t>
             </w:r>
           </w:p>
         </w:tc>
@@ -4122,7 +4142,7 @@
                 <w:sz w:val="18"/>
                 <w:szCs w:val="18"/>
               </w:rPr>
-              <w:t>MINTUR</w:t>
+              <w:t>LEA</w:t>
             </w:r>
           </w:p>
         </w:tc>
@@ -4147,7 +4167,7 @@
                 <w:sz w:val="18"/>
                 <w:szCs w:val="18"/>
               </w:rPr>
-              <w:t>Ministério do Turismo (Angola)</w:t>
+              <w:t>Local Enterprise Authority (Botswana)</w:t>
             </w:r>
           </w:p>
         </w:tc>
@@ -4175,7 +4195,7 @@
                 <w:sz w:val="18"/>
                 <w:szCs w:val="18"/>
               </w:rPr>
-              <w:t>MSME</w:t>
+              <w:t>MD</w:t>
             </w:r>
           </w:p>
         </w:tc>
@@ -4200,7 +4220,7 @@
                 <w:sz w:val="18"/>
                 <w:szCs w:val="18"/>
               </w:rPr>
-              <w:t>Micro, small and medium-sized enterprise</w:t>
+              <w:t>KAZA R-NBT Macro Diagnostic Report</w:t>
             </w:r>
           </w:p>
         </w:tc>
@@ -4228,7 +4248,7 @@
                 <w:sz w:val="18"/>
                 <w:szCs w:val="18"/>
               </w:rPr>
-              <w:t>NACSO</w:t>
+              <w:t>MFI</w:t>
             </w:r>
           </w:p>
         </w:tc>
@@ -4253,7 +4273,7 @@
                 <w:sz w:val="18"/>
                 <w:szCs w:val="18"/>
               </w:rPr>
-              <w:t>Namibian Association of CBNRM Support Organisations</w:t>
+              <w:t>Microfinance institution</w:t>
             </w:r>
           </w:p>
         </w:tc>
@@ -4281,7 +4301,7 @@
                 <w:sz w:val="18"/>
                 <w:szCs w:val="18"/>
               </w:rPr>
-              <w:t>NCCI</w:t>
+              <w:t>MINTUR</w:t>
             </w:r>
           </w:p>
         </w:tc>
@@ -4306,7 +4326,7 @@
                 <w:sz w:val="18"/>
                 <w:szCs w:val="18"/>
               </w:rPr>
-              <w:t>Namibia Chamber of Commerce and Industry</w:t>
+              <w:t>Ministério do Turismo (Angola)</w:t>
             </w:r>
           </w:p>
         </w:tc>
@@ -4334,7 +4354,7 @@
                 <w:sz w:val="18"/>
                 <w:szCs w:val="18"/>
               </w:rPr>
-              <w:t>NDB</w:t>
+              <w:t>MSME</w:t>
             </w:r>
           </w:p>
         </w:tc>
@@ -4359,7 +4379,7 @@
                 <w:sz w:val="18"/>
                 <w:szCs w:val="18"/>
               </w:rPr>
-              <w:t>National Development Bank (Botswana)</w:t>
+              <w:t>Micro, small and medium-sized enterprise</w:t>
             </w:r>
           </w:p>
         </w:tc>
@@ -4387,7 +4407,7 @@
                 <w:sz w:val="18"/>
                 <w:szCs w:val="18"/>
               </w:rPr>
-              <w:t>NEET</w:t>
+              <w:t>NACSO</w:t>
             </w:r>
           </w:p>
         </w:tc>
@@ -4412,7 +4432,7 @@
                 <w:sz w:val="18"/>
                 <w:szCs w:val="18"/>
               </w:rPr>
-              <w:t>Not in employment, education or training</w:t>
+              <w:t>Namibian Association of CBNRM Support Organisations</w:t>
             </w:r>
           </w:p>
         </w:tc>
@@ -4440,7 +4460,7 @@
                 <w:sz w:val="18"/>
                 <w:szCs w:val="18"/>
               </w:rPr>
-              <w:t>NIPDB</w:t>
+              <w:t>NCCI</w:t>
             </w:r>
           </w:p>
         </w:tc>
@@ -4465,7 +4485,7 @@
                 <w:sz w:val="18"/>
                 <w:szCs w:val="18"/>
               </w:rPr>
-              <w:t>Namibia Investment Promotion and Development Board</w:t>
+              <w:t>Namibia Chamber of Commerce and Industry</w:t>
             </w:r>
           </w:p>
         </w:tc>
@@ -4493,7 +4513,7 @@
                 <w:sz w:val="18"/>
                 <w:szCs w:val="18"/>
               </w:rPr>
-              <w:t>NNF</w:t>
+              <w:t>NDB</w:t>
             </w:r>
           </w:p>
         </w:tc>
@@ -4518,7 +4538,7 @@
                 <w:sz w:val="18"/>
                 <w:szCs w:val="18"/>
               </w:rPr>
-              <w:t>Namibia Nature Foundation</w:t>
+              <w:t>National Development Bank (Botswana)</w:t>
             </w:r>
           </w:p>
         </w:tc>
@@ -4546,7 +4566,7 @@
                 <w:sz w:val="18"/>
                 <w:szCs w:val="18"/>
               </w:rPr>
-              <w:t>NTB</w:t>
+              <w:t>NEET</w:t>
             </w:r>
           </w:p>
         </w:tc>
@@ -4571,7 +4591,7 @@
                 <w:sz w:val="18"/>
                 <w:szCs w:val="18"/>
               </w:rPr>
-              <w:t>Namibia Tourism Board</w:t>
+              <w:t>Not in employment, education or training</w:t>
             </w:r>
           </w:p>
         </w:tc>
@@ -4599,7 +4619,7 @@
                 <w:sz w:val="18"/>
                 <w:szCs w:val="18"/>
               </w:rPr>
-              <w:t>NUST</w:t>
+              <w:t>NIPDB</w:t>
             </w:r>
           </w:p>
         </w:tc>
@@ -4624,7 +4644,7 @@
                 <w:sz w:val="18"/>
                 <w:szCs w:val="18"/>
               </w:rPr>
-              <w:t>Namibia University of Science and Technology</w:t>
+              <w:t>Namibia Investment Promotion and Development Board</w:t>
             </w:r>
           </w:p>
         </w:tc>
@@ -4652,7 +4672,7 @@
                 <w:sz w:val="18"/>
                 <w:szCs w:val="18"/>
               </w:rPr>
-              <w:t>OSISC</w:t>
+              <w:t>NNF</w:t>
             </w:r>
           </w:p>
         </w:tc>
@@ -4677,7 +4697,7 @@
                 <w:sz w:val="18"/>
                 <w:szCs w:val="18"/>
               </w:rPr>
-              <w:t>One Stop Investment Services Centre (ZIDA, Zimbabwe)</w:t>
+              <w:t>Namibia Nature Foundation</w:t>
             </w:r>
           </w:p>
         </w:tc>
@@ -4705,7 +4725,7 @@
                 <w:sz w:val="18"/>
                 <w:szCs w:val="18"/>
               </w:rPr>
-              <w:t>PSDP</w:t>
+              <w:t>NTB</w:t>
             </w:r>
           </w:p>
         </w:tc>
@@ -4730,7 +4750,7 @@
                 <w:sz w:val="18"/>
                 <w:szCs w:val="18"/>
               </w:rPr>
-              <w:t>Private Sector Development Programme (Botswana)</w:t>
+              <w:t>Namibia Tourism Board</w:t>
             </w:r>
           </w:p>
         </w:tc>
@@ -4758,7 +4778,7 @@
                 <w:sz w:val="18"/>
                 <w:szCs w:val="18"/>
               </w:rPr>
-              <w:t>R-NBT</w:t>
+              <w:t>NUST</w:t>
             </w:r>
           </w:p>
         </w:tc>
@@ -4783,7 +4803,7 @@
                 <w:sz w:val="18"/>
                 <w:szCs w:val="18"/>
               </w:rPr>
-              <w:t>Regenerative nature-based tourism</w:t>
+              <w:t>Namibia University of Science and Technology</w:t>
             </w:r>
           </w:p>
         </w:tc>
@@ -4811,7 +4831,7 @@
                 <w:sz w:val="18"/>
                 <w:szCs w:val="18"/>
               </w:rPr>
-              <w:t>RDC</w:t>
+              <w:t>OSISC</w:t>
             </w:r>
           </w:p>
         </w:tc>
@@ -4836,7 +4856,7 @@
                 <w:sz w:val="18"/>
                 <w:szCs w:val="18"/>
               </w:rPr>
-              <w:t>Rural District Council (Zimbabwe)</w:t>
+              <w:t>One Stop Investment Services Centre (ZIDA, Zimbabwe)</w:t>
             </w:r>
           </w:p>
         </w:tc>
@@ -4864,7 +4884,7 @@
                 <w:sz w:val="18"/>
                 <w:szCs w:val="18"/>
               </w:rPr>
-              <w:t>SADC</w:t>
+              <w:t>PSDP</w:t>
             </w:r>
           </w:p>
         </w:tc>
@@ -4889,7 +4909,7 @@
                 <w:sz w:val="18"/>
                 <w:szCs w:val="18"/>
               </w:rPr>
-              <w:t>Southern African Development Community</w:t>
+              <w:t>Private Sector Development Programme (Botswana)</w:t>
             </w:r>
           </w:p>
         </w:tc>
@@ -4917,7 +4937,7 @@
                 <w:sz w:val="18"/>
                 <w:szCs w:val="18"/>
               </w:rPr>
-              <w:t>SMEDCO</w:t>
+              <w:t>R-NBT</w:t>
             </w:r>
           </w:p>
         </w:tc>
@@ -4942,7 +4962,7 @@
                 <w:sz w:val="18"/>
                 <w:szCs w:val="18"/>
               </w:rPr>
-              <w:t>Small and Medium Enterprises Development Corporation (Zimbabwe)</w:t>
+              <w:t>Regenerative nature-based tourism</w:t>
             </w:r>
           </w:p>
         </w:tc>
@@ -4970,7 +4990,7 @@
                 <w:sz w:val="18"/>
                 <w:szCs w:val="18"/>
               </w:rPr>
-              <w:t>SMME</w:t>
+              <w:t>RDC</w:t>
             </w:r>
           </w:p>
         </w:tc>
@@ -4995,7 +5015,7 @@
                 <w:sz w:val="18"/>
                 <w:szCs w:val="18"/>
               </w:rPr>
-              <w:t>Small, medium and micro enterprise (term used in Botswana; equivalent to MSME)</w:t>
+              <w:t>Rural District Council (Zimbabwe)</w:t>
             </w:r>
           </w:p>
         </w:tc>
@@ -5023,7 +5043,7 @@
                 <w:sz w:val="18"/>
                 <w:szCs w:val="18"/>
               </w:rPr>
-              <w:t>STR</w:t>
+              <w:t>SADC</w:t>
             </w:r>
           </w:p>
         </w:tc>
@@ -5048,7 +5068,7 @@
                 <w:sz w:val="18"/>
                 <w:szCs w:val="18"/>
               </w:rPr>
-              <w:t>Simplified Trade Regime</w:t>
+              <w:t>Southern African Development Community</w:t>
             </w:r>
           </w:p>
         </w:tc>
@@ -5076,7 +5096,7 @@
                 <w:sz w:val="18"/>
                 <w:szCs w:val="18"/>
               </w:rPr>
-              <w:t>TA</w:t>
+              <w:t>SMEDCO</w:t>
             </w:r>
           </w:p>
         </w:tc>
@@ -5101,7 +5121,7 @@
                 <w:sz w:val="18"/>
                 <w:szCs w:val="18"/>
               </w:rPr>
-              <w:t>Technical assistance</w:t>
+              <w:t>Small and Medium Enterprises Development Corporation (Zimbabwe)</w:t>
             </w:r>
           </w:p>
         </w:tc>
@@ -5129,7 +5149,7 @@
                 <w:sz w:val="18"/>
                 <w:szCs w:val="18"/>
               </w:rPr>
-              <w:t>TASA</w:t>
+              <w:t>SMME</w:t>
             </w:r>
           </w:p>
         </w:tc>
@@ -5154,7 +5174,7 @@
                 <w:sz w:val="18"/>
                 <w:szCs w:val="18"/>
               </w:rPr>
-              <w:t>Tour and Safari Association (Namibia)</w:t>
+              <w:t>Small, medium and micro enterprise (term used in Botswana; equivalent to MSME)</w:t>
             </w:r>
           </w:p>
         </w:tc>
@@ -5182,7 +5202,7 @@
                 <w:sz w:val="18"/>
                 <w:szCs w:val="18"/>
               </w:rPr>
-              <w:t>TBCZ</w:t>
+              <w:t>ST-EP</w:t>
             </w:r>
           </w:p>
         </w:tc>
@@ -5207,7 +5227,7 @@
                 <w:sz w:val="18"/>
                 <w:szCs w:val="18"/>
               </w:rPr>
-              <w:t>Tourism Business Council of Zimbabwe</w:t>
+              <w:t>Sustainable Tourism – Eliminating Poverty (UN Tourism programme)</w:t>
             </w:r>
           </w:p>
         </w:tc>
@@ -5235,7 +5255,7 @@
                 <w:sz w:val="18"/>
                 <w:szCs w:val="18"/>
               </w:rPr>
-              <w:t>TCZ</w:t>
+              <w:t>STR</w:t>
             </w:r>
           </w:p>
         </w:tc>
@@ -5260,7 +5280,7 @@
                 <w:sz w:val="18"/>
                 <w:szCs w:val="18"/>
               </w:rPr>
-              <w:t>Tourism Council of Zambia</w:t>
+              <w:t>Simplified Trade Regime</w:t>
             </w:r>
           </w:p>
         </w:tc>
@@ -5288,7 +5308,7 @@
                 <w:sz w:val="18"/>
                 <w:szCs w:val="18"/>
               </w:rPr>
-              <w:t>UNAM</w:t>
+              <w:t>TA</w:t>
             </w:r>
           </w:p>
         </w:tc>
@@ -5313,7 +5333,7 @@
                 <w:sz w:val="18"/>
                 <w:szCs w:val="18"/>
               </w:rPr>
-              <w:t>University of Namibia</w:t>
+              <w:t>Technical assistance</w:t>
             </w:r>
           </w:p>
         </w:tc>
@@ -5341,7 +5361,7 @@
                 <w:sz w:val="18"/>
                 <w:szCs w:val="18"/>
               </w:rPr>
-              <w:t>VSLA</w:t>
+              <w:t>TASA</w:t>
             </w:r>
           </w:p>
         </w:tc>
@@ -5366,7 +5386,7 @@
                 <w:sz w:val="18"/>
                 <w:szCs w:val="18"/>
               </w:rPr>
-              <w:t>Village savings and loan association</w:t>
+              <w:t>Tour and Safari Association (Namibia)</w:t>
             </w:r>
           </w:p>
         </w:tc>
@@ -5394,7 +5414,7 @@
                 <w:sz w:val="18"/>
                 <w:szCs w:val="18"/>
               </w:rPr>
-              <w:t>WIBA</w:t>
+              <w:t>TBCZ</w:t>
             </w:r>
           </w:p>
         </w:tc>
@@ -5419,7 +5439,7 @@
                 <w:sz w:val="18"/>
                 <w:szCs w:val="18"/>
               </w:rPr>
-              <w:t>Women in Business Association (Botswana)</w:t>
+              <w:t>Tourism Business Council of Zimbabwe</w:t>
             </w:r>
           </w:p>
         </w:tc>
@@ -5447,7 +5467,7 @@
                 <w:sz w:val="18"/>
                 <w:szCs w:val="18"/>
               </w:rPr>
-              <w:t>YDF</w:t>
+              <w:t>TCZ</w:t>
             </w:r>
           </w:p>
         </w:tc>
@@ -5472,7 +5492,7 @@
                 <w:sz w:val="18"/>
                 <w:szCs w:val="18"/>
               </w:rPr>
-              <w:t>Youth Development Fund (Botswana)</w:t>
+              <w:t>Tourism Council of Zambia</w:t>
             </w:r>
           </w:p>
         </w:tc>
@@ -5500,7 +5520,7 @@
                 <w:sz w:val="18"/>
                 <w:szCs w:val="18"/>
               </w:rPr>
-              <w:t>ZCGS</w:t>
+              <w:t>UNAM</w:t>
             </w:r>
           </w:p>
         </w:tc>
@@ -5525,7 +5545,7 @@
                 <w:sz w:val="18"/>
                 <w:szCs w:val="18"/>
               </w:rPr>
-              <w:t>Zambia Credit Guarantee Scheme</w:t>
+              <w:t>University of Namibia</w:t>
             </w:r>
           </w:p>
         </w:tc>
@@ -5553,7 +5573,7 @@
                 <w:sz w:val="18"/>
                 <w:szCs w:val="18"/>
               </w:rPr>
-              <w:t>ZCSMBA</w:t>
+              <w:t>UNCTAD</w:t>
             </w:r>
           </w:p>
         </w:tc>
@@ -5578,7 +5598,7 @@
                 <w:sz w:val="18"/>
                 <w:szCs w:val="18"/>
               </w:rPr>
-              <w:t>Zambia Chamber of Small and Medium Business Associations</w:t>
+              <w:t>United Nations Conference on Trade and Development</w:t>
             </w:r>
           </w:p>
         </w:tc>
@@ -5606,7 +5626,7 @@
                 <w:sz w:val="18"/>
                 <w:szCs w:val="18"/>
               </w:rPr>
-              <w:t>ZDA</w:t>
+              <w:t>VSLA</w:t>
             </w:r>
           </w:p>
         </w:tc>
@@ -5631,7 +5651,7 @@
                 <w:sz w:val="18"/>
                 <w:szCs w:val="18"/>
               </w:rPr>
-              <w:t>Zambia Development Agency</w:t>
+              <w:t>Village savings and loan association</w:t>
             </w:r>
           </w:p>
         </w:tc>
@@ -5659,7 +5679,7 @@
                 <w:sz w:val="18"/>
                 <w:szCs w:val="18"/>
               </w:rPr>
-              <w:t>ZEEX</w:t>
+              <w:t>WIBA</w:t>
             </w:r>
           </w:p>
         </w:tc>
@@ -5684,7 +5704,7 @@
                 <w:sz w:val="18"/>
                 <w:szCs w:val="18"/>
               </w:rPr>
-              <w:t>Zimbabwe Entrepreneurship Exchange</w:t>
+              <w:t>Women in Business Association (Botswana)</w:t>
             </w:r>
           </w:p>
         </w:tc>
@@ -5712,7 +5732,7 @@
                 <w:sz w:val="18"/>
                 <w:szCs w:val="18"/>
               </w:rPr>
-              <w:t>ZIDA</w:t>
+              <w:t>YDF</w:t>
             </w:r>
           </w:p>
         </w:tc>
@@ -5737,7 +5757,7 @@
                 <w:sz w:val="18"/>
                 <w:szCs w:val="18"/>
               </w:rPr>
-              <w:t>Zimbabwe Investment and Development Agency</w:t>
+              <w:t>Youth Development Fund (Botswana)</w:t>
             </w:r>
           </w:p>
         </w:tc>
@@ -5765,7 +5785,7 @@
                 <w:sz w:val="18"/>
                 <w:szCs w:val="18"/>
               </w:rPr>
-              <w:t>ZIMRA</w:t>
+              <w:t>ZCGS</w:t>
             </w:r>
           </w:p>
         </w:tc>
@@ -5790,7 +5810,7 @@
                 <w:sz w:val="18"/>
                 <w:szCs w:val="18"/>
               </w:rPr>
-              <w:t>Zimbabwe Revenue Authority</w:t>
+              <w:t>Zambia Credit Guarantee Scheme</w:t>
             </w:r>
           </w:p>
         </w:tc>
@@ -5818,7 +5838,7 @@
                 <w:sz w:val="18"/>
                 <w:szCs w:val="18"/>
               </w:rPr>
-              <w:t>ZMW</w:t>
+              <w:t>ZCSMBA</w:t>
             </w:r>
           </w:p>
         </w:tc>
@@ -5843,7 +5863,7 @@
                 <w:sz w:val="18"/>
                 <w:szCs w:val="18"/>
               </w:rPr>
-              <w:t>Zambian kwacha</w:t>
+              <w:t>Zambia Chamber of Small and Medium Business Associations</w:t>
             </w:r>
           </w:p>
         </w:tc>
@@ -5871,6 +5891,271 @@
                 <w:sz w:val="18"/>
                 <w:szCs w:val="18"/>
               </w:rPr>
+              <w:t>ZDA</w:t>
+            </w:r>
+          </w:p>
+        </w:tc>
+        <w:tc>
+          <w:tcPr>
+            <w:tcW w:w="7025" w:type="dxa"/>
+            <w:tcBorders>
+              <w:top w:val="single" w:sz="4" w:space="0" w:color="B7C4BB"/>
+              <w:left w:val="single" w:sz="4" w:space="0" w:color="B7C4BB"/>
+              <w:bottom w:val="single" w:sz="4" w:space="0" w:color="B7C4BB"/>
+              <w:right w:val="single" w:sz="4" w:space="0" w:color="B7C4BB"/>
+            </w:tcBorders>
+          </w:tcPr>
+          <w:p>
+            <w:pPr>
+              <w:pStyle w:val="Normal"/>
+              <w:spacing w:lineRule="exact" w:line="252" w:before="0" w:after="0"/>
+              <w:rPr/>
+            </w:pPr>
+            <w:r>
+              <w:rPr>
+                <w:sz w:val="18"/>
+                <w:szCs w:val="18"/>
+              </w:rPr>
+              <w:t>Zambia Development Agency</w:t>
+            </w:r>
+          </w:p>
+        </w:tc>
+      </w:tr>
+      <w:tr>
+        <w:trPr/>
+        <w:tc>
+          <w:tcPr>
+            <w:tcW w:w="2000" w:type="dxa"/>
+            <w:tcBorders>
+              <w:top w:val="single" w:sz="4" w:space="0" w:color="B7C4BB"/>
+              <w:left w:val="single" w:sz="4" w:space="0" w:color="B7C4BB"/>
+              <w:bottom w:val="single" w:sz="4" w:space="0" w:color="B7C4BB"/>
+              <w:right w:val="single" w:sz="4" w:space="0" w:color="B7C4BB"/>
+            </w:tcBorders>
+          </w:tcPr>
+          <w:p>
+            <w:pPr>
+              <w:pStyle w:val="Normal"/>
+              <w:spacing w:lineRule="exact" w:line="252" w:before="0" w:after="0"/>
+              <w:rPr/>
+            </w:pPr>
+            <w:r>
+              <w:rPr>
+                <w:sz w:val="18"/>
+                <w:szCs w:val="18"/>
+              </w:rPr>
+              <w:t>ZEEX</w:t>
+            </w:r>
+          </w:p>
+        </w:tc>
+        <w:tc>
+          <w:tcPr>
+            <w:tcW w:w="7025" w:type="dxa"/>
+            <w:tcBorders>
+              <w:top w:val="single" w:sz="4" w:space="0" w:color="B7C4BB"/>
+              <w:left w:val="single" w:sz="4" w:space="0" w:color="B7C4BB"/>
+              <w:bottom w:val="single" w:sz="4" w:space="0" w:color="B7C4BB"/>
+              <w:right w:val="single" w:sz="4" w:space="0" w:color="B7C4BB"/>
+            </w:tcBorders>
+          </w:tcPr>
+          <w:p>
+            <w:pPr>
+              <w:pStyle w:val="Normal"/>
+              <w:spacing w:lineRule="exact" w:line="252" w:before="0" w:after="0"/>
+              <w:rPr/>
+            </w:pPr>
+            <w:r>
+              <w:rPr>
+                <w:sz w:val="18"/>
+                <w:szCs w:val="18"/>
+              </w:rPr>
+              <w:t>Zimbabwe Entrepreneurship Exchange</w:t>
+            </w:r>
+          </w:p>
+        </w:tc>
+      </w:tr>
+      <w:tr>
+        <w:trPr/>
+        <w:tc>
+          <w:tcPr>
+            <w:tcW w:w="2000" w:type="dxa"/>
+            <w:tcBorders>
+              <w:top w:val="single" w:sz="4" w:space="0" w:color="B7C4BB"/>
+              <w:left w:val="single" w:sz="4" w:space="0" w:color="B7C4BB"/>
+              <w:bottom w:val="single" w:sz="4" w:space="0" w:color="B7C4BB"/>
+              <w:right w:val="single" w:sz="4" w:space="0" w:color="B7C4BB"/>
+            </w:tcBorders>
+          </w:tcPr>
+          <w:p>
+            <w:pPr>
+              <w:pStyle w:val="Normal"/>
+              <w:spacing w:lineRule="exact" w:line="252" w:before="0" w:after="0"/>
+              <w:rPr/>
+            </w:pPr>
+            <w:r>
+              <w:rPr>
+                <w:sz w:val="18"/>
+                <w:szCs w:val="18"/>
+              </w:rPr>
+              <w:t>ZIDA</w:t>
+            </w:r>
+          </w:p>
+        </w:tc>
+        <w:tc>
+          <w:tcPr>
+            <w:tcW w:w="7025" w:type="dxa"/>
+            <w:tcBorders>
+              <w:top w:val="single" w:sz="4" w:space="0" w:color="B7C4BB"/>
+              <w:left w:val="single" w:sz="4" w:space="0" w:color="B7C4BB"/>
+              <w:bottom w:val="single" w:sz="4" w:space="0" w:color="B7C4BB"/>
+              <w:right w:val="single" w:sz="4" w:space="0" w:color="B7C4BB"/>
+            </w:tcBorders>
+          </w:tcPr>
+          <w:p>
+            <w:pPr>
+              <w:pStyle w:val="Normal"/>
+              <w:spacing w:lineRule="exact" w:line="252" w:before="0" w:after="0"/>
+              <w:rPr/>
+            </w:pPr>
+            <w:r>
+              <w:rPr>
+                <w:sz w:val="18"/>
+                <w:szCs w:val="18"/>
+              </w:rPr>
+              <w:t>Zimbabwe Investment and Development Agency</w:t>
+            </w:r>
+          </w:p>
+        </w:tc>
+      </w:tr>
+      <w:tr>
+        <w:trPr/>
+        <w:tc>
+          <w:tcPr>
+            <w:tcW w:w="2000" w:type="dxa"/>
+            <w:tcBorders>
+              <w:top w:val="single" w:sz="4" w:space="0" w:color="B7C4BB"/>
+              <w:left w:val="single" w:sz="4" w:space="0" w:color="B7C4BB"/>
+              <w:bottom w:val="single" w:sz="4" w:space="0" w:color="B7C4BB"/>
+              <w:right w:val="single" w:sz="4" w:space="0" w:color="B7C4BB"/>
+            </w:tcBorders>
+          </w:tcPr>
+          <w:p>
+            <w:pPr>
+              <w:pStyle w:val="Normal"/>
+              <w:spacing w:lineRule="exact" w:line="252" w:before="0" w:after="0"/>
+              <w:rPr/>
+            </w:pPr>
+            <w:r>
+              <w:rPr>
+                <w:sz w:val="18"/>
+                <w:szCs w:val="18"/>
+              </w:rPr>
+              <w:t>ZIMRA</w:t>
+            </w:r>
+          </w:p>
+        </w:tc>
+        <w:tc>
+          <w:tcPr>
+            <w:tcW w:w="7025" w:type="dxa"/>
+            <w:tcBorders>
+              <w:top w:val="single" w:sz="4" w:space="0" w:color="B7C4BB"/>
+              <w:left w:val="single" w:sz="4" w:space="0" w:color="B7C4BB"/>
+              <w:bottom w:val="single" w:sz="4" w:space="0" w:color="B7C4BB"/>
+              <w:right w:val="single" w:sz="4" w:space="0" w:color="B7C4BB"/>
+            </w:tcBorders>
+          </w:tcPr>
+          <w:p>
+            <w:pPr>
+              <w:pStyle w:val="Normal"/>
+              <w:spacing w:lineRule="exact" w:line="252" w:before="0" w:after="0"/>
+              <w:rPr/>
+            </w:pPr>
+            <w:r>
+              <w:rPr>
+                <w:sz w:val="18"/>
+                <w:szCs w:val="18"/>
+              </w:rPr>
+              <w:t>Zimbabwe Revenue Authority</w:t>
+            </w:r>
+          </w:p>
+        </w:tc>
+      </w:tr>
+      <w:tr>
+        <w:trPr/>
+        <w:tc>
+          <w:tcPr>
+            <w:tcW w:w="2000" w:type="dxa"/>
+            <w:tcBorders>
+              <w:top w:val="single" w:sz="4" w:space="0" w:color="B7C4BB"/>
+              <w:left w:val="single" w:sz="4" w:space="0" w:color="B7C4BB"/>
+              <w:bottom w:val="single" w:sz="4" w:space="0" w:color="B7C4BB"/>
+              <w:right w:val="single" w:sz="4" w:space="0" w:color="B7C4BB"/>
+            </w:tcBorders>
+          </w:tcPr>
+          <w:p>
+            <w:pPr>
+              <w:pStyle w:val="Normal"/>
+              <w:spacing w:lineRule="exact" w:line="252" w:before="0" w:after="0"/>
+              <w:rPr/>
+            </w:pPr>
+            <w:r>
+              <w:rPr>
+                <w:sz w:val="18"/>
+                <w:szCs w:val="18"/>
+              </w:rPr>
+              <w:t>ZMW</w:t>
+            </w:r>
+          </w:p>
+        </w:tc>
+        <w:tc>
+          <w:tcPr>
+            <w:tcW w:w="7025" w:type="dxa"/>
+            <w:tcBorders>
+              <w:top w:val="single" w:sz="4" w:space="0" w:color="B7C4BB"/>
+              <w:left w:val="single" w:sz="4" w:space="0" w:color="B7C4BB"/>
+              <w:bottom w:val="single" w:sz="4" w:space="0" w:color="B7C4BB"/>
+              <w:right w:val="single" w:sz="4" w:space="0" w:color="B7C4BB"/>
+            </w:tcBorders>
+          </w:tcPr>
+          <w:p>
+            <w:pPr>
+              <w:pStyle w:val="Normal"/>
+              <w:spacing w:lineRule="exact" w:line="252" w:before="0" w:after="0"/>
+              <w:rPr/>
+            </w:pPr>
+            <w:r>
+              <w:rPr>
+                <w:sz w:val="18"/>
+                <w:szCs w:val="18"/>
+              </w:rPr>
+              <w:t>Zambian kwacha</w:t>
+            </w:r>
+          </w:p>
+        </w:tc>
+      </w:tr>
+      <w:tr>
+        <w:trPr/>
+        <w:tc>
+          <w:tcPr>
+            <w:tcW w:w="2000" w:type="dxa"/>
+            <w:tcBorders>
+              <w:top w:val="single" w:sz="4" w:space="0" w:color="B7C4BB"/>
+              <w:left w:val="single" w:sz="4" w:space="0" w:color="B7C4BB"/>
+              <w:bottom w:val="single" w:sz="4" w:space="0" w:color="B7C4BB"/>
+              <w:right w:val="single" w:sz="4" w:space="0" w:color="B7C4BB"/>
+            </w:tcBorders>
+          </w:tcPr>
+          <w:p>
+            <w:pPr>
+              <w:pStyle w:val="Normal"/>
+              <w:spacing w:lineRule="exact" w:line="252" w:before="0" w:after="0"/>
+              <w:rPr/>
+            </w:pPr>
+            <w:r>
+              <w:rPr>
+                <w:sz w:val="18"/>
+                <w:szCs w:val="18"/>
+              </w:rPr>
               <w:t>ZTA</w:t>
             </w:r>
           </w:p>
@@ -5910,7 +6195,7 @@
       <w:r>
         <w:br w:type="page"/>
       </w:r>
-      <w:bookmarkStart w:id="0" w:name="__RefHeading___Toc4501_386185362"/>
+      <w:bookmarkStart w:id="0" w:name="__RefHeading___Toc4791_1480325200"/>
       <w:bookmarkEnd w:id="0"/>
       <w:r>
         <w:rPr/>
@@ -6085,7 +6370,7 @@
       </w:r>
       <w:r>
         <w:rPr/>
-        <w:t xml:space="preserve"> MSMEs need supplier-readiness skills (quality, volume, reliability and pricing), aggregation into producer groups and cooperatives, basic bookkeeping and seasonal cash-flow planning, and formalisation sequenced to buyer and lender demands. BSOs offer mostly generic training, are concentrated in capitals, lack a common readiness diagnostic and seldom broker finance. A needs and capacity survey carried out in Botswana for the EU-funded Private Sector Development Programme found many of the same gaps more than a decade ago, which shows how persistent they are. It adds quality assurance and standards, productivity, market intelligence, negotiation and collective advocacy to the MSME list, and organisational systems, coordination between BSOs and impact monitoring to the BSO list. Chapter 6 also sets out ten roles that BSOs play along the readiness pathway, from diagnosis and training to finance brokerage and advocacy. It then applies these needs to tourism MSMEs in each Partner State. Angola needs readiness first (formalisation, basic business skills and Angolan guiding and logistics capacity in Cuando and Cubango). Botswana needs supplier development, standards and contract finance around the Kasane and Maun anchors. Namibia needs lodge-linked goods made to specification and a pathway from conservancy benefit to enterprise. Zambia needs smallholder aggregation, certification and youth enterprise in Livingstone. Zimbabwe needs tax clearance, irrigated produce supply and record-keeping around Victoria Falls and Hwange. Each country's needs are matched to interventions and to a lead BSO (INAPEM, LEA, NIPDB, ZDA and CEEC, and SMEDCO) and its partners. Financial institutions need to learn seasonal cash-flow lending, use contracts, receivables and movable assets as security, use existing guarantee schemes, and collect sex-disaggregated portfolio data.</w:t>
+        <w:t xml:space="preserve"> MSMEs need supplier-readiness skills (quality, volume, reliability and pricing), aggregation into producer groups and cooperatives, basic bookkeeping and seasonal cash-flow planning, and formalisation sequenced to buyer and lender demands. BSOs offer mostly generic training, are concentrated in capitals, lack a common readiness diagnostic and seldom broker finance. A needs and capacity survey carried out in Botswana for the EU-funded Private Sector Development Programme found many of the same gaps more than a decade ago, which shows how persistent they are. It adds quality assurance and standards, productivity, market intelligence, negotiation and collective advocacy to the MSME list, and organisational systems, coordination between BSOs and impact monitoring to the BSO list. Chapter 6 also sets out ten roles that BSOs play along the readiness pathway, from diagnosis and training to finance brokerage and advocacy. It then applies these needs to tourism MSMEs in each Partner State. Angola needs readiness first (formalisation, basic business skills and Angolan guiding and logistics capacity in Cuando and Cubango). Botswana needs supplier development, standards and contract finance around the Kasane and Maun anchors. Namibia needs lodge-linked goods made to specification and a pathway from conservancy benefit to enterprise. Zambia needs smallholder aggregation, certification and youth enterprise in Livingstone. Zimbabwe needs tax clearance, irrigated produce supply and record-keeping around Victoria Falls and Hwange. Each country's needs are matched to interventions and to a lead BSO (INAPEM, LEA, NIPDB, ZDA and CEEC, and SMEDCO) and its partners. Lessons from comparable programmes in the region (UNDP's supplier development programme in Botswana, the Millennium Challenge Account's tourism and natural-products work in Namibia, World Bank and ITC programmes in Zambia, ILO and UN Tourism work in Zimbabwe, Empretec in Angola and South Africa's Tourism Enterprise Partnership) confirm the value of committed buyers, mentoring over several months, training pitched at the right level, careful selection of grant recipients, certified local trainers, measurement from the start and sound finance institutions. Financial institutions need to learn seasonal cash-flow lending, use contracts, receivables and movable assets as security, use existing guarantee schemes, and collect sex-disaggregated portfolio data.</w:t>
       </w:r>
     </w:p>
     <w:p>
@@ -6226,7 +6511,7 @@
         <w:spacing w:before="0" w:after="240"/>
         <w:rPr/>
       </w:pPr>
-      <w:bookmarkStart w:id="1" w:name="__RefHeading___Toc4503_386185362"/>
+      <w:bookmarkStart w:id="1" w:name="__RefHeading___Toc4793_1480325200"/>
       <w:bookmarkEnd w:id="1"/>
       <w:r>
         <w:rPr/>
@@ -6238,7 +6523,7 @@
         <w:pStyle w:val="Heading2"/>
         <w:rPr/>
       </w:pPr>
-      <w:bookmarkStart w:id="2" w:name="__RefHeading___Toc4505_386185362"/>
+      <w:bookmarkStart w:id="2" w:name="__RefHeading___Toc4795_1480325200"/>
       <w:bookmarkEnd w:id="2"/>
       <w:r>
         <w:rPr/>
@@ -6366,7 +6651,7 @@
         <w:pStyle w:val="Heading2"/>
         <w:rPr/>
       </w:pPr>
-      <w:bookmarkStart w:id="3" w:name="__RefHeading___Toc4507_386185362"/>
+      <w:bookmarkStart w:id="3" w:name="__RefHeading___Toc4797_1480325200"/>
       <w:bookmarkEnd w:id="3"/>
       <w:r>
         <w:rPr/>
@@ -6866,7 +7151,7 @@
                 <w:sz w:val="18"/>
                 <w:szCs w:val="18"/>
               </w:rPr>
-              <w:t>Secondary national, sector and company data (FinScope MSME surveys, World Bank, AFI and UN Women studies, census labour data, operator reports, academic studies, agency and press reports)</w:t>
+              <w:t>Secondary national, sector and company data (FinScope MSME surveys, World Bank, AFI and UN Women studies, evaluations and reports of comparable MSME programmes, census labour data, operator reports, academic studies, agency and press reports)</w:t>
             </w:r>
           </w:p>
         </w:tc>
@@ -6948,7 +7233,7 @@
         <w:pStyle w:val="Heading2"/>
         <w:rPr/>
       </w:pPr>
-      <w:bookmarkStart w:id="4" w:name="__RefHeading___Toc4509_386185362"/>
+      <w:bookmarkStart w:id="4" w:name="__RefHeading___Toc4799_1480325200"/>
       <w:bookmarkEnd w:id="4"/>
       <w:r>
         <w:rPr/>
@@ -7898,7 +8183,7 @@
         <w:pStyle w:val="Heading2"/>
         <w:rPr/>
       </w:pPr>
-      <w:bookmarkStart w:id="5" w:name="__RefHeading___Toc4511_386185362"/>
+      <w:bookmarkStart w:id="5" w:name="__RefHeading___Toc4801_1480325200"/>
       <w:bookmarkEnd w:id="5"/>
       <w:r>
         <w:rPr/>
@@ -8019,7 +8304,7 @@
         <w:spacing w:before="0" w:after="240"/>
         <w:rPr/>
       </w:pPr>
-      <w:bookmarkStart w:id="6" w:name="__RefHeading___Toc4513_386185362"/>
+      <w:bookmarkStart w:id="6" w:name="__RefHeading___Toc4803_1480325200"/>
       <w:bookmarkEnd w:id="6"/>
       <w:r>
         <w:rPr/>
@@ -8031,7 +8316,7 @@
         <w:pStyle w:val="Heading2"/>
         <w:rPr/>
       </w:pPr>
-      <w:bookmarkStart w:id="7" w:name="__RefHeading___Toc4515_386185362"/>
+      <w:bookmarkStart w:id="7" w:name="__RefHeading___Toc4805_1480325200"/>
       <w:bookmarkEnd w:id="7"/>
       <w:r>
         <w:rPr/>
@@ -8293,7 +8578,7 @@
         <w:pStyle w:val="Heading2"/>
         <w:rPr/>
       </w:pPr>
-      <w:bookmarkStart w:id="8" w:name="__RefHeading___Toc4517_386185362"/>
+      <w:bookmarkStart w:id="8" w:name="__RefHeading___Toc4807_1480325200"/>
       <w:bookmarkEnd w:id="8"/>
       <w:r>
         <w:rPr/>
@@ -8879,7 +9164,7 @@
         <w:spacing w:before="0" w:after="240"/>
         <w:rPr/>
       </w:pPr>
-      <w:bookmarkStart w:id="9" w:name="__RefHeading___Toc4519_386185362"/>
+      <w:bookmarkStart w:id="9" w:name="__RefHeading___Toc4809_1480325200"/>
       <w:bookmarkEnd w:id="9"/>
       <w:r>
         <w:rPr/>
@@ -8891,7 +9176,7 @@
         <w:pStyle w:val="Heading2"/>
         <w:rPr/>
       </w:pPr>
-      <w:bookmarkStart w:id="10" w:name="__RefHeading___Toc4521_386185362"/>
+      <w:bookmarkStart w:id="10" w:name="__RefHeading___Toc4811_1480325200"/>
       <w:bookmarkEnd w:id="10"/>
       <w:r>
         <w:rPr/>
@@ -9019,7 +9304,7 @@
         <w:pStyle w:val="Heading2"/>
         <w:rPr/>
       </w:pPr>
-      <w:bookmarkStart w:id="11" w:name="__RefHeading___Toc4523_386185362"/>
+      <w:bookmarkStart w:id="11" w:name="__RefHeading___Toc4813_1480325200"/>
       <w:bookmarkEnd w:id="11"/>
       <w:r>
         <w:rPr/>
@@ -9200,7 +9485,7 @@
         <w:spacing w:before="0" w:after="240"/>
         <w:rPr/>
       </w:pPr>
-      <w:bookmarkStart w:id="12" w:name="__RefHeading___Toc4525_386185362"/>
+      <w:bookmarkStart w:id="12" w:name="__RefHeading___Toc4815_1480325200"/>
       <w:bookmarkEnd w:id="12"/>
       <w:r>
         <w:rPr/>
@@ -9212,7 +9497,7 @@
         <w:pStyle w:val="Heading2"/>
         <w:rPr/>
       </w:pPr>
-      <w:bookmarkStart w:id="13" w:name="__RefHeading___Toc4527_386185362"/>
+      <w:bookmarkStart w:id="13" w:name="__RefHeading___Toc4817_1480325200"/>
       <w:bookmarkEnd w:id="13"/>
       <w:r>
         <w:rPr/>
@@ -9340,7 +9625,7 @@
         <w:pStyle w:val="Heading2"/>
         <w:rPr/>
       </w:pPr>
-      <w:bookmarkStart w:id="14" w:name="__RefHeading___Toc4529_386185362"/>
+      <w:bookmarkStart w:id="14" w:name="__RefHeading___Toc4819_1480325200"/>
       <w:bookmarkEnd w:id="14"/>
       <w:r>
         <w:rPr/>
@@ -9419,7 +9704,7 @@
         <w:pStyle w:val="Heading2"/>
         <w:rPr/>
       </w:pPr>
-      <w:bookmarkStart w:id="15" w:name="__RefHeading___Toc4531_386185362"/>
+      <w:bookmarkStart w:id="15" w:name="__RefHeading___Toc4821_1480325200"/>
       <w:bookmarkEnd w:id="15"/>
       <w:r>
         <w:rPr/>
@@ -9548,7 +9833,7 @@
         <w:pStyle w:val="Heading2"/>
         <w:rPr/>
       </w:pPr>
-      <w:bookmarkStart w:id="16" w:name="__RefHeading___Toc4533_386185362"/>
+      <w:bookmarkStart w:id="16" w:name="__RefHeading___Toc4823_1480325200"/>
       <w:bookmarkEnd w:id="16"/>
       <w:r>
         <w:rPr/>
@@ -11513,7 +11798,7 @@
         <w:spacing w:before="0" w:after="240"/>
         <w:rPr/>
       </w:pPr>
-      <w:bookmarkStart w:id="17" w:name="__RefHeading___Toc4535_386185362"/>
+      <w:bookmarkStart w:id="17" w:name="__RefHeading___Toc4825_1480325200"/>
       <w:bookmarkEnd w:id="17"/>
       <w:r>
         <w:rPr/>
@@ -11525,7 +11810,7 @@
         <w:pStyle w:val="Heading2"/>
         <w:rPr/>
       </w:pPr>
-      <w:bookmarkStart w:id="18" w:name="__RefHeading___Toc4537_386185362"/>
+      <w:bookmarkStart w:id="18" w:name="__RefHeading___Toc4827_1480325200"/>
       <w:bookmarkEnd w:id="18"/>
       <w:r>
         <w:rPr/>
@@ -11548,7 +11833,7 @@
         <w:pStyle w:val="Heading2"/>
         <w:rPr/>
       </w:pPr>
-      <w:bookmarkStart w:id="19" w:name="__RefHeading___Toc4539_386185362"/>
+      <w:bookmarkStart w:id="19" w:name="__RefHeading___Toc4829_1480325200"/>
       <w:bookmarkEnd w:id="19"/>
       <w:r>
         <w:rPr/>
@@ -11705,7 +11990,7 @@
         <w:pStyle w:val="Heading2"/>
         <w:rPr/>
       </w:pPr>
-      <w:bookmarkStart w:id="20" w:name="__RefHeading___Toc4541_386185362"/>
+      <w:bookmarkStart w:id="20" w:name="__RefHeading___Toc4831_1480325200"/>
       <w:bookmarkEnd w:id="20"/>
       <w:r>
         <w:rPr/>
@@ -11822,7 +12107,7 @@
         <w:pStyle w:val="Heading2"/>
         <w:rPr/>
       </w:pPr>
-      <w:bookmarkStart w:id="21" w:name="__RefHeading___Toc4543_386185362"/>
+      <w:bookmarkStart w:id="21" w:name="__RefHeading___Toc4833_1480325200"/>
       <w:bookmarkEnd w:id="21"/>
       <w:r>
         <w:rPr/>
@@ -12707,7 +12992,7 @@
         <w:spacing w:before="0" w:after="240"/>
         <w:rPr/>
       </w:pPr>
-      <w:bookmarkStart w:id="22" w:name="__RefHeading___Toc4545_386185362"/>
+      <w:bookmarkStart w:id="22" w:name="__RefHeading___Toc4835_1480325200"/>
       <w:bookmarkEnd w:id="22"/>
       <w:r>
         <w:rPr/>
@@ -12722,7 +13007,7 @@
       </w:pPr>
       <w:r>
         <w:rPr/>
-        <w:t>This chapter identifies what MSMEs, BSOs and financial institutions need in order to improve investment readiness and make financing more inclusive. The needs follow from the business models, financial practices and readiness ratings in Chapters 3 to 5, and from the enabling-environment evidence in Chapter 7. Sections 6.1 to 6.3 set out the needs that apply across KAZA; Section 6.4 applies them to tourism MSMEs in each Partner State, with the recommended interventions and the support BSOs in each country.</w:t>
+        <w:t>This chapter identifies what MSMEs, BSOs and financial institutions need in order to improve investment readiness and make financing more inclusive. The needs follow from the business models, financial practices and readiness ratings in Chapters 3 to 5, and from the enabling-environment evidence in Chapter 7. Sections 6.1 to 6.3 set out the needs that apply across KAZA; Section 6.4 applies them to tourism MSMEs in each Partner State, with the recommended interventions and the support BSOs in each country, and Section 6.5 draws lessons from comparable MSME capacity-building programmes in the region.</w:t>
       </w:r>
     </w:p>
     <w:p>
@@ -12741,7 +13026,7 @@
         <w:pStyle w:val="Heading2"/>
         <w:rPr/>
       </w:pPr>
-      <w:bookmarkStart w:id="23" w:name="__RefHeading___Toc4547_386185362"/>
+      <w:bookmarkStart w:id="23" w:name="__RefHeading___Toc4837_1480325200"/>
       <w:bookmarkEnd w:id="23"/>
       <w:r>
         <w:rPr/>
@@ -15627,7 +15912,7 @@
         <w:pStyle w:val="Heading2"/>
         <w:rPr/>
       </w:pPr>
-      <w:bookmarkStart w:id="24" w:name="__RefHeading___Toc4549_386185362"/>
+      <w:bookmarkStart w:id="24" w:name="__RefHeading___Toc4839_1480325200"/>
       <w:bookmarkEnd w:id="24"/>
       <w:r>
         <w:rPr/>
@@ -18095,7 +18380,7 @@
         <w:pStyle w:val="Heading2"/>
         <w:rPr/>
       </w:pPr>
-      <w:bookmarkStart w:id="25" w:name="__RefHeading___Toc4551_386185362"/>
+      <w:bookmarkStart w:id="25" w:name="__RefHeading___Toc4841_1480325200"/>
       <w:bookmarkEnd w:id="25"/>
       <w:r>
         <w:rPr/>
@@ -19062,7 +19347,7 @@
         <w:pStyle w:val="Heading2"/>
         <w:rPr/>
       </w:pPr>
-      <w:bookmarkStart w:id="26" w:name="__RefHeading___Toc4553_386185362"/>
+      <w:bookmarkStart w:id="26" w:name="__RefHeading___Toc4843_1480325200"/>
       <w:bookmarkEnd w:id="26"/>
       <w:r>
         <w:rPr/>
@@ -27453,21 +27738,17 @@
       <w:r>
         <w:rPr/>
       </w:r>
-      <w:r>
-        <w:br w:type="page"/>
-      </w:r>
-    </w:p>
-    <w:p>
-      <w:pPr>
-        <w:pStyle w:val="Heading1"/>
-        <w:spacing w:before="0" w:after="240"/>
-        <w:rPr/>
-      </w:pPr>
-      <w:bookmarkStart w:id="27" w:name="__RefHeading___Toc4555_386185362"/>
+    </w:p>
+    <w:p>
+      <w:pPr>
+        <w:pStyle w:val="Heading2"/>
+        <w:rPr/>
+      </w:pPr>
+      <w:bookmarkStart w:id="27" w:name="__RefHeading___Toc4845_1480325200"/>
       <w:bookmarkEnd w:id="27"/>
       <w:r>
         <w:rPr/>
-        <w:t>7. Enabling Environment</w:t>
+        <w:t>6.5 Lessons from Comparable Programmes</w:t>
       </w:r>
     </w:p>
     <w:p>
@@ -27478,40 +27759,28 @@
       </w:pPr>
       <w:r>
         <w:rPr/>
-        <w:t>This chapter evaluates the conditions outside the enterprise that shape investment readiness: national and regional regulation, market access and links with larger tourism operators, business development services, and wider policy conditions. Section 7.1 draws on the World Bank's Doing Business 2020 country reports to compare the five states. Section 7.2 adds evidence on market access from sources outside the Macro Diagnostic, and Section 7.3 profiles the main BSOs in each country.</w:t>
-      </w:r>
-    </w:p>
-    <w:p>
-      <w:pPr>
-        <w:pStyle w:val="Heading2"/>
-        <w:rPr/>
-      </w:pPr>
-      <w:bookmarkStart w:id="28" w:name="__RefHeading___Toc4557_386185362"/>
-      <w:bookmarkEnd w:id="28"/>
-      <w:r>
-        <w:rPr/>
-        <w:t>7.1 National and Regional Regulatory Frameworks</w:t>
-      </w:r>
-    </w:p>
-    <w:p>
-      <w:pPr>
-        <w:pStyle w:val="Heading3"/>
-        <w:rPr/>
-      </w:pPr>
-      <w:r>
-        <w:rPr/>
-        <w:t>What the Doing Business country reports show</w:t>
+        <w:t>The PSDP survey is one of several MSME capacity-building programmes in or near the KAZA states whose experience can inform this programme. This section summarises others that deal with supplier development, community and natural-product enterprises, tourism SMEs, entrepreneurship training, women's enterprise and MSME finance, together with South Africa's Tourism Enterprise Partnership, the closest tourism-specific precedent in the region. Programmes already discussed elsewhere in this report (Envolver and Envolver+ in Angola, the Wilderness supplier programme and its links with LEA and Stanbic in Botswana, NIPDB's High Potential Pool and SME fund in Namibia, and UNDP's youth-led MSME programme in Zambia) are not repeated.</w:t>
       </w:r>
     </w:p>
     <w:p>
       <w:pPr>
         <w:pStyle w:val="Normal"/>
-        <w:jc w:val="both"/>
-        <w:rPr/>
-      </w:pPr>
-      <w:r>
-        <w:rPr/>
-        <w:t>The World Bank's Doing Business 2020 economy profiles are the most recent source that measures business regulation in all five KAZA states in the same way. They score ten areas of regulation that a small or medium-sized domestic limited company meets over its life, from starting a business to resolving insolvency, and rank 190 economies. The data were collected to May 2019 and describe the largest business city in each country (Luanda, Gaborone, Windhoek, Lusaka and Harare), not the KAZA hubs, where procedures are usually slower and offices further away. The series was discontinued in 2021, so the rankings are best read as a comparison between the five states and a guide to which procedures weigh most on MSMEs.</w:t>
+        <w:pBdr>
+          <w:left w:val="single" w:sz="24" w:space="8" w:color="C8A951"/>
+        </w:pBdr>
+        <w:shd w:val="clear" w:color="auto" w:fill="E8F0EA"/>
+        <w:spacing w:before="160" w:after="200"/>
+        <w:ind w:left="200" w:right="200"/>
+        <w:rPr/>
+      </w:pPr>
+      <w:r>
+        <w:rPr>
+          <w:i/>
+          <w:iCs/>
+          <w:sz w:val="21"/>
+          <w:szCs w:val="21"/>
+        </w:rPr>
+        <w:t>Source caveat. The evaluation reports and programme pages behind this section could not be opened for this draft. The details below come from search summaries of those sources and are marked "to verify" in the References. Several results are reported by the programmes or their partners rather than by independent evaluators, and are labelled as such. Figures should be checked against the original documents before the report is finalised.</w:t>
       </w:r>
     </w:p>
     <w:p>
@@ -27530,6 +27799,2129 @@
           <w:szCs w:val="20"/>
         </w:rPr>
         <w:t xml:space="preserve">Table 18: </w:t>
+      </w:r>
+      <w:r>
+        <w:rPr>
+          <w:i/>
+          <w:iCs/>
+          <w:sz w:val="20"/>
+          <w:szCs w:val="20"/>
+        </w:rPr>
+        <w:t>Comparable MSME capacity-building programmes and lessons for KAZA tourism MSMEs</w:t>
+      </w:r>
+    </w:p>
+    <w:tbl>
+      <w:tblPr>
+        <w:tblW w:w="9026" w:type="dxa"/>
+        <w:jc w:val="left"/>
+        <w:tblInd w:w="0" w:type="dxa"/>
+        <w:tblLayout w:type="fixed"/>
+        <w:tblCellMar>
+          <w:top w:w="60" w:type="dxa"/>
+          <w:left w:w="100" w:type="dxa"/>
+          <w:bottom w:w="60" w:type="dxa"/>
+          <w:right w:w="100" w:type="dxa"/>
+        </w:tblCellMar>
+      </w:tblPr>
+      <w:tblGrid>
+        <w:gridCol w:w="1000"/>
+        <w:gridCol w:w="1698"/>
+        <w:gridCol w:w="2202"/>
+        <w:gridCol w:w="2000"/>
+        <w:gridCol w:w="2126"/>
+      </w:tblGrid>
+      <w:tr>
+        <w:trPr>
+          <w:tblHeader w:val="true"/>
+        </w:trPr>
+        <w:tc>
+          <w:tcPr>
+            <w:tcW w:w="1000" w:type="dxa"/>
+            <w:tcBorders>
+              <w:top w:val="single" w:sz="4" w:space="0" w:color="B7C4BB"/>
+              <w:left w:val="single" w:sz="4" w:space="0" w:color="B7C4BB"/>
+              <w:bottom w:val="single" w:sz="4" w:space="0" w:color="B7C4BB"/>
+              <w:right w:val="single" w:sz="4" w:space="0" w:color="B7C4BB"/>
+            </w:tcBorders>
+            <w:shd w:color="auto" w:fill="1F5135" w:val="clear"/>
+          </w:tcPr>
+          <w:p>
+            <w:pPr>
+              <w:pStyle w:val="Normal"/>
+              <w:spacing w:lineRule="exact" w:line="252" w:before="0" w:after="0"/>
+              <w:rPr/>
+            </w:pPr>
+            <w:r>
+              <w:rPr>
+                <w:b/>
+                <w:bCs/>
+                <w:color w:val="FFFFFF"/>
+                <w:sz w:val="18"/>
+                <w:szCs w:val="18"/>
+              </w:rPr>
+              <w:t>Country</w:t>
+            </w:r>
+          </w:p>
+        </w:tc>
+        <w:tc>
+          <w:tcPr>
+            <w:tcW w:w="1698" w:type="dxa"/>
+            <w:tcBorders>
+              <w:top w:val="single" w:sz="4" w:space="0" w:color="B7C4BB"/>
+              <w:left w:val="single" w:sz="4" w:space="0" w:color="B7C4BB"/>
+              <w:bottom w:val="single" w:sz="4" w:space="0" w:color="B7C4BB"/>
+              <w:right w:val="single" w:sz="4" w:space="0" w:color="B7C4BB"/>
+            </w:tcBorders>
+            <w:shd w:color="auto" w:fill="1F5135" w:val="clear"/>
+          </w:tcPr>
+          <w:p>
+            <w:pPr>
+              <w:pStyle w:val="Normal"/>
+              <w:spacing w:lineRule="exact" w:line="252" w:before="0" w:after="0"/>
+              <w:rPr/>
+            </w:pPr>
+            <w:r>
+              <w:rPr>
+                <w:b/>
+                <w:bCs/>
+                <w:color w:val="FFFFFF"/>
+                <w:sz w:val="18"/>
+                <w:szCs w:val="18"/>
+              </w:rPr>
+              <w:t>Programme</w:t>
+            </w:r>
+          </w:p>
+        </w:tc>
+        <w:tc>
+          <w:tcPr>
+            <w:tcW w:w="2202" w:type="dxa"/>
+            <w:tcBorders>
+              <w:top w:val="single" w:sz="4" w:space="0" w:color="B7C4BB"/>
+              <w:left w:val="single" w:sz="4" w:space="0" w:color="B7C4BB"/>
+              <w:bottom w:val="single" w:sz="4" w:space="0" w:color="B7C4BB"/>
+              <w:right w:val="single" w:sz="4" w:space="0" w:color="B7C4BB"/>
+            </w:tcBorders>
+            <w:shd w:color="auto" w:fill="1F5135" w:val="clear"/>
+          </w:tcPr>
+          <w:p>
+            <w:pPr>
+              <w:pStyle w:val="Normal"/>
+              <w:spacing w:lineRule="exact" w:line="252" w:before="0" w:after="0"/>
+              <w:rPr/>
+            </w:pPr>
+            <w:r>
+              <w:rPr>
+                <w:b/>
+                <w:bCs/>
+                <w:color w:val="FFFFFF"/>
+                <w:sz w:val="18"/>
+                <w:szCs w:val="18"/>
+              </w:rPr>
+              <w:t>What it did</w:t>
+            </w:r>
+          </w:p>
+        </w:tc>
+        <w:tc>
+          <w:tcPr>
+            <w:tcW w:w="2000" w:type="dxa"/>
+            <w:tcBorders>
+              <w:top w:val="single" w:sz="4" w:space="0" w:color="B7C4BB"/>
+              <w:left w:val="single" w:sz="4" w:space="0" w:color="B7C4BB"/>
+              <w:bottom w:val="single" w:sz="4" w:space="0" w:color="B7C4BB"/>
+              <w:right w:val="single" w:sz="4" w:space="0" w:color="B7C4BB"/>
+            </w:tcBorders>
+            <w:shd w:color="auto" w:fill="1F5135" w:val="clear"/>
+          </w:tcPr>
+          <w:p>
+            <w:pPr>
+              <w:pStyle w:val="Normal"/>
+              <w:spacing w:lineRule="exact" w:line="252" w:before="0" w:after="0"/>
+              <w:rPr/>
+            </w:pPr>
+            <w:r>
+              <w:rPr>
+                <w:b/>
+                <w:bCs/>
+                <w:color w:val="FFFFFF"/>
+                <w:sz w:val="18"/>
+                <w:szCs w:val="18"/>
+              </w:rPr>
+              <w:t>Reported results (type of evidence)</w:t>
+            </w:r>
+          </w:p>
+        </w:tc>
+        <w:tc>
+          <w:tcPr>
+            <w:tcW w:w="2126" w:type="dxa"/>
+            <w:tcBorders>
+              <w:top w:val="single" w:sz="4" w:space="0" w:color="B7C4BB"/>
+              <w:left w:val="single" w:sz="4" w:space="0" w:color="B7C4BB"/>
+              <w:bottom w:val="single" w:sz="4" w:space="0" w:color="B7C4BB"/>
+              <w:right w:val="single" w:sz="4" w:space="0" w:color="B7C4BB"/>
+            </w:tcBorders>
+            <w:shd w:color="auto" w:fill="1F5135" w:val="clear"/>
+          </w:tcPr>
+          <w:p>
+            <w:pPr>
+              <w:pStyle w:val="Normal"/>
+              <w:spacing w:lineRule="exact" w:line="252" w:before="0" w:after="0"/>
+              <w:rPr/>
+            </w:pPr>
+            <w:r>
+              <w:rPr>
+                <w:b/>
+                <w:bCs/>
+                <w:color w:val="FFFFFF"/>
+                <w:sz w:val="18"/>
+                <w:szCs w:val="18"/>
+              </w:rPr>
+              <w:t>Lesson for KAZA tourism MSMEs</w:t>
+            </w:r>
+          </w:p>
+        </w:tc>
+      </w:tr>
+      <w:tr>
+        <w:trPr>
+          <w:cantSplit w:val="true"/>
+        </w:trPr>
+        <w:tc>
+          <w:tcPr>
+            <w:tcW w:w="1000" w:type="dxa"/>
+            <w:tcBorders>
+              <w:top w:val="single" w:sz="4" w:space="0" w:color="B7C4BB"/>
+              <w:left w:val="single" w:sz="4" w:space="0" w:color="B7C4BB"/>
+              <w:bottom w:val="single" w:sz="4" w:space="0" w:color="B7C4BB"/>
+              <w:right w:val="single" w:sz="4" w:space="0" w:color="B7C4BB"/>
+            </w:tcBorders>
+          </w:tcPr>
+          <w:p>
+            <w:pPr>
+              <w:pStyle w:val="Normal"/>
+              <w:spacing w:lineRule="exact" w:line="252" w:before="0" w:after="0"/>
+              <w:rPr/>
+            </w:pPr>
+            <w:r>
+              <w:rPr>
+                <w:sz w:val="18"/>
+                <w:szCs w:val="18"/>
+              </w:rPr>
+              <w:t>Botswana</w:t>
+            </w:r>
+          </w:p>
+        </w:tc>
+        <w:tc>
+          <w:tcPr>
+            <w:tcW w:w="1698" w:type="dxa"/>
+            <w:tcBorders>
+              <w:top w:val="single" w:sz="4" w:space="0" w:color="B7C4BB"/>
+              <w:left w:val="single" w:sz="4" w:space="0" w:color="B7C4BB"/>
+              <w:bottom w:val="single" w:sz="4" w:space="0" w:color="B7C4BB"/>
+              <w:right w:val="single" w:sz="4" w:space="0" w:color="B7C4BB"/>
+            </w:tcBorders>
+          </w:tcPr>
+          <w:p>
+            <w:pPr>
+              <w:pStyle w:val="Normal"/>
+              <w:spacing w:lineRule="exact" w:line="252" w:before="0" w:after="0"/>
+              <w:rPr/>
+            </w:pPr>
+            <w:r>
+              <w:rPr>
+                <w:sz w:val="18"/>
+                <w:szCs w:val="18"/>
+              </w:rPr>
+              <w:t>UNDP Business Supplier Development Programme (from 2018)</w:t>
+            </w:r>
+          </w:p>
+        </w:tc>
+        <w:tc>
+          <w:tcPr>
+            <w:tcW w:w="2202" w:type="dxa"/>
+            <w:tcBorders>
+              <w:top w:val="single" w:sz="4" w:space="0" w:color="B7C4BB"/>
+              <w:left w:val="single" w:sz="4" w:space="0" w:color="B7C4BB"/>
+              <w:bottom w:val="single" w:sz="4" w:space="0" w:color="B7C4BB"/>
+              <w:right w:val="single" w:sz="4" w:space="0" w:color="B7C4BB"/>
+            </w:tcBorders>
+          </w:tcPr>
+          <w:p>
+            <w:pPr>
+              <w:pStyle w:val="Normal"/>
+              <w:spacing w:lineRule="exact" w:line="252" w:before="0" w:after="0"/>
+              <w:rPr/>
+            </w:pPr>
+            <w:r>
+              <w:rPr>
+                <w:sz w:val="18"/>
+                <w:szCs w:val="18"/>
+              </w:rPr>
+              <w:t>Three-way model: large companies as buyers, citizen-owned SMEs as suppliers and experienced Batswana consultants as mentors; sectors were mining, agro-processing, infrastructure projects, leather and textiles</w:t>
+            </w:r>
+          </w:p>
+        </w:tc>
+        <w:tc>
+          <w:tcPr>
+            <w:tcW w:w="2000" w:type="dxa"/>
+            <w:tcBorders>
+              <w:top w:val="single" w:sz="4" w:space="0" w:color="B7C4BB"/>
+              <w:left w:val="single" w:sz="4" w:space="0" w:color="B7C4BB"/>
+              <w:bottom w:val="single" w:sz="4" w:space="0" w:color="B7C4BB"/>
+              <w:right w:val="single" w:sz="4" w:space="0" w:color="B7C4BB"/>
+            </w:tcBorders>
+          </w:tcPr>
+          <w:p>
+            <w:pPr>
+              <w:pStyle w:val="Normal"/>
+              <w:spacing w:lineRule="exact" w:line="252" w:before="0" w:after="0"/>
+              <w:rPr/>
+            </w:pPr>
+            <w:r>
+              <w:rPr>
+                <w:sz w:val="18"/>
+                <w:szCs w:val="18"/>
+              </w:rPr>
+              <w:t>Consultants mentored each SME for about ten months to meet buyers' quality standards; participating SMMEs reported about P300 million in profit (programme- and press-reported)</w:t>
+            </w:r>
+          </w:p>
+        </w:tc>
+        <w:tc>
+          <w:tcPr>
+            <w:tcW w:w="2126" w:type="dxa"/>
+            <w:tcBorders>
+              <w:top w:val="single" w:sz="4" w:space="0" w:color="B7C4BB"/>
+              <w:left w:val="single" w:sz="4" w:space="0" w:color="B7C4BB"/>
+              <w:bottom w:val="single" w:sz="4" w:space="0" w:color="B7C4BB"/>
+              <w:right w:val="single" w:sz="4" w:space="0" w:color="B7C4BB"/>
+            </w:tcBorders>
+          </w:tcPr>
+          <w:p>
+            <w:pPr>
+              <w:pStyle w:val="Normal"/>
+              <w:spacing w:lineRule="exact" w:line="252" w:before="0" w:after="0"/>
+              <w:rPr/>
+            </w:pPr>
+            <w:r>
+              <w:rPr>
+                <w:sz w:val="18"/>
+                <w:szCs w:val="18"/>
+              </w:rPr>
+              <w:t>Apply the three-way model with lodges and DMCs as buyers and LEA or accredited consultants as mentors; secure buyer commitment before enrolling suppliers</w:t>
+            </w:r>
+          </w:p>
+        </w:tc>
+      </w:tr>
+      <w:tr>
+        <w:trPr>
+          <w:cantSplit w:val="true"/>
+        </w:trPr>
+        <w:tc>
+          <w:tcPr>
+            <w:tcW w:w="1000" w:type="dxa"/>
+            <w:tcBorders>
+              <w:top w:val="single" w:sz="4" w:space="0" w:color="B7C4BB"/>
+              <w:left w:val="single" w:sz="4" w:space="0" w:color="B7C4BB"/>
+              <w:bottom w:val="single" w:sz="4" w:space="0" w:color="B7C4BB"/>
+              <w:right w:val="single" w:sz="4" w:space="0" w:color="B7C4BB"/>
+            </w:tcBorders>
+          </w:tcPr>
+          <w:p>
+            <w:pPr>
+              <w:pStyle w:val="Normal"/>
+              <w:spacing w:lineRule="exact" w:line="252" w:before="0" w:after="0"/>
+              <w:rPr/>
+            </w:pPr>
+            <w:r>
+              <w:rPr>
+                <w:sz w:val="18"/>
+                <w:szCs w:val="18"/>
+              </w:rPr>
+              <w:t>Namibia</w:t>
+            </w:r>
+          </w:p>
+        </w:tc>
+        <w:tc>
+          <w:tcPr>
+            <w:tcW w:w="1698" w:type="dxa"/>
+            <w:tcBorders>
+              <w:top w:val="single" w:sz="4" w:space="0" w:color="B7C4BB"/>
+              <w:left w:val="single" w:sz="4" w:space="0" w:color="B7C4BB"/>
+              <w:bottom w:val="single" w:sz="4" w:space="0" w:color="B7C4BB"/>
+              <w:right w:val="single" w:sz="4" w:space="0" w:color="B7C4BB"/>
+            </w:tcBorders>
+          </w:tcPr>
+          <w:p>
+            <w:pPr>
+              <w:pStyle w:val="Normal"/>
+              <w:spacing w:lineRule="exact" w:line="252" w:before="0" w:after="0"/>
+              <w:rPr/>
+            </w:pPr>
+            <w:r>
+              <w:rPr>
+                <w:sz w:val="18"/>
+                <w:szCs w:val="18"/>
+              </w:rPr>
+              <w:t>Millennium Challenge Account Namibia, Tourism Project (2009-2014, USD 68 million)</w:t>
+            </w:r>
+          </w:p>
+        </w:tc>
+        <w:tc>
+          <w:tcPr>
+            <w:tcW w:w="2202" w:type="dxa"/>
+            <w:tcBorders>
+              <w:top w:val="single" w:sz="4" w:space="0" w:color="B7C4BB"/>
+              <w:left w:val="single" w:sz="4" w:space="0" w:color="B7C4BB"/>
+              <w:bottom w:val="single" w:sz="4" w:space="0" w:color="B7C4BB"/>
+              <w:right w:val="single" w:sz="4" w:space="0" w:color="B7C4BB"/>
+            </w:tcBorders>
+          </w:tcPr>
+          <w:p>
+            <w:pPr>
+              <w:pStyle w:val="Normal"/>
+              <w:spacing w:lineRule="exact" w:line="252" w:before="0" w:after="0"/>
+              <w:rPr/>
+            </w:pPr>
+            <w:r>
+              <w:rPr>
+                <w:sz w:val="18"/>
+                <w:szCs w:val="18"/>
+              </w:rPr>
+              <w:t>Etosha management and infrastructure, tourism marketing and capacity building for communal conservancies; ten eco-tourism projects worth N$17 million handed over to nine Zambezi conservancies</w:t>
+            </w:r>
+          </w:p>
+        </w:tc>
+        <w:tc>
+          <w:tcPr>
+            <w:tcW w:w="2000" w:type="dxa"/>
+            <w:tcBorders>
+              <w:top w:val="single" w:sz="4" w:space="0" w:color="B7C4BB"/>
+              <w:left w:val="single" w:sz="4" w:space="0" w:color="B7C4BB"/>
+              <w:bottom w:val="single" w:sz="4" w:space="0" w:color="B7C4BB"/>
+              <w:right w:val="single" w:sz="4" w:space="0" w:color="B7C4BB"/>
+            </w:tcBorders>
+          </w:tcPr>
+          <w:p>
+            <w:pPr>
+              <w:pStyle w:val="Normal"/>
+              <w:spacing w:lineRule="exact" w:line="252" w:before="0" w:after="0"/>
+              <w:rPr/>
+            </w:pPr>
+            <w:r>
+              <w:rPr>
+                <w:sz w:val="18"/>
+                <w:szCs w:val="18"/>
+              </w:rPr>
+              <w:t>Tourism rose slightly, but the increase could not be attributed to the project; infrastructure proved more sustainable than marketing and institutional reform; no control group for the conservancy support evaluation (independent evaluation)</w:t>
+            </w:r>
+          </w:p>
+        </w:tc>
+        <w:tc>
+          <w:tcPr>
+            <w:tcW w:w="2126" w:type="dxa"/>
+            <w:tcBorders>
+              <w:top w:val="single" w:sz="4" w:space="0" w:color="B7C4BB"/>
+              <w:left w:val="single" w:sz="4" w:space="0" w:color="B7C4BB"/>
+              <w:bottom w:val="single" w:sz="4" w:space="0" w:color="B7C4BB"/>
+              <w:right w:val="single" w:sz="4" w:space="0" w:color="B7C4BB"/>
+            </w:tcBorders>
+          </w:tcPr>
+          <w:p>
+            <w:pPr>
+              <w:pStyle w:val="Normal"/>
+              <w:spacing w:lineRule="exact" w:line="252" w:before="0" w:after="0"/>
+              <w:rPr/>
+            </w:pPr>
+            <w:r>
+              <w:rPr>
+                <w:sz w:val="18"/>
+                <w:szCs w:val="18"/>
+              </w:rPr>
+              <w:t>Plan follow-on funding for marketing and institutional support; set a baseline and a comparison group from the start (Annex B)</w:t>
+            </w:r>
+          </w:p>
+        </w:tc>
+      </w:tr>
+      <w:tr>
+        <w:trPr>
+          <w:cantSplit w:val="true"/>
+        </w:trPr>
+        <w:tc>
+          <w:tcPr>
+            <w:tcW w:w="1000" w:type="dxa"/>
+            <w:tcBorders>
+              <w:top w:val="single" w:sz="4" w:space="0" w:color="B7C4BB"/>
+              <w:left w:val="single" w:sz="4" w:space="0" w:color="B7C4BB"/>
+              <w:bottom w:val="single" w:sz="4" w:space="0" w:color="B7C4BB"/>
+              <w:right w:val="single" w:sz="4" w:space="0" w:color="B7C4BB"/>
+            </w:tcBorders>
+          </w:tcPr>
+          <w:p>
+            <w:pPr>
+              <w:pStyle w:val="Normal"/>
+              <w:spacing w:lineRule="exact" w:line="252" w:before="0" w:after="0"/>
+              <w:rPr/>
+            </w:pPr>
+            <w:r>
+              <w:rPr>
+                <w:sz w:val="18"/>
+                <w:szCs w:val="18"/>
+              </w:rPr>
+              <w:t>Namibia</w:t>
+            </w:r>
+          </w:p>
+        </w:tc>
+        <w:tc>
+          <w:tcPr>
+            <w:tcW w:w="1698" w:type="dxa"/>
+            <w:tcBorders>
+              <w:top w:val="single" w:sz="4" w:space="0" w:color="B7C4BB"/>
+              <w:left w:val="single" w:sz="4" w:space="0" w:color="B7C4BB"/>
+              <w:bottom w:val="single" w:sz="4" w:space="0" w:color="B7C4BB"/>
+              <w:right w:val="single" w:sz="4" w:space="0" w:color="B7C4BB"/>
+            </w:tcBorders>
+          </w:tcPr>
+          <w:p>
+            <w:pPr>
+              <w:pStyle w:val="Normal"/>
+              <w:spacing w:lineRule="exact" w:line="252" w:before="0" w:after="0"/>
+              <w:rPr/>
+            </w:pPr>
+            <w:r>
+              <w:rPr>
+                <w:sz w:val="18"/>
+                <w:szCs w:val="18"/>
+              </w:rPr>
+              <w:t>Millennium Challenge Account Namibia, Indigenous Natural Products activity (USD 7.6 million)</w:t>
+            </w:r>
+          </w:p>
+        </w:tc>
+        <w:tc>
+          <w:tcPr>
+            <w:tcW w:w="2202" w:type="dxa"/>
+            <w:tcBorders>
+              <w:top w:val="single" w:sz="4" w:space="0" w:color="B7C4BB"/>
+              <w:left w:val="single" w:sz="4" w:space="0" w:color="B7C4BB"/>
+              <w:bottom w:val="single" w:sz="4" w:space="0" w:color="B7C4BB"/>
+              <w:right w:val="single" w:sz="4" w:space="0" w:color="B7C4BB"/>
+            </w:tcBorders>
+          </w:tcPr>
+          <w:p>
+            <w:pPr>
+              <w:pStyle w:val="Normal"/>
+              <w:spacing w:lineRule="exact" w:line="252" w:before="0" w:after="0"/>
+              <w:rPr/>
+            </w:pPr>
+            <w:r>
+              <w:rPr>
+                <w:sz w:val="18"/>
+                <w:szCs w:val="18"/>
+              </w:rPr>
+              <w:t>Quality, volume and sales of five native plant products harvested mainly by women; training of producer and processor organisations; an innovation fund; market information</w:t>
+            </w:r>
+          </w:p>
+        </w:tc>
+        <w:tc>
+          <w:tcPr>
+            <w:tcW w:w="2000" w:type="dxa"/>
+            <w:tcBorders>
+              <w:top w:val="single" w:sz="4" w:space="0" w:color="B7C4BB"/>
+              <w:left w:val="single" w:sz="4" w:space="0" w:color="B7C4BB"/>
+              <w:bottom w:val="single" w:sz="4" w:space="0" w:color="B7C4BB"/>
+              <w:right w:val="single" w:sz="4" w:space="0" w:color="B7C4BB"/>
+            </w:tcBorders>
+          </w:tcPr>
+          <w:p>
+            <w:pPr>
+              <w:pStyle w:val="Normal"/>
+              <w:spacing w:lineRule="exact" w:line="252" w:before="0" w:after="0"/>
+              <w:rPr/>
+            </w:pPr>
+            <w:r>
+              <w:rPr>
+                <w:sz w:val="18"/>
+                <w:szCs w:val="18"/>
+              </w:rPr>
+              <w:t>The sector became more organised; 60 producer and processor organisations were trained but their staff found the content too complex; better quality raised sales for one product but not the others (independent evaluation)</w:t>
+            </w:r>
+          </w:p>
+        </w:tc>
+        <w:tc>
+          <w:tcPr>
+            <w:tcW w:w="2126" w:type="dxa"/>
+            <w:tcBorders>
+              <w:top w:val="single" w:sz="4" w:space="0" w:color="B7C4BB"/>
+              <w:left w:val="single" w:sz="4" w:space="0" w:color="B7C4BB"/>
+              <w:bottom w:val="single" w:sz="4" w:space="0" w:color="B7C4BB"/>
+              <w:right w:val="single" w:sz="4" w:space="0" w:color="B7C4BB"/>
+            </w:tcBorders>
+          </w:tcPr>
+          <w:p>
+            <w:pPr>
+              <w:pStyle w:val="Normal"/>
+              <w:spacing w:lineRule="exact" w:line="252" w:before="0" w:after="0"/>
+              <w:rPr/>
+            </w:pPr>
+            <w:r>
+              <w:rPr>
+                <w:sz w:val="18"/>
+                <w:szCs w:val="18"/>
+              </w:rPr>
+              <w:t>Pitch training at the level of community producer groups; choose products by buyer demand; coordinate harvesters, processors and buyers together</w:t>
+            </w:r>
+          </w:p>
+        </w:tc>
+      </w:tr>
+      <w:tr>
+        <w:trPr>
+          <w:cantSplit w:val="true"/>
+        </w:trPr>
+        <w:tc>
+          <w:tcPr>
+            <w:tcW w:w="1000" w:type="dxa"/>
+            <w:tcBorders>
+              <w:top w:val="single" w:sz="4" w:space="0" w:color="B7C4BB"/>
+              <w:left w:val="single" w:sz="4" w:space="0" w:color="B7C4BB"/>
+              <w:bottom w:val="single" w:sz="4" w:space="0" w:color="B7C4BB"/>
+              <w:right w:val="single" w:sz="4" w:space="0" w:color="B7C4BB"/>
+            </w:tcBorders>
+          </w:tcPr>
+          <w:p>
+            <w:pPr>
+              <w:pStyle w:val="Normal"/>
+              <w:spacing w:lineRule="exact" w:line="252" w:before="0" w:after="0"/>
+              <w:rPr/>
+            </w:pPr>
+            <w:r>
+              <w:rPr>
+                <w:sz w:val="18"/>
+                <w:szCs w:val="18"/>
+              </w:rPr>
+              <w:t>Namibia</w:t>
+            </w:r>
+          </w:p>
+        </w:tc>
+        <w:tc>
+          <w:tcPr>
+            <w:tcW w:w="1698" w:type="dxa"/>
+            <w:tcBorders>
+              <w:top w:val="single" w:sz="4" w:space="0" w:color="B7C4BB"/>
+              <w:left w:val="single" w:sz="4" w:space="0" w:color="B7C4BB"/>
+              <w:bottom w:val="single" w:sz="4" w:space="0" w:color="B7C4BB"/>
+              <w:right w:val="single" w:sz="4" w:space="0" w:color="B7C4BB"/>
+            </w:tcBorders>
+          </w:tcPr>
+          <w:p>
+            <w:pPr>
+              <w:pStyle w:val="Normal"/>
+              <w:spacing w:lineRule="exact" w:line="252" w:before="0" w:after="0"/>
+              <w:rPr/>
+            </w:pPr>
+            <w:r>
+              <w:rPr>
+                <w:sz w:val="18"/>
+                <w:szCs w:val="18"/>
+              </w:rPr>
+              <w:t>SME Bank (state-backed lender to small businesses)</w:t>
+            </w:r>
+          </w:p>
+        </w:tc>
+        <w:tc>
+          <w:tcPr>
+            <w:tcW w:w="2202" w:type="dxa"/>
+            <w:tcBorders>
+              <w:top w:val="single" w:sz="4" w:space="0" w:color="B7C4BB"/>
+              <w:left w:val="single" w:sz="4" w:space="0" w:color="B7C4BB"/>
+              <w:bottom w:val="single" w:sz="4" w:space="0" w:color="B7C4BB"/>
+              <w:right w:val="single" w:sz="4" w:space="0" w:color="B7C4BB"/>
+            </w:tcBorders>
+          </w:tcPr>
+          <w:p>
+            <w:pPr>
+              <w:pStyle w:val="Normal"/>
+              <w:spacing w:lineRule="exact" w:line="252" w:before="0" w:after="0"/>
+              <w:rPr/>
+            </w:pPr>
+            <w:r>
+              <w:rPr>
+                <w:sz w:val="18"/>
+                <w:szCs w:val="18"/>
+              </w:rPr>
+              <w:t>Deposit-taking bank for SMEs, majority-owned by government</w:t>
+            </w:r>
+          </w:p>
+        </w:tc>
+        <w:tc>
+          <w:tcPr>
+            <w:tcW w:w="2000" w:type="dxa"/>
+            <w:tcBorders>
+              <w:top w:val="single" w:sz="4" w:space="0" w:color="B7C4BB"/>
+              <w:left w:val="single" w:sz="4" w:space="0" w:color="B7C4BB"/>
+              <w:bottom w:val="single" w:sz="4" w:space="0" w:color="B7C4BB"/>
+              <w:right w:val="single" w:sz="4" w:space="0" w:color="B7C4BB"/>
+            </w:tcBorders>
+          </w:tcPr>
+          <w:p>
+            <w:pPr>
+              <w:pStyle w:val="Normal"/>
+              <w:spacing w:lineRule="exact" w:line="252" w:before="0" w:after="0"/>
+              <w:rPr/>
+            </w:pPr>
+            <w:r>
+              <w:rPr>
+                <w:sz w:val="18"/>
+                <w:szCs w:val="18"/>
+              </w:rPr>
+              <w:t>Placed under Bank of Namibia control in 2017 and later liquidated after risky investments, including about N$200 million placed with South African entities; small businesses lost access to their operating funds (press reports)</w:t>
+            </w:r>
+          </w:p>
+        </w:tc>
+        <w:tc>
+          <w:tcPr>
+            <w:tcW w:w="2126" w:type="dxa"/>
+            <w:tcBorders>
+              <w:top w:val="single" w:sz="4" w:space="0" w:color="B7C4BB"/>
+              <w:left w:val="single" w:sz="4" w:space="0" w:color="B7C4BB"/>
+              <w:bottom w:val="single" w:sz="4" w:space="0" w:color="B7C4BB"/>
+              <w:right w:val="single" w:sz="4" w:space="0" w:color="B7C4BB"/>
+            </w:tcBorders>
+          </w:tcPr>
+          <w:p>
+            <w:pPr>
+              <w:pStyle w:val="Normal"/>
+              <w:spacing w:lineRule="exact" w:line="252" w:before="0" w:after="0"/>
+              <w:rPr/>
+            </w:pPr>
+            <w:r>
+              <w:rPr>
+                <w:sz w:val="18"/>
+                <w:szCs w:val="18"/>
+              </w:rPr>
+              <w:t>Route MSME finance through well-governed, regulated lenders with guarantees; keep BSO roles separate from deposit-taking and lending</w:t>
+            </w:r>
+          </w:p>
+        </w:tc>
+      </w:tr>
+      <w:tr>
+        <w:trPr>
+          <w:cantSplit w:val="true"/>
+        </w:trPr>
+        <w:tc>
+          <w:tcPr>
+            <w:tcW w:w="1000" w:type="dxa"/>
+            <w:tcBorders>
+              <w:top w:val="single" w:sz="4" w:space="0" w:color="B7C4BB"/>
+              <w:left w:val="single" w:sz="4" w:space="0" w:color="B7C4BB"/>
+              <w:bottom w:val="single" w:sz="4" w:space="0" w:color="B7C4BB"/>
+              <w:right w:val="single" w:sz="4" w:space="0" w:color="B7C4BB"/>
+            </w:tcBorders>
+          </w:tcPr>
+          <w:p>
+            <w:pPr>
+              <w:pStyle w:val="Normal"/>
+              <w:spacing w:lineRule="exact" w:line="252" w:before="0" w:after="0"/>
+              <w:rPr/>
+            </w:pPr>
+            <w:r>
+              <w:rPr>
+                <w:sz w:val="18"/>
+                <w:szCs w:val="18"/>
+              </w:rPr>
+              <w:t>Zambia</w:t>
+            </w:r>
+          </w:p>
+        </w:tc>
+        <w:tc>
+          <w:tcPr>
+            <w:tcW w:w="1698" w:type="dxa"/>
+            <w:tcBorders>
+              <w:top w:val="single" w:sz="4" w:space="0" w:color="B7C4BB"/>
+              <w:left w:val="single" w:sz="4" w:space="0" w:color="B7C4BB"/>
+              <w:bottom w:val="single" w:sz="4" w:space="0" w:color="B7C4BB"/>
+              <w:right w:val="single" w:sz="4" w:space="0" w:color="B7C4BB"/>
+            </w:tcBorders>
+          </w:tcPr>
+          <w:p>
+            <w:pPr>
+              <w:pStyle w:val="Normal"/>
+              <w:spacing w:lineRule="exact" w:line="252" w:before="0" w:after="0"/>
+              <w:rPr/>
+            </w:pPr>
+            <w:r>
+              <w:rPr>
+                <w:sz w:val="18"/>
+                <w:szCs w:val="18"/>
+              </w:rPr>
+              <w:t>World Bank Zambia Agribusiness and Trade Project (from 2016, USD 40 million); second phase (USD 170 million)</w:t>
+            </w:r>
+          </w:p>
+        </w:tc>
+        <w:tc>
+          <w:tcPr>
+            <w:tcW w:w="2202" w:type="dxa"/>
+            <w:tcBorders>
+              <w:top w:val="single" w:sz="4" w:space="0" w:color="B7C4BB"/>
+              <w:left w:val="single" w:sz="4" w:space="0" w:color="B7C4BB"/>
+              <w:bottom w:val="single" w:sz="4" w:space="0" w:color="B7C4BB"/>
+              <w:right w:val="single" w:sz="4" w:space="0" w:color="B7C4BB"/>
+            </w:tcBorders>
+          </w:tcPr>
+          <w:p>
+            <w:pPr>
+              <w:pStyle w:val="Normal"/>
+              <w:spacing w:lineRule="exact" w:line="252" w:before="0" w:after="0"/>
+              <w:rPr/>
+            </w:pPr>
+            <w:r>
+              <w:rPr>
+                <w:sz w:val="18"/>
+                <w:szCs w:val="18"/>
+              </w:rPr>
+              <w:t>Market linkages and firm growth in agribusiness, including matching grants; the second phase includes matching grants for producer organisations</w:t>
+            </w:r>
+          </w:p>
+        </w:tc>
+        <w:tc>
+          <w:tcPr>
+            <w:tcW w:w="2000" w:type="dxa"/>
+            <w:tcBorders>
+              <w:top w:val="single" w:sz="4" w:space="0" w:color="B7C4BB"/>
+              <w:left w:val="single" w:sz="4" w:space="0" w:color="B7C4BB"/>
+              <w:bottom w:val="single" w:sz="4" w:space="0" w:color="B7C4BB"/>
+              <w:right w:val="single" w:sz="4" w:space="0" w:color="B7C4BB"/>
+            </w:tcBorders>
+          </w:tcPr>
+          <w:p>
+            <w:pPr>
+              <w:pStyle w:val="Normal"/>
+              <w:spacing w:lineRule="exact" w:line="252" w:before="0" w:after="0"/>
+              <w:rPr/>
+            </w:pPr>
+            <w:r>
+              <w:rPr>
+                <w:sz w:val="18"/>
+                <w:szCs w:val="18"/>
+              </w:rPr>
+              <w:t>Outcome rated satisfactory, monitoring and evaluation modest; lessons: matching grants depend on investment in selecting and coaching beneficiaries, mentoring and tailored support matter, intermediaries can reach small firms (World Bank completion report, 2024)</w:t>
+            </w:r>
+          </w:p>
+        </w:tc>
+        <w:tc>
+          <w:tcPr>
+            <w:tcW w:w="2126" w:type="dxa"/>
+            <w:tcBorders>
+              <w:top w:val="single" w:sz="4" w:space="0" w:color="B7C4BB"/>
+              <w:left w:val="single" w:sz="4" w:space="0" w:color="B7C4BB"/>
+              <w:bottom w:val="single" w:sz="4" w:space="0" w:color="B7C4BB"/>
+              <w:right w:val="single" w:sz="4" w:space="0" w:color="B7C4BB"/>
+            </w:tcBorders>
+          </w:tcPr>
+          <w:p>
+            <w:pPr>
+              <w:pStyle w:val="Normal"/>
+              <w:spacing w:lineRule="exact" w:line="252" w:before="0" w:after="0"/>
+              <w:rPr/>
+            </w:pPr>
+            <w:r>
+              <w:rPr>
+                <w:sz w:val="18"/>
+                <w:szCs w:val="18"/>
+              </w:rPr>
+              <w:t>Pair any grant-to-loan facility with careful selection and coaching; explore co-financing of lodge food-supply groups with the second phase</w:t>
+            </w:r>
+          </w:p>
+        </w:tc>
+      </w:tr>
+      <w:tr>
+        <w:trPr>
+          <w:cantSplit w:val="true"/>
+        </w:trPr>
+        <w:tc>
+          <w:tcPr>
+            <w:tcW w:w="1000" w:type="dxa"/>
+            <w:tcBorders>
+              <w:top w:val="single" w:sz="4" w:space="0" w:color="B7C4BB"/>
+              <w:left w:val="single" w:sz="4" w:space="0" w:color="B7C4BB"/>
+              <w:bottom w:val="single" w:sz="4" w:space="0" w:color="B7C4BB"/>
+              <w:right w:val="single" w:sz="4" w:space="0" w:color="B7C4BB"/>
+            </w:tcBorders>
+          </w:tcPr>
+          <w:p>
+            <w:pPr>
+              <w:pStyle w:val="Normal"/>
+              <w:spacing w:lineRule="exact" w:line="252" w:before="0" w:after="0"/>
+              <w:rPr/>
+            </w:pPr>
+            <w:r>
+              <w:rPr>
+                <w:sz w:val="18"/>
+                <w:szCs w:val="18"/>
+              </w:rPr>
+              <w:t>Zambia</w:t>
+            </w:r>
+          </w:p>
+        </w:tc>
+        <w:tc>
+          <w:tcPr>
+            <w:tcW w:w="1698" w:type="dxa"/>
+            <w:tcBorders>
+              <w:top w:val="single" w:sz="4" w:space="0" w:color="B7C4BB"/>
+              <w:left w:val="single" w:sz="4" w:space="0" w:color="B7C4BB"/>
+              <w:bottom w:val="single" w:sz="4" w:space="0" w:color="B7C4BB"/>
+              <w:right w:val="single" w:sz="4" w:space="0" w:color="B7C4BB"/>
+            </w:tcBorders>
+          </w:tcPr>
+          <w:p>
+            <w:pPr>
+              <w:pStyle w:val="Normal"/>
+              <w:spacing w:lineRule="exact" w:line="252" w:before="0" w:after="0"/>
+              <w:rPr/>
+            </w:pPr>
+            <w:r>
+              <w:rPr>
+                <w:sz w:val="18"/>
+                <w:szCs w:val="18"/>
+              </w:rPr>
+              <w:t>World Bank Green, Resilient and Transformational Tourism Development Project (2023, USD 100 million)</w:t>
+            </w:r>
+          </w:p>
+        </w:tc>
+        <w:tc>
+          <w:tcPr>
+            <w:tcW w:w="2202" w:type="dxa"/>
+            <w:tcBorders>
+              <w:top w:val="single" w:sz="4" w:space="0" w:color="B7C4BB"/>
+              <w:left w:val="single" w:sz="4" w:space="0" w:color="B7C4BB"/>
+              <w:bottom w:val="single" w:sz="4" w:space="0" w:color="B7C4BB"/>
+              <w:right w:val="single" w:sz="4" w:space="0" w:color="B7C4BB"/>
+            </w:tcBorders>
+          </w:tcPr>
+          <w:p>
+            <w:pPr>
+              <w:pStyle w:val="Normal"/>
+              <w:spacing w:lineRule="exact" w:line="252" w:before="0" w:after="0"/>
+              <w:rPr/>
+            </w:pPr>
+            <w:r>
+              <w:rPr>
+                <w:sz w:val="18"/>
+                <w:szCs w:val="18"/>
+              </w:rPr>
+              <w:t>Matching grants for communities in the nature-based economy, infrastructure including Livingstone town centre works, and sector governance</w:t>
+            </w:r>
+          </w:p>
+        </w:tc>
+        <w:tc>
+          <w:tcPr>
+            <w:tcW w:w="2000" w:type="dxa"/>
+            <w:tcBorders>
+              <w:top w:val="single" w:sz="4" w:space="0" w:color="B7C4BB"/>
+              <w:left w:val="single" w:sz="4" w:space="0" w:color="B7C4BB"/>
+              <w:bottom w:val="single" w:sz="4" w:space="0" w:color="B7C4BB"/>
+              <w:right w:val="single" w:sz="4" w:space="0" w:color="B7C4BB"/>
+            </w:tcBorders>
+          </w:tcPr>
+          <w:p>
+            <w:pPr>
+              <w:pStyle w:val="Normal"/>
+              <w:spacing w:lineRule="exact" w:line="252" w:before="0" w:after="0"/>
+              <w:rPr/>
+            </w:pPr>
+            <w:r>
+              <w:rPr>
+                <w:sz w:val="18"/>
+                <w:szCs w:val="18"/>
+              </w:rPr>
+              <w:t>Under implementation; MSME eligibility not confirmed (World Bank press release)</w:t>
+            </w:r>
+          </w:p>
+        </w:tc>
+        <w:tc>
+          <w:tcPr>
+            <w:tcW w:w="2126" w:type="dxa"/>
+            <w:tcBorders>
+              <w:top w:val="single" w:sz="4" w:space="0" w:color="B7C4BB"/>
+              <w:left w:val="single" w:sz="4" w:space="0" w:color="B7C4BB"/>
+              <w:bottom w:val="single" w:sz="4" w:space="0" w:color="B7C4BB"/>
+              <w:right w:val="single" w:sz="4" w:space="0" w:color="B7C4BB"/>
+            </w:tcBorders>
+          </w:tcPr>
+          <w:p>
+            <w:pPr>
+              <w:pStyle w:val="Normal"/>
+              <w:spacing w:lineRule="exact" w:line="252" w:before="0" w:after="0"/>
+              <w:rPr/>
+            </w:pPr>
+            <w:r>
+              <w:rPr>
+                <w:sz w:val="18"/>
+                <w:szCs w:val="18"/>
+              </w:rPr>
+              <w:t>Coordinate so that community matching grants and this programme's readiness support reinforce each other in the Zambian KAZA area</w:t>
+            </w:r>
+          </w:p>
+        </w:tc>
+      </w:tr>
+      <w:tr>
+        <w:trPr>
+          <w:cantSplit w:val="true"/>
+        </w:trPr>
+        <w:tc>
+          <w:tcPr>
+            <w:tcW w:w="1000" w:type="dxa"/>
+            <w:tcBorders>
+              <w:top w:val="single" w:sz="4" w:space="0" w:color="B7C4BB"/>
+              <w:left w:val="single" w:sz="4" w:space="0" w:color="B7C4BB"/>
+              <w:bottom w:val="single" w:sz="4" w:space="0" w:color="B7C4BB"/>
+              <w:right w:val="single" w:sz="4" w:space="0" w:color="B7C4BB"/>
+            </w:tcBorders>
+          </w:tcPr>
+          <w:p>
+            <w:pPr>
+              <w:pStyle w:val="Normal"/>
+              <w:spacing w:lineRule="exact" w:line="252" w:before="0" w:after="0"/>
+              <w:rPr/>
+            </w:pPr>
+            <w:r>
+              <w:rPr>
+                <w:sz w:val="18"/>
+                <w:szCs w:val="18"/>
+              </w:rPr>
+              <w:t>Zambia</w:t>
+            </w:r>
+          </w:p>
+        </w:tc>
+        <w:tc>
+          <w:tcPr>
+            <w:tcW w:w="1698" w:type="dxa"/>
+            <w:tcBorders>
+              <w:top w:val="single" w:sz="4" w:space="0" w:color="B7C4BB"/>
+              <w:left w:val="single" w:sz="4" w:space="0" w:color="B7C4BB"/>
+              <w:bottom w:val="single" w:sz="4" w:space="0" w:color="B7C4BB"/>
+              <w:right w:val="single" w:sz="4" w:space="0" w:color="B7C4BB"/>
+            </w:tcBorders>
+          </w:tcPr>
+          <w:p>
+            <w:pPr>
+              <w:pStyle w:val="Normal"/>
+              <w:spacing w:lineRule="exact" w:line="252" w:before="0" w:after="0"/>
+              <w:rPr/>
+            </w:pPr>
+            <w:r>
+              <w:rPr>
+                <w:sz w:val="18"/>
+                <w:szCs w:val="18"/>
+              </w:rPr>
+              <w:t>ITC SheTrades Zambia (from 2019)</w:t>
+            </w:r>
+          </w:p>
+        </w:tc>
+        <w:tc>
+          <w:tcPr>
+            <w:tcW w:w="2202" w:type="dxa"/>
+            <w:tcBorders>
+              <w:top w:val="single" w:sz="4" w:space="0" w:color="B7C4BB"/>
+              <w:left w:val="single" w:sz="4" w:space="0" w:color="B7C4BB"/>
+              <w:bottom w:val="single" w:sz="4" w:space="0" w:color="B7C4BB"/>
+              <w:right w:val="single" w:sz="4" w:space="0" w:color="B7C4BB"/>
+            </w:tcBorders>
+          </w:tcPr>
+          <w:p>
+            <w:pPr>
+              <w:pStyle w:val="Normal"/>
+              <w:spacing w:lineRule="exact" w:line="252" w:before="0" w:after="0"/>
+              <w:rPr/>
+            </w:pPr>
+            <w:r>
+              <w:rPr>
+                <w:sz w:val="18"/>
+                <w:szCs w:val="18"/>
+              </w:rPr>
+              <w:t>Training, mentoring and market connections for women-owned businesses</w:t>
+            </w:r>
+          </w:p>
+        </w:tc>
+        <w:tc>
+          <w:tcPr>
+            <w:tcW w:w="2000" w:type="dxa"/>
+            <w:tcBorders>
+              <w:top w:val="single" w:sz="4" w:space="0" w:color="B7C4BB"/>
+              <w:left w:val="single" w:sz="4" w:space="0" w:color="B7C4BB"/>
+              <w:bottom w:val="single" w:sz="4" w:space="0" w:color="B7C4BB"/>
+              <w:right w:val="single" w:sz="4" w:space="0" w:color="B7C4BB"/>
+            </w:tcBorders>
+          </w:tcPr>
+          <w:p>
+            <w:pPr>
+              <w:pStyle w:val="Normal"/>
+              <w:spacing w:lineRule="exact" w:line="252" w:before="0" w:after="0"/>
+              <w:rPr/>
+            </w:pPr>
+            <w:r>
+              <w:rPr>
+                <w:sz w:val="18"/>
+                <w:szCs w:val="18"/>
+              </w:rPr>
+              <w:t>200 women trained and mentored; more than USD 3 million in new sales and 126 new jobs in 18 months; a second phase followed (partner-reported)</w:t>
+            </w:r>
+          </w:p>
+        </w:tc>
+        <w:tc>
+          <w:tcPr>
+            <w:tcW w:w="2126" w:type="dxa"/>
+            <w:tcBorders>
+              <w:top w:val="single" w:sz="4" w:space="0" w:color="B7C4BB"/>
+              <w:left w:val="single" w:sz="4" w:space="0" w:color="B7C4BB"/>
+              <w:bottom w:val="single" w:sz="4" w:space="0" w:color="B7C4BB"/>
+              <w:right w:val="single" w:sz="4" w:space="0" w:color="B7C4BB"/>
+            </w:tcBorders>
+          </w:tcPr>
+          <w:p>
+            <w:pPr>
+              <w:pStyle w:val="Normal"/>
+              <w:spacing w:lineRule="exact" w:line="252" w:before="0" w:after="0"/>
+              <w:rPr/>
+            </w:pPr>
+            <w:r>
+              <w:rPr>
+                <w:sz w:val="18"/>
+                <w:szCs w:val="18"/>
+              </w:rPr>
+              <w:t>Combine export readiness with buyer introductions for women-led enterprises such as the forest-products cooperative (Section 6.4)</w:t>
+            </w:r>
+          </w:p>
+        </w:tc>
+      </w:tr>
+      <w:tr>
+        <w:trPr>
+          <w:cantSplit w:val="true"/>
+        </w:trPr>
+        <w:tc>
+          <w:tcPr>
+            <w:tcW w:w="1000" w:type="dxa"/>
+            <w:tcBorders>
+              <w:top w:val="single" w:sz="4" w:space="0" w:color="B7C4BB"/>
+              <w:left w:val="single" w:sz="4" w:space="0" w:color="B7C4BB"/>
+              <w:bottom w:val="single" w:sz="4" w:space="0" w:color="B7C4BB"/>
+              <w:right w:val="single" w:sz="4" w:space="0" w:color="B7C4BB"/>
+            </w:tcBorders>
+          </w:tcPr>
+          <w:p>
+            <w:pPr>
+              <w:pStyle w:val="Normal"/>
+              <w:spacing w:lineRule="exact" w:line="252" w:before="0" w:after="0"/>
+              <w:rPr/>
+            </w:pPr>
+            <w:r>
+              <w:rPr>
+                <w:sz w:val="18"/>
+                <w:szCs w:val="18"/>
+              </w:rPr>
+              <w:t>Namibia and region</w:t>
+            </w:r>
+          </w:p>
+        </w:tc>
+        <w:tc>
+          <w:tcPr>
+            <w:tcW w:w="1698" w:type="dxa"/>
+            <w:tcBorders>
+              <w:top w:val="single" w:sz="4" w:space="0" w:color="B7C4BB"/>
+              <w:left w:val="single" w:sz="4" w:space="0" w:color="B7C4BB"/>
+              <w:bottom w:val="single" w:sz="4" w:space="0" w:color="B7C4BB"/>
+              <w:right w:val="single" w:sz="4" w:space="0" w:color="B7C4BB"/>
+            </w:tcBorders>
+          </w:tcPr>
+          <w:p>
+            <w:pPr>
+              <w:pStyle w:val="Normal"/>
+              <w:spacing w:lineRule="exact" w:line="252" w:before="0" w:after="0"/>
+              <w:rPr/>
+            </w:pPr>
+            <w:r>
+              <w:rPr>
+                <w:sz w:val="18"/>
+                <w:szCs w:val="18"/>
+              </w:rPr>
+              <w:t>ITC ACCESS! for African businesswomen in international trade</w:t>
+            </w:r>
+          </w:p>
+        </w:tc>
+        <w:tc>
+          <w:tcPr>
+            <w:tcW w:w="2202" w:type="dxa"/>
+            <w:tcBorders>
+              <w:top w:val="single" w:sz="4" w:space="0" w:color="B7C4BB"/>
+              <w:left w:val="single" w:sz="4" w:space="0" w:color="B7C4BB"/>
+              <w:bottom w:val="single" w:sz="4" w:space="0" w:color="B7C4BB"/>
+              <w:right w:val="single" w:sz="4" w:space="0" w:color="B7C4BB"/>
+            </w:tcBorders>
+          </w:tcPr>
+          <w:p>
+            <w:pPr>
+              <w:pStyle w:val="Normal"/>
+              <w:spacing w:lineRule="exact" w:line="252" w:before="0" w:after="0"/>
+              <w:rPr/>
+            </w:pPr>
+            <w:r>
+              <w:rPr>
+                <w:sz w:val="18"/>
+                <w:szCs w:val="18"/>
+              </w:rPr>
+              <w:t>Trade support for women exporters; the programme the PSDP proposed for Botswana</w:t>
+            </w:r>
+          </w:p>
+        </w:tc>
+        <w:tc>
+          <w:tcPr>
+            <w:tcW w:w="2000" w:type="dxa"/>
+            <w:tcBorders>
+              <w:top w:val="single" w:sz="4" w:space="0" w:color="B7C4BB"/>
+              <w:left w:val="single" w:sz="4" w:space="0" w:color="B7C4BB"/>
+              <w:bottom w:val="single" w:sz="4" w:space="0" w:color="B7C4BB"/>
+              <w:right w:val="single" w:sz="4" w:space="0" w:color="B7C4BB"/>
+            </w:tcBorders>
+          </w:tcPr>
+          <w:p>
+            <w:pPr>
+              <w:pStyle w:val="Normal"/>
+              <w:spacing w:lineRule="exact" w:line="252" w:before="0" w:after="0"/>
+              <w:rPr/>
+            </w:pPr>
+            <w:r>
+              <w:rPr>
+                <w:sz w:val="18"/>
+                <w:szCs w:val="18"/>
+              </w:rPr>
+              <w:t>More than 2,600 businesswomen reached in 19 countries since 2005; no Namibian results found (ITC)</w:t>
+            </w:r>
+          </w:p>
+        </w:tc>
+        <w:tc>
+          <w:tcPr>
+            <w:tcW w:w="2126" w:type="dxa"/>
+            <w:tcBorders>
+              <w:top w:val="single" w:sz="4" w:space="0" w:color="B7C4BB"/>
+              <w:left w:val="single" w:sz="4" w:space="0" w:color="B7C4BB"/>
+              <w:bottom w:val="single" w:sz="4" w:space="0" w:color="B7C4BB"/>
+              <w:right w:val="single" w:sz="4" w:space="0" w:color="B7C4BB"/>
+            </w:tcBorders>
+          </w:tcPr>
+          <w:p>
+            <w:pPr>
+              <w:pStyle w:val="Normal"/>
+              <w:spacing w:lineRule="exact" w:line="252" w:before="0" w:after="0"/>
+              <w:rPr/>
+            </w:pPr>
+            <w:r>
+              <w:rPr>
+                <w:sz w:val="18"/>
+                <w:szCs w:val="18"/>
+              </w:rPr>
+              <w:t>A ready model for women's export readiness in crafts and nature-positive products</w:t>
+            </w:r>
+          </w:p>
+        </w:tc>
+      </w:tr>
+      <w:tr>
+        <w:trPr>
+          <w:cantSplit w:val="true"/>
+        </w:trPr>
+        <w:tc>
+          <w:tcPr>
+            <w:tcW w:w="1000" w:type="dxa"/>
+            <w:tcBorders>
+              <w:top w:val="single" w:sz="4" w:space="0" w:color="B7C4BB"/>
+              <w:left w:val="single" w:sz="4" w:space="0" w:color="B7C4BB"/>
+              <w:bottom w:val="single" w:sz="4" w:space="0" w:color="B7C4BB"/>
+              <w:right w:val="single" w:sz="4" w:space="0" w:color="B7C4BB"/>
+            </w:tcBorders>
+          </w:tcPr>
+          <w:p>
+            <w:pPr>
+              <w:pStyle w:val="Normal"/>
+              <w:spacing w:lineRule="exact" w:line="252" w:before="0" w:after="0"/>
+              <w:rPr/>
+            </w:pPr>
+            <w:r>
+              <w:rPr>
+                <w:sz w:val="18"/>
+                <w:szCs w:val="18"/>
+              </w:rPr>
+              <w:t>Zimbabwe</w:t>
+            </w:r>
+          </w:p>
+        </w:tc>
+        <w:tc>
+          <w:tcPr>
+            <w:tcW w:w="1698" w:type="dxa"/>
+            <w:tcBorders>
+              <w:top w:val="single" w:sz="4" w:space="0" w:color="B7C4BB"/>
+              <w:left w:val="single" w:sz="4" w:space="0" w:color="B7C4BB"/>
+              <w:bottom w:val="single" w:sz="4" w:space="0" w:color="B7C4BB"/>
+              <w:right w:val="single" w:sz="4" w:space="0" w:color="B7C4BB"/>
+            </w:tcBorders>
+          </w:tcPr>
+          <w:p>
+            <w:pPr>
+              <w:pStyle w:val="Normal"/>
+              <w:spacing w:lineRule="exact" w:line="252" w:before="0" w:after="0"/>
+              <w:rPr/>
+            </w:pPr>
+            <w:r>
+              <w:rPr>
+                <w:sz w:val="18"/>
+                <w:szCs w:val="18"/>
+              </w:rPr>
+              <w:t>Zimbabwe Destination Development Programme, Victoria Falls (supported by IFC)</w:t>
+            </w:r>
+          </w:p>
+        </w:tc>
+        <w:tc>
+          <w:tcPr>
+            <w:tcW w:w="2202" w:type="dxa"/>
+            <w:tcBorders>
+              <w:top w:val="single" w:sz="4" w:space="0" w:color="B7C4BB"/>
+              <w:left w:val="single" w:sz="4" w:space="0" w:color="B7C4BB"/>
+              <w:bottom w:val="single" w:sz="4" w:space="0" w:color="B7C4BB"/>
+              <w:right w:val="single" w:sz="4" w:space="0" w:color="B7C4BB"/>
+            </w:tcBorders>
+          </w:tcPr>
+          <w:p>
+            <w:pPr>
+              <w:pStyle w:val="Normal"/>
+              <w:spacing w:lineRule="exact" w:line="252" w:before="0" w:after="0"/>
+              <w:rPr/>
+            </w:pPr>
+            <w:r>
+              <w:rPr>
+                <w:sz w:val="18"/>
+                <w:szCs w:val="18"/>
+              </w:rPr>
+              <w:t>SME marketing training, mentoring and licensing reform, with the tourism ministry, ZTA and TBCZ; SME needs analysis</w:t>
+            </w:r>
+          </w:p>
+        </w:tc>
+        <w:tc>
+          <w:tcPr>
+            <w:tcW w:w="2000" w:type="dxa"/>
+            <w:tcBorders>
+              <w:top w:val="single" w:sz="4" w:space="0" w:color="B7C4BB"/>
+              <w:left w:val="single" w:sz="4" w:space="0" w:color="B7C4BB"/>
+              <w:bottom w:val="single" w:sz="4" w:space="0" w:color="B7C4BB"/>
+              <w:right w:val="single" w:sz="4" w:space="0" w:color="B7C4BB"/>
+            </w:tcBorders>
+          </w:tcPr>
+          <w:p>
+            <w:pPr>
+              <w:pStyle w:val="Normal"/>
+              <w:spacing w:lineRule="exact" w:line="252" w:before="0" w:after="0"/>
+              <w:rPr/>
+            </w:pPr>
+            <w:r>
+              <w:rPr>
+                <w:sz w:val="18"/>
+                <w:szCs w:val="18"/>
+              </w:rPr>
+              <w:t>Dates and results not confirmed (press report)</w:t>
+            </w:r>
+          </w:p>
+        </w:tc>
+        <w:tc>
+          <w:tcPr>
+            <w:tcW w:w="2126" w:type="dxa"/>
+            <w:tcBorders>
+              <w:top w:val="single" w:sz="4" w:space="0" w:color="B7C4BB"/>
+              <w:left w:val="single" w:sz="4" w:space="0" w:color="B7C4BB"/>
+              <w:bottom w:val="single" w:sz="4" w:space="0" w:color="B7C4BB"/>
+              <w:right w:val="single" w:sz="4" w:space="0" w:color="B7C4BB"/>
+            </w:tcBorders>
+          </w:tcPr>
+          <w:p>
+            <w:pPr>
+              <w:pStyle w:val="Normal"/>
+              <w:spacing w:lineRule="exact" w:line="252" w:before="0" w:after="0"/>
+              <w:rPr/>
+            </w:pPr>
+            <w:r>
+              <w:rPr>
+                <w:sz w:val="18"/>
+                <w:szCs w:val="18"/>
+              </w:rPr>
+              <w:t>Build on existing Victoria Falls work with ZTA and TBCZ rather than start a parallel programme</w:t>
+            </w:r>
+          </w:p>
+        </w:tc>
+      </w:tr>
+      <w:tr>
+        <w:trPr>
+          <w:cantSplit w:val="true"/>
+        </w:trPr>
+        <w:tc>
+          <w:tcPr>
+            <w:tcW w:w="1000" w:type="dxa"/>
+            <w:tcBorders>
+              <w:top w:val="single" w:sz="4" w:space="0" w:color="B7C4BB"/>
+              <w:left w:val="single" w:sz="4" w:space="0" w:color="B7C4BB"/>
+              <w:bottom w:val="single" w:sz="4" w:space="0" w:color="B7C4BB"/>
+              <w:right w:val="single" w:sz="4" w:space="0" w:color="B7C4BB"/>
+            </w:tcBorders>
+          </w:tcPr>
+          <w:p>
+            <w:pPr>
+              <w:pStyle w:val="Normal"/>
+              <w:spacing w:lineRule="exact" w:line="252" w:before="0" w:after="0"/>
+              <w:rPr/>
+            </w:pPr>
+            <w:r>
+              <w:rPr>
+                <w:sz w:val="18"/>
+                <w:szCs w:val="18"/>
+              </w:rPr>
+              <w:t>Zimbabwe</w:t>
+            </w:r>
+          </w:p>
+        </w:tc>
+        <w:tc>
+          <w:tcPr>
+            <w:tcW w:w="1698" w:type="dxa"/>
+            <w:tcBorders>
+              <w:top w:val="single" w:sz="4" w:space="0" w:color="B7C4BB"/>
+              <w:left w:val="single" w:sz="4" w:space="0" w:color="B7C4BB"/>
+              <w:bottom w:val="single" w:sz="4" w:space="0" w:color="B7C4BB"/>
+              <w:right w:val="single" w:sz="4" w:space="0" w:color="B7C4BB"/>
+            </w:tcBorders>
+          </w:tcPr>
+          <w:p>
+            <w:pPr>
+              <w:pStyle w:val="Normal"/>
+              <w:spacing w:lineRule="exact" w:line="252" w:before="0" w:after="0"/>
+              <w:rPr/>
+            </w:pPr>
+            <w:r>
+              <w:rPr>
+                <w:sz w:val="18"/>
+                <w:szCs w:val="18"/>
+              </w:rPr>
+              <w:t>UN Tourism ST-EP project on youth and women in tourism at Victoria Falls (2017)</w:t>
+            </w:r>
+          </w:p>
+        </w:tc>
+        <w:tc>
+          <w:tcPr>
+            <w:tcW w:w="2202" w:type="dxa"/>
+            <w:tcBorders>
+              <w:top w:val="single" w:sz="4" w:space="0" w:color="B7C4BB"/>
+              <w:left w:val="single" w:sz="4" w:space="0" w:color="B7C4BB"/>
+              <w:bottom w:val="single" w:sz="4" w:space="0" w:color="B7C4BB"/>
+              <w:right w:val="single" w:sz="4" w:space="0" w:color="B7C4BB"/>
+            </w:tcBorders>
+          </w:tcPr>
+          <w:p>
+            <w:pPr>
+              <w:pStyle w:val="Normal"/>
+              <w:spacing w:lineRule="exact" w:line="252" w:before="0" w:after="0"/>
+              <w:rPr/>
+            </w:pPr>
+            <w:r>
+              <w:rPr>
+                <w:sz w:val="18"/>
+                <w:szCs w:val="18"/>
+              </w:rPr>
+              <w:t>Hospitality training, business advice and small subsidies for young and women entrepreneurs</w:t>
+            </w:r>
+          </w:p>
+        </w:tc>
+        <w:tc>
+          <w:tcPr>
+            <w:tcW w:w="2000" w:type="dxa"/>
+            <w:tcBorders>
+              <w:top w:val="single" w:sz="4" w:space="0" w:color="B7C4BB"/>
+              <w:left w:val="single" w:sz="4" w:space="0" w:color="B7C4BB"/>
+              <w:bottom w:val="single" w:sz="4" w:space="0" w:color="B7C4BB"/>
+              <w:right w:val="single" w:sz="4" w:space="0" w:color="B7C4BB"/>
+            </w:tcBorders>
+          </w:tcPr>
+          <w:p>
+            <w:pPr>
+              <w:pStyle w:val="Normal"/>
+              <w:spacing w:lineRule="exact" w:line="252" w:before="0" w:after="0"/>
+              <w:rPr/>
+            </w:pPr>
+            <w:r>
+              <w:rPr>
+                <w:sz w:val="18"/>
+                <w:szCs w:val="18"/>
+              </w:rPr>
+              <w:t>More than 100 participants, over half of them women (UN Tourism)</w:t>
+            </w:r>
+          </w:p>
+        </w:tc>
+        <w:tc>
+          <w:tcPr>
+            <w:tcW w:w="2126" w:type="dxa"/>
+            <w:tcBorders>
+              <w:top w:val="single" w:sz="4" w:space="0" w:color="B7C4BB"/>
+              <w:left w:val="single" w:sz="4" w:space="0" w:color="B7C4BB"/>
+              <w:bottom w:val="single" w:sz="4" w:space="0" w:color="B7C4BB"/>
+              <w:right w:val="single" w:sz="4" w:space="0" w:color="B7C4BB"/>
+            </w:tcBorders>
+          </w:tcPr>
+          <w:p>
+            <w:pPr>
+              <w:pStyle w:val="Normal"/>
+              <w:spacing w:lineRule="exact" w:line="252" w:before="0" w:after="0"/>
+              <w:rPr/>
+            </w:pPr>
+            <w:r>
+              <w:rPr>
+                <w:sz w:val="18"/>
+                <w:szCs w:val="18"/>
+              </w:rPr>
+              <w:t>Combine skills training with business advice and small start-up support for youth and women (Section 10.3)</w:t>
+            </w:r>
+          </w:p>
+        </w:tc>
+      </w:tr>
+      <w:tr>
+        <w:trPr>
+          <w:cantSplit w:val="true"/>
+        </w:trPr>
+        <w:tc>
+          <w:tcPr>
+            <w:tcW w:w="1000" w:type="dxa"/>
+            <w:tcBorders>
+              <w:top w:val="single" w:sz="4" w:space="0" w:color="B7C4BB"/>
+              <w:left w:val="single" w:sz="4" w:space="0" w:color="B7C4BB"/>
+              <w:bottom w:val="single" w:sz="4" w:space="0" w:color="B7C4BB"/>
+              <w:right w:val="single" w:sz="4" w:space="0" w:color="B7C4BB"/>
+            </w:tcBorders>
+          </w:tcPr>
+          <w:p>
+            <w:pPr>
+              <w:pStyle w:val="Normal"/>
+              <w:spacing w:lineRule="exact" w:line="252" w:before="0" w:after="0"/>
+              <w:rPr/>
+            </w:pPr>
+            <w:r>
+              <w:rPr>
+                <w:sz w:val="18"/>
+                <w:szCs w:val="18"/>
+              </w:rPr>
+              <w:t>Zimbabwe</w:t>
+            </w:r>
+          </w:p>
+        </w:tc>
+        <w:tc>
+          <w:tcPr>
+            <w:tcW w:w="1698" w:type="dxa"/>
+            <w:tcBorders>
+              <w:top w:val="single" w:sz="4" w:space="0" w:color="B7C4BB"/>
+              <w:left w:val="single" w:sz="4" w:space="0" w:color="B7C4BB"/>
+              <w:bottom w:val="single" w:sz="4" w:space="0" w:color="B7C4BB"/>
+              <w:right w:val="single" w:sz="4" w:space="0" w:color="B7C4BB"/>
+            </w:tcBorders>
+          </w:tcPr>
+          <w:p>
+            <w:pPr>
+              <w:pStyle w:val="Normal"/>
+              <w:spacing w:lineRule="exact" w:line="252" w:before="0" w:after="0"/>
+              <w:rPr/>
+            </w:pPr>
+            <w:r>
+              <w:rPr>
+                <w:sz w:val="18"/>
+                <w:szCs w:val="18"/>
+              </w:rPr>
+              <w:t>ILO Start and Improve Your Business, delivered through the BG4YE youth employment project</w:t>
+            </w:r>
+          </w:p>
+        </w:tc>
+        <w:tc>
+          <w:tcPr>
+            <w:tcW w:w="2202" w:type="dxa"/>
+            <w:tcBorders>
+              <w:top w:val="single" w:sz="4" w:space="0" w:color="B7C4BB"/>
+              <w:left w:val="single" w:sz="4" w:space="0" w:color="B7C4BB"/>
+              <w:bottom w:val="single" w:sz="4" w:space="0" w:color="B7C4BB"/>
+              <w:right w:val="single" w:sz="4" w:space="0" w:color="B7C4BB"/>
+            </w:tcBorders>
+          </w:tcPr>
+          <w:p>
+            <w:pPr>
+              <w:pStyle w:val="Normal"/>
+              <w:spacing w:lineRule="exact" w:line="252" w:before="0" w:after="0"/>
+              <w:rPr/>
+            </w:pPr>
+            <w:r>
+              <w:rPr>
+                <w:sz w:val="18"/>
+                <w:szCs w:val="18"/>
+              </w:rPr>
+              <w:t>Business training, with trainers developed among BDS providers, for example in Bulawayo</w:t>
+            </w:r>
+          </w:p>
+        </w:tc>
+        <w:tc>
+          <w:tcPr>
+            <w:tcW w:w="2000" w:type="dxa"/>
+            <w:tcBorders>
+              <w:top w:val="single" w:sz="4" w:space="0" w:color="B7C4BB"/>
+              <w:left w:val="single" w:sz="4" w:space="0" w:color="B7C4BB"/>
+              <w:bottom w:val="single" w:sz="4" w:space="0" w:color="B7C4BB"/>
+              <w:right w:val="single" w:sz="4" w:space="0" w:color="B7C4BB"/>
+            </w:tcBorders>
+          </w:tcPr>
+          <w:p>
+            <w:pPr>
+              <w:pStyle w:val="Normal"/>
+              <w:spacing w:lineRule="exact" w:line="252" w:before="0" w:after="0"/>
+              <w:rPr/>
+            </w:pPr>
+            <w:r>
+              <w:rPr>
+                <w:sz w:val="18"/>
+                <w:szCs w:val="18"/>
+              </w:rPr>
+              <w:t>More than 1,017 businesses improved output and 80% expanded into new or related lines (ILO-reported, 2025)</w:t>
+            </w:r>
+          </w:p>
+        </w:tc>
+        <w:tc>
+          <w:tcPr>
+            <w:tcW w:w="2126" w:type="dxa"/>
+            <w:tcBorders>
+              <w:top w:val="single" w:sz="4" w:space="0" w:color="B7C4BB"/>
+              <w:left w:val="single" w:sz="4" w:space="0" w:color="B7C4BB"/>
+              <w:bottom w:val="single" w:sz="4" w:space="0" w:color="B7C4BB"/>
+              <w:right w:val="single" w:sz="4" w:space="0" w:color="B7C4BB"/>
+            </w:tcBorders>
+          </w:tcPr>
+          <w:p>
+            <w:pPr>
+              <w:pStyle w:val="Normal"/>
+              <w:spacing w:lineRule="exact" w:line="252" w:before="0" w:after="0"/>
+              <w:rPr/>
+            </w:pPr>
+            <w:r>
+              <w:rPr>
+                <w:sz w:val="18"/>
+                <w:szCs w:val="18"/>
+              </w:rPr>
+              <w:t>Train and certify local trainers in BSOs so that support continues after the programme</w:t>
+            </w:r>
+          </w:p>
+        </w:tc>
+      </w:tr>
+      <w:tr>
+        <w:trPr>
+          <w:cantSplit w:val="true"/>
+        </w:trPr>
+        <w:tc>
+          <w:tcPr>
+            <w:tcW w:w="1000" w:type="dxa"/>
+            <w:tcBorders>
+              <w:top w:val="single" w:sz="4" w:space="0" w:color="B7C4BB"/>
+              <w:left w:val="single" w:sz="4" w:space="0" w:color="B7C4BB"/>
+              <w:bottom w:val="single" w:sz="4" w:space="0" w:color="B7C4BB"/>
+              <w:right w:val="single" w:sz="4" w:space="0" w:color="B7C4BB"/>
+            </w:tcBorders>
+          </w:tcPr>
+          <w:p>
+            <w:pPr>
+              <w:pStyle w:val="Normal"/>
+              <w:spacing w:lineRule="exact" w:line="252" w:before="0" w:after="0"/>
+              <w:rPr/>
+            </w:pPr>
+            <w:r>
+              <w:rPr>
+                <w:sz w:val="18"/>
+                <w:szCs w:val="18"/>
+              </w:rPr>
+              <w:t>Angola</w:t>
+            </w:r>
+          </w:p>
+        </w:tc>
+        <w:tc>
+          <w:tcPr>
+            <w:tcW w:w="1698" w:type="dxa"/>
+            <w:tcBorders>
+              <w:top w:val="single" w:sz="4" w:space="0" w:color="B7C4BB"/>
+              <w:left w:val="single" w:sz="4" w:space="0" w:color="B7C4BB"/>
+              <w:bottom w:val="single" w:sz="4" w:space="0" w:color="B7C4BB"/>
+              <w:right w:val="single" w:sz="4" w:space="0" w:color="B7C4BB"/>
+            </w:tcBorders>
+          </w:tcPr>
+          <w:p>
+            <w:pPr>
+              <w:pStyle w:val="Normal"/>
+              <w:spacing w:lineRule="exact" w:line="252" w:before="0" w:after="0"/>
+              <w:rPr/>
+            </w:pPr>
+            <w:r>
+              <w:rPr>
+                <w:sz w:val="18"/>
+                <w:szCs w:val="18"/>
+              </w:rPr>
+              <w:t>UNCTAD Empretec (EU-funded, 2018-2021)</w:t>
+            </w:r>
+          </w:p>
+        </w:tc>
+        <w:tc>
+          <w:tcPr>
+            <w:tcW w:w="2202" w:type="dxa"/>
+            <w:tcBorders>
+              <w:top w:val="single" w:sz="4" w:space="0" w:color="B7C4BB"/>
+              <w:left w:val="single" w:sz="4" w:space="0" w:color="B7C4BB"/>
+              <w:bottom w:val="single" w:sz="4" w:space="0" w:color="B7C4BB"/>
+              <w:right w:val="single" w:sz="4" w:space="0" w:color="B7C4BB"/>
+            </w:tcBorders>
+          </w:tcPr>
+          <w:p>
+            <w:pPr>
+              <w:pStyle w:val="Normal"/>
+              <w:spacing w:lineRule="exact" w:line="252" w:before="0" w:after="0"/>
+              <w:rPr/>
+            </w:pPr>
+            <w:r>
+              <w:rPr>
+                <w:sz w:val="18"/>
+                <w:szCs w:val="18"/>
+              </w:rPr>
+              <w:t>Behavioural entrepreneurship training workshops</w:t>
+            </w:r>
+          </w:p>
+        </w:tc>
+        <w:tc>
+          <w:tcPr>
+            <w:tcW w:w="2000" w:type="dxa"/>
+            <w:tcBorders>
+              <w:top w:val="single" w:sz="4" w:space="0" w:color="B7C4BB"/>
+              <w:left w:val="single" w:sz="4" w:space="0" w:color="B7C4BB"/>
+              <w:bottom w:val="single" w:sz="4" w:space="0" w:color="B7C4BB"/>
+              <w:right w:val="single" w:sz="4" w:space="0" w:color="B7C4BB"/>
+            </w:tcBorders>
+          </w:tcPr>
+          <w:p>
+            <w:pPr>
+              <w:pStyle w:val="Normal"/>
+              <w:spacing w:lineRule="exact" w:line="252" w:before="0" w:after="0"/>
+              <w:rPr/>
+            </w:pPr>
+            <w:r>
+              <w:rPr>
+                <w:sz w:val="18"/>
+                <w:szCs w:val="18"/>
+              </w:rPr>
+              <w:t>About 360 entrepreneurs trained, 37% of an early cohort women; four Angolans certified as national trainers, two as master trainers (UNCTAD)</w:t>
+            </w:r>
+          </w:p>
+        </w:tc>
+        <w:tc>
+          <w:tcPr>
+            <w:tcW w:w="2126" w:type="dxa"/>
+            <w:tcBorders>
+              <w:top w:val="single" w:sz="4" w:space="0" w:color="B7C4BB"/>
+              <w:left w:val="single" w:sz="4" w:space="0" w:color="B7C4BB"/>
+              <w:bottom w:val="single" w:sz="4" w:space="0" w:color="B7C4BB"/>
+              <w:right w:val="single" w:sz="4" w:space="0" w:color="B7C4BB"/>
+            </w:tcBorders>
+          </w:tcPr>
+          <w:p>
+            <w:pPr>
+              <w:pStyle w:val="Normal"/>
+              <w:spacing w:lineRule="exact" w:line="252" w:before="0" w:after="0"/>
+              <w:rPr/>
+            </w:pPr>
+            <w:r>
+              <w:rPr>
+                <w:sz w:val="18"/>
+                <w:szCs w:val="18"/>
+              </w:rPr>
+              <w:t>Certify national trainers who can deliver in Menongue; combine with INAPEM's incubator network</w:t>
+            </w:r>
+          </w:p>
+        </w:tc>
+      </w:tr>
+      <w:tr>
+        <w:trPr>
+          <w:cantSplit w:val="true"/>
+        </w:trPr>
+        <w:tc>
+          <w:tcPr>
+            <w:tcW w:w="1000" w:type="dxa"/>
+            <w:tcBorders>
+              <w:top w:val="single" w:sz="4" w:space="0" w:color="B7C4BB"/>
+              <w:left w:val="single" w:sz="4" w:space="0" w:color="B7C4BB"/>
+              <w:bottom w:val="single" w:sz="4" w:space="0" w:color="B7C4BB"/>
+              <w:right w:val="single" w:sz="4" w:space="0" w:color="B7C4BB"/>
+            </w:tcBorders>
+          </w:tcPr>
+          <w:p>
+            <w:pPr>
+              <w:pStyle w:val="Normal"/>
+              <w:spacing w:lineRule="exact" w:line="252" w:before="0" w:after="0"/>
+              <w:rPr/>
+            </w:pPr>
+            <w:r>
+              <w:rPr>
+                <w:sz w:val="18"/>
+                <w:szCs w:val="18"/>
+              </w:rPr>
+              <w:t>South Africa (regional benchmark)</w:t>
+            </w:r>
+          </w:p>
+        </w:tc>
+        <w:tc>
+          <w:tcPr>
+            <w:tcW w:w="1698" w:type="dxa"/>
+            <w:tcBorders>
+              <w:top w:val="single" w:sz="4" w:space="0" w:color="B7C4BB"/>
+              <w:left w:val="single" w:sz="4" w:space="0" w:color="B7C4BB"/>
+              <w:bottom w:val="single" w:sz="4" w:space="0" w:color="B7C4BB"/>
+              <w:right w:val="single" w:sz="4" w:space="0" w:color="B7C4BB"/>
+            </w:tcBorders>
+          </w:tcPr>
+          <w:p>
+            <w:pPr>
+              <w:pStyle w:val="Normal"/>
+              <w:spacing w:lineRule="exact" w:line="252" w:before="0" w:after="0"/>
+              <w:rPr/>
+            </w:pPr>
+            <w:r>
+              <w:rPr>
+                <w:sz w:val="18"/>
+                <w:szCs w:val="18"/>
+              </w:rPr>
+              <w:t>Tourism Enterprise Partnership and the Western Cape Tourism Mentorship Programme (2010-2014)</w:t>
+            </w:r>
+          </w:p>
+        </w:tc>
+        <w:tc>
+          <w:tcPr>
+            <w:tcW w:w="2202" w:type="dxa"/>
+            <w:tcBorders>
+              <w:top w:val="single" w:sz="4" w:space="0" w:color="B7C4BB"/>
+              <w:left w:val="single" w:sz="4" w:space="0" w:color="B7C4BB"/>
+              <w:bottom w:val="single" w:sz="4" w:space="0" w:color="B7C4BB"/>
+              <w:right w:val="single" w:sz="4" w:space="0" w:color="B7C4BB"/>
+            </w:tcBorders>
+          </w:tcPr>
+          <w:p>
+            <w:pPr>
+              <w:pStyle w:val="Normal"/>
+              <w:spacing w:lineRule="exact" w:line="252" w:before="0" w:after="0"/>
+              <w:rPr/>
+            </w:pPr>
+            <w:r>
+              <w:rPr>
+                <w:sz w:val="18"/>
+                <w:szCs w:val="18"/>
+              </w:rPr>
+              <w:t>Tourism-specific SMME linkage support; mentoring pairs of established tourism firms and SMMEs for six months</w:t>
+            </w:r>
+          </w:p>
+        </w:tc>
+        <w:tc>
+          <w:tcPr>
+            <w:tcW w:w="2000" w:type="dxa"/>
+            <w:tcBorders>
+              <w:top w:val="single" w:sz="4" w:space="0" w:color="B7C4BB"/>
+              <w:left w:val="single" w:sz="4" w:space="0" w:color="B7C4BB"/>
+              <w:bottom w:val="single" w:sz="4" w:space="0" w:color="B7C4BB"/>
+              <w:right w:val="single" w:sz="4" w:space="0" w:color="B7C4BB"/>
+            </w:tcBorders>
+          </w:tcPr>
+          <w:p>
+            <w:pPr>
+              <w:pStyle w:val="Normal"/>
+              <w:spacing w:lineRule="exact" w:line="252" w:before="0" w:after="0"/>
+              <w:rPr/>
+            </w:pPr>
+            <w:r>
+              <w:rPr>
+                <w:sz w:val="18"/>
+                <w:szCs w:val="18"/>
+              </w:rPr>
+              <w:t>Mentoring addressed gaps that training alone left; research found that large firms doubt small firms' capacity and procurement habits restrict access, and that generic SMME support overlooks tourism needs (academic studies)</w:t>
+            </w:r>
+          </w:p>
+        </w:tc>
+        <w:tc>
+          <w:tcPr>
+            <w:tcW w:w="2126" w:type="dxa"/>
+            <w:tcBorders>
+              <w:top w:val="single" w:sz="4" w:space="0" w:color="B7C4BB"/>
+              <w:left w:val="single" w:sz="4" w:space="0" w:color="B7C4BB"/>
+              <w:bottom w:val="single" w:sz="4" w:space="0" w:color="B7C4BB"/>
+              <w:right w:val="single" w:sz="4" w:space="0" w:color="B7C4BB"/>
+            </w:tcBorders>
+          </w:tcPr>
+          <w:p>
+            <w:pPr>
+              <w:pStyle w:val="Normal"/>
+              <w:spacing w:lineRule="exact" w:line="252" w:before="0" w:after="0"/>
+              <w:rPr/>
+            </w:pPr>
+            <w:r>
+              <w:rPr>
+                <w:sz w:val="18"/>
+                <w:szCs w:val="18"/>
+              </w:rPr>
+              <w:t>Keep supplier development tourism-specific, work with anchors' procurement teams, and use firm-to-firm mentoring</w:t>
+            </w:r>
+          </w:p>
+        </w:tc>
+      </w:tr>
+    </w:tbl>
+    <w:p>
+      <w:pPr>
+        <w:pStyle w:val="Normal"/>
+        <w:spacing w:before="0" w:after="120"/>
+        <w:rPr/>
+      </w:pPr>
+      <w:r>
+        <w:rPr/>
+      </w:r>
+    </w:p>
+    <w:p>
+      <w:pPr>
+        <w:pStyle w:val="Normal"/>
+        <w:jc w:val="both"/>
+        <w:rPr/>
+      </w:pPr>
+      <w:r>
+        <w:rPr>
+          <w:b/>
+          <w:bCs/>
+        </w:rPr>
+        <w:t>Cross-cutting lessons and where they apply.</w:t>
+      </w:r>
+      <w:r>
+        <w:rPr/>
+        <w:t xml:space="preserve"> Seven lessons recur across these programmes:</w:t>
+      </w:r>
+    </w:p>
+    <w:p>
+      <w:pPr>
+        <w:pStyle w:val="ListParagraph"/>
+        <w:numPr>
+          <w:ilvl w:val="0"/>
+          <w:numId w:val="70"/>
+        </w:numPr>
+        <w:rPr/>
+      </w:pPr>
+      <w:r>
+        <w:rPr>
+          <w:b/>
+          <w:bCs/>
+        </w:rPr>
+        <w:t>Anchor on committed buyers.</w:t>
+      </w:r>
+      <w:r>
+        <w:rPr/>
+        <w:t xml:space="preserve"> Supplier development works when buyers commit to buy before suppliers are trained (UNDP SDP, Tourism Enterprise Partnership, Wilderness). This underpins the anchor supplier package (Section 10.4).</w:t>
+      </w:r>
+    </w:p>
+    <w:p>
+      <w:pPr>
+        <w:pStyle w:val="ListParagraph"/>
+        <w:numPr>
+          <w:ilvl w:val="0"/>
+          <w:numId w:val="71"/>
+        </w:numPr>
+        <w:rPr/>
+      </w:pPr>
+      <w:r>
+        <w:rPr>
+          <w:b/>
+          <w:bCs/>
+        </w:rPr>
+        <w:t>Mentor over months, not days.</w:t>
+      </w:r>
+      <w:r>
+        <w:rPr/>
+        <w:t xml:space="preserve"> Six- to ten-month mentoring (UNDP SDP, Tourism Mentorship Programme) achieved what training alone did not, which supports the mix of delivery modes in the tiered pathway (Section 10.1).</w:t>
+      </w:r>
+    </w:p>
+    <w:p>
+      <w:pPr>
+        <w:pStyle w:val="ListParagraph"/>
+        <w:numPr>
+          <w:ilvl w:val="0"/>
+          <w:numId w:val="72"/>
+        </w:numPr>
+        <w:rPr/>
+      </w:pPr>
+      <w:r>
+        <w:rPr>
+          <w:b/>
+          <w:bCs/>
+        </w:rPr>
+        <w:t>Pitch support at the right level.</w:t>
+      </w:r>
+      <w:r>
+        <w:rPr/>
+        <w:t xml:space="preserve"> Training that was too complex for community producer organisations limited results (Indigenous Natural Products), so Tier 0 and Tier 1 content for community enterprises should be simple and practical.</w:t>
+      </w:r>
+    </w:p>
+    <w:p>
+      <w:pPr>
+        <w:pStyle w:val="ListParagraph"/>
+        <w:numPr>
+          <w:ilvl w:val="0"/>
+          <w:numId w:val="73"/>
+        </w:numPr>
+        <w:rPr/>
+      </w:pPr>
+      <w:r>
+        <w:rPr>
+          <w:b/>
+          <w:bCs/>
+        </w:rPr>
+        <w:t>Select and coach grant recipients.</w:t>
+      </w:r>
+      <w:r>
+        <w:rPr/>
+        <w:t xml:space="preserve"> Matching grants deliver only when recipients are carefully selected and coached (Zambia Agribusiness and Trade Project), which applies to the grant-to-loan facility (Section 10.8).</w:t>
+      </w:r>
+    </w:p>
+    <w:p>
+      <w:pPr>
+        <w:pStyle w:val="ListParagraph"/>
+        <w:numPr>
+          <w:ilvl w:val="0"/>
+          <w:numId w:val="74"/>
+        </w:numPr>
+        <w:rPr/>
+      </w:pPr>
+      <w:r>
+        <w:rPr>
+          <w:b/>
+          <w:bCs/>
+        </w:rPr>
+        <w:t>Build local delivery capacity.</w:t>
+      </w:r>
+      <w:r>
+        <w:rPr/>
+        <w:t xml:space="preserve"> Certifying national and local trainers (Empretec, Start and Improve Your Business) keeps support going after a programme ends and fits the recommendation to accredit BSO mentors and advisers (Section 10.5).</w:t>
+      </w:r>
+    </w:p>
+    <w:p>
+      <w:pPr>
+        <w:pStyle w:val="ListParagraph"/>
+        <w:numPr>
+          <w:ilvl w:val="0"/>
+          <w:numId w:val="75"/>
+        </w:numPr>
+        <w:rPr/>
+      </w:pPr>
+      <w:r>
+        <w:rPr>
+          <w:b/>
+          <w:bCs/>
+        </w:rPr>
+        <w:t>Fund institutions beyond the project and measure from the start.</w:t>
+      </w:r>
+      <w:r>
+        <w:rPr/>
+        <w:t xml:space="preserve"> Marketing and institutional gains faded faster than infrastructure, and results could not be attributed without a baseline (Millennium Challenge Account Tourism Project), which supports the disaggregated baseline in Annex B and performance-based BSO contracts (Section 10.5).</w:t>
+      </w:r>
+    </w:p>
+    <w:p>
+      <w:pPr>
+        <w:pStyle w:val="ListParagraph"/>
+        <w:numPr>
+          <w:ilvl w:val="0"/>
+          <w:numId w:val="76"/>
+        </w:numPr>
+        <w:rPr/>
+      </w:pPr>
+      <w:r>
+        <w:rPr>
+          <w:b/>
+          <w:bCs/>
+        </w:rPr>
+        <w:t>Keep finance in sound, regulated institutions.</w:t>
+      </w:r>
+      <w:r>
+        <w:rPr/>
+        <w:t xml:space="preserve"> The failure of Namibia's SME Bank shows the risk of mixing development mandates with weak governance in deposit-taking lenders; this programme should work through regulated lenders and guarantee schemes (Section 10.6).</w:t>
+      </w:r>
+      <w:r>
+        <w:br w:type="page"/>
+      </w:r>
+    </w:p>
+    <w:p>
+      <w:pPr>
+        <w:pStyle w:val="Heading1"/>
+        <w:spacing w:before="0" w:after="240"/>
+        <w:rPr/>
+      </w:pPr>
+      <w:bookmarkStart w:id="28" w:name="__RefHeading___Toc4847_1480325200"/>
+      <w:bookmarkEnd w:id="28"/>
+      <w:r>
+        <w:rPr/>
+        <w:t>7. Enabling Environment</w:t>
+      </w:r>
+    </w:p>
+    <w:p>
+      <w:pPr>
+        <w:pStyle w:val="Normal"/>
+        <w:jc w:val="both"/>
+        <w:rPr/>
+      </w:pPr>
+      <w:r>
+        <w:rPr/>
+        <w:t>This chapter evaluates the conditions outside the enterprise that shape investment readiness: national and regional regulation, market access and links with larger tourism operators, business development services, and wider policy conditions. Section 7.1 draws on the World Bank's Doing Business 2020 country reports to compare the five states. Section 7.2 adds evidence on market access from sources outside the Macro Diagnostic, and Section 7.3 profiles the main BSOs in each country.</w:t>
+      </w:r>
+    </w:p>
+    <w:p>
+      <w:pPr>
+        <w:pStyle w:val="Heading2"/>
+        <w:rPr/>
+      </w:pPr>
+      <w:bookmarkStart w:id="29" w:name="__RefHeading___Toc4849_1480325200"/>
+      <w:bookmarkEnd w:id="29"/>
+      <w:r>
+        <w:rPr/>
+        <w:t>7.1 National and Regional Regulatory Frameworks</w:t>
+      </w:r>
+    </w:p>
+    <w:p>
+      <w:pPr>
+        <w:pStyle w:val="Heading3"/>
+        <w:rPr/>
+      </w:pPr>
+      <w:r>
+        <w:rPr/>
+        <w:t>What the Doing Business country reports show</w:t>
+      </w:r>
+    </w:p>
+    <w:p>
+      <w:pPr>
+        <w:pStyle w:val="Normal"/>
+        <w:jc w:val="both"/>
+        <w:rPr/>
+      </w:pPr>
+      <w:r>
+        <w:rPr/>
+        <w:t>The World Bank's Doing Business 2020 economy profiles are the most recent source that measures business regulation in all five KAZA states in the same way. They score ten areas of regulation that a small or medium-sized domestic limited company meets over its life, from starting a business to resolving insolvency, and rank 190 economies. The data were collected to May 2019 and describe the largest business city in each country (Luanda, Gaborone, Windhoek, Lusaka and Harare), not the KAZA hubs, where procedures are usually slower and offices further away. The series was discontinued in 2021, so the rankings are best read as a comparison between the five states and a guide to which procedures weigh most on MSMEs.</w:t>
+      </w:r>
+    </w:p>
+    <w:p>
+      <w:pPr>
+        <w:pStyle w:val="Normal"/>
+        <w:keepNext w:val="true"/>
+        <w:spacing w:before="160" w:after="80"/>
+        <w:rPr/>
+      </w:pPr>
+      <w:r>
+        <w:rPr>
+          <w:b/>
+          <w:bCs/>
+          <w:color w:val="1F5135"/>
+          <w:sz w:val="20"/>
+          <w:szCs w:val="20"/>
+        </w:rPr>
+        <w:t xml:space="preserve">Table 19: </w:t>
       </w:r>
       <w:r>
         <w:rPr>
@@ -29484,7 +31876,7 @@
         <w:pStyle w:val="ListParagraph"/>
         <w:numPr>
           <w:ilvl w:val="0"/>
-          <w:numId w:val="70"/>
+          <w:numId w:val="77"/>
         </w:numPr>
         <w:rPr/>
       </w:pPr>
@@ -29505,7 +31897,7 @@
         <w:pStyle w:val="ListParagraph"/>
         <w:numPr>
           <w:ilvl w:val="0"/>
-          <w:numId w:val="71"/>
+          <w:numId w:val="78"/>
         </w:numPr>
         <w:rPr/>
       </w:pPr>
@@ -29526,7 +31918,7 @@
         <w:pStyle w:val="ListParagraph"/>
         <w:numPr>
           <w:ilvl w:val="0"/>
-          <w:numId w:val="72"/>
+          <w:numId w:val="79"/>
         </w:numPr>
         <w:rPr/>
       </w:pPr>
@@ -29547,7 +31939,7 @@
         <w:pStyle w:val="ListParagraph"/>
         <w:numPr>
           <w:ilvl w:val="0"/>
-          <w:numId w:val="73"/>
+          <w:numId w:val="80"/>
         </w:numPr>
         <w:rPr/>
       </w:pPr>
@@ -29568,7 +31960,7 @@
         <w:pStyle w:val="ListParagraph"/>
         <w:numPr>
           <w:ilvl w:val="0"/>
-          <w:numId w:val="74"/>
+          <w:numId w:val="81"/>
         </w:numPr>
         <w:rPr/>
       </w:pPr>
@@ -29731,7 +32123,7 @@
           <w:sz w:val="20"/>
           <w:szCs w:val="20"/>
         </w:rPr>
-        <w:t xml:space="preserve">Table 19: </w:t>
+        <w:t xml:space="preserve">Table 20: </w:t>
       </w:r>
       <w:r>
         <w:rPr>
@@ -30421,8 +32813,8 @@
         <w:pStyle w:val="Heading2"/>
         <w:rPr/>
       </w:pPr>
-      <w:bookmarkStart w:id="29" w:name="__RefHeading___Toc4559_386185362"/>
-      <w:bookmarkEnd w:id="29"/>
+      <w:bookmarkStart w:id="30" w:name="__RefHeading___Toc4851_1480325200"/>
+      <w:bookmarkEnd w:id="30"/>
       <w:r>
         <w:rPr/>
         <w:t>7.2 Market Access and Linkages with Larger Operators</w:t>
@@ -30560,7 +32952,7 @@
         <w:pStyle w:val="ListParagraph"/>
         <w:numPr>
           <w:ilvl w:val="0"/>
-          <w:numId w:val="75"/>
+          <w:numId w:val="82"/>
         </w:numPr>
         <w:rPr/>
       </w:pPr>
@@ -30581,7 +32973,7 @@
         <w:pStyle w:val="ListParagraph"/>
         <w:numPr>
           <w:ilvl w:val="0"/>
-          <w:numId w:val="76"/>
+          <w:numId w:val="83"/>
         </w:numPr>
         <w:rPr/>
       </w:pPr>
@@ -30602,7 +32994,7 @@
         <w:pStyle w:val="ListParagraph"/>
         <w:numPr>
           <w:ilvl w:val="0"/>
-          <w:numId w:val="77"/>
+          <w:numId w:val="84"/>
         </w:numPr>
         <w:rPr/>
       </w:pPr>
@@ -30623,7 +33015,7 @@
         <w:pStyle w:val="ListParagraph"/>
         <w:numPr>
           <w:ilvl w:val="0"/>
-          <w:numId w:val="78"/>
+          <w:numId w:val="85"/>
         </w:numPr>
         <w:rPr/>
       </w:pPr>
@@ -30644,7 +33036,7 @@
         <w:pStyle w:val="ListParagraph"/>
         <w:numPr>
           <w:ilvl w:val="0"/>
-          <w:numId w:val="79"/>
+          <w:numId w:val="86"/>
         </w:numPr>
         <w:rPr/>
       </w:pPr>
@@ -30665,8 +33057,8 @@
         <w:pStyle w:val="Heading2"/>
         <w:rPr/>
       </w:pPr>
-      <w:bookmarkStart w:id="30" w:name="__RefHeading___Toc4561_386185362"/>
-      <w:bookmarkEnd w:id="30"/>
+      <w:bookmarkStart w:id="31" w:name="__RefHeading___Toc4853_1480325200"/>
+      <w:bookmarkEnd w:id="31"/>
       <w:r>
         <w:rPr/>
         <w:t>7.3 Business Development Services</w:t>
@@ -31238,7 +33630,7 @@
           <w:sz w:val="20"/>
           <w:szCs w:val="20"/>
         </w:rPr>
-        <w:t xml:space="preserve">Table 20: </w:t>
+        <w:t xml:space="preserve">Table 21: </w:t>
       </w:r>
       <w:r>
         <w:rPr>
@@ -32104,8 +34496,8 @@
         <w:pStyle w:val="Heading2"/>
         <w:rPr/>
       </w:pPr>
-      <w:bookmarkStart w:id="31" w:name="__RefHeading___Toc4563_386185362"/>
-      <w:bookmarkEnd w:id="31"/>
+      <w:bookmarkStart w:id="32" w:name="__RefHeading___Toc4855_1480325200"/>
+      <w:bookmarkEnd w:id="32"/>
       <w:r>
         <w:rPr/>
         <w:t>7.4 Policy Conditions</w:t>
@@ -32116,7 +34508,7 @@
         <w:pStyle w:val="ListParagraph"/>
         <w:numPr>
           <w:ilvl w:val="0"/>
-          <w:numId w:val="80"/>
+          <w:numId w:val="87"/>
         </w:numPr>
         <w:rPr/>
       </w:pPr>
@@ -32130,7 +34522,7 @@
         <w:pStyle w:val="ListParagraph"/>
         <w:numPr>
           <w:ilvl w:val="0"/>
-          <w:numId w:val="81"/>
+          <w:numId w:val="88"/>
         </w:numPr>
         <w:rPr/>
       </w:pPr>
@@ -32144,7 +34536,7 @@
         <w:pStyle w:val="ListParagraph"/>
         <w:numPr>
           <w:ilvl w:val="0"/>
-          <w:numId w:val="82"/>
+          <w:numId w:val="89"/>
         </w:numPr>
         <w:rPr/>
       </w:pPr>
@@ -32158,7 +34550,7 @@
         <w:pStyle w:val="ListParagraph"/>
         <w:numPr>
           <w:ilvl w:val="0"/>
-          <w:numId w:val="83"/>
+          <w:numId w:val="90"/>
         </w:numPr>
         <w:rPr/>
       </w:pPr>
@@ -32172,7 +34564,7 @@
         <w:pStyle w:val="ListParagraph"/>
         <w:numPr>
           <w:ilvl w:val="0"/>
-          <w:numId w:val="84"/>
+          <w:numId w:val="91"/>
         </w:numPr>
         <w:rPr/>
       </w:pPr>
@@ -32190,8 +34582,8 @@
         <w:spacing w:before="0" w:after="240"/>
         <w:rPr/>
       </w:pPr>
-      <w:bookmarkStart w:id="32" w:name="__RefHeading___Toc4565_386185362"/>
-      <w:bookmarkEnd w:id="32"/>
+      <w:bookmarkStart w:id="33" w:name="__RefHeading___Toc4857_1480325200"/>
+      <w:bookmarkEnd w:id="33"/>
       <w:r>
         <w:rPr/>
         <w:t>8. Readiness for Financial Products</w:t>
@@ -32202,8 +34594,8 @@
         <w:pStyle w:val="Heading2"/>
         <w:rPr/>
       </w:pPr>
-      <w:bookmarkStart w:id="33" w:name="__RefHeading___Toc4567_386185362"/>
-      <w:bookmarkEnd w:id="33"/>
+      <w:bookmarkStart w:id="34" w:name="__RefHeading___Toc4859_1480325200"/>
+      <w:bookmarkEnd w:id="34"/>
       <w:r>
         <w:rPr/>
         <w:t>8.1 The Effect of Seasonality on Debt</w:t>
@@ -32235,7 +34627,7 @@
           <w:sz w:val="20"/>
           <w:szCs w:val="20"/>
         </w:rPr>
-        <w:t xml:space="preserve">Table 21: </w:t>
+        <w:t xml:space="preserve">Table 22: </w:t>
       </w:r>
       <w:r>
         <w:rPr>
@@ -33167,8 +35559,8 @@
         <w:pStyle w:val="Heading2"/>
         <w:rPr/>
       </w:pPr>
-      <w:bookmarkStart w:id="34" w:name="__RefHeading___Toc4569_386185362"/>
-      <w:bookmarkEnd w:id="34"/>
+      <w:bookmarkStart w:id="35" w:name="__RefHeading___Toc4861_1480325200"/>
+      <w:bookmarkEnd w:id="35"/>
       <w:r>
         <w:rPr/>
         <w:t>8.2 MSME Readiness by Product</w:t>
@@ -33189,7 +35581,7 @@
           <w:sz w:val="20"/>
           <w:szCs w:val="20"/>
         </w:rPr>
-        <w:t xml:space="preserve">Table 22: </w:t>
+        <w:t xml:space="preserve">Table 23: </w:t>
       </w:r>
       <w:r>
         <w:rPr>
@@ -34197,8 +36589,8 @@
         <w:pStyle w:val="Heading2"/>
         <w:rPr/>
       </w:pPr>
-      <w:bookmarkStart w:id="35" w:name="__RefHeading___Toc4571_386185362"/>
-      <w:bookmarkEnd w:id="35"/>
+      <w:bookmarkStart w:id="36" w:name="__RefHeading___Toc4863_1480325200"/>
+      <w:bookmarkEnd w:id="36"/>
       <w:r>
         <w:rPr/>
         <w:t>8.3 Financial Institution Readiness by Product</w:t>
@@ -34219,7 +36611,7 @@
           <w:sz w:val="20"/>
           <w:szCs w:val="20"/>
         </w:rPr>
-        <w:t xml:space="preserve">Table 23: </w:t>
+        <w:t xml:space="preserve">Table 24: </w:t>
       </w:r>
       <w:r>
         <w:rPr>
@@ -35126,8 +37518,8 @@
         <w:spacing w:before="0" w:after="240"/>
         <w:rPr/>
       </w:pPr>
-      <w:bookmarkStart w:id="36" w:name="__RefHeading___Toc4573_386185362"/>
-      <w:bookmarkEnd w:id="36"/>
+      <w:bookmarkStart w:id="37" w:name="__RefHeading___Toc4865_1480325200"/>
+      <w:bookmarkEnd w:id="37"/>
       <w:r>
         <w:rPr/>
         <w:t>9. Scalable Women- and Youth-Led Models</w:t>
@@ -35159,7 +37551,7 @@
           <w:sz w:val="20"/>
           <w:szCs w:val="20"/>
         </w:rPr>
-        <w:t xml:space="preserve">Table 24: </w:t>
+        <w:t xml:space="preserve">Table 25: </w:t>
       </w:r>
       <w:r>
         <w:rPr>
@@ -36412,8 +38804,8 @@
         <w:spacing w:before="0" w:after="240"/>
         <w:rPr/>
       </w:pPr>
-      <w:bookmarkStart w:id="37" w:name="__RefHeading___Toc4575_386185362"/>
-      <w:bookmarkEnd w:id="37"/>
+      <w:bookmarkStart w:id="38" w:name="__RefHeading___Toc4867_1480325200"/>
+      <w:bookmarkEnd w:id="38"/>
       <w:r>
         <w:rPr/>
         <w:t>10. Recommended Capacity-Building Interventions</w:t>
@@ -36424,8 +38816,8 @@
         <w:pStyle w:val="Heading2"/>
         <w:rPr/>
       </w:pPr>
-      <w:bookmarkStart w:id="38" w:name="__RefHeading___Toc4577_386185362"/>
-      <w:bookmarkEnd w:id="38"/>
+      <w:bookmarkStart w:id="39" w:name="__RefHeading___Toc4869_1480325200"/>
+      <w:bookmarkEnd w:id="39"/>
       <w:r>
         <w:rPr/>
         <w:t>10.1 A Tiered Readiness Pathway</w:t>
@@ -36457,7 +38849,7 @@
           <w:sz w:val="20"/>
           <w:szCs w:val="20"/>
         </w:rPr>
-        <w:t xml:space="preserve">Table 25: </w:t>
+        <w:t xml:space="preserve">Table 26: </w:t>
       </w:r>
       <w:r>
         <w:rPr>
@@ -37045,8 +39437,8 @@
         <w:pStyle w:val="Heading2"/>
         <w:rPr/>
       </w:pPr>
-      <w:bookmarkStart w:id="39" w:name="__RefHeading___Toc4579_386185362"/>
-      <w:bookmarkEnd w:id="39"/>
+      <w:bookmarkStart w:id="40" w:name="__RefHeading___Toc4871_1480325200"/>
+      <w:bookmarkEnd w:id="40"/>
       <w:r>
         <w:rPr/>
         <w:t>10.2 Gender-Transformative Approaches</w:t>
@@ -37057,7 +39449,7 @@
         <w:pStyle w:val="ListParagraph"/>
         <w:numPr>
           <w:ilvl w:val="0"/>
-          <w:numId w:val="85"/>
+          <w:numId w:val="92"/>
         </w:numPr>
         <w:rPr/>
       </w:pPr>
@@ -37078,7 +39470,7 @@
         <w:pStyle w:val="ListParagraph"/>
         <w:numPr>
           <w:ilvl w:val="0"/>
-          <w:numId w:val="86"/>
+          <w:numId w:val="93"/>
         </w:numPr>
         <w:rPr/>
       </w:pPr>
@@ -37099,7 +39491,7 @@
         <w:pStyle w:val="ListParagraph"/>
         <w:numPr>
           <w:ilvl w:val="0"/>
-          <w:numId w:val="87"/>
+          <w:numId w:val="94"/>
         </w:numPr>
         <w:rPr/>
       </w:pPr>
@@ -37120,7 +39512,7 @@
         <w:pStyle w:val="ListParagraph"/>
         <w:numPr>
           <w:ilvl w:val="0"/>
-          <w:numId w:val="88"/>
+          <w:numId w:val="95"/>
         </w:numPr>
         <w:rPr/>
       </w:pPr>
@@ -37141,7 +39533,7 @@
         <w:pStyle w:val="ListParagraph"/>
         <w:numPr>
           <w:ilvl w:val="0"/>
-          <w:numId w:val="89"/>
+          <w:numId w:val="96"/>
         </w:numPr>
         <w:rPr/>
       </w:pPr>
@@ -37162,7 +39554,7 @@
         <w:pStyle w:val="ListParagraph"/>
         <w:numPr>
           <w:ilvl w:val="0"/>
-          <w:numId w:val="90"/>
+          <w:numId w:val="97"/>
         </w:numPr>
         <w:rPr/>
       </w:pPr>
@@ -37183,7 +39575,7 @@
         <w:pStyle w:val="ListParagraph"/>
         <w:numPr>
           <w:ilvl w:val="0"/>
-          <w:numId w:val="91"/>
+          <w:numId w:val="98"/>
         </w:numPr>
         <w:rPr/>
       </w:pPr>
@@ -37204,7 +39596,7 @@
         <w:pStyle w:val="ListParagraph"/>
         <w:numPr>
           <w:ilvl w:val="0"/>
-          <w:numId w:val="92"/>
+          <w:numId w:val="99"/>
         </w:numPr>
         <w:rPr/>
       </w:pPr>
@@ -37225,8 +39617,8 @@
         <w:pStyle w:val="Heading2"/>
         <w:rPr/>
       </w:pPr>
-      <w:bookmarkStart w:id="40" w:name="__RefHeading___Toc4581_386185362"/>
-      <w:bookmarkEnd w:id="40"/>
+      <w:bookmarkStart w:id="41" w:name="__RefHeading___Toc4873_1480325200"/>
+      <w:bookmarkEnd w:id="41"/>
       <w:r>
         <w:rPr/>
         <w:t>10.3 Youth-Focused Incubation</w:t>
@@ -37237,7 +39629,7 @@
         <w:pStyle w:val="ListParagraph"/>
         <w:numPr>
           <w:ilvl w:val="0"/>
-          <w:numId w:val="93"/>
+          <w:numId w:val="100"/>
         </w:numPr>
         <w:rPr/>
       </w:pPr>
@@ -37258,7 +39650,7 @@
         <w:pStyle w:val="ListParagraph"/>
         <w:numPr>
           <w:ilvl w:val="0"/>
-          <w:numId w:val="94"/>
+          <w:numId w:val="101"/>
         </w:numPr>
         <w:rPr/>
       </w:pPr>
@@ -37279,7 +39671,7 @@
         <w:pStyle w:val="ListParagraph"/>
         <w:numPr>
           <w:ilvl w:val="0"/>
-          <w:numId w:val="95"/>
+          <w:numId w:val="102"/>
         </w:numPr>
         <w:rPr/>
       </w:pPr>
@@ -37300,7 +39692,7 @@
         <w:pStyle w:val="ListParagraph"/>
         <w:numPr>
           <w:ilvl w:val="0"/>
-          <w:numId w:val="96"/>
+          <w:numId w:val="103"/>
         </w:numPr>
         <w:rPr/>
       </w:pPr>
@@ -37321,7 +39713,7 @@
         <w:pStyle w:val="ListParagraph"/>
         <w:numPr>
           <w:ilvl w:val="0"/>
-          <w:numId w:val="97"/>
+          <w:numId w:val="104"/>
         </w:numPr>
         <w:rPr/>
       </w:pPr>
@@ -37342,7 +39734,7 @@
         <w:pStyle w:val="ListParagraph"/>
         <w:numPr>
           <w:ilvl w:val="0"/>
-          <w:numId w:val="98"/>
+          <w:numId w:val="105"/>
         </w:numPr>
         <w:rPr/>
       </w:pPr>
@@ -37363,8 +39755,8 @@
         <w:pStyle w:val="Heading2"/>
         <w:rPr/>
       </w:pPr>
-      <w:bookmarkStart w:id="41" w:name="__RefHeading___Toc4583_386185362"/>
-      <w:bookmarkEnd w:id="41"/>
+      <w:bookmarkStart w:id="42" w:name="__RefHeading___Toc4875_1480325200"/>
+      <w:bookmarkEnd w:id="42"/>
       <w:r>
         <w:rPr/>
         <w:t>10.4 Blended Support Packages</w:t>
@@ -37396,7 +39788,7 @@
           <w:sz w:val="20"/>
           <w:szCs w:val="20"/>
         </w:rPr>
-        <w:t xml:space="preserve">Table 26: </w:t>
+        <w:t xml:space="preserve">Table 27: </w:t>
       </w:r>
       <w:r>
         <w:rPr>
@@ -37879,8 +40271,8 @@
         <w:pStyle w:val="Heading2"/>
         <w:rPr/>
       </w:pPr>
-      <w:bookmarkStart w:id="42" w:name="__RefHeading___Toc4585_386185362"/>
-      <w:bookmarkEnd w:id="42"/>
+      <w:bookmarkStart w:id="43" w:name="__RefHeading___Toc4877_1480325200"/>
+      <w:bookmarkEnd w:id="43"/>
       <w:r>
         <w:rPr/>
         <w:t>10.5 BSO Strengthening</w:t>
@@ -37891,7 +40283,7 @@
         <w:pStyle w:val="ListParagraph"/>
         <w:numPr>
           <w:ilvl w:val="0"/>
-          <w:numId w:val="99"/>
+          <w:numId w:val="106"/>
         </w:numPr>
         <w:rPr/>
       </w:pPr>
@@ -37916,7 +40308,7 @@
         <w:pStyle w:val="ListParagraph"/>
         <w:numPr>
           <w:ilvl w:val="0"/>
-          <w:numId w:val="100"/>
+          <w:numId w:val="107"/>
         </w:numPr>
         <w:rPr/>
       </w:pPr>
@@ -37952,7 +40344,7 @@
         <w:pStyle w:val="ListParagraph"/>
         <w:numPr>
           <w:ilvl w:val="0"/>
-          <w:numId w:val="101"/>
+          <w:numId w:val="108"/>
         </w:numPr>
         <w:rPr/>
       </w:pPr>
@@ -37977,7 +40369,7 @@
         <w:pStyle w:val="ListParagraph"/>
         <w:numPr>
           <w:ilvl w:val="0"/>
-          <w:numId w:val="102"/>
+          <w:numId w:val="109"/>
         </w:numPr>
         <w:rPr/>
       </w:pPr>
@@ -38002,7 +40394,7 @@
         <w:pStyle w:val="ListParagraph"/>
         <w:numPr>
           <w:ilvl w:val="0"/>
-          <w:numId w:val="103"/>
+          <w:numId w:val="110"/>
         </w:numPr>
         <w:rPr/>
       </w:pPr>
@@ -38027,7 +40419,7 @@
         <w:pStyle w:val="ListParagraph"/>
         <w:numPr>
           <w:ilvl w:val="0"/>
-          <w:numId w:val="104"/>
+          <w:numId w:val="111"/>
         </w:numPr>
         <w:rPr/>
       </w:pPr>
@@ -38052,7 +40444,7 @@
         <w:pStyle w:val="ListParagraph"/>
         <w:numPr>
           <w:ilvl w:val="0"/>
-          <w:numId w:val="105"/>
+          <w:numId w:val="112"/>
         </w:numPr>
         <w:rPr/>
       </w:pPr>
@@ -38073,7 +40465,32 @@
         <w:pStyle w:val="ListParagraph"/>
         <w:numPr>
           <w:ilvl w:val="0"/>
-          <w:numId w:val="106"/>
+          <w:numId w:val="113"/>
+        </w:numPr>
+        <w:rPr/>
+      </w:pPr>
+      <w:r>
+        <w:rPr/>
+        <w:t xml:space="preserve">Adapt the </w:t>
+      </w:r>
+      <w:r>
+        <w:rPr>
+          <w:b/>
+          <w:bCs/>
+        </w:rPr>
+        <w:t>three-way supplier development model</w:t>
+      </w:r>
+      <w:r>
+        <w:rPr/>
+        <w:t xml:space="preserve"> (buyers, suppliers and mentoring consultants) used by UNDP's programme in Botswana, with lodges and DMCs as buyers and mentoring over six to ten months (Section 6.5).</w:t>
+      </w:r>
+    </w:p>
+    <w:p>
+      <w:pPr>
+        <w:pStyle w:val="ListParagraph"/>
+        <w:numPr>
+          <w:ilvl w:val="0"/>
+          <w:numId w:val="114"/>
         </w:numPr>
         <w:rPr/>
       </w:pPr>
@@ -38105,7 +40522,7 @@
         <w:pStyle w:val="ListParagraph"/>
         <w:numPr>
           <w:ilvl w:val="0"/>
-          <w:numId w:val="107"/>
+          <w:numId w:val="115"/>
         </w:numPr>
         <w:rPr/>
       </w:pPr>
@@ -38137,7 +40554,7 @@
         <w:pStyle w:val="ListParagraph"/>
         <w:numPr>
           <w:ilvl w:val="0"/>
-          <w:numId w:val="108"/>
+          <w:numId w:val="116"/>
         </w:numPr>
         <w:rPr/>
       </w:pPr>
@@ -38158,7 +40575,7 @@
         <w:pStyle w:val="ListParagraph"/>
         <w:numPr>
           <w:ilvl w:val="0"/>
-          <w:numId w:val="109"/>
+          <w:numId w:val="117"/>
         </w:numPr>
         <w:rPr/>
       </w:pPr>
@@ -38204,7 +40621,7 @@
           <w:sz w:val="20"/>
           <w:szCs w:val="20"/>
         </w:rPr>
-        <w:t xml:space="preserve">Table 27: </w:t>
+        <w:t xml:space="preserve">Table 28: </w:t>
       </w:r>
       <w:r>
         <w:rPr>
@@ -38897,8 +41314,8 @@
         <w:pStyle w:val="Heading2"/>
         <w:rPr/>
       </w:pPr>
-      <w:bookmarkStart w:id="43" w:name="__RefHeading___Toc4587_386185362"/>
-      <w:bookmarkEnd w:id="43"/>
+      <w:bookmarkStart w:id="44" w:name="__RefHeading___Toc4879_1480325200"/>
+      <w:bookmarkEnd w:id="44"/>
       <w:r>
         <w:rPr/>
         <w:t>10.6 Financial Institution Strengthening</w:t>
@@ -38909,7 +41326,7 @@
         <w:pStyle w:val="ListParagraph"/>
         <w:numPr>
           <w:ilvl w:val="0"/>
-          <w:numId w:val="110"/>
+          <w:numId w:val="118"/>
         </w:numPr>
         <w:rPr/>
       </w:pPr>
@@ -38934,7 +41351,7 @@
         <w:pStyle w:val="ListParagraph"/>
         <w:numPr>
           <w:ilvl w:val="0"/>
-          <w:numId w:val="111"/>
+          <w:numId w:val="119"/>
         </w:numPr>
         <w:rPr/>
       </w:pPr>
@@ -38955,7 +41372,7 @@
         <w:pStyle w:val="ListParagraph"/>
         <w:numPr>
           <w:ilvl w:val="0"/>
-          <w:numId w:val="112"/>
+          <w:numId w:val="120"/>
         </w:numPr>
         <w:rPr/>
       </w:pPr>
@@ -38976,7 +41393,7 @@
         <w:pStyle w:val="ListParagraph"/>
         <w:numPr>
           <w:ilvl w:val="0"/>
-          <w:numId w:val="113"/>
+          <w:numId w:val="121"/>
         </w:numPr>
         <w:rPr/>
       </w:pPr>
@@ -39001,7 +41418,7 @@
         <w:pStyle w:val="ListParagraph"/>
         <w:numPr>
           <w:ilvl w:val="0"/>
-          <w:numId w:val="114"/>
+          <w:numId w:val="122"/>
         </w:numPr>
         <w:rPr/>
       </w:pPr>
@@ -39026,7 +41443,7 @@
         <w:pStyle w:val="ListParagraph"/>
         <w:numPr>
           <w:ilvl w:val="0"/>
-          <w:numId w:val="115"/>
+          <w:numId w:val="123"/>
         </w:numPr>
         <w:rPr/>
       </w:pPr>
@@ -39047,8 +41464,8 @@
         <w:pStyle w:val="Heading2"/>
         <w:rPr/>
       </w:pPr>
-      <w:bookmarkStart w:id="44" w:name="__RefHeading___Toc4589_386185362"/>
-      <w:bookmarkEnd w:id="44"/>
+      <w:bookmarkStart w:id="45" w:name="__RefHeading___Toc4881_1480325200"/>
+      <w:bookmarkEnd w:id="45"/>
       <w:r>
         <w:rPr/>
         <w:t>10.7 Enabling Environment and Market Linkage Actions</w:t>
@@ -39070,7 +41487,7 @@
         <w:pStyle w:val="ListParagraph"/>
         <w:numPr>
           <w:ilvl w:val="0"/>
-          <w:numId w:val="116"/>
+          <w:numId w:val="124"/>
         </w:numPr>
         <w:rPr/>
       </w:pPr>
@@ -39091,7 +41508,7 @@
         <w:pStyle w:val="ListParagraph"/>
         <w:numPr>
           <w:ilvl w:val="0"/>
-          <w:numId w:val="117"/>
+          <w:numId w:val="125"/>
         </w:numPr>
         <w:rPr/>
       </w:pPr>
@@ -39112,7 +41529,7 @@
         <w:pStyle w:val="ListParagraph"/>
         <w:numPr>
           <w:ilvl w:val="0"/>
-          <w:numId w:val="118"/>
+          <w:numId w:val="126"/>
         </w:numPr>
         <w:rPr/>
       </w:pPr>
@@ -39133,7 +41550,7 @@
         <w:pStyle w:val="ListParagraph"/>
         <w:numPr>
           <w:ilvl w:val="0"/>
-          <w:numId w:val="119"/>
+          <w:numId w:val="127"/>
         </w:numPr>
         <w:rPr/>
       </w:pPr>
@@ -39154,7 +41571,7 @@
         <w:pStyle w:val="ListParagraph"/>
         <w:numPr>
           <w:ilvl w:val="0"/>
-          <w:numId w:val="120"/>
+          <w:numId w:val="128"/>
         </w:numPr>
         <w:rPr/>
       </w:pPr>
@@ -39175,8 +41592,8 @@
         <w:pStyle w:val="Heading2"/>
         <w:rPr/>
       </w:pPr>
-      <w:bookmarkStart w:id="45" w:name="__RefHeading___Toc4591_386185362"/>
-      <w:bookmarkEnd w:id="45"/>
+      <w:bookmarkStart w:id="46" w:name="__RefHeading___Toc4883_1480325200"/>
+      <w:bookmarkEnd w:id="46"/>
       <w:r>
         <w:rPr/>
         <w:t>10.8 Pathways to Financing</w:t>
@@ -39198,7 +41615,7 @@
         <w:pStyle w:val="ListParagraph"/>
         <w:numPr>
           <w:ilvl w:val="0"/>
-          <w:numId w:val="121"/>
+          <w:numId w:val="129"/>
         </w:numPr>
         <w:rPr/>
       </w:pPr>
@@ -39219,7 +41636,7 @@
         <w:pStyle w:val="ListParagraph"/>
         <w:numPr>
           <w:ilvl w:val="0"/>
-          <w:numId w:val="122"/>
+          <w:numId w:val="130"/>
         </w:numPr>
         <w:rPr/>
       </w:pPr>
@@ -39240,7 +41657,7 @@
         <w:pStyle w:val="ListParagraph"/>
         <w:numPr>
           <w:ilvl w:val="0"/>
-          <w:numId w:val="123"/>
+          <w:numId w:val="131"/>
         </w:numPr>
         <w:rPr/>
       </w:pPr>
@@ -39261,7 +41678,7 @@
         <w:pStyle w:val="ListParagraph"/>
         <w:numPr>
           <w:ilvl w:val="0"/>
-          <w:numId w:val="124"/>
+          <w:numId w:val="132"/>
         </w:numPr>
         <w:rPr/>
       </w:pPr>
@@ -39282,8 +41699,8 @@
         <w:pStyle w:val="Heading2"/>
         <w:rPr/>
       </w:pPr>
-      <w:bookmarkStart w:id="46" w:name="__RefHeading___Toc4593_386185362"/>
-      <w:bookmarkEnd w:id="46"/>
+      <w:bookmarkStart w:id="47" w:name="__RefHeading___Toc4885_1480325200"/>
+      <w:bookmarkEnd w:id="47"/>
       <w:r>
         <w:rPr/>
         <w:t>10.9 Priorities and Next Steps</w:t>
@@ -39294,7 +41711,7 @@
         <w:pStyle w:val="ListParagraph"/>
         <w:numPr>
           <w:ilvl w:val="0"/>
-          <w:numId w:val="125"/>
+          <w:numId w:val="133"/>
         </w:numPr>
         <w:rPr/>
       </w:pPr>
@@ -39315,7 +41732,7 @@
         <w:pStyle w:val="ListParagraph"/>
         <w:numPr>
           <w:ilvl w:val="0"/>
-          <w:numId w:val="126"/>
+          <w:numId w:val="134"/>
         </w:numPr>
         <w:rPr/>
       </w:pPr>
@@ -39336,7 +41753,7 @@
         <w:pStyle w:val="ListParagraph"/>
         <w:numPr>
           <w:ilvl w:val="0"/>
-          <w:numId w:val="127"/>
+          <w:numId w:val="135"/>
         </w:numPr>
         <w:rPr/>
       </w:pPr>
@@ -39357,7 +41774,7 @@
         <w:pStyle w:val="ListParagraph"/>
         <w:numPr>
           <w:ilvl w:val="0"/>
-          <w:numId w:val="128"/>
+          <w:numId w:val="136"/>
         </w:numPr>
         <w:rPr/>
       </w:pPr>
@@ -39378,7 +41795,7 @@
         <w:pStyle w:val="ListParagraph"/>
         <w:numPr>
           <w:ilvl w:val="0"/>
-          <w:numId w:val="129"/>
+          <w:numId w:val="137"/>
         </w:numPr>
         <w:rPr/>
       </w:pPr>
@@ -39399,7 +41816,7 @@
         <w:pStyle w:val="ListParagraph"/>
         <w:numPr>
           <w:ilvl w:val="0"/>
-          <w:numId w:val="130"/>
+          <w:numId w:val="138"/>
         </w:numPr>
         <w:rPr/>
       </w:pPr>
@@ -39424,8 +41841,8 @@
         <w:spacing w:before="0" w:after="240"/>
         <w:rPr/>
       </w:pPr>
-      <w:bookmarkStart w:id="47" w:name="__RefHeading___Toc4595_386185362"/>
-      <w:bookmarkEnd w:id="47"/>
+      <w:bookmarkStart w:id="48" w:name="__RefHeading___Toc4887_1480325200"/>
+      <w:bookmarkEnd w:id="48"/>
       <w:r>
         <w:rPr/>
         <w:t>Annex A: Evidence Map</w:t>
@@ -39457,7 +41874,7 @@
           <w:sz w:val="20"/>
           <w:szCs w:val="20"/>
         </w:rPr>
-        <w:t xml:space="preserve">Table 28: </w:t>
+        <w:t xml:space="preserve">Table 29: </w:t>
       </w:r>
       <w:r>
         <w:rPr>
@@ -40559,8 +42976,8 @@
         <w:spacing w:before="0" w:after="240"/>
         <w:rPr/>
       </w:pPr>
-      <w:bookmarkStart w:id="48" w:name="__RefHeading___Toc4597_386185362"/>
-      <w:bookmarkEnd w:id="48"/>
+      <w:bookmarkStart w:id="49" w:name="__RefHeading___Toc4889_1480325200"/>
+      <w:bookmarkEnd w:id="49"/>
       <w:r>
         <w:rPr/>
         <w:t>Annex B: Closing the Gender and Age Data Gap</w:t>
@@ -40592,7 +43009,7 @@
           <w:sz w:val="20"/>
           <w:szCs w:val="20"/>
         </w:rPr>
-        <w:t xml:space="preserve">Table 29: </w:t>
+        <w:t xml:space="preserve">Table 30: </w:t>
       </w:r>
       <w:r>
         <w:rPr>
@@ -41199,8 +43616,8 @@
         <w:spacing w:before="0" w:after="240"/>
         <w:rPr/>
       </w:pPr>
-      <w:bookmarkStart w:id="49" w:name="__RefHeading___Toc4599_386185362"/>
-      <w:bookmarkEnd w:id="49"/>
+      <w:bookmarkStart w:id="50" w:name="__RefHeading___Toc4891_1480325200"/>
+      <w:bookmarkEnd w:id="50"/>
       <w:r>
         <w:rPr/>
         <w:t>References</w:t>
@@ -41220,7 +43637,37 @@
           <w:sz w:val="20"/>
           <w:szCs w:val="20"/>
         </w:rPr>
-        <w:t>Each web source below was checked in October 2026 to confirm that it exists at the address given and contains the information attributed to it. Figures reported by companies, agencies and the press are attributed to those sources in the text. Unpublished project documents are marked as such.</w:t>
+        <w:t>Except where marked "to verify", each web source below was checked in October 2026 to confirm that it exists at the address given and contains the information attributed to it. Sources marked "to verify" (used in Section 6.5) could not be opened for this draft; their details come from search summaries and should be checked before the report is finalised. Figures reported by companies, agencies and the press are attributed to those sources in the text. Unpublished project documents are marked as such.</w:t>
+      </w:r>
+    </w:p>
+    <w:p>
+      <w:pPr>
+        <w:pStyle w:val="Normal"/>
+        <w:spacing w:before="0" w:after="100"/>
+        <w:ind w:hanging="567" w:left="567"/>
+        <w:rPr/>
+      </w:pPr>
+      <w:r>
+        <w:rPr>
+          <w:sz w:val="20"/>
+          <w:szCs w:val="20"/>
+        </w:rPr>
+        <w:t>Abt Associates (n.d.). Namibia MCC Tourism Project Evaluation. https://www.abtglobal.com/projects/namibia-mcc-tourism-project-evaluation [To verify: not opened for this draft.]</w:t>
+      </w:r>
+    </w:p>
+    <w:p>
+      <w:pPr>
+        <w:pStyle w:val="Normal"/>
+        <w:spacing w:before="0" w:after="100"/>
+        <w:ind w:hanging="567" w:left="567"/>
+        <w:rPr/>
+      </w:pPr>
+      <w:r>
+        <w:rPr>
+          <w:sz w:val="20"/>
+          <w:szCs w:val="20"/>
+        </w:rPr>
+        <w:t>Africa Renewal (n.d.). Angola's young entrepreneurs: empretecos on a mission to transform their country. https://africarenewal.un.org/en/magazine/angolas-young-entrepreneurs-empretecos-mission-transform-their-country [To verify: not opened for this draft.]</w:t>
       </w:r>
     </w:p>
     <w:p>
@@ -41370,6 +43817,21 @@
           <w:sz w:val="20"/>
           <w:szCs w:val="20"/>
         </w:rPr>
+        <w:t>Business Weekly (2026). SMMEs cash P300m from SDP. https://businessweekly.co.bw/news/smmes-cash-p300m-from-atisa-sdp [To verify: not opened for this draft.]</w:t>
+      </w:r>
+    </w:p>
+    <w:p>
+      <w:pPr>
+        <w:pStyle w:val="Normal"/>
+        <w:spacing w:before="0" w:after="100"/>
+        <w:ind w:hanging="567" w:left="567"/>
+        <w:rPr/>
+      </w:pPr>
+      <w:r>
+        <w:rPr>
+          <w:sz w:val="20"/>
+          <w:szCs w:val="20"/>
+        </w:rPr>
         <w:t>CDE and European Union (c. 2013). Annex I: Description of the Action "Support to the implementation of the Private Sector Development Strategy of Botswana and the Economic Diversification Drive" (FED/2013/312562), Section 2: PSDP Implementation Needs and Capacity Survey. Contribution Agreement for the implementation of the Private Sector Development Programme as part of the 10th EDF NSA programme, final draft. Unpublished project document.</w:t>
       </w:r>
     </w:p>
@@ -41490,6 +43952,21 @@
           <w:sz w:val="20"/>
           <w:szCs w:val="20"/>
         </w:rPr>
+        <w:t>Enhanced Integrated Framework (2023). How to bee successful: Zambia diversifies its trade profile (SheTrades Zambia). https://trade4devnews.enhancedif.org/en/impact-story/how-bee-successful-zambia-diversifies-its-trade-profile [To verify: not opened for this draft.]</w:t>
+      </w:r>
+    </w:p>
+    <w:p>
+      <w:pPr>
+        <w:pStyle w:val="Normal"/>
+        <w:spacing w:before="0" w:after="100"/>
+        <w:ind w:hanging="567" w:left="567"/>
+        <w:rPr/>
+      </w:pPr>
+      <w:r>
+        <w:rPr>
+          <w:sz w:val="20"/>
+          <w:szCs w:val="20"/>
+        </w:rPr>
         <w:t>Equity Axis (2025). Zimbabwe welcomes over 750,000 tourists in H1 2024, tourism receipts edge half a billion. https://equityaxis.net/post/18316/2025/3/zimbabwe-welcomes-over-750-000-tourists-in-h1-2024-tourism-receipts-edges-half-a-billion</w:t>
       </w:r>
     </w:p>
@@ -41700,7 +44177,67 @@
           <w:sz w:val="20"/>
           <w:szCs w:val="20"/>
         </w:rPr>
+        <w:t>ILO (2025). Start and Improve Your Business programme making waves for young entrepreneurs. https://www.ilo.org/resource/article/start-and-improve-your-business-programme-making-waves-young-entrepreneurs [To verify: not opened for this draft.]</w:t>
+      </w:r>
+    </w:p>
+    <w:p>
+      <w:pPr>
+        <w:pStyle w:val="Normal"/>
+        <w:spacing w:before="0" w:after="100"/>
+        <w:ind w:hanging="567" w:left="567"/>
+        <w:rPr/>
+      </w:pPr>
+      <w:r>
+        <w:rPr>
+          <w:sz w:val="20"/>
+          <w:szCs w:val="20"/>
+        </w:rPr>
+        <w:t>ITC (n.d.). ITC launches SheTrades Zambia. https://www.intracen.org/news/ITC-launches-SheTrades-Zambia/ [To verify: not opened for this draft.]</w:t>
+      </w:r>
+    </w:p>
+    <w:p>
+      <w:pPr>
+        <w:pStyle w:val="Normal"/>
+        <w:spacing w:before="0" w:after="100"/>
+        <w:ind w:hanging="567" w:left="567"/>
+        <w:rPr/>
+      </w:pPr>
+      <w:r>
+        <w:rPr>
+          <w:sz w:val="20"/>
+          <w:szCs w:val="20"/>
+        </w:rPr>
+        <w:t>ITC (n.d.). Namibian businesswomen set to see exports multiply under new ITC project (ACCESS!). https://www.intracen.org/news/Namibian-businesswomen-set-to-see-exports-multiply-under-new-ITC-project/ [To verify: not opened for this draft.]</w:t>
+      </w:r>
+    </w:p>
+    <w:p>
+      <w:pPr>
+        <w:pStyle w:val="Normal"/>
+        <w:spacing w:before="0" w:after="100"/>
+        <w:ind w:hanging="567" w:left="567"/>
+        <w:rPr/>
+      </w:pPr>
+      <w:r>
+        <w:rPr>
+          <w:sz w:val="20"/>
+          <w:szCs w:val="20"/>
+        </w:rPr>
         <w:t>KAZA Financial Landscape Analysis: Access to Finance for R-NBT MSMEs in the KAZA TFCA (Final Draft for Validation, October 2026). Unpublished.</w:t>
+      </w:r>
+    </w:p>
+    <w:p>
+      <w:pPr>
+        <w:pStyle w:val="Normal"/>
+        <w:spacing w:before="0" w:after="100"/>
+        <w:ind w:hanging="567" w:left="567"/>
+        <w:rPr/>
+      </w:pPr>
+      <w:r>
+        <w:rPr>
+          <w:sz w:val="20"/>
+          <w:szCs w:val="20"/>
+        </w:rPr>
+        <w:t>Kirsten, M. and Rogerson, C. M. (2002). Tourism, business linkages and small enterprise development in South Africa. Development Southern Africa 19(1), 29-59. https://ideas.repec.org/a/taf/deveza/v19y2002i1p29-59.html [To verify: not opened for this draft.]</w:t>
       </w:r>
     </w:p>
     <w:p>
@@ -41730,6 +44267,36 @@
           <w:sz w:val="20"/>
           <w:szCs w:val="20"/>
         </w:rPr>
+        <w:t>Millennium Challenge Corporation (2017). Evaluation brief: Namibia Indigenous Natural Products. https://www.mcc.gov/resources/doc/evalbrief-060117-nam-indigenous-products/ [To verify: not opened for this draft.]</w:t>
+      </w:r>
+    </w:p>
+    <w:p>
+      <w:pPr>
+        <w:pStyle w:val="Normal"/>
+        <w:spacing w:before="0" w:after="100"/>
+        <w:ind w:hanging="567" w:left="567"/>
+        <w:rPr/>
+      </w:pPr>
+      <w:r>
+        <w:rPr>
+          <w:sz w:val="20"/>
+          <w:szCs w:val="20"/>
+        </w:rPr>
+        <w:t>Millennium Challenge Corporation (n.d.). Namibia Compact evaluations catalogue, Indigenous Natural Products final evaluation. https://mcc.icpsr.umich.edu/evaluations/index.php/catalog/152 [To verify: not opened for this draft.]</w:t>
+      </w:r>
+    </w:p>
+    <w:p>
+      <w:pPr>
+        <w:pStyle w:val="Normal"/>
+        <w:spacing w:before="0" w:after="100"/>
+        <w:ind w:hanging="567" w:left="567"/>
+        <w:rPr/>
+      </w:pPr>
+      <w:r>
+        <w:rPr>
+          <w:sz w:val="20"/>
+          <w:szCs w:val="20"/>
+        </w:rPr>
         <w:t>Ministry of Trade and Entrepreneurship, Botswana (2026). Committee of Supply Speech, Organisation 0700, 2026/27. https://www.parliament.gov.bw/documents/Committee-of-Supply-Speech--16-02-2026--Ministry-of-Trade---Entrepreneurship-Version-6--final_07_19_44_27_07_2026.pdf</w:t>
       </w:r>
     </w:p>
@@ -41850,6 +44417,36 @@
           <w:sz w:val="20"/>
           <w:szCs w:val="20"/>
         </w:rPr>
+        <w:t>New Era (n.d.). End of the road for SME Bank. https://neweralive.na/?p=32861 [To verify: not opened for this draft.]</w:t>
+      </w:r>
+    </w:p>
+    <w:p>
+      <w:pPr>
+        <w:pStyle w:val="Normal"/>
+        <w:spacing w:before="0" w:after="100"/>
+        <w:ind w:hanging="567" w:left="567"/>
+        <w:rPr/>
+      </w:pPr>
+      <w:r>
+        <w:rPr>
+          <w:sz w:val="20"/>
+          <w:szCs w:val="20"/>
+        </w:rPr>
+        <w:t>New Era (n.d.). NCCI wants help for business funds trapped at SME Bank. https://neweralive.na/?p=32653 [To verify: not opened for this draft.]</w:t>
+      </w:r>
+    </w:p>
+    <w:p>
+      <w:pPr>
+        <w:pStyle w:val="Normal"/>
+        <w:spacing w:before="0" w:after="100"/>
+        <w:ind w:hanging="567" w:left="567"/>
+        <w:rPr/>
+      </w:pPr>
+      <w:r>
+        <w:rPr>
+          <w:sz w:val="20"/>
+          <w:szCs w:val="20"/>
+        </w:rPr>
         <w:t>Newsday (2026). ZSE, SMEDCO join forces to bridge SME funding gap. https://www.newsday.co.zw/business/article/200057516/zse-smedco-join-forces-to-bridge-sme-funding-gap</w:t>
       </w:r>
     </w:p>
@@ -41955,6 +44552,21 @@
           <w:sz w:val="20"/>
           <w:szCs w:val="20"/>
         </w:rPr>
+        <w:t>Stellenbosch University (n.d.). Evaluation of the Tourism Mentorship Programme, Western Cape (thesis). https://scholar.sun.ac.za/items/3b5b90b1-063a-41af-aac2-0beac4130747/full [To verify: not opened for this draft.]</w:t>
+      </w:r>
+    </w:p>
+    <w:p>
+      <w:pPr>
+        <w:pStyle w:val="Normal"/>
+        <w:spacing w:before="0" w:after="100"/>
+        <w:ind w:hanging="567" w:left="567"/>
+        <w:rPr/>
+      </w:pPr>
+      <w:r>
+        <w:rPr>
+          <w:sz w:val="20"/>
+          <w:szCs w:val="20"/>
+        </w:rPr>
         <w:t>The Brief (2024). Annual duty waiver programme will not be extended: BIPA. https://thebrief.com.na/2024/06/annual-duty-waiver-programme-will-not-be-extended-bipa/</w:t>
       </w:r>
     </w:p>
@@ -42015,7 +44627,97 @@
           <w:sz w:val="20"/>
           <w:szCs w:val="20"/>
         </w:rPr>
+        <w:t>Travel News (n.d.). Zim govt to help SMEs grow (Zimbabwe Destination Development Programme). https://www.travelnews.co.za/article/zim-govt-to-help-smes-grow [To verify: not opened for this draft.]</w:t>
+      </w:r>
+    </w:p>
+    <w:p>
+      <w:pPr>
+        <w:pStyle w:val="Normal"/>
+        <w:spacing w:before="0" w:after="100"/>
+        <w:ind w:hanging="567" w:left="567"/>
+        <w:rPr/>
+      </w:pPr>
+      <w:r>
+        <w:rPr>
+          <w:sz w:val="20"/>
+          <w:szCs w:val="20"/>
+        </w:rPr>
+        <w:t>Travel News Namibia (n.d.). MCA Namibia hands over tourism projects. https://travelnewsnamibia.com/?p=21316 [To verify: not opened for this draft.]</w:t>
+      </w:r>
+    </w:p>
+    <w:p>
+      <w:pPr>
+        <w:pStyle w:val="Normal"/>
+        <w:spacing w:before="0" w:after="100"/>
+        <w:ind w:hanging="567" w:left="567"/>
+        <w:rPr/>
+      </w:pPr>
+      <w:r>
+        <w:rPr>
+          <w:sz w:val="20"/>
+          <w:szCs w:val="20"/>
+        </w:rPr>
+        <w:t>UN Tourism (2017). A series of hospitality training programmes completed for youth and women in Victoria Falls. https://www.untourism.int/archive/global/news/2017-06-12/series-hospitality-training-programme-completed-youth-and-women-victoria-falls [To verify: not opened for this draft.]</w:t>
+      </w:r>
+    </w:p>
+    <w:p>
+      <w:pPr>
+        <w:pStyle w:val="Normal"/>
+        <w:spacing w:before="0" w:after="100"/>
+        <w:ind w:hanging="567" w:left="567"/>
+        <w:rPr/>
+      </w:pPr>
+      <w:r>
+        <w:rPr>
+          <w:sz w:val="20"/>
+          <w:szCs w:val="20"/>
+        </w:rPr>
         <w:t>UN Women (2025). The Impact of Austerity Measures on Women-Owned Businesses in Zimbabwe. https://africa.unwomen.org/en/digital-library/publications/2025/03/the-impact-of-austerity-measures-on-women-owned-businesses-in-zimbabwe</w:t>
+      </w:r>
+    </w:p>
+    <w:p>
+      <w:pPr>
+        <w:pStyle w:val="Normal"/>
+        <w:spacing w:before="0" w:after="100"/>
+        <w:ind w:hanging="567" w:left="567"/>
+        <w:rPr/>
+      </w:pPr>
+      <w:r>
+        <w:rPr>
+          <w:sz w:val="20"/>
+          <w:szCs w:val="20"/>
+        </w:rPr>
+        <w:t>UNCTAD (2024). Putting down long-term roots in Angola's entrepreneurial ecosystem (Empretec). https://unctad.org/conference/global-supply-chain-forum-2024/news/putting-down-long-term-roots-angolas-entrepreneurial-ecosystem [To verify: not opened for this draft.]</w:t>
+      </w:r>
+    </w:p>
+    <w:p>
+      <w:pPr>
+        <w:pStyle w:val="Normal"/>
+        <w:spacing w:before="0" w:after="100"/>
+        <w:ind w:hanging="567" w:left="567"/>
+        <w:rPr/>
+      </w:pPr>
+      <w:r>
+        <w:rPr>
+          <w:sz w:val="20"/>
+          <w:szCs w:val="20"/>
+        </w:rPr>
+        <w:t>UNDP Botswana (2020). Botswana small and medium enterprises benefit from the UNDP Supplier Development Programme. https://www.undp.org/botswana/news/botswana-small-and-medium-enterprises-smes-benefit-undp-supplier-development-programme-sdp [To verify: not opened for this draft.]</w:t>
+      </w:r>
+    </w:p>
+    <w:p>
+      <w:pPr>
+        <w:pStyle w:val="Normal"/>
+        <w:spacing w:before="0" w:after="100"/>
+        <w:ind w:hanging="567" w:left="567"/>
+        <w:rPr/>
+      </w:pPr>
+      <w:r>
+        <w:rPr>
+          <w:sz w:val="20"/>
+          <w:szCs w:val="20"/>
+        </w:rPr>
+        <w:t>UNDP Botswana (n.d.). Business Supplier Development Programme (SDP). https://www.undp.org/botswana/business-supplier-development-programme-sdp [To verify: not opened for this draft.]</w:t>
       </w:r>
     </w:p>
     <w:p>
@@ -42045,6 +44747,36 @@
           <w:sz w:val="20"/>
           <w:szCs w:val="20"/>
         </w:rPr>
+        <w:t>University of Johannesburg (2019). Factors inhibiting large enterprises from establishing sustainable linkages with small tourism enterprises in South Africa (research output). https://pure.uj.ac.za/en/publications/factors-inhibiting-large-enterprises-from-establishing-sustainabl/ [To verify: not opened for this draft.]</w:t>
+      </w:r>
+    </w:p>
+    <w:p>
+      <w:pPr>
+        <w:pStyle w:val="Normal"/>
+        <w:spacing w:before="0" w:after="100"/>
+        <w:ind w:hanging="567" w:left="567"/>
+        <w:rPr/>
+      </w:pPr>
+      <w:r>
+        <w:rPr>
+          <w:sz w:val="20"/>
+          <w:szCs w:val="20"/>
+        </w:rPr>
+        <w:t>University of Johannesburg (n.d.). Unpacking tourism SMMEs in South Africa: structure, support needs and policy response (research output). https://pure.uj.ac.za/en/publications/unpacking-tourism-smmes-in-south-africa-structure-support-needs-a/ [To verify: not opened for this draft.]</w:t>
+      </w:r>
+    </w:p>
+    <w:p>
+      <w:pPr>
+        <w:pStyle w:val="Normal"/>
+        <w:spacing w:before="0" w:after="100"/>
+        <w:ind w:hanging="567" w:left="567"/>
+        <w:rPr/>
+      </w:pPr>
+      <w:r>
+        <w:rPr>
+          <w:sz w:val="20"/>
+          <w:szCs w:val="20"/>
+        </w:rPr>
         <w:t>US Department of State (2020). 2020 Investment Climate Statements: Botswana. https://www.state.gov/reports/2020-investment-climate-statements/botswana/</w:t>
       </w:r>
     </w:p>
@@ -42150,6 +44882,21 @@
           <w:sz w:val="20"/>
           <w:szCs w:val="20"/>
         </w:rPr>
+        <w:t>World Bank (2016). Zambia Agribusiness and Trade Project (IDA grant, USD 40 million). https://www.worldbank.org/en/news/loans-credits/2016/12/16/zambia-agribusiness-and-trade-project [To verify: not opened for this draft.]</w:t>
+      </w:r>
+    </w:p>
+    <w:p>
+      <w:pPr>
+        <w:pStyle w:val="Normal"/>
+        <w:spacing w:before="0" w:after="100"/>
+        <w:ind w:hanging="567" w:left="567"/>
+        <w:rPr/>
+      </w:pPr>
+      <w:r>
+        <w:rPr>
+          <w:sz w:val="20"/>
+          <w:szCs w:val="20"/>
+        </w:rPr>
         <w:t>World Bank (2019). Doing Business 2020: Comparing Business Regulation in 190 Economies. https://documents1.worldbank.org/curated/en/688761571934946384/pdf/Doing-Business-2020-Comparing-Business-Regulation-in-190-Economies.pdf</w:t>
       </w:r>
     </w:p>
@@ -42210,6 +44957,21 @@
           <w:sz w:val="20"/>
           <w:szCs w:val="20"/>
         </w:rPr>
+        <w:t>World Bank (2023). Zambia receives USD 100 million boost for green, resilient and transformational tourism development (press release, 12 June 2023). https://www.worldbank.org/en/news/press-release/2023/06/12/zambia-afe-receives-100-million-boost-for-green-resilient-and-transformational-tourism-development [To verify: not opened for this draft.]</w:t>
+      </w:r>
+    </w:p>
+    <w:p>
+      <w:pPr>
+        <w:pStyle w:val="Normal"/>
+        <w:spacing w:before="0" w:after="100"/>
+        <w:ind w:hanging="567" w:left="567"/>
+        <w:rPr/>
+      </w:pPr>
+      <w:r>
+        <w:rPr>
+          <w:sz w:val="20"/>
+          <w:szCs w:val="20"/>
+        </w:rPr>
         <w:t>World Bank (2024). Risk and reform: Zambia's strategic approach to modern governance (Nasikiliza blog). https://blogs.worldbank.org/en/nasikiliza/risk-and-reform-zambias-strategic-approach-to-modern-governance-afe-0524</w:t>
       </w:r>
     </w:p>
@@ -42226,6 +44988,21 @@
           <w:szCs w:val="20"/>
         </w:rPr>
         <w:t>World Bank (2024). Skills Development in Namibia: Policy Note. https://documents.worldbank.org/en/publication/documents-reports/documentdetail/099081224051035127</w:t>
+      </w:r>
+    </w:p>
+    <w:p>
+      <w:pPr>
+        <w:pStyle w:val="Normal"/>
+        <w:spacing w:before="0" w:after="100"/>
+        <w:ind w:hanging="567" w:left="567"/>
+        <w:rPr/>
+      </w:pPr>
+      <w:r>
+        <w:rPr>
+          <w:sz w:val="20"/>
+          <w:szCs w:val="20"/>
+        </w:rPr>
+        <w:t>World Bank (2024). Zambia Agribusiness and Trade Project: Implementation Completion and Results Report (ICR00216). https://documents.worldbank.org/pt/publication/documents-reports/documentdetail/099120424090539276 [To verify: not opened for this draft.]</w:t>
       </w:r>
     </w:p>
     <w:p>
@@ -42390,7 +45167,7 @@
     </w:r>
     <w:r>
       <w:rPr/>
-      <w:t>65</w:t>
+      <w:t>70</w:t>
     </w:r>
     <w:r>
       <w:rPr/>
@@ -42446,7 +45223,7 @@
     </w:r>
     <w:r>
       <w:rPr/>
-      <w:t>65</w:t>
+      <w:t>70</w:t>
     </w:r>
     <w:r>
       <w:rPr/>
@@ -42470,7 +45247,7 @@
     </w:r>
     <w:r>
       <w:rPr/>
-      <w:t>65</w:t>
+      <w:t>70</w:t>
     </w:r>
     <w:r>
       <w:rPr/>
@@ -43318,6 +46095,30 @@
     <w:abstractNumId w:val="2"/>
   </w:num>
   <w:num w:numId="130">
+    <w:abstractNumId w:val="2"/>
+  </w:num>
+  <w:num w:numId="131">
+    <w:abstractNumId w:val="2"/>
+  </w:num>
+  <w:num w:numId="132">
+    <w:abstractNumId w:val="2"/>
+  </w:num>
+  <w:num w:numId="133">
+    <w:abstractNumId w:val="2"/>
+  </w:num>
+  <w:num w:numId="134">
+    <w:abstractNumId w:val="2"/>
+  </w:num>
+  <w:num w:numId="135">
+    <w:abstractNumId w:val="2"/>
+  </w:num>
+  <w:num w:numId="136">
+    <w:abstractNumId w:val="2"/>
+  </w:num>
+  <w:num w:numId="137">
+    <w:abstractNumId w:val="2"/>
+  </w:num>
+  <w:num w:numId="138">
     <w:abstractNumId w:val="2"/>
   </w:num>
 </w:numbering>
